--- a/Capitulos de Tesis/Finales.docx
+++ b/Capitulos de Tesis/Finales.docx
@@ -8,7 +8,19 @@
         <w:jc w:val="center"/>
       </w:pPr>
       <w:r>
-        <w:t>CONCLUSIÓN</w:t>
+        <w:t>CONCLUSIÓ</w:t>
+      </w:r>
+      <w:r>
+        <w:t>N</w:t>
+      </w:r>
+    </w:p>
+    <w:p>
+      <w:pPr>
+        <w:pStyle w:val="Ttulotesis"/>
+        <w:jc w:val="center"/>
+      </w:pPr>
+      <w:r>
+        <w:t>s</w:t>
       </w:r>
     </w:p>
     <w:sectPr>

--- a/Capitulos de Tesis/Finales.docx
+++ b/Capitulos de Tesis/Finales.docx
@@ -8,11 +8,118 @@
         <w:jc w:val="center"/>
       </w:pPr>
       <w:r>
-        <w:t>CONCLUSIÓ</w:t>
-      </w:r>
-      <w:r>
-        <w:t>N</w:t>
-      </w:r>
+        <w:t>CONCLUSI</w:t>
+      </w:r>
+      <w:r>
+        <w:t>ONES</w:t>
+      </w:r>
+    </w:p>
+    <w:p>
+      <w:pPr>
+        <w:pStyle w:val="Ttulotesis"/>
+        <w:spacing w:line="240" w:lineRule="auto"/>
+        <w:jc w:val="center"/>
+      </w:pPr>
+    </w:p>
+    <w:p>
+      <w:pPr>
+        <w:pStyle w:val="Tesis"/>
+      </w:pPr>
+      <w:r>
+        <w:t xml:space="preserve">El desarrollo integral de la presente investigación permite concluir, en primer lugar, que los estudiantes de bachillerato en Venezuela enfrentan severas barreras de aprendizaje concentradas de manera crítica en las ciencias exactas, donde asignaturas como Química, Matemáticas y Física </w:t>
+      </w:r>
+      <w:r>
+        <w:t xml:space="preserve">generan sus </w:t>
+      </w:r>
+      <w:r>
+        <w:t>frustraciones académicas debido a que los enfoques pedagógicos tradicionales imponen una carga cognitiva pesada, estresante y basada en la memorización pura. Frente a este panorama, se evidenció un notable perfil de proactividad en el 69% de los alumnos, quienes dedican tiempo a repasar contenidos fuera del aula y manifiestan una clara inclinación hacia formatos interactivos, dinámicos y audiovisuales.</w:t>
+      </w:r>
+    </w:p>
+    <w:p>
+      <w:pPr>
+        <w:pStyle w:val="Tesis"/>
+      </w:pPr>
+      <w:r>
+        <w:t xml:space="preserve"> Esta realidad validó la pertinencia conceptual de diseñar e implementar una alternativa tecnológica como MathPath, cuyo modelo pedagógico no busca sustituir la escolaridad formal, sino actuar como un entorno de refuerzo y práctica basado en la comprensión lógica. Al alinear las necesidades del público objetivo con las tendencias del consumo digital de los jóvenes, se determinó que la incorporación de mecánicas de gamificación inspiradas en referentes mundiales como Duolingo</w:t>
+      </w:r>
+      <w:r>
+        <w:t xml:space="preserve"> tienen un gran nivel de aceptación</w:t>
+      </w:r>
+      <w:r>
+        <w:t xml:space="preserve">, identificándose que las simulaciones interactivas y los sistemas de gratificación tangible orientados a la personalización de perfiles y avatares constituyen los estímulos más efectivos para mitigar el aburrimiento y la monotonía. </w:t>
+      </w:r>
+    </w:p>
+    <w:p>
+      <w:pPr>
+        <w:pStyle w:val="Tesis"/>
+      </w:pPr>
+      <w:r>
+        <w:t xml:space="preserve">En segundo lugar, se concluye que la adopción del Modelo en Cascada de Roger S. Pressman proporcionó el marco metodológico e ingenieril adecuado para garantizar un ciclo de vida de desarrollo de software sistemático, controlado y de </w:t>
+      </w:r>
+      <w:r>
+        <w:lastRenderedPageBreak/>
+        <w:t xml:space="preserve">alta calidad. A través de las fases de comunicación y planeación, fue posible traducir el diagnóstico situacional en un pliego formal de requerimientos funcionales organizados eficientemente en iteraciones o </w:t>
+      </w:r>
+      <w:r>
+        <w:t>sprints</w:t>
+      </w:r>
+      <w:r>
+        <w:t xml:space="preserve"> de trabajo. Posteriormente, la fase de modelado apoyada en herramientas de diseño arquitectónico y suite visual facilitó la conceptualización de diagramas entidad-relación y maquetas de interfaz con un lenguaje moderno y juvenil, asegurando una transición fluida hacia la etapa de codificación. </w:t>
+      </w:r>
+    </w:p>
+    <w:p>
+      <w:pPr>
+        <w:pStyle w:val="Tesis"/>
+      </w:pPr>
+      <w:r>
+        <w:t xml:space="preserve">Finalmente, la fase de construcción y la posterior verificación mediante pruebas funcionales, unitarias y de integración demostraron que la combinación tecnológica de Python con el </w:t>
+      </w:r>
+      <w:r>
+        <w:t>framework</w:t>
+      </w:r>
+      <w:r>
+        <w:t xml:space="preserve"> Flet y el gestor de bases de datos SQLite conforma un ecosistema robusto, estable y óptimo para contextos de conectividad limitada. Este enfoque de almacenamiento local permitió resguardar con éxito los sistemas de progresión, rangos, logros y recarga de vidas sin depender de servidores externos, logrando un producto de software depurado que cumple satisfactoriamente con las expectativas técnicas y los objetivos pedagógicos planteados al inicio de la investigación. </w:t>
+      </w:r>
+    </w:p>
+    <w:p>
+      <w:pPr>
+        <w:pStyle w:val="Ttulotesis"/>
+      </w:pPr>
+    </w:p>
+    <w:p>
+      <w:pPr>
+        <w:pStyle w:val="Ttulotesis"/>
+      </w:pPr>
+    </w:p>
+    <w:p>
+      <w:pPr>
+        <w:pStyle w:val="Ttulotesis"/>
+      </w:pPr>
+    </w:p>
+    <w:p>
+      <w:pPr>
+        <w:pStyle w:val="Ttulotesis"/>
+      </w:pPr>
+    </w:p>
+    <w:p>
+      <w:pPr>
+        <w:pStyle w:val="Ttulotesis"/>
+      </w:pPr>
+    </w:p>
+    <w:p>
+      <w:pPr>
+        <w:pStyle w:val="Ttulotesis"/>
+      </w:pPr>
+    </w:p>
+    <w:p>
+      <w:pPr>
+        <w:pStyle w:val="Ttulotesis"/>
+      </w:pPr>
+    </w:p>
+    <w:p>
+      <w:pPr>
+        <w:pStyle w:val="Ttulotesis"/>
+      </w:pPr>
     </w:p>
     <w:p>
       <w:pPr>
@@ -20,17 +127,1474 @@
         <w:jc w:val="center"/>
       </w:pPr>
       <w:r>
-        <w:t>s</w:t>
-      </w:r>
+        <w:lastRenderedPageBreak/>
+        <w:t>RECOMENDACIONES</w:t>
+      </w:r>
+    </w:p>
+    <w:p>
+      <w:pPr>
+        <w:pStyle w:val="Ttulotesis"/>
+        <w:spacing w:line="240" w:lineRule="auto"/>
+        <w:jc w:val="center"/>
+      </w:pPr>
+    </w:p>
+    <w:p>
+      <w:pPr>
+        <w:pStyle w:val="Tesis"/>
+      </w:pPr>
+      <w:r>
+        <w:t xml:space="preserve">Con base en las evidencias recopiladas y las lecciones técnicas derivadas del desarrollo del </w:t>
+      </w:r>
+      <w:r>
+        <w:t>software</w:t>
+      </w:r>
+      <w:r>
+        <w:t>, se recomienda</w:t>
+      </w:r>
+      <w:r>
+        <w:t xml:space="preserve"> </w:t>
+      </w:r>
+      <w:r>
+        <w:t>en primer</w:t>
+      </w:r>
+      <w:r>
+        <w:t xml:space="preserve"> lugar</w:t>
+      </w:r>
+      <w:r>
+        <w:t xml:space="preserve">, estandarizar de forma estricta los esquemas de persistencia de datos dentro de la documentación del proyecto, procediendo a unificar cualquier mención aislada a otros motores relacionales para garantizar que todo el ciclo de vida del software se mantenga formalmente bajo la arquitectura local de SQLite, previniendo así la acumulación de deudas técnicas durante las fases de mantenimiento del código. </w:t>
+      </w:r>
+    </w:p>
+    <w:p>
+      <w:pPr>
+        <w:pStyle w:val="Tesis"/>
+      </w:pPr>
+      <w:r>
+        <w:t xml:space="preserve">Asimismo, resulta fundamental aprovechar </w:t>
+      </w:r>
+      <w:r>
+        <w:t>el modularidad</w:t>
+      </w:r>
+      <w:r>
+        <w:t xml:space="preserve"> y el sistema de rutas internas implementado en los archivos principales de la aplicación para expandir el catálogo pedagógico de </w:t>
+      </w:r>
+      <w:r>
+        <w:t>MathPath</w:t>
+      </w:r>
+      <w:r>
+        <w:t xml:space="preserve"> hacia las otras asignaturas que integran el bloque de ciencias exactas. Dado que Química y Física concentran los índices de dificultad más elevados entre la población estudiantil, la incorporación de módulos interactivos para estas materias incrementará significativamente el impacto y el valor educativo de la plataforma dentro de las instituciones de educación media. </w:t>
+      </w:r>
+    </w:p>
+    <w:p>
+      <w:pPr>
+        <w:pStyle w:val="Tesis"/>
+      </w:pPr>
+      <w:r>
+        <w:t xml:space="preserve">En segunda instancia, se sugiere integrar herramientas de analítica de aprendizaje dentro del gestor de bases de datos para registrar métricas detalladas sobre el desempeño de los usuarios, tales como los tiempos promedio de resolución y las tasas de error por nivel. Esta recolección de datos empíricos permitirá automatizar y ajustar dinámicamente la curva de dificultad de las etapas temáticas, evitando que los flujos de evaluación se vuelvan predecibles o repetitivos. Por último, se recomienda enfáticamente iniciar la transición del código base desarrollado en Flet hacia versiones instalables nativas para sistemas operativos </w:t>
+      </w:r>
+      <w:r>
+        <w:lastRenderedPageBreak/>
+        <w:t xml:space="preserve">móviles como Android </w:t>
+      </w:r>
+      <w:r>
+        <w:t>y</w:t>
+      </w:r>
+      <w:r>
+        <w:t xml:space="preserve"> iOS. Tomando en consideración que un porcentaje considerable de los estudiantes utiliza activamente el teléfono inteligente como su dispositivo preferido para el estudio independiente, la portabilidad móvil de </w:t>
+      </w:r>
+      <w:r>
+        <w:t>MathPath</w:t>
+      </w:r>
+      <w:r>
+        <w:t xml:space="preserve"> facilitará el acceso a la herramienta en cualquier momento y lugar, maximizando el alcance social de la investigación y potenciando el rendimiento académico a una escala mucho mayor.</w:t>
+      </w:r>
+    </w:p>
+    <w:p>
+      <w:pPr>
+        <w:pStyle w:val="Tesis"/>
+        <w:ind w:firstLine="0"/>
+      </w:pPr>
+    </w:p>
+    <w:p>
+      <w:pPr>
+        <w:pStyle w:val="Tesis"/>
+        <w:ind w:firstLine="0"/>
+      </w:pPr>
+    </w:p>
+    <w:p>
+      <w:pPr>
+        <w:pStyle w:val="Tesis"/>
+        <w:ind w:firstLine="0"/>
+      </w:pPr>
+    </w:p>
+    <w:p>
+      <w:pPr>
+        <w:pStyle w:val="Tesis"/>
+        <w:ind w:firstLine="0"/>
+      </w:pPr>
+    </w:p>
+    <w:p>
+      <w:pPr>
+        <w:pStyle w:val="Tesis"/>
+        <w:ind w:firstLine="0"/>
+      </w:pPr>
+    </w:p>
+    <w:p>
+      <w:pPr>
+        <w:pStyle w:val="Tesis"/>
+        <w:ind w:firstLine="0"/>
+      </w:pPr>
+    </w:p>
+    <w:p>
+      <w:pPr>
+        <w:pStyle w:val="Tesis"/>
+        <w:ind w:firstLine="0"/>
+      </w:pPr>
+    </w:p>
+    <w:p>
+      <w:pPr>
+        <w:pStyle w:val="Tesis"/>
+        <w:ind w:firstLine="0"/>
+      </w:pPr>
+    </w:p>
+    <w:p>
+      <w:pPr>
+        <w:pStyle w:val="Tesis"/>
+        <w:ind w:firstLine="0"/>
+      </w:pPr>
+    </w:p>
+    <w:p>
+      <w:pPr>
+        <w:pStyle w:val="Tesis"/>
+        <w:ind w:firstLine="0"/>
+      </w:pPr>
+    </w:p>
+    <w:p>
+      <w:pPr>
+        <w:pStyle w:val="Tesis"/>
+        <w:ind w:firstLine="0"/>
+      </w:pPr>
+    </w:p>
+    <w:p>
+      <w:pPr>
+        <w:pStyle w:val="Tesis"/>
+        <w:ind w:firstLine="0"/>
+      </w:pPr>
+    </w:p>
+    <w:p>
+      <w:pPr>
+        <w:pStyle w:val="Tesis"/>
+        <w:ind w:firstLine="0"/>
+      </w:pPr>
+    </w:p>
+    <w:p>
+      <w:pPr>
+        <w:pStyle w:val="Tesis"/>
+        <w:ind w:firstLine="0"/>
+      </w:pPr>
+    </w:p>
+    <w:p>
+      <w:pPr>
+        <w:pStyle w:val="Tesis"/>
+        <w:ind w:firstLine="0"/>
+      </w:pPr>
+    </w:p>
+    <w:p>
+      <w:pPr>
+        <w:pStyle w:val="Tesis"/>
+        <w:ind w:firstLine="0"/>
+      </w:pPr>
+    </w:p>
+    <w:p>
+      <w:pPr>
+        <w:pStyle w:val="Ttulotesis"/>
+      </w:pPr>
+    </w:p>
+    <w:p>
+      <w:pPr>
+        <w:pStyle w:val="Ttulotesis"/>
+        <w:jc w:val="center"/>
+      </w:pPr>
+      <w:r>
+        <w:t>REFERENCIAS BIBLIOGRÁFICAS</w:t>
+      </w:r>
+    </w:p>
+    <w:p>
+      <w:pPr>
+        <w:pStyle w:val="Ttulotesis"/>
+        <w:spacing w:line="240" w:lineRule="auto"/>
+      </w:pPr>
+    </w:p>
+    <w:p>
+      <w:pPr>
+        <w:pStyle w:val="Referenciasbiblio"/>
+        <w:rPr>
+          <w:b/>
+          <w:bCs w:val="0"/>
+        </w:rPr>
+      </w:pPr>
+      <w:r>
+        <w:rPr>
+          <w:b/>
+          <w:bCs w:val="0"/>
+        </w:rPr>
+        <w:t>1. LIBROS</w:t>
+      </w:r>
+    </w:p>
+    <w:p>
+      <w:pPr>
+        <w:pStyle w:val="Referenciasbiblio"/>
+        <w:spacing w:line="240" w:lineRule="auto"/>
+        <w:rPr>
+          <w:b/>
+          <w:bCs w:val="0"/>
+        </w:rPr>
+      </w:pPr>
+    </w:p>
+    <w:p>
+      <w:pPr>
+        <w:pStyle w:val="Referenciasbiblio"/>
+      </w:pPr>
+      <w:r>
+        <w:t xml:space="preserve">Borrás (2015), </w:t>
+      </w:r>
+      <w:r>
+        <w:rPr>
+          <w:b/>
+          <w:bCs w:val="0"/>
+        </w:rPr>
+        <w:t>Fundamentos de la gamificación</w:t>
+      </w:r>
+      <w:r>
+        <w:t xml:space="preserve">. </w:t>
+      </w:r>
+      <w:r>
+        <w:t>Universidad Politécnica de Madrid. Madrid, España.</w:t>
+      </w:r>
+    </w:p>
+    <w:p>
+      <w:pPr>
+        <w:pStyle w:val="Referenciasbiblio"/>
+      </w:pPr>
+      <w:r>
+        <w:t>Durand</w:t>
+      </w:r>
+      <w:r>
+        <w:t xml:space="preserve"> </w:t>
+      </w:r>
+      <w:r>
+        <w:t xml:space="preserve">(2020), </w:t>
+      </w:r>
+      <w:r>
+        <w:rPr>
+          <w:b/>
+          <w:bCs w:val="0"/>
+        </w:rPr>
+        <w:t>Análisis y requerimientos de software: Manual autoformativo</w:t>
+      </w:r>
+      <w:r>
+        <w:t>.</w:t>
+      </w:r>
+      <w:r>
+        <w:t xml:space="preserve"> Universidad Continental. Huancayo, Perú.</w:t>
+      </w:r>
+    </w:p>
+    <w:p>
+      <w:pPr>
+        <w:pStyle w:val="Referenciasbiblio"/>
+      </w:pPr>
+      <w:r>
+        <w:t>Hernández</w:t>
+      </w:r>
+      <w:r>
+        <w:t xml:space="preserve"> y</w:t>
+      </w:r>
+      <w:r>
+        <w:t xml:space="preserve"> Arreola</w:t>
+      </w:r>
+      <w:r>
+        <w:t xml:space="preserve"> </w:t>
+      </w:r>
+      <w:r>
+        <w:t xml:space="preserve">(2021). </w:t>
+      </w:r>
+      <w:r>
+        <w:rPr>
+          <w:b/>
+          <w:bCs w:val="0"/>
+        </w:rPr>
+        <w:t>El rendimiento académico y su relación con algunos factores asociados al aprendizaje en alumnos de educación superior</w:t>
+      </w:r>
+      <w:r>
+        <w:t>. Universidad Pedagógica de Durango.</w:t>
+      </w:r>
+      <w:r>
+        <w:t xml:space="preserve"> Victoria de Durango, México.</w:t>
+      </w:r>
+    </w:p>
+    <w:p>
+      <w:pPr>
+        <w:pStyle w:val="Referenciasbiblio"/>
+      </w:pPr>
+      <w:r>
+        <w:t>H</w:t>
+      </w:r>
+      <w:r>
+        <w:t xml:space="preserve">ueso </w:t>
+      </w:r>
+      <w:r>
+        <w:t xml:space="preserve">(2015). </w:t>
+      </w:r>
+      <w:r>
+        <w:rPr>
+          <w:b/>
+          <w:bCs w:val="0"/>
+        </w:rPr>
+        <w:t>Administración de Sistemas Gestores de Bases de Datos</w:t>
+      </w:r>
+      <w:r>
+        <w:t>. Editorial RA-MA.</w:t>
+      </w:r>
+      <w:r>
+        <w:t xml:space="preserve"> Madrid, España.</w:t>
+      </w:r>
+    </w:p>
+    <w:p>
+      <w:pPr>
+        <w:pStyle w:val="Referenciasbiblio"/>
+      </w:pPr>
+      <w:r>
+        <w:t>Pisco, Regalado, Gutiérrez, Quimis, Marcillo</w:t>
+      </w:r>
+      <w:r>
+        <w:t xml:space="preserve"> y</w:t>
+      </w:r>
+      <w:r>
+        <w:t xml:space="preserve"> Marcillo</w:t>
+      </w:r>
+      <w:r>
+        <w:t xml:space="preserve"> </w:t>
+      </w:r>
+      <w:r>
+        <w:t xml:space="preserve">(2017). </w:t>
+      </w:r>
+      <w:r>
+        <w:rPr>
+          <w:b/>
+          <w:bCs w:val="0"/>
+        </w:rPr>
+        <w:t>Fundamentos sobre la gestión de base de datos</w:t>
+      </w:r>
+      <w:r>
+        <w:t>. Universidad Estatal del Sur de Manabí</w:t>
+      </w:r>
+      <w:r>
+        <w:t>. Alcoy, España.</w:t>
+      </w:r>
+    </w:p>
+    <w:p>
+      <w:pPr>
+        <w:pStyle w:val="Referenciasbiblio"/>
+      </w:pPr>
+      <w:r>
+        <w:t>Pressman</w:t>
+      </w:r>
+      <w:r>
+        <w:t xml:space="preserve"> </w:t>
+      </w:r>
+      <w:r>
+        <w:t xml:space="preserve">(2010). </w:t>
+      </w:r>
+      <w:r>
+        <w:rPr>
+          <w:b/>
+          <w:bCs w:val="0"/>
+        </w:rPr>
+        <w:t>Ingeniería del software: un enfoque práctic</w:t>
+      </w:r>
+      <w:r>
+        <w:rPr>
+          <w:b/>
+          <w:bCs w:val="0"/>
+        </w:rPr>
+        <w:t>o</w:t>
+      </w:r>
+      <w:r>
+        <w:t>. McGraw-Hill Interamericana Editores.</w:t>
+      </w:r>
+      <w:r>
+        <w:t xml:space="preserve"> Ciudad de México, México</w:t>
+      </w:r>
+    </w:p>
+    <w:p>
+      <w:pPr>
+        <w:pStyle w:val="Referenciasbiblio"/>
+      </w:pPr>
+      <w:r>
+        <w:t>P</w:t>
+      </w:r>
+      <w:r>
+        <w:t xml:space="preserve">ulgarín (2020), </w:t>
+      </w:r>
+      <w:r>
+        <w:rPr>
+          <w:b/>
+          <w:bCs w:val="0"/>
+        </w:rPr>
+        <w:t>Clasificación y tipos de software - Lenguajes de programación</w:t>
+      </w:r>
+      <w:r>
+        <w:t>. Universidad del Quindío. Armenia, Colombia.</w:t>
+      </w:r>
+    </w:p>
+    <w:p>
+      <w:pPr>
+        <w:pStyle w:val="Referenciasbiblio"/>
+        <w:spacing w:line="240" w:lineRule="auto"/>
+        <w:rPr>
+          <w:b/>
+          <w:bCs w:val="0"/>
+        </w:rPr>
+      </w:pPr>
+    </w:p>
+    <w:p>
+      <w:pPr>
+        <w:pStyle w:val="Referenciasbiblio"/>
+        <w:rPr>
+          <w:b/>
+          <w:bCs w:val="0"/>
+        </w:rPr>
+      </w:pPr>
+      <w:r>
+        <w:rPr>
+          <w:b/>
+          <w:bCs w:val="0"/>
+        </w:rPr>
+        <w:t>2.  TRABAJOS DE GRADO</w:t>
+      </w:r>
+    </w:p>
+    <w:p>
+      <w:pPr>
+        <w:pStyle w:val="Referenciasbiblio"/>
+        <w:spacing w:line="240" w:lineRule="auto"/>
+        <w:rPr>
+          <w:b/>
+          <w:bCs w:val="0"/>
+        </w:rPr>
+      </w:pPr>
+    </w:p>
+    <w:p>
+      <w:pPr>
+        <w:pStyle w:val="Referenciasbiblio"/>
+      </w:pPr>
+      <w:r>
+        <w:t xml:space="preserve">Arando Llerena, Y. M. (2019). </w:t>
+      </w:r>
+      <w:r>
+        <w:rPr>
+          <w:b/>
+          <w:bCs w:val="0"/>
+        </w:rPr>
+        <w:t>SOFTWARE. Conceptos de Software, Importancia del Software, clasificación del Software, el Software Libre y su impacto en el mundo informático actual, producción de Software, aplicaciones</w:t>
+      </w:r>
+      <w:r>
+        <w:t xml:space="preserve"> Universidad Nacional de Educación Enrique Guzmán y Valle. </w:t>
+      </w:r>
+      <w:r>
+        <w:t>Lima, Perú.</w:t>
+      </w:r>
+    </w:p>
+    <w:p>
+      <w:pPr>
+        <w:pStyle w:val="Referenciasbiblio"/>
+      </w:pPr>
+      <w:r>
+        <w:lastRenderedPageBreak/>
+        <w:t xml:space="preserve">Benítez (2019). </w:t>
+      </w:r>
+      <w:r>
+        <w:rPr>
+          <w:b/>
+          <w:bCs w:val="0"/>
+        </w:rPr>
+        <w:t>Efectos sobre el rendimiento académico en estudiantes de secundaria según el uso de las TIC</w:t>
+      </w:r>
+      <w:r>
+        <w:t xml:space="preserve">. </w:t>
+      </w:r>
+      <w:r>
+        <w:t xml:space="preserve">Universidad Nacional de Educación a Distancia. </w:t>
+      </w:r>
+      <w:r>
+        <w:t>Madrid, España.</w:t>
+      </w:r>
+    </w:p>
+    <w:p>
+      <w:pPr>
+        <w:pStyle w:val="Referenciasbiblio"/>
+      </w:pPr>
+      <w:r>
+        <w:t>Calbacho</w:t>
+      </w:r>
+      <w:r>
+        <w:t xml:space="preserve"> </w:t>
+      </w:r>
+      <w:r>
+        <w:t>(2022</w:t>
+      </w:r>
+      <w:r>
+        <w:t>).</w:t>
+      </w:r>
+      <w:r>
+        <w:rPr>
+          <w:b/>
+          <w:bCs w:val="0"/>
+        </w:rPr>
+        <w:t xml:space="preserve"> Gamificación como metodología de la enseñanza y el aprendizaje para el fomento de la motivación, la satisfacción y el mejoramiento del rendimiento académico: una innovación en aula para la educación superior</w:t>
+      </w:r>
+      <w:r>
+        <w:t xml:space="preserve">. </w:t>
+      </w:r>
+      <w:r>
+        <w:t xml:space="preserve">Universidad Católica de Córdoba. </w:t>
+      </w:r>
+      <w:r>
+        <w:t>Montería, Colombia</w:t>
+      </w:r>
+    </w:p>
+    <w:p>
+      <w:pPr>
+        <w:pStyle w:val="Referenciasbiblio"/>
+      </w:pPr>
+      <w:r>
+        <w:t xml:space="preserve">Cóndor (2019). </w:t>
+      </w:r>
+      <w:r>
+        <w:rPr>
+          <w:b/>
+          <w:bCs w:val="0"/>
+        </w:rPr>
+        <w:t xml:space="preserve">Influencia del uso de APPS como recurso didáctico en el aprendizaje de cónicas en los estudiantes del área - 2 del CEPRE UNCP </w:t>
+      </w:r>
+      <w:r>
+        <w:rPr>
+          <w:b/>
+          <w:bCs w:val="0"/>
+        </w:rPr>
+        <w:t>–</w:t>
+      </w:r>
+      <w:r>
+        <w:rPr>
+          <w:b/>
+          <w:bCs w:val="0"/>
+        </w:rPr>
+        <w:t xml:space="preserve"> 2018</w:t>
+      </w:r>
+      <w:r>
+        <w:t xml:space="preserve">. </w:t>
+      </w:r>
+      <w:r>
+        <w:t>Universidad Continental.</w:t>
+      </w:r>
+      <w:r>
+        <w:t xml:space="preserve"> Huancayo, Perú.</w:t>
+      </w:r>
+    </w:p>
+    <w:p>
+      <w:pPr>
+        <w:pStyle w:val="Referenciasbiblio"/>
+      </w:pPr>
+      <w:r>
+        <w:t>Contreras</w:t>
+      </w:r>
+      <w:r>
+        <w:t xml:space="preserve"> </w:t>
+      </w:r>
+      <w:r>
+        <w:t xml:space="preserve">(2025). </w:t>
+      </w:r>
+      <w:r>
+        <w:rPr>
+          <w:b/>
+          <w:bCs w:val="0"/>
+        </w:rPr>
+        <w:t xml:space="preserve">Gamificación y lengua castellana a la luz de buenas prácticas pedagógicas en el proceso de enseñanza en educación básica </w:t>
+      </w:r>
+      <w:r>
+        <w:t>secundari</w:t>
+      </w:r>
+      <w:r>
+        <w:t>a</w:t>
+      </w:r>
+      <w:r>
+        <w:t xml:space="preserve">. </w:t>
+      </w:r>
+      <w:r>
+        <w:t>Universidad Pedagógica Experimental Libertador, Instituto Pedagógico Rural "Gervasio Rubio".</w:t>
+      </w:r>
+      <w:r>
+        <w:t xml:space="preserve"> Caracas, Venezuela.</w:t>
+      </w:r>
+    </w:p>
+    <w:p>
+      <w:pPr>
+        <w:pStyle w:val="Referenciasbiblio"/>
+      </w:pPr>
+      <w:r>
+        <w:t xml:space="preserve">Gómez, Cervantes, </w:t>
+      </w:r>
+      <w:r>
+        <w:t>y</w:t>
+      </w:r>
+      <w:r>
+        <w:t xml:space="preserve"> González (2019). </w:t>
+      </w:r>
+      <w:r>
+        <w:rPr>
+          <w:b/>
+          <w:bCs w:val="0"/>
+        </w:rPr>
+        <w:t>Fundamentos de Ingeniería de Software</w:t>
+      </w:r>
+      <w:r>
+        <w:t>.</w:t>
+      </w:r>
+      <w:r>
+        <w:t xml:space="preserve"> </w:t>
+      </w:r>
+      <w:r>
+        <w:t xml:space="preserve">Universidad Autónoma Metropolitana, </w:t>
+      </w:r>
+      <w:r>
+        <w:t>Ciudad de México, México.</w:t>
+      </w:r>
+    </w:p>
+    <w:p>
+      <w:pPr>
+        <w:pStyle w:val="Referenciasbiblio"/>
+      </w:pPr>
+      <w:r>
+        <w:t xml:space="preserve">Jerez (2021). </w:t>
+      </w:r>
+      <w:r>
+        <w:rPr>
+          <w:b/>
+          <w:bCs w:val="0"/>
+        </w:rPr>
+        <w:t>Motivación y rendimiento académico en el alumnado de educación secundaria</w:t>
+      </w:r>
+      <w:r>
+        <w:t xml:space="preserve">. </w:t>
+      </w:r>
+      <w:r>
+        <w:t>Universidad de Sevilla</w:t>
+      </w:r>
+      <w:r>
+        <w:t>. Sevilla, España.</w:t>
+      </w:r>
+    </w:p>
+    <w:p>
+      <w:pPr>
+        <w:pStyle w:val="Referenciasbiblio"/>
+      </w:pPr>
+      <w:r>
+        <w:t xml:space="preserve">Quintero </w:t>
+      </w:r>
+      <w:r>
+        <w:t xml:space="preserve">y </w:t>
+      </w:r>
+      <w:r>
+        <w:t xml:space="preserve">Salgado (2021). </w:t>
+      </w:r>
+      <w:r>
+        <w:rPr>
+          <w:b/>
+          <w:bCs w:val="0"/>
+        </w:rPr>
+        <w:t>Desarrollo de aplicación móvil para la enseñanza de tecnología e informática en grado noveno</w:t>
+      </w:r>
+      <w:r>
+        <w:t xml:space="preserve">. </w:t>
+      </w:r>
+      <w:r>
+        <w:t>Universidad de Santander.</w:t>
+      </w:r>
+      <w:r>
+        <w:t xml:space="preserve"> </w:t>
+      </w:r>
+      <w:r>
+        <w:t>Medellín, Colombia.</w:t>
+      </w:r>
+    </w:p>
+    <w:p>
+      <w:pPr>
+        <w:pStyle w:val="Referenciasbiblio"/>
+      </w:pPr>
+      <w:r>
+        <w:t xml:space="preserve">Rojas (2018). </w:t>
+      </w:r>
+      <w:r>
+        <w:rPr>
+          <w:b/>
+          <w:bCs w:val="0"/>
+        </w:rPr>
+        <w:t>Software educativo</w:t>
+      </w:r>
+      <w:r>
+        <w:t xml:space="preserve">. </w:t>
+      </w:r>
+      <w:r>
+        <w:t>Universidad Nacional de Educación Enrique Guzmán y Valle. Lima, Perú</w:t>
+      </w:r>
+      <w:r>
+        <w:t>.</w:t>
+      </w:r>
+    </w:p>
+    <w:p>
+      <w:pPr>
+        <w:pStyle w:val="Referenciasbiblio"/>
+        <w:spacing w:line="240" w:lineRule="auto"/>
+      </w:pPr>
+    </w:p>
+    <w:p>
+      <w:pPr>
+        <w:pStyle w:val="Referenciasbiblio"/>
+        <w:ind w:left="0" w:firstLine="0"/>
+        <w:rPr>
+          <w:b/>
+          <w:bCs w:val="0"/>
+        </w:rPr>
+      </w:pPr>
+      <w:r>
+        <w:rPr>
+          <w:b/>
+          <w:bCs w:val="0"/>
+        </w:rPr>
+        <w:lastRenderedPageBreak/>
+        <w:t>3. ARTÍCULOS DE INVESTIGACIÓN</w:t>
+      </w:r>
+    </w:p>
+    <w:p>
+      <w:pPr>
+        <w:pStyle w:val="Referenciasbiblio"/>
+        <w:spacing w:line="240" w:lineRule="auto"/>
+        <w:ind w:left="0" w:firstLine="0"/>
+        <w:rPr>
+          <w:b/>
+          <w:bCs w:val="0"/>
+        </w:rPr>
+      </w:pPr>
+    </w:p>
+    <w:p>
+      <w:pPr>
+        <w:pStyle w:val="Referenciasbiblio"/>
+      </w:pPr>
+      <w:r>
+        <w:t>Egas., Pazmiño, Vinueza</w:t>
+      </w:r>
+      <w:r>
+        <w:t xml:space="preserve"> y </w:t>
+      </w:r>
+      <w:r>
+        <w:t xml:space="preserve">Alfaro (2023). </w:t>
+      </w:r>
+      <w:r>
+        <w:rPr>
+          <w:b/>
+          <w:bCs w:val="0"/>
+        </w:rPr>
+        <w:t>La gamificación como estrategia didáctica para mejorar la motivación y el rendimiento académico de los estudiantes en Educación Básica Media</w:t>
+      </w:r>
+      <w:r>
+        <w:t>. Polo del Conocimiento</w:t>
+      </w:r>
+      <w:r>
+        <w:t>. Ambato, Ecuador.</w:t>
+      </w:r>
+    </w:p>
+    <w:p>
+      <w:pPr>
+        <w:pStyle w:val="Referenciasbiblio"/>
+      </w:pPr>
+      <w:r>
+        <w:t xml:space="preserve">Gómez, Jiménez, y González (2024). </w:t>
+      </w:r>
+      <w:r>
+        <w:rPr>
+          <w:b/>
+          <w:bCs w:val="0"/>
+        </w:rPr>
+        <w:t>Aplicación educativa para fomentar el aprendizaje móvil</w:t>
+      </w:r>
+      <w:r>
+        <w:t>.</w:t>
+      </w:r>
+      <w:r>
+        <w:t xml:space="preserve"> </w:t>
+      </w:r>
+      <w:r>
+        <w:t>Revista Iberoamericana para la Investigación y el Desarrollo Educativo</w:t>
+      </w:r>
+      <w:r>
+        <w:t xml:space="preserve">. </w:t>
+      </w:r>
+      <w:r>
+        <w:t>México</w:t>
+      </w:r>
+      <w:r>
+        <w:t>.</w:t>
+      </w:r>
+    </w:p>
+    <w:p>
+      <w:pPr>
+        <w:pStyle w:val="Referenciasbiblio"/>
+      </w:pPr>
+      <w:r>
+        <w:t>Granja (2015).</w:t>
+      </w:r>
+      <w:r>
+        <w:rPr>
+          <w:b/>
+          <w:bCs w:val="0"/>
+        </w:rPr>
+        <w:t xml:space="preserve"> El constructivismo como teoría y método de enseñanza</w:t>
+      </w:r>
+      <w:r>
+        <w:t>. Universidad Politécnica Salesiana. Cuenca, Ecuador</w:t>
+      </w:r>
+    </w:p>
+    <w:p>
+      <w:pPr>
+        <w:pStyle w:val="Referenciasbiblio"/>
+      </w:pPr>
+      <w:r>
+        <w:t>Layedra</w:t>
+      </w:r>
+      <w:r>
+        <w:t xml:space="preserve">, </w:t>
+      </w:r>
+      <w:r>
+        <w:t>Salazar</w:t>
+      </w:r>
+      <w:r>
+        <w:t xml:space="preserve">, </w:t>
+      </w:r>
+      <w:r>
+        <w:t>Ramos</w:t>
+      </w:r>
+      <w:r>
+        <w:t xml:space="preserve"> y</w:t>
+      </w:r>
+      <w:r>
+        <w:t xml:space="preserve"> Baldeón (2022). </w:t>
+      </w:r>
+      <w:r>
+        <w:rPr>
+          <w:b/>
+          <w:bCs w:val="0"/>
+        </w:rPr>
+        <w:t>Análisis de los lenguajes de programación más utilizados en el desarrollo de aplicaciones web y móviles</w:t>
+      </w:r>
+      <w:r>
+        <w:t>.</w:t>
+      </w:r>
+      <w:r>
+        <w:t xml:space="preserve"> Dominio de las Ciencias.</w:t>
+      </w:r>
+      <w:r>
+        <w:t xml:space="preserve"> Riobamba, Ecuador.</w:t>
+      </w:r>
+    </w:p>
+    <w:p>
+      <w:pPr>
+        <w:pStyle w:val="Referenciasbiblio"/>
+      </w:pPr>
+      <w:r>
+        <w:t xml:space="preserve">López, Cabrera y Valencia (2008), </w:t>
+      </w:r>
+      <w:r>
+        <w:rPr>
+          <w:b/>
+          <w:bCs w:val="0"/>
+        </w:rPr>
+        <w:t>Introducción a la calidad de software</w:t>
+      </w:r>
+      <w:r>
+        <w:t>. Universidad Tecnológica de Pereira. Pereira, Colombia.</w:t>
+      </w:r>
+    </w:p>
+    <w:p>
+      <w:pPr>
+        <w:pStyle w:val="Referenciasbiblio"/>
+      </w:pPr>
+      <w:r>
+        <w:t>Stover, Bruno, Urie</w:t>
+      </w:r>
+      <w:r>
+        <w:t>l</w:t>
+      </w:r>
+      <w:r>
+        <w:t xml:space="preserve">, </w:t>
+      </w:r>
+      <w:r>
+        <w:t>y</w:t>
+      </w:r>
+      <w:r>
+        <w:t xml:space="preserve"> Fernández (2017). </w:t>
+      </w:r>
+      <w:r>
+        <w:rPr>
+          <w:b/>
+          <w:bCs w:val="0"/>
+        </w:rPr>
+        <w:t>Teoría de la Autodeterminación: una revisión teórica</w:t>
+      </w:r>
+      <w:r>
+        <w:t>. Universidad Nacional de Mar del Plata. Mar de Plata, Argentina</w:t>
+      </w:r>
+    </w:p>
+    <w:p>
+      <w:pPr>
+        <w:pStyle w:val="Referenciasbiblio"/>
+      </w:pPr>
+      <w:r>
+        <w:t>Velastegui, Tagua, Mira</w:t>
+      </w:r>
+      <w:r>
+        <w:t>nda</w:t>
+      </w:r>
+      <w:r>
+        <w:t>, y Muyulema</w:t>
+      </w:r>
+      <w:r>
+        <w:t xml:space="preserve"> </w:t>
+      </w:r>
+      <w:r>
+        <w:t xml:space="preserve">(2024). </w:t>
+      </w:r>
+      <w:r>
+        <w:rPr>
+          <w:b/>
+          <w:bCs w:val="0"/>
+        </w:rPr>
+        <w:t>Análisis de la relación entre el uso de tecnologías educativas y el rendimiento académico de los estudiantes universitarios</w:t>
+      </w:r>
+      <w:r>
+        <w:t>. 593 Digital Publisher CEIT</w:t>
+      </w:r>
+      <w:r>
+        <w:t xml:space="preserve">. </w:t>
+      </w:r>
+      <w:r>
+        <w:t>Ambato, Ecuador</w:t>
+      </w:r>
+      <w:r>
+        <w:t>.</w:t>
+      </w:r>
+    </w:p>
+    <w:p>
+      <w:pPr>
+        <w:pStyle w:val="Referenciasbiblio"/>
+        <w:sectPr>
+          <w:headerReference w:type="default" r:id="rId7"/>
+          <w:pgSz w:w="12240" w:h="15840"/>
+          <w:pgMar w:top="1417" w:right="1701" w:bottom="1417" w:left="1701" w:header="708" w:footer="708" w:gutter="0"/>
+          <w:pgNumType w:start="124"/>
+          <w:cols w:space="708"/>
+          <w:docGrid w:linePitch="360"/>
+        </w:sectPr>
+      </w:pPr>
+      <w:r>
+        <w:lastRenderedPageBreak/>
+        <w:t>Villamar</w:t>
+      </w:r>
+      <w:r>
+        <w:t xml:space="preserve"> y</w:t>
+      </w:r>
+      <w:r>
+        <w:t xml:space="preserve"> Sánchez</w:t>
+      </w:r>
+      <w:r>
+        <w:t xml:space="preserve"> </w:t>
+      </w:r>
+      <w:r>
+        <w:t xml:space="preserve">(2024). </w:t>
+      </w:r>
+      <w:r>
+        <w:rPr>
+          <w:b/>
+          <w:bCs w:val="0"/>
+        </w:rPr>
+        <w:t>Explorando las bases pedagógicas de la gamificación como enfoque metodológico en la enseñanza superior</w:t>
+      </w:r>
+      <w:r>
+        <w:t>. Educación</w:t>
+      </w:r>
+      <w:r>
+        <w:t>. Lima, Perú</w:t>
+      </w:r>
+      <w:r>
+        <w:t>.</w:t>
+      </w:r>
+    </w:p>
+    <w:p/>
+    <w:p>
+      <w:pPr>
+        <w:rPr>
+          <w:b/>
+          <w:bCs/>
+          <w:color w:val="000000"/>
+        </w:rPr>
+      </w:pPr>
+    </w:p>
+    <w:p>
+      <w:pPr>
+        <w:jc w:val="right"/>
+        <w:rPr>
+          <w:b/>
+          <w:bCs/>
+          <w:color w:val="000000"/>
+        </w:rPr>
+      </w:pPr>
+    </w:p>
+    <w:p>
+      <w:pPr>
+        <w:rPr>
+          <w:b/>
+          <w:bCs/>
+          <w:color w:val="000000"/>
+        </w:rPr>
+      </w:pPr>
+    </w:p>
+    <w:p>
+      <w:pPr>
+        <w:jc w:val="right"/>
+        <w:rPr>
+          <w:b/>
+          <w:bCs/>
+          <w:color w:val="000000"/>
+        </w:rPr>
+      </w:pPr>
+    </w:p>
+    <w:p>
+      <w:pPr>
+        <w:rPr>
+          <w:b/>
+          <w:bCs/>
+          <w:color w:val="000000"/>
+        </w:rPr>
+      </w:pPr>
+    </w:p>
+    <w:p>
+      <w:pPr>
+        <w:rPr>
+          <w:b/>
+          <w:bCs/>
+          <w:color w:val="000000"/>
+        </w:rPr>
+      </w:pPr>
+    </w:p>
+    <w:p>
+      <w:pPr>
+        <w:jc w:val="right"/>
+        <w:rPr>
+          <w:b/>
+          <w:bCs/>
+          <w:color w:val="000000"/>
+        </w:rPr>
+      </w:pPr>
+    </w:p>
+    <w:p>
+      <w:pPr>
+        <w:jc w:val="right"/>
+        <w:rPr>
+          <w:b/>
+          <w:bCs/>
+          <w:color w:val="000000"/>
+        </w:rPr>
+      </w:pPr>
+    </w:p>
+    <w:p>
+      <w:pPr>
+        <w:jc w:val="right"/>
+        <w:rPr>
+          <w:b/>
+          <w:bCs/>
+          <w:color w:val="000000"/>
+        </w:rPr>
+      </w:pPr>
+      <w:r>
+        <w:rPr>
+          <w:noProof/>
+        </w:rPr>
+        <mc:AlternateContent>
+          <mc:Choice Requires="wpg">
+            <w:drawing>
+              <wp:anchor distT="0" distB="0" distL="114300" distR="114300" simplePos="0" relativeHeight="251659264" behindDoc="0" locked="0" layoutInCell="1" allowOverlap="1" wp14:anchorId="27B4C86B" wp14:editId="5D7970C9">
+                <wp:simplePos x="0" y="0"/>
+                <wp:positionH relativeFrom="column">
+                  <wp:posOffset>-56515</wp:posOffset>
+                </wp:positionH>
+                <wp:positionV relativeFrom="paragraph">
+                  <wp:posOffset>116840</wp:posOffset>
+                </wp:positionV>
+                <wp:extent cx="5717540" cy="1616075"/>
+                <wp:effectExtent l="19685" t="2540" r="25400" b="635"/>
+                <wp:wrapNone/>
+                <wp:docPr id="1137644557" name="Group 17"/>
+                <wp:cNvGraphicFramePr>
+                  <a:graphicFrameLocks xmlns:a="http://schemas.openxmlformats.org/drawingml/2006/main"/>
+                </wp:cNvGraphicFramePr>
+                <a:graphic xmlns:a="http://schemas.openxmlformats.org/drawingml/2006/main">
+                  <a:graphicData uri="http://schemas.microsoft.com/office/word/2010/wordprocessingGroup">
+                    <wpg:wgp>
+                      <wpg:cNvGrpSpPr>
+                        <a:grpSpLocks/>
+                      </wpg:cNvGrpSpPr>
+                      <wpg:grpSpPr bwMode="auto">
+                        <a:xfrm>
+                          <a:off x="0" y="0"/>
+                          <a:ext cx="5717540" cy="1616075"/>
+                          <a:chOff x="2268" y="6021"/>
+                          <a:chExt cx="8280" cy="2340"/>
+                        </a:xfrm>
+                      </wpg:grpSpPr>
+                      <pic:pic xmlns:pic="http://schemas.openxmlformats.org/drawingml/2006/picture">
+                        <pic:nvPicPr>
+                          <pic:cNvPr id="2093611322" name="Imagen 2" descr="Descripción: LOGO URBE 2012 DEFINITIVO-01"/>
+                          <pic:cNvPicPr>
+                            <a:picLocks noChangeAspect="1" noChangeArrowheads="1"/>
+                          </pic:cNvPicPr>
+                        </pic:nvPicPr>
+                        <pic:blipFill>
+                          <a:blip r:embed="rId8" cstate="print">
+                            <a:clrChange>
+                              <a:clrFrom>
+                                <a:srgbClr val="FFFFFE"/>
+                              </a:clrFrom>
+                              <a:clrTo>
+                                <a:srgbClr val="FFFFFE">
+                                  <a:alpha val="0"/>
+                                </a:srgbClr>
+                              </a:clrTo>
+                            </a:clrChange>
+                            <a:lum bright="-12000"/>
+                            <a:extLst>
+                              <a:ext uri="{28A0092B-C50C-407E-A947-70E740481C1C}">
+                                <a14:useLocalDpi xmlns:a14="http://schemas.microsoft.com/office/drawing/2010/main" val="0"/>
+                              </a:ext>
+                            </a:extLst>
+                          </a:blip>
+                          <a:srcRect/>
+                          <a:stretch>
+                            <a:fillRect/>
+                          </a:stretch>
+                        </pic:blipFill>
+                        <pic:spPr bwMode="auto">
+                          <a:xfrm>
+                            <a:off x="2268" y="6021"/>
+                            <a:ext cx="3000" cy="2340"/>
+                          </a:xfrm>
+                          <a:prstGeom prst="rect">
+                            <a:avLst/>
+                          </a:prstGeom>
+                          <a:noFill/>
+                          <a:extLst>
+                            <a:ext uri="{909E8E84-426E-40DD-AFC4-6F175D3DCCD1}">
+                              <a14:hiddenFill xmlns:a14="http://schemas.microsoft.com/office/drawing/2010/main">
+                                <a:solidFill>
+                                  <a:srgbClr val="FFFFFF"/>
+                                </a:solidFill>
+                              </a14:hiddenFill>
+                            </a:ext>
+                          </a:extLst>
+                        </pic:spPr>
+                      </pic:pic>
+                      <wps:wsp>
+                        <wps:cNvPr id="1069387388" name="Line 19"/>
+                        <wps:cNvCnPr>
+                          <a:cxnSpLocks noChangeShapeType="1"/>
+                        </wps:cNvCnPr>
+                        <wps:spPr bwMode="auto">
+                          <a:xfrm>
+                            <a:off x="2268" y="8198"/>
+                            <a:ext cx="8280" cy="0"/>
+                          </a:xfrm>
+                          <a:prstGeom prst="line">
+                            <a:avLst/>
+                          </a:prstGeom>
+                          <a:noFill/>
+                          <a:ln w="38100" cmpd="dbl">
+                            <a:solidFill>
+                              <a:srgbClr val="000000"/>
+                            </a:solidFill>
+                            <a:round/>
+                            <a:headEnd/>
+                            <a:tailEnd/>
+                          </a:ln>
+                          <a:extLst>
+                            <a:ext uri="{909E8E84-426E-40DD-AFC4-6F175D3DCCD1}">
+                              <a14:hiddenFill xmlns:a14="http://schemas.microsoft.com/office/drawing/2010/main">
+                                <a:noFill/>
+                              </a14:hiddenFill>
+                            </a:ext>
+                          </a:extLst>
+                        </wps:spPr>
+                        <wps:bodyPr/>
+                      </wps:wsp>
+                    </wpg:wgp>
+                  </a:graphicData>
+                </a:graphic>
+                <wp14:sizeRelH relativeFrom="page">
+                  <wp14:pctWidth>0</wp14:pctWidth>
+                </wp14:sizeRelH>
+                <wp14:sizeRelV relativeFrom="page">
+                  <wp14:pctHeight>0</wp14:pctHeight>
+                </wp14:sizeRelV>
+              </wp:anchor>
+            </w:drawing>
+          </mc:Choice>
+          <mc:Fallback>
+            <w:pict>
+              <v:group w14:anchorId="7B07E745" id="Group 17" o:spid="_x0000_s1026" style="position:absolute;margin-left:-4.45pt;margin-top:9.2pt;width:450.2pt;height:127.25pt;z-index:251659264" coordorigin="2268,6021" coordsize="8280,2340" o:gfxdata="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">
+                <v:shapetype id="_x0000_t75" coordsize="21600,21600" o:spt="75" o:preferrelative="t" path="m@4@5l@4@11@9@11@9@5xe" filled="f" stroked="f">
+                  <v:stroke joinstyle="miter"/>
+                  <v:formulas>
+                    <v:f eqn="if lineDrawn pixelLineWidth 0"/>
+                    <v:f eqn="sum @0 1 0"/>
+                    <v:f eqn="sum 0 0 @1"/>
+                    <v:f eqn="prod @2 1 2"/>
+                    <v:f eqn="prod @3 21600 pixelWidth"/>
+                    <v:f eqn="prod @3 21600 pixelHeight"/>
+                    <v:f eqn="sum @0 0 1"/>
+                    <v:f eqn="prod @6 1 2"/>
+                    <v:f eqn="prod @7 21600 pixelWidth"/>
+                    <v:f eqn="sum @8 21600 0"/>
+                    <v:f eqn="prod @7 21600 pixelHeight"/>
+                    <v:f eqn="sum @10 21600 0"/>
+                  </v:formulas>
+                  <v:path o:extrusionok="f" gradientshapeok="t" o:connecttype="rect"/>
+                  <o:lock v:ext="edit" aspectratio="t"/>
+                </v:shapetype>
+                <v:shape id="Imagen 2" o:spid="_x0000_s1027" type="#_x0000_t75" alt="Descripción: LOGO URBE 2012 DEFINITIVO-01" style="position:absolute;left:2268;top:6021;width:3000;height:2340;visibility:visible;mso-wrap-style:square" o:gfxdata="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">
+                  <v:imagedata r:id="rId9" o:title=" LOGO URBE 2012 DEFINITIVO-01" chromakey="#fffffe" blacklevel="-3932f"/>
+                </v:shape>
+                <v:line id="Line 19" o:spid="_x0000_s1028" style="position:absolute;visibility:visible;mso-wrap-style:square" from="2268,8198" to="10548,8198" o:connectortype="straight" o:gfxdata="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" strokeweight="3pt">
+                  <v:stroke linestyle="thinThin"/>
+                </v:line>
+              </v:group>
+            </w:pict>
+          </mc:Fallback>
+        </mc:AlternateContent>
+      </w:r>
+    </w:p>
+    <w:p>
+      <w:pPr>
+        <w:jc w:val="right"/>
+        <w:rPr>
+          <w:b/>
+          <w:bCs/>
+          <w:color w:val="000000"/>
+        </w:rPr>
+      </w:pPr>
+    </w:p>
+    <w:p>
+      <w:pPr>
+        <w:jc w:val="right"/>
+        <w:rPr>
+          <w:b/>
+          <w:bCs/>
+          <w:color w:val="000000"/>
+        </w:rPr>
+      </w:pPr>
+    </w:p>
+    <w:p>
+      <w:pPr>
+        <w:tabs>
+          <w:tab w:val="right" w:pos="8838"/>
+        </w:tabs>
+        <w:spacing w:after="200"/>
+        <w:rPr>
+          <w:rFonts w:ascii="Arial" w:hAnsi="Arial" w:cs="Arial"/>
+          <w:b/>
+          <w:bCs/>
+          <w:color w:val="000000"/>
+          <w:sz w:val="72"/>
+          <w:szCs w:val="72"/>
+        </w:rPr>
+      </w:pPr>
+      <w:r>
+        <w:rPr>
+          <w:b/>
+          <w:bCs/>
+          <w:color w:val="000000"/>
+          <w:sz w:val="72"/>
+          <w:szCs w:val="72"/>
+        </w:rPr>
+        <w:tab/>
+      </w:r>
+      <w:r>
+        <w:rPr>
+          <w:rFonts w:ascii="Arial" w:hAnsi="Arial" w:cs="Arial"/>
+          <w:b/>
+          <w:bCs/>
+          <w:color w:val="000000"/>
+          <w:sz w:val="72"/>
+          <w:szCs w:val="72"/>
+        </w:rPr>
+        <w:t>ANEXO</w:t>
+      </w:r>
+      <w:r>
+        <w:rPr>
+          <w:rFonts w:ascii="Arial" w:hAnsi="Arial" w:cs="Arial"/>
+          <w:b/>
+          <w:bCs/>
+          <w:color w:val="000000"/>
+          <w:sz w:val="72"/>
+          <w:szCs w:val="72"/>
+        </w:rPr>
+        <w:t>S</w:t>
+      </w:r>
+    </w:p>
+    <w:p>
+      <w:pPr>
+        <w:tabs>
+          <w:tab w:val="left" w:pos="2394"/>
+        </w:tabs>
+      </w:pPr>
     </w:p>
     <w:sectPr>
+      <w:headerReference w:type="default" r:id="rId10"/>
+      <w:footerReference w:type="default" r:id="rId11"/>
       <w:pgSz w:w="12240" w:h="15840"/>
       <w:pgMar w:top="1417" w:right="1701" w:bottom="1417" w:left="1701" w:header="708" w:footer="708" w:gutter="0"/>
+      <w:pgNumType w:start="124"/>
       <w:cols w:space="708"/>
       <w:docGrid w:linePitch="360"/>
     </w:sectPr>
   </w:body>
 </w:document>
+</file>
+
+<file path=word/endnotes.xml><?xml version="1.0" encoding="utf-8"?>
+<w:endnotes xmlns:wpc="http://schemas.microsoft.com/office/word/2010/wordprocessingCanvas" xmlns:cx="http://schemas.microsoft.com/office/drawing/2014/chartex" xmlns:cx1="http://schemas.microsoft.com/office/drawing/2015/9/8/chartex" xmlns:cx2="http://schemas.microsoft.com/office/drawing/2015/10/21/chartex" xmlns:cx3="http://schemas.microsoft.com/office/drawing/2016/5/9/chartex" xmlns:cx4="http://schemas.microsoft.com/office/drawing/2016/5/10/chartex" xmlns:cx5="http://schemas.microsoft.com/office/drawing/2016/5/11/chartex" xmlns:cx6="http://schemas.microsoft.com/office/drawing/2016/5/12/chartex" xmlns:cx7="http://schemas.microsoft.com/office/drawing/2016/5/13/chartex" xmlns:cx8="http://schemas.microsoft.com/office/drawing/2016/5/14/chartex" xmlns:mc="http://schemas.openxmlformats.org/markup-compatibility/2006" xmlns:aink="http://schemas.microsoft.com/office/drawing/2016/ink" xmlns:am3d="http://schemas.microsoft.com/office/drawing/2017/model3d" xmlns:o="urn:schemas-microsoft-com:office:office" xmlns:oel="http://schemas.microsoft.com/office/2019/extlst" xmlns:r="http://schemas.openxmlformats.org/officeDocument/2006/relationships" xmlns:m="http://schemas.openxmlformats.org/officeDocument/2006/math" xmlns:v="urn:schemas-microsoft-com:vml" xmlns:wp14="http://schemas.microsoft.com/office/word/2010/wordprocessingDrawing" xmlns:wp="http://schemas.openxmlformats.org/drawingml/2006/wordprocessingDrawing" xmlns:w10="urn:schemas-microsoft-com:office:word" xmlns:w="http://schemas.openxmlformats.org/wordprocessingml/2006/main" xmlns:w14="http://schemas.microsoft.com/office/word/2010/wordml" xmlns:w15="http://schemas.microsoft.com/office/word/2012/wordml" xmlns:w16cex="http://schemas.microsoft.com/office/word/2018/wordml/cex" xmlns:w16cid="http://schemas.microsoft.com/office/word/2016/wordml/cid" xmlns:w16="http://schemas.microsoft.com/office/word/2018/wordml" xmlns:w16du="http://schemas.microsoft.com/office/word/2023/wordml/word16du" xmlns:w16sdtdh="http://schemas.microsoft.com/office/word/2020/wordml/sdtdatahash" xmlns:w16sdtfl="http://schemas.microsoft.com/office/word/2024/wordml/sdtformatlock" xmlns:w16se="http://schemas.microsoft.com/office/word/2015/wordml/symex" xmlns:wpg="http://schemas.microsoft.com/office/word/2010/wordprocessingGroup" xmlns:wpi="http://schemas.microsoft.com/office/word/2010/wordprocessingInk" xmlns:wne="http://schemas.microsoft.com/office/word/2006/wordml" xmlns:wps="http://schemas.microsoft.com/office/word/2010/wordprocessingShape" mc:Ignorable="w14 w15 w16se w16cid w16 w16cex w16sdtdh w16sdtfl w16du wp14">
+  <w:endnote w:type="separator" w:id="-1">
+    <w:p>
+      <w:pPr>
+        <w:spacing w:after="0" w:line="240" w:lineRule="auto"/>
+      </w:pPr>
+      <w:r>
+        <w:separator/>
+      </w:r>
+    </w:p>
+  </w:endnote>
+  <w:endnote w:type="continuationSeparator" w:id="0">
+    <w:p>
+      <w:pPr>
+        <w:spacing w:after="0" w:line="240" w:lineRule="auto"/>
+      </w:pPr>
+      <w:r>
+        <w:continuationSeparator/>
+      </w:r>
+    </w:p>
+  </w:endnote>
+</w:endnotes>
+</file>
+
+<file path=word/footer1.xml><?xml version="1.0" encoding="utf-8"?>
+<w:ftr xmlns:wpc="http://schemas.microsoft.com/office/word/2010/wordprocessingCanvas" xmlns:cx="http://schemas.microsoft.com/office/drawing/2014/chartex" xmlns:cx1="http://schemas.microsoft.com/office/drawing/2015/9/8/chartex" xmlns:cx2="http://schemas.microsoft.com/office/drawing/2015/10/21/chartex" xmlns:cx3="http://schemas.microsoft.com/office/drawing/2016/5/9/chartex" xmlns:cx4="http://schemas.microsoft.com/office/drawing/2016/5/10/chartex" xmlns:cx5="http://schemas.microsoft.com/office/drawing/2016/5/11/chartex" xmlns:cx6="http://schemas.microsoft.com/office/drawing/2016/5/12/chartex" xmlns:cx7="http://schemas.microsoft.com/office/drawing/2016/5/13/chartex" xmlns:cx8="http://schemas.microsoft.com/office/drawing/2016/5/14/chartex" xmlns:mc="http://schemas.openxmlformats.org/markup-compatibility/2006" xmlns:aink="http://schemas.microsoft.com/office/drawing/2016/ink" xmlns:am3d="http://schemas.microsoft.com/office/drawing/2017/model3d" xmlns:o="urn:schemas-microsoft-com:office:office" xmlns:oel="http://schemas.microsoft.com/office/2019/extlst" xmlns:r="http://schemas.openxmlformats.org/officeDocument/2006/relationships" xmlns:m="http://schemas.openxmlformats.org/officeDocument/2006/math" xmlns:v="urn:schemas-microsoft-com:vml" xmlns:wp14="http://schemas.microsoft.com/office/word/2010/wordprocessingDrawing" xmlns:wp="http://schemas.openxmlformats.org/drawingml/2006/wordprocessingDrawing" xmlns:w10="urn:schemas-microsoft-com:office:word" xmlns:w="http://schemas.openxmlformats.org/wordprocessingml/2006/main" xmlns:w14="http://schemas.microsoft.com/office/word/2010/wordml" xmlns:w15="http://schemas.microsoft.com/office/word/2012/wordml" xmlns:w16cex="http://schemas.microsoft.com/office/word/2018/wordml/cex" xmlns:w16cid="http://schemas.microsoft.com/office/word/2016/wordml/cid" xmlns:w16="http://schemas.microsoft.com/office/word/2018/wordml" xmlns:w16du="http://schemas.microsoft.com/office/word/2023/wordml/word16du" xmlns:w16sdtdh="http://schemas.microsoft.com/office/word/2020/wordml/sdtdatahash" xmlns:w16sdtfl="http://schemas.microsoft.com/office/word/2024/wordml/sdtformatlock" xmlns:w16se="http://schemas.microsoft.com/office/word/2015/wordml/symex" xmlns:wpg="http://schemas.microsoft.com/office/word/2010/wordprocessingGroup" xmlns:wpi="http://schemas.microsoft.com/office/word/2010/wordprocessingInk" xmlns:wne="http://schemas.microsoft.com/office/word/2006/wordml" xmlns:wps="http://schemas.microsoft.com/office/word/2010/wordprocessingShape" mc:Ignorable="w14 w15 w16se w16cid w16 w16cex w16sdtdh w16sdtfl w16du wp14">
+  <w:p>
+    <w:pPr>
+      <w:pStyle w:val="Piedepgina"/>
+      <w:jc w:val="center"/>
+    </w:pPr>
+  </w:p>
+  <w:p>
+    <w:pPr>
+      <w:pStyle w:val="Piedepgina"/>
+    </w:pPr>
+  </w:p>
+</w:ftr>
+</file>
+
+<file path=word/footnotes.xml><?xml version="1.0" encoding="utf-8"?>
+<w:footnotes xmlns:wpc="http://schemas.microsoft.com/office/word/2010/wordprocessingCanvas" xmlns:cx="http://schemas.microsoft.com/office/drawing/2014/chartex" xmlns:cx1="http://schemas.microsoft.com/office/drawing/2015/9/8/chartex" xmlns:cx2="http://schemas.microsoft.com/office/drawing/2015/10/21/chartex" xmlns:cx3="http://schemas.microsoft.com/office/drawing/2016/5/9/chartex" xmlns:cx4="http://schemas.microsoft.com/office/drawing/2016/5/10/chartex" xmlns:cx5="http://schemas.microsoft.com/office/drawing/2016/5/11/chartex" xmlns:cx6="http://schemas.microsoft.com/office/drawing/2016/5/12/chartex" xmlns:cx7="http://schemas.microsoft.com/office/drawing/2016/5/13/chartex" xmlns:cx8="http://schemas.microsoft.com/office/drawing/2016/5/14/chartex" xmlns:mc="http://schemas.openxmlformats.org/markup-compatibility/2006" xmlns:aink="http://schemas.microsoft.com/office/drawing/2016/ink" xmlns:am3d="http://schemas.microsoft.com/office/drawing/2017/model3d" xmlns:o="urn:schemas-microsoft-com:office:office" xmlns:oel="http://schemas.microsoft.com/office/2019/extlst" xmlns:r="http://schemas.openxmlformats.org/officeDocument/2006/relationships" xmlns:m="http://schemas.openxmlformats.org/officeDocument/2006/math" xmlns:v="urn:schemas-microsoft-com:vml" xmlns:wp14="http://schemas.microsoft.com/office/word/2010/wordprocessingDrawing" xmlns:wp="http://schemas.openxmlformats.org/drawingml/2006/wordprocessingDrawing" xmlns:w10="urn:schemas-microsoft-com:office:word" xmlns:w="http://schemas.openxmlformats.org/wordprocessingml/2006/main" xmlns:w14="http://schemas.microsoft.com/office/word/2010/wordml" xmlns:w15="http://schemas.microsoft.com/office/word/2012/wordml" xmlns:w16cex="http://schemas.microsoft.com/office/word/2018/wordml/cex" xmlns:w16cid="http://schemas.microsoft.com/office/word/2016/wordml/cid" xmlns:w16="http://schemas.microsoft.com/office/word/2018/wordml" xmlns:w16du="http://schemas.microsoft.com/office/word/2023/wordml/word16du" xmlns:w16sdtdh="http://schemas.microsoft.com/office/word/2020/wordml/sdtdatahash" xmlns:w16sdtfl="http://schemas.microsoft.com/office/word/2024/wordml/sdtformatlock" xmlns:w16se="http://schemas.microsoft.com/office/word/2015/wordml/symex" xmlns:wpg="http://schemas.microsoft.com/office/word/2010/wordprocessingGroup" xmlns:wpi="http://schemas.microsoft.com/office/word/2010/wordprocessingInk" xmlns:wne="http://schemas.microsoft.com/office/word/2006/wordml" xmlns:wps="http://schemas.microsoft.com/office/word/2010/wordprocessingShape" mc:Ignorable="w14 w15 w16se w16cid w16 w16cex w16sdtdh w16sdtfl w16du wp14">
+  <w:footnote w:type="separator" w:id="-1">
+    <w:p>
+      <w:pPr>
+        <w:spacing w:after="0" w:line="240" w:lineRule="auto"/>
+      </w:pPr>
+      <w:r>
+        <w:separator/>
+      </w:r>
+    </w:p>
+  </w:footnote>
+  <w:footnote w:type="continuationSeparator" w:id="0">
+    <w:p>
+      <w:pPr>
+        <w:spacing w:after="0" w:line="240" w:lineRule="auto"/>
+      </w:pPr>
+      <w:r>
+        <w:continuationSeparator/>
+      </w:r>
+    </w:p>
+  </w:footnote>
+</w:footnotes>
+</file>
+
+<file path=word/header1.xml><?xml version="1.0" encoding="utf-8"?>
+<w:hdr xmlns:wpc="http://schemas.microsoft.com/office/word/2010/wordprocessingCanvas" xmlns:cx="http://schemas.microsoft.com/office/drawing/2014/chartex" xmlns:cx1="http://schemas.microsoft.com/office/drawing/2015/9/8/chartex" xmlns:cx2="http://schemas.microsoft.com/office/drawing/2015/10/21/chartex" xmlns:cx3="http://schemas.microsoft.com/office/drawing/2016/5/9/chartex" xmlns:cx4="http://schemas.microsoft.com/office/drawing/2016/5/10/chartex" xmlns:cx5="http://schemas.microsoft.com/office/drawing/2016/5/11/chartex" xmlns:cx6="http://schemas.microsoft.com/office/drawing/2016/5/12/chartex" xmlns:cx7="http://schemas.microsoft.com/office/drawing/2016/5/13/chartex" xmlns:cx8="http://schemas.microsoft.com/office/drawing/2016/5/14/chartex" xmlns:mc="http://schemas.openxmlformats.org/markup-compatibility/2006" xmlns:aink="http://schemas.microsoft.com/office/drawing/2016/ink" xmlns:am3d="http://schemas.microsoft.com/office/drawing/2017/model3d" xmlns:o="urn:schemas-microsoft-com:office:office" xmlns:oel="http://schemas.microsoft.com/office/2019/extlst" xmlns:r="http://schemas.openxmlformats.org/officeDocument/2006/relationships" xmlns:m="http://schemas.openxmlformats.org/officeDocument/2006/math" xmlns:v="urn:schemas-microsoft-com:vml" xmlns:wp14="http://schemas.microsoft.com/office/word/2010/wordprocessingDrawing" xmlns:wp="http://schemas.openxmlformats.org/drawingml/2006/wordprocessingDrawing" xmlns:w10="urn:schemas-microsoft-com:office:word" xmlns:w="http://schemas.openxmlformats.org/wordprocessingml/2006/main" xmlns:w14="http://schemas.microsoft.com/office/word/2010/wordml" xmlns:w15="http://schemas.microsoft.com/office/word/2012/wordml" xmlns:w16cex="http://schemas.microsoft.com/office/word/2018/wordml/cex" xmlns:w16cid="http://schemas.microsoft.com/office/word/2016/wordml/cid" xmlns:w16="http://schemas.microsoft.com/office/word/2018/wordml" xmlns:w16du="http://schemas.microsoft.com/office/word/2023/wordml/word16du" xmlns:w16sdtdh="http://schemas.microsoft.com/office/word/2020/wordml/sdtdatahash" xmlns:w16sdtfl="http://schemas.microsoft.com/office/word/2024/wordml/sdtformatlock" xmlns:w16se="http://schemas.microsoft.com/office/word/2015/wordml/symex" xmlns:wpg="http://schemas.microsoft.com/office/word/2010/wordprocessingGroup" xmlns:wpi="http://schemas.microsoft.com/office/word/2010/wordprocessingInk" xmlns:wne="http://schemas.microsoft.com/office/word/2006/wordml" xmlns:wps="http://schemas.microsoft.com/office/word/2010/wordprocessingShape" mc:Ignorable="w14 w15 w16se w16cid w16 w16cex w16sdtdh w16sdtfl w16du wp14">
+  <w:sdt>
+    <w:sdtPr>
+      <w:id w:val="1057974233"/>
+      <w:docPartObj>
+        <w:docPartGallery w:val="Page Numbers (Top of Page)"/>
+        <w:docPartUnique/>
+      </w:docPartObj>
+    </w:sdtPr>
+    <w:sdtContent>
+      <w:p>
+        <w:pPr>
+          <w:pStyle w:val="Encabezado"/>
+          <w:jc w:val="right"/>
+        </w:pPr>
+        <w:r>
+          <w:fldChar w:fldCharType="begin"/>
+        </w:r>
+        <w:r>
+          <w:instrText>PAGE   \* MERGEFORMAT</w:instrText>
+        </w:r>
+        <w:r>
+          <w:fldChar w:fldCharType="separate"/>
+        </w:r>
+        <w:r>
+          <w:rPr>
+            <w:lang w:val="es-MX"/>
+          </w:rPr>
+          <w:t>2</w:t>
+        </w:r>
+        <w:r>
+          <w:fldChar w:fldCharType="end"/>
+        </w:r>
+      </w:p>
+    </w:sdtContent>
+  </w:sdt>
+  <w:p>
+    <w:pPr>
+      <w:pStyle w:val="Encabezado"/>
+    </w:pPr>
+  </w:p>
+</w:hdr>
+</file>
+
+<file path=word/header2.xml><?xml version="1.0" encoding="utf-8"?>
+<w:hdr xmlns:wpc="http://schemas.microsoft.com/office/word/2010/wordprocessingCanvas" xmlns:cx="http://schemas.microsoft.com/office/drawing/2014/chartex" xmlns:cx1="http://schemas.microsoft.com/office/drawing/2015/9/8/chartex" xmlns:cx2="http://schemas.microsoft.com/office/drawing/2015/10/21/chartex" xmlns:cx3="http://schemas.microsoft.com/office/drawing/2016/5/9/chartex" xmlns:cx4="http://schemas.microsoft.com/office/drawing/2016/5/10/chartex" xmlns:cx5="http://schemas.microsoft.com/office/drawing/2016/5/11/chartex" xmlns:cx6="http://schemas.microsoft.com/office/drawing/2016/5/12/chartex" xmlns:cx7="http://schemas.microsoft.com/office/drawing/2016/5/13/chartex" xmlns:cx8="http://schemas.microsoft.com/office/drawing/2016/5/14/chartex" xmlns:mc="http://schemas.openxmlformats.org/markup-compatibility/2006" xmlns:aink="http://schemas.microsoft.com/office/drawing/2016/ink" xmlns:am3d="http://schemas.microsoft.com/office/drawing/2017/model3d" xmlns:o="urn:schemas-microsoft-com:office:office" xmlns:oel="http://schemas.microsoft.com/office/2019/extlst" xmlns:r="http://schemas.openxmlformats.org/officeDocument/2006/relationships" xmlns:m="http://schemas.openxmlformats.org/officeDocument/2006/math" xmlns:v="urn:schemas-microsoft-com:vml" xmlns:wp14="http://schemas.microsoft.com/office/word/2010/wordprocessingDrawing" xmlns:wp="http://schemas.openxmlformats.org/drawingml/2006/wordprocessingDrawing" xmlns:w10="urn:schemas-microsoft-com:office:word" xmlns:w="http://schemas.openxmlformats.org/wordprocessingml/2006/main" xmlns:w14="http://schemas.microsoft.com/office/word/2010/wordml" xmlns:w15="http://schemas.microsoft.com/office/word/2012/wordml" xmlns:w16cex="http://schemas.microsoft.com/office/word/2018/wordml/cex" xmlns:w16cid="http://schemas.microsoft.com/office/word/2016/wordml/cid" xmlns:w16="http://schemas.microsoft.com/office/word/2018/wordml" xmlns:w16du="http://schemas.microsoft.com/office/word/2023/wordml/word16du" xmlns:w16sdtdh="http://schemas.microsoft.com/office/word/2020/wordml/sdtdatahash" xmlns:w16sdtfl="http://schemas.microsoft.com/office/word/2024/wordml/sdtformatlock" xmlns:w16se="http://schemas.microsoft.com/office/word/2015/wordml/symex" xmlns:wpg="http://schemas.microsoft.com/office/word/2010/wordprocessingGroup" xmlns:wpi="http://schemas.microsoft.com/office/word/2010/wordprocessingInk" xmlns:wne="http://schemas.microsoft.com/office/word/2006/wordml" xmlns:wps="http://schemas.microsoft.com/office/word/2010/wordprocessingShape" mc:Ignorable="w14 w15 w16se w16cid w16 w16cex w16sdtdh w16sdtfl w16du wp14">
+  <w:p>
+    <w:pPr>
+      <w:pStyle w:val="Encabezado"/>
+    </w:pPr>
+  </w:p>
+  <w:p/>
+</w:hdr>
 </file>
 
 <file path=word/styles.xml><?xml version="1.0" encoding="utf-8"?>
@@ -636,7 +2200,6 @@
   <w:style w:type="character" w:default="1" w:styleId="Fuentedeprrafopredeter">
     <w:name w:val="Default Paragraph Font"/>
     <w:uiPriority w:val="1"/>
-    <w:semiHidden/>
     <w:unhideWhenUsed/>
   </w:style>
   <w:style w:type="table" w:default="1" w:styleId="Tablanormal">
@@ -972,6 +2535,106 @@
     <w:rPr>
       <w:rFonts w:ascii="Arial" w:hAnsi="Arial" w:cs="Arial"/>
       <w:b/>
+    </w:rPr>
+  </w:style>
+  <w:style w:type="paragraph" w:customStyle="1" w:styleId="Tesis">
+    <w:name w:val="Tesis"/>
+    <w:basedOn w:val="Normal"/>
+    <w:qFormat/>
+    <w:rsid w:val="002747B1"/>
+    <w:pPr>
+      <w:spacing w:after="0" w:line="480" w:lineRule="auto"/>
+      <w:ind w:firstLine="567"/>
+      <w:jc w:val="both"/>
+    </w:pPr>
+    <w:rPr>
+      <w:rFonts w:ascii="Arial" w:hAnsi="Arial"/>
+      <w:bCs/>
+      <w:color w:val="000000" w:themeColor="text1"/>
+    </w:rPr>
+  </w:style>
+  <w:style w:type="paragraph" w:styleId="Encabezado">
+    <w:name w:val="header"/>
+    <w:basedOn w:val="Normal"/>
+    <w:link w:val="EncabezadoCar"/>
+    <w:uiPriority w:val="99"/>
+    <w:unhideWhenUsed/>
+    <w:rsid w:val="00F255DC"/>
+    <w:pPr>
+      <w:tabs>
+        <w:tab w:val="center" w:pos="4419"/>
+        <w:tab w:val="right" w:pos="8838"/>
+      </w:tabs>
+      <w:spacing w:after="0" w:line="240" w:lineRule="auto"/>
+    </w:pPr>
+  </w:style>
+  <w:style w:type="character" w:customStyle="1" w:styleId="EncabezadoCar">
+    <w:name w:val="Encabezado Car"/>
+    <w:basedOn w:val="Fuentedeprrafopredeter"/>
+    <w:link w:val="Encabezado"/>
+    <w:uiPriority w:val="99"/>
+    <w:rsid w:val="00F255DC"/>
+  </w:style>
+  <w:style w:type="paragraph" w:styleId="Piedepgina">
+    <w:name w:val="footer"/>
+    <w:basedOn w:val="Normal"/>
+    <w:link w:val="PiedepginaCar"/>
+    <w:uiPriority w:val="99"/>
+    <w:unhideWhenUsed/>
+    <w:rsid w:val="00F255DC"/>
+    <w:pPr>
+      <w:tabs>
+        <w:tab w:val="center" w:pos="4419"/>
+        <w:tab w:val="right" w:pos="8838"/>
+      </w:tabs>
+      <w:spacing w:after="0" w:line="240" w:lineRule="auto"/>
+    </w:pPr>
+  </w:style>
+  <w:style w:type="character" w:customStyle="1" w:styleId="PiedepginaCar">
+    <w:name w:val="Pie de página Car"/>
+    <w:basedOn w:val="Fuentedeprrafopredeter"/>
+    <w:link w:val="Piedepgina"/>
+    <w:uiPriority w:val="99"/>
+    <w:rsid w:val="00F255DC"/>
+  </w:style>
+  <w:style w:type="paragraph" w:customStyle="1" w:styleId="Referenciasbiblio">
+    <w:name w:val="Referenciasbiblio"/>
+    <w:basedOn w:val="Tesis"/>
+    <w:qFormat/>
+    <w:rsid w:val="004305F7"/>
+    <w:pPr>
+      <w:ind w:left="567" w:hanging="567"/>
+    </w:pPr>
+  </w:style>
+  <w:style w:type="paragraph" w:customStyle="1" w:styleId="Default">
+    <w:name w:val="Default"/>
+    <w:link w:val="DefaultCar"/>
+    <w:uiPriority w:val="99"/>
+    <w:rsid w:val="003467AB"/>
+    <w:pPr>
+      <w:autoSpaceDE w:val="0"/>
+      <w:autoSpaceDN w:val="0"/>
+      <w:adjustRightInd w:val="0"/>
+      <w:spacing w:after="0" w:line="240" w:lineRule="auto"/>
+    </w:pPr>
+    <w:rPr>
+      <w:rFonts w:ascii="Arial" w:eastAsia="Calibri" w:hAnsi="Arial" w:cs="Arial"/>
+      <w:color w:val="000000"/>
+      <w:kern w:val="0"/>
+      <w14:ligatures w14:val="none"/>
+    </w:rPr>
+  </w:style>
+  <w:style w:type="character" w:customStyle="1" w:styleId="DefaultCar">
+    <w:name w:val="Default Car"/>
+    <w:basedOn w:val="Fuentedeprrafopredeter"/>
+    <w:link w:val="Default"/>
+    <w:uiPriority w:val="99"/>
+    <w:rsid w:val="003467AB"/>
+    <w:rPr>
+      <w:rFonts w:ascii="Arial" w:eastAsia="Calibri" w:hAnsi="Arial" w:cs="Arial"/>
+      <w:color w:val="000000"/>
+      <w:kern w:val="0"/>
+      <w14:ligatures w14:val="none"/>
     </w:rPr>
   </w:style>
 </w:styles>
@@ -1290,4 +2953,38 @@
     </a:ext>
   </a:extLst>
 </a:theme>
+</file>
+
+<file path=customXml/item1.xml><?xml version="1.0" encoding="utf-8"?>
+<b:Sources xmlns:b="http://schemas.openxmlformats.org/officeDocument/2006/bibliography" xmlns="http://schemas.openxmlformats.org/officeDocument/2006/bibliography" SelectedStyle="\APASixthEditionOfficeOnline.xsl" StyleName="APA" Version="6">
+  <b:Source>
+    <b:Tag>Lóp08</b:Tag>
+    <b:SourceType>BookSection</b:SourceType>
+    <b:Guid>{3074EC2B-889F-482E-B8E3-22509A594698}</b:Guid>
+    <b:Author>
+      <b:Author>
+        <b:NameList>
+          <b:Person>
+            <b:Last>López</b:Last>
+            <b:First>Cabrera</b:First>
+            <b:Middle>y Valencia</b:Middle>
+          </b:Person>
+        </b:NameList>
+      </b:Author>
+    </b:Author>
+    <b:Title>Introducción a la Calidad de Software</b:Title>
+    <b:Year>2008</b:Year>
+    <b:City>Pereira</b:City>
+    <b:CountryRegion>Colombia</b:CountryRegion>
+    <b:RefOrder>1</b:RefOrder>
+  </b:Source>
+</b:Sources>
+</file>
+
+<file path=customXml/itemProps1.xml><?xml version="1.0" encoding="utf-8"?>
+<ds:datastoreItem xmlns:ds="http://schemas.openxmlformats.org/officeDocument/2006/customXml" ds:itemID="{22C7D550-3E71-4CBB-AE62-E91C4E17D4B6}">
+  <ds:schemaRefs>
+    <ds:schemaRef ds:uri="http://schemas.openxmlformats.org/officeDocument/2006/bibliography"/>
+  </ds:schemaRefs>
+</ds:datastoreItem>
 </file>
--- a/Capitulos de Tesis/Finales.docx
+++ b/Capitulos de Tesis/Finales.docx
@@ -40,7 +40,15 @@
         <w:pStyle w:val="Tesis"/>
       </w:pPr>
       <w:r>
-        <w:t xml:space="preserve"> Esta realidad validó la pertinencia conceptual de diseñar e implementar una alternativa tecnológica como MathPath, cuyo modelo pedagógico no busca sustituir la escolaridad formal, sino actuar como un entorno de refuerzo y práctica basado en la comprensión lógica. Al alinear las necesidades del público objetivo con las tendencias del consumo digital de los jóvenes, se determinó que la incorporación de mecánicas de gamificación inspiradas en referentes mundiales como Duolingo</w:t>
+        <w:t xml:space="preserve"> Esta realidad validó la pertinencia conceptual de diseñar e implementar una alternativa tecnológica como </w:t>
+      </w:r>
+      <w:proofErr w:type="spellStart"/>
+      <w:r>
+        <w:t>MathPath</w:t>
+      </w:r>
+      <w:proofErr w:type="spellEnd"/>
+      <w:r>
+        <w:t>, cuyo modelo pedagógico no busca sustituir la escolaridad formal, sino actuar como un entorno de refuerzo y práctica basado en la comprensión lógica. Al alinear las necesidades del público objetivo con las tendencias del consumo digital de los jóvenes, se determinó que la incorporación de mecánicas de gamificación inspiradas en referentes mundiales como Duolingo</w:t>
       </w:r>
       <w:r>
         <w:t xml:space="preserve"> tienen un gran nivel de aceptación</w:t>
@@ -60,9 +68,11 @@
         <w:lastRenderedPageBreak/>
         <w:t xml:space="preserve">alta calidad. A través de las fases de comunicación y planeación, fue posible traducir el diagnóstico situacional en un pliego formal de requerimientos funcionales organizados eficientemente en iteraciones o </w:t>
       </w:r>
+      <w:proofErr w:type="spellStart"/>
       <w:r>
         <w:t>sprints</w:t>
       </w:r>
+      <w:proofErr w:type="spellEnd"/>
       <w:r>
         <w:t xml:space="preserve"> de trabajo. Posteriormente, la fase de modelado apoyada en herramientas de diseño arquitectónico y suite visual facilitó la conceptualización de diagramas entidad-relación y maquetas de interfaz con un lenguaje moderno y juvenil, asegurando una transición fluida hacia la etapa de codificación. </w:t>
       </w:r>
@@ -74,9 +84,11 @@
       <w:r>
         <w:t xml:space="preserve">Finalmente, la fase de construcción y la posterior verificación mediante pruebas funcionales, unitarias y de integración demostraron que la combinación tecnológica de Python con el </w:t>
       </w:r>
+      <w:proofErr w:type="spellStart"/>
       <w:r>
         <w:t>framework</w:t>
       </w:r>
+      <w:proofErr w:type="spellEnd"/>
       <w:r>
         <w:t xml:space="preserve"> Flet y el gestor de bases de datos SQLite conforma un ecosistema robusto, estable y óptimo para contextos de conectividad limitada. Este enfoque de almacenamiento local permitió resguardar con éxito los sistemas de progresión, rangos, logros y recarga de vidas sin depender de servidores externos, logrando un producto de software depurado que cumple satisfactoriamente con las expectativas técnicas y los objetivos pedagógicos planteados al inicio de la investigación. </w:t>
       </w:r>
@@ -177,9 +189,11 @@
       <w:r>
         <w:t xml:space="preserve"> y el sistema de rutas internas implementado en los archivos principales de la aplicación para expandir el catálogo pedagógico de </w:t>
       </w:r>
+      <w:proofErr w:type="spellStart"/>
       <w:r>
         <w:t>MathPath</w:t>
       </w:r>
+      <w:proofErr w:type="spellEnd"/>
       <w:r>
         <w:t xml:space="preserve"> hacia las otras asignaturas que integran el bloque de ciencias exactas. Dado que Química y Física concentran los índices de dificultad más elevados entre la población estudiantil, la incorporación de módulos interactivos para estas materias incrementará significativamente el impacto y el valor educativo de la plataforma dentro de las instituciones de educación media. </w:t>
       </w:r>
@@ -201,9 +215,11 @@
       <w:r>
         <w:t xml:space="preserve"> iOS. Tomando en consideración que un porcentaje considerable de los estudiantes utiliza activamente el teléfono inteligente como su dispositivo preferido para el estudio independiente, la portabilidad móvil de </w:t>
       </w:r>
+      <w:proofErr w:type="spellStart"/>
       <w:r>
         <w:t>MathPath</w:t>
       </w:r>
+      <w:proofErr w:type="spellEnd"/>
       <w:r>
         <w:t xml:space="preserve"> facilitará el acceso a la herramienta en cualquier momento y lugar, maximizando el alcance social de la investigación y potenciando el rendimiento académico a una escala mucho mayor.</w:t>
       </w:r>
@@ -306,6 +322,12 @@
     </w:p>
     <w:p>
       <w:pPr>
+        <w:pStyle w:val="Tesis"/>
+        <w:ind w:firstLine="0"/>
+      </w:pPr>
+    </w:p>
+    <w:p>
+      <w:pPr>
         <w:pStyle w:val="Ttulotesis"/>
       </w:pPr>
     </w:p>
@@ -315,6 +337,7 @@
         <w:jc w:val="center"/>
       </w:pPr>
       <w:r>
+        <w:lastRenderedPageBreak/>
         <w:t>REFERENCIAS BIBLIOGRÁFICAS</w:t>
       </w:r>
     </w:p>
@@ -353,6 +376,7 @@
     <w:p>
       <w:pPr>
         <w:pStyle w:val="Referenciasbiblio"/>
+        <w:jc w:val="left"/>
       </w:pPr>
       <w:r>
         <w:t xml:space="preserve">Borrás (2015), </w:t>
@@ -370,181 +394,460 @@
       <w:r>
         <w:t>Universidad Politécnica de Madrid. Madrid, España.</w:t>
       </w:r>
+      <w:r>
+        <w:t xml:space="preserve"> </w:t>
+      </w:r>
+      <w:r>
+        <w:t xml:space="preserve">Disponible en: </w:t>
+      </w:r>
+      <w:hyperlink r:id="rId8" w:history="1">
+        <w:r>
+          <w:rPr>
+            <w:rStyle w:val="Hipervnculo"/>
+          </w:rPr>
+          <w:t>https://oa.upm.es/35517/1/fundamentos%20de%20la%20gamificacion_v1_1.pdf</w:t>
+        </w:r>
+      </w:hyperlink>
     </w:p>
     <w:p>
       <w:pPr>
         <w:pStyle w:val="Referenciasbiblio"/>
       </w:pPr>
       <w:r>
-        <w:t>Durand</w:t>
+        <w:t xml:space="preserve">Gómez, Cervantes, </w:t>
+      </w:r>
+      <w:r>
+        <w:t>y</w:t>
+      </w:r>
+      <w:r>
+        <w:t xml:space="preserve"> González (2019). </w:t>
+      </w:r>
+      <w:r>
+        <w:rPr>
+          <w:b/>
+          <w:bCs w:val="0"/>
+        </w:rPr>
+        <w:t>Fundamentos de Ingeniería de Software</w:t>
+      </w:r>
+      <w:r>
+        <w:t>.</w:t>
+      </w:r>
+      <w:r>
+        <w:t xml:space="preserve"> 1</w:t>
+      </w:r>
+      <w:r>
+        <w:t>ª</w:t>
+      </w:r>
+      <w:r>
+        <w:t xml:space="preserve"> Edición.</w:t>
+      </w:r>
+      <w:r>
+        <w:t xml:space="preserve"> Universidad Autónoma Metropolitana, </w:t>
+      </w:r>
+      <w:r>
+        <w:t>Ciudad de México, México. Disponible en:</w:t>
+      </w:r>
+    </w:p>
+    <w:p>
+      <w:pPr>
+        <w:pStyle w:val="Referenciasbiblio"/>
+        <w:ind w:firstLine="0"/>
+      </w:pPr>
+      <w:hyperlink r:id="rId9" w:history="1">
+        <w:r>
+          <w:rPr>
+            <w:rStyle w:val="Hipervnculo"/>
+          </w:rPr>
+          <w:t>http://ilitia.cua.uam.mx:8080/jspui/bitstream/123456789/1000/1/Fundamentos%20de%20Ingenier%C3%ADa%20de%20Software.pdf</w:t>
+        </w:r>
+      </w:hyperlink>
+    </w:p>
+    <w:p>
+      <w:pPr>
+        <w:pStyle w:val="Referenciasbiblio"/>
+      </w:pPr>
+      <w:r>
+        <w:t>Hernández</w:t>
+      </w:r>
+      <w:r>
+        <w:t xml:space="preserve"> y</w:t>
+      </w:r>
+      <w:r>
+        <w:t xml:space="preserve"> Arreola</w:t>
       </w:r>
       <w:r>
         <w:t xml:space="preserve"> </w:t>
       </w:r>
       <w:r>
-        <w:t xml:space="preserve">(2020), </w:t>
+        <w:t xml:space="preserve">(2021). </w:t>
       </w:r>
       <w:r>
         <w:rPr>
           <w:b/>
           <w:bCs w:val="0"/>
         </w:rPr>
-        <w:t>Análisis y requerimientos de software: Manual autoformativo</w:t>
+        <w:t>El rendimiento académico y su relación con algunos factores asociados al aprendizaje en alumnos de educación superior</w:t>
       </w:r>
       <w:r>
         <w:t>.</w:t>
       </w:r>
       <w:r>
-        <w:t xml:space="preserve"> Universidad Continental. Huancayo, Perú.</w:t>
+        <w:t xml:space="preserve"> 1</w:t>
+      </w:r>
+      <w:r>
+        <w:t>ª</w:t>
+      </w:r>
+      <w:r>
+        <w:t xml:space="preserve"> Edición.</w:t>
+      </w:r>
+      <w:r>
+        <w:t xml:space="preserve"> Universidad Pedagógica de Durango.</w:t>
+      </w:r>
+      <w:r>
+        <w:t xml:space="preserve"> Victoria de Durango, México.</w:t>
+      </w:r>
+      <w:r>
+        <w:t xml:space="preserve"> Disponible</w:t>
+      </w:r>
+      <w:r>
+        <w:t xml:space="preserve"> en</w:t>
+      </w:r>
+      <w:r>
+        <w:t xml:space="preserve">: </w:t>
       </w:r>
     </w:p>
     <w:p>
       <w:pPr>
         <w:pStyle w:val="Referenciasbiblio"/>
-      </w:pPr>
-      <w:r>
-        <w:t>Hernández</w:t>
+        <w:ind w:firstLine="0"/>
+      </w:pPr>
+      <w:hyperlink r:id="rId10" w:history="1">
+        <w:r>
+          <w:rPr>
+            <w:rStyle w:val="Hipervnculo"/>
+          </w:rPr>
+          <w:t>https://www.upd.edu.mx/PDF/Libros/RendimientoAcademico.pdf</w:t>
+        </w:r>
+      </w:hyperlink>
+    </w:p>
+    <w:p>
+      <w:pPr>
+        <w:pStyle w:val="Referenciasbiblio"/>
+      </w:pPr>
+      <w:r>
+        <w:t>H</w:t>
+      </w:r>
+      <w:r>
+        <w:t xml:space="preserve">ueso </w:t>
+      </w:r>
+      <w:r>
+        <w:t xml:space="preserve">(2015). </w:t>
+      </w:r>
+      <w:r>
+        <w:rPr>
+          <w:b/>
+          <w:bCs w:val="0"/>
+        </w:rPr>
+        <w:t>Administración de Sistemas Gestores de Bases de Datos</w:t>
+      </w:r>
+      <w:r>
+        <w:t xml:space="preserve">. </w:t>
+      </w:r>
+      <w:r>
+        <w:t>2ª</w:t>
+      </w:r>
+      <w:r>
+        <w:t xml:space="preserve"> Edición. </w:t>
+      </w:r>
+      <w:r>
+        <w:t>Editorial RA-MA.</w:t>
+      </w:r>
+      <w:r>
+        <w:t xml:space="preserve"> Madrid, España.</w:t>
+      </w:r>
+      <w:r>
+        <w:t xml:space="preserve"> Disponible en: </w:t>
+      </w:r>
+    </w:p>
+    <w:p>
+      <w:pPr>
+        <w:pStyle w:val="Referenciasbiblio"/>
+        <w:ind w:firstLine="0"/>
+      </w:pPr>
+      <w:hyperlink r:id="rId11" w:history="1">
+        <w:r>
+          <w:rPr>
+            <w:rStyle w:val="Hipervnculo"/>
+          </w:rPr>
+          <w:t>https://z-lib.fm/book/VZw4BE6e0m/administraci%C3%B3n-de-sistemas-gestores-de-bases-de-datos-2aed.html</w:t>
+        </w:r>
+      </w:hyperlink>
+    </w:p>
+    <w:p>
+      <w:pPr>
+        <w:pStyle w:val="Referenciasbiblio"/>
+      </w:pPr>
+      <w:r>
+        <w:t>Pisco, Regalado, Gutiérrez, Quimis, Marcillo</w:t>
       </w:r>
       <w:r>
         <w:t xml:space="preserve"> y</w:t>
       </w:r>
       <w:r>
-        <w:t xml:space="preserve"> Arreola</w:t>
+        <w:t xml:space="preserve"> Marcillo</w:t>
       </w:r>
       <w:r>
         <w:t xml:space="preserve"> </w:t>
       </w:r>
       <w:r>
-        <w:t xml:space="preserve">(2021). </w:t>
+        <w:t xml:space="preserve">(2017). </w:t>
       </w:r>
       <w:r>
         <w:rPr>
           <w:b/>
           <w:bCs w:val="0"/>
         </w:rPr>
-        <w:t>El rendimiento académico y su relación con algunos factores asociados al aprendizaje en alumnos de educación superior</w:t>
-      </w:r>
-      <w:r>
-        <w:t>. Universidad Pedagógica de Durango.</w:t>
-      </w:r>
-      <w:r>
-        <w:t xml:space="preserve"> Victoria de Durango, México.</w:t>
+        <w:t>Fundamentos sobre la gestión de base de datos</w:t>
+      </w:r>
+      <w:r>
+        <w:t>.</w:t>
+      </w:r>
+      <w:r>
+        <w:t xml:space="preserve"> </w:t>
+      </w:r>
+      <w:r>
+        <w:t>1</w:t>
+      </w:r>
+      <w:r>
+        <w:t>ª</w:t>
+      </w:r>
+      <w:r>
+        <w:t xml:space="preserve"> Edición.</w:t>
+      </w:r>
+      <w:r>
+        <w:t xml:space="preserve"> </w:t>
+      </w:r>
+      <w:r>
+        <w:t>Editorial Área de Innovación y Desarroll</w:t>
+      </w:r>
+      <w:r>
+        <w:t>o</w:t>
+      </w:r>
+      <w:r>
+        <w:t xml:space="preserve">. </w:t>
+      </w:r>
+      <w:r>
+        <w:t>Universidad Estatal del Sur de Manabí</w:t>
+      </w:r>
+      <w:r>
+        <w:t>. Alcoy, España.</w:t>
+      </w:r>
+      <w:r>
+        <w:t xml:space="preserve"> Disponible</w:t>
+      </w:r>
+      <w:r>
+        <w:t>:</w:t>
       </w:r>
     </w:p>
     <w:p>
       <w:pPr>
         <w:pStyle w:val="Referenciasbiblio"/>
-      </w:pPr>
-      <w:r>
-        <w:t>H</w:t>
-      </w:r>
-      <w:r>
-        <w:t xml:space="preserve">ueso </w:t>
-      </w:r>
-      <w:r>
-        <w:t xml:space="preserve">(2015). </w:t>
+        <w:ind w:firstLine="0"/>
+      </w:pPr>
+      <w:hyperlink r:id="rId12" w:history="1">
+        <w:r>
+          <w:rPr>
+            <w:rStyle w:val="Hipervnculo"/>
+          </w:rPr>
+          <w:t>https://repositorio.unesum.edu.ec/bitstream/53000/2077/1/Fundamento%20sobre%20la%20Gestio%20de%20bases%20de%20datos.pdf</w:t>
+        </w:r>
+      </w:hyperlink>
+    </w:p>
+    <w:p>
+      <w:pPr>
+        <w:pStyle w:val="Referenciasbiblio"/>
+      </w:pPr>
+      <w:r>
+        <w:t>Pressman</w:t>
+      </w:r>
+      <w:r>
+        <w:t xml:space="preserve"> </w:t>
+      </w:r>
+      <w:r>
+        <w:t xml:space="preserve">(2010). </w:t>
       </w:r>
       <w:r>
         <w:rPr>
           <w:b/>
           <w:bCs w:val="0"/>
         </w:rPr>
-        <w:t>Administración de Sistemas Gestores de Bases de Datos</w:t>
-      </w:r>
-      <w:r>
-        <w:t>. Editorial RA-MA.</w:t>
-      </w:r>
-      <w:r>
-        <w:t xml:space="preserve"> Madrid, España.</w:t>
+        <w:t xml:space="preserve">Ingeniería del software: </w:t>
+      </w:r>
+      <w:r>
+        <w:rPr>
+          <w:b/>
+          <w:bCs w:val="0"/>
+        </w:rPr>
+        <w:t>U</w:t>
+      </w:r>
+      <w:r>
+        <w:rPr>
+          <w:b/>
+          <w:bCs w:val="0"/>
+        </w:rPr>
+        <w:t>n enfoque práctic</w:t>
+      </w:r>
+      <w:r>
+        <w:rPr>
+          <w:b/>
+          <w:bCs w:val="0"/>
+        </w:rPr>
+        <w:t>o</w:t>
+      </w:r>
+      <w:r>
+        <w:t xml:space="preserve">. </w:t>
+      </w:r>
+      <w:r>
+        <w:t>7</w:t>
+      </w:r>
+      <w:r>
+        <w:t>ª</w:t>
+      </w:r>
+      <w:r>
+        <w:t xml:space="preserve"> Edición.</w:t>
+      </w:r>
+      <w:r>
+        <w:t xml:space="preserve"> </w:t>
+      </w:r>
+      <w:r>
+        <w:t>McGraw-Hill Interamericana Editores.</w:t>
+      </w:r>
+      <w:r>
+        <w:t xml:space="preserve"> Ciudad de México, México</w:t>
+      </w:r>
+      <w:r>
+        <w:t>. Disponible</w:t>
+      </w:r>
+      <w:r>
+        <w:t>:</w:t>
       </w:r>
     </w:p>
     <w:p>
       <w:pPr>
         <w:pStyle w:val="Referenciasbiblio"/>
-      </w:pPr>
-      <w:r>
-        <w:t>Pisco, Regalado, Gutiérrez, Quimis, Marcillo</w:t>
-      </w:r>
-      <w:r>
-        <w:t xml:space="preserve"> y</w:t>
-      </w:r>
-      <w:r>
-        <w:t xml:space="preserve"> Marcillo</w:t>
+        <w:ind w:firstLine="0"/>
+      </w:pPr>
+      <w:hyperlink r:id="rId13" w:history="1">
+        <w:r>
+          <w:rPr>
+            <w:rStyle w:val="Hipervnculo"/>
+          </w:rPr>
+          <w:t>https://es.z-lib.fm/book/XAn6EeOJAd/ingenier%C3%ADa-del-software-un-enfoque-pr%C3%A1ctico.html?dsource=recommend</w:t>
+        </w:r>
+      </w:hyperlink>
+    </w:p>
+    <w:p>
+      <w:pPr>
+        <w:pStyle w:val="Referenciasbiblio"/>
+      </w:pPr>
+      <w:r>
+        <w:t>P</w:t>
+      </w:r>
+      <w:r>
+        <w:t xml:space="preserve">ulgarín (2020), </w:t>
+      </w:r>
+      <w:r>
+        <w:rPr>
+          <w:b/>
+          <w:bCs w:val="0"/>
+        </w:rPr>
+        <w:t>Clasificación y tipos de software - Lenguajes de programación</w:t>
+      </w:r>
+      <w:r>
+        <w:t>. Universidad del Quindío. Armenia, Colombia.</w:t>
+      </w:r>
+      <w:r>
+        <w:t xml:space="preserve"> Disponible en: </w:t>
+      </w:r>
+    </w:p>
+    <w:p>
+      <w:pPr>
+        <w:pStyle w:val="Referenciasbiblio"/>
+        <w:ind w:firstLine="0"/>
+      </w:pPr>
+      <w:hyperlink r:id="rId14" w:history="1">
+        <w:r>
+          <w:rPr>
+            <w:rStyle w:val="Hipervnculo"/>
+          </w:rPr>
+          <w:t>https://aulasvirtuales.uniquindio.edu.co/RecDigital/Introduccion_Ingenieria/recursos/unidad5/Descargable_EA1.pdf</w:t>
+        </w:r>
+      </w:hyperlink>
+    </w:p>
+    <w:p>
+      <w:pPr>
+        <w:pStyle w:val="Referenciasbiblio"/>
+      </w:pPr>
+      <w:r>
+        <w:t xml:space="preserve">Wong </w:t>
+      </w:r>
+      <w:r>
+        <w:t>(20</w:t>
+      </w:r>
+      <w:r>
+        <w:t>17</w:t>
+      </w:r>
+      <w:r>
+        <w:t xml:space="preserve">), </w:t>
+      </w:r>
+      <w:r>
+        <w:rPr>
+          <w:b/>
+          <w:bCs w:val="0"/>
+        </w:rPr>
+        <w:t xml:space="preserve">Análisis y requerimientos de software: Manual </w:t>
+      </w:r>
+      <w:proofErr w:type="spellStart"/>
+      <w:r>
+        <w:rPr>
+          <w:b/>
+          <w:bCs w:val="0"/>
+        </w:rPr>
+        <w:t>autoformativo</w:t>
+      </w:r>
+      <w:proofErr w:type="spellEnd"/>
+      <w:r>
+        <w:t>.</w:t>
       </w:r>
       <w:r>
         <w:t xml:space="preserve"> </w:t>
       </w:r>
       <w:r>
-        <w:t xml:space="preserve">(2017). </w:t>
-      </w:r>
-      <w:r>
-        <w:rPr>
-          <w:b/>
-          <w:bCs w:val="0"/>
-        </w:rPr>
-        <w:t>Fundamentos sobre la gestión de base de datos</w:t>
-      </w:r>
-      <w:r>
-        <w:t>. Universidad Estatal del Sur de Manabí</w:t>
-      </w:r>
-      <w:r>
-        <w:t>. Alcoy, España.</w:t>
-      </w:r>
-    </w:p>
-    <w:p>
-      <w:pPr>
-        <w:pStyle w:val="Referenciasbiblio"/>
-      </w:pPr>
-      <w:r>
-        <w:t>Pressman</w:t>
+        <w:t>1</w:t>
+      </w:r>
+      <w:r>
+        <w:t>ª</w:t>
+      </w:r>
+      <w:r>
+        <w:t xml:space="preserve"> Edición.</w:t>
       </w:r>
       <w:r>
         <w:t xml:space="preserve"> </w:t>
       </w:r>
       <w:r>
-        <w:t xml:space="preserve">(2010). </w:t>
-      </w:r>
-      <w:r>
-        <w:rPr>
-          <w:b/>
-          <w:bCs w:val="0"/>
-        </w:rPr>
-        <w:t>Ingeniería del software: un enfoque práctic</w:t>
-      </w:r>
-      <w:r>
-        <w:rPr>
-          <w:b/>
-          <w:bCs w:val="0"/>
-        </w:rPr>
-        <w:t>o</w:t>
-      </w:r>
-      <w:r>
-        <w:t>. McGraw-Hill Interamericana Editores.</w:t>
-      </w:r>
-      <w:r>
-        <w:t xml:space="preserve"> Ciudad de México, México</w:t>
-      </w:r>
-    </w:p>
-    <w:p>
-      <w:pPr>
-        <w:pStyle w:val="Referenciasbiblio"/>
-      </w:pPr>
-      <w:r>
-        <w:t>P</w:t>
-      </w:r>
-      <w:r>
-        <w:t xml:space="preserve">ulgarín (2020), </w:t>
-      </w:r>
-      <w:r>
-        <w:rPr>
-          <w:b/>
-          <w:bCs w:val="0"/>
-        </w:rPr>
-        <w:t>Clasificación y tipos de software - Lenguajes de programación</w:t>
-      </w:r>
-      <w:r>
-        <w:t>. Universidad del Quindío. Armenia, Colombia.</w:t>
-      </w:r>
+        <w:t>Universidad Continental. Huancayo, Perú.</w:t>
+      </w:r>
+      <w:r>
+        <w:t xml:space="preserve"> Disponible en: </w:t>
+      </w:r>
+      <w:hyperlink r:id="rId15" w:history="1">
+        <w:r>
+          <w:rPr>
+            <w:rStyle w:val="Hipervnculo"/>
+          </w:rPr>
+          <w:t>https://es.scribd.com/document/427756509/Analisis-y-requerimientos-de-software-pdf</w:t>
+        </w:r>
+      </w:hyperlink>
     </w:p>
     <w:p>
       <w:pPr>
@@ -587,7 +890,7 @@
         <w:pStyle w:val="Referenciasbiblio"/>
       </w:pPr>
       <w:r>
-        <w:t xml:space="preserve">Arando Llerena, Y. M. (2019). </w:t>
+        <w:t xml:space="preserve">Arando (2019). </w:t>
       </w:r>
       <w:r>
         <w:rPr>
@@ -597,11 +900,43 @@
         <w:t>SOFTWARE. Conceptos de Software, Importancia del Software, clasificación del Software, el Software Libre y su impacto en el mundo informático actual, producción de Software, aplicaciones</w:t>
       </w:r>
       <w:r>
+        <w:t xml:space="preserve">. </w:t>
+      </w:r>
+      <w:r>
+        <w:t>Examen de Suficiencia Profesional</w:t>
+      </w:r>
+      <w:r>
+        <w:t>.</w:t>
+      </w:r>
+      <w:r>
         <w:t xml:space="preserve"> Universidad Nacional de Educación Enrique Guzmán y Valle. </w:t>
       </w:r>
       <w:r>
         <w:t>Lima, Perú.</w:t>
       </w:r>
+      <w:r>
+        <w:t xml:space="preserve"> Disponible en: </w:t>
+      </w:r>
+    </w:p>
+    <w:p>
+      <w:pPr>
+        <w:pStyle w:val="Referenciasbiblio"/>
+        <w:ind w:firstLine="0"/>
+      </w:pPr>
+      <w:hyperlink r:id="rId16" w:history="1">
+        <w:r>
+          <w:rPr>
+            <w:rStyle w:val="Hipervnculo"/>
+          </w:rPr>
+          <w:t>https://repositorio.une.edu.pe/server/api/core/bitstreams/ed73274c-19a4-4fe9-8c81-9c00e47fac25/content</w:t>
+        </w:r>
+      </w:hyperlink>
+    </w:p>
+    <w:p>
+      <w:pPr>
+        <w:pStyle w:val="Referenciasbiblio"/>
+        <w:ind w:left="0" w:firstLine="0"/>
+      </w:pPr>
     </w:p>
     <w:p>
       <w:pPr>
@@ -619,290 +954,518 @@
         <w:t>Efectos sobre el rendimiento académico en estudiantes de secundaria según el uso de las TIC</w:t>
       </w:r>
       <w:r>
+        <w:t>.</w:t>
+      </w:r>
+      <w:r>
+        <w:t xml:space="preserve"> Tesis Doctoral.</w:t>
+      </w:r>
+      <w:r>
+        <w:t xml:space="preserve"> </w:t>
+      </w:r>
+      <w:r>
+        <w:t xml:space="preserve">Universidad Nacional de Educación a Distancia. </w:t>
+      </w:r>
+      <w:r>
+        <w:t>Madrid, España.</w:t>
+      </w:r>
+      <w:r>
+        <w:t xml:space="preserve"> Disponible en:</w:t>
+      </w:r>
+    </w:p>
+    <w:p>
+      <w:pPr>
+        <w:pStyle w:val="Referenciasbiblio"/>
+        <w:ind w:firstLine="0"/>
+      </w:pPr>
+      <w:hyperlink r:id="rId17" w:history="1">
+        <w:r>
+          <w:rPr>
+            <w:rStyle w:val="Hipervnculo"/>
+          </w:rPr>
+          <w:t>https://oai.e-spacio.uned.es/server/api/core/bitstreams/603f1bc3-1c8e-4030-a397-5439f23f4048/content</w:t>
+        </w:r>
+      </w:hyperlink>
+    </w:p>
+    <w:p>
+      <w:pPr>
+        <w:pStyle w:val="Referenciasbiblio"/>
+      </w:pPr>
+      <w:proofErr w:type="spellStart"/>
+      <w:r>
+        <w:t>Calbacho</w:t>
+      </w:r>
+      <w:proofErr w:type="spellEnd"/>
+      <w:r>
+        <w:t xml:space="preserve"> </w:t>
+      </w:r>
+      <w:r>
+        <w:t>(2022</w:t>
+      </w:r>
+      <w:r>
+        <w:t>).</w:t>
+      </w:r>
+      <w:r>
+        <w:rPr>
+          <w:b/>
+          <w:bCs w:val="0"/>
+        </w:rPr>
+        <w:t xml:space="preserve"> Gamificación como metodología de la enseñanza y el aprendizaje para el fomento de la motivación, la satisfacción y el mejoramiento del rendimiento académico: una innovación en aula para la educación superior</w:t>
+      </w:r>
+      <w:r>
+        <w:t>.</w:t>
+      </w:r>
+      <w:r>
+        <w:t xml:space="preserve"> </w:t>
+      </w:r>
+      <w:r>
+        <w:t>Tesis de pos</w:t>
+      </w:r>
+      <w:r>
+        <w:t>t</w:t>
+      </w:r>
+      <w:r>
+        <w:t>grado</w:t>
+      </w:r>
+      <w:r>
+        <w:t>.</w:t>
+      </w:r>
+      <w:r>
+        <w:t xml:space="preserve"> </w:t>
+      </w:r>
+      <w:r>
+        <w:t xml:space="preserve">Universidad Católica de Córdoba. </w:t>
+      </w:r>
+      <w:r>
+        <w:t>Montería, Colombia</w:t>
+      </w:r>
+      <w:r>
+        <w:t>. Disponible en:</w:t>
+      </w:r>
+    </w:p>
+    <w:p>
+      <w:pPr>
+        <w:pStyle w:val="Referenciasbiblio"/>
+        <w:ind w:firstLine="0"/>
+      </w:pPr>
+      <w:hyperlink r:id="rId18" w:history="1">
+        <w:r>
+          <w:rPr>
+            <w:rStyle w:val="Hipervnculo"/>
+          </w:rPr>
+          <w:t>https://pa.bibdigital.ucc.edu.ar/3525/1/TD_CalbachoContreras.pdf</w:t>
+        </w:r>
+      </w:hyperlink>
+    </w:p>
+    <w:p>
+      <w:pPr>
+        <w:pStyle w:val="Referenciasbiblio"/>
+      </w:pPr>
+      <w:r>
+        <w:t xml:space="preserve">Cóndor (2019). </w:t>
+      </w:r>
+      <w:r>
+        <w:rPr>
+          <w:b/>
+          <w:bCs w:val="0"/>
+        </w:rPr>
+        <w:t>Influencia del uso de APPS como recurso didáctico en el aprendizaje de cónicas en los estudiantes del área - 2 del CEPRE UNCP – 2018</w:t>
+      </w:r>
+      <w:r>
         <w:t xml:space="preserve">. </w:t>
       </w:r>
       <w:r>
-        <w:t xml:space="preserve">Universidad Nacional de Educación a Distancia. </w:t>
-      </w:r>
-      <w:r>
-        <w:t>Madrid, España.</w:t>
+        <w:t xml:space="preserve">Trabajo de Investigación. </w:t>
+      </w:r>
+      <w:r>
+        <w:t>Universidad Continental.</w:t>
+      </w:r>
+      <w:r>
+        <w:t xml:space="preserve"> Huancayo, Perú.</w:t>
+      </w:r>
+      <w:r>
+        <w:t xml:space="preserve"> Disponible en:</w:t>
       </w:r>
     </w:p>
     <w:p>
       <w:pPr>
         <w:pStyle w:val="Referenciasbiblio"/>
-      </w:pPr>
-      <w:r>
-        <w:t>Calbacho</w:t>
+        <w:ind w:firstLine="0"/>
+      </w:pPr>
+      <w:hyperlink r:id="rId19" w:history="1">
+        <w:r>
+          <w:rPr>
+            <w:rStyle w:val="Hipervnculo"/>
+          </w:rPr>
+          <w:t>https://repositorio.continental.edu.pe/backend/api/core/bitstreams/7d8299d2-87c8-482d-a6ea-967d27bc5d2d/content</w:t>
+        </w:r>
+      </w:hyperlink>
+    </w:p>
+    <w:p>
+      <w:pPr>
+        <w:pStyle w:val="Referenciasbiblio"/>
+      </w:pPr>
+      <w:r>
+        <w:t>Contreras</w:t>
       </w:r>
       <w:r>
         <w:t xml:space="preserve"> </w:t>
       </w:r>
       <w:r>
-        <w:t>(2022</w:t>
-      </w:r>
-      <w:r>
-        <w:t>).</w:t>
+        <w:t xml:space="preserve">(2025). </w:t>
       </w:r>
       <w:r>
         <w:rPr>
           <w:b/>
           <w:bCs w:val="0"/>
         </w:rPr>
-        <w:t xml:space="preserve"> Gamificación como metodología de la enseñanza y el aprendizaje para el fomento de la motivación, la satisfacción y el mejoramiento del rendimiento académico: una innovación en aula para la educación superior</w:t>
-      </w:r>
-      <w:r>
+        <w:t xml:space="preserve">Gamificación y lengua castellana a la luz de buenas prácticas pedagógicas en el proceso de enseñanza en educación básica </w:t>
+      </w:r>
+      <w:r>
+        <w:rPr>
+          <w:b/>
+          <w:bCs w:val="0"/>
+        </w:rPr>
+        <w:t>secundaria</w:t>
+      </w:r>
+      <w:r>
+        <w:t>.</w:t>
+      </w:r>
+      <w:r>
+        <w:rPr>
+          <w:rFonts w:cs="Arial"/>
+          <w:bCs w:val="0"/>
+          <w:color w:val="auto"/>
+          <w:sz w:val="30"/>
+          <w:szCs w:val="30"/>
+          <w:shd w:val="clear" w:color="auto" w:fill="FFFFFF"/>
+        </w:rPr>
+        <w:t xml:space="preserve"> </w:t>
+      </w:r>
+      <w:r>
+        <w:t xml:space="preserve">Proyecto </w:t>
+      </w:r>
+      <w:r>
+        <w:t xml:space="preserve">de </w:t>
+      </w:r>
+      <w:r>
+        <w:t>grad</w:t>
+      </w:r>
+      <w:r>
+        <w:t>o</w:t>
+      </w:r>
+      <w:r>
+        <w:t>.</w:t>
+      </w:r>
+      <w:r>
+        <w:t xml:space="preserve"> </w:t>
+      </w:r>
+      <w:r>
+        <w:t>Universidad Pedagógica Experimental Libertador.</w:t>
+      </w:r>
+      <w:r>
+        <w:t xml:space="preserve"> Caracas, Venezuela.</w:t>
+      </w:r>
+      <w:r>
+        <w:t xml:space="preserve"> Disponible en:</w:t>
+      </w:r>
+    </w:p>
+    <w:p>
+      <w:pPr>
+        <w:pStyle w:val="Referenciasbiblio"/>
+        <w:ind w:firstLine="0"/>
+      </w:pPr>
+      <w:hyperlink r:id="rId20" w:history="1">
+        <w:r>
+          <w:rPr>
+            <w:rStyle w:val="Hipervnculo"/>
+          </w:rPr>
+          <w:t>http://www.espacio.digital.upel.edu.ve/index.php/TD/article/view/1957/1850</w:t>
+        </w:r>
+      </w:hyperlink>
+    </w:p>
+    <w:p>
+      <w:pPr>
+        <w:pStyle w:val="Referenciasbiblio"/>
+        <w:ind w:firstLine="0"/>
+      </w:pPr>
+    </w:p>
+    <w:p>
+      <w:pPr>
+        <w:pStyle w:val="Referenciasbiblio"/>
+      </w:pPr>
+      <w:r>
+        <w:lastRenderedPageBreak/>
+        <w:t xml:space="preserve">Jerez (2021). </w:t>
+      </w:r>
+      <w:r>
+        <w:rPr>
+          <w:b/>
+          <w:bCs w:val="0"/>
+        </w:rPr>
+        <w:t>Motivación y rendimiento académico en el alumnado de educación secundaria</w:t>
+      </w:r>
+      <w:r>
+        <w:t>.</w:t>
+      </w:r>
+      <w:r>
+        <w:t xml:space="preserve"> Trabajo de fin de Master.</w:t>
+      </w:r>
+      <w:r>
+        <w:t xml:space="preserve"> </w:t>
+      </w:r>
+      <w:r>
+        <w:t>Universidad de Sevilla</w:t>
+      </w:r>
+      <w:r>
+        <w:t>. Sevilla, España</w:t>
+      </w:r>
+      <w:r>
+        <w:t>.</w:t>
+      </w:r>
+      <w:r>
+        <w:t xml:space="preserve"> Disponible en: </w:t>
+      </w:r>
+      <w:hyperlink r:id="rId21" w:history="1">
+        <w:r>
+          <w:rPr>
+            <w:rStyle w:val="Hipervnculo"/>
+          </w:rPr>
+          <w:t>https://idus.us.es/items/f73056a5-6727-4767-b66c-bf1e9751781c</w:t>
+        </w:r>
+      </w:hyperlink>
+    </w:p>
+    <w:p>
+      <w:pPr>
+        <w:pStyle w:val="Referenciasbiblio"/>
+      </w:pPr>
+      <w:r>
+        <w:t xml:space="preserve">Quintero </w:t>
+      </w:r>
+      <w:r>
+        <w:t xml:space="preserve">y </w:t>
+      </w:r>
+      <w:r>
+        <w:t xml:space="preserve">Salgado (2021). </w:t>
+      </w:r>
+      <w:r>
+        <w:rPr>
+          <w:b/>
+          <w:bCs w:val="0"/>
+        </w:rPr>
+        <w:t>Desarrollo de aplicación móvil para la enseñanza de tecnología e informática en grado noveno</w:t>
+      </w:r>
+      <w:r>
+        <w:t>.</w:t>
+      </w:r>
+      <w:r>
+        <w:t xml:space="preserve"> Trabajo de Grado. </w:t>
+      </w:r>
+      <w:r>
+        <w:t>Universidad de Santander.</w:t>
+      </w:r>
+      <w:r>
+        <w:t xml:space="preserve"> </w:t>
+      </w:r>
+      <w:r>
+        <w:t>Medellín, Colombia.</w:t>
+      </w:r>
+      <w:r>
+        <w:t xml:space="preserve"> Disponible</w:t>
+      </w:r>
+      <w:r>
+        <w:t xml:space="preserve"> en</w:t>
+      </w:r>
+      <w:r>
+        <w:t xml:space="preserve">: </w:t>
+      </w:r>
+    </w:p>
+    <w:p>
+      <w:pPr>
+        <w:pStyle w:val="Referenciasbiblio"/>
+        <w:ind w:firstLine="0"/>
+      </w:pPr>
+      <w:hyperlink r:id="rId22" w:history="1">
+        <w:r>
+          <w:rPr>
+            <w:rStyle w:val="Hipervnculo"/>
+          </w:rPr>
+          <w:t>https://repositorio.udes.edu.co/entities/publication/3f414245-abba-40a0-8b21-5f1239eaee6d</w:t>
+        </w:r>
+      </w:hyperlink>
+    </w:p>
+    <w:p>
+      <w:pPr>
+        <w:pStyle w:val="Referenciasbiblio"/>
+      </w:pPr>
+      <w:r>
+        <w:t xml:space="preserve">Rojas (2018). </w:t>
+      </w:r>
+      <w:r>
+        <w:rPr>
+          <w:b/>
+          <w:bCs w:val="0"/>
+        </w:rPr>
+        <w:t>SOFTWARE EDUCATIVO</w:t>
+      </w:r>
+      <w:r>
+        <w:rPr>
+          <w:b/>
+          <w:bCs w:val="0"/>
+        </w:rPr>
         <w:t xml:space="preserve">. </w:t>
       </w:r>
       <w:r>
-        <w:t xml:space="preserve">Universidad Católica de Córdoba. </w:t>
-      </w:r>
-      <w:r>
-        <w:t>Montería, Colombia</w:t>
+        <w:rPr>
+          <w:b/>
+          <w:bCs w:val="0"/>
+        </w:rPr>
+        <w:t>Conceptos básicos del Software Educativo, estructuras básica, clasificación de los Software educativos, formulación de un Software Educativo, funciones del Software Educativo, aplicaciones</w:t>
+      </w:r>
+      <w:r>
+        <w:t xml:space="preserve">. </w:t>
+      </w:r>
+      <w:r>
+        <w:t>Examen de Suficiencia Profesional</w:t>
+      </w:r>
+      <w:r>
+        <w:t xml:space="preserve">. </w:t>
+      </w:r>
+      <w:r>
+        <w:t>Universidad Nacional de Educación Enrique Guzmán y Valle. Lima, Perú</w:t>
+      </w:r>
+      <w:r>
+        <w:t>.</w:t>
+      </w:r>
+      <w:r>
+        <w:t xml:space="preserve"> Disponible</w:t>
+      </w:r>
+      <w:r>
+        <w:t xml:space="preserve"> en</w:t>
+      </w:r>
+      <w:r>
+        <w:t xml:space="preserve">: </w:t>
       </w:r>
     </w:p>
     <w:p>
       <w:pPr>
         <w:pStyle w:val="Referenciasbiblio"/>
-      </w:pPr>
-      <w:r>
-        <w:t xml:space="preserve">Cóndor (2019). </w:t>
-      </w:r>
-      <w:r>
-        <w:rPr>
-          <w:b/>
-          <w:bCs w:val="0"/>
-        </w:rPr>
-        <w:t xml:space="preserve">Influencia del uso de APPS como recurso didáctico en el aprendizaje de cónicas en los estudiantes del área - 2 del CEPRE UNCP </w:t>
-      </w:r>
-      <w:r>
-        <w:rPr>
-          <w:b/>
-          <w:bCs w:val="0"/>
-        </w:rPr>
-        <w:t>–</w:t>
-      </w:r>
-      <w:r>
-        <w:rPr>
-          <w:b/>
-          <w:bCs w:val="0"/>
-        </w:rPr>
-        <w:t xml:space="preserve"> 2018</w:t>
-      </w:r>
-      <w:r>
-        <w:t xml:space="preserve">. </w:t>
-      </w:r>
-      <w:r>
-        <w:t>Universidad Continental.</w:t>
-      </w:r>
-      <w:r>
-        <w:t xml:space="preserve"> Huancayo, Perú.</w:t>
-      </w:r>
-    </w:p>
-    <w:p>
-      <w:pPr>
-        <w:pStyle w:val="Referenciasbiblio"/>
-      </w:pPr>
-      <w:r>
-        <w:t>Contreras</w:t>
-      </w:r>
-      <w:r>
-        <w:t xml:space="preserve"> </w:t>
-      </w:r>
-      <w:r>
-        <w:t xml:space="preserve">(2025). </w:t>
-      </w:r>
-      <w:r>
-        <w:rPr>
-          <w:b/>
-          <w:bCs w:val="0"/>
-        </w:rPr>
-        <w:t xml:space="preserve">Gamificación y lengua castellana a la luz de buenas prácticas pedagógicas en el proceso de enseñanza en educación básica </w:t>
-      </w:r>
-      <w:r>
-        <w:t>secundari</w:t>
-      </w:r>
-      <w:r>
-        <w:t>a</w:t>
-      </w:r>
-      <w:r>
-        <w:t xml:space="preserve">. </w:t>
-      </w:r>
-      <w:r>
-        <w:t>Universidad Pedagógica Experimental Libertador, Instituto Pedagógico Rural "Gervasio Rubio".</w:t>
-      </w:r>
-      <w:r>
-        <w:t xml:space="preserve"> Caracas, Venezuela.</w:t>
-      </w:r>
-    </w:p>
-    <w:p>
-      <w:pPr>
-        <w:pStyle w:val="Referenciasbiblio"/>
-      </w:pPr>
-      <w:r>
-        <w:t xml:space="preserve">Gómez, Cervantes, </w:t>
-      </w:r>
-      <w:r>
-        <w:t>y</w:t>
-      </w:r>
-      <w:r>
-        <w:t xml:space="preserve"> González (2019). </w:t>
-      </w:r>
-      <w:r>
-        <w:rPr>
-          <w:b/>
-          <w:bCs w:val="0"/>
-        </w:rPr>
-        <w:t>Fundamentos de Ingeniería de Software</w:t>
-      </w:r>
-      <w:r>
-        <w:t>.</w:t>
-      </w:r>
-      <w:r>
-        <w:t xml:space="preserve"> </w:t>
-      </w:r>
-      <w:r>
-        <w:t xml:space="preserve">Universidad Autónoma Metropolitana, </w:t>
-      </w:r>
-      <w:r>
-        <w:t>Ciudad de México, México.</w:t>
-      </w:r>
-    </w:p>
-    <w:p>
-      <w:pPr>
-        <w:pStyle w:val="Referenciasbiblio"/>
-      </w:pPr>
-      <w:r>
-        <w:t xml:space="preserve">Jerez (2021). </w:t>
-      </w:r>
-      <w:r>
-        <w:rPr>
-          <w:b/>
-          <w:bCs w:val="0"/>
-        </w:rPr>
-        <w:t>Motivación y rendimiento académico en el alumnado de educación secundaria</w:t>
-      </w:r>
-      <w:r>
-        <w:t xml:space="preserve">. </w:t>
-      </w:r>
-      <w:r>
-        <w:t>Universidad de Sevilla</w:t>
-      </w:r>
-      <w:r>
-        <w:t>. Sevilla, España.</w:t>
-      </w:r>
-    </w:p>
-    <w:p>
-      <w:pPr>
-        <w:pStyle w:val="Referenciasbiblio"/>
-      </w:pPr>
-      <w:r>
-        <w:t xml:space="preserve">Quintero </w:t>
-      </w:r>
-      <w:r>
-        <w:t xml:space="preserve">y </w:t>
-      </w:r>
-      <w:r>
-        <w:t xml:space="preserve">Salgado (2021). </w:t>
-      </w:r>
-      <w:r>
-        <w:rPr>
-          <w:b/>
-          <w:bCs w:val="0"/>
-        </w:rPr>
-        <w:t>Desarrollo de aplicación móvil para la enseñanza de tecnología e informática en grado noveno</w:t>
-      </w:r>
-      <w:r>
-        <w:t xml:space="preserve">. </w:t>
-      </w:r>
-      <w:r>
-        <w:t>Universidad de Santander.</w:t>
-      </w:r>
-      <w:r>
-        <w:t xml:space="preserve"> </w:t>
-      </w:r>
-      <w:r>
-        <w:t>Medellín, Colombia.</w:t>
-      </w:r>
-    </w:p>
-    <w:p>
-      <w:pPr>
-        <w:pStyle w:val="Referenciasbiblio"/>
-      </w:pPr>
-      <w:r>
-        <w:t xml:space="preserve">Rojas (2018). </w:t>
-      </w:r>
-      <w:r>
-        <w:rPr>
-          <w:b/>
-          <w:bCs w:val="0"/>
-        </w:rPr>
-        <w:t>Software educativo</w:t>
-      </w:r>
-      <w:r>
-        <w:t xml:space="preserve">. </w:t>
-      </w:r>
-      <w:r>
-        <w:t>Universidad Nacional de Educación Enrique Guzmán y Valle. Lima, Perú</w:t>
-      </w:r>
-      <w:r>
-        <w:t>.</w:t>
-      </w:r>
-    </w:p>
-    <w:p>
-      <w:pPr>
-        <w:pStyle w:val="Referenciasbiblio"/>
-        <w:spacing w:line="240" w:lineRule="auto"/>
-      </w:pPr>
-    </w:p>
-    <w:p>
-      <w:pPr>
-        <w:pStyle w:val="Referenciasbiblio"/>
-        <w:ind w:left="0" w:firstLine="0"/>
-        <w:rPr>
-          <w:b/>
-          <w:bCs w:val="0"/>
-        </w:rPr>
-      </w:pPr>
-      <w:r>
-        <w:rPr>
-          <w:b/>
-          <w:bCs w:val="0"/>
-        </w:rPr>
-        <w:lastRenderedPageBreak/>
-        <w:t>3. ARTÍCULOS DE INVESTIGACIÓN</w:t>
-      </w:r>
+        <w:ind w:firstLine="0"/>
+      </w:pPr>
+      <w:hyperlink r:id="rId23" w:history="1">
+        <w:r>
+          <w:rPr>
+            <w:rStyle w:val="Hipervnculo"/>
+          </w:rPr>
+          <w:t>https://repositorio.une.edu.pe/entities/publication/21bc2480-f1bc-430b-b5d9-bc928b70e109</w:t>
+        </w:r>
+      </w:hyperlink>
     </w:p>
     <w:p>
       <w:pPr>
         <w:pStyle w:val="Referenciasbiblio"/>
         <w:spacing w:line="240" w:lineRule="auto"/>
         <w:ind w:left="0" w:firstLine="0"/>
+      </w:pPr>
+    </w:p>
+    <w:p>
+      <w:pPr>
+        <w:pStyle w:val="Referenciasbiblio"/>
+        <w:ind w:left="0" w:firstLine="0"/>
         <w:rPr>
           <w:b/>
           <w:bCs w:val="0"/>
         </w:rPr>
       </w:pPr>
+      <w:r>
+        <w:rPr>
+          <w:b/>
+          <w:bCs w:val="0"/>
+        </w:rPr>
+        <w:t>3. ARTÍCULOS DE INVESTIGACIÓN</w:t>
+      </w:r>
     </w:p>
     <w:p>
       <w:pPr>
         <w:pStyle w:val="Referenciasbiblio"/>
-      </w:pPr>
-      <w:r>
-        <w:t>Egas., Pazmiño, Vinueza</w:t>
+        <w:spacing w:line="240" w:lineRule="auto"/>
+        <w:ind w:left="0" w:firstLine="0"/>
+        <w:rPr>
+          <w:b/>
+          <w:bCs w:val="0"/>
+        </w:rPr>
+      </w:pPr>
+    </w:p>
+    <w:p>
+      <w:pPr>
+        <w:pStyle w:val="Referenciasbiblio"/>
+      </w:pPr>
+      <w:r>
+        <w:t>Calatrava</w:t>
+      </w:r>
+      <w:r>
+        <w:t xml:space="preserve"> (2023). </w:t>
+      </w:r>
+      <w:r>
+        <w:rPr>
+          <w:b/>
+          <w:bCs w:val="0"/>
+        </w:rPr>
+        <w:t>Un boceto para la reconstrucción. Aportes para el rescate del sistema educativo venezolano</w:t>
+      </w:r>
+      <w:r>
+        <w:t>. Revista sobre Relaciones Industriales y Laborales. Caracas, Venezuela.</w:t>
+      </w:r>
+      <w:r>
+        <w:t xml:space="preserve"> Disponible en:</w:t>
+      </w:r>
+    </w:p>
+    <w:p>
+      <w:pPr>
+        <w:pStyle w:val="Referenciasbiblio"/>
+        <w:ind w:firstLine="0"/>
+      </w:pPr>
+      <w:hyperlink r:id="rId24" w:history="1">
+        <w:r>
+          <w:rPr>
+            <w:rStyle w:val="Hipervnculo"/>
+          </w:rPr>
+          <w:t>https://revistasenlinea.saber.ucab.edu.ve/rrii2/article/view/6180/5755</w:t>
+        </w:r>
+      </w:hyperlink>
+    </w:p>
+    <w:p>
+      <w:pPr>
+        <w:pStyle w:val="Referenciasbiblio"/>
+      </w:pPr>
+      <w:r>
+        <w:t>Egas, Pazmiño, Vinueza</w:t>
       </w:r>
       <w:r>
         <w:t xml:space="preserve"> y </w:t>
       </w:r>
       <w:r>
-        <w:t xml:space="preserve">Alfaro (2023). </w:t>
+        <w:t>Alfaro (2023)</w:t>
+      </w:r>
+      <w:r>
+        <w:t>.</w:t>
+      </w:r>
+      <w:r>
+        <w:t xml:space="preserve"> </w:t>
       </w:r>
       <w:r>
         <w:rPr>
           <w:b/>
           <w:bCs w:val="0"/>
         </w:rPr>
-        <w:t>La gamificación como estrategia didáctica para mejorar la motivación y el rendimiento académico de los estudiantes en Educación Básica Media</w:t>
+        <w:t xml:space="preserve">La gamificación como estrategia didáctica para mejorar la motivación y el rendimiento académico de los </w:t>
+      </w:r>
+      <w:r>
+        <w:rPr>
+          <w:b/>
+          <w:bCs w:val="0"/>
+        </w:rPr>
+        <w:lastRenderedPageBreak/>
+        <w:t>estudiantes en Educación Básica Media</w:t>
       </w:r>
       <w:r>
         <w:t>. Polo del Conocimiento</w:t>
@@ -910,10 +1473,33 @@
       <w:r>
         <w:t>. Ambato, Ecuador.</w:t>
       </w:r>
+      <w:r>
+        <w:t xml:space="preserve"> Disponible</w:t>
+      </w:r>
+      <w:r>
+        <w:t xml:space="preserve"> en</w:t>
+      </w:r>
+      <w:r>
+        <w:t xml:space="preserve">: </w:t>
+      </w:r>
     </w:p>
     <w:p>
       <w:pPr>
         <w:pStyle w:val="Referenciasbiblio"/>
+        <w:ind w:firstLine="0"/>
+      </w:pPr>
+      <w:hyperlink r:id="rId25" w:history="1">
+        <w:r>
+          <w:rPr>
+            <w:rStyle w:val="Hipervnculo"/>
+          </w:rPr>
+          <w:t>https://dialnet.unirioja.es/servlet/articulo?codigo=9254960</w:t>
+        </w:r>
+      </w:hyperlink>
+    </w:p>
+    <w:p>
+      <w:pPr>
+        <w:pStyle w:val="Referenciasbiblio"/>
       </w:pPr>
       <w:r>
         <w:t xml:space="preserve">Gómez, Jiménez, y González (2024). </w:t>
@@ -943,13 +1529,33 @@
       <w:r>
         <w:t>.</w:t>
       </w:r>
+      <w:r>
+        <w:t xml:space="preserve"> Disponible en:</w:t>
+      </w:r>
     </w:p>
     <w:p>
       <w:pPr>
         <w:pStyle w:val="Referenciasbiblio"/>
-      </w:pPr>
-      <w:r>
-        <w:t>Granja (2015).</w:t>
+        <w:ind w:firstLine="0"/>
+      </w:pPr>
+      <w:hyperlink r:id="rId26" w:history="1">
+        <w:r>
+          <w:rPr>
+            <w:rStyle w:val="Hipervnculo"/>
+          </w:rPr>
+          <w:t>https://www.ride.org.mx/index.php/RIDE/article/view/1832</w:t>
+        </w:r>
+      </w:hyperlink>
+    </w:p>
+    <w:p>
+      <w:pPr>
+        <w:pStyle w:val="Referenciasbiblio"/>
+      </w:pPr>
+      <w:r>
+        <w:t>Ortiz</w:t>
+      </w:r>
+      <w:r>
+        <w:t xml:space="preserve"> (2015).</w:t>
       </w:r>
       <w:r>
         <w:rPr>
@@ -961,6 +1567,20 @@
       <w:r>
         <w:t>. Universidad Politécnica Salesiana. Cuenca, Ecuador</w:t>
       </w:r>
+      <w:r>
+        <w:t>. Disponible en</w:t>
+      </w:r>
+      <w:r>
+        <w:t xml:space="preserve">: </w:t>
+      </w:r>
+      <w:hyperlink r:id="rId27" w:history="1">
+        <w:r>
+          <w:rPr>
+            <w:rStyle w:val="Hipervnculo"/>
+          </w:rPr>
+          <w:t>https://www.redalyc.org/articulo.oa?id=441846096005</w:t>
+        </w:r>
+      </w:hyperlink>
     </w:p>
     <w:p>
       <w:pPr>
@@ -1003,10 +1623,27 @@
       <w:r>
         <w:t xml:space="preserve"> Riobamba, Ecuador.</w:t>
       </w:r>
+      <w:r>
+        <w:t xml:space="preserve"> Disponible en:</w:t>
+      </w:r>
     </w:p>
     <w:p>
       <w:pPr>
         <w:pStyle w:val="Referenciasbiblio"/>
+        <w:ind w:firstLine="0"/>
+      </w:pPr>
+      <w:hyperlink r:id="rId28" w:history="1">
+        <w:r>
+          <w:rPr>
+            <w:rStyle w:val="Hipervnculo"/>
+          </w:rPr>
+          <w:t>https://dialnet.unirioja.es/servlet/articulo?codigo=8635309</w:t>
+        </w:r>
+      </w:hyperlink>
+    </w:p>
+    <w:p>
+      <w:pPr>
+        <w:pStyle w:val="Referenciasbiblio"/>
       </w:pPr>
       <w:r>
         <w:t xml:space="preserve">López, Cabrera y Valencia (2008), </w:t>
@@ -1021,12 +1658,183 @@
       <w:r>
         <w:t>. Universidad Tecnológica de Pereira. Pereira, Colombia.</w:t>
       </w:r>
+      <w:r>
+        <w:t xml:space="preserve"> Disponible en: </w:t>
+      </w:r>
+      <w:hyperlink r:id="rId29" w:history="1">
+        <w:r>
+          <w:rPr>
+            <w:rStyle w:val="Hipervnculo"/>
+          </w:rPr>
+          <w:t>https://www.redalyc.org/articulo.oa?id=84920503058</w:t>
+        </w:r>
+      </w:hyperlink>
     </w:p>
     <w:p>
       <w:pPr>
         <w:pStyle w:val="Referenciasbiblio"/>
       </w:pPr>
       <w:r>
+        <w:t>Martínez y Salas (2023)</w:t>
+      </w:r>
+      <w:r>
+        <w:t xml:space="preserve">, </w:t>
+      </w:r>
+      <w:r>
+        <w:rPr>
+          <w:b/>
+          <w:bCs w:val="0"/>
+        </w:rPr>
+        <w:t>Presentación Informe SECEL Líneas de Conocimiento 2022 – 2023.</w:t>
+      </w:r>
+      <w:r>
+        <w:rPr>
+          <w:b/>
+          <w:bCs w:val="0"/>
+        </w:rPr>
+        <w:t xml:space="preserve"> </w:t>
+      </w:r>
+      <w:r>
+        <w:t>Universidad Católica Andrés Bello. Caracas, Venezuela.</w:t>
+      </w:r>
+      <w:r>
+        <w:t xml:space="preserve"> Disponible en: </w:t>
+      </w:r>
+    </w:p>
+    <w:p>
+      <w:pPr>
+        <w:pStyle w:val="Referenciasbiblio"/>
+        <w:ind w:firstLine="0"/>
+      </w:pPr>
+      <w:hyperlink r:id="rId30" w:history="1">
+        <w:r>
+          <w:rPr>
+            <w:rStyle w:val="Hipervnculo"/>
+          </w:rPr>
+          <w:t>https://elucabista.com/wp-content/uploads/2023/11/PresentacionResultadosNoviembre2023.pdf</w:t>
+        </w:r>
+      </w:hyperlink>
+    </w:p>
+    <w:p>
+      <w:pPr>
+        <w:pStyle w:val="Referenciasbiblio"/>
+      </w:pPr>
+      <w:r>
+        <w:t>Ramírez</w:t>
+      </w:r>
+      <w:r>
+        <w:t xml:space="preserve"> </w:t>
+      </w:r>
+      <w:r>
+        <w:t>y Salced</w:t>
+      </w:r>
+      <w:r>
+        <w:t xml:space="preserve">o </w:t>
+      </w:r>
+      <w:r>
+        <w:t>(202</w:t>
+      </w:r>
+      <w:r>
+        <w:t>5</w:t>
+      </w:r>
+      <w:r>
+        <w:t>).</w:t>
+      </w:r>
+      <w:r>
+        <w:t xml:space="preserve"> </w:t>
+      </w:r>
+      <w:r>
+        <w:rPr>
+          <w:b/>
+          <w:bCs w:val="0"/>
+        </w:rPr>
+        <w:t>La falta de generación de relevo docente, un daño colateral de la crisis venezolana</w:t>
+      </w:r>
+      <w:r>
+        <w:t>.</w:t>
+      </w:r>
+      <w:r>
+        <w:t xml:space="preserve"> </w:t>
+      </w:r>
+      <w:r>
+        <w:rPr>
+          <w:lang w:val="en-US"/>
+        </w:rPr>
+        <w:t xml:space="preserve">European Public &amp; Social Innovation </w:t>
+      </w:r>
+      <w:r>
+        <w:rPr>
+          <w:lang w:val="en-US"/>
+        </w:rPr>
+        <w:lastRenderedPageBreak/>
+        <w:t xml:space="preserve">Review. 11, 1-16. </w:t>
+      </w:r>
+      <w:r>
+        <w:t xml:space="preserve">Disponible en: </w:t>
+      </w:r>
+      <w:hyperlink r:id="rId31" w:history="1">
+        <w:r>
+          <w:rPr>
+            <w:rStyle w:val="Hipervnculo"/>
+          </w:rPr>
+          <w:t>https://epsir.net/index.php/epsir/article/view/1974</w:t>
+        </w:r>
+      </w:hyperlink>
+    </w:p>
+    <w:p>
+      <w:pPr>
+        <w:pStyle w:val="Referenciasbiblio"/>
+      </w:pPr>
+      <w:r>
+        <w:t xml:space="preserve">Salas y Martínez (2025), </w:t>
+      </w:r>
+      <w:r>
+        <w:rPr>
+          <w:b/>
+          <w:bCs w:val="0"/>
+        </w:rPr>
+        <w:t>Informe Sistema de Evaluación de Conocimientos en Línea SECEL Diciembre 2024</w:t>
+      </w:r>
+      <w:r>
+        <w:rPr>
+          <w:b/>
+          <w:bCs w:val="0"/>
+        </w:rPr>
+        <w:t>.</w:t>
+      </w:r>
+      <w:r>
+        <w:rPr>
+          <w:b/>
+          <w:bCs w:val="0"/>
+        </w:rPr>
+        <w:t xml:space="preserve"> </w:t>
+      </w:r>
+      <w:r>
+        <w:t>Universidad Católica Andrés Bello. Caracas, Venezuela.</w:t>
+      </w:r>
+      <w:r>
+        <w:t xml:space="preserve"> Disponible en: </w:t>
+      </w:r>
+    </w:p>
+    <w:p>
+      <w:pPr>
+        <w:pStyle w:val="Referenciasbiblio"/>
+        <w:ind w:firstLine="0"/>
+      </w:pPr>
+      <w:hyperlink r:id="rId32" w:history="1">
+        <w:r>
+          <w:rPr>
+            <w:rStyle w:val="Hipervnculo"/>
+          </w:rPr>
+          <w:t>https://educacion.ucab.edu.ve/wp-content/uploads/sites/17/2025/04/InformeSECELAbril2025.pdf</w:t>
+        </w:r>
+      </w:hyperlink>
+    </w:p>
+    <w:p>
+      <w:pPr>
+        <w:pStyle w:val="Referenciasbiblio"/>
+      </w:pPr>
+      <w:r>
         <w:t>Stover, Bruno, Urie</w:t>
       </w:r>
       <w:r>
@@ -1051,10 +1859,27 @@
       <w:r>
         <w:t>. Universidad Nacional de Mar del Plata. Mar de Plata, Argentina</w:t>
       </w:r>
+      <w:r>
+        <w:t>. Disponible en:</w:t>
+      </w:r>
     </w:p>
     <w:p>
       <w:pPr>
         <w:pStyle w:val="Referenciasbiblio"/>
+        <w:ind w:firstLine="0"/>
+      </w:pPr>
+      <w:hyperlink r:id="rId33" w:history="1">
+        <w:r>
+          <w:rPr>
+            <w:rStyle w:val="Hipervnculo"/>
+          </w:rPr>
+          <w:t>https://dialnet.unirioja.es/servlet/articulo?codigo=6224835</w:t>
+        </w:r>
+      </w:hyperlink>
+    </w:p>
+    <w:p>
+      <w:pPr>
+        <w:pStyle w:val="Referenciasbiblio"/>
       </w:pPr>
       <w:r>
         <w:t>Velastegui, Tagua, Mira</w:t>
@@ -1063,8 +1888,13 @@
         <w:t>nda</w:t>
       </w:r>
       <w:r>
-        <w:t>, y Muyulema</w:t>
-      </w:r>
+        <w:t xml:space="preserve">, y </w:t>
+      </w:r>
+      <w:proofErr w:type="spellStart"/>
+      <w:r>
+        <w:t>Muyulema</w:t>
+      </w:r>
+      <w:proofErr w:type="spellEnd"/>
       <w:r>
         <w:t xml:space="preserve"> </w:t>
       </w:r>
@@ -1090,12 +1920,114 @@
       <w:r>
         <w:t>.</w:t>
       </w:r>
+      <w:r>
+        <w:t xml:space="preserve"> Disponible en: </w:t>
+      </w:r>
+      <w:hyperlink r:id="rId34" w:history="1">
+        <w:r>
+          <w:rPr>
+            <w:rStyle w:val="Hipervnculo"/>
+          </w:rPr>
+          <w:t>https</w:t>
+        </w:r>
+        <w:r>
+          <w:rPr>
+            <w:rStyle w:val="Hipervnculo"/>
+          </w:rPr>
+          <w:t>://dialnet.unirioja.es/servlet/articulo?codigo=9676175</w:t>
+        </w:r>
+      </w:hyperlink>
+    </w:p>
+    <w:p>
+      <w:pPr>
+        <w:pStyle w:val="Referenciasbiblio"/>
+      </w:pPr>
+      <w:r>
+        <w:t>Villamar</w:t>
+      </w:r>
+      <w:r>
+        <w:t xml:space="preserve"> y</w:t>
+      </w:r>
+      <w:r>
+        <w:t xml:space="preserve"> Sánchez</w:t>
+      </w:r>
+      <w:r>
+        <w:t xml:space="preserve"> </w:t>
+      </w:r>
+      <w:r>
+        <w:t xml:space="preserve">(2024). </w:t>
+      </w:r>
+      <w:r>
+        <w:rPr>
+          <w:b/>
+          <w:bCs w:val="0"/>
+        </w:rPr>
+        <w:t>Explorando las bases pedagógicas de la gamificación como enfoque metodológico en la enseñanza superior</w:t>
+      </w:r>
+      <w:r>
+        <w:t>.</w:t>
+      </w:r>
+      <w:r>
+        <w:t xml:space="preserve"> Educación</w:t>
+      </w:r>
+      <w:r>
+        <w:t>. Lima, Perú</w:t>
+      </w:r>
+      <w:r>
+        <w:t>.</w:t>
+      </w:r>
+      <w:r>
+        <w:t xml:space="preserve"> Disponible en: </w:t>
+      </w:r>
+    </w:p>
+    <w:p>
+      <w:pPr>
+        <w:pStyle w:val="Referenciasbiblio"/>
+        <w:ind w:firstLine="0"/>
+      </w:pPr>
+      <w:hyperlink r:id="rId35" w:history="1">
+        <w:r>
+          <w:rPr>
+            <w:rStyle w:val="Hipervnculo"/>
+          </w:rPr>
+          <w:t>https://revistas.pucp.edu.pe/index.php/educacion/article/view/29664</w:t>
+        </w:r>
+      </w:hyperlink>
+    </w:p>
+    <w:p>
+      <w:pPr>
+        <w:pStyle w:val="Referenciasbiblio"/>
+      </w:pPr>
+    </w:p>
+    <w:p>
+      <w:pPr>
+        <w:pStyle w:val="Referenciasbiblio"/>
+        <w:ind w:left="0" w:firstLine="0"/>
+        <w:rPr>
+          <w:b/>
+          <w:bCs w:val="0"/>
+        </w:rPr>
+      </w:pPr>
+      <w:r>
+        <w:rPr>
+          <w:b/>
+          <w:bCs w:val="0"/>
+        </w:rPr>
+        <w:t>4. FUENTES ELECTRÓNICAS</w:t>
+      </w:r>
+    </w:p>
+    <w:p>
+      <w:pPr>
+        <w:pStyle w:val="Referenciasbiblio"/>
+        <w:spacing w:line="240" w:lineRule="auto"/>
+        <w:ind w:left="0" w:firstLine="0"/>
+      </w:pPr>
     </w:p>
     <w:p>
       <w:pPr>
         <w:pStyle w:val="Referenciasbiblio"/>
         <w:sectPr>
-          <w:headerReference w:type="default" r:id="rId7"/>
+          <w:headerReference w:type="default" r:id="rId36"/>
           <w:pgSz w:w="12240" w:h="15840"/>
           <w:pgMar w:top="1417" w:right="1701" w:bottom="1417" w:left="1701" w:header="708" w:footer="708" w:gutter="0"/>
           <w:pgNumType w:start="124"/>
@@ -1105,36 +2037,30 @@
       </w:pPr>
       <w:r>
         <w:lastRenderedPageBreak/>
-        <w:t>Villamar</w:t>
-      </w:r>
-      <w:r>
-        <w:t xml:space="preserve"> y</w:t>
-      </w:r>
-      <w:r>
-        <w:t xml:space="preserve"> Sánchez</w:t>
-      </w:r>
-      <w:r>
-        <w:t xml:space="preserve"> </w:t>
-      </w:r>
-      <w:r>
-        <w:t xml:space="preserve">(2024). </w:t>
-      </w:r>
-      <w:r>
-        <w:rPr>
-          <w:b/>
-          <w:bCs w:val="0"/>
-        </w:rPr>
-        <w:t>Explorando las bases pedagógicas de la gamificación como enfoque metodológico en la enseñanza superior</w:t>
-      </w:r>
-      <w:r>
-        <w:t>. Educación</w:t>
-      </w:r>
-      <w:r>
-        <w:t>. Lima, Perú</w:t>
+        <w:t xml:space="preserve">Rojas, I. (2023). Maestros en recesión: La crisis de la profesión docente en Venezuela. </w:t>
+      </w:r>
+      <w:proofErr w:type="spellStart"/>
+      <w:r>
+        <w:t>Prodavinci</w:t>
+      </w:r>
+      <w:proofErr w:type="spellEnd"/>
+      <w:r>
+        <w:t>, Caracas, Venezuela</w:t>
       </w:r>
       <w:r>
         <w:t>.</w:t>
       </w:r>
+      <w:r>
+        <w:t xml:space="preserve"> Disponible en: </w:t>
+      </w:r>
+      <w:hyperlink r:id="rId37" w:history="1">
+        <w:r>
+          <w:rPr>
+            <w:rStyle w:val="Hipervnculo"/>
+          </w:rPr>
+          <w:t>https://maestrosenrecesion.prodavinci.com/</w:t>
+        </w:r>
+      </w:hyperlink>
     </w:p>
     <w:p/>
     <w:p>
@@ -1266,7 +2192,7 @@
                           </pic:cNvPicPr>
                         </pic:nvPicPr>
                         <pic:blipFill>
-                          <a:blip r:embed="rId8" cstate="print">
+                          <a:blip r:embed="rId38" cstate="print">
                             <a:clrChange>
                               <a:clrFrom>
                                 <a:srgbClr val="FFFFFE"/>
@@ -1355,7 +2281,7 @@
           </mc:Choice>
           <mc:Fallback>
             <w:pict>
-              <v:group w14:anchorId="7B07E745" id="Group 17" o:spid="_x0000_s1026" style="position:absolute;margin-left:-4.45pt;margin-top:9.2pt;width:450.2pt;height:127.25pt;z-index:251659264" coordorigin="2268,6021" coordsize="8280,2340" o:gfxdata="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">
+              <v:group w14:anchorId="1E8405EA" id="Group 17" o:spid="_x0000_s1026" style="position:absolute;margin-left:-4.45pt;margin-top:9.2pt;width:450.2pt;height:127.25pt;z-index:251659264" coordorigin="2268,6021" coordsize="8280,2340" o:gfxdata="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">
                 <v:shapetype id="_x0000_t75" coordsize="21600,21600" o:spt="75" o:preferrelative="t" path="m@4@5l@4@11@9@11@9@5xe" filled="f" stroked="f">
                   <v:stroke joinstyle="miter"/>
                   <v:formulas>
@@ -1376,7 +2302,7 @@
                   <o:lock v:ext="edit" aspectratio="t"/>
                 </v:shapetype>
                 <v:shape id="Imagen 2" o:spid="_x0000_s1027" type="#_x0000_t75" alt="Descripción: LOGO URBE 2012 DEFINITIVO-01" style="position:absolute;left:2268;top:6021;width:3000;height:2340;visibility:visible;mso-wrap-style:square" o:gfxdata="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">
-                  <v:imagedata r:id="rId9" o:title=" LOGO URBE 2012 DEFINITIVO-01" chromakey="#fffffe" blacklevel="-3932f"/>
+                  <v:imagedata r:id="rId39" o:title=" LOGO URBE 2012 DEFINITIVO-01" chromakey="#fffffe" blacklevel="-3932f"/>
                 </v:shape>
                 <v:line id="Line 19" o:spid="_x0000_s1028" style="position:absolute;visibility:visible;mso-wrap-style:square" from="2268,8198" to="10548,8198" o:connectortype="straight" o:gfxdata="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" strokeweight="3pt">
                   <v:stroke linestyle="thinThin"/>
@@ -1462,9 +2388,1815 @@
         </w:tabs>
       </w:pPr>
     </w:p>
+    <w:p>
+      <w:pPr>
+        <w:tabs>
+          <w:tab w:val="left" w:pos="2394"/>
+        </w:tabs>
+      </w:pPr>
+    </w:p>
+    <w:p>
+      <w:pPr>
+        <w:tabs>
+          <w:tab w:val="left" w:pos="2394"/>
+        </w:tabs>
+      </w:pPr>
+    </w:p>
+    <w:p>
+      <w:pPr>
+        <w:tabs>
+          <w:tab w:val="left" w:pos="2394"/>
+        </w:tabs>
+      </w:pPr>
+    </w:p>
+    <w:p>
+      <w:pPr>
+        <w:tabs>
+          <w:tab w:val="left" w:pos="2394"/>
+        </w:tabs>
+      </w:pPr>
+    </w:p>
+    <w:p>
+      <w:pPr>
+        <w:tabs>
+          <w:tab w:val="left" w:pos="2394"/>
+        </w:tabs>
+      </w:pPr>
+    </w:p>
+    <w:p>
+      <w:pPr>
+        <w:tabs>
+          <w:tab w:val="left" w:pos="2394"/>
+        </w:tabs>
+      </w:pPr>
+    </w:p>
+    <w:p>
+      <w:pPr>
+        <w:tabs>
+          <w:tab w:val="left" w:pos="2394"/>
+        </w:tabs>
+      </w:pPr>
+    </w:p>
+    <w:p>
+      <w:pPr>
+        <w:tabs>
+          <w:tab w:val="left" w:pos="2394"/>
+        </w:tabs>
+      </w:pPr>
+    </w:p>
+    <w:p>
+      <w:pPr>
+        <w:tabs>
+          <w:tab w:val="left" w:pos="2394"/>
+        </w:tabs>
+      </w:pPr>
+    </w:p>
+    <w:p>
+      <w:pPr>
+        <w:spacing w:line="360" w:lineRule="auto"/>
+      </w:pPr>
+    </w:p>
+    <w:p/>
+    <w:p>
+      <w:pPr>
+        <w:rPr>
+          <w:b/>
+          <w:bCs/>
+          <w:color w:val="000000"/>
+        </w:rPr>
+      </w:pPr>
+    </w:p>
+    <w:p>
+      <w:pPr>
+        <w:jc w:val="right"/>
+        <w:rPr>
+          <w:b/>
+          <w:bCs/>
+          <w:color w:val="000000"/>
+        </w:rPr>
+      </w:pPr>
+    </w:p>
+    <w:p>
+      <w:pPr>
+        <w:rPr>
+          <w:b/>
+          <w:bCs/>
+          <w:color w:val="000000"/>
+        </w:rPr>
+      </w:pPr>
+    </w:p>
+    <w:p>
+      <w:pPr>
+        <w:jc w:val="right"/>
+        <w:rPr>
+          <w:b/>
+          <w:bCs/>
+          <w:color w:val="000000"/>
+        </w:rPr>
+      </w:pPr>
+    </w:p>
+    <w:p>
+      <w:pPr>
+        <w:rPr>
+          <w:b/>
+          <w:bCs/>
+          <w:color w:val="000000"/>
+        </w:rPr>
+      </w:pPr>
+    </w:p>
+    <w:p>
+      <w:pPr>
+        <w:rPr>
+          <w:b/>
+          <w:bCs/>
+          <w:color w:val="000000"/>
+        </w:rPr>
+      </w:pPr>
+    </w:p>
+    <w:p>
+      <w:pPr>
+        <w:jc w:val="right"/>
+        <w:rPr>
+          <w:b/>
+          <w:bCs/>
+          <w:color w:val="000000"/>
+        </w:rPr>
+      </w:pPr>
+    </w:p>
+    <w:p>
+      <w:pPr>
+        <w:jc w:val="right"/>
+        <w:rPr>
+          <w:b/>
+          <w:bCs/>
+          <w:color w:val="000000"/>
+        </w:rPr>
+      </w:pPr>
+    </w:p>
+    <w:p>
+      <w:pPr>
+        <w:jc w:val="right"/>
+        <w:rPr>
+          <w:b/>
+          <w:bCs/>
+          <w:color w:val="000000"/>
+        </w:rPr>
+      </w:pPr>
+      <w:r>
+        <w:rPr>
+          <w:noProof/>
+        </w:rPr>
+        <mc:AlternateContent>
+          <mc:Choice Requires="wpg">
+            <w:drawing>
+              <wp:anchor distT="0" distB="0" distL="114300" distR="114300" simplePos="0" relativeHeight="251661312" behindDoc="0" locked="0" layoutInCell="1" allowOverlap="1" wp14:anchorId="68FE79BC" wp14:editId="05911819">
+                <wp:simplePos x="0" y="0"/>
+                <wp:positionH relativeFrom="column">
+                  <wp:posOffset>-56515</wp:posOffset>
+                </wp:positionH>
+                <wp:positionV relativeFrom="paragraph">
+                  <wp:posOffset>116840</wp:posOffset>
+                </wp:positionV>
+                <wp:extent cx="5717540" cy="1616075"/>
+                <wp:effectExtent l="19685" t="2540" r="25400" b="635"/>
+                <wp:wrapNone/>
+                <wp:docPr id="1610688690" name="Group 17"/>
+                <wp:cNvGraphicFramePr>
+                  <a:graphicFrameLocks xmlns:a="http://schemas.openxmlformats.org/drawingml/2006/main"/>
+                </wp:cNvGraphicFramePr>
+                <a:graphic xmlns:a="http://schemas.openxmlformats.org/drawingml/2006/main">
+                  <a:graphicData uri="http://schemas.microsoft.com/office/word/2010/wordprocessingGroup">
+                    <wpg:wgp>
+                      <wpg:cNvGrpSpPr>
+                        <a:grpSpLocks/>
+                      </wpg:cNvGrpSpPr>
+                      <wpg:grpSpPr bwMode="auto">
+                        <a:xfrm>
+                          <a:off x="0" y="0"/>
+                          <a:ext cx="5717540" cy="1616075"/>
+                          <a:chOff x="2268" y="6021"/>
+                          <a:chExt cx="8280" cy="2340"/>
+                        </a:xfrm>
+                      </wpg:grpSpPr>
+                      <pic:pic xmlns:pic="http://schemas.openxmlformats.org/drawingml/2006/picture">
+                        <pic:nvPicPr>
+                          <pic:cNvPr id="2131015620" name="Imagen 2" descr="Descripción: LOGO URBE 2012 DEFINITIVO-01"/>
+                          <pic:cNvPicPr>
+                            <a:picLocks noChangeAspect="1" noChangeArrowheads="1"/>
+                          </pic:cNvPicPr>
+                        </pic:nvPicPr>
+                        <pic:blipFill>
+                          <a:blip r:embed="rId38" cstate="print">
+                            <a:clrChange>
+                              <a:clrFrom>
+                                <a:srgbClr val="FFFFFE"/>
+                              </a:clrFrom>
+                              <a:clrTo>
+                                <a:srgbClr val="FFFFFE">
+                                  <a:alpha val="0"/>
+                                </a:srgbClr>
+                              </a:clrTo>
+                            </a:clrChange>
+                            <a:lum bright="-12000"/>
+                            <a:extLst>
+                              <a:ext uri="{28A0092B-C50C-407E-A947-70E740481C1C}">
+                                <a14:useLocalDpi xmlns:a14="http://schemas.microsoft.com/office/drawing/2010/main" val="0"/>
+                              </a:ext>
+                            </a:extLst>
+                          </a:blip>
+                          <a:srcRect/>
+                          <a:stretch>
+                            <a:fillRect/>
+                          </a:stretch>
+                        </pic:blipFill>
+                        <pic:spPr bwMode="auto">
+                          <a:xfrm>
+                            <a:off x="2268" y="6021"/>
+                            <a:ext cx="3000" cy="2340"/>
+                          </a:xfrm>
+                          <a:prstGeom prst="rect">
+                            <a:avLst/>
+                          </a:prstGeom>
+                          <a:noFill/>
+                          <a:extLst>
+                            <a:ext uri="{909E8E84-426E-40DD-AFC4-6F175D3DCCD1}">
+                              <a14:hiddenFill xmlns:a14="http://schemas.microsoft.com/office/drawing/2010/main">
+                                <a:solidFill>
+                                  <a:srgbClr val="FFFFFF"/>
+                                </a:solidFill>
+                              </a14:hiddenFill>
+                            </a:ext>
+                          </a:extLst>
+                        </pic:spPr>
+                      </pic:pic>
+                      <wps:wsp>
+                        <wps:cNvPr id="540861906" name="Line 19"/>
+                        <wps:cNvCnPr>
+                          <a:cxnSpLocks noChangeShapeType="1"/>
+                        </wps:cNvCnPr>
+                        <wps:spPr bwMode="auto">
+                          <a:xfrm>
+                            <a:off x="2268" y="8198"/>
+                            <a:ext cx="8280" cy="0"/>
+                          </a:xfrm>
+                          <a:prstGeom prst="line">
+                            <a:avLst/>
+                          </a:prstGeom>
+                          <a:noFill/>
+                          <a:ln w="38100" cmpd="dbl">
+                            <a:solidFill>
+                              <a:srgbClr val="000000"/>
+                            </a:solidFill>
+                            <a:round/>
+                            <a:headEnd/>
+                            <a:tailEnd/>
+                          </a:ln>
+                          <a:extLst>
+                            <a:ext uri="{909E8E84-426E-40DD-AFC4-6F175D3DCCD1}">
+                              <a14:hiddenFill xmlns:a14="http://schemas.microsoft.com/office/drawing/2010/main">
+                                <a:noFill/>
+                              </a14:hiddenFill>
+                            </a:ext>
+                          </a:extLst>
+                        </wps:spPr>
+                        <wps:bodyPr/>
+                      </wps:wsp>
+                    </wpg:wgp>
+                  </a:graphicData>
+                </a:graphic>
+                <wp14:sizeRelH relativeFrom="page">
+                  <wp14:pctWidth>0</wp14:pctWidth>
+                </wp14:sizeRelH>
+                <wp14:sizeRelV relativeFrom="page">
+                  <wp14:pctHeight>0</wp14:pctHeight>
+                </wp14:sizeRelV>
+              </wp:anchor>
+            </w:drawing>
+          </mc:Choice>
+          <mc:Fallback>
+            <w:pict>
+              <v:group w14:anchorId="50CAA474" id="Group 17" o:spid="_x0000_s1026" style="position:absolute;margin-left:-4.45pt;margin-top:9.2pt;width:450.2pt;height:127.25pt;z-index:251661312" coordorigin="2268,6021" coordsize="8280,2340" o:gfxdata="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">
+                <v:shape id="Imagen 2" o:spid="_x0000_s1027" type="#_x0000_t75" alt="Descripción: LOGO URBE 2012 DEFINITIVO-01" style="position:absolute;left:2268;top:6021;width:3000;height:2340;visibility:visible;mso-wrap-style:square" o:gfxdata="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">
+                  <v:imagedata r:id="rId39" o:title=" LOGO URBE 2012 DEFINITIVO-01" chromakey="#fffffe" blacklevel="-3932f"/>
+                </v:shape>
+                <v:line id="Line 19" o:spid="_x0000_s1028" style="position:absolute;visibility:visible;mso-wrap-style:square" from="2268,8198" to="10548,8198" o:connectortype="straight" o:gfxdata="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" strokeweight="3pt">
+                  <v:stroke linestyle="thinThin"/>
+                </v:line>
+              </v:group>
+            </w:pict>
+          </mc:Fallback>
+        </mc:AlternateContent>
+      </w:r>
+    </w:p>
+    <w:p>
+      <w:pPr>
+        <w:jc w:val="right"/>
+        <w:rPr>
+          <w:b/>
+          <w:bCs/>
+          <w:color w:val="000000"/>
+        </w:rPr>
+      </w:pPr>
+    </w:p>
+    <w:p>
+      <w:pPr>
+        <w:jc w:val="right"/>
+        <w:rPr>
+          <w:b/>
+          <w:bCs/>
+          <w:color w:val="000000"/>
+        </w:rPr>
+      </w:pPr>
+    </w:p>
+    <w:p>
+      <w:pPr>
+        <w:tabs>
+          <w:tab w:val="right" w:pos="8838"/>
+        </w:tabs>
+        <w:spacing w:after="200"/>
+        <w:rPr>
+          <w:rFonts w:ascii="Arial" w:hAnsi="Arial" w:cs="Arial"/>
+          <w:b/>
+          <w:bCs/>
+          <w:color w:val="000000"/>
+          <w:sz w:val="72"/>
+          <w:szCs w:val="72"/>
+        </w:rPr>
+      </w:pPr>
+      <w:r>
+        <w:rPr>
+          <w:b/>
+          <w:bCs/>
+          <w:color w:val="000000"/>
+          <w:sz w:val="72"/>
+          <w:szCs w:val="72"/>
+        </w:rPr>
+        <w:tab/>
+      </w:r>
+      <w:r>
+        <w:rPr>
+          <w:rFonts w:ascii="Arial" w:hAnsi="Arial" w:cs="Arial"/>
+          <w:b/>
+          <w:bCs/>
+          <w:color w:val="000000"/>
+          <w:sz w:val="72"/>
+          <w:szCs w:val="72"/>
+        </w:rPr>
+        <w:t>ANEXO A</w:t>
+      </w:r>
+    </w:p>
+    <w:p>
+      <w:pPr>
+        <w:tabs>
+          <w:tab w:val="left" w:pos="2394"/>
+        </w:tabs>
+        <w:rPr>
+          <w:rFonts w:ascii="Arial" w:hAnsi="Arial" w:cs="Arial"/>
+          <w:b/>
+          <w:bCs/>
+          <w:sz w:val="44"/>
+          <w:szCs w:val="44"/>
+        </w:rPr>
+      </w:pPr>
+      <w:r>
+        <w:rPr>
+          <w:rFonts w:ascii="Arial" w:hAnsi="Arial" w:cs="Arial"/>
+          <w:b/>
+          <w:bCs/>
+          <w:sz w:val="44"/>
+          <w:szCs w:val="44"/>
+        </w:rPr>
+        <w:t>CUESTIONARIO</w:t>
+      </w:r>
+    </w:p>
+    <w:p>
+      <w:pPr>
+        <w:tabs>
+          <w:tab w:val="left" w:pos="2394"/>
+        </w:tabs>
+      </w:pPr>
+    </w:p>
+    <w:p>
+      <w:pPr>
+        <w:tabs>
+          <w:tab w:val="left" w:pos="2394"/>
+        </w:tabs>
+      </w:pPr>
+    </w:p>
+    <w:p>
+      <w:pPr>
+        <w:tabs>
+          <w:tab w:val="left" w:pos="2394"/>
+        </w:tabs>
+      </w:pPr>
+    </w:p>
+    <w:p>
+      <w:pPr>
+        <w:tabs>
+          <w:tab w:val="left" w:pos="2394"/>
+        </w:tabs>
+      </w:pPr>
+    </w:p>
+    <w:p>
+      <w:pPr>
+        <w:tabs>
+          <w:tab w:val="left" w:pos="2394"/>
+        </w:tabs>
+      </w:pPr>
+    </w:p>
+    <w:p>
+      <w:pPr>
+        <w:tabs>
+          <w:tab w:val="left" w:pos="2394"/>
+        </w:tabs>
+      </w:pPr>
+    </w:p>
+    <w:p>
+      <w:pPr>
+        <w:tabs>
+          <w:tab w:val="left" w:pos="2394"/>
+        </w:tabs>
+      </w:pPr>
+    </w:p>
+    <w:p>
+      <w:pPr>
+        <w:tabs>
+          <w:tab w:val="left" w:pos="2394"/>
+        </w:tabs>
+      </w:pPr>
+    </w:p>
+    <w:p>
+      <w:pPr>
+        <w:tabs>
+          <w:tab w:val="left" w:pos="2394"/>
+        </w:tabs>
+      </w:pPr>
+    </w:p>
+    <w:p>
+      <w:pPr>
+        <w:spacing w:line="360" w:lineRule="auto"/>
+        <w:rPr>
+          <w:rFonts w:ascii="Arial" w:hAnsi="Arial" w:cs="Arial"/>
+          <w:b/>
+          <w:bCs/>
+          <w:sz w:val="22"/>
+          <w:szCs w:val="22"/>
+          <w:lang w:val="es-MX"/>
+        </w:rPr>
+      </w:pPr>
+    </w:p>
+    <w:p>
+      <w:pPr>
+        <w:spacing w:after="0" w:line="480" w:lineRule="auto"/>
+        <w:jc w:val="center"/>
+        <w:rPr>
+          <w:rFonts w:ascii="Arial" w:hAnsi="Arial" w:cs="Arial"/>
+          <w:b/>
+          <w:bCs/>
+          <w:lang w:val="es-MX"/>
+        </w:rPr>
+      </w:pPr>
+      <w:r>
+        <w:rPr>
+          <w:rFonts w:ascii="Arial" w:hAnsi="Arial" w:cs="Arial"/>
+          <w:b/>
+          <w:bCs/>
+          <w:lang w:val="es-MX"/>
+        </w:rPr>
+        <w:lastRenderedPageBreak/>
+        <w:t>ANEXO A</w:t>
+      </w:r>
+    </w:p>
+    <w:p>
+      <w:pPr>
+        <w:spacing w:after="0" w:line="240" w:lineRule="auto"/>
+        <w:jc w:val="center"/>
+        <w:rPr>
+          <w:rFonts w:ascii="Arial" w:hAnsi="Arial" w:cs="Arial"/>
+          <w:b/>
+          <w:bCs/>
+          <w:lang w:val="es-MX"/>
+        </w:rPr>
+      </w:pPr>
+    </w:p>
+    <w:p>
+      <w:pPr>
+        <w:spacing w:after="0" w:line="480" w:lineRule="auto"/>
+        <w:jc w:val="center"/>
+        <w:rPr>
+          <w:rFonts w:ascii="Arial" w:hAnsi="Arial" w:cs="Arial"/>
+          <w:b/>
+          <w:bCs/>
+          <w:lang w:val="es-MX"/>
+        </w:rPr>
+      </w:pPr>
+      <w:r>
+        <w:rPr>
+          <w:rFonts w:ascii="Arial" w:hAnsi="Arial" w:cs="Arial"/>
+          <w:b/>
+          <w:bCs/>
+          <w:lang w:val="es-MX"/>
+        </w:rPr>
+        <w:t>CUESTIONARIO</w:t>
+      </w:r>
+    </w:p>
+    <w:p>
+      <w:pPr>
+        <w:spacing w:after="0" w:line="240" w:lineRule="auto"/>
+        <w:jc w:val="center"/>
+        <w:rPr>
+          <w:rFonts w:ascii="Arial" w:hAnsi="Arial" w:cs="Arial"/>
+          <w:b/>
+          <w:bCs/>
+          <w:lang w:val="es-MX"/>
+        </w:rPr>
+      </w:pPr>
+    </w:p>
+    <w:p>
+      <w:pPr>
+        <w:spacing w:after="0" w:line="480" w:lineRule="auto"/>
+        <w:rPr>
+          <w:rFonts w:ascii="Arial" w:hAnsi="Arial" w:cs="Arial"/>
+          <w:lang w:val="es-MX"/>
+        </w:rPr>
+      </w:pPr>
+      <w:r>
+        <w:rPr>
+          <w:rFonts w:ascii="Arial" w:hAnsi="Arial" w:cs="Arial"/>
+          <w:b/>
+          <w:bCs/>
+          <w:lang w:val="es-MX"/>
+        </w:rPr>
+        <w:t>1.</w:t>
+      </w:r>
+      <w:r>
+        <w:rPr>
+          <w:rFonts w:ascii="Arial" w:hAnsi="Arial" w:cs="Arial"/>
+          <w:lang w:val="es-MX"/>
+        </w:rPr>
+        <w:t xml:space="preserve"> ¿Cuál de estas materias es tu favorita?</w:t>
+      </w:r>
+    </w:p>
+    <w:p>
+      <w:pPr>
+        <w:spacing w:after="0" w:line="480" w:lineRule="auto"/>
+        <w:rPr>
+          <w:rFonts w:ascii="Arial" w:hAnsi="Arial" w:cs="Arial"/>
+          <w:lang w:val="es-MX"/>
+        </w:rPr>
+      </w:pPr>
+      <w:r>
+        <w:rPr>
+          <w:rFonts w:ascii="Arial" w:hAnsi="Arial" w:cs="Arial"/>
+          <w:lang w:val="es-MX"/>
+        </w:rPr>
+        <w:t>Matemáticas.</w:t>
+      </w:r>
+    </w:p>
+    <w:p>
+      <w:pPr>
+        <w:spacing w:after="0" w:line="480" w:lineRule="auto"/>
+        <w:rPr>
+          <w:rFonts w:ascii="Arial" w:hAnsi="Arial" w:cs="Arial"/>
+          <w:lang w:val="es-MX"/>
+        </w:rPr>
+      </w:pPr>
+      <w:r>
+        <w:rPr>
+          <w:rFonts w:ascii="Arial" w:hAnsi="Arial" w:cs="Arial"/>
+          <w:lang w:val="es-MX"/>
+        </w:rPr>
+        <w:t>Física.</w:t>
+      </w:r>
+    </w:p>
+    <w:p>
+      <w:pPr>
+        <w:spacing w:after="0" w:line="480" w:lineRule="auto"/>
+        <w:rPr>
+          <w:rFonts w:ascii="Arial" w:hAnsi="Arial" w:cs="Arial"/>
+          <w:lang w:val="es-MX"/>
+        </w:rPr>
+      </w:pPr>
+      <w:r>
+        <w:rPr>
+          <w:rFonts w:ascii="Arial" w:hAnsi="Arial" w:cs="Arial"/>
+          <w:lang w:val="es-MX"/>
+        </w:rPr>
+        <w:t>Química.</w:t>
+      </w:r>
+    </w:p>
+    <w:p>
+      <w:pPr>
+        <w:spacing w:after="0" w:line="480" w:lineRule="auto"/>
+        <w:rPr>
+          <w:rFonts w:ascii="Arial" w:hAnsi="Arial" w:cs="Arial"/>
+          <w:lang w:val="es-MX"/>
+        </w:rPr>
+      </w:pPr>
+      <w:r>
+        <w:rPr>
+          <w:rFonts w:ascii="Arial" w:hAnsi="Arial" w:cs="Arial"/>
+          <w:lang w:val="es-MX"/>
+        </w:rPr>
+        <w:t>Castellano.</w:t>
+      </w:r>
+    </w:p>
+    <w:p>
+      <w:pPr>
+        <w:spacing w:after="0" w:line="480" w:lineRule="auto"/>
+        <w:rPr>
+          <w:rFonts w:ascii="Arial" w:hAnsi="Arial" w:cs="Arial"/>
+          <w:lang w:val="es-MX"/>
+        </w:rPr>
+      </w:pPr>
+      <w:r>
+        <w:rPr>
+          <w:rFonts w:ascii="Arial" w:hAnsi="Arial" w:cs="Arial"/>
+          <w:lang w:val="es-MX"/>
+        </w:rPr>
+        <w:t>Otro.</w:t>
+      </w:r>
+    </w:p>
+    <w:p>
+      <w:pPr>
+        <w:spacing w:after="0" w:line="480" w:lineRule="auto"/>
+        <w:rPr>
+          <w:rFonts w:ascii="Arial" w:hAnsi="Arial" w:cs="Arial"/>
+          <w:lang w:val="es-MX"/>
+        </w:rPr>
+      </w:pPr>
+      <w:r>
+        <w:rPr>
+          <w:rFonts w:ascii="Arial" w:hAnsi="Arial" w:cs="Arial"/>
+          <w:b/>
+          <w:bCs/>
+          <w:lang w:val="es-MX"/>
+        </w:rPr>
+        <w:t>2.</w:t>
+      </w:r>
+      <w:r>
+        <w:rPr>
+          <w:rFonts w:ascii="Arial" w:hAnsi="Arial" w:cs="Arial"/>
+          <w:lang w:val="es-MX"/>
+        </w:rPr>
+        <w:t xml:space="preserve"> ¿Y cuál se te dificulta más al momento de estudiar?</w:t>
+      </w:r>
+    </w:p>
+    <w:p>
+      <w:pPr>
+        <w:spacing w:after="0" w:line="480" w:lineRule="auto"/>
+        <w:rPr>
+          <w:rFonts w:ascii="Arial" w:hAnsi="Arial" w:cs="Arial"/>
+          <w:lang w:val="es-MX"/>
+        </w:rPr>
+      </w:pPr>
+      <w:r>
+        <w:rPr>
+          <w:rFonts w:ascii="Arial" w:hAnsi="Arial" w:cs="Arial"/>
+          <w:lang w:val="es-MX"/>
+        </w:rPr>
+        <w:t>Matemáticas.</w:t>
+      </w:r>
+    </w:p>
+    <w:p>
+      <w:pPr>
+        <w:spacing w:after="0" w:line="480" w:lineRule="auto"/>
+        <w:rPr>
+          <w:rFonts w:ascii="Arial" w:hAnsi="Arial" w:cs="Arial"/>
+          <w:lang w:val="es-MX"/>
+        </w:rPr>
+      </w:pPr>
+      <w:r>
+        <w:rPr>
+          <w:rFonts w:ascii="Arial" w:hAnsi="Arial" w:cs="Arial"/>
+          <w:lang w:val="es-MX"/>
+        </w:rPr>
+        <w:t>Física.</w:t>
+      </w:r>
+    </w:p>
+    <w:p>
+      <w:pPr>
+        <w:spacing w:after="0" w:line="480" w:lineRule="auto"/>
+        <w:rPr>
+          <w:rFonts w:ascii="Arial" w:hAnsi="Arial" w:cs="Arial"/>
+          <w:lang w:val="es-MX"/>
+        </w:rPr>
+      </w:pPr>
+      <w:r>
+        <w:rPr>
+          <w:rFonts w:ascii="Arial" w:hAnsi="Arial" w:cs="Arial"/>
+          <w:lang w:val="es-MX"/>
+        </w:rPr>
+        <w:t>Química.</w:t>
+      </w:r>
+    </w:p>
+    <w:p>
+      <w:pPr>
+        <w:spacing w:after="0" w:line="480" w:lineRule="auto"/>
+        <w:rPr>
+          <w:rFonts w:ascii="Arial" w:hAnsi="Arial" w:cs="Arial"/>
+          <w:lang w:val="es-MX"/>
+        </w:rPr>
+      </w:pPr>
+      <w:r>
+        <w:rPr>
+          <w:rFonts w:ascii="Arial" w:hAnsi="Arial" w:cs="Arial"/>
+          <w:lang w:val="es-MX"/>
+        </w:rPr>
+        <w:t>Castellano.</w:t>
+      </w:r>
+    </w:p>
+    <w:p>
+      <w:pPr>
+        <w:spacing w:after="0" w:line="480" w:lineRule="auto"/>
+        <w:rPr>
+          <w:rFonts w:ascii="Arial" w:hAnsi="Arial" w:cs="Arial"/>
+          <w:lang w:val="es-MX"/>
+        </w:rPr>
+      </w:pPr>
+      <w:r>
+        <w:rPr>
+          <w:rFonts w:ascii="Arial" w:hAnsi="Arial" w:cs="Arial"/>
+          <w:lang w:val="es-MX"/>
+        </w:rPr>
+        <w:t>Otro.</w:t>
+      </w:r>
+    </w:p>
+    <w:p>
+      <w:pPr>
+        <w:spacing w:after="0" w:line="480" w:lineRule="auto"/>
+        <w:rPr>
+          <w:rFonts w:ascii="Arial" w:hAnsi="Arial" w:cs="Arial"/>
+          <w:lang w:val="es-MX"/>
+        </w:rPr>
+      </w:pPr>
+      <w:r>
+        <w:rPr>
+          <w:rFonts w:ascii="Arial" w:hAnsi="Arial" w:cs="Arial"/>
+          <w:b/>
+          <w:bCs/>
+          <w:lang w:val="es-MX"/>
+        </w:rPr>
+        <w:t>3.</w:t>
+      </w:r>
+      <w:r>
+        <w:rPr>
+          <w:rFonts w:ascii="Arial" w:hAnsi="Arial" w:cs="Arial"/>
+          <w:lang w:val="es-MX"/>
+        </w:rPr>
+        <w:t xml:space="preserve"> Fuera del instituto, ¿Dedicas tiempo a repasar a aprender cosas por tu cuenta?</w:t>
+      </w:r>
+    </w:p>
+    <w:p>
+      <w:pPr>
+        <w:spacing w:after="0" w:line="480" w:lineRule="auto"/>
+        <w:rPr>
+          <w:rFonts w:ascii="Arial" w:hAnsi="Arial" w:cs="Arial"/>
+          <w:lang w:val="es-MX"/>
+        </w:rPr>
+      </w:pPr>
+      <w:r>
+        <w:rPr>
+          <w:rFonts w:ascii="Arial" w:hAnsi="Arial" w:cs="Arial"/>
+          <w:lang w:val="es-MX"/>
+        </w:rPr>
+        <w:t>Si.</w:t>
+      </w:r>
+    </w:p>
+    <w:p>
+      <w:pPr>
+        <w:spacing w:after="0" w:line="480" w:lineRule="auto"/>
+        <w:rPr>
+          <w:rFonts w:ascii="Arial" w:hAnsi="Arial" w:cs="Arial"/>
+          <w:lang w:val="es-MX"/>
+        </w:rPr>
+      </w:pPr>
+      <w:r>
+        <w:rPr>
+          <w:rFonts w:ascii="Arial" w:hAnsi="Arial" w:cs="Arial"/>
+          <w:lang w:val="es-MX"/>
+        </w:rPr>
+        <w:t>No.</w:t>
+      </w:r>
+    </w:p>
+    <w:p>
+      <w:pPr>
+        <w:spacing w:after="0" w:line="480" w:lineRule="auto"/>
+        <w:rPr>
+          <w:rFonts w:ascii="Arial" w:hAnsi="Arial" w:cs="Arial"/>
+          <w:lang w:val="es-MX"/>
+        </w:rPr>
+      </w:pPr>
+      <w:r>
+        <w:rPr>
+          <w:rFonts w:ascii="Arial" w:hAnsi="Arial" w:cs="Arial"/>
+          <w:b/>
+          <w:bCs/>
+          <w:lang w:val="es-MX"/>
+        </w:rPr>
+        <w:t>4.</w:t>
+      </w:r>
+      <w:r>
+        <w:rPr>
+          <w:rFonts w:ascii="Arial" w:hAnsi="Arial" w:cs="Arial"/>
+          <w:lang w:val="es-MX"/>
+        </w:rPr>
+        <w:t xml:space="preserve"> Si la respuesta a la pregunta 3 es si, ¿Qué herramientas usas?</w:t>
+      </w:r>
+    </w:p>
+    <w:p>
+      <w:pPr>
+        <w:spacing w:after="0" w:line="480" w:lineRule="auto"/>
+        <w:rPr>
+          <w:rFonts w:ascii="Arial" w:hAnsi="Arial" w:cs="Arial"/>
+          <w:lang w:val="es-MX"/>
+        </w:rPr>
+      </w:pPr>
+      <w:r>
+        <w:rPr>
+          <w:rFonts w:ascii="Arial" w:hAnsi="Arial" w:cs="Arial"/>
+          <w:lang w:val="es-MX"/>
+        </w:rPr>
+        <w:t>YouTube.</w:t>
+      </w:r>
+    </w:p>
+    <w:p>
+      <w:pPr>
+        <w:spacing w:after="0" w:line="480" w:lineRule="auto"/>
+        <w:rPr>
+          <w:rFonts w:ascii="Arial" w:hAnsi="Arial" w:cs="Arial"/>
+          <w:lang w:val="es-MX"/>
+        </w:rPr>
+      </w:pPr>
+      <w:r>
+        <w:rPr>
+          <w:rFonts w:ascii="Arial" w:hAnsi="Arial" w:cs="Arial"/>
+          <w:lang w:val="es-MX"/>
+        </w:rPr>
+        <w:t>Libros.</w:t>
+      </w:r>
+    </w:p>
+    <w:p>
+      <w:pPr>
+        <w:spacing w:after="0" w:line="480" w:lineRule="auto"/>
+        <w:rPr>
+          <w:rFonts w:ascii="Arial" w:hAnsi="Arial" w:cs="Arial"/>
+          <w:lang w:val="es-MX"/>
+        </w:rPr>
+      </w:pPr>
+      <w:r>
+        <w:rPr>
+          <w:rFonts w:ascii="Arial" w:hAnsi="Arial" w:cs="Arial"/>
+          <w:lang w:val="es-MX"/>
+        </w:rPr>
+        <w:t>Aplicaciones móviles.</w:t>
+      </w:r>
+    </w:p>
+    <w:p>
+      <w:pPr>
+        <w:spacing w:after="0" w:line="480" w:lineRule="auto"/>
+        <w:rPr>
+          <w:rFonts w:ascii="Arial" w:hAnsi="Arial" w:cs="Arial"/>
+          <w:lang w:val="es-MX"/>
+        </w:rPr>
+      </w:pPr>
+      <w:r>
+        <w:rPr>
+          <w:rFonts w:ascii="Arial" w:hAnsi="Arial" w:cs="Arial"/>
+          <w:lang w:val="es-MX"/>
+        </w:rPr>
+        <w:t>Cursos en línea o presenciales.</w:t>
+      </w:r>
+    </w:p>
+    <w:p>
+      <w:pPr>
+        <w:spacing w:after="0" w:line="480" w:lineRule="auto"/>
+        <w:rPr>
+          <w:rFonts w:ascii="Arial" w:hAnsi="Arial" w:cs="Arial"/>
+          <w:lang w:val="es-MX"/>
+        </w:rPr>
+      </w:pPr>
+      <w:r>
+        <w:rPr>
+          <w:rFonts w:ascii="Arial" w:hAnsi="Arial" w:cs="Arial"/>
+          <w:b/>
+          <w:bCs/>
+          <w:lang w:val="es-MX"/>
+        </w:rPr>
+        <w:lastRenderedPageBreak/>
+        <w:t>5.</w:t>
+      </w:r>
+      <w:r>
+        <w:rPr>
+          <w:rFonts w:ascii="Arial" w:hAnsi="Arial" w:cs="Arial"/>
+          <w:lang w:val="es-MX"/>
+        </w:rPr>
+        <w:t xml:space="preserve"> Cuando estudias, ¿qué es lo que más te cuesta?</w:t>
+      </w:r>
+    </w:p>
+    <w:p>
+      <w:pPr>
+        <w:spacing w:after="0" w:line="480" w:lineRule="auto"/>
+        <w:rPr>
+          <w:rFonts w:ascii="Arial" w:hAnsi="Arial" w:cs="Arial"/>
+          <w:lang w:val="es-MX"/>
+        </w:rPr>
+      </w:pPr>
+      <w:r>
+        <w:rPr>
+          <w:rFonts w:ascii="Arial" w:hAnsi="Arial" w:cs="Arial"/>
+          <w:lang w:val="es-MX"/>
+        </w:rPr>
+        <w:t>Mantener la concentración.</w:t>
+      </w:r>
+    </w:p>
+    <w:p>
+      <w:pPr>
+        <w:spacing w:after="0" w:line="480" w:lineRule="auto"/>
+        <w:rPr>
+          <w:rFonts w:ascii="Arial" w:hAnsi="Arial" w:cs="Arial"/>
+          <w:lang w:val="es-MX"/>
+        </w:rPr>
+      </w:pPr>
+      <w:r>
+        <w:rPr>
+          <w:rFonts w:ascii="Arial" w:hAnsi="Arial" w:cs="Arial"/>
+          <w:lang w:val="es-MX"/>
+        </w:rPr>
+        <w:t>Memorizar datos o fórmulas.</w:t>
+      </w:r>
+    </w:p>
+    <w:p>
+      <w:pPr>
+        <w:spacing w:after="0" w:line="480" w:lineRule="auto"/>
+        <w:rPr>
+          <w:rFonts w:ascii="Arial" w:hAnsi="Arial" w:cs="Arial"/>
+          <w:lang w:val="es-MX"/>
+        </w:rPr>
+      </w:pPr>
+      <w:r>
+        <w:rPr>
+          <w:rFonts w:ascii="Arial" w:hAnsi="Arial" w:cs="Arial"/>
+          <w:lang w:val="es-MX"/>
+        </w:rPr>
+        <w:t>Entender conceptos abstractos.</w:t>
+      </w:r>
+    </w:p>
+    <w:p>
+      <w:pPr>
+        <w:spacing w:after="0" w:line="480" w:lineRule="auto"/>
+        <w:rPr>
+          <w:rFonts w:ascii="Arial" w:hAnsi="Arial" w:cs="Arial"/>
+          <w:lang w:val="es-MX"/>
+        </w:rPr>
+      </w:pPr>
+      <w:r>
+        <w:rPr>
+          <w:rFonts w:ascii="Arial" w:hAnsi="Arial" w:cs="Arial"/>
+          <w:lang w:val="es-MX"/>
+        </w:rPr>
+        <w:t>Organizar mi tiempo.</w:t>
+      </w:r>
+    </w:p>
+    <w:p>
+      <w:pPr>
+        <w:spacing w:after="0" w:line="480" w:lineRule="auto"/>
+        <w:rPr>
+          <w:rFonts w:ascii="Arial" w:hAnsi="Arial" w:cs="Arial"/>
+          <w:lang w:val="es-MX"/>
+        </w:rPr>
+      </w:pPr>
+      <w:r>
+        <w:rPr>
+          <w:rFonts w:ascii="Arial" w:hAnsi="Arial" w:cs="Arial"/>
+          <w:lang w:val="es-MX"/>
+        </w:rPr>
+        <w:t>Encontrar motivación.</w:t>
+      </w:r>
+    </w:p>
+    <w:p>
+      <w:pPr>
+        <w:spacing w:after="0" w:line="480" w:lineRule="auto"/>
+        <w:rPr>
+          <w:rFonts w:ascii="Arial" w:hAnsi="Arial" w:cs="Arial"/>
+          <w:lang w:val="es-MX"/>
+        </w:rPr>
+      </w:pPr>
+      <w:r>
+        <w:rPr>
+          <w:rFonts w:ascii="Arial" w:hAnsi="Arial" w:cs="Arial"/>
+          <w:b/>
+          <w:bCs/>
+          <w:lang w:val="es-MX"/>
+        </w:rPr>
+        <w:t>6.</w:t>
+      </w:r>
+      <w:r>
+        <w:rPr>
+          <w:rFonts w:ascii="Arial" w:hAnsi="Arial" w:cs="Arial"/>
+          <w:lang w:val="es-MX"/>
+        </w:rPr>
+        <w:t xml:space="preserve"> ¿Qué tipo de aplicaciones o juegos usas más en tu tiempo libre?</w:t>
+      </w:r>
+    </w:p>
+    <w:p>
+      <w:pPr>
+        <w:spacing w:after="0" w:line="480" w:lineRule="auto"/>
+        <w:rPr>
+          <w:rFonts w:ascii="Arial" w:hAnsi="Arial" w:cs="Arial"/>
+          <w:lang w:val="es-MX"/>
+        </w:rPr>
+      </w:pPr>
+      <w:r>
+        <w:rPr>
+          <w:rFonts w:ascii="Arial" w:hAnsi="Arial" w:cs="Arial"/>
+          <w:lang w:val="es-MX"/>
+        </w:rPr>
+        <w:t>Redes sociales</w:t>
+      </w:r>
+      <w:r>
+        <w:rPr>
+          <w:rFonts w:ascii="Arial" w:hAnsi="Arial" w:cs="Arial"/>
+          <w:lang w:val="es-MX"/>
+        </w:rPr>
+        <w:t>.</w:t>
+      </w:r>
+    </w:p>
+    <w:p>
+      <w:pPr>
+        <w:spacing w:after="0" w:line="480" w:lineRule="auto"/>
+        <w:rPr>
+          <w:rFonts w:ascii="Arial" w:hAnsi="Arial" w:cs="Arial"/>
+          <w:lang w:val="es-MX"/>
+        </w:rPr>
+      </w:pPr>
+      <w:r>
+        <w:rPr>
+          <w:rFonts w:ascii="Arial" w:hAnsi="Arial" w:cs="Arial"/>
+          <w:lang w:val="es-MX"/>
+        </w:rPr>
+        <w:t>Videojuegos</w:t>
+      </w:r>
+      <w:r>
+        <w:rPr>
+          <w:rFonts w:ascii="Arial" w:hAnsi="Arial" w:cs="Arial"/>
+          <w:lang w:val="es-MX"/>
+        </w:rPr>
+        <w:t>.</w:t>
+      </w:r>
+    </w:p>
+    <w:p>
+      <w:pPr>
+        <w:spacing w:after="0" w:line="480" w:lineRule="auto"/>
+        <w:rPr>
+          <w:rFonts w:ascii="Arial" w:hAnsi="Arial" w:cs="Arial"/>
+          <w:lang w:val="es-MX"/>
+        </w:rPr>
+      </w:pPr>
+      <w:r>
+        <w:rPr>
+          <w:rFonts w:ascii="Arial" w:hAnsi="Arial" w:cs="Arial"/>
+          <w:lang w:val="es-MX"/>
+        </w:rPr>
+        <w:t xml:space="preserve">Plataformas de </w:t>
+      </w:r>
+      <w:proofErr w:type="spellStart"/>
+      <w:r>
+        <w:rPr>
+          <w:rFonts w:ascii="Arial" w:hAnsi="Arial" w:cs="Arial"/>
+          <w:lang w:val="es-MX"/>
+        </w:rPr>
+        <w:t>streaming</w:t>
+      </w:r>
+      <w:proofErr w:type="spellEnd"/>
+      <w:r>
+        <w:rPr>
+          <w:rFonts w:ascii="Arial" w:hAnsi="Arial" w:cs="Arial"/>
+          <w:lang w:val="es-MX"/>
+        </w:rPr>
+        <w:t>.</w:t>
+      </w:r>
+    </w:p>
+    <w:p>
+      <w:pPr>
+        <w:spacing w:after="0" w:line="480" w:lineRule="auto"/>
+        <w:rPr>
+          <w:rFonts w:ascii="Arial" w:hAnsi="Arial" w:cs="Arial"/>
+          <w:lang w:val="es-MX"/>
+        </w:rPr>
+      </w:pPr>
+      <w:r>
+        <w:rPr>
+          <w:rFonts w:ascii="Arial" w:hAnsi="Arial" w:cs="Arial"/>
+          <w:lang w:val="es-MX"/>
+        </w:rPr>
+        <w:t>No uso ningun</w:t>
+      </w:r>
+      <w:r>
+        <w:rPr>
+          <w:rFonts w:ascii="Arial" w:hAnsi="Arial" w:cs="Arial"/>
+          <w:lang w:val="es-MX"/>
+        </w:rPr>
+        <w:t>a</w:t>
+      </w:r>
+      <w:r>
+        <w:rPr>
+          <w:rFonts w:ascii="Arial" w:hAnsi="Arial" w:cs="Arial"/>
+          <w:lang w:val="es-MX"/>
+        </w:rPr>
+        <w:t>.</w:t>
+      </w:r>
+    </w:p>
+    <w:p>
+      <w:pPr>
+        <w:spacing w:after="0" w:line="480" w:lineRule="auto"/>
+        <w:rPr>
+          <w:rFonts w:ascii="Arial" w:hAnsi="Arial" w:cs="Arial"/>
+          <w:lang w:val="es-MX"/>
+        </w:rPr>
+      </w:pPr>
+      <w:r>
+        <w:rPr>
+          <w:rFonts w:ascii="Arial" w:hAnsi="Arial" w:cs="Arial"/>
+          <w:b/>
+          <w:bCs/>
+          <w:lang w:val="es-MX"/>
+        </w:rPr>
+        <w:t>7</w:t>
+      </w:r>
+      <w:r>
+        <w:rPr>
+          <w:rFonts w:ascii="Arial" w:hAnsi="Arial" w:cs="Arial"/>
+          <w:b/>
+          <w:bCs/>
+          <w:lang w:val="es-MX"/>
+        </w:rPr>
+        <w:t>.</w:t>
+      </w:r>
+      <w:r>
+        <w:rPr>
+          <w:rFonts w:ascii="Arial" w:hAnsi="Arial" w:cs="Arial"/>
+          <w:lang w:val="es-MX"/>
+        </w:rPr>
+        <w:t xml:space="preserve"> ¿Alguna vez has usado una app o página web para estudiar o repasar?</w:t>
+      </w:r>
+    </w:p>
+    <w:p>
+      <w:pPr>
+        <w:spacing w:after="0" w:line="480" w:lineRule="auto"/>
+        <w:rPr>
+          <w:rFonts w:ascii="Arial" w:hAnsi="Arial" w:cs="Arial"/>
+          <w:lang w:val="es-MX"/>
+        </w:rPr>
+      </w:pPr>
+      <w:r>
+        <w:rPr>
+          <w:rFonts w:ascii="Arial" w:hAnsi="Arial" w:cs="Arial"/>
+          <w:lang w:val="es-MX"/>
+        </w:rPr>
+        <w:t>Si.</w:t>
+      </w:r>
+    </w:p>
+    <w:p>
+      <w:pPr>
+        <w:spacing w:after="0" w:line="480" w:lineRule="auto"/>
+        <w:rPr>
+          <w:rFonts w:ascii="Arial" w:hAnsi="Arial" w:cs="Arial"/>
+          <w:lang w:val="es-MX"/>
+        </w:rPr>
+      </w:pPr>
+      <w:r>
+        <w:rPr>
+          <w:rFonts w:ascii="Arial" w:hAnsi="Arial" w:cs="Arial"/>
+          <w:lang w:val="es-MX"/>
+        </w:rPr>
+        <w:t>No.</w:t>
+      </w:r>
+    </w:p>
+    <w:p>
+      <w:pPr>
+        <w:spacing w:after="0" w:line="480" w:lineRule="auto"/>
+        <w:rPr>
+          <w:rFonts w:ascii="Arial" w:hAnsi="Arial" w:cs="Arial"/>
+          <w:lang w:val="es-MX"/>
+        </w:rPr>
+      </w:pPr>
+      <w:r>
+        <w:rPr>
+          <w:rFonts w:ascii="Arial" w:hAnsi="Arial" w:cs="Arial"/>
+          <w:b/>
+          <w:bCs/>
+          <w:lang w:val="es-MX"/>
+        </w:rPr>
+        <w:t>8</w:t>
+      </w:r>
+      <w:r>
+        <w:rPr>
+          <w:rFonts w:ascii="Arial" w:hAnsi="Arial" w:cs="Arial"/>
+          <w:b/>
+          <w:bCs/>
+          <w:lang w:val="es-MX"/>
+        </w:rPr>
+        <w:t>.</w:t>
+      </w:r>
+      <w:r>
+        <w:rPr>
+          <w:rFonts w:ascii="Arial" w:hAnsi="Arial" w:cs="Arial"/>
+          <w:lang w:val="es-MX"/>
+        </w:rPr>
+        <w:t xml:space="preserve"> Si la respuesta a la pregunta </w:t>
+      </w:r>
+      <w:r>
+        <w:rPr>
+          <w:rFonts w:ascii="Arial" w:hAnsi="Arial" w:cs="Arial"/>
+          <w:lang w:val="es-MX"/>
+        </w:rPr>
+        <w:t>7</w:t>
+      </w:r>
+      <w:r>
+        <w:rPr>
+          <w:rFonts w:ascii="Arial" w:hAnsi="Arial" w:cs="Arial"/>
+          <w:lang w:val="es-MX"/>
+        </w:rPr>
+        <w:t xml:space="preserve"> es sí, ¿</w:t>
+      </w:r>
+      <w:r>
+        <w:rPr>
+          <w:rFonts w:ascii="Arial" w:hAnsi="Arial" w:cs="Arial"/>
+          <w:lang w:val="es-MX"/>
+        </w:rPr>
+        <w:t>C</w:t>
+      </w:r>
+      <w:r>
+        <w:rPr>
+          <w:rFonts w:ascii="Arial" w:hAnsi="Arial" w:cs="Arial"/>
+          <w:lang w:val="es-MX"/>
+        </w:rPr>
+        <w:t>uál?</w:t>
+      </w:r>
+    </w:p>
+    <w:p>
+      <w:pPr>
+        <w:spacing w:after="0" w:line="480" w:lineRule="auto"/>
+        <w:rPr>
+          <w:rFonts w:ascii="Arial" w:hAnsi="Arial" w:cs="Arial"/>
+          <w:lang w:val="es-MX"/>
+        </w:rPr>
+      </w:pPr>
+      <w:r>
+        <w:rPr>
+          <w:rFonts w:ascii="Arial" w:hAnsi="Arial" w:cs="Arial"/>
+          <w:lang w:val="es-MX"/>
+        </w:rPr>
+        <w:t>Duolingo.</w:t>
+      </w:r>
+    </w:p>
+    <w:p>
+      <w:pPr>
+        <w:spacing w:after="0" w:line="480" w:lineRule="auto"/>
+        <w:rPr>
+          <w:rFonts w:ascii="Arial" w:hAnsi="Arial" w:cs="Arial"/>
+          <w:lang w:val="es-MX"/>
+        </w:rPr>
+      </w:pPr>
+      <w:r>
+        <w:rPr>
+          <w:rFonts w:ascii="Arial" w:hAnsi="Arial" w:cs="Arial"/>
+          <w:lang w:val="es-MX"/>
+        </w:rPr>
+        <w:t>Khan Academy.</w:t>
+      </w:r>
+    </w:p>
+    <w:p>
+      <w:pPr>
+        <w:spacing w:after="0" w:line="480" w:lineRule="auto"/>
+        <w:rPr>
+          <w:rFonts w:ascii="Arial" w:hAnsi="Arial" w:cs="Arial"/>
+          <w:lang w:val="es-MX"/>
+        </w:rPr>
+      </w:pPr>
+      <w:r>
+        <w:rPr>
+          <w:rFonts w:ascii="Arial" w:hAnsi="Arial" w:cs="Arial"/>
+          <w:lang w:val="es-MX"/>
+        </w:rPr>
+        <w:t>Duolingo.</w:t>
+      </w:r>
+    </w:p>
+    <w:p>
+      <w:pPr>
+        <w:spacing w:after="0" w:line="480" w:lineRule="auto"/>
+        <w:rPr>
+          <w:rFonts w:ascii="Arial" w:hAnsi="Arial" w:cs="Arial"/>
+          <w:lang w:val="es-MX"/>
+        </w:rPr>
+      </w:pPr>
+      <w:proofErr w:type="spellStart"/>
+      <w:r>
+        <w:rPr>
+          <w:rFonts w:ascii="Arial" w:hAnsi="Arial" w:cs="Arial"/>
+          <w:lang w:val="es-MX"/>
+        </w:rPr>
+        <w:t>Photomath</w:t>
+      </w:r>
+      <w:proofErr w:type="spellEnd"/>
+      <w:r>
+        <w:rPr>
+          <w:rFonts w:ascii="Arial" w:hAnsi="Arial" w:cs="Arial"/>
+          <w:lang w:val="es-MX"/>
+        </w:rPr>
+        <w:t>.</w:t>
+      </w:r>
+    </w:p>
+    <w:p>
+      <w:pPr>
+        <w:spacing w:after="0" w:line="480" w:lineRule="auto"/>
+        <w:rPr>
+          <w:rFonts w:ascii="Arial" w:hAnsi="Arial" w:cs="Arial"/>
+          <w:lang w:val="es-MX"/>
+        </w:rPr>
+      </w:pPr>
+      <w:proofErr w:type="spellStart"/>
+      <w:r>
+        <w:rPr>
+          <w:rFonts w:ascii="Arial" w:hAnsi="Arial" w:cs="Arial"/>
+          <w:lang w:val="es-MX"/>
+        </w:rPr>
+        <w:t>Socratic</w:t>
+      </w:r>
+      <w:proofErr w:type="spellEnd"/>
+      <w:r>
+        <w:rPr>
+          <w:rFonts w:ascii="Arial" w:hAnsi="Arial" w:cs="Arial"/>
+          <w:lang w:val="es-MX"/>
+        </w:rPr>
+        <w:t>.</w:t>
+      </w:r>
+    </w:p>
+    <w:p>
+      <w:pPr>
+        <w:spacing w:after="0" w:line="480" w:lineRule="auto"/>
+        <w:rPr>
+          <w:rFonts w:ascii="Arial" w:hAnsi="Arial" w:cs="Arial"/>
+          <w:lang w:val="es-MX"/>
+        </w:rPr>
+      </w:pPr>
+      <w:r>
+        <w:rPr>
+          <w:rFonts w:ascii="Arial" w:hAnsi="Arial" w:cs="Arial"/>
+          <w:lang w:val="es-MX"/>
+        </w:rPr>
+        <w:t>Otro.</w:t>
+      </w:r>
+    </w:p>
+    <w:p>
+      <w:pPr>
+        <w:spacing w:after="0" w:line="480" w:lineRule="auto"/>
+        <w:rPr>
+          <w:rFonts w:ascii="Arial" w:hAnsi="Arial" w:cs="Arial"/>
+          <w:lang w:val="es-MX"/>
+        </w:rPr>
+      </w:pPr>
+    </w:p>
+    <w:p>
+      <w:pPr>
+        <w:spacing w:after="0" w:line="480" w:lineRule="auto"/>
+        <w:rPr>
+          <w:rFonts w:ascii="Arial" w:hAnsi="Arial" w:cs="Arial"/>
+        </w:rPr>
+      </w:pPr>
+      <w:r>
+        <w:rPr>
+          <w:rFonts w:ascii="Arial" w:hAnsi="Arial" w:cs="Arial"/>
+          <w:b/>
+          <w:bCs/>
+          <w:lang w:val="es-MX"/>
+        </w:rPr>
+        <w:lastRenderedPageBreak/>
+        <w:t>9</w:t>
+      </w:r>
+      <w:r>
+        <w:rPr>
+          <w:rFonts w:ascii="Arial" w:hAnsi="Arial" w:cs="Arial"/>
+          <w:b/>
+          <w:bCs/>
+          <w:lang w:val="es-MX"/>
+        </w:rPr>
+        <w:t>.</w:t>
+      </w:r>
+      <w:r>
+        <w:rPr>
+          <w:rFonts w:ascii="Arial" w:hAnsi="Arial" w:cs="Arial"/>
+          <w:lang w:val="es-MX"/>
+        </w:rPr>
+        <w:t xml:space="preserve"> </w:t>
+      </w:r>
+      <w:r>
+        <w:rPr>
+          <w:rFonts w:ascii="Arial" w:hAnsi="Arial" w:cs="Arial"/>
+        </w:rPr>
+        <w:t>Imagina una app para estudiar que sea como un juego. ¿Qué elementos te motivarían a usarla más? (Clasifica del 1 al 5, donde 1 es “No me motiva" y 5 es "Me motiva a continuar")</w:t>
+      </w:r>
+    </w:p>
+    <w:p>
+      <w:pPr>
+        <w:spacing w:after="0" w:line="480" w:lineRule="auto"/>
+        <w:rPr>
+          <w:rFonts w:ascii="Arial" w:hAnsi="Arial" w:cs="Arial"/>
+        </w:rPr>
+      </w:pPr>
+      <w:r>
+        <w:rPr>
+          <w:rFonts w:ascii="Arial" w:hAnsi="Arial" w:cs="Arial"/>
+        </w:rPr>
+        <w:t>Puntos y Niveles</w:t>
+      </w:r>
+      <w:r>
+        <w:rPr>
+          <w:rFonts w:ascii="Arial" w:hAnsi="Arial" w:cs="Arial"/>
+        </w:rPr>
+        <w:t>.</w:t>
+      </w:r>
+    </w:p>
+    <w:p>
+      <w:pPr>
+        <w:spacing w:after="0" w:line="480" w:lineRule="auto"/>
+        <w:rPr>
+          <w:rFonts w:ascii="Arial" w:hAnsi="Arial" w:cs="Arial"/>
+        </w:rPr>
+      </w:pPr>
+      <w:r>
+        <w:rPr>
+          <w:rFonts w:ascii="Arial" w:hAnsi="Arial" w:cs="Arial"/>
+        </w:rPr>
+        <w:t>Insignias o Trofeos</w:t>
+      </w:r>
+      <w:r>
+        <w:rPr>
+          <w:rFonts w:ascii="Arial" w:hAnsi="Arial" w:cs="Arial"/>
+        </w:rPr>
+        <w:t>.</w:t>
+      </w:r>
+    </w:p>
+    <w:p>
+      <w:pPr>
+        <w:spacing w:after="0" w:line="480" w:lineRule="auto"/>
+        <w:rPr>
+          <w:rFonts w:ascii="Arial" w:hAnsi="Arial" w:cs="Arial"/>
+        </w:rPr>
+      </w:pPr>
+      <w:r>
+        <w:rPr>
+          <w:rFonts w:ascii="Arial" w:hAnsi="Arial" w:cs="Arial"/>
+        </w:rPr>
+        <w:t>Rankings y competencias</w:t>
+      </w:r>
+      <w:r>
+        <w:rPr>
+          <w:rFonts w:ascii="Arial" w:hAnsi="Arial" w:cs="Arial"/>
+        </w:rPr>
+        <w:t>.</w:t>
+      </w:r>
+    </w:p>
+    <w:p>
+      <w:pPr>
+        <w:spacing w:after="0" w:line="480" w:lineRule="auto"/>
+        <w:rPr>
+          <w:rFonts w:ascii="Arial" w:hAnsi="Arial" w:cs="Arial"/>
+        </w:rPr>
+      </w:pPr>
+      <w:r>
+        <w:rPr>
+          <w:rFonts w:ascii="Arial" w:hAnsi="Arial" w:cs="Arial"/>
+        </w:rPr>
+        <w:t>Recompensas y premios</w:t>
+      </w:r>
+      <w:r>
+        <w:rPr>
+          <w:rFonts w:ascii="Arial" w:hAnsi="Arial" w:cs="Arial"/>
+        </w:rPr>
+        <w:t>.</w:t>
+      </w:r>
+    </w:p>
+    <w:p>
+      <w:pPr>
+        <w:spacing w:after="0" w:line="480" w:lineRule="auto"/>
+        <w:rPr>
+          <w:rFonts w:ascii="Arial" w:hAnsi="Arial" w:cs="Arial"/>
+        </w:rPr>
+      </w:pPr>
+      <w:r>
+        <w:rPr>
+          <w:rFonts w:ascii="Arial" w:hAnsi="Arial" w:cs="Arial"/>
+        </w:rPr>
+        <w:t>Retos y Misiones</w:t>
+      </w:r>
+      <w:r>
+        <w:rPr>
+          <w:rFonts w:ascii="Arial" w:hAnsi="Arial" w:cs="Arial"/>
+        </w:rPr>
+        <w:t>.</w:t>
+      </w:r>
+    </w:p>
+    <w:p>
+      <w:pPr>
+        <w:spacing w:after="0" w:line="480" w:lineRule="auto"/>
+        <w:rPr>
+          <w:rFonts w:ascii="Arial" w:hAnsi="Arial" w:cs="Arial"/>
+        </w:rPr>
+      </w:pPr>
+      <w:r>
+        <w:rPr>
+          <w:rFonts w:ascii="Arial" w:hAnsi="Arial" w:cs="Arial"/>
+          <w:b/>
+          <w:bCs/>
+        </w:rPr>
+        <w:t>1</w:t>
+      </w:r>
+      <w:r>
+        <w:rPr>
+          <w:rFonts w:ascii="Arial" w:hAnsi="Arial" w:cs="Arial"/>
+          <w:b/>
+          <w:bCs/>
+        </w:rPr>
+        <w:t>0</w:t>
+      </w:r>
+      <w:r>
+        <w:rPr>
+          <w:rFonts w:ascii="Arial" w:hAnsi="Arial" w:cs="Arial"/>
+          <w:b/>
+          <w:bCs/>
+        </w:rPr>
+        <w:t>.</w:t>
+      </w:r>
+      <w:r>
+        <w:rPr>
+          <w:rFonts w:ascii="Arial" w:hAnsi="Arial" w:cs="Arial"/>
+        </w:rPr>
+        <w:t xml:space="preserve"> ¿Qué tipo de recompensas virtuales te parecen más gratificantes?</w:t>
+      </w:r>
+    </w:p>
+    <w:p>
+      <w:pPr>
+        <w:spacing w:after="0" w:line="480" w:lineRule="auto"/>
+        <w:rPr>
+          <w:rFonts w:ascii="Arial" w:hAnsi="Arial" w:cs="Arial"/>
+        </w:rPr>
+      </w:pPr>
+      <w:r>
+        <w:rPr>
+          <w:rFonts w:ascii="Arial" w:hAnsi="Arial" w:cs="Arial"/>
+        </w:rPr>
+        <w:t>Insignias o trofeos que muestren logros.</w:t>
+      </w:r>
+    </w:p>
+    <w:p>
+      <w:pPr>
+        <w:spacing w:after="0" w:line="480" w:lineRule="auto"/>
+        <w:rPr>
+          <w:rFonts w:ascii="Arial" w:hAnsi="Arial" w:cs="Arial"/>
+        </w:rPr>
+      </w:pPr>
+      <w:r>
+        <w:rPr>
+          <w:rFonts w:ascii="Arial" w:hAnsi="Arial" w:cs="Arial"/>
+        </w:rPr>
+        <w:t>Objetos</w:t>
+      </w:r>
+      <w:r>
+        <w:rPr>
+          <w:rFonts w:ascii="Arial" w:hAnsi="Arial" w:cs="Arial"/>
+        </w:rPr>
+        <w:t xml:space="preserve"> para personalizar mi avatar o perfil.</w:t>
+      </w:r>
+    </w:p>
+    <w:p>
+      <w:pPr>
+        <w:spacing w:after="0" w:line="480" w:lineRule="auto"/>
+        <w:rPr>
+          <w:rFonts w:ascii="Arial" w:hAnsi="Arial" w:cs="Arial"/>
+        </w:rPr>
+      </w:pPr>
+      <w:r>
+        <w:rPr>
+          <w:rFonts w:ascii="Arial" w:hAnsi="Arial" w:cs="Arial"/>
+        </w:rPr>
+        <w:t>Ventajas para futuras pruebas.</w:t>
+      </w:r>
+    </w:p>
+    <w:p>
+      <w:pPr>
+        <w:spacing w:after="0" w:line="480" w:lineRule="auto"/>
+        <w:rPr>
+          <w:rFonts w:ascii="Arial" w:hAnsi="Arial" w:cs="Arial"/>
+        </w:rPr>
+      </w:pPr>
+      <w:r>
+        <w:rPr>
+          <w:rFonts w:ascii="Arial" w:hAnsi="Arial" w:cs="Arial"/>
+        </w:rPr>
+        <w:t>Ninguna.</w:t>
+      </w:r>
+    </w:p>
+    <w:p>
+      <w:pPr>
+        <w:spacing w:after="0" w:line="480" w:lineRule="auto"/>
+        <w:rPr>
+          <w:rFonts w:ascii="Arial" w:hAnsi="Arial" w:cs="Arial"/>
+        </w:rPr>
+      </w:pPr>
+      <w:r>
+        <w:rPr>
+          <w:rFonts w:ascii="Arial" w:hAnsi="Arial" w:cs="Arial"/>
+          <w:b/>
+          <w:bCs/>
+        </w:rPr>
+        <w:t>1</w:t>
+      </w:r>
+      <w:r>
+        <w:rPr>
+          <w:rFonts w:ascii="Arial" w:hAnsi="Arial" w:cs="Arial"/>
+          <w:b/>
+          <w:bCs/>
+        </w:rPr>
+        <w:t>1</w:t>
+      </w:r>
+      <w:r>
+        <w:rPr>
+          <w:rFonts w:ascii="Arial" w:hAnsi="Arial" w:cs="Arial"/>
+          <w:b/>
+          <w:bCs/>
+        </w:rPr>
+        <w:t>.</w:t>
+      </w:r>
+      <w:r>
+        <w:rPr>
+          <w:rFonts w:ascii="Arial" w:hAnsi="Arial" w:cs="Arial"/>
+        </w:rPr>
+        <w:t xml:space="preserve"> ¿Cómo prefieres recibir el contenido de aprendizaje?</w:t>
+      </w:r>
+    </w:p>
+    <w:p>
+      <w:pPr>
+        <w:spacing w:after="0" w:line="480" w:lineRule="auto"/>
+        <w:rPr>
+          <w:rFonts w:ascii="Arial" w:hAnsi="Arial" w:cs="Arial"/>
+        </w:rPr>
+      </w:pPr>
+      <w:r>
+        <w:rPr>
+          <w:rFonts w:ascii="Arial" w:hAnsi="Arial" w:cs="Arial"/>
+        </w:rPr>
+        <w:t>Micro lecciones.</w:t>
+      </w:r>
+    </w:p>
+    <w:p>
+      <w:pPr>
+        <w:spacing w:after="0" w:line="480" w:lineRule="auto"/>
+        <w:rPr>
+          <w:rFonts w:ascii="Arial" w:hAnsi="Arial" w:cs="Arial"/>
+        </w:rPr>
+      </w:pPr>
+      <w:proofErr w:type="spellStart"/>
+      <w:r>
+        <w:rPr>
+          <w:rFonts w:ascii="Arial" w:hAnsi="Arial" w:cs="Arial"/>
+        </w:rPr>
+        <w:t>Quizzes</w:t>
+      </w:r>
+      <w:proofErr w:type="spellEnd"/>
+      <w:r>
+        <w:rPr>
+          <w:rFonts w:ascii="Arial" w:hAnsi="Arial" w:cs="Arial"/>
+        </w:rPr>
+        <w:t xml:space="preserve"> y test rápidos.</w:t>
+      </w:r>
+    </w:p>
+    <w:p>
+      <w:pPr>
+        <w:spacing w:after="0" w:line="480" w:lineRule="auto"/>
+        <w:rPr>
+          <w:rFonts w:ascii="Arial" w:hAnsi="Arial" w:cs="Arial"/>
+        </w:rPr>
+      </w:pPr>
+      <w:r>
+        <w:rPr>
+          <w:rFonts w:ascii="Arial" w:hAnsi="Arial" w:cs="Arial"/>
+        </w:rPr>
+        <w:t>Infografías y Resúmenes visuales.</w:t>
+      </w:r>
+    </w:p>
+    <w:p>
+      <w:pPr>
+        <w:spacing w:after="0" w:line="480" w:lineRule="auto"/>
+        <w:rPr>
+          <w:rFonts w:ascii="Arial" w:hAnsi="Arial" w:cs="Arial"/>
+        </w:rPr>
+      </w:pPr>
+      <w:r>
+        <w:rPr>
+          <w:rFonts w:ascii="Arial" w:hAnsi="Arial" w:cs="Arial"/>
+        </w:rPr>
+        <w:t>Simulaciones Interactivas donde puedo tomar decisiones.</w:t>
+      </w:r>
+    </w:p>
+    <w:p>
+      <w:pPr>
+        <w:spacing w:after="0" w:line="480" w:lineRule="auto"/>
+        <w:rPr>
+          <w:rFonts w:ascii="Arial" w:hAnsi="Arial" w:cs="Arial"/>
+        </w:rPr>
+      </w:pPr>
+      <w:r>
+        <w:rPr>
+          <w:rFonts w:ascii="Arial" w:hAnsi="Arial" w:cs="Arial"/>
+          <w:b/>
+          <w:bCs/>
+        </w:rPr>
+        <w:t>1</w:t>
+      </w:r>
+      <w:r>
+        <w:rPr>
+          <w:rFonts w:ascii="Arial" w:hAnsi="Arial" w:cs="Arial"/>
+          <w:b/>
+          <w:bCs/>
+        </w:rPr>
+        <w:t>2</w:t>
+      </w:r>
+      <w:r>
+        <w:rPr>
+          <w:rFonts w:ascii="Arial" w:hAnsi="Arial" w:cs="Arial"/>
+          <w:b/>
+          <w:bCs/>
+        </w:rPr>
+        <w:t>.</w:t>
+      </w:r>
+      <w:r>
+        <w:rPr>
+          <w:rFonts w:ascii="Arial" w:hAnsi="Arial" w:cs="Arial"/>
+        </w:rPr>
+        <w:t xml:space="preserve"> ¿Qué te haría abandonar o desinstalar una aplicación educativa?</w:t>
+      </w:r>
+    </w:p>
+    <w:p>
+      <w:pPr>
+        <w:spacing w:after="0" w:line="480" w:lineRule="auto"/>
+        <w:rPr>
+          <w:rFonts w:ascii="Arial" w:hAnsi="Arial" w:cs="Arial"/>
+        </w:rPr>
+      </w:pPr>
+      <w:r>
+        <w:rPr>
+          <w:rFonts w:ascii="Arial" w:hAnsi="Arial" w:cs="Arial"/>
+        </w:rPr>
+        <w:t>Que sea muy lenta o contenga errores.</w:t>
+      </w:r>
+    </w:p>
+    <w:p>
+      <w:pPr>
+        <w:spacing w:after="0" w:line="480" w:lineRule="auto"/>
+        <w:rPr>
+          <w:rFonts w:ascii="Arial" w:hAnsi="Arial" w:cs="Arial"/>
+        </w:rPr>
+      </w:pPr>
+      <w:r>
+        <w:rPr>
+          <w:rFonts w:ascii="Arial" w:hAnsi="Arial" w:cs="Arial"/>
+        </w:rPr>
+        <w:t>Que sea demasiado infantil.</w:t>
+      </w:r>
+    </w:p>
+    <w:p>
+      <w:pPr>
+        <w:spacing w:after="0" w:line="480" w:lineRule="auto"/>
+        <w:rPr>
+          <w:rFonts w:ascii="Arial" w:hAnsi="Arial" w:cs="Arial"/>
+        </w:rPr>
+      </w:pPr>
+      <w:r>
+        <w:rPr>
+          <w:rFonts w:ascii="Arial" w:hAnsi="Arial" w:cs="Arial"/>
+        </w:rPr>
+        <w:t>Que las recompensas no sean atractivas.</w:t>
+      </w:r>
+    </w:p>
+    <w:p>
+      <w:pPr>
+        <w:spacing w:after="0" w:line="480" w:lineRule="auto"/>
+        <w:rPr>
+          <w:rFonts w:ascii="Arial" w:hAnsi="Arial" w:cs="Arial"/>
+        </w:rPr>
+      </w:pPr>
+      <w:r>
+        <w:rPr>
+          <w:rFonts w:ascii="Arial" w:hAnsi="Arial" w:cs="Arial"/>
+        </w:rPr>
+        <w:t>Que sea aburrida o repetitiva.</w:t>
+      </w:r>
+    </w:p>
     <w:sectPr>
-      <w:headerReference w:type="default" r:id="rId10"/>
-      <w:footerReference w:type="default" r:id="rId11"/>
+      <w:headerReference w:type="default" r:id="rId40"/>
+      <w:footerReference w:type="default" r:id="rId41"/>
       <w:pgSz w:w="12240" w:h="15840"/>
       <w:pgMar w:top="1417" w:right="1701" w:bottom="1417" w:left="1701" w:header="708" w:footer="708" w:gutter="0"/>
       <w:pgNumType w:start="124"/>
@@ -1595,6 +4327,1751 @@
   </w:p>
   <w:p/>
 </w:hdr>
+</file>
+
+<file path=word/numbering.xml><?xml version="1.0" encoding="utf-8"?>
+<w:numbering xmlns:wpc="http://schemas.microsoft.com/office/word/2010/wordprocessingCanvas" xmlns:cx="http://schemas.microsoft.com/office/drawing/2014/chartex" xmlns:cx1="http://schemas.microsoft.com/office/drawing/2015/9/8/chartex" xmlns:cx2="http://schemas.microsoft.com/office/drawing/2015/10/21/chartex" xmlns:cx3="http://schemas.microsoft.com/office/drawing/2016/5/9/chartex" xmlns:cx4="http://schemas.microsoft.com/office/drawing/2016/5/10/chartex" xmlns:cx5="http://schemas.microsoft.com/office/drawing/2016/5/11/chartex" xmlns:cx6="http://schemas.microsoft.com/office/drawing/2016/5/12/chartex" xmlns:cx7="http://schemas.microsoft.com/office/drawing/2016/5/13/chartex" xmlns:cx8="http://schemas.microsoft.com/office/drawing/2016/5/14/chartex" xmlns:mc="http://schemas.openxmlformats.org/markup-compatibility/2006" xmlns:aink="http://schemas.microsoft.com/office/drawing/2016/ink" xmlns:am3d="http://schemas.microsoft.com/office/drawing/2017/model3d" xmlns:o="urn:schemas-microsoft-com:office:office" xmlns:oel="http://schemas.microsoft.com/office/2019/extlst" xmlns:r="http://schemas.openxmlformats.org/officeDocument/2006/relationships" xmlns:m="http://schemas.openxmlformats.org/officeDocument/2006/math" xmlns:v="urn:schemas-microsoft-com:vml" xmlns:wp14="http://schemas.microsoft.com/office/word/2010/wordprocessingDrawing" xmlns:wp="http://schemas.openxmlformats.org/drawingml/2006/wordprocessingDrawing" xmlns:w10="urn:schemas-microsoft-com:office:word" xmlns:w="http://schemas.openxmlformats.org/wordprocessingml/2006/main" xmlns:w14="http://schemas.microsoft.com/office/word/2010/wordml" xmlns:w15="http://schemas.microsoft.com/office/word/2012/wordml" xmlns:w16cex="http://schemas.microsoft.com/office/word/2018/wordml/cex" xmlns:w16cid="http://schemas.microsoft.com/office/word/2016/wordml/cid" xmlns:w16="http://schemas.microsoft.com/office/word/2018/wordml" xmlns:w16du="http://schemas.microsoft.com/office/word/2023/wordml/word16du" xmlns:w16sdtdh="http://schemas.microsoft.com/office/word/2020/wordml/sdtdatahash" xmlns:w16sdtfl="http://schemas.microsoft.com/office/word/2024/wordml/sdtformatlock" xmlns:w16se="http://schemas.microsoft.com/office/word/2015/wordml/symex" xmlns:wpg="http://schemas.microsoft.com/office/word/2010/wordprocessingGroup" xmlns:wpi="http://schemas.microsoft.com/office/word/2010/wordprocessingInk" xmlns:wne="http://schemas.microsoft.com/office/word/2006/wordml" xmlns:wps="http://schemas.microsoft.com/office/word/2010/wordprocessingShape" mc:Ignorable="w14 w15 w16se w16cid w16 w16cex w16sdtdh w16sdtfl w16du wp14">
+  <w:abstractNum w:abstractNumId="0" w15:restartNumberingAfterBreak="0">
+    <w:nsid w:val="04642798"/>
+    <w:multiLevelType w:val="hybridMultilevel"/>
+    <w:tmpl w:val="5F026C1E"/>
+    <w:lvl w:ilvl="0" w:tplc="200A0001">
+      <w:start w:val="1"/>
+      <w:numFmt w:val="bullet"/>
+      <w:lvlText w:val=""/>
+      <w:lvlJc w:val="left"/>
+      <w:pPr>
+        <w:ind w:left="720" w:hanging="360"/>
+      </w:pPr>
+      <w:rPr>
+        <w:rFonts w:ascii="Symbol" w:hAnsi="Symbol" w:hint="default"/>
+      </w:rPr>
+    </w:lvl>
+    <w:lvl w:ilvl="1" w:tplc="200A0003" w:tentative="1">
+      <w:start w:val="1"/>
+      <w:numFmt w:val="bullet"/>
+      <w:lvlText w:val="o"/>
+      <w:lvlJc w:val="left"/>
+      <w:pPr>
+        <w:ind w:left="1440" w:hanging="360"/>
+      </w:pPr>
+      <w:rPr>
+        <w:rFonts w:ascii="Courier New" w:hAnsi="Courier New" w:cs="Courier New" w:hint="default"/>
+      </w:rPr>
+    </w:lvl>
+    <w:lvl w:ilvl="2" w:tplc="200A0005" w:tentative="1">
+      <w:start w:val="1"/>
+      <w:numFmt w:val="bullet"/>
+      <w:lvlText w:val=""/>
+      <w:lvlJc w:val="left"/>
+      <w:pPr>
+        <w:ind w:left="2160" w:hanging="360"/>
+      </w:pPr>
+      <w:rPr>
+        <w:rFonts w:ascii="Wingdings" w:hAnsi="Wingdings" w:hint="default"/>
+      </w:rPr>
+    </w:lvl>
+    <w:lvl w:ilvl="3" w:tplc="200A0001" w:tentative="1">
+      <w:start w:val="1"/>
+      <w:numFmt w:val="bullet"/>
+      <w:lvlText w:val=""/>
+      <w:lvlJc w:val="left"/>
+      <w:pPr>
+        <w:ind w:left="2880" w:hanging="360"/>
+      </w:pPr>
+      <w:rPr>
+        <w:rFonts w:ascii="Symbol" w:hAnsi="Symbol" w:hint="default"/>
+      </w:rPr>
+    </w:lvl>
+    <w:lvl w:ilvl="4" w:tplc="200A0003" w:tentative="1">
+      <w:start w:val="1"/>
+      <w:numFmt w:val="bullet"/>
+      <w:lvlText w:val="o"/>
+      <w:lvlJc w:val="left"/>
+      <w:pPr>
+        <w:ind w:left="3600" w:hanging="360"/>
+      </w:pPr>
+      <w:rPr>
+        <w:rFonts w:ascii="Courier New" w:hAnsi="Courier New" w:cs="Courier New" w:hint="default"/>
+      </w:rPr>
+    </w:lvl>
+    <w:lvl w:ilvl="5" w:tplc="200A0005" w:tentative="1">
+      <w:start w:val="1"/>
+      <w:numFmt w:val="bullet"/>
+      <w:lvlText w:val=""/>
+      <w:lvlJc w:val="left"/>
+      <w:pPr>
+        <w:ind w:left="4320" w:hanging="360"/>
+      </w:pPr>
+      <w:rPr>
+        <w:rFonts w:ascii="Wingdings" w:hAnsi="Wingdings" w:hint="default"/>
+      </w:rPr>
+    </w:lvl>
+    <w:lvl w:ilvl="6" w:tplc="200A0001" w:tentative="1">
+      <w:start w:val="1"/>
+      <w:numFmt w:val="bullet"/>
+      <w:lvlText w:val=""/>
+      <w:lvlJc w:val="left"/>
+      <w:pPr>
+        <w:ind w:left="5040" w:hanging="360"/>
+      </w:pPr>
+      <w:rPr>
+        <w:rFonts w:ascii="Symbol" w:hAnsi="Symbol" w:hint="default"/>
+      </w:rPr>
+    </w:lvl>
+    <w:lvl w:ilvl="7" w:tplc="200A0003" w:tentative="1">
+      <w:start w:val="1"/>
+      <w:numFmt w:val="bullet"/>
+      <w:lvlText w:val="o"/>
+      <w:lvlJc w:val="left"/>
+      <w:pPr>
+        <w:ind w:left="5760" w:hanging="360"/>
+      </w:pPr>
+      <w:rPr>
+        <w:rFonts w:ascii="Courier New" w:hAnsi="Courier New" w:cs="Courier New" w:hint="default"/>
+      </w:rPr>
+    </w:lvl>
+    <w:lvl w:ilvl="8" w:tplc="200A0005" w:tentative="1">
+      <w:start w:val="1"/>
+      <w:numFmt w:val="bullet"/>
+      <w:lvlText w:val=""/>
+      <w:lvlJc w:val="left"/>
+      <w:pPr>
+        <w:ind w:left="6480" w:hanging="360"/>
+      </w:pPr>
+      <w:rPr>
+        <w:rFonts w:ascii="Wingdings" w:hAnsi="Wingdings" w:hint="default"/>
+      </w:rPr>
+    </w:lvl>
+  </w:abstractNum>
+  <w:abstractNum w:abstractNumId="1" w15:restartNumberingAfterBreak="0">
+    <w:nsid w:val="252C326B"/>
+    <w:multiLevelType w:val="hybridMultilevel"/>
+    <w:tmpl w:val="D2D6E8FC"/>
+    <w:lvl w:ilvl="0" w:tplc="200A0001">
+      <w:start w:val="1"/>
+      <w:numFmt w:val="bullet"/>
+      <w:lvlText w:val=""/>
+      <w:lvlJc w:val="left"/>
+      <w:pPr>
+        <w:ind w:left="720" w:hanging="360"/>
+      </w:pPr>
+      <w:rPr>
+        <w:rFonts w:ascii="Symbol" w:hAnsi="Symbol" w:hint="default"/>
+      </w:rPr>
+    </w:lvl>
+    <w:lvl w:ilvl="1" w:tplc="200A0003" w:tentative="1">
+      <w:start w:val="1"/>
+      <w:numFmt w:val="bullet"/>
+      <w:lvlText w:val="o"/>
+      <w:lvlJc w:val="left"/>
+      <w:pPr>
+        <w:ind w:left="1440" w:hanging="360"/>
+      </w:pPr>
+      <w:rPr>
+        <w:rFonts w:ascii="Courier New" w:hAnsi="Courier New" w:cs="Courier New" w:hint="default"/>
+      </w:rPr>
+    </w:lvl>
+    <w:lvl w:ilvl="2" w:tplc="200A0005" w:tentative="1">
+      <w:start w:val="1"/>
+      <w:numFmt w:val="bullet"/>
+      <w:lvlText w:val=""/>
+      <w:lvlJc w:val="left"/>
+      <w:pPr>
+        <w:ind w:left="2160" w:hanging="360"/>
+      </w:pPr>
+      <w:rPr>
+        <w:rFonts w:ascii="Wingdings" w:hAnsi="Wingdings" w:hint="default"/>
+      </w:rPr>
+    </w:lvl>
+    <w:lvl w:ilvl="3" w:tplc="200A0001" w:tentative="1">
+      <w:start w:val="1"/>
+      <w:numFmt w:val="bullet"/>
+      <w:lvlText w:val=""/>
+      <w:lvlJc w:val="left"/>
+      <w:pPr>
+        <w:ind w:left="2880" w:hanging="360"/>
+      </w:pPr>
+      <w:rPr>
+        <w:rFonts w:ascii="Symbol" w:hAnsi="Symbol" w:hint="default"/>
+      </w:rPr>
+    </w:lvl>
+    <w:lvl w:ilvl="4" w:tplc="200A0003" w:tentative="1">
+      <w:start w:val="1"/>
+      <w:numFmt w:val="bullet"/>
+      <w:lvlText w:val="o"/>
+      <w:lvlJc w:val="left"/>
+      <w:pPr>
+        <w:ind w:left="3600" w:hanging="360"/>
+      </w:pPr>
+      <w:rPr>
+        <w:rFonts w:ascii="Courier New" w:hAnsi="Courier New" w:cs="Courier New" w:hint="default"/>
+      </w:rPr>
+    </w:lvl>
+    <w:lvl w:ilvl="5" w:tplc="200A0005" w:tentative="1">
+      <w:start w:val="1"/>
+      <w:numFmt w:val="bullet"/>
+      <w:lvlText w:val=""/>
+      <w:lvlJc w:val="left"/>
+      <w:pPr>
+        <w:ind w:left="4320" w:hanging="360"/>
+      </w:pPr>
+      <w:rPr>
+        <w:rFonts w:ascii="Wingdings" w:hAnsi="Wingdings" w:hint="default"/>
+      </w:rPr>
+    </w:lvl>
+    <w:lvl w:ilvl="6" w:tplc="200A0001" w:tentative="1">
+      <w:start w:val="1"/>
+      <w:numFmt w:val="bullet"/>
+      <w:lvlText w:val=""/>
+      <w:lvlJc w:val="left"/>
+      <w:pPr>
+        <w:ind w:left="5040" w:hanging="360"/>
+      </w:pPr>
+      <w:rPr>
+        <w:rFonts w:ascii="Symbol" w:hAnsi="Symbol" w:hint="default"/>
+      </w:rPr>
+    </w:lvl>
+    <w:lvl w:ilvl="7" w:tplc="200A0003" w:tentative="1">
+      <w:start w:val="1"/>
+      <w:numFmt w:val="bullet"/>
+      <w:lvlText w:val="o"/>
+      <w:lvlJc w:val="left"/>
+      <w:pPr>
+        <w:ind w:left="5760" w:hanging="360"/>
+      </w:pPr>
+      <w:rPr>
+        <w:rFonts w:ascii="Courier New" w:hAnsi="Courier New" w:cs="Courier New" w:hint="default"/>
+      </w:rPr>
+    </w:lvl>
+    <w:lvl w:ilvl="8" w:tplc="200A0005" w:tentative="1">
+      <w:start w:val="1"/>
+      <w:numFmt w:val="bullet"/>
+      <w:lvlText w:val=""/>
+      <w:lvlJc w:val="left"/>
+      <w:pPr>
+        <w:ind w:left="6480" w:hanging="360"/>
+      </w:pPr>
+      <w:rPr>
+        <w:rFonts w:ascii="Wingdings" w:hAnsi="Wingdings" w:hint="default"/>
+      </w:rPr>
+    </w:lvl>
+  </w:abstractNum>
+  <w:abstractNum w:abstractNumId="2" w15:restartNumberingAfterBreak="0">
+    <w:nsid w:val="29A73389"/>
+    <w:multiLevelType w:val="hybridMultilevel"/>
+    <w:tmpl w:val="7750CB74"/>
+    <w:lvl w:ilvl="0" w:tplc="200A0001">
+      <w:start w:val="1"/>
+      <w:numFmt w:val="bullet"/>
+      <w:lvlText w:val=""/>
+      <w:lvlJc w:val="left"/>
+      <w:pPr>
+        <w:ind w:left="720" w:hanging="360"/>
+      </w:pPr>
+      <w:rPr>
+        <w:rFonts w:ascii="Symbol" w:hAnsi="Symbol" w:hint="default"/>
+      </w:rPr>
+    </w:lvl>
+    <w:lvl w:ilvl="1" w:tplc="200A0003" w:tentative="1">
+      <w:start w:val="1"/>
+      <w:numFmt w:val="bullet"/>
+      <w:lvlText w:val="o"/>
+      <w:lvlJc w:val="left"/>
+      <w:pPr>
+        <w:ind w:left="1440" w:hanging="360"/>
+      </w:pPr>
+      <w:rPr>
+        <w:rFonts w:ascii="Courier New" w:hAnsi="Courier New" w:cs="Courier New" w:hint="default"/>
+      </w:rPr>
+    </w:lvl>
+    <w:lvl w:ilvl="2" w:tplc="200A0005" w:tentative="1">
+      <w:start w:val="1"/>
+      <w:numFmt w:val="bullet"/>
+      <w:lvlText w:val=""/>
+      <w:lvlJc w:val="left"/>
+      <w:pPr>
+        <w:ind w:left="2160" w:hanging="360"/>
+      </w:pPr>
+      <w:rPr>
+        <w:rFonts w:ascii="Wingdings" w:hAnsi="Wingdings" w:hint="default"/>
+      </w:rPr>
+    </w:lvl>
+    <w:lvl w:ilvl="3" w:tplc="200A0001" w:tentative="1">
+      <w:start w:val="1"/>
+      <w:numFmt w:val="bullet"/>
+      <w:lvlText w:val=""/>
+      <w:lvlJc w:val="left"/>
+      <w:pPr>
+        <w:ind w:left="2880" w:hanging="360"/>
+      </w:pPr>
+      <w:rPr>
+        <w:rFonts w:ascii="Symbol" w:hAnsi="Symbol" w:hint="default"/>
+      </w:rPr>
+    </w:lvl>
+    <w:lvl w:ilvl="4" w:tplc="200A0003" w:tentative="1">
+      <w:start w:val="1"/>
+      <w:numFmt w:val="bullet"/>
+      <w:lvlText w:val="o"/>
+      <w:lvlJc w:val="left"/>
+      <w:pPr>
+        <w:ind w:left="3600" w:hanging="360"/>
+      </w:pPr>
+      <w:rPr>
+        <w:rFonts w:ascii="Courier New" w:hAnsi="Courier New" w:cs="Courier New" w:hint="default"/>
+      </w:rPr>
+    </w:lvl>
+    <w:lvl w:ilvl="5" w:tplc="200A0005" w:tentative="1">
+      <w:start w:val="1"/>
+      <w:numFmt w:val="bullet"/>
+      <w:lvlText w:val=""/>
+      <w:lvlJc w:val="left"/>
+      <w:pPr>
+        <w:ind w:left="4320" w:hanging="360"/>
+      </w:pPr>
+      <w:rPr>
+        <w:rFonts w:ascii="Wingdings" w:hAnsi="Wingdings" w:hint="default"/>
+      </w:rPr>
+    </w:lvl>
+    <w:lvl w:ilvl="6" w:tplc="200A0001" w:tentative="1">
+      <w:start w:val="1"/>
+      <w:numFmt w:val="bullet"/>
+      <w:lvlText w:val=""/>
+      <w:lvlJc w:val="left"/>
+      <w:pPr>
+        <w:ind w:left="5040" w:hanging="360"/>
+      </w:pPr>
+      <w:rPr>
+        <w:rFonts w:ascii="Symbol" w:hAnsi="Symbol" w:hint="default"/>
+      </w:rPr>
+    </w:lvl>
+    <w:lvl w:ilvl="7" w:tplc="200A0003" w:tentative="1">
+      <w:start w:val="1"/>
+      <w:numFmt w:val="bullet"/>
+      <w:lvlText w:val="o"/>
+      <w:lvlJc w:val="left"/>
+      <w:pPr>
+        <w:ind w:left="5760" w:hanging="360"/>
+      </w:pPr>
+      <w:rPr>
+        <w:rFonts w:ascii="Courier New" w:hAnsi="Courier New" w:cs="Courier New" w:hint="default"/>
+      </w:rPr>
+    </w:lvl>
+    <w:lvl w:ilvl="8" w:tplc="200A0005" w:tentative="1">
+      <w:start w:val="1"/>
+      <w:numFmt w:val="bullet"/>
+      <w:lvlText w:val=""/>
+      <w:lvlJc w:val="left"/>
+      <w:pPr>
+        <w:ind w:left="6480" w:hanging="360"/>
+      </w:pPr>
+      <w:rPr>
+        <w:rFonts w:ascii="Wingdings" w:hAnsi="Wingdings" w:hint="default"/>
+      </w:rPr>
+    </w:lvl>
+  </w:abstractNum>
+  <w:abstractNum w:abstractNumId="3" w15:restartNumberingAfterBreak="0">
+    <w:nsid w:val="2ED60D00"/>
+    <w:multiLevelType w:val="hybridMultilevel"/>
+    <w:tmpl w:val="DE98FA34"/>
+    <w:lvl w:ilvl="0" w:tplc="200A0001">
+      <w:start w:val="1"/>
+      <w:numFmt w:val="bullet"/>
+      <w:lvlText w:val=""/>
+      <w:lvlJc w:val="left"/>
+      <w:pPr>
+        <w:ind w:left="720" w:hanging="360"/>
+      </w:pPr>
+      <w:rPr>
+        <w:rFonts w:ascii="Symbol" w:hAnsi="Symbol" w:hint="default"/>
+      </w:rPr>
+    </w:lvl>
+    <w:lvl w:ilvl="1" w:tplc="200A0003" w:tentative="1">
+      <w:start w:val="1"/>
+      <w:numFmt w:val="bullet"/>
+      <w:lvlText w:val="o"/>
+      <w:lvlJc w:val="left"/>
+      <w:pPr>
+        <w:ind w:left="1440" w:hanging="360"/>
+      </w:pPr>
+      <w:rPr>
+        <w:rFonts w:ascii="Courier New" w:hAnsi="Courier New" w:cs="Courier New" w:hint="default"/>
+      </w:rPr>
+    </w:lvl>
+    <w:lvl w:ilvl="2" w:tplc="200A0005" w:tentative="1">
+      <w:start w:val="1"/>
+      <w:numFmt w:val="bullet"/>
+      <w:lvlText w:val=""/>
+      <w:lvlJc w:val="left"/>
+      <w:pPr>
+        <w:ind w:left="2160" w:hanging="360"/>
+      </w:pPr>
+      <w:rPr>
+        <w:rFonts w:ascii="Wingdings" w:hAnsi="Wingdings" w:hint="default"/>
+      </w:rPr>
+    </w:lvl>
+    <w:lvl w:ilvl="3" w:tplc="200A0001" w:tentative="1">
+      <w:start w:val="1"/>
+      <w:numFmt w:val="bullet"/>
+      <w:lvlText w:val=""/>
+      <w:lvlJc w:val="left"/>
+      <w:pPr>
+        <w:ind w:left="2880" w:hanging="360"/>
+      </w:pPr>
+      <w:rPr>
+        <w:rFonts w:ascii="Symbol" w:hAnsi="Symbol" w:hint="default"/>
+      </w:rPr>
+    </w:lvl>
+    <w:lvl w:ilvl="4" w:tplc="200A0003" w:tentative="1">
+      <w:start w:val="1"/>
+      <w:numFmt w:val="bullet"/>
+      <w:lvlText w:val="o"/>
+      <w:lvlJc w:val="left"/>
+      <w:pPr>
+        <w:ind w:left="3600" w:hanging="360"/>
+      </w:pPr>
+      <w:rPr>
+        <w:rFonts w:ascii="Courier New" w:hAnsi="Courier New" w:cs="Courier New" w:hint="default"/>
+      </w:rPr>
+    </w:lvl>
+    <w:lvl w:ilvl="5" w:tplc="200A0005" w:tentative="1">
+      <w:start w:val="1"/>
+      <w:numFmt w:val="bullet"/>
+      <w:lvlText w:val=""/>
+      <w:lvlJc w:val="left"/>
+      <w:pPr>
+        <w:ind w:left="4320" w:hanging="360"/>
+      </w:pPr>
+      <w:rPr>
+        <w:rFonts w:ascii="Wingdings" w:hAnsi="Wingdings" w:hint="default"/>
+      </w:rPr>
+    </w:lvl>
+    <w:lvl w:ilvl="6" w:tplc="200A0001" w:tentative="1">
+      <w:start w:val="1"/>
+      <w:numFmt w:val="bullet"/>
+      <w:lvlText w:val=""/>
+      <w:lvlJc w:val="left"/>
+      <w:pPr>
+        <w:ind w:left="5040" w:hanging="360"/>
+      </w:pPr>
+      <w:rPr>
+        <w:rFonts w:ascii="Symbol" w:hAnsi="Symbol" w:hint="default"/>
+      </w:rPr>
+    </w:lvl>
+    <w:lvl w:ilvl="7" w:tplc="200A0003" w:tentative="1">
+      <w:start w:val="1"/>
+      <w:numFmt w:val="bullet"/>
+      <w:lvlText w:val="o"/>
+      <w:lvlJc w:val="left"/>
+      <w:pPr>
+        <w:ind w:left="5760" w:hanging="360"/>
+      </w:pPr>
+      <w:rPr>
+        <w:rFonts w:ascii="Courier New" w:hAnsi="Courier New" w:cs="Courier New" w:hint="default"/>
+      </w:rPr>
+    </w:lvl>
+    <w:lvl w:ilvl="8" w:tplc="200A0005" w:tentative="1">
+      <w:start w:val="1"/>
+      <w:numFmt w:val="bullet"/>
+      <w:lvlText w:val=""/>
+      <w:lvlJc w:val="left"/>
+      <w:pPr>
+        <w:ind w:left="6480" w:hanging="360"/>
+      </w:pPr>
+      <w:rPr>
+        <w:rFonts w:ascii="Wingdings" w:hAnsi="Wingdings" w:hint="default"/>
+      </w:rPr>
+    </w:lvl>
+  </w:abstractNum>
+  <w:abstractNum w:abstractNumId="4" w15:restartNumberingAfterBreak="0">
+    <w:nsid w:val="315673B8"/>
+    <w:multiLevelType w:val="hybridMultilevel"/>
+    <w:tmpl w:val="72DA947A"/>
+    <w:lvl w:ilvl="0" w:tplc="200A0001">
+      <w:start w:val="1"/>
+      <w:numFmt w:val="bullet"/>
+      <w:lvlText w:val=""/>
+      <w:lvlJc w:val="left"/>
+      <w:pPr>
+        <w:ind w:left="720" w:hanging="360"/>
+      </w:pPr>
+      <w:rPr>
+        <w:rFonts w:ascii="Symbol" w:hAnsi="Symbol" w:hint="default"/>
+      </w:rPr>
+    </w:lvl>
+    <w:lvl w:ilvl="1" w:tplc="200A0003" w:tentative="1">
+      <w:start w:val="1"/>
+      <w:numFmt w:val="bullet"/>
+      <w:lvlText w:val="o"/>
+      <w:lvlJc w:val="left"/>
+      <w:pPr>
+        <w:ind w:left="1440" w:hanging="360"/>
+      </w:pPr>
+      <w:rPr>
+        <w:rFonts w:ascii="Courier New" w:hAnsi="Courier New" w:cs="Courier New" w:hint="default"/>
+      </w:rPr>
+    </w:lvl>
+    <w:lvl w:ilvl="2" w:tplc="200A0005" w:tentative="1">
+      <w:start w:val="1"/>
+      <w:numFmt w:val="bullet"/>
+      <w:lvlText w:val=""/>
+      <w:lvlJc w:val="left"/>
+      <w:pPr>
+        <w:ind w:left="2160" w:hanging="360"/>
+      </w:pPr>
+      <w:rPr>
+        <w:rFonts w:ascii="Wingdings" w:hAnsi="Wingdings" w:hint="default"/>
+      </w:rPr>
+    </w:lvl>
+    <w:lvl w:ilvl="3" w:tplc="200A0001" w:tentative="1">
+      <w:start w:val="1"/>
+      <w:numFmt w:val="bullet"/>
+      <w:lvlText w:val=""/>
+      <w:lvlJc w:val="left"/>
+      <w:pPr>
+        <w:ind w:left="2880" w:hanging="360"/>
+      </w:pPr>
+      <w:rPr>
+        <w:rFonts w:ascii="Symbol" w:hAnsi="Symbol" w:hint="default"/>
+      </w:rPr>
+    </w:lvl>
+    <w:lvl w:ilvl="4" w:tplc="200A0003" w:tentative="1">
+      <w:start w:val="1"/>
+      <w:numFmt w:val="bullet"/>
+      <w:lvlText w:val="o"/>
+      <w:lvlJc w:val="left"/>
+      <w:pPr>
+        <w:ind w:left="3600" w:hanging="360"/>
+      </w:pPr>
+      <w:rPr>
+        <w:rFonts w:ascii="Courier New" w:hAnsi="Courier New" w:cs="Courier New" w:hint="default"/>
+      </w:rPr>
+    </w:lvl>
+    <w:lvl w:ilvl="5" w:tplc="200A0005" w:tentative="1">
+      <w:start w:val="1"/>
+      <w:numFmt w:val="bullet"/>
+      <w:lvlText w:val=""/>
+      <w:lvlJc w:val="left"/>
+      <w:pPr>
+        <w:ind w:left="4320" w:hanging="360"/>
+      </w:pPr>
+      <w:rPr>
+        <w:rFonts w:ascii="Wingdings" w:hAnsi="Wingdings" w:hint="default"/>
+      </w:rPr>
+    </w:lvl>
+    <w:lvl w:ilvl="6" w:tplc="200A0001" w:tentative="1">
+      <w:start w:val="1"/>
+      <w:numFmt w:val="bullet"/>
+      <w:lvlText w:val=""/>
+      <w:lvlJc w:val="left"/>
+      <w:pPr>
+        <w:ind w:left="5040" w:hanging="360"/>
+      </w:pPr>
+      <w:rPr>
+        <w:rFonts w:ascii="Symbol" w:hAnsi="Symbol" w:hint="default"/>
+      </w:rPr>
+    </w:lvl>
+    <w:lvl w:ilvl="7" w:tplc="200A0003" w:tentative="1">
+      <w:start w:val="1"/>
+      <w:numFmt w:val="bullet"/>
+      <w:lvlText w:val="o"/>
+      <w:lvlJc w:val="left"/>
+      <w:pPr>
+        <w:ind w:left="5760" w:hanging="360"/>
+      </w:pPr>
+      <w:rPr>
+        <w:rFonts w:ascii="Courier New" w:hAnsi="Courier New" w:cs="Courier New" w:hint="default"/>
+      </w:rPr>
+    </w:lvl>
+    <w:lvl w:ilvl="8" w:tplc="200A0005" w:tentative="1">
+      <w:start w:val="1"/>
+      <w:numFmt w:val="bullet"/>
+      <w:lvlText w:val=""/>
+      <w:lvlJc w:val="left"/>
+      <w:pPr>
+        <w:ind w:left="6480" w:hanging="360"/>
+      </w:pPr>
+      <w:rPr>
+        <w:rFonts w:ascii="Wingdings" w:hAnsi="Wingdings" w:hint="default"/>
+      </w:rPr>
+    </w:lvl>
+  </w:abstractNum>
+  <w:abstractNum w:abstractNumId="5" w15:restartNumberingAfterBreak="0">
+    <w:nsid w:val="35385355"/>
+    <w:multiLevelType w:val="hybridMultilevel"/>
+    <w:tmpl w:val="53EA986E"/>
+    <w:lvl w:ilvl="0" w:tplc="200A0001">
+      <w:start w:val="1"/>
+      <w:numFmt w:val="bullet"/>
+      <w:lvlText w:val=""/>
+      <w:lvlJc w:val="left"/>
+      <w:pPr>
+        <w:ind w:left="720" w:hanging="360"/>
+      </w:pPr>
+      <w:rPr>
+        <w:rFonts w:ascii="Symbol" w:hAnsi="Symbol" w:hint="default"/>
+      </w:rPr>
+    </w:lvl>
+    <w:lvl w:ilvl="1" w:tplc="200A0003" w:tentative="1">
+      <w:start w:val="1"/>
+      <w:numFmt w:val="bullet"/>
+      <w:lvlText w:val="o"/>
+      <w:lvlJc w:val="left"/>
+      <w:pPr>
+        <w:ind w:left="1440" w:hanging="360"/>
+      </w:pPr>
+      <w:rPr>
+        <w:rFonts w:ascii="Courier New" w:hAnsi="Courier New" w:cs="Courier New" w:hint="default"/>
+      </w:rPr>
+    </w:lvl>
+    <w:lvl w:ilvl="2" w:tplc="200A0005" w:tentative="1">
+      <w:start w:val="1"/>
+      <w:numFmt w:val="bullet"/>
+      <w:lvlText w:val=""/>
+      <w:lvlJc w:val="left"/>
+      <w:pPr>
+        <w:ind w:left="2160" w:hanging="360"/>
+      </w:pPr>
+      <w:rPr>
+        <w:rFonts w:ascii="Wingdings" w:hAnsi="Wingdings" w:hint="default"/>
+      </w:rPr>
+    </w:lvl>
+    <w:lvl w:ilvl="3" w:tplc="200A0001" w:tentative="1">
+      <w:start w:val="1"/>
+      <w:numFmt w:val="bullet"/>
+      <w:lvlText w:val=""/>
+      <w:lvlJc w:val="left"/>
+      <w:pPr>
+        <w:ind w:left="2880" w:hanging="360"/>
+      </w:pPr>
+      <w:rPr>
+        <w:rFonts w:ascii="Symbol" w:hAnsi="Symbol" w:hint="default"/>
+      </w:rPr>
+    </w:lvl>
+    <w:lvl w:ilvl="4" w:tplc="200A0003" w:tentative="1">
+      <w:start w:val="1"/>
+      <w:numFmt w:val="bullet"/>
+      <w:lvlText w:val="o"/>
+      <w:lvlJc w:val="left"/>
+      <w:pPr>
+        <w:ind w:left="3600" w:hanging="360"/>
+      </w:pPr>
+      <w:rPr>
+        <w:rFonts w:ascii="Courier New" w:hAnsi="Courier New" w:cs="Courier New" w:hint="default"/>
+      </w:rPr>
+    </w:lvl>
+    <w:lvl w:ilvl="5" w:tplc="200A0005" w:tentative="1">
+      <w:start w:val="1"/>
+      <w:numFmt w:val="bullet"/>
+      <w:lvlText w:val=""/>
+      <w:lvlJc w:val="left"/>
+      <w:pPr>
+        <w:ind w:left="4320" w:hanging="360"/>
+      </w:pPr>
+      <w:rPr>
+        <w:rFonts w:ascii="Wingdings" w:hAnsi="Wingdings" w:hint="default"/>
+      </w:rPr>
+    </w:lvl>
+    <w:lvl w:ilvl="6" w:tplc="200A0001" w:tentative="1">
+      <w:start w:val="1"/>
+      <w:numFmt w:val="bullet"/>
+      <w:lvlText w:val=""/>
+      <w:lvlJc w:val="left"/>
+      <w:pPr>
+        <w:ind w:left="5040" w:hanging="360"/>
+      </w:pPr>
+      <w:rPr>
+        <w:rFonts w:ascii="Symbol" w:hAnsi="Symbol" w:hint="default"/>
+      </w:rPr>
+    </w:lvl>
+    <w:lvl w:ilvl="7" w:tplc="200A0003" w:tentative="1">
+      <w:start w:val="1"/>
+      <w:numFmt w:val="bullet"/>
+      <w:lvlText w:val="o"/>
+      <w:lvlJc w:val="left"/>
+      <w:pPr>
+        <w:ind w:left="5760" w:hanging="360"/>
+      </w:pPr>
+      <w:rPr>
+        <w:rFonts w:ascii="Courier New" w:hAnsi="Courier New" w:cs="Courier New" w:hint="default"/>
+      </w:rPr>
+    </w:lvl>
+    <w:lvl w:ilvl="8" w:tplc="200A0005" w:tentative="1">
+      <w:start w:val="1"/>
+      <w:numFmt w:val="bullet"/>
+      <w:lvlText w:val=""/>
+      <w:lvlJc w:val="left"/>
+      <w:pPr>
+        <w:ind w:left="6480" w:hanging="360"/>
+      </w:pPr>
+      <w:rPr>
+        <w:rFonts w:ascii="Wingdings" w:hAnsi="Wingdings" w:hint="default"/>
+      </w:rPr>
+    </w:lvl>
+  </w:abstractNum>
+  <w:abstractNum w:abstractNumId="6" w15:restartNumberingAfterBreak="0">
+    <w:nsid w:val="37806115"/>
+    <w:multiLevelType w:val="hybridMultilevel"/>
+    <w:tmpl w:val="5720FCE6"/>
+    <w:lvl w:ilvl="0" w:tplc="200A0001">
+      <w:start w:val="1"/>
+      <w:numFmt w:val="bullet"/>
+      <w:lvlText w:val=""/>
+      <w:lvlJc w:val="left"/>
+      <w:pPr>
+        <w:ind w:left="720" w:hanging="360"/>
+      </w:pPr>
+      <w:rPr>
+        <w:rFonts w:ascii="Symbol" w:hAnsi="Symbol" w:hint="default"/>
+      </w:rPr>
+    </w:lvl>
+    <w:lvl w:ilvl="1" w:tplc="200A0003" w:tentative="1">
+      <w:start w:val="1"/>
+      <w:numFmt w:val="bullet"/>
+      <w:lvlText w:val="o"/>
+      <w:lvlJc w:val="left"/>
+      <w:pPr>
+        <w:ind w:left="1440" w:hanging="360"/>
+      </w:pPr>
+      <w:rPr>
+        <w:rFonts w:ascii="Courier New" w:hAnsi="Courier New" w:cs="Courier New" w:hint="default"/>
+      </w:rPr>
+    </w:lvl>
+    <w:lvl w:ilvl="2" w:tplc="200A0005" w:tentative="1">
+      <w:start w:val="1"/>
+      <w:numFmt w:val="bullet"/>
+      <w:lvlText w:val=""/>
+      <w:lvlJc w:val="left"/>
+      <w:pPr>
+        <w:ind w:left="2160" w:hanging="360"/>
+      </w:pPr>
+      <w:rPr>
+        <w:rFonts w:ascii="Wingdings" w:hAnsi="Wingdings" w:hint="default"/>
+      </w:rPr>
+    </w:lvl>
+    <w:lvl w:ilvl="3" w:tplc="200A0001" w:tentative="1">
+      <w:start w:val="1"/>
+      <w:numFmt w:val="bullet"/>
+      <w:lvlText w:val=""/>
+      <w:lvlJc w:val="left"/>
+      <w:pPr>
+        <w:ind w:left="2880" w:hanging="360"/>
+      </w:pPr>
+      <w:rPr>
+        <w:rFonts w:ascii="Symbol" w:hAnsi="Symbol" w:hint="default"/>
+      </w:rPr>
+    </w:lvl>
+    <w:lvl w:ilvl="4" w:tplc="200A0003" w:tentative="1">
+      <w:start w:val="1"/>
+      <w:numFmt w:val="bullet"/>
+      <w:lvlText w:val="o"/>
+      <w:lvlJc w:val="left"/>
+      <w:pPr>
+        <w:ind w:left="3600" w:hanging="360"/>
+      </w:pPr>
+      <w:rPr>
+        <w:rFonts w:ascii="Courier New" w:hAnsi="Courier New" w:cs="Courier New" w:hint="default"/>
+      </w:rPr>
+    </w:lvl>
+    <w:lvl w:ilvl="5" w:tplc="200A0005" w:tentative="1">
+      <w:start w:val="1"/>
+      <w:numFmt w:val="bullet"/>
+      <w:lvlText w:val=""/>
+      <w:lvlJc w:val="left"/>
+      <w:pPr>
+        <w:ind w:left="4320" w:hanging="360"/>
+      </w:pPr>
+      <w:rPr>
+        <w:rFonts w:ascii="Wingdings" w:hAnsi="Wingdings" w:hint="default"/>
+      </w:rPr>
+    </w:lvl>
+    <w:lvl w:ilvl="6" w:tplc="200A0001" w:tentative="1">
+      <w:start w:val="1"/>
+      <w:numFmt w:val="bullet"/>
+      <w:lvlText w:val=""/>
+      <w:lvlJc w:val="left"/>
+      <w:pPr>
+        <w:ind w:left="5040" w:hanging="360"/>
+      </w:pPr>
+      <w:rPr>
+        <w:rFonts w:ascii="Symbol" w:hAnsi="Symbol" w:hint="default"/>
+      </w:rPr>
+    </w:lvl>
+    <w:lvl w:ilvl="7" w:tplc="200A0003" w:tentative="1">
+      <w:start w:val="1"/>
+      <w:numFmt w:val="bullet"/>
+      <w:lvlText w:val="o"/>
+      <w:lvlJc w:val="left"/>
+      <w:pPr>
+        <w:ind w:left="5760" w:hanging="360"/>
+      </w:pPr>
+      <w:rPr>
+        <w:rFonts w:ascii="Courier New" w:hAnsi="Courier New" w:cs="Courier New" w:hint="default"/>
+      </w:rPr>
+    </w:lvl>
+    <w:lvl w:ilvl="8" w:tplc="200A0005" w:tentative="1">
+      <w:start w:val="1"/>
+      <w:numFmt w:val="bullet"/>
+      <w:lvlText w:val=""/>
+      <w:lvlJc w:val="left"/>
+      <w:pPr>
+        <w:ind w:left="6480" w:hanging="360"/>
+      </w:pPr>
+      <w:rPr>
+        <w:rFonts w:ascii="Wingdings" w:hAnsi="Wingdings" w:hint="default"/>
+      </w:rPr>
+    </w:lvl>
+  </w:abstractNum>
+  <w:abstractNum w:abstractNumId="7" w15:restartNumberingAfterBreak="0">
+    <w:nsid w:val="3C6A693D"/>
+    <w:multiLevelType w:val="hybridMultilevel"/>
+    <w:tmpl w:val="2648158E"/>
+    <w:lvl w:ilvl="0" w:tplc="200A0001">
+      <w:start w:val="1"/>
+      <w:numFmt w:val="bullet"/>
+      <w:lvlText w:val=""/>
+      <w:lvlJc w:val="left"/>
+      <w:pPr>
+        <w:ind w:left="720" w:hanging="360"/>
+      </w:pPr>
+      <w:rPr>
+        <w:rFonts w:ascii="Symbol" w:hAnsi="Symbol" w:hint="default"/>
+      </w:rPr>
+    </w:lvl>
+    <w:lvl w:ilvl="1" w:tplc="200A0003" w:tentative="1">
+      <w:start w:val="1"/>
+      <w:numFmt w:val="bullet"/>
+      <w:lvlText w:val="o"/>
+      <w:lvlJc w:val="left"/>
+      <w:pPr>
+        <w:ind w:left="1440" w:hanging="360"/>
+      </w:pPr>
+      <w:rPr>
+        <w:rFonts w:ascii="Courier New" w:hAnsi="Courier New" w:cs="Courier New" w:hint="default"/>
+      </w:rPr>
+    </w:lvl>
+    <w:lvl w:ilvl="2" w:tplc="200A0005" w:tentative="1">
+      <w:start w:val="1"/>
+      <w:numFmt w:val="bullet"/>
+      <w:lvlText w:val=""/>
+      <w:lvlJc w:val="left"/>
+      <w:pPr>
+        <w:ind w:left="2160" w:hanging="360"/>
+      </w:pPr>
+      <w:rPr>
+        <w:rFonts w:ascii="Wingdings" w:hAnsi="Wingdings" w:hint="default"/>
+      </w:rPr>
+    </w:lvl>
+    <w:lvl w:ilvl="3" w:tplc="200A0001" w:tentative="1">
+      <w:start w:val="1"/>
+      <w:numFmt w:val="bullet"/>
+      <w:lvlText w:val=""/>
+      <w:lvlJc w:val="left"/>
+      <w:pPr>
+        <w:ind w:left="2880" w:hanging="360"/>
+      </w:pPr>
+      <w:rPr>
+        <w:rFonts w:ascii="Symbol" w:hAnsi="Symbol" w:hint="default"/>
+      </w:rPr>
+    </w:lvl>
+    <w:lvl w:ilvl="4" w:tplc="200A0003" w:tentative="1">
+      <w:start w:val="1"/>
+      <w:numFmt w:val="bullet"/>
+      <w:lvlText w:val="o"/>
+      <w:lvlJc w:val="left"/>
+      <w:pPr>
+        <w:ind w:left="3600" w:hanging="360"/>
+      </w:pPr>
+      <w:rPr>
+        <w:rFonts w:ascii="Courier New" w:hAnsi="Courier New" w:cs="Courier New" w:hint="default"/>
+      </w:rPr>
+    </w:lvl>
+    <w:lvl w:ilvl="5" w:tplc="200A0005" w:tentative="1">
+      <w:start w:val="1"/>
+      <w:numFmt w:val="bullet"/>
+      <w:lvlText w:val=""/>
+      <w:lvlJc w:val="left"/>
+      <w:pPr>
+        <w:ind w:left="4320" w:hanging="360"/>
+      </w:pPr>
+      <w:rPr>
+        <w:rFonts w:ascii="Wingdings" w:hAnsi="Wingdings" w:hint="default"/>
+      </w:rPr>
+    </w:lvl>
+    <w:lvl w:ilvl="6" w:tplc="200A0001" w:tentative="1">
+      <w:start w:val="1"/>
+      <w:numFmt w:val="bullet"/>
+      <w:lvlText w:val=""/>
+      <w:lvlJc w:val="left"/>
+      <w:pPr>
+        <w:ind w:left="5040" w:hanging="360"/>
+      </w:pPr>
+      <w:rPr>
+        <w:rFonts w:ascii="Symbol" w:hAnsi="Symbol" w:hint="default"/>
+      </w:rPr>
+    </w:lvl>
+    <w:lvl w:ilvl="7" w:tplc="200A0003" w:tentative="1">
+      <w:start w:val="1"/>
+      <w:numFmt w:val="bullet"/>
+      <w:lvlText w:val="o"/>
+      <w:lvlJc w:val="left"/>
+      <w:pPr>
+        <w:ind w:left="5760" w:hanging="360"/>
+      </w:pPr>
+      <w:rPr>
+        <w:rFonts w:ascii="Courier New" w:hAnsi="Courier New" w:cs="Courier New" w:hint="default"/>
+      </w:rPr>
+    </w:lvl>
+    <w:lvl w:ilvl="8" w:tplc="200A0005" w:tentative="1">
+      <w:start w:val="1"/>
+      <w:numFmt w:val="bullet"/>
+      <w:lvlText w:val=""/>
+      <w:lvlJc w:val="left"/>
+      <w:pPr>
+        <w:ind w:left="6480" w:hanging="360"/>
+      </w:pPr>
+      <w:rPr>
+        <w:rFonts w:ascii="Wingdings" w:hAnsi="Wingdings" w:hint="default"/>
+      </w:rPr>
+    </w:lvl>
+  </w:abstractNum>
+  <w:abstractNum w:abstractNumId="8" w15:restartNumberingAfterBreak="0">
+    <w:nsid w:val="3EE233B4"/>
+    <w:multiLevelType w:val="hybridMultilevel"/>
+    <w:tmpl w:val="8A880960"/>
+    <w:lvl w:ilvl="0" w:tplc="200A0001">
+      <w:start w:val="1"/>
+      <w:numFmt w:val="bullet"/>
+      <w:lvlText w:val=""/>
+      <w:lvlJc w:val="left"/>
+      <w:pPr>
+        <w:ind w:left="720" w:hanging="360"/>
+      </w:pPr>
+      <w:rPr>
+        <w:rFonts w:ascii="Symbol" w:hAnsi="Symbol" w:hint="default"/>
+      </w:rPr>
+    </w:lvl>
+    <w:lvl w:ilvl="1" w:tplc="200A0003" w:tentative="1">
+      <w:start w:val="1"/>
+      <w:numFmt w:val="bullet"/>
+      <w:lvlText w:val="o"/>
+      <w:lvlJc w:val="left"/>
+      <w:pPr>
+        <w:ind w:left="1440" w:hanging="360"/>
+      </w:pPr>
+      <w:rPr>
+        <w:rFonts w:ascii="Courier New" w:hAnsi="Courier New" w:cs="Courier New" w:hint="default"/>
+      </w:rPr>
+    </w:lvl>
+    <w:lvl w:ilvl="2" w:tplc="200A0005" w:tentative="1">
+      <w:start w:val="1"/>
+      <w:numFmt w:val="bullet"/>
+      <w:lvlText w:val=""/>
+      <w:lvlJc w:val="left"/>
+      <w:pPr>
+        <w:ind w:left="2160" w:hanging="360"/>
+      </w:pPr>
+      <w:rPr>
+        <w:rFonts w:ascii="Wingdings" w:hAnsi="Wingdings" w:hint="default"/>
+      </w:rPr>
+    </w:lvl>
+    <w:lvl w:ilvl="3" w:tplc="200A0001" w:tentative="1">
+      <w:start w:val="1"/>
+      <w:numFmt w:val="bullet"/>
+      <w:lvlText w:val=""/>
+      <w:lvlJc w:val="left"/>
+      <w:pPr>
+        <w:ind w:left="2880" w:hanging="360"/>
+      </w:pPr>
+      <w:rPr>
+        <w:rFonts w:ascii="Symbol" w:hAnsi="Symbol" w:hint="default"/>
+      </w:rPr>
+    </w:lvl>
+    <w:lvl w:ilvl="4" w:tplc="200A0003" w:tentative="1">
+      <w:start w:val="1"/>
+      <w:numFmt w:val="bullet"/>
+      <w:lvlText w:val="o"/>
+      <w:lvlJc w:val="left"/>
+      <w:pPr>
+        <w:ind w:left="3600" w:hanging="360"/>
+      </w:pPr>
+      <w:rPr>
+        <w:rFonts w:ascii="Courier New" w:hAnsi="Courier New" w:cs="Courier New" w:hint="default"/>
+      </w:rPr>
+    </w:lvl>
+    <w:lvl w:ilvl="5" w:tplc="200A0005" w:tentative="1">
+      <w:start w:val="1"/>
+      <w:numFmt w:val="bullet"/>
+      <w:lvlText w:val=""/>
+      <w:lvlJc w:val="left"/>
+      <w:pPr>
+        <w:ind w:left="4320" w:hanging="360"/>
+      </w:pPr>
+      <w:rPr>
+        <w:rFonts w:ascii="Wingdings" w:hAnsi="Wingdings" w:hint="default"/>
+      </w:rPr>
+    </w:lvl>
+    <w:lvl w:ilvl="6" w:tplc="200A0001" w:tentative="1">
+      <w:start w:val="1"/>
+      <w:numFmt w:val="bullet"/>
+      <w:lvlText w:val=""/>
+      <w:lvlJc w:val="left"/>
+      <w:pPr>
+        <w:ind w:left="5040" w:hanging="360"/>
+      </w:pPr>
+      <w:rPr>
+        <w:rFonts w:ascii="Symbol" w:hAnsi="Symbol" w:hint="default"/>
+      </w:rPr>
+    </w:lvl>
+    <w:lvl w:ilvl="7" w:tplc="200A0003" w:tentative="1">
+      <w:start w:val="1"/>
+      <w:numFmt w:val="bullet"/>
+      <w:lvlText w:val="o"/>
+      <w:lvlJc w:val="left"/>
+      <w:pPr>
+        <w:ind w:left="5760" w:hanging="360"/>
+      </w:pPr>
+      <w:rPr>
+        <w:rFonts w:ascii="Courier New" w:hAnsi="Courier New" w:cs="Courier New" w:hint="default"/>
+      </w:rPr>
+    </w:lvl>
+    <w:lvl w:ilvl="8" w:tplc="200A0005" w:tentative="1">
+      <w:start w:val="1"/>
+      <w:numFmt w:val="bullet"/>
+      <w:lvlText w:val=""/>
+      <w:lvlJc w:val="left"/>
+      <w:pPr>
+        <w:ind w:left="6480" w:hanging="360"/>
+      </w:pPr>
+      <w:rPr>
+        <w:rFonts w:ascii="Wingdings" w:hAnsi="Wingdings" w:hint="default"/>
+      </w:rPr>
+    </w:lvl>
+  </w:abstractNum>
+  <w:abstractNum w:abstractNumId="9" w15:restartNumberingAfterBreak="0">
+    <w:nsid w:val="533F67C7"/>
+    <w:multiLevelType w:val="hybridMultilevel"/>
+    <w:tmpl w:val="2346AD62"/>
+    <w:lvl w:ilvl="0" w:tplc="200A0001">
+      <w:start w:val="1"/>
+      <w:numFmt w:val="bullet"/>
+      <w:lvlText w:val=""/>
+      <w:lvlJc w:val="left"/>
+      <w:pPr>
+        <w:ind w:left="720" w:hanging="360"/>
+      </w:pPr>
+      <w:rPr>
+        <w:rFonts w:ascii="Symbol" w:hAnsi="Symbol" w:hint="default"/>
+      </w:rPr>
+    </w:lvl>
+    <w:lvl w:ilvl="1" w:tplc="200A0003" w:tentative="1">
+      <w:start w:val="1"/>
+      <w:numFmt w:val="bullet"/>
+      <w:lvlText w:val="o"/>
+      <w:lvlJc w:val="left"/>
+      <w:pPr>
+        <w:ind w:left="1440" w:hanging="360"/>
+      </w:pPr>
+      <w:rPr>
+        <w:rFonts w:ascii="Courier New" w:hAnsi="Courier New" w:cs="Courier New" w:hint="default"/>
+      </w:rPr>
+    </w:lvl>
+    <w:lvl w:ilvl="2" w:tplc="200A0005" w:tentative="1">
+      <w:start w:val="1"/>
+      <w:numFmt w:val="bullet"/>
+      <w:lvlText w:val=""/>
+      <w:lvlJc w:val="left"/>
+      <w:pPr>
+        <w:ind w:left="2160" w:hanging="360"/>
+      </w:pPr>
+      <w:rPr>
+        <w:rFonts w:ascii="Wingdings" w:hAnsi="Wingdings" w:hint="default"/>
+      </w:rPr>
+    </w:lvl>
+    <w:lvl w:ilvl="3" w:tplc="200A0001" w:tentative="1">
+      <w:start w:val="1"/>
+      <w:numFmt w:val="bullet"/>
+      <w:lvlText w:val=""/>
+      <w:lvlJc w:val="left"/>
+      <w:pPr>
+        <w:ind w:left="2880" w:hanging="360"/>
+      </w:pPr>
+      <w:rPr>
+        <w:rFonts w:ascii="Symbol" w:hAnsi="Symbol" w:hint="default"/>
+      </w:rPr>
+    </w:lvl>
+    <w:lvl w:ilvl="4" w:tplc="200A0003" w:tentative="1">
+      <w:start w:val="1"/>
+      <w:numFmt w:val="bullet"/>
+      <w:lvlText w:val="o"/>
+      <w:lvlJc w:val="left"/>
+      <w:pPr>
+        <w:ind w:left="3600" w:hanging="360"/>
+      </w:pPr>
+      <w:rPr>
+        <w:rFonts w:ascii="Courier New" w:hAnsi="Courier New" w:cs="Courier New" w:hint="default"/>
+      </w:rPr>
+    </w:lvl>
+    <w:lvl w:ilvl="5" w:tplc="200A0005" w:tentative="1">
+      <w:start w:val="1"/>
+      <w:numFmt w:val="bullet"/>
+      <w:lvlText w:val=""/>
+      <w:lvlJc w:val="left"/>
+      <w:pPr>
+        <w:ind w:left="4320" w:hanging="360"/>
+      </w:pPr>
+      <w:rPr>
+        <w:rFonts w:ascii="Wingdings" w:hAnsi="Wingdings" w:hint="default"/>
+      </w:rPr>
+    </w:lvl>
+    <w:lvl w:ilvl="6" w:tplc="200A0001" w:tentative="1">
+      <w:start w:val="1"/>
+      <w:numFmt w:val="bullet"/>
+      <w:lvlText w:val=""/>
+      <w:lvlJc w:val="left"/>
+      <w:pPr>
+        <w:ind w:left="5040" w:hanging="360"/>
+      </w:pPr>
+      <w:rPr>
+        <w:rFonts w:ascii="Symbol" w:hAnsi="Symbol" w:hint="default"/>
+      </w:rPr>
+    </w:lvl>
+    <w:lvl w:ilvl="7" w:tplc="200A0003" w:tentative="1">
+      <w:start w:val="1"/>
+      <w:numFmt w:val="bullet"/>
+      <w:lvlText w:val="o"/>
+      <w:lvlJc w:val="left"/>
+      <w:pPr>
+        <w:ind w:left="5760" w:hanging="360"/>
+      </w:pPr>
+      <w:rPr>
+        <w:rFonts w:ascii="Courier New" w:hAnsi="Courier New" w:cs="Courier New" w:hint="default"/>
+      </w:rPr>
+    </w:lvl>
+    <w:lvl w:ilvl="8" w:tplc="200A0005" w:tentative="1">
+      <w:start w:val="1"/>
+      <w:numFmt w:val="bullet"/>
+      <w:lvlText w:val=""/>
+      <w:lvlJc w:val="left"/>
+      <w:pPr>
+        <w:ind w:left="6480" w:hanging="360"/>
+      </w:pPr>
+      <w:rPr>
+        <w:rFonts w:ascii="Wingdings" w:hAnsi="Wingdings" w:hint="default"/>
+      </w:rPr>
+    </w:lvl>
+  </w:abstractNum>
+  <w:abstractNum w:abstractNumId="10" w15:restartNumberingAfterBreak="0">
+    <w:nsid w:val="5A41383B"/>
+    <w:multiLevelType w:val="hybridMultilevel"/>
+    <w:tmpl w:val="26B8D5DC"/>
+    <w:lvl w:ilvl="0" w:tplc="200A0001">
+      <w:start w:val="1"/>
+      <w:numFmt w:val="bullet"/>
+      <w:lvlText w:val=""/>
+      <w:lvlJc w:val="left"/>
+      <w:pPr>
+        <w:ind w:left="720" w:hanging="360"/>
+      </w:pPr>
+      <w:rPr>
+        <w:rFonts w:ascii="Symbol" w:hAnsi="Symbol" w:hint="default"/>
+      </w:rPr>
+    </w:lvl>
+    <w:lvl w:ilvl="1" w:tplc="FFFFFFFF" w:tentative="1">
+      <w:start w:val="1"/>
+      <w:numFmt w:val="bullet"/>
+      <w:lvlText w:val="o"/>
+      <w:lvlJc w:val="left"/>
+      <w:pPr>
+        <w:ind w:left="1440" w:hanging="360"/>
+      </w:pPr>
+      <w:rPr>
+        <w:rFonts w:ascii="Courier New" w:hAnsi="Courier New" w:cs="Courier New" w:hint="default"/>
+      </w:rPr>
+    </w:lvl>
+    <w:lvl w:ilvl="2" w:tplc="FFFFFFFF" w:tentative="1">
+      <w:start w:val="1"/>
+      <w:numFmt w:val="bullet"/>
+      <w:lvlText w:val=""/>
+      <w:lvlJc w:val="left"/>
+      <w:pPr>
+        <w:ind w:left="2160" w:hanging="360"/>
+      </w:pPr>
+      <w:rPr>
+        <w:rFonts w:ascii="Wingdings" w:hAnsi="Wingdings" w:hint="default"/>
+      </w:rPr>
+    </w:lvl>
+    <w:lvl w:ilvl="3" w:tplc="FFFFFFFF" w:tentative="1">
+      <w:start w:val="1"/>
+      <w:numFmt w:val="bullet"/>
+      <w:lvlText w:val=""/>
+      <w:lvlJc w:val="left"/>
+      <w:pPr>
+        <w:ind w:left="2880" w:hanging="360"/>
+      </w:pPr>
+      <w:rPr>
+        <w:rFonts w:ascii="Symbol" w:hAnsi="Symbol" w:hint="default"/>
+      </w:rPr>
+    </w:lvl>
+    <w:lvl w:ilvl="4" w:tplc="FFFFFFFF" w:tentative="1">
+      <w:start w:val="1"/>
+      <w:numFmt w:val="bullet"/>
+      <w:lvlText w:val="o"/>
+      <w:lvlJc w:val="left"/>
+      <w:pPr>
+        <w:ind w:left="3600" w:hanging="360"/>
+      </w:pPr>
+      <w:rPr>
+        <w:rFonts w:ascii="Courier New" w:hAnsi="Courier New" w:cs="Courier New" w:hint="default"/>
+      </w:rPr>
+    </w:lvl>
+    <w:lvl w:ilvl="5" w:tplc="FFFFFFFF" w:tentative="1">
+      <w:start w:val="1"/>
+      <w:numFmt w:val="bullet"/>
+      <w:lvlText w:val=""/>
+      <w:lvlJc w:val="left"/>
+      <w:pPr>
+        <w:ind w:left="4320" w:hanging="360"/>
+      </w:pPr>
+      <w:rPr>
+        <w:rFonts w:ascii="Wingdings" w:hAnsi="Wingdings" w:hint="default"/>
+      </w:rPr>
+    </w:lvl>
+    <w:lvl w:ilvl="6" w:tplc="FFFFFFFF" w:tentative="1">
+      <w:start w:val="1"/>
+      <w:numFmt w:val="bullet"/>
+      <w:lvlText w:val=""/>
+      <w:lvlJc w:val="left"/>
+      <w:pPr>
+        <w:ind w:left="5040" w:hanging="360"/>
+      </w:pPr>
+      <w:rPr>
+        <w:rFonts w:ascii="Symbol" w:hAnsi="Symbol" w:hint="default"/>
+      </w:rPr>
+    </w:lvl>
+    <w:lvl w:ilvl="7" w:tplc="FFFFFFFF" w:tentative="1">
+      <w:start w:val="1"/>
+      <w:numFmt w:val="bullet"/>
+      <w:lvlText w:val="o"/>
+      <w:lvlJc w:val="left"/>
+      <w:pPr>
+        <w:ind w:left="5760" w:hanging="360"/>
+      </w:pPr>
+      <w:rPr>
+        <w:rFonts w:ascii="Courier New" w:hAnsi="Courier New" w:cs="Courier New" w:hint="default"/>
+      </w:rPr>
+    </w:lvl>
+    <w:lvl w:ilvl="8" w:tplc="FFFFFFFF" w:tentative="1">
+      <w:start w:val="1"/>
+      <w:numFmt w:val="bullet"/>
+      <w:lvlText w:val=""/>
+      <w:lvlJc w:val="left"/>
+      <w:pPr>
+        <w:ind w:left="6480" w:hanging="360"/>
+      </w:pPr>
+      <w:rPr>
+        <w:rFonts w:ascii="Wingdings" w:hAnsi="Wingdings" w:hint="default"/>
+      </w:rPr>
+    </w:lvl>
+  </w:abstractNum>
+  <w:abstractNum w:abstractNumId="11" w15:restartNumberingAfterBreak="0">
+    <w:nsid w:val="604A415A"/>
+    <w:multiLevelType w:val="hybridMultilevel"/>
+    <w:tmpl w:val="BC70BEFE"/>
+    <w:lvl w:ilvl="0" w:tplc="200A0001">
+      <w:start w:val="1"/>
+      <w:numFmt w:val="bullet"/>
+      <w:lvlText w:val=""/>
+      <w:lvlJc w:val="left"/>
+      <w:pPr>
+        <w:ind w:left="720" w:hanging="360"/>
+      </w:pPr>
+      <w:rPr>
+        <w:rFonts w:ascii="Symbol" w:hAnsi="Symbol" w:hint="default"/>
+      </w:rPr>
+    </w:lvl>
+    <w:lvl w:ilvl="1" w:tplc="200A0003" w:tentative="1">
+      <w:start w:val="1"/>
+      <w:numFmt w:val="bullet"/>
+      <w:lvlText w:val="o"/>
+      <w:lvlJc w:val="left"/>
+      <w:pPr>
+        <w:ind w:left="1440" w:hanging="360"/>
+      </w:pPr>
+      <w:rPr>
+        <w:rFonts w:ascii="Courier New" w:hAnsi="Courier New" w:cs="Courier New" w:hint="default"/>
+      </w:rPr>
+    </w:lvl>
+    <w:lvl w:ilvl="2" w:tplc="200A0005" w:tentative="1">
+      <w:start w:val="1"/>
+      <w:numFmt w:val="bullet"/>
+      <w:lvlText w:val=""/>
+      <w:lvlJc w:val="left"/>
+      <w:pPr>
+        <w:ind w:left="2160" w:hanging="360"/>
+      </w:pPr>
+      <w:rPr>
+        <w:rFonts w:ascii="Wingdings" w:hAnsi="Wingdings" w:hint="default"/>
+      </w:rPr>
+    </w:lvl>
+    <w:lvl w:ilvl="3" w:tplc="200A0001" w:tentative="1">
+      <w:start w:val="1"/>
+      <w:numFmt w:val="bullet"/>
+      <w:lvlText w:val=""/>
+      <w:lvlJc w:val="left"/>
+      <w:pPr>
+        <w:ind w:left="2880" w:hanging="360"/>
+      </w:pPr>
+      <w:rPr>
+        <w:rFonts w:ascii="Symbol" w:hAnsi="Symbol" w:hint="default"/>
+      </w:rPr>
+    </w:lvl>
+    <w:lvl w:ilvl="4" w:tplc="200A0003" w:tentative="1">
+      <w:start w:val="1"/>
+      <w:numFmt w:val="bullet"/>
+      <w:lvlText w:val="o"/>
+      <w:lvlJc w:val="left"/>
+      <w:pPr>
+        <w:ind w:left="3600" w:hanging="360"/>
+      </w:pPr>
+      <w:rPr>
+        <w:rFonts w:ascii="Courier New" w:hAnsi="Courier New" w:cs="Courier New" w:hint="default"/>
+      </w:rPr>
+    </w:lvl>
+    <w:lvl w:ilvl="5" w:tplc="200A0005" w:tentative="1">
+      <w:start w:val="1"/>
+      <w:numFmt w:val="bullet"/>
+      <w:lvlText w:val=""/>
+      <w:lvlJc w:val="left"/>
+      <w:pPr>
+        <w:ind w:left="4320" w:hanging="360"/>
+      </w:pPr>
+      <w:rPr>
+        <w:rFonts w:ascii="Wingdings" w:hAnsi="Wingdings" w:hint="default"/>
+      </w:rPr>
+    </w:lvl>
+    <w:lvl w:ilvl="6" w:tplc="200A0001" w:tentative="1">
+      <w:start w:val="1"/>
+      <w:numFmt w:val="bullet"/>
+      <w:lvlText w:val=""/>
+      <w:lvlJc w:val="left"/>
+      <w:pPr>
+        <w:ind w:left="5040" w:hanging="360"/>
+      </w:pPr>
+      <w:rPr>
+        <w:rFonts w:ascii="Symbol" w:hAnsi="Symbol" w:hint="default"/>
+      </w:rPr>
+    </w:lvl>
+    <w:lvl w:ilvl="7" w:tplc="200A0003" w:tentative="1">
+      <w:start w:val="1"/>
+      <w:numFmt w:val="bullet"/>
+      <w:lvlText w:val="o"/>
+      <w:lvlJc w:val="left"/>
+      <w:pPr>
+        <w:ind w:left="5760" w:hanging="360"/>
+      </w:pPr>
+      <w:rPr>
+        <w:rFonts w:ascii="Courier New" w:hAnsi="Courier New" w:cs="Courier New" w:hint="default"/>
+      </w:rPr>
+    </w:lvl>
+    <w:lvl w:ilvl="8" w:tplc="200A0005" w:tentative="1">
+      <w:start w:val="1"/>
+      <w:numFmt w:val="bullet"/>
+      <w:lvlText w:val=""/>
+      <w:lvlJc w:val="left"/>
+      <w:pPr>
+        <w:ind w:left="6480" w:hanging="360"/>
+      </w:pPr>
+      <w:rPr>
+        <w:rFonts w:ascii="Wingdings" w:hAnsi="Wingdings" w:hint="default"/>
+      </w:rPr>
+    </w:lvl>
+  </w:abstractNum>
+  <w:abstractNum w:abstractNumId="12" w15:restartNumberingAfterBreak="0">
+    <w:nsid w:val="64456B2E"/>
+    <w:multiLevelType w:val="hybridMultilevel"/>
+    <w:tmpl w:val="01D254E0"/>
+    <w:lvl w:ilvl="0" w:tplc="200A0001">
+      <w:start w:val="1"/>
+      <w:numFmt w:val="bullet"/>
+      <w:lvlText w:val=""/>
+      <w:lvlJc w:val="left"/>
+      <w:pPr>
+        <w:ind w:left="720" w:hanging="360"/>
+      </w:pPr>
+      <w:rPr>
+        <w:rFonts w:ascii="Symbol" w:hAnsi="Symbol" w:hint="default"/>
+      </w:rPr>
+    </w:lvl>
+    <w:lvl w:ilvl="1" w:tplc="200A0003" w:tentative="1">
+      <w:start w:val="1"/>
+      <w:numFmt w:val="bullet"/>
+      <w:lvlText w:val="o"/>
+      <w:lvlJc w:val="left"/>
+      <w:pPr>
+        <w:ind w:left="1440" w:hanging="360"/>
+      </w:pPr>
+      <w:rPr>
+        <w:rFonts w:ascii="Courier New" w:hAnsi="Courier New" w:cs="Courier New" w:hint="default"/>
+      </w:rPr>
+    </w:lvl>
+    <w:lvl w:ilvl="2" w:tplc="200A0005" w:tentative="1">
+      <w:start w:val="1"/>
+      <w:numFmt w:val="bullet"/>
+      <w:lvlText w:val=""/>
+      <w:lvlJc w:val="left"/>
+      <w:pPr>
+        <w:ind w:left="2160" w:hanging="360"/>
+      </w:pPr>
+      <w:rPr>
+        <w:rFonts w:ascii="Wingdings" w:hAnsi="Wingdings" w:hint="default"/>
+      </w:rPr>
+    </w:lvl>
+    <w:lvl w:ilvl="3" w:tplc="200A0001" w:tentative="1">
+      <w:start w:val="1"/>
+      <w:numFmt w:val="bullet"/>
+      <w:lvlText w:val=""/>
+      <w:lvlJc w:val="left"/>
+      <w:pPr>
+        <w:ind w:left="2880" w:hanging="360"/>
+      </w:pPr>
+      <w:rPr>
+        <w:rFonts w:ascii="Symbol" w:hAnsi="Symbol" w:hint="default"/>
+      </w:rPr>
+    </w:lvl>
+    <w:lvl w:ilvl="4" w:tplc="200A0003" w:tentative="1">
+      <w:start w:val="1"/>
+      <w:numFmt w:val="bullet"/>
+      <w:lvlText w:val="o"/>
+      <w:lvlJc w:val="left"/>
+      <w:pPr>
+        <w:ind w:left="3600" w:hanging="360"/>
+      </w:pPr>
+      <w:rPr>
+        <w:rFonts w:ascii="Courier New" w:hAnsi="Courier New" w:cs="Courier New" w:hint="default"/>
+      </w:rPr>
+    </w:lvl>
+    <w:lvl w:ilvl="5" w:tplc="200A0005" w:tentative="1">
+      <w:start w:val="1"/>
+      <w:numFmt w:val="bullet"/>
+      <w:lvlText w:val=""/>
+      <w:lvlJc w:val="left"/>
+      <w:pPr>
+        <w:ind w:left="4320" w:hanging="360"/>
+      </w:pPr>
+      <w:rPr>
+        <w:rFonts w:ascii="Wingdings" w:hAnsi="Wingdings" w:hint="default"/>
+      </w:rPr>
+    </w:lvl>
+    <w:lvl w:ilvl="6" w:tplc="200A0001" w:tentative="1">
+      <w:start w:val="1"/>
+      <w:numFmt w:val="bullet"/>
+      <w:lvlText w:val=""/>
+      <w:lvlJc w:val="left"/>
+      <w:pPr>
+        <w:ind w:left="5040" w:hanging="360"/>
+      </w:pPr>
+      <w:rPr>
+        <w:rFonts w:ascii="Symbol" w:hAnsi="Symbol" w:hint="default"/>
+      </w:rPr>
+    </w:lvl>
+    <w:lvl w:ilvl="7" w:tplc="200A0003" w:tentative="1">
+      <w:start w:val="1"/>
+      <w:numFmt w:val="bullet"/>
+      <w:lvlText w:val="o"/>
+      <w:lvlJc w:val="left"/>
+      <w:pPr>
+        <w:ind w:left="5760" w:hanging="360"/>
+      </w:pPr>
+      <w:rPr>
+        <w:rFonts w:ascii="Courier New" w:hAnsi="Courier New" w:cs="Courier New" w:hint="default"/>
+      </w:rPr>
+    </w:lvl>
+    <w:lvl w:ilvl="8" w:tplc="200A0005" w:tentative="1">
+      <w:start w:val="1"/>
+      <w:numFmt w:val="bullet"/>
+      <w:lvlText w:val=""/>
+      <w:lvlJc w:val="left"/>
+      <w:pPr>
+        <w:ind w:left="6480" w:hanging="360"/>
+      </w:pPr>
+      <w:rPr>
+        <w:rFonts w:ascii="Wingdings" w:hAnsi="Wingdings" w:hint="default"/>
+      </w:rPr>
+    </w:lvl>
+  </w:abstractNum>
+  <w:abstractNum w:abstractNumId="13" w15:restartNumberingAfterBreak="0">
+    <w:nsid w:val="6C3748C3"/>
+    <w:multiLevelType w:val="hybridMultilevel"/>
+    <w:tmpl w:val="3DD8182C"/>
+    <w:lvl w:ilvl="0" w:tplc="200A0001">
+      <w:start w:val="1"/>
+      <w:numFmt w:val="bullet"/>
+      <w:lvlText w:val=""/>
+      <w:lvlJc w:val="left"/>
+      <w:pPr>
+        <w:ind w:left="720" w:hanging="360"/>
+      </w:pPr>
+      <w:rPr>
+        <w:rFonts w:ascii="Symbol" w:hAnsi="Symbol" w:hint="default"/>
+      </w:rPr>
+    </w:lvl>
+    <w:lvl w:ilvl="1" w:tplc="200A0003" w:tentative="1">
+      <w:start w:val="1"/>
+      <w:numFmt w:val="bullet"/>
+      <w:lvlText w:val="o"/>
+      <w:lvlJc w:val="left"/>
+      <w:pPr>
+        <w:ind w:left="1440" w:hanging="360"/>
+      </w:pPr>
+      <w:rPr>
+        <w:rFonts w:ascii="Courier New" w:hAnsi="Courier New" w:cs="Courier New" w:hint="default"/>
+      </w:rPr>
+    </w:lvl>
+    <w:lvl w:ilvl="2" w:tplc="200A0005" w:tentative="1">
+      <w:start w:val="1"/>
+      <w:numFmt w:val="bullet"/>
+      <w:lvlText w:val=""/>
+      <w:lvlJc w:val="left"/>
+      <w:pPr>
+        <w:ind w:left="2160" w:hanging="360"/>
+      </w:pPr>
+      <w:rPr>
+        <w:rFonts w:ascii="Wingdings" w:hAnsi="Wingdings" w:hint="default"/>
+      </w:rPr>
+    </w:lvl>
+    <w:lvl w:ilvl="3" w:tplc="200A0001" w:tentative="1">
+      <w:start w:val="1"/>
+      <w:numFmt w:val="bullet"/>
+      <w:lvlText w:val=""/>
+      <w:lvlJc w:val="left"/>
+      <w:pPr>
+        <w:ind w:left="2880" w:hanging="360"/>
+      </w:pPr>
+      <w:rPr>
+        <w:rFonts w:ascii="Symbol" w:hAnsi="Symbol" w:hint="default"/>
+      </w:rPr>
+    </w:lvl>
+    <w:lvl w:ilvl="4" w:tplc="200A0003" w:tentative="1">
+      <w:start w:val="1"/>
+      <w:numFmt w:val="bullet"/>
+      <w:lvlText w:val="o"/>
+      <w:lvlJc w:val="left"/>
+      <w:pPr>
+        <w:ind w:left="3600" w:hanging="360"/>
+      </w:pPr>
+      <w:rPr>
+        <w:rFonts w:ascii="Courier New" w:hAnsi="Courier New" w:cs="Courier New" w:hint="default"/>
+      </w:rPr>
+    </w:lvl>
+    <w:lvl w:ilvl="5" w:tplc="200A0005" w:tentative="1">
+      <w:start w:val="1"/>
+      <w:numFmt w:val="bullet"/>
+      <w:lvlText w:val=""/>
+      <w:lvlJc w:val="left"/>
+      <w:pPr>
+        <w:ind w:left="4320" w:hanging="360"/>
+      </w:pPr>
+      <w:rPr>
+        <w:rFonts w:ascii="Wingdings" w:hAnsi="Wingdings" w:hint="default"/>
+      </w:rPr>
+    </w:lvl>
+    <w:lvl w:ilvl="6" w:tplc="200A0001" w:tentative="1">
+      <w:start w:val="1"/>
+      <w:numFmt w:val="bullet"/>
+      <w:lvlText w:val=""/>
+      <w:lvlJc w:val="left"/>
+      <w:pPr>
+        <w:ind w:left="5040" w:hanging="360"/>
+      </w:pPr>
+      <w:rPr>
+        <w:rFonts w:ascii="Symbol" w:hAnsi="Symbol" w:hint="default"/>
+      </w:rPr>
+    </w:lvl>
+    <w:lvl w:ilvl="7" w:tplc="200A0003" w:tentative="1">
+      <w:start w:val="1"/>
+      <w:numFmt w:val="bullet"/>
+      <w:lvlText w:val="o"/>
+      <w:lvlJc w:val="left"/>
+      <w:pPr>
+        <w:ind w:left="5760" w:hanging="360"/>
+      </w:pPr>
+      <w:rPr>
+        <w:rFonts w:ascii="Courier New" w:hAnsi="Courier New" w:cs="Courier New" w:hint="default"/>
+      </w:rPr>
+    </w:lvl>
+    <w:lvl w:ilvl="8" w:tplc="200A0005" w:tentative="1">
+      <w:start w:val="1"/>
+      <w:numFmt w:val="bullet"/>
+      <w:lvlText w:val=""/>
+      <w:lvlJc w:val="left"/>
+      <w:pPr>
+        <w:ind w:left="6480" w:hanging="360"/>
+      </w:pPr>
+      <w:rPr>
+        <w:rFonts w:ascii="Wingdings" w:hAnsi="Wingdings" w:hint="default"/>
+      </w:rPr>
+    </w:lvl>
+  </w:abstractNum>
+  <w:abstractNum w:abstractNumId="14" w15:restartNumberingAfterBreak="0">
+    <w:nsid w:val="7AEA35F9"/>
+    <w:multiLevelType w:val="hybridMultilevel"/>
+    <w:tmpl w:val="B3DA4244"/>
+    <w:lvl w:ilvl="0" w:tplc="200A0001">
+      <w:start w:val="1"/>
+      <w:numFmt w:val="bullet"/>
+      <w:lvlText w:val=""/>
+      <w:lvlJc w:val="left"/>
+      <w:pPr>
+        <w:ind w:left="720" w:hanging="360"/>
+      </w:pPr>
+      <w:rPr>
+        <w:rFonts w:ascii="Symbol" w:hAnsi="Symbol" w:hint="default"/>
+      </w:rPr>
+    </w:lvl>
+    <w:lvl w:ilvl="1" w:tplc="200A0003" w:tentative="1">
+      <w:start w:val="1"/>
+      <w:numFmt w:val="bullet"/>
+      <w:lvlText w:val="o"/>
+      <w:lvlJc w:val="left"/>
+      <w:pPr>
+        <w:ind w:left="1440" w:hanging="360"/>
+      </w:pPr>
+      <w:rPr>
+        <w:rFonts w:ascii="Courier New" w:hAnsi="Courier New" w:cs="Courier New" w:hint="default"/>
+      </w:rPr>
+    </w:lvl>
+    <w:lvl w:ilvl="2" w:tplc="200A0005" w:tentative="1">
+      <w:start w:val="1"/>
+      <w:numFmt w:val="bullet"/>
+      <w:lvlText w:val=""/>
+      <w:lvlJc w:val="left"/>
+      <w:pPr>
+        <w:ind w:left="2160" w:hanging="360"/>
+      </w:pPr>
+      <w:rPr>
+        <w:rFonts w:ascii="Wingdings" w:hAnsi="Wingdings" w:hint="default"/>
+      </w:rPr>
+    </w:lvl>
+    <w:lvl w:ilvl="3" w:tplc="200A0001" w:tentative="1">
+      <w:start w:val="1"/>
+      <w:numFmt w:val="bullet"/>
+      <w:lvlText w:val=""/>
+      <w:lvlJc w:val="left"/>
+      <w:pPr>
+        <w:ind w:left="2880" w:hanging="360"/>
+      </w:pPr>
+      <w:rPr>
+        <w:rFonts w:ascii="Symbol" w:hAnsi="Symbol" w:hint="default"/>
+      </w:rPr>
+    </w:lvl>
+    <w:lvl w:ilvl="4" w:tplc="200A0003" w:tentative="1">
+      <w:start w:val="1"/>
+      <w:numFmt w:val="bullet"/>
+      <w:lvlText w:val="o"/>
+      <w:lvlJc w:val="left"/>
+      <w:pPr>
+        <w:ind w:left="3600" w:hanging="360"/>
+      </w:pPr>
+      <w:rPr>
+        <w:rFonts w:ascii="Courier New" w:hAnsi="Courier New" w:cs="Courier New" w:hint="default"/>
+      </w:rPr>
+    </w:lvl>
+    <w:lvl w:ilvl="5" w:tplc="200A0005" w:tentative="1">
+      <w:start w:val="1"/>
+      <w:numFmt w:val="bullet"/>
+      <w:lvlText w:val=""/>
+      <w:lvlJc w:val="left"/>
+      <w:pPr>
+        <w:ind w:left="4320" w:hanging="360"/>
+      </w:pPr>
+      <w:rPr>
+        <w:rFonts w:ascii="Wingdings" w:hAnsi="Wingdings" w:hint="default"/>
+      </w:rPr>
+    </w:lvl>
+    <w:lvl w:ilvl="6" w:tplc="200A0001" w:tentative="1">
+      <w:start w:val="1"/>
+      <w:numFmt w:val="bullet"/>
+      <w:lvlText w:val=""/>
+      <w:lvlJc w:val="left"/>
+      <w:pPr>
+        <w:ind w:left="5040" w:hanging="360"/>
+      </w:pPr>
+      <w:rPr>
+        <w:rFonts w:ascii="Symbol" w:hAnsi="Symbol" w:hint="default"/>
+      </w:rPr>
+    </w:lvl>
+    <w:lvl w:ilvl="7" w:tplc="200A0003" w:tentative="1">
+      <w:start w:val="1"/>
+      <w:numFmt w:val="bullet"/>
+      <w:lvlText w:val="o"/>
+      <w:lvlJc w:val="left"/>
+      <w:pPr>
+        <w:ind w:left="5760" w:hanging="360"/>
+      </w:pPr>
+      <w:rPr>
+        <w:rFonts w:ascii="Courier New" w:hAnsi="Courier New" w:cs="Courier New" w:hint="default"/>
+      </w:rPr>
+    </w:lvl>
+    <w:lvl w:ilvl="8" w:tplc="200A0005" w:tentative="1">
+      <w:start w:val="1"/>
+      <w:numFmt w:val="bullet"/>
+      <w:lvlText w:val=""/>
+      <w:lvlJc w:val="left"/>
+      <w:pPr>
+        <w:ind w:left="6480" w:hanging="360"/>
+      </w:pPr>
+      <w:rPr>
+        <w:rFonts w:ascii="Wingdings" w:hAnsi="Wingdings" w:hint="default"/>
+      </w:rPr>
+    </w:lvl>
+  </w:abstractNum>
+  <w:num w:numId="1" w16cid:durableId="1969431007">
+    <w:abstractNumId w:val="3"/>
+  </w:num>
+  <w:num w:numId="2" w16cid:durableId="1846817142">
+    <w:abstractNumId w:val="8"/>
+  </w:num>
+  <w:num w:numId="3" w16cid:durableId="1271015602">
+    <w:abstractNumId w:val="11"/>
+  </w:num>
+  <w:num w:numId="4" w16cid:durableId="131100123">
+    <w:abstractNumId w:val="7"/>
+  </w:num>
+  <w:num w:numId="5" w16cid:durableId="122577074">
+    <w:abstractNumId w:val="9"/>
+  </w:num>
+  <w:num w:numId="6" w16cid:durableId="932709465">
+    <w:abstractNumId w:val="0"/>
+  </w:num>
+  <w:num w:numId="7" w16cid:durableId="225536880">
+    <w:abstractNumId w:val="14"/>
+  </w:num>
+  <w:num w:numId="8" w16cid:durableId="267354064">
+    <w:abstractNumId w:val="5"/>
+  </w:num>
+  <w:num w:numId="9" w16cid:durableId="609051927">
+    <w:abstractNumId w:val="13"/>
+  </w:num>
+  <w:num w:numId="10" w16cid:durableId="921723364">
+    <w:abstractNumId w:val="6"/>
+  </w:num>
+  <w:num w:numId="11" w16cid:durableId="1201282395">
+    <w:abstractNumId w:val="12"/>
+  </w:num>
+  <w:num w:numId="12" w16cid:durableId="553273843">
+    <w:abstractNumId w:val="2"/>
+  </w:num>
+  <w:num w:numId="13" w16cid:durableId="412897996">
+    <w:abstractNumId w:val="1"/>
+  </w:num>
+  <w:num w:numId="14" w16cid:durableId="1693995905">
+    <w:abstractNumId w:val="4"/>
+  </w:num>
+  <w:num w:numId="15" w16cid:durableId="1539778332">
+    <w:abstractNumId w:val="10"/>
+  </w:num>
+</w:numbering>
 </file>
 
 <file path=word/styles.xml><?xml version="1.0" encoding="utf-8"?>
@@ -2637,6 +7114,29 @@
       <w14:ligatures w14:val="none"/>
     </w:rPr>
   </w:style>
+  <w:style w:type="character" w:styleId="Hipervnculo">
+    <w:name w:val="Hyperlink"/>
+    <w:basedOn w:val="Fuentedeprrafopredeter"/>
+    <w:uiPriority w:val="99"/>
+    <w:unhideWhenUsed/>
+    <w:rsid w:val="00884B93"/>
+    <w:rPr>
+      <w:color w:val="467886" w:themeColor="hyperlink"/>
+      <w:u w:val="single"/>
+    </w:rPr>
+  </w:style>
+  <w:style w:type="character" w:styleId="Mencinsinresolver">
+    <w:name w:val="Unresolved Mention"/>
+    <w:basedOn w:val="Fuentedeprrafopredeter"/>
+    <w:uiPriority w:val="99"/>
+    <w:semiHidden/>
+    <w:unhideWhenUsed/>
+    <w:rsid w:val="00884B93"/>
+    <w:rPr>
+      <w:color w:val="605E5C"/>
+      <w:shd w:val="clear" w:color="auto" w:fill="E1DFDD"/>
+    </w:rPr>
+  </w:style>
 </w:styles>
 </file>
 

--- a/Capitulos de Tesis/Finales.docx
+++ b/Capitulos de Tesis/Finales.docx
@@ -40,15 +40,7 @@
         <w:pStyle w:val="Tesis"/>
       </w:pPr>
       <w:r>
-        <w:t xml:space="preserve"> Esta realidad validó la pertinencia conceptual de diseñar e implementar una alternativa tecnológica como </w:t>
-      </w:r>
-      <w:proofErr w:type="spellStart"/>
-      <w:r>
-        <w:t>MathPath</w:t>
-      </w:r>
-      <w:proofErr w:type="spellEnd"/>
-      <w:r>
-        <w:t>, cuyo modelo pedagógico no busca sustituir la escolaridad formal, sino actuar como un entorno de refuerzo y práctica basado en la comprensión lógica. Al alinear las necesidades del público objetivo con las tendencias del consumo digital de los jóvenes, se determinó que la incorporación de mecánicas de gamificación inspiradas en referentes mundiales como Duolingo</w:t>
+        <w:t xml:space="preserve"> Esta realidad validó la pertinencia conceptual de diseñar e implementar una alternativa tecnológica como MathPath, cuyo modelo pedagógico no busca sustituir la escolaridad formal, sino actuar como un entorno de refuerzo y práctica basado en la comprensión lógica. Al alinear las necesidades del público objetivo con las tendencias del consumo digital de los jóvenes, se determinó que la incorporación de mecánicas de gamificación inspiradas en referentes mundiales como Duolingo</w:t>
       </w:r>
       <w:r>
         <w:t xml:space="preserve"> tienen un gran nivel de aceptación</w:t>
@@ -68,11 +60,9 @@
         <w:lastRenderedPageBreak/>
         <w:t xml:space="preserve">alta calidad. A través de las fases de comunicación y planeación, fue posible traducir el diagnóstico situacional en un pliego formal de requerimientos funcionales organizados eficientemente en iteraciones o </w:t>
       </w:r>
-      <w:proofErr w:type="spellStart"/>
       <w:r>
         <w:t>sprints</w:t>
       </w:r>
-      <w:proofErr w:type="spellEnd"/>
       <w:r>
         <w:t xml:space="preserve"> de trabajo. Posteriormente, la fase de modelado apoyada en herramientas de diseño arquitectónico y suite visual facilitó la conceptualización de diagramas entidad-relación y maquetas de interfaz con un lenguaje moderno y juvenil, asegurando una transición fluida hacia la etapa de codificación. </w:t>
       </w:r>
@@ -84,11 +74,9 @@
       <w:r>
         <w:t xml:space="preserve">Finalmente, la fase de construcción y la posterior verificación mediante pruebas funcionales, unitarias y de integración demostraron que la combinación tecnológica de Python con el </w:t>
       </w:r>
-      <w:proofErr w:type="spellStart"/>
       <w:r>
         <w:t>framework</w:t>
       </w:r>
-      <w:proofErr w:type="spellEnd"/>
       <w:r>
         <w:t xml:space="preserve"> Flet y el gestor de bases de datos SQLite conforma un ecosistema robusto, estable y óptimo para contextos de conectividad limitada. Este enfoque de almacenamiento local permitió resguardar con éxito los sistemas de progresión, rangos, logros y recarga de vidas sin depender de servidores externos, logrando un producto de software depurado que cumple satisfactoriamente con las expectativas técnicas y los objetivos pedagógicos planteados al inicio de la investigación. </w:t>
       </w:r>
@@ -189,11 +177,9 @@
       <w:r>
         <w:t xml:space="preserve"> y el sistema de rutas internas implementado en los archivos principales de la aplicación para expandir el catálogo pedagógico de </w:t>
       </w:r>
-      <w:proofErr w:type="spellStart"/>
       <w:r>
         <w:t>MathPath</w:t>
       </w:r>
-      <w:proofErr w:type="spellEnd"/>
       <w:r>
         <w:t xml:space="preserve"> hacia las otras asignaturas que integran el bloque de ciencias exactas. Dado que Química y Física concentran los índices de dificultad más elevados entre la población estudiantil, la incorporación de módulos interactivos para estas materias incrementará significativamente el impacto y el valor educativo de la plataforma dentro de las instituciones de educación media. </w:t>
       </w:r>
@@ -215,11 +201,9 @@
       <w:r>
         <w:t xml:space="preserve"> iOS. Tomando en consideración que un porcentaje considerable de los estudiantes utiliza activamente el teléfono inteligente como su dispositivo preferido para el estudio independiente, la portabilidad móvil de </w:t>
       </w:r>
-      <w:proofErr w:type="spellStart"/>
       <w:r>
         <w:t>MathPath</w:t>
       </w:r>
-      <w:proofErr w:type="spellEnd"/>
       <w:r>
         <w:t xml:space="preserve"> facilitará el acceso a la herramienta en cualquier momento y lugar, maximizando el alcance social de la investigación y potenciando el rendimiento académico a una escala mucho mayor.</w:t>
       </w:r>
@@ -366,7 +350,7 @@
     <w:p>
       <w:pPr>
         <w:pStyle w:val="Referenciasbiblio"/>
-        <w:spacing w:line="240" w:lineRule="auto"/>
+        <w:spacing w:line="480" w:lineRule="auto"/>
         <w:rPr>
           <w:b/>
           <w:bCs w:val="0"/>
@@ -404,6 +388,7 @@
         <w:r>
           <w:rPr>
             <w:rStyle w:val="Hipervnculo"/>
+            <w:color w:val="000000" w:themeColor="text1"/>
           </w:rPr>
           <w:t>https://oa.upm.es/35517/1/fundamentos%20de%20la%20gamificacion_v1_1.pdf</w:t>
         </w:r>
@@ -412,15 +397,16 @@
     <w:p>
       <w:pPr>
         <w:pStyle w:val="Referenciasbiblio"/>
-      </w:pPr>
-      <w:r>
-        <w:t xml:space="preserve">Gómez, Cervantes, </w:t>
-      </w:r>
-      <w:r>
-        <w:t>y</w:t>
-      </w:r>
-      <w:r>
-        <w:t xml:space="preserve"> González (2019). </w:t>
+        <w:spacing w:line="480" w:lineRule="auto"/>
+        <w:jc w:val="left"/>
+      </w:pPr>
+    </w:p>
+    <w:p>
+      <w:pPr>
+        <w:pStyle w:val="Referenciasbiblio"/>
+      </w:pPr>
+      <w:r>
+        <w:t xml:space="preserve">Gómez, Cervantes, y González (2019). </w:t>
       </w:r>
       <w:r>
         <w:rPr>
@@ -430,22 +416,7 @@
         <w:t>Fundamentos de Ingeniería de Software</w:t>
       </w:r>
       <w:r>
-        <w:t>.</w:t>
-      </w:r>
-      <w:r>
-        <w:t xml:space="preserve"> 1</w:t>
-      </w:r>
-      <w:r>
-        <w:t>ª</w:t>
-      </w:r>
-      <w:r>
-        <w:t xml:space="preserve"> Edición.</w:t>
-      </w:r>
-      <w:r>
-        <w:t xml:space="preserve"> Universidad Autónoma Metropolitana, </w:t>
-      </w:r>
-      <w:r>
-        <w:t>Ciudad de México, México. Disponible en:</w:t>
+        <w:t>. 1ª Edición. Universidad Autónoma Metropolitana, Ciudad de México, México. Disponible en:</w:t>
       </w:r>
     </w:p>
     <w:p>
@@ -457,6 +428,7 @@
         <w:r>
           <w:rPr>
             <w:rStyle w:val="Hipervnculo"/>
+            <w:color w:val="000000" w:themeColor="text1"/>
           </w:rPr>
           <w:t>http://ilitia.cua.uam.mx:8080/jspui/bitstream/123456789/1000/1/Fundamentos%20de%20Ingenier%C3%ADa%20de%20Software.pdf</w:t>
         </w:r>
@@ -465,21 +437,16 @@
     <w:p>
       <w:pPr>
         <w:pStyle w:val="Referenciasbiblio"/>
-      </w:pPr>
-      <w:r>
-        <w:t>Hernández</w:t>
-      </w:r>
-      <w:r>
-        <w:t xml:space="preserve"> y</w:t>
-      </w:r>
-      <w:r>
-        <w:t xml:space="preserve"> Arreola</w:t>
-      </w:r>
-      <w:r>
-        <w:t xml:space="preserve"> </w:t>
-      </w:r>
-      <w:r>
-        <w:t xml:space="preserve">(2021). </w:t>
+        <w:spacing w:line="480" w:lineRule="auto"/>
+        <w:ind w:firstLine="0"/>
+      </w:pPr>
+    </w:p>
+    <w:p>
+      <w:pPr>
+        <w:pStyle w:val="Referenciasbiblio"/>
+      </w:pPr>
+      <w:r>
+        <w:t xml:space="preserve">Hernández y Arreola (2021). </w:t>
       </w:r>
       <w:r>
         <w:rPr>
@@ -492,19 +459,10 @@
         <w:t>.</w:t>
       </w:r>
       <w:r>
-        <w:t xml:space="preserve"> 1</w:t>
-      </w:r>
-      <w:r>
-        <w:t>ª</w:t>
-      </w:r>
-      <w:r>
-        <w:t xml:space="preserve"> Edición.</w:t>
-      </w:r>
-      <w:r>
-        <w:t xml:space="preserve"> Universidad Pedagógica de Durango.</w:t>
-      </w:r>
-      <w:r>
-        <w:t xml:space="preserve"> Victoria de Durango, México.</w:t>
+        <w:t xml:space="preserve"> 1ª Edición.</w:t>
+      </w:r>
+      <w:r>
+        <w:t xml:space="preserve"> Universidad Pedagógica de Durango. Victoria de Durango, México.</w:t>
       </w:r>
       <w:r>
         <w:t xml:space="preserve"> Disponible</w:t>
@@ -525,6 +483,7 @@
         <w:r>
           <w:rPr>
             <w:rStyle w:val="Hipervnculo"/>
+            <w:color w:val="000000" w:themeColor="text1"/>
           </w:rPr>
           <w:t>https://www.upd.edu.mx/PDF/Libros/RendimientoAcademico.pdf</w:t>
         </w:r>
@@ -533,15 +492,16 @@
     <w:p>
       <w:pPr>
         <w:pStyle w:val="Referenciasbiblio"/>
-      </w:pPr>
-      <w:r>
-        <w:t>H</w:t>
-      </w:r>
-      <w:r>
-        <w:t xml:space="preserve">ueso </w:t>
-      </w:r>
-      <w:r>
-        <w:t xml:space="preserve">(2015). </w:t>
+        <w:spacing w:line="480" w:lineRule="auto"/>
+        <w:ind w:firstLine="0"/>
+      </w:pPr>
+    </w:p>
+    <w:p>
+      <w:pPr>
+        <w:pStyle w:val="Referenciasbiblio"/>
+      </w:pPr>
+      <w:r>
+        <w:t xml:space="preserve">Hueso (2015). </w:t>
       </w:r>
       <w:r>
         <w:rPr>
@@ -554,10 +514,7 @@
         <w:t xml:space="preserve">. </w:t>
       </w:r>
       <w:r>
-        <w:t>2ª</w:t>
-      </w:r>
-      <w:r>
-        <w:t xml:space="preserve"> Edición. </w:t>
+        <w:t xml:space="preserve">2ª Edición. </w:t>
       </w:r>
       <w:r>
         <w:t>Editorial RA-MA.</w:t>
@@ -578,6 +535,7 @@
         <w:r>
           <w:rPr>
             <w:rStyle w:val="Hipervnculo"/>
+            <w:color w:val="000000" w:themeColor="text1"/>
           </w:rPr>
           <w:t>https://z-lib.fm/book/VZw4BE6e0m/administraci%C3%B3n-de-sistemas-gestores-de-bases-de-datos-2aed.html</w:t>
         </w:r>
@@ -586,48 +544,34 @@
     <w:p>
       <w:pPr>
         <w:pStyle w:val="Referenciasbiblio"/>
-      </w:pPr>
-      <w:r>
-        <w:t>Pisco, Regalado, Gutiérrez, Quimis, Marcillo</w:t>
-      </w:r>
-      <w:r>
-        <w:t xml:space="preserve"> y</w:t>
-      </w:r>
-      <w:r>
-        <w:t xml:space="preserve"> Marcillo</w:t>
+        <w:spacing w:line="480" w:lineRule="auto"/>
+        <w:ind w:firstLine="0"/>
+      </w:pPr>
+    </w:p>
+    <w:p>
+      <w:pPr>
+        <w:pStyle w:val="Referenciasbiblio"/>
+      </w:pPr>
+      <w:r>
+        <w:t xml:space="preserve">Pisco, Regalado, Gutiérrez, Quimis, Marcillo y Marcillo (2017). </w:t>
+      </w:r>
+      <w:r>
+        <w:rPr>
+          <w:b/>
+          <w:bCs w:val="0"/>
+        </w:rPr>
+        <w:t>Fundamentos sobre la gestión de base de datos</w:t>
+      </w:r>
+      <w:r>
+        <w:t>.</w:t>
+      </w:r>
+      <w:r>
+        <w:t xml:space="preserve"> 1ª Edición.</w:t>
       </w:r>
       <w:r>
         <w:t xml:space="preserve"> </w:t>
       </w:r>
       <w:r>
-        <w:t xml:space="preserve">(2017). </w:t>
-      </w:r>
-      <w:r>
-        <w:rPr>
-          <w:b/>
-          <w:bCs w:val="0"/>
-        </w:rPr>
-        <w:t>Fundamentos sobre la gestión de base de datos</w:t>
-      </w:r>
-      <w:r>
-        <w:t>.</w:t>
-      </w:r>
-      <w:r>
-        <w:t xml:space="preserve"> </w:t>
-      </w:r>
-      <w:r>
-        <w:t>1</w:t>
-      </w:r>
-      <w:r>
-        <w:t>ª</w:t>
-      </w:r>
-      <w:r>
-        <w:t xml:space="preserve"> Edición.</w:t>
-      </w:r>
-      <w:r>
-        <w:t xml:space="preserve"> </w:t>
-      </w:r>
-      <w:r>
         <w:t>Editorial Área de Innovación y Desarroll</w:t>
       </w:r>
       <w:r>
@@ -637,10 +581,7 @@
         <w:t xml:space="preserve">. </w:t>
       </w:r>
       <w:r>
-        <w:t>Universidad Estatal del Sur de Manabí</w:t>
-      </w:r>
-      <w:r>
-        <w:t>. Alcoy, España.</w:t>
+        <w:t>Universidad Estatal del Sur de Manabí. Alcoy, España.</w:t>
       </w:r>
       <w:r>
         <w:t xml:space="preserve"> Disponible</w:t>
@@ -658,6 +599,7 @@
         <w:r>
           <w:rPr>
             <w:rStyle w:val="Hipervnculo"/>
+            <w:color w:val="000000" w:themeColor="text1"/>
           </w:rPr>
           <w:t>https://repositorio.unesum.edu.ec/bitstream/53000/2077/1/Fundamento%20sobre%20la%20Gestio%20de%20bases%20de%20datos.pdf</w:t>
         </w:r>
@@ -666,15 +608,16 @@
     <w:p>
       <w:pPr>
         <w:pStyle w:val="Referenciasbiblio"/>
-      </w:pPr>
-      <w:r>
-        <w:t>Pressman</w:t>
-      </w:r>
-      <w:r>
-        <w:t xml:space="preserve"> </w:t>
-      </w:r>
-      <w:r>
-        <w:t xml:space="preserve">(2010). </w:t>
+        <w:spacing w:line="480" w:lineRule="auto"/>
+        <w:ind w:firstLine="0"/>
+      </w:pPr>
+    </w:p>
+    <w:p>
+      <w:pPr>
+        <w:pStyle w:val="Referenciasbiblio"/>
+      </w:pPr>
+      <w:r>
+        <w:t xml:space="preserve">Pressman (2010). </w:t>
       </w:r>
       <w:r>
         <w:rPr>
@@ -695,35 +638,16 @@
           <w:b/>
           <w:bCs w:val="0"/>
         </w:rPr>
-        <w:t>n enfoque práctic</w:t>
-      </w:r>
-      <w:r>
-        <w:rPr>
-          <w:b/>
-          <w:bCs w:val="0"/>
-        </w:rPr>
-        <w:t>o</w:t>
+        <w:t>n enfoque práctico</w:t>
       </w:r>
       <w:r>
         <w:t xml:space="preserve">. </w:t>
       </w:r>
       <w:r>
-        <w:t>7</w:t>
-      </w:r>
-      <w:r>
-        <w:t>ª</w:t>
-      </w:r>
-      <w:r>
-        <w:t xml:space="preserve"> Edición.</w:t>
-      </w:r>
-      <w:r>
-        <w:t xml:space="preserve"> </w:t>
-      </w:r>
-      <w:r>
-        <w:t>McGraw-Hill Interamericana Editores.</w:t>
-      </w:r>
-      <w:r>
-        <w:t xml:space="preserve"> Ciudad de México, México</w:t>
+        <w:t xml:space="preserve">7ª Edición. </w:t>
+      </w:r>
+      <w:r>
+        <w:t>McGraw-Hill Interamericana Editores. Ciudad de México, México</w:t>
       </w:r>
       <w:r>
         <w:t>. Disponible</w:t>
@@ -741,6 +665,7 @@
         <w:r>
           <w:rPr>
             <w:rStyle w:val="Hipervnculo"/>
+            <w:color w:val="000000" w:themeColor="text1"/>
           </w:rPr>
           <w:t>https://es.z-lib.fm/book/XAn6EeOJAd/ingenier%C3%ADa-del-software-un-enfoque-pr%C3%A1ctico.html?dsource=recommend</w:t>
         </w:r>
@@ -749,12 +674,24 @@
     <w:p>
       <w:pPr>
         <w:pStyle w:val="Referenciasbiblio"/>
-      </w:pPr>
-      <w:r>
-        <w:t>P</w:t>
-      </w:r>
-      <w:r>
-        <w:t xml:space="preserve">ulgarín (2020), </w:t>
+        <w:spacing w:line="480" w:lineRule="auto"/>
+        <w:ind w:firstLine="0"/>
+      </w:pPr>
+    </w:p>
+    <w:p>
+      <w:pPr>
+        <w:pStyle w:val="Referenciasbiblio"/>
+        <w:spacing w:line="480" w:lineRule="auto"/>
+        <w:ind w:firstLine="0"/>
+      </w:pPr>
+    </w:p>
+    <w:p>
+      <w:pPr>
+        <w:pStyle w:val="Referenciasbiblio"/>
+      </w:pPr>
+      <w:r>
+        <w:lastRenderedPageBreak/>
+        <w:t xml:space="preserve">Pulgarín (2020), </w:t>
       </w:r>
       <w:r>
         <w:rPr>
@@ -779,6 +716,7 @@
         <w:r>
           <w:rPr>
             <w:rStyle w:val="Hipervnculo"/>
+            <w:color w:val="000000" w:themeColor="text1"/>
           </w:rPr>
           <w:t>https://aulasvirtuales.uniquindio.edu.co/RecDigital/Introduccion_Ingenieria/recursos/unidad5/Descargable_EA1.pdf</w:t>
         </w:r>
@@ -787,63 +725,38 @@
     <w:p>
       <w:pPr>
         <w:pStyle w:val="Referenciasbiblio"/>
-      </w:pPr>
-      <w:r>
-        <w:t xml:space="preserve">Wong </w:t>
-      </w:r>
-      <w:r>
-        <w:t>(20</w:t>
-      </w:r>
-      <w:r>
-        <w:t>17</w:t>
-      </w:r>
-      <w:r>
-        <w:t xml:space="preserve">), </w:t>
+        <w:spacing w:line="480" w:lineRule="auto"/>
+        <w:ind w:firstLine="0"/>
+      </w:pPr>
+    </w:p>
+    <w:p>
+      <w:pPr>
+        <w:pStyle w:val="Referenciasbiblio"/>
+      </w:pPr>
+      <w:r>
+        <w:t xml:space="preserve">Wong (2017), </w:t>
       </w:r>
       <w:r>
         <w:rPr>
           <w:b/>
           <w:bCs w:val="0"/>
         </w:rPr>
-        <w:t xml:space="preserve">Análisis y requerimientos de software: Manual </w:t>
-      </w:r>
-      <w:proofErr w:type="spellStart"/>
-      <w:r>
-        <w:rPr>
-          <w:b/>
-          <w:bCs w:val="0"/>
-        </w:rPr>
-        <w:t>autoformativo</w:t>
-      </w:r>
-      <w:proofErr w:type="spellEnd"/>
-      <w:r>
-        <w:t>.</w:t>
-      </w:r>
-      <w:r>
-        <w:t xml:space="preserve"> </w:t>
-      </w:r>
-      <w:r>
-        <w:t>1</w:t>
-      </w:r>
-      <w:r>
-        <w:t>ª</w:t>
-      </w:r>
-      <w:r>
-        <w:t xml:space="preserve"> Edición.</w:t>
-      </w:r>
-      <w:r>
-        <w:t xml:space="preserve"> </w:t>
-      </w:r>
-      <w:r>
-        <w:t>Universidad Continental. Huancayo, Perú.</w:t>
-      </w:r>
-      <w:r>
-        <w:t xml:space="preserve"> Disponible en: </w:t>
+        <w:t>Análisis y requerimientos de software: Manual autoformativo</w:t>
+      </w:r>
+      <w:r>
+        <w:t xml:space="preserve">. </w:t>
+      </w:r>
+      <w:r>
+        <w:t xml:space="preserve">1ª Edición. </w:t>
+      </w:r>
+      <w:r>
+        <w:t xml:space="preserve">Universidad Continental. Huancayo, Perú. Disponible en: </w:t>
       </w:r>
       <w:hyperlink r:id="rId15" w:history="1">
         <w:r>
           <w:rPr>
             <w:rStyle w:val="Hipervnculo"/>
+            <w:color w:val="000000" w:themeColor="text1"/>
           </w:rPr>
           <w:t>https://es.scribd.com/document/427756509/Analisis-y-requerimientos-de-software-pdf</w:t>
         </w:r>
@@ -852,7 +765,12 @@
     <w:p>
       <w:pPr>
         <w:pStyle w:val="Referenciasbiblio"/>
-        <w:spacing w:line="240" w:lineRule="auto"/>
+        <w:spacing w:line="480" w:lineRule="auto"/>
+      </w:pPr>
+    </w:p>
+    <w:p>
+      <w:pPr>
+        <w:pStyle w:val="Referenciasbiblio"/>
         <w:rPr>
           <w:b/>
           <w:bCs w:val="0"/>
@@ -878,7 +796,6 @@
     <w:p>
       <w:pPr>
         <w:pStyle w:val="Referenciasbiblio"/>
-        <w:spacing w:line="240" w:lineRule="auto"/>
         <w:rPr>
           <w:b/>
           <w:bCs w:val="0"/>
@@ -888,6 +805,15 @@
     <w:p>
       <w:pPr>
         <w:pStyle w:val="Referenciasbiblio"/>
+        <w:rPr>
+          <w:b/>
+          <w:bCs w:val="0"/>
+        </w:rPr>
+      </w:pPr>
+    </w:p>
+    <w:p>
+      <w:pPr>
+        <w:pStyle w:val="Referenciasbiblio"/>
       </w:pPr>
       <w:r>
         <w:t xml:space="preserve">Arando (2019). </w:t>
@@ -900,19 +826,10 @@
         <w:t>SOFTWARE. Conceptos de Software, Importancia del Software, clasificación del Software, el Software Libre y su impacto en el mundo informático actual, producción de Software, aplicaciones</w:t>
       </w:r>
       <w:r>
-        <w:t xml:space="preserve">. </w:t>
-      </w:r>
-      <w:r>
-        <w:t>Examen de Suficiencia Profesional</w:t>
-      </w:r>
-      <w:r>
-        <w:t>.</w:t>
-      </w:r>
-      <w:r>
-        <w:t xml:space="preserve"> Universidad Nacional de Educación Enrique Guzmán y Valle. </w:t>
-      </w:r>
-      <w:r>
-        <w:t>Lima, Perú.</w:t>
+        <w:t>. Examen de Suficiencia Profesional.</w:t>
+      </w:r>
+      <w:r>
+        <w:t xml:space="preserve"> Universidad Nacional de Educación Enrique Guzmán y Valle. Lima, Perú.</w:t>
       </w:r>
       <w:r>
         <w:t xml:space="preserve"> Disponible en: </w:t>
@@ -927,6 +844,7 @@
         <w:r>
           <w:rPr>
             <w:rStyle w:val="Hipervnculo"/>
+            <w:color w:val="000000" w:themeColor="text1"/>
           </w:rPr>
           <w:t>https://repositorio.une.edu.pe/server/api/core/bitstreams/ed73274c-19a4-4fe9-8c81-9c00e47fac25/content</w:t>
         </w:r>
@@ -935,6 +853,7 @@
     <w:p>
       <w:pPr>
         <w:pStyle w:val="Referenciasbiblio"/>
+        <w:spacing w:line="480" w:lineRule="auto"/>
         <w:ind w:left="0" w:firstLine="0"/>
       </w:pPr>
     </w:p>
@@ -943,7 +862,6 @@
         <w:pStyle w:val="Referenciasbiblio"/>
       </w:pPr>
       <w:r>
-        <w:lastRenderedPageBreak/>
         <w:t xml:space="preserve">Benítez (2019). </w:t>
       </w:r>
       <w:r>
@@ -960,13 +878,7 @@
         <w:t xml:space="preserve"> Tesis Doctoral.</w:t>
       </w:r>
       <w:r>
-        <w:t xml:space="preserve"> </w:t>
-      </w:r>
-      <w:r>
-        <w:t xml:space="preserve">Universidad Nacional de Educación a Distancia. </w:t>
-      </w:r>
-      <w:r>
-        <w:t>Madrid, España.</w:t>
+        <w:t xml:space="preserve"> Universidad Nacional de Educación a Distancia. Madrid, España.</w:t>
       </w:r>
       <w:r>
         <w:t xml:space="preserve"> Disponible en:</w:t>
@@ -981,6 +893,7 @@
         <w:r>
           <w:rPr>
             <w:rStyle w:val="Hipervnculo"/>
+            <w:color w:val="000000" w:themeColor="text1"/>
           </w:rPr>
           <w:t>https://oai.e-spacio.uned.es/server/api/core/bitstreams/603f1bc3-1c8e-4030-a397-5439f23f4048/content</w:t>
         </w:r>
@@ -989,20 +902,22 @@
     <w:p>
       <w:pPr>
         <w:pStyle w:val="Referenciasbiblio"/>
-      </w:pPr>
-      <w:proofErr w:type="spellStart"/>
+        <w:spacing w:line="480" w:lineRule="auto"/>
+        <w:ind w:firstLine="0"/>
+      </w:pPr>
+    </w:p>
+    <w:p>
+      <w:pPr>
+        <w:pStyle w:val="Referenciasbiblio"/>
+      </w:pPr>
       <w:r>
         <w:t>Calbacho</w:t>
       </w:r>
-      <w:proofErr w:type="spellEnd"/>
       <w:r>
         <w:t xml:space="preserve"> </w:t>
       </w:r>
       <w:r>
-        <w:t>(2022</w:t>
-      </w:r>
-      <w:r>
-        <w:t>).</w:t>
+        <w:t>(2022).</w:t>
       </w:r>
       <w:r>
         <w:rPr>
@@ -1015,28 +930,19 @@
         <w:t>.</w:t>
       </w:r>
       <w:r>
+        <w:t xml:space="preserve"> Tesis de pos</w:t>
+      </w:r>
+      <w:r>
+        <w:t>t</w:t>
+      </w:r>
+      <w:r>
+        <w:t>grado.</w:t>
+      </w:r>
+      <w:r>
         <w:t xml:space="preserve"> </w:t>
       </w:r>
       <w:r>
-        <w:t>Tesis de pos</w:t>
-      </w:r>
-      <w:r>
-        <w:t>t</w:t>
-      </w:r>
-      <w:r>
-        <w:t>grado</w:t>
-      </w:r>
-      <w:r>
-        <w:t>.</w:t>
-      </w:r>
-      <w:r>
-        <w:t xml:space="preserve"> </w:t>
-      </w:r>
-      <w:r>
-        <w:t xml:space="preserve">Universidad Católica de Córdoba. </w:t>
-      </w:r>
-      <w:r>
-        <w:t>Montería, Colombia</w:t>
+        <w:t>Universidad Católica de Córdoba. Montería, Colombia</w:t>
       </w:r>
       <w:r>
         <w:t>. Disponible en:</w:t>
@@ -1051,6 +957,7 @@
         <w:r>
           <w:rPr>
             <w:rStyle w:val="Hipervnculo"/>
+            <w:color w:val="000000" w:themeColor="text1"/>
           </w:rPr>
           <w:t>https://pa.bibdigital.ucc.edu.ar/3525/1/TD_CalbachoContreras.pdf</w:t>
         </w:r>
@@ -1059,6 +966,13 @@
     <w:p>
       <w:pPr>
         <w:pStyle w:val="Referenciasbiblio"/>
+        <w:spacing w:line="480" w:lineRule="auto"/>
+        <w:ind w:firstLine="0"/>
+      </w:pPr>
+    </w:p>
+    <w:p>
+      <w:pPr>
+        <w:pStyle w:val="Referenciasbiblio"/>
       </w:pPr>
       <w:r>
         <w:t xml:space="preserve">Cóndor (2019). </w:t>
@@ -1077,10 +991,7 @@
         <w:t xml:space="preserve">Trabajo de Investigación. </w:t>
       </w:r>
       <w:r>
-        <w:t>Universidad Continental.</w:t>
-      </w:r>
-      <w:r>
-        <w:t xml:space="preserve"> Huancayo, Perú.</w:t>
+        <w:t>Universidad Continental. Huancayo, Perú.</w:t>
       </w:r>
       <w:r>
         <w:t xml:space="preserve"> Disponible en:</w:t>
@@ -1095,6 +1006,7 @@
         <w:r>
           <w:rPr>
             <w:rStyle w:val="Hipervnculo"/>
+            <w:color w:val="000000" w:themeColor="text1"/>
           </w:rPr>
           <w:t>https://repositorio.continental.edu.pe/backend/api/core/bitstreams/7d8299d2-87c8-482d-a6ea-967d27bc5d2d/content</w:t>
         </w:r>
@@ -1103,29 +1015,24 @@
     <w:p>
       <w:pPr>
         <w:pStyle w:val="Referenciasbiblio"/>
-      </w:pPr>
-      <w:r>
-        <w:t>Contreras</w:t>
-      </w:r>
-      <w:r>
-        <w:t xml:space="preserve"> </w:t>
-      </w:r>
-      <w:r>
-        <w:t xml:space="preserve">(2025). </w:t>
+        <w:spacing w:line="480" w:lineRule="auto"/>
+        <w:ind w:firstLine="0"/>
+      </w:pPr>
+    </w:p>
+    <w:p>
+      <w:pPr>
+        <w:pStyle w:val="Referenciasbiblio"/>
+      </w:pPr>
+      <w:r>
+        <w:lastRenderedPageBreak/>
+        <w:t xml:space="preserve">Contreras (2025). </w:t>
       </w:r>
       <w:r>
         <w:rPr>
           <w:b/>
           <w:bCs w:val="0"/>
         </w:rPr>
-        <w:t xml:space="preserve">Gamificación y lengua castellana a la luz de buenas prácticas pedagógicas en el proceso de enseñanza en educación básica </w:t>
-      </w:r>
-      <w:r>
-        <w:rPr>
-          <w:b/>
-          <w:bCs w:val="0"/>
-        </w:rPr>
-        <w:t>secundaria</w:t>
+        <w:t>Gamificación y lengua castellana a la luz de buenas prácticas pedagógicas en el proceso de enseñanza en educación básica secundaria</w:t>
       </w:r>
       <w:r>
         <w:t>.</w:t>
@@ -1134,7 +1041,6 @@
         <w:rPr>
           <w:rFonts w:cs="Arial"/>
           <w:bCs w:val="0"/>
-          <w:color w:val="auto"/>
           <w:sz w:val="30"/>
           <w:szCs w:val="30"/>
           <w:shd w:val="clear" w:color="auto" w:fill="FFFFFF"/>
@@ -1157,13 +1063,7 @@
         <w:t>.</w:t>
       </w:r>
       <w:r>
-        <w:t xml:space="preserve"> </w:t>
-      </w:r>
-      <w:r>
-        <w:t>Universidad Pedagógica Experimental Libertador.</w:t>
-      </w:r>
-      <w:r>
-        <w:t xml:space="preserve"> Caracas, Venezuela.</w:t>
+        <w:t xml:space="preserve"> Universidad Pedagógica Experimental Libertador. Caracas, Venezuela.</w:t>
       </w:r>
       <w:r>
         <w:t xml:space="preserve"> Disponible en:</w:t>
@@ -1178,6 +1078,7 @@
         <w:r>
           <w:rPr>
             <w:rStyle w:val="Hipervnculo"/>
+            <w:color w:val="000000" w:themeColor="text1"/>
           </w:rPr>
           <w:t>http://www.espacio.digital.upel.edu.ve/index.php/TD/article/view/1957/1850</w:t>
         </w:r>
@@ -1186,6 +1087,7 @@
     <w:p>
       <w:pPr>
         <w:pStyle w:val="Referenciasbiblio"/>
+        <w:spacing w:line="480" w:lineRule="auto"/>
         <w:ind w:firstLine="0"/>
       </w:pPr>
     </w:p>
@@ -1194,7 +1096,6 @@
         <w:pStyle w:val="Referenciasbiblio"/>
       </w:pPr>
       <w:r>
-        <w:lastRenderedPageBreak/>
         <w:t xml:space="preserve">Jerez (2021). </w:t>
       </w:r>
       <w:r>
@@ -1211,13 +1112,7 @@
         <w:t xml:space="preserve"> Trabajo de fin de Master.</w:t>
       </w:r>
       <w:r>
-        <w:t xml:space="preserve"> </w:t>
-      </w:r>
-      <w:r>
-        <w:t>Universidad de Sevilla</w:t>
-      </w:r>
-      <w:r>
-        <w:t>. Sevilla, España</w:t>
+        <w:t xml:space="preserve"> Universidad de Sevilla. Sevilla, España</w:t>
       </w:r>
       <w:r>
         <w:t>.</w:t>
@@ -1229,6 +1124,7 @@
         <w:r>
           <w:rPr>
             <w:rStyle w:val="Hipervnculo"/>
+            <w:color w:val="000000" w:themeColor="text1"/>
           </w:rPr>
           <w:t>https://idus.us.es/items/f73056a5-6727-4767-b66c-bf1e9751781c</w:t>
         </w:r>
@@ -1237,15 +1133,15 @@
     <w:p>
       <w:pPr>
         <w:pStyle w:val="Referenciasbiblio"/>
-      </w:pPr>
-      <w:r>
-        <w:t xml:space="preserve">Quintero </w:t>
-      </w:r>
-      <w:r>
-        <w:t xml:space="preserve">y </w:t>
-      </w:r>
-      <w:r>
-        <w:t xml:space="preserve">Salgado (2021). </w:t>
+        <w:spacing w:line="480" w:lineRule="auto"/>
+      </w:pPr>
+    </w:p>
+    <w:p>
+      <w:pPr>
+        <w:pStyle w:val="Referenciasbiblio"/>
+      </w:pPr>
+      <w:r>
+        <w:t xml:space="preserve">Quintero y Salgado (2021). </w:t>
       </w:r>
       <w:r>
         <w:rPr>
@@ -1288,6 +1184,7 @@
         <w:r>
           <w:rPr>
             <w:rStyle w:val="Hipervnculo"/>
+            <w:color w:val="000000" w:themeColor="text1"/>
           </w:rPr>
           <w:t>https://repositorio.udes.edu.co/entities/publication/3f414245-abba-40a0-8b21-5f1239eaee6d</w:t>
         </w:r>
@@ -1296,6 +1193,13 @@
     <w:p>
       <w:pPr>
         <w:pStyle w:val="Referenciasbiblio"/>
+        <w:spacing w:line="480" w:lineRule="auto"/>
+        <w:ind w:firstLine="0"/>
+      </w:pPr>
+    </w:p>
+    <w:p>
+      <w:pPr>
+        <w:pStyle w:val="Referenciasbiblio"/>
       </w:pPr>
       <w:r>
         <w:t xml:space="preserve">Rojas (2018). </w:t>
@@ -1305,36 +1209,16 @@
           <w:b/>
           <w:bCs w:val="0"/>
         </w:rPr>
-        <w:t>SOFTWARE EDUCATIVO</w:t>
-      </w:r>
-      <w:r>
-        <w:rPr>
-          <w:b/>
-          <w:bCs w:val="0"/>
-        </w:rPr>
+        <w:t>SOFTWARE EDUCATIVO. Conceptos básicos del Software Educativo, estructuras básica, clasificación de los Software educativos, formulación de un Software Educativo, funciones del Software Educativo, aplicaciones</w:t>
+      </w:r>
+      <w:r>
         <w:t xml:space="preserve">. </w:t>
       </w:r>
       <w:r>
-        <w:rPr>
-          <w:b/>
-          <w:bCs w:val="0"/>
-        </w:rPr>
-        <w:t>Conceptos básicos del Software Educativo, estructuras básica, clasificación de los Software educativos, formulación de un Software Educativo, funciones del Software Educativo, aplicaciones</w:t>
-      </w:r>
-      <w:r>
-        <w:t xml:space="preserve">. </w:t>
-      </w:r>
-      <w:r>
-        <w:t>Examen de Suficiencia Profesional</w:t>
-      </w:r>
-      <w:r>
-        <w:t xml:space="preserve">. </w:t>
-      </w:r>
-      <w:r>
-        <w:t>Universidad Nacional de Educación Enrique Guzmán y Valle. Lima, Perú</w:t>
-      </w:r>
-      <w:r>
-        <w:t>.</w:t>
+        <w:t xml:space="preserve">Examen de Suficiencia Profesional. </w:t>
+      </w:r>
+      <w:r>
+        <w:t>Universidad Nacional de Educación Enrique Guzmán y Valle. Lima, Perú.</w:t>
       </w:r>
       <w:r>
         <w:t xml:space="preserve"> Disponible</w:t>
@@ -1355,6 +1239,7 @@
         <w:r>
           <w:rPr>
             <w:rStyle w:val="Hipervnculo"/>
+            <w:color w:val="000000" w:themeColor="text1"/>
           </w:rPr>
           <w:t>https://repositorio.une.edu.pe/entities/publication/21bc2480-f1bc-430b-b5d9-bc928b70e109</w:t>
         </w:r>
@@ -1363,7 +1248,7 @@
     <w:p>
       <w:pPr>
         <w:pStyle w:val="Referenciasbiblio"/>
-        <w:spacing w:line="240" w:lineRule="auto"/>
+        <w:spacing w:line="480" w:lineRule="auto"/>
         <w:ind w:left="0" w:firstLine="0"/>
       </w:pPr>
     </w:p>
@@ -1381,13 +1266,20 @@
           <w:b/>
           <w:bCs w:val="0"/>
         </w:rPr>
-        <w:t>3. ARTÍCULOS DE INVESTIGACIÓN</w:t>
-      </w:r>
-    </w:p>
-    <w:p>
-      <w:pPr>
-        <w:pStyle w:val="Referenciasbiblio"/>
-        <w:spacing w:line="240" w:lineRule="auto"/>
+        <w:t>3. ARTÍCULOS DE INVESTIGACIÓ</w:t>
+      </w:r>
+      <w:r>
+        <w:rPr>
+          <w:b/>
+          <w:bCs w:val="0"/>
+        </w:rPr>
+        <w:t>N</w:t>
+      </w:r>
+    </w:p>
+    <w:p>
+      <w:pPr>
+        <w:pStyle w:val="Referenciasbiblio"/>
+        <w:spacing w:line="480" w:lineRule="auto"/>
         <w:ind w:left="0" w:firstLine="0"/>
         <w:rPr>
           <w:b/>
@@ -1400,20 +1292,53 @@
         <w:pStyle w:val="Referenciasbiblio"/>
       </w:pPr>
       <w:r>
-        <w:t>Calatrava</w:t>
-      </w:r>
-      <w:r>
-        <w:t xml:space="preserve"> (2023). </w:t>
+        <w:t xml:space="preserve">Araya, Alfaro y Andonegui (2007). </w:t>
       </w:r>
       <w:r>
         <w:rPr>
           <w:b/>
           <w:bCs w:val="0"/>
         </w:rPr>
+        <w:t>CONSTRUCTIVISMO: ORIGENES Y PERSPECTIVAS</w:t>
+      </w:r>
+      <w:r>
+        <w:t xml:space="preserve">. Laurus, Revista de Educación. 13(24), 76-92. Caracas, Venezuela. Disponible en: </w:t>
+      </w:r>
+    </w:p>
+    <w:p>
+      <w:pPr>
+        <w:pStyle w:val="Referenciasbiblio"/>
+        <w:spacing w:line="480" w:lineRule="auto"/>
+      </w:pPr>
+    </w:p>
+    <w:p>
+      <w:pPr>
+        <w:pStyle w:val="Referenciasbiblio"/>
+      </w:pPr>
+      <w:r>
+        <w:t xml:space="preserve">Calatrava (2023). </w:t>
+      </w:r>
+      <w:r>
+        <w:rPr>
+          <w:b/>
+          <w:bCs w:val="0"/>
+        </w:rPr>
         <w:t>Un boceto para la reconstrucción. Aportes para el rescate del sistema educativo venezolano</w:t>
       </w:r>
       <w:r>
-        <w:t>. Revista sobre Relaciones Industriales y Laborales. Caracas, Venezuela.</w:t>
+        <w:t>. Revista sobre Relaciones Industriales y Laborales</w:t>
+      </w:r>
+      <w:r>
+        <w:t>.</w:t>
+      </w:r>
+      <w:r>
+        <w:t xml:space="preserve"> Edición</w:t>
+      </w:r>
+      <w:r>
+        <w:t xml:space="preserve"> 55, 5-30</w:t>
+      </w:r>
+      <w:r>
+        <w:t>. Caracas, Venezuela.</w:t>
       </w:r>
       <w:r>
         <w:t xml:space="preserve"> Disponible en:</w:t>
@@ -1428,6 +1353,7 @@
         <w:r>
           <w:rPr>
             <w:rStyle w:val="Hipervnculo"/>
+            <w:color w:val="000000" w:themeColor="text1"/>
           </w:rPr>
           <w:t>https://revistasenlinea.saber.ucab.edu.ve/rrii2/article/view/6180/5755</w:t>
         </w:r>
@@ -1436,15 +1362,16 @@
     <w:p>
       <w:pPr>
         <w:pStyle w:val="Referenciasbiblio"/>
-      </w:pPr>
-      <w:r>
-        <w:t>Egas, Pazmiño, Vinueza</w:t>
-      </w:r>
-      <w:r>
-        <w:t xml:space="preserve"> y </w:t>
-      </w:r>
-      <w:r>
-        <w:t>Alfaro (2023)</w:t>
+        <w:spacing w:line="480" w:lineRule="auto"/>
+        <w:ind w:firstLine="0"/>
+      </w:pPr>
+    </w:p>
+    <w:p>
+      <w:pPr>
+        <w:pStyle w:val="Referenciasbiblio"/>
+      </w:pPr>
+      <w:r>
+        <w:t>Egas, Pazmiño, Vinueza y Alfaro (2023)</w:t>
       </w:r>
       <w:r>
         <w:t>.</w:t>
@@ -1457,18 +1384,16 @@
           <w:b/>
           <w:bCs w:val="0"/>
         </w:rPr>
-        <w:t xml:space="preserve">La gamificación como estrategia didáctica para mejorar la motivación y el rendimiento académico de los </w:t>
-      </w:r>
-      <w:r>
-        <w:rPr>
-          <w:b/>
-          <w:bCs w:val="0"/>
-        </w:rPr>
-        <w:lastRenderedPageBreak/>
-        <w:t>estudiantes en Educación Básica Media</w:t>
+        <w:t>La gamificación como estrategia didáctica para mejorar la motivación y el rendimiento académico de los estudiantes en Educación Básica Media</w:t>
       </w:r>
       <w:r>
         <w:t>. Polo del Conocimiento</w:t>
+      </w:r>
+      <w:r>
+        <w:t>. Edición 85, 8(12)</w:t>
+      </w:r>
+      <w:r>
+        <w:t>, 875-894</w:t>
       </w:r>
       <w:r>
         <w:t>. Ambato, Ecuador.</w:t>
@@ -1492,6 +1417,7 @@
         <w:r>
           <w:rPr>
             <w:rStyle w:val="Hipervnculo"/>
+            <w:color w:val="000000" w:themeColor="text1"/>
           </w:rPr>
           <w:t>https://dialnet.unirioja.es/servlet/articulo?codigo=9254960</w:t>
         </w:r>
@@ -1500,6 +1426,13 @@
     <w:p>
       <w:pPr>
         <w:pStyle w:val="Referenciasbiblio"/>
+        <w:spacing w:line="480" w:lineRule="auto"/>
+        <w:ind w:firstLine="0"/>
+      </w:pPr>
+    </w:p>
+    <w:p>
+      <w:pPr>
+        <w:pStyle w:val="Referenciasbiblio"/>
       </w:pPr>
       <w:r>
         <w:t xml:space="preserve">Gómez, Jiménez, y González (2024). </w:t>
@@ -1512,22 +1445,13 @@
         <w:t>Aplicación educativa para fomentar el aprendizaje móvil</w:t>
       </w:r>
       <w:r>
-        <w:t>.</w:t>
-      </w:r>
-      <w:r>
-        <w:t xml:space="preserve"> </w:t>
-      </w:r>
-      <w:r>
-        <w:t>Revista Iberoamericana para la Investigación y el Desarrollo Educativo</w:t>
-      </w:r>
-      <w:r>
-        <w:t xml:space="preserve">. </w:t>
-      </w:r>
-      <w:r>
-        <w:t>México</w:t>
-      </w:r>
-      <w:r>
-        <w:t>.</w:t>
+        <w:t>. Revista Iberoamericana para la Investigación y el Desarrollo Educativo</w:t>
+      </w:r>
+      <w:r>
+        <w:t>. 14(28)</w:t>
+      </w:r>
+      <w:r>
+        <w:t>. México.</w:t>
       </w:r>
       <w:r>
         <w:t xml:space="preserve"> Disponible en:</w:t>
@@ -1542,6 +1466,7 @@
         <w:r>
           <w:rPr>
             <w:rStyle w:val="Hipervnculo"/>
+            <w:color w:val="000000" w:themeColor="text1"/>
           </w:rPr>
           <w:t>https://www.ride.org.mx/index.php/RIDE/article/view/1832</w:t>
         </w:r>
@@ -1550,6 +1475,13 @@
     <w:p>
       <w:pPr>
         <w:pStyle w:val="Referenciasbiblio"/>
+        <w:spacing w:line="480" w:lineRule="auto"/>
+        <w:ind w:firstLine="0"/>
+      </w:pPr>
+    </w:p>
+    <w:p>
+      <w:pPr>
+        <w:pStyle w:val="Referenciasbiblio"/>
       </w:pPr>
       <w:r>
         <w:t>Ortiz</w:t>
@@ -1565,7 +1497,19 @@
         <w:t xml:space="preserve"> El constructivismo como teoría y método de enseñanza</w:t>
       </w:r>
       <w:r>
-        <w:t>. Universidad Politécnica Salesiana. Cuenca, Ecuador</w:t>
+        <w:t xml:space="preserve">. </w:t>
+      </w:r>
+      <w:r>
+        <w:t>Sophia, Colección de Filosofía de la Educación</w:t>
+      </w:r>
+      <w:r>
+        <w:t>.</w:t>
+      </w:r>
+      <w:r>
+        <w:t xml:space="preserve"> (19), 93-110.</w:t>
+      </w:r>
+      <w:r>
+        <w:t xml:space="preserve"> Cuenca, Ecuador</w:t>
       </w:r>
       <w:r>
         <w:t>. Disponible en</w:t>
@@ -1577,6 +1521,7 @@
         <w:r>
           <w:rPr>
             <w:rStyle w:val="Hipervnculo"/>
+            <w:color w:val="000000" w:themeColor="text1"/>
           </w:rPr>
           <w:t>https://www.redalyc.org/articulo.oa?id=441846096005</w:t>
         </w:r>
@@ -1585,6 +1530,12 @@
     <w:p>
       <w:pPr>
         <w:pStyle w:val="Referenciasbiblio"/>
+        <w:spacing w:line="480" w:lineRule="auto"/>
+      </w:pPr>
+    </w:p>
+    <w:p>
+      <w:pPr>
+        <w:pStyle w:val="Referenciasbiblio"/>
       </w:pPr>
       <w:r>
         <w:t>Layedra</w:t>
@@ -1618,10 +1569,13 @@
         <w:t>.</w:t>
       </w:r>
       <w:r>
-        <w:t xml:space="preserve"> Dominio de las Ciencias.</w:t>
-      </w:r>
-      <w:r>
-        <w:t xml:space="preserve"> Riobamba, Ecuador.</w:t>
+        <w:t xml:space="preserve"> </w:t>
+      </w:r>
+      <w:r>
+        <w:t xml:space="preserve">8(3), 1601-1625. </w:t>
+      </w:r>
+      <w:r>
+        <w:t>Dominio de las Ciencias. Riobamba, Ecuador.</w:t>
       </w:r>
       <w:r>
         <w:t xml:space="preserve"> Disponible en:</w:t>
@@ -1636,6 +1590,7 @@
         <w:r>
           <w:rPr>
             <w:rStyle w:val="Hipervnculo"/>
+            <w:color w:val="000000" w:themeColor="text1"/>
           </w:rPr>
           <w:t>https://dialnet.unirioja.es/servlet/articulo?codigo=8635309</w:t>
         </w:r>
@@ -1644,6 +1599,13 @@
     <w:p>
       <w:pPr>
         <w:pStyle w:val="Referenciasbiblio"/>
+        <w:spacing w:line="480" w:lineRule="auto"/>
+        <w:ind w:firstLine="0"/>
+      </w:pPr>
+    </w:p>
+    <w:p>
+      <w:pPr>
+        <w:pStyle w:val="Referenciasbiblio"/>
       </w:pPr>
       <w:r>
         <w:t xml:space="preserve">López, Cabrera y Valencia (2008), </w:t>
@@ -1656,7 +1618,13 @@
         <w:t>Introducción a la calidad de software</w:t>
       </w:r>
       <w:r>
-        <w:t>. Universidad Tecnológica de Pereira. Pereira, Colombia.</w:t>
+        <w:t>.</w:t>
+      </w:r>
+      <w:r>
+        <w:t xml:space="preserve"> Scientia Et Technica. XIV(39), 326-331</w:t>
+      </w:r>
+      <w:r>
+        <w:t>. Pereira, Colombia.</w:t>
       </w:r>
       <w:r>
         <w:t xml:space="preserve"> Disponible en: </w:t>
@@ -1665,6 +1633,7 @@
         <w:r>
           <w:rPr>
             <w:rStyle w:val="Hipervnculo"/>
+            <w:color w:val="000000" w:themeColor="text1"/>
           </w:rPr>
           <w:t>https://www.redalyc.org/articulo.oa?id=84920503058</w:t>
         </w:r>
@@ -1673,43 +1642,322 @@
     <w:p>
       <w:pPr>
         <w:pStyle w:val="Referenciasbiblio"/>
-      </w:pPr>
-      <w:r>
-        <w:t>Martínez y Salas (2023)</w:t>
-      </w:r>
-      <w:r>
-        <w:t xml:space="preserve">, </w:t>
+        <w:spacing w:line="480" w:lineRule="auto"/>
+        <w:ind w:firstLine="0"/>
+      </w:pPr>
+    </w:p>
+    <w:p>
+      <w:pPr>
+        <w:pStyle w:val="Referenciasbiblio"/>
+      </w:pPr>
+      <w:r>
+        <w:t>Ramírez y Salcedo (2025).</w:t>
+      </w:r>
+      <w:r>
+        <w:t xml:space="preserve"> </w:t>
       </w:r>
       <w:r>
         <w:rPr>
           <w:b/>
           <w:bCs w:val="0"/>
         </w:rPr>
-        <w:t>Presentación Informe SECEL Líneas de Conocimiento 2022 – 2023.</w:t>
-      </w:r>
-      <w:r>
-        <w:rPr>
-          <w:b/>
-          <w:bCs w:val="0"/>
-        </w:rPr>
-        <w:t xml:space="preserve"> </w:t>
-      </w:r>
-      <w:r>
-        <w:t>Universidad Católica Andrés Bello. Caracas, Venezuela.</w:t>
-      </w:r>
-      <w:r>
-        <w:t xml:space="preserve"> Disponible en: </w:t>
-      </w:r>
-    </w:p>
-    <w:p>
-      <w:pPr>
-        <w:pStyle w:val="Referenciasbiblio"/>
-        <w:ind w:firstLine="0"/>
-      </w:pPr>
+        <w:t>La falta de generación de relevo docente, un daño colateral de la crisis venezolana</w:t>
+      </w:r>
+      <w:r>
+        <w:t>.</w:t>
+      </w:r>
+      <w:r>
+        <w:t xml:space="preserve"> European Public &amp; Social Innovation Review. 11, 1-16. </w:t>
+      </w:r>
+      <w:r>
+        <w:t xml:space="preserve">Disponible en: </w:t>
+      </w:r>
       <w:hyperlink r:id="rId30" w:history="1">
         <w:r>
           <w:rPr>
             <w:rStyle w:val="Hipervnculo"/>
+            <w:color w:val="000000" w:themeColor="text1"/>
+          </w:rPr>
+          <w:t>https://epsir.net/index.php/epsir/article/view/1974</w:t>
+        </w:r>
+      </w:hyperlink>
+    </w:p>
+    <w:p>
+      <w:pPr>
+        <w:pStyle w:val="Referenciasbiblio"/>
+        <w:spacing w:line="480" w:lineRule="auto"/>
+      </w:pPr>
+    </w:p>
+    <w:p>
+      <w:pPr>
+        <w:pStyle w:val="Referenciasbiblio"/>
+      </w:pPr>
+      <w:r>
+        <w:t xml:space="preserve">Salas y Martínez (2025), </w:t>
+      </w:r>
+      <w:r>
+        <w:rPr>
+          <w:b/>
+          <w:bCs w:val="0"/>
+        </w:rPr>
+        <w:t xml:space="preserve">Informe Sistema de Evaluación de Conocimientos en Línea SECEL Diciembre 2024. </w:t>
+      </w:r>
+      <w:r>
+        <w:t>Universidad Católica Andrés Bello. Caracas, Venezuela.</w:t>
+      </w:r>
+      <w:r>
+        <w:t xml:space="preserve"> Disponible en: </w:t>
+      </w:r>
+    </w:p>
+    <w:p>
+      <w:pPr>
+        <w:pStyle w:val="Referenciasbiblio"/>
+        <w:ind w:firstLine="0"/>
+      </w:pPr>
+      <w:hyperlink r:id="rId31" w:history="1">
+        <w:r>
+          <w:rPr>
+            <w:rStyle w:val="Hipervnculo"/>
+            <w:color w:val="000000" w:themeColor="text1"/>
+          </w:rPr>
+          <w:t>https://educacion.ucab.edu.ve/wp-content/uploads/sites/17/2025/04/InformeSECELAbril2025.pdf</w:t>
+        </w:r>
+      </w:hyperlink>
+    </w:p>
+    <w:p>
+      <w:pPr>
+        <w:pStyle w:val="Referenciasbiblio"/>
+        <w:spacing w:line="480" w:lineRule="auto"/>
+        <w:ind w:firstLine="0"/>
+      </w:pPr>
+    </w:p>
+    <w:p>
+      <w:pPr>
+        <w:pStyle w:val="Referenciasbiblio"/>
+      </w:pPr>
+      <w:r>
+        <w:t xml:space="preserve">Stover, Bruno, Uriel, y Fernández (2017). </w:t>
+      </w:r>
+      <w:r>
+        <w:rPr>
+          <w:b/>
+          <w:bCs w:val="0"/>
+        </w:rPr>
+        <w:t>Teoría de la Autodeterminación: una revisión teórica</w:t>
+      </w:r>
+      <w:r>
+        <w:t>. Universidad Nacional de Mar del Plata</w:t>
+      </w:r>
+      <w:r>
+        <w:t>. 14(2), 105-115.</w:t>
+      </w:r>
+      <w:r>
+        <w:t xml:space="preserve"> Mar de Plata, Argentina</w:t>
+      </w:r>
+      <w:r>
+        <w:t>. Disponible en:</w:t>
+      </w:r>
+    </w:p>
+    <w:p>
+      <w:pPr>
+        <w:pStyle w:val="Referenciasbiblio"/>
+        <w:ind w:firstLine="0"/>
+      </w:pPr>
+      <w:hyperlink r:id="rId32" w:history="1">
+        <w:r>
+          <w:rPr>
+            <w:rStyle w:val="Hipervnculo"/>
+            <w:color w:val="000000" w:themeColor="text1"/>
+          </w:rPr>
+          <w:t>https://dialnet.unirioja.es/servlet/articulo?codigo=6224835</w:t>
+        </w:r>
+      </w:hyperlink>
+    </w:p>
+    <w:p>
+      <w:pPr>
+        <w:pStyle w:val="Referenciasbiblio"/>
+        <w:spacing w:line="480" w:lineRule="auto"/>
+        <w:ind w:firstLine="0"/>
+      </w:pPr>
+    </w:p>
+    <w:p>
+      <w:pPr>
+        <w:pStyle w:val="Referenciasbiblio"/>
+      </w:pPr>
+      <w:r>
+        <w:t>Velastegui, Tagua, Mira</w:t>
+      </w:r>
+      <w:r>
+        <w:t>nda</w:t>
+      </w:r>
+      <w:r>
+        <w:t>, y Muyulema</w:t>
+      </w:r>
+      <w:r>
+        <w:t xml:space="preserve"> </w:t>
+      </w:r>
+      <w:r>
+        <w:t xml:space="preserve">(2024). </w:t>
+      </w:r>
+      <w:r>
+        <w:rPr>
+          <w:b/>
+          <w:bCs w:val="0"/>
+        </w:rPr>
+        <w:t xml:space="preserve">Análisis de la relación entre el uso de tecnologías educativas y el rendimiento académico de los </w:t>
+      </w:r>
+      <w:r>
+        <w:rPr>
+          <w:b/>
+          <w:bCs w:val="0"/>
+        </w:rPr>
+        <w:lastRenderedPageBreak/>
+        <w:t>estudiantes universitarios</w:t>
+      </w:r>
+      <w:r>
+        <w:t>. 593 Digital Publisher CEIT</w:t>
+      </w:r>
+      <w:r>
+        <w:t>.</w:t>
+      </w:r>
+      <w:r>
+        <w:t xml:space="preserve"> 9(4-1), 184-195. </w:t>
+      </w:r>
+      <w:r>
+        <w:t>Ambato, Ecuador</w:t>
+      </w:r>
+      <w:r>
+        <w:t>.</w:t>
+      </w:r>
+      <w:r>
+        <w:t xml:space="preserve"> Disponible en: </w:t>
+      </w:r>
+      <w:hyperlink r:id="rId33" w:history="1">
+        <w:r>
+          <w:rPr>
+            <w:rStyle w:val="Hipervnculo"/>
+            <w:color w:val="000000" w:themeColor="text1"/>
+          </w:rPr>
+          <w:t>https://dialnet.unirioja.es/servlet/articulo?codigo=9676175</w:t>
+        </w:r>
+      </w:hyperlink>
+    </w:p>
+    <w:p>
+      <w:pPr>
+        <w:pStyle w:val="Referenciasbiblio"/>
+        <w:spacing w:line="480" w:lineRule="auto"/>
+      </w:pPr>
+    </w:p>
+    <w:p>
+      <w:pPr>
+        <w:pStyle w:val="Referenciasbiblio"/>
+      </w:pPr>
+      <w:r>
+        <w:t xml:space="preserve">Villamar y Sánchez (2024). </w:t>
+      </w:r>
+      <w:r>
+        <w:rPr>
+          <w:b/>
+          <w:bCs w:val="0"/>
+        </w:rPr>
+        <w:t>Explorando las bases pedagógicas de la gamificación como enfoque metodológico en la enseñanza superior</w:t>
+      </w:r>
+      <w:r>
+        <w:t>.</w:t>
+      </w:r>
+      <w:r>
+        <w:t xml:space="preserve"> Educación</w:t>
+      </w:r>
+      <w:r>
+        <w:t xml:space="preserve">. </w:t>
+      </w:r>
+      <w:r>
+        <w:t xml:space="preserve">33(65), 166-188. </w:t>
+      </w:r>
+      <w:r>
+        <w:t>Lima, Perú</w:t>
+      </w:r>
+      <w:r>
+        <w:t>.</w:t>
+      </w:r>
+      <w:r>
+        <w:t xml:space="preserve"> Disponible en: </w:t>
+      </w:r>
+    </w:p>
+    <w:p>
+      <w:pPr>
+        <w:pStyle w:val="Referenciasbiblio"/>
+        <w:ind w:firstLine="0"/>
+      </w:pPr>
+      <w:hyperlink r:id="rId34" w:history="1">
+        <w:r>
+          <w:rPr>
+            <w:rStyle w:val="Hipervnculo"/>
+            <w:color w:val="000000" w:themeColor="text1"/>
+          </w:rPr>
+          <w:t>https://revistas.pucp.edu.pe/index.php/educacion/article/view/29664</w:t>
+        </w:r>
+      </w:hyperlink>
+    </w:p>
+    <w:p>
+      <w:pPr>
+        <w:pStyle w:val="Referenciasbiblio"/>
+        <w:spacing w:line="480" w:lineRule="auto"/>
+        <w:ind w:left="0" w:firstLine="0"/>
+      </w:pPr>
+    </w:p>
+    <w:p>
+      <w:pPr>
+        <w:pStyle w:val="Referenciasbiblio"/>
+        <w:ind w:left="0" w:firstLine="0"/>
+        <w:rPr>
+          <w:b/>
+          <w:bCs w:val="0"/>
+        </w:rPr>
+      </w:pPr>
+      <w:r>
+        <w:rPr>
+          <w:b/>
+          <w:bCs w:val="0"/>
+        </w:rPr>
+        <w:t>4. FUENTES ELECTRÓNICAS</w:t>
+      </w:r>
+    </w:p>
+    <w:p>
+      <w:pPr>
+        <w:pStyle w:val="Referenciasbiblio"/>
+        <w:spacing w:line="480" w:lineRule="auto"/>
+        <w:ind w:left="0" w:firstLine="0"/>
+      </w:pPr>
+    </w:p>
+    <w:p>
+      <w:pPr>
+        <w:pStyle w:val="Referenciasbiblio"/>
+      </w:pPr>
+      <w:r>
+        <w:t xml:space="preserve">Martínez y Salas (2023), </w:t>
+      </w:r>
+      <w:r>
+        <w:rPr>
+          <w:b/>
+          <w:bCs w:val="0"/>
+        </w:rPr>
+        <w:t xml:space="preserve">Presentación Informe SECEL Líneas de Conocimiento 2022 – 2023. </w:t>
+      </w:r>
+      <w:r>
+        <w:t xml:space="preserve">Universidad Católica Andrés Bello. Caracas, Venezuela. Disponible en: </w:t>
+      </w:r>
+    </w:p>
+    <w:p>
+      <w:pPr>
+        <w:pStyle w:val="Referenciasbiblio"/>
+        <w:ind w:firstLine="0"/>
+      </w:pPr>
+      <w:hyperlink r:id="rId35" w:history="1">
+        <w:r>
+          <w:rPr>
+            <w:rStyle w:val="Hipervnculo"/>
+            <w:color w:val="000000" w:themeColor="text1"/>
           </w:rPr>
           <w:t>https://elucabista.com/wp-content/uploads/2023/11/PresentacionResultadosNoviembre2023.pdf</w:t>
         </w:r>
@@ -1718,309 +1966,8 @@
     <w:p>
       <w:pPr>
         <w:pStyle w:val="Referenciasbiblio"/>
-      </w:pPr>
-      <w:r>
-        <w:t>Ramírez</w:t>
-      </w:r>
-      <w:r>
-        <w:t xml:space="preserve"> </w:t>
-      </w:r>
-      <w:r>
-        <w:t>y Salced</w:t>
-      </w:r>
-      <w:r>
-        <w:t xml:space="preserve">o </w:t>
-      </w:r>
-      <w:r>
-        <w:t>(202</w:t>
-      </w:r>
-      <w:r>
-        <w:t>5</w:t>
-      </w:r>
-      <w:r>
-        <w:t>).</w:t>
-      </w:r>
-      <w:r>
-        <w:t xml:space="preserve"> </w:t>
-      </w:r>
-      <w:r>
-        <w:rPr>
-          <w:b/>
-          <w:bCs w:val="0"/>
-        </w:rPr>
-        <w:t>La falta de generación de relevo docente, un daño colateral de la crisis venezolana</w:t>
-      </w:r>
-      <w:r>
-        <w:t>.</w:t>
-      </w:r>
-      <w:r>
-        <w:t xml:space="preserve"> </w:t>
-      </w:r>
-      <w:r>
-        <w:rPr>
-          <w:lang w:val="en-US"/>
-        </w:rPr>
-        <w:t xml:space="preserve">European Public &amp; Social Innovation </w:t>
-      </w:r>
-      <w:r>
-        <w:rPr>
-          <w:lang w:val="en-US"/>
-        </w:rPr>
-        <w:lastRenderedPageBreak/>
-        <w:t xml:space="preserve">Review. 11, 1-16. </w:t>
-      </w:r>
-      <w:r>
-        <w:t xml:space="preserve">Disponible en: </w:t>
-      </w:r>
-      <w:hyperlink r:id="rId31" w:history="1">
-        <w:r>
-          <w:rPr>
-            <w:rStyle w:val="Hipervnculo"/>
-          </w:rPr>
-          <w:t>https://epsir.net/index.php/epsir/article/view/1974</w:t>
-        </w:r>
-      </w:hyperlink>
-    </w:p>
-    <w:p>
-      <w:pPr>
-        <w:pStyle w:val="Referenciasbiblio"/>
-      </w:pPr>
-      <w:r>
-        <w:t xml:space="preserve">Salas y Martínez (2025), </w:t>
-      </w:r>
-      <w:r>
-        <w:rPr>
-          <w:b/>
-          <w:bCs w:val="0"/>
-        </w:rPr>
-        <w:t>Informe Sistema de Evaluación de Conocimientos en Línea SECEL Diciembre 2024</w:t>
-      </w:r>
-      <w:r>
-        <w:rPr>
-          <w:b/>
-          <w:bCs w:val="0"/>
-        </w:rPr>
-        <w:t>.</w:t>
-      </w:r>
-      <w:r>
-        <w:rPr>
-          <w:b/>
-          <w:bCs w:val="0"/>
-        </w:rPr>
-        <w:t xml:space="preserve"> </w:t>
-      </w:r>
-      <w:r>
-        <w:t>Universidad Católica Andrés Bello. Caracas, Venezuela.</w:t>
-      </w:r>
-      <w:r>
-        <w:t xml:space="preserve"> Disponible en: </w:t>
-      </w:r>
-    </w:p>
-    <w:p>
-      <w:pPr>
-        <w:pStyle w:val="Referenciasbiblio"/>
+        <w:spacing w:line="480" w:lineRule="auto"/>
         <w:ind w:firstLine="0"/>
-      </w:pPr>
-      <w:hyperlink r:id="rId32" w:history="1">
-        <w:r>
-          <w:rPr>
-            <w:rStyle w:val="Hipervnculo"/>
-          </w:rPr>
-          <w:t>https://educacion.ucab.edu.ve/wp-content/uploads/sites/17/2025/04/InformeSECELAbril2025.pdf</w:t>
-        </w:r>
-      </w:hyperlink>
-    </w:p>
-    <w:p>
-      <w:pPr>
-        <w:pStyle w:val="Referenciasbiblio"/>
-      </w:pPr>
-      <w:r>
-        <w:t>Stover, Bruno, Urie</w:t>
-      </w:r>
-      <w:r>
-        <w:t>l</w:t>
-      </w:r>
-      <w:r>
-        <w:t xml:space="preserve">, </w:t>
-      </w:r>
-      <w:r>
-        <w:t>y</w:t>
-      </w:r>
-      <w:r>
-        <w:t xml:space="preserve"> Fernández (2017). </w:t>
-      </w:r>
-      <w:r>
-        <w:rPr>
-          <w:b/>
-          <w:bCs w:val="0"/>
-        </w:rPr>
-        <w:t>Teoría de la Autodeterminación: una revisión teórica</w:t>
-      </w:r>
-      <w:r>
-        <w:t>. Universidad Nacional de Mar del Plata. Mar de Plata, Argentina</w:t>
-      </w:r>
-      <w:r>
-        <w:t>. Disponible en:</w:t>
-      </w:r>
-    </w:p>
-    <w:p>
-      <w:pPr>
-        <w:pStyle w:val="Referenciasbiblio"/>
-        <w:ind w:firstLine="0"/>
-      </w:pPr>
-      <w:hyperlink r:id="rId33" w:history="1">
-        <w:r>
-          <w:rPr>
-            <w:rStyle w:val="Hipervnculo"/>
-          </w:rPr>
-          <w:t>https://dialnet.unirioja.es/servlet/articulo?codigo=6224835</w:t>
-        </w:r>
-      </w:hyperlink>
-    </w:p>
-    <w:p>
-      <w:pPr>
-        <w:pStyle w:val="Referenciasbiblio"/>
-      </w:pPr>
-      <w:r>
-        <w:t>Velastegui, Tagua, Mira</w:t>
-      </w:r>
-      <w:r>
-        <w:t>nda</w:t>
-      </w:r>
-      <w:r>
-        <w:t xml:space="preserve">, y </w:t>
-      </w:r>
-      <w:proofErr w:type="spellStart"/>
-      <w:r>
-        <w:t>Muyulema</w:t>
-      </w:r>
-      <w:proofErr w:type="spellEnd"/>
-      <w:r>
-        <w:t xml:space="preserve"> </w:t>
-      </w:r>
-      <w:r>
-        <w:t xml:space="preserve">(2024). </w:t>
-      </w:r>
-      <w:r>
-        <w:rPr>
-          <w:b/>
-          <w:bCs w:val="0"/>
-        </w:rPr>
-        <w:t>Análisis de la relación entre el uso de tecnologías educativas y el rendimiento académico de los estudiantes universitarios</w:t>
-      </w:r>
-      <w:r>
-        <w:t>. 593 Digital Publisher CEIT</w:t>
-      </w:r>
-      <w:r>
-        <w:t xml:space="preserve">. </w:t>
-      </w:r>
-      <w:r>
-        <w:t>Ambato, Ecuador</w:t>
-      </w:r>
-      <w:r>
-        <w:t>.</w:t>
-      </w:r>
-      <w:r>
-        <w:t xml:space="preserve"> Disponible en: </w:t>
-      </w:r>
-      <w:hyperlink r:id="rId34" w:history="1">
-        <w:r>
-          <w:rPr>
-            <w:rStyle w:val="Hipervnculo"/>
-          </w:rPr>
-          <w:t>https</w:t>
-        </w:r>
-        <w:r>
-          <w:rPr>
-            <w:rStyle w:val="Hipervnculo"/>
-          </w:rPr>
-          <w:t>://dialnet.unirioja.es/servlet/articulo?codigo=9676175</w:t>
-        </w:r>
-      </w:hyperlink>
-    </w:p>
-    <w:p>
-      <w:pPr>
-        <w:pStyle w:val="Referenciasbiblio"/>
-      </w:pPr>
-      <w:r>
-        <w:t>Villamar</w:t>
-      </w:r>
-      <w:r>
-        <w:t xml:space="preserve"> y</w:t>
-      </w:r>
-      <w:r>
-        <w:t xml:space="preserve"> Sánchez</w:t>
-      </w:r>
-      <w:r>
-        <w:t xml:space="preserve"> </w:t>
-      </w:r>
-      <w:r>
-        <w:t xml:space="preserve">(2024). </w:t>
-      </w:r>
-      <w:r>
-        <w:rPr>
-          <w:b/>
-          <w:bCs w:val="0"/>
-        </w:rPr>
-        <w:t>Explorando las bases pedagógicas de la gamificación como enfoque metodológico en la enseñanza superior</w:t>
-      </w:r>
-      <w:r>
-        <w:t>.</w:t>
-      </w:r>
-      <w:r>
-        <w:t xml:space="preserve"> Educación</w:t>
-      </w:r>
-      <w:r>
-        <w:t>. Lima, Perú</w:t>
-      </w:r>
-      <w:r>
-        <w:t>.</w:t>
-      </w:r>
-      <w:r>
-        <w:t xml:space="preserve"> Disponible en: </w:t>
-      </w:r>
-    </w:p>
-    <w:p>
-      <w:pPr>
-        <w:pStyle w:val="Referenciasbiblio"/>
-        <w:ind w:firstLine="0"/>
-      </w:pPr>
-      <w:hyperlink r:id="rId35" w:history="1">
-        <w:r>
-          <w:rPr>
-            <w:rStyle w:val="Hipervnculo"/>
-          </w:rPr>
-          <w:t>https://revistas.pucp.edu.pe/index.php/educacion/article/view/29664</w:t>
-        </w:r>
-      </w:hyperlink>
-    </w:p>
-    <w:p>
-      <w:pPr>
-        <w:pStyle w:val="Referenciasbiblio"/>
-      </w:pPr>
-    </w:p>
-    <w:p>
-      <w:pPr>
-        <w:pStyle w:val="Referenciasbiblio"/>
-        <w:ind w:left="0" w:firstLine="0"/>
-        <w:rPr>
-          <w:b/>
-          <w:bCs w:val="0"/>
-        </w:rPr>
-      </w:pPr>
-      <w:r>
-        <w:rPr>
-          <w:b/>
-          <w:bCs w:val="0"/>
-        </w:rPr>
-        <w:t>4. FUENTES ELECTRÓNICAS</w:t>
-      </w:r>
-    </w:p>
-    <w:p>
-      <w:pPr>
-        <w:pStyle w:val="Referenciasbiblio"/>
-        <w:spacing w:line="240" w:lineRule="auto"/>
-        <w:ind w:left="0" w:firstLine="0"/>
       </w:pPr>
     </w:p>
     <w:p>
@@ -2036,14 +1983,18 @@
         </w:sectPr>
       </w:pPr>
       <w:r>
-        <w:lastRenderedPageBreak/>
-        <w:t xml:space="preserve">Rojas, I. (2023). Maestros en recesión: La crisis de la profesión docente en Venezuela. </w:t>
-      </w:r>
-      <w:proofErr w:type="spellStart"/>
-      <w:r>
-        <w:t>Prodavinci</w:t>
-      </w:r>
-      <w:proofErr w:type="spellEnd"/>
+        <w:t xml:space="preserve">Rojas, I. (2023). </w:t>
+      </w:r>
+      <w:r>
+        <w:rPr>
+          <w:b/>
+          <w:bCs w:val="0"/>
+        </w:rPr>
+        <w:t>Maestros en recesión: La crisis de la profesión docente en Venezuela</w:t>
+      </w:r>
+      <w:r>
+        <w:t>. Prodavinci</w:t>
+      </w:r>
       <w:r>
         <w:t>, Caracas, Venezuela</w:t>
       </w:r>
@@ -2057,6 +2008,7 @@
         <w:r>
           <w:rPr>
             <w:rStyle w:val="Hipervnculo"/>
+            <w:color w:val="000000" w:themeColor="text1"/>
           </w:rPr>
           <w:t>https://maestrosenrecesion.prodavinci.com/</w:t>
         </w:r>
@@ -3458,17 +3410,8 @@
           <w:rFonts w:ascii="Arial" w:hAnsi="Arial" w:cs="Arial"/>
           <w:lang w:val="es-MX"/>
         </w:rPr>
-        <w:t xml:space="preserve">Plataformas de </w:t>
-      </w:r>
-      <w:proofErr w:type="spellStart"/>
-      <w:r>
-        <w:rPr>
-          <w:rFonts w:ascii="Arial" w:hAnsi="Arial" w:cs="Arial"/>
-          <w:lang w:val="es-MX"/>
-        </w:rPr>
-        <w:t>streaming</w:t>
-      </w:r>
-      <w:proofErr w:type="spellEnd"/>
+        <w:t>Plataformas de streaming</w:t>
+      </w:r>
       <w:r>
         <w:rPr>
           <w:rFonts w:ascii="Arial" w:hAnsi="Arial" w:cs="Arial"/>
@@ -3691,21 +3634,12 @@
           <w:lang w:val="es-MX"/>
         </w:rPr>
       </w:pPr>
-      <w:proofErr w:type="spellStart"/>
-      <w:r>
-        <w:rPr>
-          <w:rFonts w:ascii="Arial" w:hAnsi="Arial" w:cs="Arial"/>
-          <w:lang w:val="es-MX"/>
-        </w:rPr>
-        <w:t>Photomath</w:t>
-      </w:r>
-      <w:proofErr w:type="spellEnd"/>
-      <w:r>
-        <w:rPr>
-          <w:rFonts w:ascii="Arial" w:hAnsi="Arial" w:cs="Arial"/>
-          <w:lang w:val="es-MX"/>
-        </w:rPr>
-        <w:t>.</w:t>
+      <w:r>
+        <w:rPr>
+          <w:rFonts w:ascii="Arial" w:hAnsi="Arial" w:cs="Arial"/>
+          <w:lang w:val="es-MX"/>
+        </w:rPr>
+        <w:t>Photomath.</w:t>
       </w:r>
     </w:p>
     <w:p>
@@ -3716,21 +3650,12 @@
           <w:lang w:val="es-MX"/>
         </w:rPr>
       </w:pPr>
-      <w:proofErr w:type="spellStart"/>
-      <w:r>
-        <w:rPr>
-          <w:rFonts w:ascii="Arial" w:hAnsi="Arial" w:cs="Arial"/>
-          <w:lang w:val="es-MX"/>
-        </w:rPr>
-        <w:t>Socratic</w:t>
-      </w:r>
-      <w:proofErr w:type="spellEnd"/>
-      <w:r>
-        <w:rPr>
-          <w:rFonts w:ascii="Arial" w:hAnsi="Arial" w:cs="Arial"/>
-          <w:lang w:val="es-MX"/>
-        </w:rPr>
-        <w:t>.</w:t>
+      <w:r>
+        <w:rPr>
+          <w:rFonts w:ascii="Arial" w:hAnsi="Arial" w:cs="Arial"/>
+          <w:lang w:val="es-MX"/>
+        </w:rPr>
+        <w:t>Socratic.</w:t>
       </w:r>
     </w:p>
     <w:p>
@@ -4057,19 +3982,11 @@
           <w:rFonts w:ascii="Arial" w:hAnsi="Arial" w:cs="Arial"/>
         </w:rPr>
       </w:pPr>
-      <w:proofErr w:type="spellStart"/>
-      <w:r>
-        <w:rPr>
-          <w:rFonts w:ascii="Arial" w:hAnsi="Arial" w:cs="Arial"/>
-        </w:rPr>
-        <w:t>Quizzes</w:t>
-      </w:r>
-      <w:proofErr w:type="spellEnd"/>
-      <w:r>
-        <w:rPr>
-          <w:rFonts w:ascii="Arial" w:hAnsi="Arial" w:cs="Arial"/>
-        </w:rPr>
-        <w:t xml:space="preserve"> y test rápidos.</w:t>
+      <w:r>
+        <w:rPr>
+          <w:rFonts w:ascii="Arial" w:hAnsi="Arial" w:cs="Arial"/>
+        </w:rPr>
+        <w:t>Quizzes y test rápidos.</w:t>
       </w:r>
     </w:p>
     <w:p>
@@ -6677,6 +6594,7 @@
   <w:style w:type="character" w:default="1" w:styleId="Fuentedeprrafopredeter">
     <w:name w:val="Default Paragraph Font"/>
     <w:uiPriority w:val="1"/>
+    <w:semiHidden/>
     <w:unhideWhenUsed/>
   </w:style>
   <w:style w:type="table" w:default="1" w:styleId="Tablanormal">
@@ -7078,8 +6996,9 @@
     <w:name w:val="Referenciasbiblio"/>
     <w:basedOn w:val="Tesis"/>
     <w:qFormat/>
-    <w:rsid w:val="004305F7"/>
+    <w:rsid w:val="00834297"/>
     <w:pPr>
+      <w:spacing w:line="240" w:lineRule="auto"/>
       <w:ind w:left="567" w:hanging="567"/>
     </w:pPr>
   </w:style>

--- a/Capitulos de Tesis/Finales.docx
+++ b/Capitulos de Tesis/Finales.docx
@@ -545,57 +545,108 @@
       <w:pPr>
         <w:pStyle w:val="Referenciasbiblio"/>
         <w:spacing w:line="480" w:lineRule="auto"/>
+      </w:pPr>
+    </w:p>
+    <w:p>
+      <w:pPr>
+        <w:pStyle w:val="Referenciasbiblio"/>
+      </w:pPr>
+      <w:r>
+        <w:t>Mayer (200</w:t>
+      </w:r>
+      <w:r>
+        <w:t>1</w:t>
+      </w:r>
+      <w:r>
+        <w:t xml:space="preserve">). </w:t>
+      </w:r>
+      <w:r>
+        <w:rPr>
+          <w:b/>
+          <w:bCs w:val="0"/>
+          <w:lang w:val="en-US"/>
+        </w:rPr>
+        <w:t>Multimedia Learning</w:t>
+      </w:r>
+      <w:r>
+        <w:rPr>
+          <w:lang w:val="en-US"/>
+        </w:rPr>
+        <w:t xml:space="preserve">. </w:t>
+      </w:r>
+      <w:r>
+        <w:t>Cambridge University Press</w:t>
+      </w:r>
+      <w:r>
+        <w:t>. Disponible en</w:t>
+      </w:r>
+      <w:r>
+        <w:t xml:space="preserve">: </w:t>
+      </w:r>
+      <w:hyperlink r:id="rId12" w:history="1">
+        <w:r>
+          <w:rPr>
+            <w:rStyle w:val="Hipervnculo"/>
+            <w:color w:val="000000" w:themeColor="text1"/>
+          </w:rPr>
+          <w:t>https://www.jsu.edu/online/faculty/MULTIMEDIA%20LEARNING%20by%20Richard%20E.%20Mayer.pdf</w:t>
+        </w:r>
+      </w:hyperlink>
+    </w:p>
+    <w:p>
+      <w:pPr>
+        <w:pStyle w:val="Referenciasbiblio"/>
+        <w:spacing w:line="480" w:lineRule="auto"/>
+      </w:pPr>
+    </w:p>
+    <w:p>
+      <w:pPr>
+        <w:pStyle w:val="Referenciasbiblio"/>
+      </w:pPr>
+      <w:r>
+        <w:t xml:space="preserve">Pisco, Regalado, Gutiérrez, Quimis, Marcillo y Marcillo (2017). </w:t>
+      </w:r>
+      <w:r>
+        <w:rPr>
+          <w:b/>
+          <w:bCs w:val="0"/>
+        </w:rPr>
+        <w:t>Fundamentos sobre la gestión de base de datos</w:t>
+      </w:r>
+      <w:r>
+        <w:t>.</w:t>
+      </w:r>
+      <w:r>
+        <w:t xml:space="preserve"> 1ª Edición.</w:t>
+      </w:r>
+      <w:r>
+        <w:t xml:space="preserve"> </w:t>
+      </w:r>
+      <w:r>
+        <w:t>Editorial Área de Innovación y Desarroll</w:t>
+      </w:r>
+      <w:r>
+        <w:t>o</w:t>
+      </w:r>
+      <w:r>
+        <w:t xml:space="preserve">. </w:t>
+      </w:r>
+      <w:r>
+        <w:t>Universidad Estatal del Sur de Manabí. Alcoy, España.</w:t>
+      </w:r>
+      <w:r>
+        <w:t xml:space="preserve"> Disponible</w:t>
+      </w:r>
+      <w:r>
+        <w:t>:</w:t>
+      </w:r>
+    </w:p>
+    <w:p>
+      <w:pPr>
+        <w:pStyle w:val="Referenciasbiblio"/>
         <w:ind w:firstLine="0"/>
       </w:pPr>
-    </w:p>
-    <w:p>
-      <w:pPr>
-        <w:pStyle w:val="Referenciasbiblio"/>
-      </w:pPr>
-      <w:r>
-        <w:t xml:space="preserve">Pisco, Regalado, Gutiérrez, Quimis, Marcillo y Marcillo (2017). </w:t>
-      </w:r>
-      <w:r>
-        <w:rPr>
-          <w:b/>
-          <w:bCs w:val="0"/>
-        </w:rPr>
-        <w:t>Fundamentos sobre la gestión de base de datos</w:t>
-      </w:r>
-      <w:r>
-        <w:t>.</w:t>
-      </w:r>
-      <w:r>
-        <w:t xml:space="preserve"> 1ª Edición.</w:t>
-      </w:r>
-      <w:r>
-        <w:t xml:space="preserve"> </w:t>
-      </w:r>
-      <w:r>
-        <w:t>Editorial Área de Innovación y Desarroll</w:t>
-      </w:r>
-      <w:r>
-        <w:t>o</w:t>
-      </w:r>
-      <w:r>
-        <w:t xml:space="preserve">. </w:t>
-      </w:r>
-      <w:r>
-        <w:t>Universidad Estatal del Sur de Manabí. Alcoy, España.</w:t>
-      </w:r>
-      <w:r>
-        <w:t xml:space="preserve"> Disponible</w:t>
-      </w:r>
-      <w:r>
-        <w:t>:</w:t>
-      </w:r>
-    </w:p>
-    <w:p>
-      <w:pPr>
-        <w:pStyle w:val="Referenciasbiblio"/>
-        <w:ind w:firstLine="0"/>
-      </w:pPr>
-      <w:hyperlink r:id="rId12" w:history="1">
+      <w:hyperlink r:id="rId13" w:history="1">
         <w:r>
           <w:rPr>
             <w:rStyle w:val="Hipervnculo"/>
@@ -661,7 +712,7 @@
         <w:pStyle w:val="Referenciasbiblio"/>
         <w:ind w:firstLine="0"/>
       </w:pPr>
-      <w:hyperlink r:id="rId13" w:history="1">
+      <w:hyperlink r:id="rId14" w:history="1">
         <w:r>
           <w:rPr>
             <w:rStyle w:val="Hipervnculo"/>
@@ -690,7 +741,6 @@
         <w:pStyle w:val="Referenciasbiblio"/>
       </w:pPr>
       <w:r>
-        <w:lastRenderedPageBreak/>
         <w:t xml:space="preserve">Pulgarín (2020), </w:t>
       </w:r>
       <w:r>
@@ -712,7 +762,7 @@
         <w:pStyle w:val="Referenciasbiblio"/>
         <w:ind w:firstLine="0"/>
       </w:pPr>
-      <w:hyperlink r:id="rId14" w:history="1">
+      <w:hyperlink r:id="rId15" w:history="1">
         <w:r>
           <w:rPr>
             <w:rStyle w:val="Hipervnculo"/>
@@ -752,7 +802,7 @@
       <w:r>
         <w:t xml:space="preserve">Universidad Continental. Huancayo, Perú. Disponible en: </w:t>
       </w:r>
-      <w:hyperlink r:id="rId15" w:history="1">
+      <w:hyperlink r:id="rId16" w:history="1">
         <w:r>
           <w:rPr>
             <w:rStyle w:val="Hipervnculo"/>
@@ -840,7 +890,7 @@
         <w:pStyle w:val="Referenciasbiblio"/>
         <w:ind w:firstLine="0"/>
       </w:pPr>
-      <w:hyperlink r:id="rId16" w:history="1">
+      <w:hyperlink r:id="rId17" w:history="1">
         <w:r>
           <w:rPr>
             <w:rStyle w:val="Hipervnculo"/>
@@ -889,7 +939,7 @@
         <w:pStyle w:val="Referenciasbiblio"/>
         <w:ind w:firstLine="0"/>
       </w:pPr>
-      <w:hyperlink r:id="rId17" w:history="1">
+      <w:hyperlink r:id="rId18" w:history="1">
         <w:r>
           <w:rPr>
             <w:rStyle w:val="Hipervnculo"/>
@@ -953,7 +1003,7 @@
         <w:pStyle w:val="Referenciasbiblio"/>
         <w:ind w:firstLine="0"/>
       </w:pPr>
-      <w:hyperlink r:id="rId18" w:history="1">
+      <w:hyperlink r:id="rId19" w:history="1">
         <w:r>
           <w:rPr>
             <w:rStyle w:val="Hipervnculo"/>
@@ -975,6 +1025,7 @@
         <w:pStyle w:val="Referenciasbiblio"/>
       </w:pPr>
       <w:r>
+        <w:lastRenderedPageBreak/>
         <w:t xml:space="preserve">Cóndor (2019). </w:t>
       </w:r>
       <w:r>
@@ -1002,7 +1053,7 @@
         <w:pStyle w:val="Referenciasbiblio"/>
         <w:ind w:firstLine="0"/>
       </w:pPr>
-      <w:hyperlink r:id="rId19" w:history="1">
+      <w:hyperlink r:id="rId20" w:history="1">
         <w:r>
           <w:rPr>
             <w:rStyle w:val="Hipervnculo"/>
@@ -1024,7 +1075,6 @@
         <w:pStyle w:val="Referenciasbiblio"/>
       </w:pPr>
       <w:r>
-        <w:lastRenderedPageBreak/>
         <w:t xml:space="preserve">Contreras (2025). </w:t>
       </w:r>
       <w:r>
@@ -1074,7 +1124,7 @@
         <w:pStyle w:val="Referenciasbiblio"/>
         <w:ind w:firstLine="0"/>
       </w:pPr>
-      <w:hyperlink r:id="rId20" w:history="1">
+      <w:hyperlink r:id="rId21" w:history="1">
         <w:r>
           <w:rPr>
             <w:rStyle w:val="Hipervnculo"/>
@@ -1120,7 +1170,7 @@
       <w:r>
         <w:t xml:space="preserve"> Disponible en: </w:t>
       </w:r>
-      <w:hyperlink r:id="rId21" w:history="1">
+      <w:hyperlink r:id="rId22" w:history="1">
         <w:r>
           <w:rPr>
             <w:rStyle w:val="Hipervnculo"/>
@@ -1180,7 +1230,7 @@
         <w:pStyle w:val="Referenciasbiblio"/>
         <w:ind w:firstLine="0"/>
       </w:pPr>
-      <w:hyperlink r:id="rId22" w:history="1">
+      <w:hyperlink r:id="rId23" w:history="1">
         <w:r>
           <w:rPr>
             <w:rStyle w:val="Hipervnculo"/>
@@ -1235,7 +1285,7 @@
         <w:pStyle w:val="Referenciasbiblio"/>
         <w:ind w:firstLine="0"/>
       </w:pPr>
-      <w:hyperlink r:id="rId23" w:history="1">
+      <w:hyperlink r:id="rId24" w:history="1">
         <w:r>
           <w:rPr>
             <w:rStyle w:val="Hipervnculo"/>
@@ -1292,6 +1342,65 @@
         <w:pStyle w:val="Referenciasbiblio"/>
       </w:pPr>
       <w:r>
+        <w:t xml:space="preserve">Andrade (2013). </w:t>
+      </w:r>
+      <w:r>
+        <w:rPr>
+          <w:b/>
+          <w:bCs w:val="0"/>
+        </w:rPr>
+        <w:t>Teoría de la carga cognitiva, diseño multimedia y aprendizaje</w:t>
+      </w:r>
+      <w:r>
+        <w:rPr>
+          <w:b/>
+          <w:bCs w:val="0"/>
+        </w:rPr>
+        <w:t>: un estado del arte</w:t>
+      </w:r>
+      <w:r>
+        <w:t xml:space="preserve">. </w:t>
+      </w:r>
+      <w:r>
+        <w:t>Magis, Revista Internacional De Investigación En Educación, 5(10)</w:t>
+      </w:r>
+      <w:r>
+        <w:t>.</w:t>
+      </w:r>
+      <w:r>
+        <w:t xml:space="preserve"> Disponible en:</w:t>
+      </w:r>
+    </w:p>
+    <w:p>
+      <w:pPr>
+        <w:pStyle w:val="Referenciasbiblio"/>
+        <w:ind w:firstLine="0"/>
+      </w:pPr>
+      <w:hyperlink r:id="rId25" w:history="1">
+        <w:r>
+          <w:rPr>
+            <w:rStyle w:val="Hipervnculo"/>
+            <w:color w:val="000000" w:themeColor="text1"/>
+          </w:rPr>
+          <w:t>https://revistas.javeriana.edu.co/index.php/MAGIS/article/view/4166</w:t>
+        </w:r>
+      </w:hyperlink>
+    </w:p>
+    <w:p>
+      <w:pPr>
+        <w:pStyle w:val="Referenciasbiblio"/>
+        <w:spacing w:line="480" w:lineRule="auto"/>
+      </w:pPr>
+    </w:p>
+    <w:p>
+      <w:pPr>
+        <w:pStyle w:val="Referenciasbiblio"/>
+        <w:rPr>
+          <w:lang w:val="en-US"/>
+        </w:rPr>
+      </w:pPr>
+      <w:r>
+        <w:lastRenderedPageBreak/>
         <w:t xml:space="preserve">Araya, Alfaro y Andonegui (2007). </w:t>
       </w:r>
       <w:r>
@@ -1302,13 +1411,84 @@
         <w:t>CONSTRUCTIVISMO: ORIGENES Y PERSPECTIVAS</w:t>
       </w:r>
       <w:r>
-        <w:t xml:space="preserve">. Laurus, Revista de Educación. 13(24), 76-92. Caracas, Venezuela. Disponible en: </w:t>
+        <w:t xml:space="preserve">. Laurus, Revista de Educación. </w:t>
+      </w:r>
+      <w:r>
+        <w:rPr>
+          <w:lang w:val="en-US"/>
+        </w:rPr>
+        <w:t>13(24), 76-92. Caracas, Venezuela. Disponible en:</w:t>
+      </w:r>
+      <w:r>
+        <w:rPr>
+          <w:lang w:val="en-US"/>
+        </w:rPr>
+        <w:t xml:space="preserve"> </w:t>
+      </w:r>
+    </w:p>
+    <w:p>
+      <w:pPr>
+        <w:pStyle w:val="Referenciasbiblio"/>
+        <w:ind w:firstLine="0"/>
+        <w:rPr>
+          <w:lang w:val="en-US"/>
+        </w:rPr>
+      </w:pPr>
+      <w:r>
+        <w:rPr>
+          <w:lang w:val="en-US"/>
+        </w:rPr>
+        <w:t>https://www.redalyc.org/articulo.oa?id=76111485004</w:t>
       </w:r>
     </w:p>
     <w:p>
       <w:pPr>
         <w:pStyle w:val="Referenciasbiblio"/>
         <w:spacing w:line="480" w:lineRule="auto"/>
+        <w:ind w:left="0" w:firstLine="0"/>
+        <w:rPr>
+          <w:lang w:val="en-US"/>
+        </w:rPr>
+      </w:pPr>
+    </w:p>
+    <w:p>
+      <w:pPr>
+        <w:pStyle w:val="Referenciasbiblio"/>
+      </w:pPr>
+      <w:r>
+        <w:rPr>
+          <w:lang w:val="en-US"/>
+        </w:rPr>
+        <w:t xml:space="preserve">Bloom (1968). Learning for Mastery. </w:t>
+      </w:r>
+      <w:r>
+        <w:rPr>
+          <w:lang w:val="en-US"/>
+        </w:rPr>
+        <w:t xml:space="preserve">Evaluation comment (UCLA-CSEIP). </w:t>
+      </w:r>
+      <w:r>
+        <w:t xml:space="preserve">1(2),1-12. </w:t>
+      </w:r>
+      <w:r>
+        <w:t xml:space="preserve">Los Angeles, Estados Unidos. Disponible en: </w:t>
+      </w:r>
+      <w:hyperlink r:id="rId26" w:history="1">
+        <w:r>
+          <w:rPr>
+            <w:rStyle w:val="Hipervnculo"/>
+            <w:rFonts w:cs="Arial"/>
+            <w:color w:val="000000" w:themeColor="text1"/>
+            <w:lang w:val="es-MX"/>
+          </w:rPr>
+          <w:t>https://eric.ed.gov/?id=ED053419</w:t>
+        </w:r>
+      </w:hyperlink>
+    </w:p>
+    <w:p>
+      <w:pPr>
+        <w:pStyle w:val="Referenciasbiblio"/>
+        <w:spacing w:line="480" w:lineRule="auto"/>
       </w:pPr>
     </w:p>
     <w:p>
@@ -1349,7 +1529,7 @@
         <w:pStyle w:val="Referenciasbiblio"/>
         <w:ind w:firstLine="0"/>
       </w:pPr>
-      <w:hyperlink r:id="rId24" w:history="1">
+      <w:hyperlink r:id="rId27" w:history="1">
         <w:r>
           <w:rPr>
             <w:rStyle w:val="Hipervnculo"/>
@@ -1363,57 +1543,57 @@
       <w:pPr>
         <w:pStyle w:val="Referenciasbiblio"/>
         <w:spacing w:line="480" w:lineRule="auto"/>
+        <w:ind w:left="0" w:firstLine="0"/>
+      </w:pPr>
+    </w:p>
+    <w:p>
+      <w:pPr>
+        <w:pStyle w:val="Referenciasbiblio"/>
+      </w:pPr>
+      <w:r>
+        <w:t>Egas, Pazmiño, Vinueza y Alfaro (2023)</w:t>
+      </w:r>
+      <w:r>
+        <w:t>.</w:t>
+      </w:r>
+      <w:r>
+        <w:t xml:space="preserve"> </w:t>
+      </w:r>
+      <w:r>
+        <w:rPr>
+          <w:b/>
+          <w:bCs w:val="0"/>
+        </w:rPr>
+        <w:t>La gamificación como estrategia didáctica para mejorar la motivación y el rendimiento académico de los estudiantes en Educación Básica Media</w:t>
+      </w:r>
+      <w:r>
+        <w:t>. Polo del Conocimiento</w:t>
+      </w:r>
+      <w:r>
+        <w:t>. Edición 85, 8(12)</w:t>
+      </w:r>
+      <w:r>
+        <w:t>, 875-894</w:t>
+      </w:r>
+      <w:r>
+        <w:t>. Ambato, Ecuador.</w:t>
+      </w:r>
+      <w:r>
+        <w:t xml:space="preserve"> Disponible</w:t>
+      </w:r>
+      <w:r>
+        <w:t xml:space="preserve"> en</w:t>
+      </w:r>
+      <w:r>
+        <w:t xml:space="preserve">: </w:t>
+      </w:r>
+    </w:p>
+    <w:p>
+      <w:pPr>
+        <w:pStyle w:val="Referenciasbiblio"/>
         <w:ind w:firstLine="0"/>
       </w:pPr>
-    </w:p>
-    <w:p>
-      <w:pPr>
-        <w:pStyle w:val="Referenciasbiblio"/>
-      </w:pPr>
-      <w:r>
-        <w:t>Egas, Pazmiño, Vinueza y Alfaro (2023)</w:t>
-      </w:r>
-      <w:r>
-        <w:t>.</w:t>
-      </w:r>
-      <w:r>
-        <w:t xml:space="preserve"> </w:t>
-      </w:r>
-      <w:r>
-        <w:rPr>
-          <w:b/>
-          <w:bCs w:val="0"/>
-        </w:rPr>
-        <w:t>La gamificación como estrategia didáctica para mejorar la motivación y el rendimiento académico de los estudiantes en Educación Básica Media</w:t>
-      </w:r>
-      <w:r>
-        <w:t>. Polo del Conocimiento</w:t>
-      </w:r>
-      <w:r>
-        <w:t>. Edición 85, 8(12)</w:t>
-      </w:r>
-      <w:r>
-        <w:t>, 875-894</w:t>
-      </w:r>
-      <w:r>
-        <w:t>. Ambato, Ecuador.</w:t>
-      </w:r>
-      <w:r>
-        <w:t xml:space="preserve"> Disponible</w:t>
-      </w:r>
-      <w:r>
-        <w:t xml:space="preserve"> en</w:t>
-      </w:r>
-      <w:r>
-        <w:t xml:space="preserve">: </w:t>
-      </w:r>
-    </w:p>
-    <w:p>
-      <w:pPr>
-        <w:pStyle w:val="Referenciasbiblio"/>
-        <w:ind w:firstLine="0"/>
-      </w:pPr>
-      <w:hyperlink r:id="rId25" w:history="1">
+      <w:hyperlink r:id="rId28" w:history="1">
         <w:r>
           <w:rPr>
             <w:rStyle w:val="Hipervnculo"/>
@@ -1462,7 +1642,7 @@
         <w:pStyle w:val="Referenciasbiblio"/>
         <w:ind w:firstLine="0"/>
       </w:pPr>
-      <w:hyperlink r:id="rId26" w:history="1">
+      <w:hyperlink r:id="rId29" w:history="1">
         <w:r>
           <w:rPr>
             <w:rStyle w:val="Hipervnculo"/>
@@ -1476,48 +1656,289 @@
       <w:pPr>
         <w:pStyle w:val="Referenciasbiblio"/>
         <w:spacing w:line="480" w:lineRule="auto"/>
+      </w:pPr>
+    </w:p>
+    <w:p>
+      <w:pPr>
+        <w:pStyle w:val="Referenciasbiblio"/>
+      </w:pPr>
+      <w:r>
+        <w:t>Latapie (2007)</w:t>
+      </w:r>
+      <w:r>
+        <w:t>.</w:t>
+      </w:r>
+      <w:r>
+        <w:rPr>
+          <w:b/>
+          <w:bCs w:val="0"/>
+        </w:rPr>
+        <w:t xml:space="preserve"> Acercamiento al aprendizaje multimedia</w:t>
+      </w:r>
+      <w:r>
+        <w:t>.</w:t>
+      </w:r>
+      <w:r>
+        <w:t xml:space="preserve"> Investigación Universitaria Multidisciplinaria</w:t>
+      </w:r>
+      <w:r>
+        <w:t>. 6(</w:t>
+      </w:r>
+      <w:r>
+        <w:t>6</w:t>
+      </w:r>
+      <w:r>
+        <w:t xml:space="preserve">), </w:t>
+      </w:r>
+      <w:r>
+        <w:t>7</w:t>
+      </w:r>
+      <w:r>
+        <w:t>-</w:t>
+      </w:r>
+      <w:r>
+        <w:t>14</w:t>
+      </w:r>
+      <w:r>
+        <w:t xml:space="preserve">. Disponible en: </w:t>
+      </w:r>
+      <w:hyperlink r:id="rId30" w:history="1">
+        <w:r>
+          <w:rPr>
+            <w:rStyle w:val="Hipervnculo"/>
+            <w:color w:val="000000" w:themeColor="text1"/>
+          </w:rPr>
+          <w:t>https://dialnet.unirioja.es/servlet/articulo?codigo=2695335</w:t>
+        </w:r>
+      </w:hyperlink>
+    </w:p>
+    <w:p>
+      <w:pPr>
+        <w:pStyle w:val="Referenciasbiblio"/>
+        <w:spacing w:line="480" w:lineRule="auto"/>
+      </w:pPr>
+    </w:p>
+    <w:p>
+      <w:pPr>
+        <w:pStyle w:val="Referenciasbiblio"/>
+      </w:pPr>
+      <w:r>
+        <w:t>Layedra</w:t>
+      </w:r>
+      <w:r>
+        <w:t xml:space="preserve">, </w:t>
+      </w:r>
+      <w:r>
+        <w:t>Salazar</w:t>
+      </w:r>
+      <w:r>
+        <w:t xml:space="preserve">, </w:t>
+      </w:r>
+      <w:r>
+        <w:t>Ramos</w:t>
+      </w:r>
+      <w:r>
+        <w:t xml:space="preserve"> y</w:t>
+      </w:r>
+      <w:r>
+        <w:t xml:space="preserve"> Baldeón (2022). </w:t>
+      </w:r>
+      <w:r>
+        <w:rPr>
+          <w:b/>
+          <w:bCs w:val="0"/>
+        </w:rPr>
+        <w:t>Análisis de los lenguajes de programación más utilizados en el desarrollo de aplicaciones web y móviles</w:t>
+      </w:r>
+      <w:r>
+        <w:t>.</w:t>
+      </w:r>
+      <w:r>
+        <w:t xml:space="preserve"> </w:t>
+      </w:r>
+      <w:r>
+        <w:t xml:space="preserve">8(3), 1601-1625. </w:t>
+      </w:r>
+      <w:r>
+        <w:t>Dominio de las Ciencias. Riobamba, Ecuador.</w:t>
+      </w:r>
+      <w:r>
+        <w:t xml:space="preserve"> Disponible en</w:t>
+      </w:r>
+      <w:r>
+        <w:t>:</w:t>
+      </w:r>
+    </w:p>
+    <w:p>
+      <w:pPr>
+        <w:pStyle w:val="Referenciasbiblio"/>
         <w:ind w:firstLine="0"/>
       </w:pPr>
-    </w:p>
-    <w:p>
-      <w:pPr>
-        <w:pStyle w:val="Referenciasbiblio"/>
-      </w:pPr>
-      <w:r>
-        <w:t>Ortiz</w:t>
-      </w:r>
-      <w:r>
-        <w:t xml:space="preserve"> (2015).</w:t>
+      <w:hyperlink r:id="rId31" w:history="1">
+        <w:r>
+          <w:rPr>
+            <w:rStyle w:val="Hipervnculo"/>
+            <w:color w:val="000000" w:themeColor="text1"/>
+          </w:rPr>
+          <w:t>https://dialnet.unirioja.es/servlet/articulo?codigo=8635309</w:t>
+        </w:r>
+      </w:hyperlink>
+    </w:p>
+    <w:p>
+      <w:pPr>
+        <w:pStyle w:val="Referenciasbiblio"/>
+        <w:spacing w:line="480" w:lineRule="auto"/>
+      </w:pPr>
+    </w:p>
+    <w:p>
+      <w:pPr>
+        <w:pStyle w:val="Referenciasbiblio"/>
+      </w:pPr>
+      <w:r>
+        <w:t xml:space="preserve">López (2014). </w:t>
       </w:r>
       <w:r>
         <w:rPr>
           <w:b/>
           <w:bCs w:val="0"/>
         </w:rPr>
+        <w:t>El mastery learning a la luz de la investigación educativa</w:t>
+      </w:r>
+      <w:r>
+        <w:t xml:space="preserve">. Participación Educativa. 3(5), 59-73. </w:t>
+      </w:r>
+      <w:r>
+        <w:t>Universidad Complutense de Madrid</w:t>
+      </w:r>
+      <w:r>
+        <w:t>. España. Disponible en:</w:t>
+      </w:r>
+    </w:p>
+    <w:p>
+      <w:pPr>
+        <w:pStyle w:val="Referenciasbiblio"/>
+        <w:ind w:firstLine="0"/>
+      </w:pPr>
+      <w:hyperlink r:id="rId32" w:history="1">
+        <w:r>
+          <w:rPr>
+            <w:rStyle w:val="Hipervnculo"/>
+            <w:color w:val="000000" w:themeColor="text1"/>
+          </w:rPr>
+          <w:t>https://dialnet.unirioja.es/servlet/articulo?codigo=4949858</w:t>
+        </w:r>
+      </w:hyperlink>
+    </w:p>
+    <w:p>
+      <w:pPr>
+        <w:pStyle w:val="Referenciasbiblio"/>
+        <w:spacing w:line="480" w:lineRule="auto"/>
+        <w:ind w:firstLine="0"/>
+      </w:pPr>
+    </w:p>
+    <w:p>
+      <w:pPr>
+        <w:pStyle w:val="Referenciasbiblio"/>
+      </w:pPr>
+      <w:r>
+        <w:lastRenderedPageBreak/>
+        <w:t xml:space="preserve">López, Cabrera y Valencia (2008), </w:t>
+      </w:r>
+      <w:r>
+        <w:rPr>
+          <w:b/>
+          <w:bCs w:val="0"/>
+        </w:rPr>
+        <w:t>Introducción a la calidad de software</w:t>
+      </w:r>
+      <w:r>
+        <w:t>.</w:t>
+      </w:r>
+      <w:r>
+        <w:t xml:space="preserve"> Scientia Et Technica. XIV(39), 326-331</w:t>
+      </w:r>
+      <w:r>
+        <w:t>. Pereira, Colombia.</w:t>
+      </w:r>
+      <w:r>
+        <w:t xml:space="preserve"> Disponible en: </w:t>
+      </w:r>
+      <w:hyperlink r:id="rId33" w:history="1">
+        <w:r>
+          <w:rPr>
+            <w:rStyle w:val="Hipervnculo"/>
+            <w:color w:val="000000" w:themeColor="text1"/>
+          </w:rPr>
+          <w:t>https://www.redalyc.org/articulo.oa?id=84920503058</w:t>
+        </w:r>
+      </w:hyperlink>
+    </w:p>
+    <w:p>
+      <w:pPr>
+        <w:pStyle w:val="Referenciasbiblio"/>
+        <w:spacing w:line="480" w:lineRule="auto"/>
+      </w:pPr>
+    </w:p>
+    <w:p>
+      <w:pPr>
+        <w:pStyle w:val="Referenciasbiblio"/>
+      </w:pPr>
+      <w:r>
+        <w:t xml:space="preserve">Nó y Ortega (2000). </w:t>
+      </w:r>
+      <w:r>
+        <w:rPr>
+          <w:b/>
+          <w:bCs w:val="0"/>
+        </w:rPr>
+        <w:t>La teoría de la flexibilidad cognitiva y su aplicación a los entornos hipermedia</w:t>
+      </w:r>
+      <w:r>
+        <w:t>. Fundación Universitaria Pontificia de Salamanca. Salamanca, España. Disponible en:</w:t>
+      </w:r>
+      <w:r>
+        <w:t xml:space="preserve"> </w:t>
+      </w:r>
+    </w:p>
+    <w:p>
+      <w:pPr>
+        <w:pStyle w:val="Referenciasbiblio"/>
+        <w:ind w:firstLine="0"/>
+      </w:pPr>
+      <w:hyperlink r:id="rId34" w:history="1">
+        <w:r>
+          <w:rPr>
+            <w:rStyle w:val="Hipervnculo"/>
+            <w:color w:val="000000" w:themeColor="text1"/>
+          </w:rPr>
+          <w:t>https://idus.us.es/items/d4c6c5c9-7f58-427a-875c-87ddfbba9ba2</w:t>
+        </w:r>
+      </w:hyperlink>
+    </w:p>
+    <w:p>
+      <w:pPr>
+        <w:pStyle w:val="Referenciasbiblio"/>
+        <w:spacing w:line="480" w:lineRule="auto"/>
+      </w:pPr>
+    </w:p>
+    <w:p>
+      <w:pPr>
+        <w:pStyle w:val="Referenciasbiblio"/>
+      </w:pPr>
+      <w:r>
+        <w:t>Ortiz (2015).</w:t>
+      </w:r>
+      <w:r>
+        <w:rPr>
+          <w:b/>
+          <w:bCs w:val="0"/>
+        </w:rPr>
         <w:t xml:space="preserve"> El constructivismo como teoría y método de enseñanza</w:t>
       </w:r>
       <w:r>
-        <w:t xml:space="preserve">. </w:t>
-      </w:r>
-      <w:r>
-        <w:t>Sophia, Colección de Filosofía de la Educación</w:t>
-      </w:r>
-      <w:r>
-        <w:t>.</w:t>
-      </w:r>
-      <w:r>
-        <w:t xml:space="preserve"> (19), 93-110.</w:t>
-      </w:r>
-      <w:r>
-        <w:t xml:space="preserve"> Cuenca, Ecuador</w:t>
-      </w:r>
-      <w:r>
-        <w:t>. Disponible en</w:t>
-      </w:r>
-      <w:r>
-        <w:t xml:space="preserve">: </w:t>
-      </w:r>
-      <w:hyperlink r:id="rId27" w:history="1">
+        <w:t xml:space="preserve">. Sophia, Colección de Filosofía de la Educación. (19), 93-110. Cuenca, Ecuador. Disponible en: </w:t>
+      </w:r>
+      <w:hyperlink r:id="rId35" w:history="1">
         <w:r>
           <w:rPr>
             <w:rStyle w:val="Hipervnculo"/>
@@ -1538,141 +1959,28 @@
         <w:pStyle w:val="Referenciasbiblio"/>
       </w:pPr>
       <w:r>
-        <w:t>Layedra</w:t>
-      </w:r>
-      <w:r>
-        <w:t xml:space="preserve">, </w:t>
-      </w:r>
-      <w:r>
-        <w:t>Salazar</w:t>
-      </w:r>
-      <w:r>
-        <w:t xml:space="preserve">, </w:t>
-      </w:r>
-      <w:r>
-        <w:t>Ramos</w:t>
-      </w:r>
-      <w:r>
-        <w:t xml:space="preserve"> y</w:t>
-      </w:r>
-      <w:r>
-        <w:t xml:space="preserve"> Baldeón (2022). </w:t>
+        <w:t>Ramírez y Salcedo (2025).</w:t>
+      </w:r>
+      <w:r>
+        <w:t xml:space="preserve"> </w:t>
       </w:r>
       <w:r>
         <w:rPr>
           <w:b/>
           <w:bCs w:val="0"/>
         </w:rPr>
-        <w:t>Análisis de los lenguajes de programación más utilizados en el desarrollo de aplicaciones web y móviles</w:t>
+        <w:t>La falta de generación de relevo docente, un daño colateral de la crisis venezolana</w:t>
       </w:r>
       <w:r>
         <w:t>.</w:t>
       </w:r>
       <w:r>
-        <w:t xml:space="preserve"> </w:t>
-      </w:r>
-      <w:r>
-        <w:t xml:space="preserve">8(3), 1601-1625. </w:t>
-      </w:r>
-      <w:r>
-        <w:t>Dominio de las Ciencias. Riobamba, Ecuador.</w:t>
-      </w:r>
-      <w:r>
-        <w:t xml:space="preserve"> Disponible en:</w:t>
-      </w:r>
-    </w:p>
-    <w:p>
-      <w:pPr>
-        <w:pStyle w:val="Referenciasbiblio"/>
-        <w:ind w:firstLine="0"/>
-      </w:pPr>
-      <w:hyperlink r:id="rId28" w:history="1">
-        <w:r>
-          <w:rPr>
-            <w:rStyle w:val="Hipervnculo"/>
-            <w:color w:val="000000" w:themeColor="text1"/>
-          </w:rPr>
-          <w:t>https://dialnet.unirioja.es/servlet/articulo?codigo=8635309</w:t>
-        </w:r>
-      </w:hyperlink>
-    </w:p>
-    <w:p>
-      <w:pPr>
-        <w:pStyle w:val="Referenciasbiblio"/>
-        <w:spacing w:line="480" w:lineRule="auto"/>
-        <w:ind w:firstLine="0"/>
-      </w:pPr>
-    </w:p>
-    <w:p>
-      <w:pPr>
-        <w:pStyle w:val="Referenciasbiblio"/>
-      </w:pPr>
-      <w:r>
-        <w:t xml:space="preserve">López, Cabrera y Valencia (2008), </w:t>
-      </w:r>
-      <w:r>
-        <w:rPr>
-          <w:b/>
-          <w:bCs w:val="0"/>
-        </w:rPr>
-        <w:t>Introducción a la calidad de software</w:t>
-      </w:r>
-      <w:r>
-        <w:t>.</w:t>
-      </w:r>
-      <w:r>
-        <w:t xml:space="preserve"> Scientia Et Technica. XIV(39), 326-331</w:t>
-      </w:r>
-      <w:r>
-        <w:t>. Pereira, Colombia.</w:t>
-      </w:r>
-      <w:r>
-        <w:t xml:space="preserve"> Disponible en: </w:t>
-      </w:r>
-      <w:hyperlink r:id="rId29" w:history="1">
-        <w:r>
-          <w:rPr>
-            <w:rStyle w:val="Hipervnculo"/>
-            <w:color w:val="000000" w:themeColor="text1"/>
-          </w:rPr>
-          <w:t>https://www.redalyc.org/articulo.oa?id=84920503058</w:t>
-        </w:r>
-      </w:hyperlink>
-    </w:p>
-    <w:p>
-      <w:pPr>
-        <w:pStyle w:val="Referenciasbiblio"/>
-        <w:spacing w:line="480" w:lineRule="auto"/>
-        <w:ind w:firstLine="0"/>
-      </w:pPr>
-    </w:p>
-    <w:p>
-      <w:pPr>
-        <w:pStyle w:val="Referenciasbiblio"/>
-      </w:pPr>
-      <w:r>
-        <w:t>Ramírez y Salcedo (2025).</w:t>
-      </w:r>
-      <w:r>
-        <w:t xml:space="preserve"> </w:t>
-      </w:r>
-      <w:r>
-        <w:rPr>
-          <w:b/>
-          <w:bCs w:val="0"/>
-        </w:rPr>
-        <w:t>La falta de generación de relevo docente, un daño colateral de la crisis venezolana</w:t>
-      </w:r>
-      <w:r>
-        <w:t>.</w:t>
-      </w:r>
-      <w:r>
         <w:t xml:space="preserve"> European Public &amp; Social Innovation Review. 11, 1-16. </w:t>
       </w:r>
       <w:r>
         <w:t xml:space="preserve">Disponible en: </w:t>
       </w:r>
-      <w:hyperlink r:id="rId30" w:history="1">
+      <w:hyperlink r:id="rId36" w:history="1">
         <w:r>
           <w:rPr>
             <w:rStyle w:val="Hipervnculo"/>
@@ -1714,7 +2022,7 @@
         <w:pStyle w:val="Referenciasbiblio"/>
         <w:ind w:firstLine="0"/>
       </w:pPr>
-      <w:hyperlink r:id="rId31" w:history="1">
+      <w:hyperlink r:id="rId37" w:history="1">
         <w:r>
           <w:rPr>
             <w:rStyle w:val="Hipervnculo"/>
@@ -1736,6 +2044,73 @@
         <w:pStyle w:val="Referenciasbiblio"/>
       </w:pPr>
       <w:r>
+        <w:rPr>
+          <w:lang w:val="en-US"/>
+        </w:rPr>
+        <w:t>Spiro, Coulson, Fe</w:t>
+      </w:r>
+      <w:r>
+        <w:rPr>
+          <w:lang w:val="en-US"/>
+        </w:rPr>
+        <w:t xml:space="preserve">ltovich y Anderson (1988). </w:t>
+      </w:r>
+      <w:r>
+        <w:rPr>
+          <w:b/>
+          <w:bCs w:val="0"/>
+          <w:lang w:val="en-US"/>
+        </w:rPr>
+        <w:t>Cognitive Flexibility Theory: Advanced Knowledge Acquisition in III-Structured Domains</w:t>
+      </w:r>
+      <w:r>
+        <w:rPr>
+          <w:lang w:val="en-US"/>
+        </w:rPr>
+        <w:t>. Center for the Study of Reading, University of Illinois at Urbana-Champaign.</w:t>
+      </w:r>
+      <w:r>
+        <w:rPr>
+          <w:lang w:val="en-US"/>
+        </w:rPr>
+        <w:t xml:space="preserve"> </w:t>
+      </w:r>
+      <w:r>
+        <w:t>Disponible en:</w:t>
+      </w:r>
+    </w:p>
+    <w:p>
+      <w:pPr>
+        <w:pStyle w:val="Referenciasbiblio"/>
+        <w:ind w:firstLine="0"/>
+        <w:rPr>
+          <w:u w:val="single"/>
+        </w:rPr>
+      </w:pPr>
+      <w:hyperlink r:id="rId38" w:history="1">
+        <w:r>
+          <w:rPr>
+            <w:rStyle w:val="Hipervnculo"/>
+          </w:rPr>
+          <w:t>https://www.ideals.illinois.edu/items/18096</w:t>
+        </w:r>
+      </w:hyperlink>
+    </w:p>
+    <w:p>
+      <w:pPr>
+        <w:pStyle w:val="Referenciasbiblio"/>
+        <w:spacing w:line="480" w:lineRule="auto"/>
+        <w:ind w:left="0" w:firstLine="0"/>
+        <w:rPr>
+          <w:u w:val="single"/>
+        </w:rPr>
+      </w:pPr>
+    </w:p>
+    <w:p>
+      <w:pPr>
+        <w:pStyle w:val="Referenciasbiblio"/>
+      </w:pPr>
+      <w:r>
         <w:t xml:space="preserve">Stover, Bruno, Uriel, y Fernández (2017). </w:t>
       </w:r>
       <w:r>
@@ -1763,7 +2138,7 @@
         <w:pStyle w:val="Referenciasbiblio"/>
         <w:ind w:firstLine="0"/>
       </w:pPr>
-      <w:hyperlink r:id="rId32" w:history="1">
+      <w:hyperlink r:id="rId39" w:history="1">
         <w:r>
           <w:rPr>
             <w:rStyle w:val="Hipervnculo"/>
@@ -1777,14 +2152,79 @@
       <w:pPr>
         <w:pStyle w:val="Referenciasbiblio"/>
         <w:spacing w:line="480" w:lineRule="auto"/>
-        <w:ind w:firstLine="0"/>
-      </w:pPr>
-    </w:p>
-    <w:p>
-      <w:pPr>
-        <w:pStyle w:val="Referenciasbiblio"/>
-      </w:pPr>
-      <w:r>
+      </w:pPr>
+    </w:p>
+    <w:p>
+      <w:pPr>
+        <w:pStyle w:val="Referenciasbiblio"/>
+        <w:jc w:val="left"/>
+      </w:pPr>
+      <w:r>
+        <w:rPr>
+          <w:lang w:val="en-US"/>
+        </w:rPr>
+        <w:t>Sweller</w:t>
+      </w:r>
+      <w:r>
+        <w:rPr>
+          <w:lang w:val="en-US"/>
+        </w:rPr>
+        <w:t xml:space="preserve"> (</w:t>
+      </w:r>
+      <w:r>
+        <w:rPr>
+          <w:lang w:val="en-US"/>
+        </w:rPr>
+        <w:t xml:space="preserve">1988). </w:t>
+      </w:r>
+      <w:r>
+        <w:rPr>
+          <w:b/>
+          <w:bCs w:val="0"/>
+          <w:lang w:val="en-US"/>
+        </w:rPr>
+        <w:t>Cognitive load during problem solving: Effects on learning</w:t>
+      </w:r>
+      <w:r>
+        <w:rPr>
+          <w:lang w:val="en-US"/>
+        </w:rPr>
+        <w:t xml:space="preserve">. </w:t>
+      </w:r>
+      <w:r>
+        <w:t>Cognitive Science, 12(2), 257-285.</w:t>
+      </w:r>
+      <w:r>
+        <w:t xml:space="preserve"> Disponible en</w:t>
+      </w:r>
+      <w:r>
+        <w:t>:</w:t>
+      </w:r>
+      <w:r>
+        <w:t xml:space="preserve"> </w:t>
+      </w:r>
+      <w:hyperlink r:id="rId40" w:history="1">
+        <w:r>
+          <w:rPr>
+            <w:rStyle w:val="Hipervnculo"/>
+            <w:color w:val="000000" w:themeColor="text1"/>
+          </w:rPr>
+          <w:t>https://onlinelibrary.wiley.com/doi/10.1207/s15516709cog1202_4</w:t>
+        </w:r>
+      </w:hyperlink>
+    </w:p>
+    <w:p>
+      <w:pPr>
+        <w:pStyle w:val="Referenciasbiblio"/>
+        <w:spacing w:line="480" w:lineRule="auto"/>
+      </w:pPr>
+    </w:p>
+    <w:p>
+      <w:pPr>
+        <w:pStyle w:val="Referenciasbiblio"/>
+      </w:pPr>
+      <w:r>
+        <w:lastRenderedPageBreak/>
         <w:t>Velastegui, Tagua, Mira</w:t>
       </w:r>
       <w:r>
@@ -1804,15 +2244,7 @@
           <w:b/>
           <w:bCs w:val="0"/>
         </w:rPr>
-        <w:t xml:space="preserve">Análisis de la relación entre el uso de tecnologías educativas y el rendimiento académico de los </w:t>
-      </w:r>
-      <w:r>
-        <w:rPr>
-          <w:b/>
-          <w:bCs w:val="0"/>
-        </w:rPr>
-        <w:lastRenderedPageBreak/>
-        <w:t>estudiantes universitarios</w:t>
+        <w:t>Análisis de la relación entre el uso de tecnologías educativas y el rendimiento académico de los estudiantes universitarios</w:t>
       </w:r>
       <w:r>
         <w:t>. 593 Digital Publisher CEIT</w:t>
@@ -1832,7 +2264,7 @@
       <w:r>
         <w:t xml:space="preserve"> Disponible en: </w:t>
       </w:r>
-      <w:hyperlink r:id="rId33" w:history="1">
+      <w:hyperlink r:id="rId41" w:history="1">
         <w:r>
           <w:rPr>
             <w:rStyle w:val="Hipervnculo"/>
@@ -1889,7 +2321,7 @@
         <w:pStyle w:val="Referenciasbiblio"/>
         <w:ind w:firstLine="0"/>
       </w:pPr>
-      <w:hyperlink r:id="rId34" w:history="1">
+      <w:hyperlink r:id="rId42" w:history="1">
         <w:r>
           <w:rPr>
             <w:rStyle w:val="Hipervnculo"/>
@@ -1953,7 +2385,7 @@
         <w:pStyle w:val="Referenciasbiblio"/>
         <w:ind w:firstLine="0"/>
       </w:pPr>
-      <w:hyperlink r:id="rId35" w:history="1">
+      <w:hyperlink r:id="rId43" w:history="1">
         <w:r>
           <w:rPr>
             <w:rStyle w:val="Hipervnculo"/>
@@ -1974,7 +2406,7 @@
       <w:pPr>
         <w:pStyle w:val="Referenciasbiblio"/>
         <w:sectPr>
-          <w:headerReference w:type="default" r:id="rId36"/>
+          <w:headerReference w:type="default" r:id="rId44"/>
           <w:pgSz w:w="12240" w:h="15840"/>
           <w:pgMar w:top="1417" w:right="1701" w:bottom="1417" w:left="1701" w:header="708" w:footer="708" w:gutter="0"/>
           <w:pgNumType w:start="124"/>
@@ -2004,7 +2436,7 @@
       <w:r>
         <w:t xml:space="preserve"> Disponible en: </w:t>
       </w:r>
-      <w:hyperlink r:id="rId37" w:history="1">
+      <w:hyperlink r:id="rId45" w:history="1">
         <w:r>
           <w:rPr>
             <w:rStyle w:val="Hipervnculo"/>
@@ -2144,7 +2576,7 @@
                           </pic:cNvPicPr>
                         </pic:nvPicPr>
                         <pic:blipFill>
-                          <a:blip r:embed="rId38" cstate="print">
+                          <a:blip r:embed="rId46" cstate="print">
                             <a:clrChange>
                               <a:clrFrom>
                                 <a:srgbClr val="FFFFFE"/>
@@ -2254,7 +2686,7 @@
                   <o:lock v:ext="edit" aspectratio="t"/>
                 </v:shapetype>
                 <v:shape id="Imagen 2" o:spid="_x0000_s1027" type="#_x0000_t75" alt="Descripción: LOGO URBE 2012 DEFINITIVO-01" style="position:absolute;left:2268;top:6021;width:3000;height:2340;visibility:visible;mso-wrap-style:square" o:gfxdata="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">
-                  <v:imagedata r:id="rId39" o:title=" LOGO URBE 2012 DEFINITIVO-01" chromakey="#fffffe" blacklevel="-3932f"/>
+                  <v:imagedata r:id="rId47" o:title=" LOGO URBE 2012 DEFINITIVO-01" chromakey="#fffffe" blacklevel="-3932f"/>
                 </v:shape>
                 <v:line id="Line 19" o:spid="_x0000_s1028" style="position:absolute;visibility:visible;mso-wrap-style:square" from="2268,8198" to="10548,8198" o:connectortype="straight" o:gfxdata="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" strokeweight="3pt">
                   <v:stroke linestyle="thinThin"/>
@@ -2538,7 +2970,7 @@
                           </pic:cNvPicPr>
                         </pic:nvPicPr>
                         <pic:blipFill>
-                          <a:blip r:embed="rId38" cstate="print">
+                          <a:blip r:embed="rId46" cstate="print">
                             <a:clrChange>
                               <a:clrFrom>
                                 <a:srgbClr val="FFFFFE"/>
@@ -2629,7 +3061,7 @@
             <w:pict>
               <v:group w14:anchorId="50CAA474" id="Group 17" o:spid="_x0000_s1026" style="position:absolute;margin-left:-4.45pt;margin-top:9.2pt;width:450.2pt;height:127.25pt;z-index:251661312" coordorigin="2268,6021" coordsize="8280,2340" o:gfxdata="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">
                 <v:shape id="Imagen 2" o:spid="_x0000_s1027" type="#_x0000_t75" alt="Descripción: LOGO URBE 2012 DEFINITIVO-01" style="position:absolute;left:2268;top:6021;width:3000;height:2340;visibility:visible;mso-wrap-style:square" o:gfxdata="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">
-                  <v:imagedata r:id="rId39" o:title=" LOGO URBE 2012 DEFINITIVO-01" chromakey="#fffffe" blacklevel="-3932f"/>
+                  <v:imagedata r:id="rId47" o:title=" LOGO URBE 2012 DEFINITIVO-01" chromakey="#fffffe" blacklevel="-3932f"/>
                 </v:shape>
                 <v:line id="Line 19" o:spid="_x0000_s1028" style="position:absolute;visibility:visible;mso-wrap-style:square" from="2268,8198" to="10548,8198" o:connectortype="straight" o:gfxdata="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" strokeweight="3pt">
                   <v:stroke linestyle="thinThin"/>
@@ -4112,8 +4544,8 @@
       </w:r>
     </w:p>
     <w:sectPr>
-      <w:headerReference w:type="default" r:id="rId40"/>
-      <w:footerReference w:type="default" r:id="rId41"/>
+      <w:headerReference w:type="default" r:id="rId48"/>
+      <w:footerReference w:type="default" r:id="rId49"/>
       <w:pgSz w:w="12240" w:h="15840"/>
       <w:pgMar w:top="1417" w:right="1701" w:bottom="1417" w:left="1701" w:header="708" w:footer="708" w:gutter="0"/>
       <w:pgNumType w:start="124"/>
@@ -6594,7 +7026,6 @@
   <w:style w:type="character" w:default="1" w:styleId="Fuentedeprrafopredeter">
     <w:name w:val="Default Paragraph Font"/>
     <w:uiPriority w:val="1"/>
-    <w:semiHidden/>
     <w:unhideWhenUsed/>
   </w:style>
   <w:style w:type="table" w:default="1" w:styleId="Tablanormal">

--- a/Capitulos de Tesis/Finales.docx
+++ b/Capitulos de Tesis/Finales.docx
@@ -40,7 +40,15 @@
         <w:pStyle w:val="Tesis"/>
       </w:pPr>
       <w:r>
-        <w:t xml:space="preserve"> Esta realidad validó la pertinencia conceptual de diseñar e implementar una alternativa tecnológica como MathPath, cuyo modelo pedagógico no busca sustituir la escolaridad formal, sino actuar como un entorno de refuerzo y práctica basado en la comprensión lógica. Al alinear las necesidades del público objetivo con las tendencias del consumo digital de los jóvenes, se determinó que la incorporación de mecánicas de gamificación inspiradas en referentes mundiales como Duolingo</w:t>
+        <w:t xml:space="preserve"> Esta realidad validó la pertinencia conceptual de diseñar e implementar una alternativa tecnológica como </w:t>
+      </w:r>
+      <w:proofErr w:type="spellStart"/>
+      <w:r>
+        <w:t>MathPath</w:t>
+      </w:r>
+      <w:proofErr w:type="spellEnd"/>
+      <w:r>
+        <w:t>, cuyo modelo pedagógico no busca sustituir la escolaridad formal, sino actuar como un entorno de refuerzo y práctica basado en la comprensión lógica. Al alinear las necesidades del público objetivo con las tendencias del consumo digital de los jóvenes, se determinó que la incorporación de mecánicas de gamificación inspiradas en referentes mundiales como Duolingo</w:t>
       </w:r>
       <w:r>
         <w:t xml:space="preserve"> tienen un gran nivel de aceptación</w:t>
@@ -60,9 +68,11 @@
         <w:lastRenderedPageBreak/>
         <w:t xml:space="preserve">alta calidad. A través de las fases de comunicación y planeación, fue posible traducir el diagnóstico situacional en un pliego formal de requerimientos funcionales organizados eficientemente en iteraciones o </w:t>
       </w:r>
+      <w:proofErr w:type="spellStart"/>
       <w:r>
         <w:t>sprints</w:t>
       </w:r>
+      <w:proofErr w:type="spellEnd"/>
       <w:r>
         <w:t xml:space="preserve"> de trabajo. Posteriormente, la fase de modelado apoyada en herramientas de diseño arquitectónico y suite visual facilitó la conceptualización de diagramas entidad-relación y maquetas de interfaz con un lenguaje moderno y juvenil, asegurando una transición fluida hacia la etapa de codificación. </w:t>
       </w:r>
@@ -74,9 +84,11 @@
       <w:r>
         <w:t xml:space="preserve">Finalmente, la fase de construcción y la posterior verificación mediante pruebas funcionales, unitarias y de integración demostraron que la combinación tecnológica de Python con el </w:t>
       </w:r>
+      <w:proofErr w:type="spellStart"/>
       <w:r>
         <w:t>framework</w:t>
       </w:r>
+      <w:proofErr w:type="spellEnd"/>
       <w:r>
         <w:t xml:space="preserve"> Flet y el gestor de bases de datos SQLite conforma un ecosistema robusto, estable y óptimo para contextos de conectividad limitada. Este enfoque de almacenamiento local permitió resguardar con éxito los sistemas de progresión, rangos, logros y recarga de vidas sin depender de servidores externos, logrando un producto de software depurado que cumple satisfactoriamente con las expectativas técnicas y los objetivos pedagógicos planteados al inicio de la investigación. </w:t>
       </w:r>
@@ -177,9 +189,11 @@
       <w:r>
         <w:t xml:space="preserve"> y el sistema de rutas internas implementado en los archivos principales de la aplicación para expandir el catálogo pedagógico de </w:t>
       </w:r>
+      <w:proofErr w:type="spellStart"/>
       <w:r>
         <w:t>MathPath</w:t>
       </w:r>
+      <w:proofErr w:type="spellEnd"/>
       <w:r>
         <w:t xml:space="preserve"> hacia las otras asignaturas que integran el bloque de ciencias exactas. Dado que Química y Física concentran los índices de dificultad más elevados entre la población estudiantil, la incorporación de módulos interactivos para estas materias incrementará significativamente el impacto y el valor educativo de la plataforma dentro de las instituciones de educación media. </w:t>
       </w:r>
@@ -201,9 +215,11 @@
       <w:r>
         <w:t xml:space="preserve"> iOS. Tomando en consideración que un porcentaje considerable de los estudiantes utiliza activamente el teléfono inteligente como su dispositivo preferido para el estudio independiente, la portabilidad móvil de </w:t>
       </w:r>
+      <w:proofErr w:type="spellStart"/>
       <w:r>
         <w:t>MathPath</w:t>
       </w:r>
+      <w:proofErr w:type="spellEnd"/>
       <w:r>
         <w:t xml:space="preserve"> facilitará el acceso a la herramienta en cualquier momento y lugar, maximizando el alcance social de la investigación y potenciando el rendimiento académico a una escala mucho mayor.</w:t>
       </w:r>
@@ -351,6 +367,7 @@
       <w:pPr>
         <w:pStyle w:val="Referenciasbiblio"/>
         <w:spacing w:line="480" w:lineRule="auto"/>
+        <w:ind w:left="0" w:firstLine="0"/>
         <w:rPr>
           <w:b/>
           <w:bCs w:val="0"/>
@@ -360,6 +377,98 @@
     <w:p>
       <w:pPr>
         <w:pStyle w:val="Referenciasbiblio"/>
+      </w:pPr>
+      <w:r>
+        <w:t>Baldor (1980).</w:t>
+      </w:r>
+      <w:r>
+        <w:t xml:space="preserve"> </w:t>
+      </w:r>
+      <w:r>
+        <w:rPr>
+          <w:b/>
+          <w:bCs w:val="0"/>
+        </w:rPr>
+        <w:t>Álgebra</w:t>
+      </w:r>
+      <w:r>
+        <w:t>. Cultural Centroamericana; Ediciones y Distribuciones Códice.</w:t>
+      </w:r>
+      <w:r>
+        <w:t xml:space="preserve"> Disponible en:</w:t>
+      </w:r>
+      <w:r>
+        <w:t xml:space="preserve"> </w:t>
+      </w:r>
+      <w:hyperlink r:id="rId8" w:history="1">
+        <w:r>
+          <w:rPr>
+            <w:rStyle w:val="Hipervnculo"/>
+            <w:color w:val="000000" w:themeColor="text1"/>
+          </w:rPr>
+          <w:t>https://profefily.com/biblioteca-digital/</w:t>
+        </w:r>
+      </w:hyperlink>
+    </w:p>
+    <w:p>
+      <w:pPr>
+        <w:pStyle w:val="Referenciasbiblio"/>
+        <w:spacing w:line="480" w:lineRule="auto"/>
+        <w:ind w:left="0" w:firstLine="0"/>
+      </w:pPr>
+    </w:p>
+    <w:p>
+      <w:pPr>
+        <w:pStyle w:val="Referenciasbiblio"/>
+      </w:pPr>
+      <w:r>
+        <w:t>Baldor (</w:t>
+      </w:r>
+      <w:r>
+        <w:t>2007</w:t>
+      </w:r>
+      <w:r>
+        <w:t xml:space="preserve">). </w:t>
+      </w:r>
+      <w:r>
+        <w:rPr>
+          <w:b/>
+          <w:bCs w:val="0"/>
+        </w:rPr>
+        <w:t>Aritmética</w:t>
+      </w:r>
+      <w:r>
+        <w:t>. 2</w:t>
+      </w:r>
+      <w:r>
+        <w:t>da Edición</w:t>
+      </w:r>
+      <w:r>
+        <w:t>. Grupo Editorial Patria.</w:t>
+      </w:r>
+      <w:r>
+        <w:t xml:space="preserve"> Disponible en: </w:t>
+      </w:r>
+      <w:hyperlink r:id="rId9" w:history="1">
+        <w:r>
+          <w:rPr>
+            <w:rStyle w:val="Hipervnculo"/>
+            <w:color w:val="000000" w:themeColor="text1"/>
+          </w:rPr>
+          <w:t>https://archive.org/details/AritmeticaBaldor/mode/2up</w:t>
+        </w:r>
+      </w:hyperlink>
+    </w:p>
+    <w:p>
+      <w:pPr>
+        <w:pStyle w:val="Referenciasbiblio"/>
+        <w:spacing w:line="480" w:lineRule="auto"/>
+        <w:ind w:left="0" w:firstLine="0"/>
+      </w:pPr>
+    </w:p>
+    <w:p>
+      <w:pPr>
+        <w:pStyle w:val="Referenciasbiblio"/>
         <w:jc w:val="left"/>
       </w:pPr>
       <w:r>
@@ -384,7 +493,7 @@
       <w:r>
         <w:t xml:space="preserve">Disponible en: </w:t>
       </w:r>
-      <w:hyperlink r:id="rId8" w:history="1">
+      <w:hyperlink r:id="rId10" w:history="1">
         <w:r>
           <w:rPr>
             <w:rStyle w:val="Hipervnculo"/>
@@ -424,7 +533,7 @@
         <w:pStyle w:val="Referenciasbiblio"/>
         <w:ind w:firstLine="0"/>
       </w:pPr>
-      <w:hyperlink r:id="rId9" w:history="1">
+      <w:hyperlink r:id="rId11" w:history="1">
         <w:r>
           <w:rPr>
             <w:rStyle w:val="Hipervnculo"/>
@@ -479,7 +588,7 @@
         <w:pStyle w:val="Referenciasbiblio"/>
         <w:ind w:firstLine="0"/>
       </w:pPr>
-      <w:hyperlink r:id="rId10" w:history="1">
+      <w:hyperlink r:id="rId12" w:history="1">
         <w:r>
           <w:rPr>
             <w:rStyle w:val="Hipervnculo"/>
@@ -531,7 +640,7 @@
         <w:pStyle w:val="Referenciasbiblio"/>
         <w:ind w:firstLine="0"/>
       </w:pPr>
-      <w:hyperlink r:id="rId11" w:history="1">
+      <w:hyperlink r:id="rId13" w:history="1">
         <w:r>
           <w:rPr>
             <w:rStyle w:val="Hipervnculo"/>
@@ -552,12 +661,21 @@
         <w:pStyle w:val="Referenciasbiblio"/>
       </w:pPr>
       <w:r>
+        <w:rPr>
+          <w:lang w:val="en-US"/>
+        </w:rPr>
         <w:t>Mayer (200</w:t>
       </w:r>
       <w:r>
+        <w:rPr>
+          <w:lang w:val="en-US"/>
+        </w:rPr>
         <w:t>1</w:t>
       </w:r>
       <w:r>
+        <w:rPr>
+          <w:lang w:val="en-US"/>
+        </w:rPr>
         <w:t xml:space="preserve">). </w:t>
       </w:r>
       <w:r>
@@ -575,15 +693,24 @@
         <w:t xml:space="preserve">. </w:t>
       </w:r>
       <w:r>
+        <w:rPr>
+          <w:lang w:val="en-US"/>
+        </w:rPr>
         <w:t>Cambridge University Press</w:t>
       </w:r>
       <w:r>
-        <w:t>. Disponible en</w:t>
+        <w:rPr>
+          <w:lang w:val="en-US"/>
+        </w:rPr>
+        <w:t xml:space="preserve">. </w:t>
+      </w:r>
+      <w:r>
+        <w:t>Disponible en</w:t>
       </w:r>
       <w:r>
         <w:t xml:space="preserve">: </w:t>
       </w:r>
-      <w:hyperlink r:id="rId12" w:history="1">
+      <w:hyperlink r:id="rId14" w:history="1">
         <w:r>
           <w:rPr>
             <w:rStyle w:val="Hipervnculo"/>
@@ -604,6 +731,52 @@
         <w:pStyle w:val="Referenciasbiblio"/>
       </w:pPr>
       <w:r>
+        <w:lastRenderedPageBreak/>
+        <w:t xml:space="preserve">Ministerio del Poder Popular para la Educación (2014). </w:t>
+      </w:r>
+      <w:r>
+        <w:rPr>
+          <w:b/>
+          <w:bCs w:val="0"/>
+        </w:rPr>
+        <w:t>Matemática para la vida: 1er año</w:t>
+      </w:r>
+      <w:r>
+        <w:t xml:space="preserve">. 1(3). </w:t>
+      </w:r>
+      <w:r>
+        <w:t>Convenio y Coedición Interministerial: Fundación Editorial El perro y la rana / Editorial Escuela.</w:t>
+      </w:r>
+      <w:r>
+        <w:t xml:space="preserve"> Disponible en: </w:t>
+      </w:r>
+    </w:p>
+    <w:p>
+      <w:pPr>
+        <w:pStyle w:val="Referenciasbiblio"/>
+        <w:ind w:firstLine="0"/>
+      </w:pPr>
+      <w:hyperlink r:id="rId15" w:history="1">
+        <w:r>
+          <w:rPr>
+            <w:rStyle w:val="Hipervnculo"/>
+            <w:color w:val="000000" w:themeColor="text1"/>
+          </w:rPr>
+          <w:t>https://guao.org/biblioteca/matematica_para_la_vida_matematica_coleccion_bicentenario_1er_ano</w:t>
+        </w:r>
+      </w:hyperlink>
+    </w:p>
+    <w:p>
+      <w:pPr>
+        <w:pStyle w:val="Referenciasbiblio"/>
+        <w:spacing w:line="480" w:lineRule="auto"/>
+      </w:pPr>
+    </w:p>
+    <w:p>
+      <w:pPr>
+        <w:pStyle w:val="Referenciasbiblio"/>
+      </w:pPr>
+      <w:r>
         <w:t xml:space="preserve">Pisco, Regalado, Gutiérrez, Quimis, Marcillo y Marcillo (2017). </w:t>
       </w:r>
       <w:r>
@@ -646,7 +819,7 @@
         <w:pStyle w:val="Referenciasbiblio"/>
         <w:ind w:firstLine="0"/>
       </w:pPr>
-      <w:hyperlink r:id="rId13" w:history="1">
+      <w:hyperlink r:id="rId16" w:history="1">
         <w:r>
           <w:rPr>
             <w:rStyle w:val="Hipervnculo"/>
@@ -712,7 +885,7 @@
         <w:pStyle w:val="Referenciasbiblio"/>
         <w:ind w:firstLine="0"/>
       </w:pPr>
-      <w:hyperlink r:id="rId14" w:history="1">
+      <w:hyperlink r:id="rId17" w:history="1">
         <w:r>
           <w:rPr>
             <w:rStyle w:val="Hipervnculo"/>
@@ -726,43 +899,36 @@
       <w:pPr>
         <w:pStyle w:val="Referenciasbiblio"/>
         <w:spacing w:line="480" w:lineRule="auto"/>
+        <w:ind w:left="0" w:firstLine="0"/>
+      </w:pPr>
+    </w:p>
+    <w:p>
+      <w:pPr>
+        <w:pStyle w:val="Referenciasbiblio"/>
+      </w:pPr>
+      <w:r>
+        <w:t xml:space="preserve">Pulgarín (2020), </w:t>
+      </w:r>
+      <w:r>
+        <w:rPr>
+          <w:b/>
+          <w:bCs w:val="0"/>
+        </w:rPr>
+        <w:t>Clasificación y tipos de software - Lenguajes de programación</w:t>
+      </w:r>
+      <w:r>
+        <w:t>. Universidad del Quindío. Armenia, Colombia.</w:t>
+      </w:r>
+      <w:r>
+        <w:t xml:space="preserve"> Disponible en: </w:t>
+      </w:r>
+    </w:p>
+    <w:p>
+      <w:pPr>
+        <w:pStyle w:val="Referenciasbiblio"/>
         <w:ind w:firstLine="0"/>
       </w:pPr>
-    </w:p>
-    <w:p>
-      <w:pPr>
-        <w:pStyle w:val="Referenciasbiblio"/>
-        <w:spacing w:line="480" w:lineRule="auto"/>
-        <w:ind w:firstLine="0"/>
-      </w:pPr>
-    </w:p>
-    <w:p>
-      <w:pPr>
-        <w:pStyle w:val="Referenciasbiblio"/>
-      </w:pPr>
-      <w:r>
-        <w:t xml:space="preserve">Pulgarín (2020), </w:t>
-      </w:r>
-      <w:r>
-        <w:rPr>
-          <w:b/>
-          <w:bCs w:val="0"/>
-        </w:rPr>
-        <w:t>Clasificación y tipos de software - Lenguajes de programación</w:t>
-      </w:r>
-      <w:r>
-        <w:t>. Universidad del Quindío. Armenia, Colombia.</w:t>
-      </w:r>
-      <w:r>
-        <w:t xml:space="preserve"> Disponible en: </w:t>
-      </w:r>
-    </w:p>
-    <w:p>
-      <w:pPr>
-        <w:pStyle w:val="Referenciasbiblio"/>
-        <w:ind w:firstLine="0"/>
-      </w:pPr>
-      <w:hyperlink r:id="rId15" w:history="1">
+      <w:hyperlink r:id="rId18" w:history="1">
         <w:r>
           <w:rPr>
             <w:rStyle w:val="Hipervnculo"/>
@@ -791,8 +957,17 @@
           <w:b/>
           <w:bCs w:val="0"/>
         </w:rPr>
-        <w:t>Análisis y requerimientos de software: Manual autoformativo</w:t>
-      </w:r>
+        <w:t xml:space="preserve">Análisis y requerimientos de software: Manual </w:t>
+      </w:r>
+      <w:proofErr w:type="spellStart"/>
+      <w:r>
+        <w:rPr>
+          <w:b/>
+          <w:bCs w:val="0"/>
+        </w:rPr>
+        <w:t>autoformativo</w:t>
+      </w:r>
+      <w:proofErr w:type="spellEnd"/>
       <w:r>
         <w:t xml:space="preserve">. </w:t>
       </w:r>
@@ -802,7 +977,7 @@
       <w:r>
         <w:t xml:space="preserve">Universidad Continental. Huancayo, Perú. Disponible en: </w:t>
       </w:r>
-      <w:hyperlink r:id="rId16" w:history="1">
+      <w:hyperlink r:id="rId19" w:history="1">
         <w:r>
           <w:rPr>
             <w:rStyle w:val="Hipervnculo"/>
@@ -890,7 +1065,7 @@
         <w:pStyle w:val="Referenciasbiblio"/>
         <w:ind w:firstLine="0"/>
       </w:pPr>
-      <w:hyperlink r:id="rId17" w:history="1">
+      <w:hyperlink r:id="rId20" w:history="1">
         <w:r>
           <w:rPr>
             <w:rStyle w:val="Hipervnculo"/>
@@ -912,6 +1087,7 @@
         <w:pStyle w:val="Referenciasbiblio"/>
       </w:pPr>
       <w:r>
+        <w:lastRenderedPageBreak/>
         <w:t xml:space="preserve">Benítez (2019). </w:t>
       </w:r>
       <w:r>
@@ -939,7 +1115,7 @@
         <w:pStyle w:val="Referenciasbiblio"/>
         <w:ind w:firstLine="0"/>
       </w:pPr>
-      <w:hyperlink r:id="rId18" w:history="1">
+      <w:hyperlink r:id="rId21" w:history="1">
         <w:r>
           <w:rPr>
             <w:rStyle w:val="Hipervnculo"/>
@@ -953,57 +1129,59 @@
       <w:pPr>
         <w:pStyle w:val="Referenciasbiblio"/>
         <w:spacing w:line="480" w:lineRule="auto"/>
+        <w:ind w:left="0" w:firstLine="0"/>
+      </w:pPr>
+    </w:p>
+    <w:p>
+      <w:pPr>
+        <w:pStyle w:val="Referenciasbiblio"/>
+      </w:pPr>
+      <w:proofErr w:type="spellStart"/>
+      <w:r>
+        <w:t>Calbacho</w:t>
+      </w:r>
+      <w:proofErr w:type="spellEnd"/>
+      <w:r>
+        <w:t xml:space="preserve"> </w:t>
+      </w:r>
+      <w:r>
+        <w:t>(2022).</w:t>
+      </w:r>
+      <w:r>
+        <w:rPr>
+          <w:b/>
+          <w:bCs w:val="0"/>
+        </w:rPr>
+        <w:t xml:space="preserve"> Gamificación como metodología de la enseñanza y el aprendizaje para el fomento de la motivación, la satisfacción y el mejoramiento del rendimiento académico: una innovación en aula para la educación superior</w:t>
+      </w:r>
+      <w:r>
+        <w:t>.</w:t>
+      </w:r>
+      <w:r>
+        <w:t xml:space="preserve"> Tesis de pos</w:t>
+      </w:r>
+      <w:r>
+        <w:t>t</w:t>
+      </w:r>
+      <w:r>
+        <w:t>grado.</w:t>
+      </w:r>
+      <w:r>
+        <w:t xml:space="preserve"> </w:t>
+      </w:r>
+      <w:r>
+        <w:t>Universidad Católica de Córdoba. Montería, Colombia</w:t>
+      </w:r>
+      <w:r>
+        <w:t>. Disponible en:</w:t>
+      </w:r>
+    </w:p>
+    <w:p>
+      <w:pPr>
+        <w:pStyle w:val="Referenciasbiblio"/>
         <w:ind w:firstLine="0"/>
       </w:pPr>
-    </w:p>
-    <w:p>
-      <w:pPr>
-        <w:pStyle w:val="Referenciasbiblio"/>
-      </w:pPr>
-      <w:r>
-        <w:t>Calbacho</w:t>
-      </w:r>
-      <w:r>
-        <w:t xml:space="preserve"> </w:t>
-      </w:r>
-      <w:r>
-        <w:t>(2022).</w:t>
-      </w:r>
-      <w:r>
-        <w:rPr>
-          <w:b/>
-          <w:bCs w:val="0"/>
-        </w:rPr>
-        <w:t xml:space="preserve"> Gamificación como metodología de la enseñanza y el aprendizaje para el fomento de la motivación, la satisfacción y el mejoramiento del rendimiento académico: una innovación en aula para la educación superior</w:t>
-      </w:r>
-      <w:r>
-        <w:t>.</w:t>
-      </w:r>
-      <w:r>
-        <w:t xml:space="preserve"> Tesis de pos</w:t>
-      </w:r>
-      <w:r>
-        <w:t>t</w:t>
-      </w:r>
-      <w:r>
-        <w:t>grado.</w:t>
-      </w:r>
-      <w:r>
-        <w:t xml:space="preserve"> </w:t>
-      </w:r>
-      <w:r>
-        <w:t>Universidad Católica de Córdoba. Montería, Colombia</w:t>
-      </w:r>
-      <w:r>
-        <w:t>. Disponible en:</w:t>
-      </w:r>
-    </w:p>
-    <w:p>
-      <w:pPr>
-        <w:pStyle w:val="Referenciasbiblio"/>
-        <w:ind w:firstLine="0"/>
-      </w:pPr>
-      <w:hyperlink r:id="rId19" w:history="1">
+      <w:hyperlink r:id="rId22" w:history="1">
         <w:r>
           <w:rPr>
             <w:rStyle w:val="Hipervnculo"/>
@@ -1025,7 +1203,6 @@
         <w:pStyle w:val="Referenciasbiblio"/>
       </w:pPr>
       <w:r>
-        <w:lastRenderedPageBreak/>
         <w:t xml:space="preserve">Cóndor (2019). </w:t>
       </w:r>
       <w:r>
@@ -1053,7 +1230,7 @@
         <w:pStyle w:val="Referenciasbiblio"/>
         <w:ind w:firstLine="0"/>
       </w:pPr>
-      <w:hyperlink r:id="rId20" w:history="1">
+      <w:hyperlink r:id="rId23" w:history="1">
         <w:r>
           <w:rPr>
             <w:rStyle w:val="Hipervnculo"/>
@@ -1124,7 +1301,7 @@
         <w:pStyle w:val="Referenciasbiblio"/>
         <w:ind w:firstLine="0"/>
       </w:pPr>
-      <w:hyperlink r:id="rId21" w:history="1">
+      <w:hyperlink r:id="rId24" w:history="1">
         <w:r>
           <w:rPr>
             <w:rStyle w:val="Hipervnculo"/>
@@ -1170,7 +1347,7 @@
       <w:r>
         <w:t xml:space="preserve"> Disponible en: </w:t>
       </w:r>
-      <w:hyperlink r:id="rId22" w:history="1">
+      <w:hyperlink r:id="rId25" w:history="1">
         <w:r>
           <w:rPr>
             <w:rStyle w:val="Hipervnculo"/>
@@ -1230,7 +1407,7 @@
         <w:pStyle w:val="Referenciasbiblio"/>
         <w:ind w:firstLine="0"/>
       </w:pPr>
-      <w:hyperlink r:id="rId23" w:history="1">
+      <w:hyperlink r:id="rId26" w:history="1">
         <w:r>
           <w:rPr>
             <w:rStyle w:val="Hipervnculo"/>
@@ -1259,7 +1436,31 @@
           <w:b/>
           <w:bCs w:val="0"/>
         </w:rPr>
-        <w:t>SOFTWARE EDUCATIVO. Conceptos básicos del Software Educativo, estructuras básica, clasificación de los Software educativos, formulación de un Software Educativo, funciones del Software Educativo, aplicaciones</w:t>
+        <w:t xml:space="preserve">SOFTWARE EDUCATIVO. Conceptos básicos del Software Educativo, </w:t>
+      </w:r>
+      <w:proofErr w:type="gramStart"/>
+      <w:r>
+        <w:rPr>
+          <w:b/>
+          <w:bCs w:val="0"/>
+        </w:rPr>
+        <w:t>estructuras básica</w:t>
+      </w:r>
+      <w:proofErr w:type="gramEnd"/>
+      <w:r>
+        <w:rPr>
+          <w:b/>
+          <w:bCs w:val="0"/>
+        </w:rPr>
+        <w:t xml:space="preserve">, clasificación de los Software educativos, formulación de un Software Educativo, funciones del Software </w:t>
+      </w:r>
+      <w:r>
+        <w:rPr>
+          <w:b/>
+          <w:bCs w:val="0"/>
+        </w:rPr>
+        <w:lastRenderedPageBreak/>
+        <w:t>Educativo, aplicaciones</w:t>
       </w:r>
       <w:r>
         <w:t xml:space="preserve">. </w:t>
@@ -1285,7 +1486,7 @@
         <w:pStyle w:val="Referenciasbiblio"/>
         <w:ind w:firstLine="0"/>
       </w:pPr>
-      <w:hyperlink r:id="rId24" w:history="1">
+      <w:hyperlink r:id="rId27" w:history="1">
         <w:r>
           <w:rPr>
             <w:rStyle w:val="Hipervnculo"/>
@@ -1361,8 +1562,13 @@
       <w:r>
         <w:t xml:space="preserve">. </w:t>
       </w:r>
-      <w:r>
-        <w:t>Magis, Revista Internacional De Investigación En Educación, 5(10)</w:t>
+      <w:proofErr w:type="spellStart"/>
+      <w:r>
+        <w:t>Magis</w:t>
+      </w:r>
+      <w:proofErr w:type="spellEnd"/>
+      <w:r>
+        <w:t>, Revista Internacional De Investigación En Educación, 5(10)</w:t>
       </w:r>
       <w:r>
         <w:t>.</w:t>
@@ -1376,7 +1582,7 @@
         <w:pStyle w:val="Referenciasbiblio"/>
         <w:ind w:firstLine="0"/>
       </w:pPr>
-      <w:hyperlink r:id="rId25" w:history="1">
+      <w:hyperlink r:id="rId28" w:history="1">
         <w:r>
           <w:rPr>
             <w:rStyle w:val="Hipervnculo"/>
@@ -1395,12 +1601,8 @@
     <w:p>
       <w:pPr>
         <w:pStyle w:val="Referenciasbiblio"/>
-        <w:rPr>
-          <w:lang w:val="en-US"/>
-        </w:rPr>
-      </w:pPr>
-      <w:r>
-        <w:lastRenderedPageBreak/>
+      </w:pPr>
+      <w:r>
         <w:t xml:space="preserve">Araya, Alfaro y Andonegui (2007). </w:t>
       </w:r>
       <w:r>
@@ -1411,18 +1613,20 @@
         <w:t>CONSTRUCTIVISMO: ORIGENES Y PERSPECTIVAS</w:t>
       </w:r>
       <w:r>
-        <w:t xml:space="preserve">. Laurus, Revista de Educación. </w:t>
-      </w:r>
-      <w:r>
-        <w:rPr>
-          <w:lang w:val="en-US"/>
-        </w:rPr>
+        <w:t xml:space="preserve">. </w:t>
+      </w:r>
+      <w:proofErr w:type="spellStart"/>
+      <w:r>
+        <w:t>Laurus</w:t>
+      </w:r>
+      <w:proofErr w:type="spellEnd"/>
+      <w:r>
+        <w:t xml:space="preserve">, Revista de Educación. </w:t>
+      </w:r>
+      <w:r>
         <w:t>13(24), 76-92. Caracas, Venezuela. Disponible en:</w:t>
       </w:r>
       <w:r>
-        <w:rPr>
-          <w:lang w:val="en-US"/>
-        </w:rPr>
         <w:t xml:space="preserve"> </w:t>
       </w:r>
     </w:p>
@@ -1430,14 +1634,8 @@
       <w:pPr>
         <w:pStyle w:val="Referenciasbiblio"/>
         <w:ind w:firstLine="0"/>
-        <w:rPr>
-          <w:lang w:val="en-US"/>
-        </w:rPr>
-      </w:pPr>
-      <w:r>
-        <w:rPr>
-          <w:lang w:val="en-US"/>
-        </w:rPr>
+      </w:pPr>
+      <w:r>
         <w:t>https://www.redalyc.org/articulo.oa?id=76111485004</w:t>
       </w:r>
     </w:p>
@@ -1446,34 +1644,39 @@
         <w:pStyle w:val="Referenciasbiblio"/>
         <w:spacing w:line="480" w:lineRule="auto"/>
         <w:ind w:left="0" w:firstLine="0"/>
+      </w:pPr>
+    </w:p>
+    <w:p>
+      <w:pPr>
+        <w:pStyle w:val="Referenciasbiblio"/>
+      </w:pPr>
+      <w:r>
         <w:rPr>
           <w:lang w:val="en-US"/>
         </w:rPr>
-      </w:pPr>
-    </w:p>
-    <w:p>
-      <w:pPr>
-        <w:pStyle w:val="Referenciasbiblio"/>
-      </w:pPr>
+        <w:t xml:space="preserve">Bloom (1968). Learning for Mastery. </w:t>
+      </w:r>
       <w:r>
         <w:rPr>
           <w:lang w:val="en-US"/>
         </w:rPr>
-        <w:t xml:space="preserve">Bloom (1968). Learning for Mastery. </w:t>
-      </w:r>
-      <w:r>
-        <w:rPr>
-          <w:lang w:val="en-US"/>
-        </w:rPr>
         <w:t xml:space="preserve">Evaluation comment (UCLA-CSEIP). </w:t>
       </w:r>
       <w:r>
         <w:t xml:space="preserve">1(2),1-12. </w:t>
       </w:r>
       <w:r>
-        <w:t xml:space="preserve">Los Angeles, Estados Unidos. Disponible en: </w:t>
-      </w:r>
-      <w:hyperlink r:id="rId26" w:history="1">
+        <w:t xml:space="preserve">Los </w:t>
+      </w:r>
+      <w:proofErr w:type="spellStart"/>
+      <w:r>
+        <w:t>Angeles</w:t>
+      </w:r>
+      <w:proofErr w:type="spellEnd"/>
+      <w:r>
+        <w:t xml:space="preserve">, Estados Unidos. Disponible en: </w:t>
+      </w:r>
+      <w:hyperlink r:id="rId29" w:history="1">
         <w:r>
           <w:rPr>
             <w:rStyle w:val="Hipervnculo"/>
@@ -1529,7 +1732,7 @@
         <w:pStyle w:val="Referenciasbiblio"/>
         <w:ind w:firstLine="0"/>
       </w:pPr>
-      <w:hyperlink r:id="rId27" w:history="1">
+      <w:hyperlink r:id="rId30" w:history="1">
         <w:r>
           <w:rPr>
             <w:rStyle w:val="Hipervnculo"/>
@@ -1593,7 +1796,7 @@
         <w:pStyle w:val="Referenciasbiblio"/>
         <w:ind w:firstLine="0"/>
       </w:pPr>
-      <w:hyperlink r:id="rId28" w:history="1">
+      <w:hyperlink r:id="rId31" w:history="1">
         <w:r>
           <w:rPr>
             <w:rStyle w:val="Hipervnculo"/>
@@ -1642,7 +1845,7 @@
         <w:pStyle w:val="Referenciasbiblio"/>
         <w:ind w:firstLine="0"/>
       </w:pPr>
-      <w:hyperlink r:id="rId29" w:history="1">
+      <w:hyperlink r:id="rId32" w:history="1">
         <w:r>
           <w:rPr>
             <w:rStyle w:val="Hipervnculo"/>
@@ -1663,6 +1866,7 @@
         <w:pStyle w:val="Referenciasbiblio"/>
       </w:pPr>
       <w:r>
+        <w:lastRenderedPageBreak/>
         <w:t>Latapie (2007)</w:t>
       </w:r>
       <w:r>
@@ -1702,7 +1906,7 @@
       <w:r>
         <w:t xml:space="preserve">. Disponible en: </w:t>
       </w:r>
-      <w:hyperlink r:id="rId30" w:history="1">
+      <w:hyperlink r:id="rId33" w:history="1">
         <w:r>
           <w:rPr>
             <w:rStyle w:val="Hipervnculo"/>
@@ -1774,7 +1978,7 @@
         <w:pStyle w:val="Referenciasbiblio"/>
         <w:ind w:firstLine="0"/>
       </w:pPr>
-      <w:hyperlink r:id="rId31" w:history="1">
+      <w:hyperlink r:id="rId34" w:history="1">
         <w:r>
           <w:rPr>
             <w:rStyle w:val="Hipervnculo"/>
@@ -1802,7 +2006,39 @@
           <w:b/>
           <w:bCs w:val="0"/>
         </w:rPr>
-        <w:t>El mastery learning a la luz de la investigación educativa</w:t>
+        <w:t xml:space="preserve">El </w:t>
+      </w:r>
+      <w:proofErr w:type="spellStart"/>
+      <w:r>
+        <w:rPr>
+          <w:b/>
+          <w:bCs w:val="0"/>
+        </w:rPr>
+        <w:t>mastery</w:t>
+      </w:r>
+      <w:proofErr w:type="spellEnd"/>
+      <w:r>
+        <w:rPr>
+          <w:b/>
+          <w:bCs w:val="0"/>
+        </w:rPr>
+        <w:t xml:space="preserve"> </w:t>
+      </w:r>
+      <w:proofErr w:type="spellStart"/>
+      <w:r>
+        <w:rPr>
+          <w:b/>
+          <w:bCs w:val="0"/>
+        </w:rPr>
+        <w:t>learning</w:t>
+      </w:r>
+      <w:proofErr w:type="spellEnd"/>
+      <w:r>
+        <w:rPr>
+          <w:b/>
+          <w:bCs w:val="0"/>
+        </w:rPr>
+        <w:t xml:space="preserve"> a la luz de la investigación educativa</w:t>
       </w:r>
       <w:r>
         <w:t xml:space="preserve">. Participación Educativa. 3(5), 59-73. </w:t>
@@ -1819,7 +2055,7 @@
         <w:pStyle w:val="Referenciasbiblio"/>
         <w:ind w:firstLine="0"/>
       </w:pPr>
-      <w:hyperlink r:id="rId32" w:history="1">
+      <w:hyperlink r:id="rId35" w:history="1">
         <w:r>
           <w:rPr>
             <w:rStyle w:val="Hipervnculo"/>
@@ -1841,7 +2077,6 @@
         <w:pStyle w:val="Referenciasbiblio"/>
       </w:pPr>
       <w:r>
-        <w:lastRenderedPageBreak/>
         <w:t xml:space="preserve">López, Cabrera y Valencia (2008), </w:t>
       </w:r>
       <w:r>
@@ -1855,7 +2090,31 @@
         <w:t>.</w:t>
       </w:r>
       <w:r>
-        <w:t xml:space="preserve"> Scientia Et Technica. XIV(39), 326-331</w:t>
+        <w:t xml:space="preserve"> </w:t>
+      </w:r>
+      <w:proofErr w:type="spellStart"/>
+      <w:r>
+        <w:t>Scientia</w:t>
+      </w:r>
+      <w:proofErr w:type="spellEnd"/>
+      <w:r>
+        <w:t xml:space="preserve"> Et </w:t>
+      </w:r>
+      <w:proofErr w:type="spellStart"/>
+      <w:r>
+        <w:t>Technica</w:t>
+      </w:r>
+      <w:proofErr w:type="spellEnd"/>
+      <w:r>
+        <w:t xml:space="preserve">. </w:t>
+      </w:r>
+      <w:proofErr w:type="gramStart"/>
+      <w:r>
+        <w:t>XIV(</w:t>
+      </w:r>
+      <w:proofErr w:type="gramEnd"/>
+      <w:r>
+        <w:t>39), 326-331</w:t>
       </w:r>
       <w:r>
         <w:t>. Pereira, Colombia.</w:t>
@@ -1863,7 +2122,7 @@
       <w:r>
         <w:t xml:space="preserve"> Disponible en: </w:t>
       </w:r>
-      <w:hyperlink r:id="rId33" w:history="1">
+      <w:hyperlink r:id="rId36" w:history="1">
         <w:r>
           <w:rPr>
             <w:rStyle w:val="Hipervnculo"/>
@@ -1883,8 +2142,13 @@
       <w:pPr>
         <w:pStyle w:val="Referenciasbiblio"/>
       </w:pPr>
-      <w:r>
-        <w:t xml:space="preserve">Nó y Ortega (2000). </w:t>
+      <w:proofErr w:type="spellStart"/>
+      <w:r>
+        <w:t>Nó</w:t>
+      </w:r>
+      <w:proofErr w:type="spellEnd"/>
+      <w:r>
+        <w:t xml:space="preserve"> y Ortega (2000). </w:t>
       </w:r>
       <w:r>
         <w:rPr>
@@ -1905,7 +2169,7 @@
         <w:pStyle w:val="Referenciasbiblio"/>
         <w:ind w:firstLine="0"/>
       </w:pPr>
-      <w:hyperlink r:id="rId34" w:history="1">
+      <w:hyperlink r:id="rId37" w:history="1">
         <w:r>
           <w:rPr>
             <w:rStyle w:val="Hipervnculo"/>
@@ -1936,9 +2200,17 @@
         <w:t xml:space="preserve"> El constructivismo como teoría y método de enseñanza</w:t>
       </w:r>
       <w:r>
-        <w:t xml:space="preserve">. Sophia, Colección de Filosofía de la Educación. (19), 93-110. Cuenca, Ecuador. Disponible en: </w:t>
-      </w:r>
-      <w:hyperlink r:id="rId35" w:history="1">
+        <w:t xml:space="preserve">. </w:t>
+      </w:r>
+      <w:proofErr w:type="spellStart"/>
+      <w:r>
+        <w:t>Sophia</w:t>
+      </w:r>
+      <w:proofErr w:type="spellEnd"/>
+      <w:r>
+        <w:t xml:space="preserve">, Colección de Filosofía de la Educación. (19), 93-110. Cuenca, Ecuador. Disponible en: </w:t>
+      </w:r>
+      <w:hyperlink r:id="rId38" w:history="1">
         <w:r>
           <w:rPr>
             <w:rStyle w:val="Hipervnculo"/>
@@ -1975,12 +2247,36 @@
         <w:t>.</w:t>
       </w:r>
       <w:r>
-        <w:t xml:space="preserve"> European Public &amp; Social Innovation Review. 11, 1-16. </w:t>
+        <w:t xml:space="preserve"> </w:t>
+      </w:r>
+      <w:proofErr w:type="spellStart"/>
+      <w:r>
+        <w:t>European</w:t>
+      </w:r>
+      <w:proofErr w:type="spellEnd"/>
+      <w:r>
+        <w:t xml:space="preserve"> Public &amp; Social </w:t>
+      </w:r>
+      <w:proofErr w:type="spellStart"/>
+      <w:r>
+        <w:t>Innovation</w:t>
+      </w:r>
+      <w:proofErr w:type="spellEnd"/>
+      <w:r>
+        <w:t xml:space="preserve"> </w:t>
+      </w:r>
+      <w:proofErr w:type="spellStart"/>
+      <w:r>
+        <w:t>Review</w:t>
+      </w:r>
+      <w:proofErr w:type="spellEnd"/>
+      <w:r>
+        <w:t xml:space="preserve">. 11, 1-16. </w:t>
       </w:r>
       <w:r>
         <w:t xml:space="preserve">Disponible en: </w:t>
       </w:r>
-      <w:hyperlink r:id="rId36" w:history="1">
+      <w:hyperlink r:id="rId39" w:history="1">
         <w:r>
           <w:rPr>
             <w:rStyle w:val="Hipervnculo"/>
@@ -2008,7 +2304,23 @@
           <w:b/>
           <w:bCs w:val="0"/>
         </w:rPr>
-        <w:t xml:space="preserve">Informe Sistema de Evaluación de Conocimientos en Línea SECEL Diciembre 2024. </w:t>
+        <w:t xml:space="preserve">Informe Sistema de Evaluación de Conocimientos en Línea SECEL </w:t>
+      </w:r>
+      <w:proofErr w:type="gramStart"/>
+      <w:r>
+        <w:rPr>
+          <w:b/>
+          <w:bCs w:val="0"/>
+        </w:rPr>
+        <w:t>Diciembre</w:t>
+      </w:r>
+      <w:proofErr w:type="gramEnd"/>
+      <w:r>
+        <w:rPr>
+          <w:b/>
+          <w:bCs w:val="0"/>
+        </w:rPr>
+        <w:t xml:space="preserve"> 2024. </w:t>
       </w:r>
       <w:r>
         <w:t>Universidad Católica Andrés Bello. Caracas, Venezuela.</w:t>
@@ -2022,7 +2334,7 @@
         <w:pStyle w:val="Referenciasbiblio"/>
         <w:ind w:firstLine="0"/>
       </w:pPr>
-      <w:hyperlink r:id="rId37" w:history="1">
+      <w:hyperlink r:id="rId40" w:history="1">
         <w:r>
           <w:rPr>
             <w:rStyle w:val="Hipervnculo"/>
@@ -2047,13 +2359,28 @@
         <w:rPr>
           <w:lang w:val="en-US"/>
         </w:rPr>
-        <w:t>Spiro, Coulson, Fe</w:t>
-      </w:r>
+        <w:lastRenderedPageBreak/>
+        <w:t xml:space="preserve">Spiro, Coulson, </w:t>
+      </w:r>
+      <w:proofErr w:type="spellStart"/>
       <w:r>
         <w:rPr>
           <w:lang w:val="en-US"/>
         </w:rPr>
-        <w:t xml:space="preserve">ltovich y Anderson (1988). </w:t>
+        <w:t>Fe</w:t>
+      </w:r>
+      <w:r>
+        <w:rPr>
+          <w:lang w:val="en-US"/>
+        </w:rPr>
+        <w:t>ltovich</w:t>
+      </w:r>
+      <w:proofErr w:type="spellEnd"/>
+      <w:r>
+        <w:rPr>
+          <w:lang w:val="en-US"/>
+        </w:rPr>
+        <w:t xml:space="preserve"> y Anderson (1988). </w:t>
       </w:r>
       <w:r>
         <w:rPr>
@@ -2087,7 +2414,7 @@
           <w:u w:val="single"/>
         </w:rPr>
       </w:pPr>
-      <w:hyperlink r:id="rId38" w:history="1">
+      <w:hyperlink r:id="rId41" w:history="1">
         <w:r>
           <w:rPr>
             <w:rStyle w:val="Hipervnculo"/>
@@ -2138,7 +2465,7 @@
         <w:pStyle w:val="Referenciasbiblio"/>
         <w:ind w:firstLine="0"/>
       </w:pPr>
-      <w:hyperlink r:id="rId39" w:history="1">
+      <w:hyperlink r:id="rId42" w:history="1">
         <w:r>
           <w:rPr>
             <w:rStyle w:val="Hipervnculo"/>
@@ -2159,23 +2486,13 @@
         <w:pStyle w:val="Referenciasbiblio"/>
         <w:jc w:val="left"/>
       </w:pPr>
-      <w:r>
-        <w:rPr>
-          <w:lang w:val="en-US"/>
-        </w:rPr>
+      <w:proofErr w:type="spellStart"/>
+      <w:r>
         <w:t>Sweller</w:t>
       </w:r>
-      <w:r>
-        <w:rPr>
-          <w:lang w:val="en-US"/>
-        </w:rPr>
-        <w:t xml:space="preserve"> (</w:t>
-      </w:r>
-      <w:r>
-        <w:rPr>
-          <w:lang w:val="en-US"/>
-        </w:rPr>
-        <w:t xml:space="preserve">1988). </w:t>
+      <w:proofErr w:type="spellEnd"/>
+      <w:r>
+        <w:t xml:space="preserve"> (1988). </w:t>
       </w:r>
       <w:r>
         <w:rPr>
@@ -2192,7 +2509,15 @@
         <w:t xml:space="preserve">. </w:t>
       </w:r>
       <w:r>
-        <w:t>Cognitive Science, 12(2), 257-285.</w:t>
+        <w:t xml:space="preserve">Cognitive </w:t>
+      </w:r>
+      <w:proofErr w:type="spellStart"/>
+      <w:r>
+        <w:t>Science</w:t>
+      </w:r>
+      <w:proofErr w:type="spellEnd"/>
+      <w:r>
+        <w:t>, 12(2), 257-285.</w:t>
       </w:r>
       <w:r>
         <w:t xml:space="preserve"> Disponible en</w:t>
@@ -2203,7 +2528,7 @@
       <w:r>
         <w:t xml:space="preserve"> </w:t>
       </w:r>
-      <w:hyperlink r:id="rId40" w:history="1">
+      <w:hyperlink r:id="rId43" w:history="1">
         <w:r>
           <w:rPr>
             <w:rStyle w:val="Hipervnculo"/>
@@ -2224,15 +2549,19 @@
         <w:pStyle w:val="Referenciasbiblio"/>
       </w:pPr>
       <w:r>
-        <w:lastRenderedPageBreak/>
         <w:t>Velastegui, Tagua, Mira</w:t>
       </w:r>
       <w:r>
         <w:t>nda</w:t>
       </w:r>
       <w:r>
-        <w:t>, y Muyulema</w:t>
-      </w:r>
+        <w:t xml:space="preserve">, y </w:t>
+      </w:r>
+      <w:proofErr w:type="spellStart"/>
+      <w:r>
+        <w:t>Muyulema</w:t>
+      </w:r>
+      <w:proofErr w:type="spellEnd"/>
       <w:r>
         <w:t xml:space="preserve"> </w:t>
       </w:r>
@@ -2247,7 +2576,15 @@
         <w:t>Análisis de la relación entre el uso de tecnologías educativas y el rendimiento académico de los estudiantes universitarios</w:t>
       </w:r>
       <w:r>
-        <w:t>. 593 Digital Publisher CEIT</w:t>
+        <w:t xml:space="preserve">. 593 </w:t>
+      </w:r>
+      <w:proofErr w:type="gramStart"/>
+      <w:r>
+        <w:t>Digital</w:t>
+      </w:r>
+      <w:proofErr w:type="gramEnd"/>
+      <w:r>
+        <w:t xml:space="preserve"> Publisher CEIT</w:t>
       </w:r>
       <w:r>
         <w:t>.</w:t>
@@ -2264,7 +2601,7 @@
       <w:r>
         <w:t xml:space="preserve"> Disponible en: </w:t>
       </w:r>
-      <w:hyperlink r:id="rId41" w:history="1">
+      <w:hyperlink r:id="rId44" w:history="1">
         <w:r>
           <w:rPr>
             <w:rStyle w:val="Hipervnculo"/>
@@ -2321,7 +2658,7 @@
         <w:pStyle w:val="Referenciasbiblio"/>
         <w:ind w:firstLine="0"/>
       </w:pPr>
-      <w:hyperlink r:id="rId42" w:history="1">
+      <w:hyperlink r:id="rId45" w:history="1">
         <w:r>
           <w:rPr>
             <w:rStyle w:val="Hipervnculo"/>
@@ -2385,7 +2722,7 @@
         <w:pStyle w:val="Referenciasbiblio"/>
         <w:ind w:firstLine="0"/>
       </w:pPr>
-      <w:hyperlink r:id="rId43" w:history="1">
+      <w:hyperlink r:id="rId46" w:history="1">
         <w:r>
           <w:rPr>
             <w:rStyle w:val="Hipervnculo"/>
@@ -2405,14 +2742,6 @@
     <w:p>
       <w:pPr>
         <w:pStyle w:val="Referenciasbiblio"/>
-        <w:sectPr>
-          <w:headerReference w:type="default" r:id="rId44"/>
-          <w:pgSz w:w="12240" w:h="15840"/>
-          <w:pgMar w:top="1417" w:right="1701" w:bottom="1417" w:left="1701" w:header="708" w:footer="708" w:gutter="0"/>
-          <w:pgNumType w:start="124"/>
-          <w:cols w:space="708"/>
-          <w:docGrid w:linePitch="360"/>
-        </w:sectPr>
       </w:pPr>
       <w:r>
         <w:t xml:space="preserve">Rojas, I. (2023). </w:t>
@@ -2425,8 +2754,13 @@
         <w:t>Maestros en recesión: La crisis de la profesión docente en Venezuela</w:t>
       </w:r>
       <w:r>
-        <w:t>. Prodavinci</w:t>
-      </w:r>
+        <w:t xml:space="preserve">. </w:t>
+      </w:r>
+      <w:proofErr w:type="spellStart"/>
+      <w:r>
+        <w:t>Prodavinci</w:t>
+      </w:r>
+      <w:proofErr w:type="spellEnd"/>
       <w:r>
         <w:t>, Caracas, Venezuela</w:t>
       </w:r>
@@ -2436,7 +2770,7 @@
       <w:r>
         <w:t xml:space="preserve"> Disponible en: </w:t>
       </w:r>
-      <w:hyperlink r:id="rId45" w:history="1">
+      <w:hyperlink r:id="rId47" w:history="1">
         <w:r>
           <w:rPr>
             <w:rStyle w:val="Hipervnculo"/>
@@ -2445,6 +2779,79 @@
           <w:t>https://maestrosenrecesion.prodavinci.com/</w:t>
         </w:r>
       </w:hyperlink>
+    </w:p>
+    <w:p>
+      <w:pPr>
+        <w:pStyle w:val="Referenciasbiblio"/>
+      </w:pPr>
+    </w:p>
+    <w:p>
+      <w:pPr>
+        <w:pStyle w:val="Referenciasbiblio"/>
+      </w:pPr>
+    </w:p>
+    <w:p>
+      <w:pPr>
+        <w:pStyle w:val="Referenciasbiblio"/>
+      </w:pPr>
+    </w:p>
+    <w:p>
+      <w:pPr>
+        <w:pStyle w:val="Referenciasbiblio"/>
+      </w:pPr>
+    </w:p>
+    <w:p>
+      <w:pPr>
+        <w:pStyle w:val="Referenciasbiblio"/>
+        <w:rPr>
+          <w:b/>
+          <w:bCs w:val="0"/>
+        </w:rPr>
+      </w:pPr>
+      <w:r>
+        <w:rPr>
+          <w:b/>
+          <w:bCs w:val="0"/>
+        </w:rPr>
+        <w:lastRenderedPageBreak/>
+        <w:t>5. LEYES</w:t>
+      </w:r>
+    </w:p>
+    <w:p>
+      <w:pPr>
+        <w:pStyle w:val="Referenciasbiblio"/>
+        <w:spacing w:line="480" w:lineRule="auto"/>
+        <w:rPr>
+          <w:b/>
+          <w:bCs w:val="0"/>
+        </w:rPr>
+      </w:pPr>
+    </w:p>
+    <w:p>
+      <w:pPr>
+        <w:pStyle w:val="Referenciasbiblio"/>
+        <w:sectPr>
+          <w:headerReference w:type="default" r:id="rId48"/>
+          <w:pgSz w:w="12240" w:h="15840"/>
+          <w:pgMar w:top="1417" w:right="1701" w:bottom="1417" w:left="1701" w:header="708" w:footer="708" w:gutter="0"/>
+          <w:pgNumType w:start="133"/>
+          <w:cols w:space="708"/>
+          <w:docGrid w:linePitch="360"/>
+        </w:sectPr>
+      </w:pPr>
+      <w:r>
+        <w:t xml:space="preserve">República Bolivariana de Venezuela. (2025). </w:t>
+      </w:r>
+      <w:r>
+        <w:rPr>
+          <w:b/>
+          <w:bCs w:val="0"/>
+        </w:rPr>
+        <w:t>Plan de la Patria: Proyecto Nacional Simón Bolívar, Tercer Plan Socialista de Desarrollo Económico y Social de la Nación 2025–2031</w:t>
+      </w:r>
+      <w:r>
+        <w:t>. Gaceta Oficial de la República Bolivariana de Venezuela.</w:t>
+      </w:r>
     </w:p>
     <w:p/>
     <w:p>
@@ -2576,7 +2983,7 @@
                           </pic:cNvPicPr>
                         </pic:nvPicPr>
                         <pic:blipFill>
-                          <a:blip r:embed="rId46" cstate="print">
+                          <a:blip r:embed="rId49" cstate="print">
                             <a:clrChange>
                               <a:clrFrom>
                                 <a:srgbClr val="FFFFFE"/>
@@ -2686,7 +3093,7 @@
                   <o:lock v:ext="edit" aspectratio="t"/>
                 </v:shapetype>
                 <v:shape id="Imagen 2" o:spid="_x0000_s1027" type="#_x0000_t75" alt="Descripción: LOGO URBE 2012 DEFINITIVO-01" style="position:absolute;left:2268;top:6021;width:3000;height:2340;visibility:visible;mso-wrap-style:square" o:gfxdata="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">
-                  <v:imagedata r:id="rId47" o:title=" LOGO URBE 2012 DEFINITIVO-01" chromakey="#fffffe" blacklevel="-3932f"/>
+                  <v:imagedata r:id="rId50" o:title=" LOGO URBE 2012 DEFINITIVO-01" chromakey="#fffffe" blacklevel="-3932f"/>
                 </v:shape>
                 <v:line id="Line 19" o:spid="_x0000_s1028" style="position:absolute;visibility:visible;mso-wrap-style:square" from="2268,8198" to="10548,8198" o:connectortype="straight" o:gfxdata="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" strokeweight="3pt">
                   <v:stroke linestyle="thinThin"/>
@@ -2970,7 +3377,7 @@
                           </pic:cNvPicPr>
                         </pic:nvPicPr>
                         <pic:blipFill>
-                          <a:blip r:embed="rId46" cstate="print">
+                          <a:blip r:embed="rId49" cstate="print">
                             <a:clrChange>
                               <a:clrFrom>
                                 <a:srgbClr val="FFFFFE"/>
@@ -3061,7 +3468,7 @@
             <w:pict>
               <v:group w14:anchorId="50CAA474" id="Group 17" o:spid="_x0000_s1026" style="position:absolute;margin-left:-4.45pt;margin-top:9.2pt;width:450.2pt;height:127.25pt;z-index:251661312" coordorigin="2268,6021" coordsize="8280,2340" o:gfxdata="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">
                 <v:shape id="Imagen 2" o:spid="_x0000_s1027" type="#_x0000_t75" alt="Descripción: LOGO URBE 2012 DEFINITIVO-01" style="position:absolute;left:2268;top:6021;width:3000;height:2340;visibility:visible;mso-wrap-style:square" o:gfxdata="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">
-                  <v:imagedata r:id="rId47" o:title=" LOGO URBE 2012 DEFINITIVO-01" chromakey="#fffffe" blacklevel="-3932f"/>
+                  <v:imagedata r:id="rId50" o:title=" LOGO URBE 2012 DEFINITIVO-01" chromakey="#fffffe" blacklevel="-3932f"/>
                 </v:shape>
                 <v:line id="Line 19" o:spid="_x0000_s1028" style="position:absolute;visibility:visible;mso-wrap-style:square" from="2268,8198" to="10548,8198" o:connectortype="straight" o:gfxdata="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" strokeweight="3pt">
                   <v:stroke linestyle="thinThin"/>
@@ -3842,8 +4249,17 @@
           <w:rFonts w:ascii="Arial" w:hAnsi="Arial" w:cs="Arial"/>
           <w:lang w:val="es-MX"/>
         </w:rPr>
-        <w:t>Plataformas de streaming</w:t>
-      </w:r>
+        <w:t xml:space="preserve">Plataformas de </w:t>
+      </w:r>
+      <w:proofErr w:type="spellStart"/>
+      <w:r>
+        <w:rPr>
+          <w:rFonts w:ascii="Arial" w:hAnsi="Arial" w:cs="Arial"/>
+          <w:lang w:val="es-MX"/>
+        </w:rPr>
+        <w:t>streaming</w:t>
+      </w:r>
+      <w:proofErr w:type="spellEnd"/>
       <w:r>
         <w:rPr>
           <w:rFonts w:ascii="Arial" w:hAnsi="Arial" w:cs="Arial"/>
@@ -4066,12 +4482,21 @@
           <w:lang w:val="es-MX"/>
         </w:rPr>
       </w:pPr>
-      <w:r>
-        <w:rPr>
-          <w:rFonts w:ascii="Arial" w:hAnsi="Arial" w:cs="Arial"/>
-          <w:lang w:val="es-MX"/>
-        </w:rPr>
-        <w:t>Photomath.</w:t>
+      <w:proofErr w:type="spellStart"/>
+      <w:r>
+        <w:rPr>
+          <w:rFonts w:ascii="Arial" w:hAnsi="Arial" w:cs="Arial"/>
+          <w:lang w:val="es-MX"/>
+        </w:rPr>
+        <w:t>Photomath</w:t>
+      </w:r>
+      <w:proofErr w:type="spellEnd"/>
+      <w:r>
+        <w:rPr>
+          <w:rFonts w:ascii="Arial" w:hAnsi="Arial" w:cs="Arial"/>
+          <w:lang w:val="es-MX"/>
+        </w:rPr>
+        <w:t>.</w:t>
       </w:r>
     </w:p>
     <w:p>
@@ -4082,12 +4507,21 @@
           <w:lang w:val="es-MX"/>
         </w:rPr>
       </w:pPr>
-      <w:r>
-        <w:rPr>
-          <w:rFonts w:ascii="Arial" w:hAnsi="Arial" w:cs="Arial"/>
-          <w:lang w:val="es-MX"/>
-        </w:rPr>
-        <w:t>Socratic.</w:t>
+      <w:proofErr w:type="spellStart"/>
+      <w:r>
+        <w:rPr>
+          <w:rFonts w:ascii="Arial" w:hAnsi="Arial" w:cs="Arial"/>
+          <w:lang w:val="es-MX"/>
+        </w:rPr>
+        <w:t>Socratic</w:t>
+      </w:r>
+      <w:proofErr w:type="spellEnd"/>
+      <w:r>
+        <w:rPr>
+          <w:rFonts w:ascii="Arial" w:hAnsi="Arial" w:cs="Arial"/>
+          <w:lang w:val="es-MX"/>
+        </w:rPr>
+        <w:t>.</w:t>
       </w:r>
     </w:p>
     <w:p>
@@ -4414,11 +4848,25 @@
           <w:rFonts w:ascii="Arial" w:hAnsi="Arial" w:cs="Arial"/>
         </w:rPr>
       </w:pPr>
-      <w:r>
-        <w:rPr>
-          <w:rFonts w:ascii="Arial" w:hAnsi="Arial" w:cs="Arial"/>
-        </w:rPr>
-        <w:t>Quizzes y test rápidos.</w:t>
+      <w:proofErr w:type="spellStart"/>
+      <w:r>
+        <w:rPr>
+          <w:rFonts w:ascii="Arial" w:hAnsi="Arial" w:cs="Arial"/>
+        </w:rPr>
+        <w:t>Quizzes</w:t>
+      </w:r>
+      <w:proofErr w:type="spellEnd"/>
+      <w:r>
+        <w:rPr>
+          <w:rFonts w:ascii="Arial" w:hAnsi="Arial" w:cs="Arial"/>
+        </w:rPr>
+        <w:t xml:space="preserve"> y test rápidos</w:t>
+      </w:r>
+      <w:r>
+        <w:rPr>
+          <w:rFonts w:ascii="Arial" w:hAnsi="Arial" w:cs="Arial"/>
+        </w:rPr>
+        <w:t>.</w:t>
       </w:r>
     </w:p>
     <w:p>
@@ -4544,11 +4992,11 @@
       </w:r>
     </w:p>
     <w:sectPr>
-      <w:headerReference w:type="default" r:id="rId48"/>
-      <w:footerReference w:type="default" r:id="rId49"/>
+      <w:headerReference w:type="default" r:id="rId51"/>
+      <w:footerReference w:type="default" r:id="rId52"/>
       <w:pgSz w:w="12240" w:h="15840"/>
       <w:pgMar w:top="1417" w:right="1701" w:bottom="1417" w:left="1701" w:header="708" w:footer="708" w:gutter="0"/>
-      <w:pgNumType w:start="124"/>
+      <w:pgNumType w:start="144"/>
       <w:cols w:space="708"/>
       <w:docGrid w:linePitch="360"/>
     </w:sectPr>
@@ -7026,6 +7474,7 @@
   <w:style w:type="character" w:default="1" w:styleId="Fuentedeprrafopredeter">
     <w:name w:val="Default Paragraph Font"/>
     <w:uiPriority w:val="1"/>
+    <w:semiHidden/>
     <w:unhideWhenUsed/>
   </w:style>
   <w:style w:type="table" w:default="1" w:styleId="Tablanormal">

--- a/Capitulos de Tesis/Finales.docx
+++ b/Capitulos de Tesis/Finales.docx
@@ -4329,7 +4329,21 @@
           <w:rFonts w:ascii="Arial" w:hAnsi="Arial" w:cs="Arial"/>
           <w:lang w:val="es-MX"/>
         </w:rPr>
-        <w:t xml:space="preserve"> ¿Alguna vez has usado una app o página web para estudiar o repasar?</w:t>
+        <w:t xml:space="preserve"> ¿Alguna vez has usado una ap</w:t>
+      </w:r>
+      <w:r>
+        <w:rPr>
+          <w:rFonts w:ascii="Arial" w:hAnsi="Arial" w:cs="Arial"/>
+          <w:lang w:val="es-MX"/>
+        </w:rPr>
+        <w:t>licación</w:t>
+      </w:r>
+      <w:r>
+        <w:rPr>
+          <w:rFonts w:ascii="Arial" w:hAnsi="Arial" w:cs="Arial"/>
+          <w:lang w:val="es-MX"/>
+        </w:rPr>
+        <w:t xml:space="preserve"> o página web para estudiar o repasar?</w:t>
       </w:r>
     </w:p>
     <w:p>

--- a/Capitulos de Tesis/Finales.docx
+++ b/Capitulos de Tesis/Finales.docx
@@ -40,21 +40,19 @@
         <w:pStyle w:val="Tesis"/>
       </w:pPr>
       <w:r>
-        <w:t xml:space="preserve"> Esta realidad validó la pertinencia conceptual de diseñar e implementar una alternativa tecnológica como </w:t>
-      </w:r>
-      <w:proofErr w:type="spellStart"/>
-      <w:r>
-        <w:t>MathPath</w:t>
-      </w:r>
-      <w:proofErr w:type="spellEnd"/>
-      <w:r>
-        <w:t>, cuyo modelo pedagógico no busca sustituir la escolaridad formal, sino actuar como un entorno de refuerzo y práctica basado en la comprensión lógica. Al alinear las necesidades del público objetivo con las tendencias del consumo digital de los jóvenes, se determinó que la incorporación de mecánicas de gamificación inspiradas en referentes mundiales como Duolingo</w:t>
+        <w:t xml:space="preserve"> Esta realidad validó la pertinencia conceptual de diseñar e implementar una alternativa tecnológica como MathPath, cuyo modelo pedagógico no busca sustituir la escolaridad formal, sino actuar como un entorno de refuerzo y práctica basado en la comprensión lógica. Al alinear las necesidades del público objetivo con las tendencias del consumo digital de los jóvenes, se determinó que la incorporación de mecánicas de gamificación inspiradas en referentes mundiales como Duolingo</w:t>
       </w:r>
       <w:r>
         <w:t xml:space="preserve"> tienen un gran nivel de aceptación</w:t>
       </w:r>
       <w:r>
-        <w:t xml:space="preserve">, identificándose que las simulaciones interactivas y los sistemas de gratificación tangible orientados a la personalización de perfiles y avatares constituyen los estímulos más efectivos para mitigar el aburrimiento y la monotonía. </w:t>
+        <w:t>, identificándose que las simulaciones interactivas y los sistemas de gratificación tangible orientados a la personalización de perfiles y avatares constituyen los estímulos más efectivos para mitigar el aburrimiento y la monotonía</w:t>
+      </w:r>
+      <w:r>
+        <w:t>.</w:t>
+      </w:r>
+      <w:r>
+        <w:t xml:space="preserve"> </w:t>
       </w:r>
     </w:p>
     <w:p>
@@ -68,11 +66,9 @@
         <w:lastRenderedPageBreak/>
         <w:t xml:space="preserve">alta calidad. A través de las fases de comunicación y planeación, fue posible traducir el diagnóstico situacional en un pliego formal de requerimientos funcionales organizados eficientemente en iteraciones o </w:t>
       </w:r>
-      <w:proofErr w:type="spellStart"/>
       <w:r>
         <w:t>sprints</w:t>
       </w:r>
-      <w:proofErr w:type="spellEnd"/>
       <w:r>
         <w:t xml:space="preserve"> de trabajo. Posteriormente, la fase de modelado apoyada en herramientas de diseño arquitectónico y suite visual facilitó la conceptualización de diagramas entidad-relación y maquetas de interfaz con un lenguaje moderno y juvenil, asegurando una transición fluida hacia la etapa de codificación. </w:t>
       </w:r>
@@ -84,11 +80,9 @@
       <w:r>
         <w:t xml:space="preserve">Finalmente, la fase de construcción y la posterior verificación mediante pruebas funcionales, unitarias y de integración demostraron que la combinación tecnológica de Python con el </w:t>
       </w:r>
-      <w:proofErr w:type="spellStart"/>
       <w:r>
         <w:t>framework</w:t>
       </w:r>
-      <w:proofErr w:type="spellEnd"/>
       <w:r>
         <w:t xml:space="preserve"> Flet y el gestor de bases de datos SQLite conforma un ecosistema robusto, estable y óptimo para contextos de conectividad limitada. Este enfoque de almacenamiento local permitió resguardar con éxito los sistemas de progresión, rangos, logros y recarga de vidas sin depender de servidores externos, logrando un producto de software depurado que cumple satisfactoriamente con las expectativas técnicas y los objetivos pedagógicos planteados al inicio de la investigación. </w:t>
       </w:r>
@@ -189,11 +183,9 @@
       <w:r>
         <w:t xml:space="preserve"> y el sistema de rutas internas implementado en los archivos principales de la aplicación para expandir el catálogo pedagógico de </w:t>
       </w:r>
-      <w:proofErr w:type="spellStart"/>
       <w:r>
         <w:t>MathPath</w:t>
       </w:r>
-      <w:proofErr w:type="spellEnd"/>
       <w:r>
         <w:t xml:space="preserve"> hacia las otras asignaturas que integran el bloque de ciencias exactas. Dado que Química y Física concentran los índices de dificultad más elevados entre la población estudiantil, la incorporación de módulos interactivos para estas materias incrementará significativamente el impacto y el valor educativo de la plataforma dentro de las instituciones de educación media. </w:t>
       </w:r>
@@ -215,13 +207,14 @@
       <w:r>
         <w:t xml:space="preserve"> iOS. Tomando en consideración que un porcentaje considerable de los estudiantes utiliza activamente el teléfono inteligente como su dispositivo preferido para el estudio independiente, la portabilidad móvil de </w:t>
       </w:r>
-      <w:proofErr w:type="spellStart"/>
       <w:r>
         <w:t>MathPath</w:t>
       </w:r>
-      <w:proofErr w:type="spellEnd"/>
-      <w:r>
-        <w:t xml:space="preserve"> facilitará el acceso a la herramienta en cualquier momento y lugar, maximizando el alcance social de la investigación y potenciando el rendimiento académico a una escala mucho mayor.</w:t>
+      <w:r>
+        <w:t xml:space="preserve"> facilitará el acceso a la herramienta en cualquier momento y lugar, maximizando el alcance social de la investigación y potenciando el rendimiento académico a una escala mucho mayor</w:t>
+      </w:r>
+      <w:r>
+        <w:t>.</w:t>
       </w:r>
     </w:p>
     <w:p>
@@ -957,17 +950,8 @@
           <w:b/>
           <w:bCs w:val="0"/>
         </w:rPr>
-        <w:t xml:space="preserve">Análisis y requerimientos de software: Manual </w:t>
-      </w:r>
-      <w:proofErr w:type="spellStart"/>
-      <w:r>
-        <w:rPr>
-          <w:b/>
-          <w:bCs w:val="0"/>
-        </w:rPr>
-        <w:t>autoformativo</w:t>
-      </w:r>
-      <w:proofErr w:type="spellEnd"/>
+        <w:t>Análisis y requerimientos de software: Manual autoformativo</w:t>
+      </w:r>
       <w:r>
         <w:t xml:space="preserve">. </w:t>
       </w:r>
@@ -1136,11 +1120,9 @@
       <w:pPr>
         <w:pStyle w:val="Referenciasbiblio"/>
       </w:pPr>
-      <w:proofErr w:type="spellStart"/>
       <w:r>
         <w:t>Calbacho</w:t>
       </w:r>
-      <w:proofErr w:type="spellEnd"/>
       <w:r>
         <w:t xml:space="preserve"> </w:t>
       </w:r>
@@ -1436,23 +1418,7 @@
           <w:b/>
           <w:bCs w:val="0"/>
         </w:rPr>
-        <w:t xml:space="preserve">SOFTWARE EDUCATIVO. Conceptos básicos del Software Educativo, </w:t>
-      </w:r>
-      <w:proofErr w:type="gramStart"/>
-      <w:r>
-        <w:rPr>
-          <w:b/>
-          <w:bCs w:val="0"/>
-        </w:rPr>
-        <w:t>estructuras básica</w:t>
-      </w:r>
-      <w:proofErr w:type="gramEnd"/>
-      <w:r>
-        <w:rPr>
-          <w:b/>
-          <w:bCs w:val="0"/>
-        </w:rPr>
-        <w:t xml:space="preserve">, clasificación de los Software educativos, formulación de un Software Educativo, funciones del Software </w:t>
+        <w:t xml:space="preserve">SOFTWARE EDUCATIVO. Conceptos básicos del Software Educativo, estructuras básica, clasificación de los Software educativos, formulación de un Software Educativo, funciones del Software </w:t>
       </w:r>
       <w:r>
         <w:rPr>
@@ -1562,13 +1528,8 @@
       <w:r>
         <w:t xml:space="preserve">. </w:t>
       </w:r>
-      <w:proofErr w:type="spellStart"/>
-      <w:r>
-        <w:t>Magis</w:t>
-      </w:r>
-      <w:proofErr w:type="spellEnd"/>
-      <w:r>
-        <w:t>, Revista Internacional De Investigación En Educación, 5(10)</w:t>
+      <w:r>
+        <w:t>Magis, Revista Internacional De Investigación En Educación, 5(10)</w:t>
       </w:r>
       <w:r>
         <w:t>.</w:t>
@@ -1613,15 +1574,7 @@
         <w:t>CONSTRUCTIVISMO: ORIGENES Y PERSPECTIVAS</w:t>
       </w:r>
       <w:r>
-        <w:t xml:space="preserve">. </w:t>
-      </w:r>
-      <w:proofErr w:type="spellStart"/>
-      <w:r>
-        <w:t>Laurus</w:t>
-      </w:r>
-      <w:proofErr w:type="spellEnd"/>
-      <w:r>
-        <w:t xml:space="preserve">, Revista de Educación. </w:t>
+        <w:t xml:space="preserve">. Laurus, Revista de Educación. </w:t>
       </w:r>
       <w:r>
         <w:t>13(24), 76-92. Caracas, Venezuela. Disponible en:</w:t>
@@ -1666,15 +1619,7 @@
         <w:t xml:space="preserve">1(2),1-12. </w:t>
       </w:r>
       <w:r>
-        <w:t xml:space="preserve">Los </w:t>
-      </w:r>
-      <w:proofErr w:type="spellStart"/>
-      <w:r>
-        <w:t>Angeles</w:t>
-      </w:r>
-      <w:proofErr w:type="spellEnd"/>
-      <w:r>
-        <w:t xml:space="preserve">, Estados Unidos. Disponible en: </w:t>
+        <w:t xml:space="preserve">Los Angeles, Estados Unidos. Disponible en: </w:t>
       </w:r>
       <w:hyperlink r:id="rId29" w:history="1">
         <w:r>
@@ -2006,39 +1951,7 @@
           <w:b/>
           <w:bCs w:val="0"/>
         </w:rPr>
-        <w:t xml:space="preserve">El </w:t>
-      </w:r>
-      <w:proofErr w:type="spellStart"/>
-      <w:r>
-        <w:rPr>
-          <w:b/>
-          <w:bCs w:val="0"/>
-        </w:rPr>
-        <w:t>mastery</w:t>
-      </w:r>
-      <w:proofErr w:type="spellEnd"/>
-      <w:r>
-        <w:rPr>
-          <w:b/>
-          <w:bCs w:val="0"/>
-        </w:rPr>
-        <w:t xml:space="preserve"> </w:t>
-      </w:r>
-      <w:proofErr w:type="spellStart"/>
-      <w:r>
-        <w:rPr>
-          <w:b/>
-          <w:bCs w:val="0"/>
-        </w:rPr>
-        <w:t>learning</w:t>
-      </w:r>
-      <w:proofErr w:type="spellEnd"/>
-      <w:r>
-        <w:rPr>
-          <w:b/>
-          <w:bCs w:val="0"/>
-        </w:rPr>
-        <w:t xml:space="preserve"> a la luz de la investigación educativa</w:t>
+        <w:t>El mastery learning a la luz de la investigación educativa</w:t>
       </w:r>
       <w:r>
         <w:t xml:space="preserve">. Participación Educativa. 3(5), 59-73. </w:t>
@@ -2090,31 +2003,7 @@
         <w:t>.</w:t>
       </w:r>
       <w:r>
-        <w:t xml:space="preserve"> </w:t>
-      </w:r>
-      <w:proofErr w:type="spellStart"/>
-      <w:r>
-        <w:t>Scientia</w:t>
-      </w:r>
-      <w:proofErr w:type="spellEnd"/>
-      <w:r>
-        <w:t xml:space="preserve"> Et </w:t>
-      </w:r>
-      <w:proofErr w:type="spellStart"/>
-      <w:r>
-        <w:t>Technica</w:t>
-      </w:r>
-      <w:proofErr w:type="spellEnd"/>
-      <w:r>
-        <w:t xml:space="preserve">. </w:t>
-      </w:r>
-      <w:proofErr w:type="gramStart"/>
-      <w:r>
-        <w:t>XIV(</w:t>
-      </w:r>
-      <w:proofErr w:type="gramEnd"/>
-      <w:r>
-        <w:t>39), 326-331</w:t>
+        <w:t xml:space="preserve"> Scientia Et Technica. XIV(39), 326-331</w:t>
       </w:r>
       <w:r>
         <w:t>. Pereira, Colombia.</w:t>
@@ -2142,13 +2031,8 @@
       <w:pPr>
         <w:pStyle w:val="Referenciasbiblio"/>
       </w:pPr>
-      <w:proofErr w:type="spellStart"/>
-      <w:r>
-        <w:t>Nó</w:t>
-      </w:r>
-      <w:proofErr w:type="spellEnd"/>
-      <w:r>
-        <w:t xml:space="preserve"> y Ortega (2000). </w:t>
+      <w:r>
+        <w:t xml:space="preserve">Nó y Ortega (2000). </w:t>
       </w:r>
       <w:r>
         <w:rPr>
@@ -2200,15 +2084,7 @@
         <w:t xml:space="preserve"> El constructivismo como teoría y método de enseñanza</w:t>
       </w:r>
       <w:r>
-        <w:t xml:space="preserve">. </w:t>
-      </w:r>
-      <w:proofErr w:type="spellStart"/>
-      <w:r>
-        <w:t>Sophia</w:t>
-      </w:r>
-      <w:proofErr w:type="spellEnd"/>
-      <w:r>
-        <w:t xml:space="preserve">, Colección de Filosofía de la Educación. (19), 93-110. Cuenca, Ecuador. Disponible en: </w:t>
+        <w:t xml:space="preserve">. Sophia, Colección de Filosofía de la Educación. (19), 93-110. Cuenca, Ecuador. Disponible en: </w:t>
       </w:r>
       <w:hyperlink r:id="rId38" w:history="1">
         <w:r>
@@ -2247,31 +2123,7 @@
         <w:t>.</w:t>
       </w:r>
       <w:r>
-        <w:t xml:space="preserve"> </w:t>
-      </w:r>
-      <w:proofErr w:type="spellStart"/>
-      <w:r>
-        <w:t>European</w:t>
-      </w:r>
-      <w:proofErr w:type="spellEnd"/>
-      <w:r>
-        <w:t xml:space="preserve"> Public &amp; Social </w:t>
-      </w:r>
-      <w:proofErr w:type="spellStart"/>
-      <w:r>
-        <w:t>Innovation</w:t>
-      </w:r>
-      <w:proofErr w:type="spellEnd"/>
-      <w:r>
-        <w:t xml:space="preserve"> </w:t>
-      </w:r>
-      <w:proofErr w:type="spellStart"/>
-      <w:r>
-        <w:t>Review</w:t>
-      </w:r>
-      <w:proofErr w:type="spellEnd"/>
-      <w:r>
-        <w:t xml:space="preserve">. 11, 1-16. </w:t>
+        <w:t xml:space="preserve"> European Public &amp; Social Innovation Review. 11, 1-16. </w:t>
       </w:r>
       <w:r>
         <w:t xml:space="preserve">Disponible en: </w:t>
@@ -2304,23 +2156,7 @@
           <w:b/>
           <w:bCs w:val="0"/>
         </w:rPr>
-        <w:t xml:space="preserve">Informe Sistema de Evaluación de Conocimientos en Línea SECEL </w:t>
-      </w:r>
-      <w:proofErr w:type="gramStart"/>
-      <w:r>
-        <w:rPr>
-          <w:b/>
-          <w:bCs w:val="0"/>
-        </w:rPr>
-        <w:t>Diciembre</w:t>
-      </w:r>
-      <w:proofErr w:type="gramEnd"/>
-      <w:r>
-        <w:rPr>
-          <w:b/>
-          <w:bCs w:val="0"/>
-        </w:rPr>
-        <w:t xml:space="preserve"> 2024. </w:t>
+        <w:t xml:space="preserve">Informe Sistema de Evaluación de Conocimientos en Línea SECEL Diciembre 2024. </w:t>
       </w:r>
       <w:r>
         <w:t>Universidad Católica Andrés Bello. Caracas, Venezuela.</w:t>
@@ -2360,27 +2196,13 @@
           <w:lang w:val="en-US"/>
         </w:rPr>
         <w:lastRenderedPageBreak/>
-        <w:t xml:space="preserve">Spiro, Coulson, </w:t>
-      </w:r>
-      <w:proofErr w:type="spellStart"/>
+        <w:t>Spiro, Coulson, Fe</w:t>
+      </w:r>
       <w:r>
         <w:rPr>
           <w:lang w:val="en-US"/>
         </w:rPr>
-        <w:t>Fe</w:t>
-      </w:r>
-      <w:r>
-        <w:rPr>
-          <w:lang w:val="en-US"/>
-        </w:rPr>
-        <w:t>ltovich</w:t>
-      </w:r>
-      <w:proofErr w:type="spellEnd"/>
-      <w:r>
-        <w:rPr>
-          <w:lang w:val="en-US"/>
-        </w:rPr>
-        <w:t xml:space="preserve"> y Anderson (1988). </w:t>
+        <w:t xml:space="preserve">ltovich y Anderson (1988). </w:t>
       </w:r>
       <w:r>
         <w:rPr>
@@ -2486,13 +2308,8 @@
         <w:pStyle w:val="Referenciasbiblio"/>
         <w:jc w:val="left"/>
       </w:pPr>
-      <w:proofErr w:type="spellStart"/>
-      <w:r>
-        <w:t>Sweller</w:t>
-      </w:r>
-      <w:proofErr w:type="spellEnd"/>
-      <w:r>
-        <w:t xml:space="preserve"> (1988). </w:t>
+      <w:r>
+        <w:t xml:space="preserve">Sweller (1988). </w:t>
       </w:r>
       <w:r>
         <w:rPr>
@@ -2509,15 +2326,7 @@
         <w:t xml:space="preserve">. </w:t>
       </w:r>
       <w:r>
-        <w:t xml:space="preserve">Cognitive </w:t>
-      </w:r>
-      <w:proofErr w:type="spellStart"/>
-      <w:r>
-        <w:t>Science</w:t>
-      </w:r>
-      <w:proofErr w:type="spellEnd"/>
-      <w:r>
-        <w:t>, 12(2), 257-285.</w:t>
+        <w:t>Cognitive Science, 12(2), 257-285.</w:t>
       </w:r>
       <w:r>
         <w:t xml:space="preserve"> Disponible en</w:t>
@@ -2555,13 +2364,8 @@
         <w:t>nda</w:t>
       </w:r>
       <w:r>
-        <w:t xml:space="preserve">, y </w:t>
-      </w:r>
-      <w:proofErr w:type="spellStart"/>
-      <w:r>
-        <w:t>Muyulema</w:t>
-      </w:r>
-      <w:proofErr w:type="spellEnd"/>
+        <w:t>, y Muyulema</w:t>
+      </w:r>
       <w:r>
         <w:t xml:space="preserve"> </w:t>
       </w:r>
@@ -2576,15 +2380,7 @@
         <w:t>Análisis de la relación entre el uso de tecnologías educativas y el rendimiento académico de los estudiantes universitarios</w:t>
       </w:r>
       <w:r>
-        <w:t xml:space="preserve">. 593 </w:t>
-      </w:r>
-      <w:proofErr w:type="gramStart"/>
-      <w:r>
-        <w:t>Digital</w:t>
-      </w:r>
-      <w:proofErr w:type="gramEnd"/>
-      <w:r>
-        <w:t xml:space="preserve"> Publisher CEIT</w:t>
+        <w:t>. 593 Digital Publisher CEIT</w:t>
       </w:r>
       <w:r>
         <w:t>.</w:t>
@@ -2754,13 +2550,8 @@
         <w:t>Maestros en recesión: La crisis de la profesión docente en Venezuela</w:t>
       </w:r>
       <w:r>
-        <w:t xml:space="preserve">. </w:t>
-      </w:r>
-      <w:proofErr w:type="spellStart"/>
-      <w:r>
-        <w:t>Prodavinci</w:t>
-      </w:r>
-      <w:proofErr w:type="spellEnd"/>
+        <w:t>. Prodavinci</w:t>
+      </w:r>
       <w:r>
         <w:t>, Caracas, Venezuela</w:t>
       </w:r>
@@ -2834,7 +2625,7 @@
           <w:headerReference w:type="default" r:id="rId48"/>
           <w:pgSz w:w="12240" w:h="15840"/>
           <w:pgMar w:top="1417" w:right="1701" w:bottom="1417" w:left="1701" w:header="708" w:footer="708" w:gutter="0"/>
-          <w:pgNumType w:start="133"/>
+          <w:pgNumType w:start="132"/>
           <w:cols w:space="708"/>
           <w:docGrid w:linePitch="360"/>
         </w:sectPr>
@@ -4249,17 +4040,8 @@
           <w:rFonts w:ascii="Arial" w:hAnsi="Arial" w:cs="Arial"/>
           <w:lang w:val="es-MX"/>
         </w:rPr>
-        <w:t xml:space="preserve">Plataformas de </w:t>
-      </w:r>
-      <w:proofErr w:type="spellStart"/>
-      <w:r>
-        <w:rPr>
-          <w:rFonts w:ascii="Arial" w:hAnsi="Arial" w:cs="Arial"/>
-          <w:lang w:val="es-MX"/>
-        </w:rPr>
-        <w:t>streaming</w:t>
-      </w:r>
-      <w:proofErr w:type="spellEnd"/>
+        <w:t>Plataformas de streaming</w:t>
+      </w:r>
       <w:r>
         <w:rPr>
           <w:rFonts w:ascii="Arial" w:hAnsi="Arial" w:cs="Arial"/>
@@ -4496,21 +4278,12 @@
           <w:lang w:val="es-MX"/>
         </w:rPr>
       </w:pPr>
-      <w:proofErr w:type="spellStart"/>
-      <w:r>
-        <w:rPr>
-          <w:rFonts w:ascii="Arial" w:hAnsi="Arial" w:cs="Arial"/>
-          <w:lang w:val="es-MX"/>
-        </w:rPr>
-        <w:t>Photomath</w:t>
-      </w:r>
-      <w:proofErr w:type="spellEnd"/>
-      <w:r>
-        <w:rPr>
-          <w:rFonts w:ascii="Arial" w:hAnsi="Arial" w:cs="Arial"/>
-          <w:lang w:val="es-MX"/>
-        </w:rPr>
-        <w:t>.</w:t>
+      <w:r>
+        <w:rPr>
+          <w:rFonts w:ascii="Arial" w:hAnsi="Arial" w:cs="Arial"/>
+          <w:lang w:val="es-MX"/>
+        </w:rPr>
+        <w:t>Photomath.</w:t>
       </w:r>
     </w:p>
     <w:p>
@@ -4521,21 +4294,12 @@
           <w:lang w:val="es-MX"/>
         </w:rPr>
       </w:pPr>
-      <w:proofErr w:type="spellStart"/>
-      <w:r>
-        <w:rPr>
-          <w:rFonts w:ascii="Arial" w:hAnsi="Arial" w:cs="Arial"/>
-          <w:lang w:val="es-MX"/>
-        </w:rPr>
-        <w:t>Socratic</w:t>
-      </w:r>
-      <w:proofErr w:type="spellEnd"/>
-      <w:r>
-        <w:rPr>
-          <w:rFonts w:ascii="Arial" w:hAnsi="Arial" w:cs="Arial"/>
-          <w:lang w:val="es-MX"/>
-        </w:rPr>
-        <w:t>.</w:t>
+      <w:r>
+        <w:rPr>
+          <w:rFonts w:ascii="Arial" w:hAnsi="Arial" w:cs="Arial"/>
+          <w:lang w:val="es-MX"/>
+        </w:rPr>
+        <w:t>Socratic.</w:t>
       </w:r>
     </w:p>
     <w:p>
@@ -4862,19 +4626,11 @@
           <w:rFonts w:ascii="Arial" w:hAnsi="Arial" w:cs="Arial"/>
         </w:rPr>
       </w:pPr>
-      <w:proofErr w:type="spellStart"/>
-      <w:r>
-        <w:rPr>
-          <w:rFonts w:ascii="Arial" w:hAnsi="Arial" w:cs="Arial"/>
-        </w:rPr>
-        <w:t>Quizzes</w:t>
-      </w:r>
-      <w:proofErr w:type="spellEnd"/>
-      <w:r>
-        <w:rPr>
-          <w:rFonts w:ascii="Arial" w:hAnsi="Arial" w:cs="Arial"/>
-        </w:rPr>
-        <w:t xml:space="preserve"> y test rápidos</w:t>
+      <w:r>
+        <w:rPr>
+          <w:rFonts w:ascii="Arial" w:hAnsi="Arial" w:cs="Arial"/>
+        </w:rPr>
+        <w:t>Quizzes y test rápidos</w:t>
       </w:r>
       <w:r>
         <w:rPr>

--- a/Capitulos de Tesis/Finales.docx
+++ b/Capitulos de Tesis/Finales.docx
@@ -1409,8 +1409,23 @@
     <w:p>
       <w:pPr>
         <w:pStyle w:val="Referenciasbiblio"/>
-      </w:pPr>
-      <w:r>
+        <w:spacing w:line="480" w:lineRule="auto"/>
+        <w:ind w:firstLine="0"/>
+      </w:pPr>
+    </w:p>
+    <w:p>
+      <w:pPr>
+        <w:pStyle w:val="Referenciasbiblio"/>
+        <w:spacing w:line="480" w:lineRule="auto"/>
+        <w:ind w:firstLine="0"/>
+      </w:pPr>
+    </w:p>
+    <w:p>
+      <w:pPr>
+        <w:pStyle w:val="Referenciasbiblio"/>
+      </w:pPr>
+      <w:r>
+        <w:lastRenderedPageBreak/>
         <w:t xml:space="preserve">Rojas (2018). </w:t>
       </w:r>
       <w:r>
@@ -1418,15 +1433,7 @@
           <w:b/>
           <w:bCs w:val="0"/>
         </w:rPr>
-        <w:t xml:space="preserve">SOFTWARE EDUCATIVO. Conceptos básicos del Software Educativo, estructuras básica, clasificación de los Software educativos, formulación de un Software Educativo, funciones del Software </w:t>
-      </w:r>
-      <w:r>
-        <w:rPr>
-          <w:b/>
-          <w:bCs w:val="0"/>
-        </w:rPr>
-        <w:lastRenderedPageBreak/>
-        <w:t>Educativo, aplicaciones</w:t>
+        <w:t>SOFTWARE EDUCATIVO. Conceptos básicos del Software Educativo, estructuras básica, clasificación de los Software educativos, formulación de un Software Educativo, funciones del Software Educativo, aplicaciones</w:t>
       </w:r>
       <w:r>
         <w:t xml:space="preserve">. </w:t>
@@ -2641,7 +2648,10 @@
         <w:t>Plan de la Patria: Proyecto Nacional Simón Bolívar, Tercer Plan Socialista de Desarrollo Económico y Social de la Nación 2025–2031</w:t>
       </w:r>
       <w:r>
-        <w:t>. Gaceta Oficial de la República Bolivariana de Venezuela.</w:t>
+        <w:t>. Gaceta Oficial de la República Bolivariana de Venezuela</w:t>
+      </w:r>
+      <w:r>
+        <w:t>.</w:t>
       </w:r>
     </w:p>
     <w:p/>

--- a/Capitulos de Tesis/Finales.docx
+++ b/Capitulos de Tesis/Finales.docx
@@ -40,7 +40,15 @@
         <w:pStyle w:val="Tesis"/>
       </w:pPr>
       <w:r>
-        <w:t xml:space="preserve"> Esta realidad validó la pertinencia conceptual de diseñar e implementar una alternativa tecnológica como MathPath, cuyo modelo pedagógico no busca sustituir la escolaridad formal, sino actuar como un entorno de refuerzo y práctica basado en la comprensión lógica. Al alinear las necesidades del público objetivo con las tendencias del consumo digital de los jóvenes, se determinó que la incorporación de mecánicas de gamificación inspiradas en referentes mundiales como Duolingo</w:t>
+        <w:t xml:space="preserve"> Esta realidad validó la pertinencia conceptual de diseñar e implementar una alternativa tecnológica como </w:t>
+      </w:r>
+      <w:proofErr w:type="spellStart"/>
+      <w:r>
+        <w:t>MathPath</w:t>
+      </w:r>
+      <w:proofErr w:type="spellEnd"/>
+      <w:r>
+        <w:t>, cuyo modelo pedagógico no busca sustituir la escolaridad formal, sino actuar como un entorno de refuerzo y práctica basado en la comprensión lógica. Al alinear las necesidades del público objetivo con las tendencias del consumo digital de los jóvenes, se determinó que la incorporación de mecánicas de gamificación inspiradas en referentes mundiales como Duolingo</w:t>
       </w:r>
       <w:r>
         <w:t xml:space="preserve"> tienen un gran nivel de aceptación</w:t>
@@ -66,9 +74,11 @@
         <w:lastRenderedPageBreak/>
         <w:t xml:space="preserve">alta calidad. A través de las fases de comunicación y planeación, fue posible traducir el diagnóstico situacional en un pliego formal de requerimientos funcionales organizados eficientemente en iteraciones o </w:t>
       </w:r>
+      <w:proofErr w:type="spellStart"/>
       <w:r>
         <w:t>sprints</w:t>
       </w:r>
+      <w:proofErr w:type="spellEnd"/>
       <w:r>
         <w:t xml:space="preserve"> de trabajo. Posteriormente, la fase de modelado apoyada en herramientas de diseño arquitectónico y suite visual facilitó la conceptualización de diagramas entidad-relación y maquetas de interfaz con un lenguaje moderno y juvenil, asegurando una transición fluida hacia la etapa de codificación. </w:t>
       </w:r>
@@ -80,9 +90,11 @@
       <w:r>
         <w:t xml:space="preserve">Finalmente, la fase de construcción y la posterior verificación mediante pruebas funcionales, unitarias y de integración demostraron que la combinación tecnológica de Python con el </w:t>
       </w:r>
+      <w:proofErr w:type="spellStart"/>
       <w:r>
         <w:t>framework</w:t>
       </w:r>
+      <w:proofErr w:type="spellEnd"/>
       <w:r>
         <w:t xml:space="preserve"> Flet y el gestor de bases de datos SQLite conforma un ecosistema robusto, estable y óptimo para contextos de conectividad limitada. Este enfoque de almacenamiento local permitió resguardar con éxito los sistemas de progresión, rangos, logros y recarga de vidas sin depender de servidores externos, logrando un producto de software depurado que cumple satisfactoriamente con las expectativas técnicas y los objetivos pedagógicos planteados al inicio de la investigación. </w:t>
       </w:r>
@@ -183,9 +195,11 @@
       <w:r>
         <w:t xml:space="preserve"> y el sistema de rutas internas implementado en los archivos principales de la aplicación para expandir el catálogo pedagógico de </w:t>
       </w:r>
+      <w:proofErr w:type="spellStart"/>
       <w:r>
         <w:t>MathPath</w:t>
       </w:r>
+      <w:proofErr w:type="spellEnd"/>
       <w:r>
         <w:t xml:space="preserve"> hacia las otras asignaturas que integran el bloque de ciencias exactas. Dado que Química y Física concentran los índices de dificultad más elevados entre la población estudiantil, la incorporación de módulos interactivos para estas materias incrementará significativamente el impacto y el valor educativo de la plataforma dentro de las instituciones de educación media. </w:t>
       </w:r>
@@ -207,9 +221,11 @@
       <w:r>
         <w:t xml:space="preserve"> iOS. Tomando en consideración que un porcentaje considerable de los estudiantes utiliza activamente el teléfono inteligente como su dispositivo preferido para el estudio independiente, la portabilidad móvil de </w:t>
       </w:r>
+      <w:proofErr w:type="spellStart"/>
       <w:r>
         <w:t>MathPath</w:t>
       </w:r>
+      <w:proofErr w:type="spellEnd"/>
       <w:r>
         <w:t xml:space="preserve"> facilitará el acceso a la herramienta en cualquier momento y lugar, maximizando el alcance social de la investigación y potenciando el rendimiento académico a una escala mucho mayor</w:t>
       </w:r>
@@ -950,8 +966,17 @@
           <w:b/>
           <w:bCs w:val="0"/>
         </w:rPr>
-        <w:t>Análisis y requerimientos de software: Manual autoformativo</w:t>
-      </w:r>
+        <w:t xml:space="preserve">Análisis y requerimientos de software: Manual </w:t>
+      </w:r>
+      <w:proofErr w:type="spellStart"/>
+      <w:r>
+        <w:rPr>
+          <w:b/>
+          <w:bCs w:val="0"/>
+        </w:rPr>
+        <w:t>autoformativo</w:t>
+      </w:r>
+      <w:proofErr w:type="spellEnd"/>
       <w:r>
         <w:t xml:space="preserve">. </w:t>
       </w:r>
@@ -1120,9 +1145,11 @@
       <w:pPr>
         <w:pStyle w:val="Referenciasbiblio"/>
       </w:pPr>
+      <w:proofErr w:type="spellStart"/>
       <w:r>
         <w:t>Calbacho</w:t>
       </w:r>
+      <w:proofErr w:type="spellEnd"/>
       <w:r>
         <w:t xml:space="preserve"> </w:t>
       </w:r>
@@ -1433,7 +1460,23 @@
           <w:b/>
           <w:bCs w:val="0"/>
         </w:rPr>
-        <w:t>SOFTWARE EDUCATIVO. Conceptos básicos del Software Educativo, estructuras básica, clasificación de los Software educativos, formulación de un Software Educativo, funciones del Software Educativo, aplicaciones</w:t>
+        <w:t xml:space="preserve">SOFTWARE EDUCATIVO. Conceptos básicos del Software Educativo, </w:t>
+      </w:r>
+      <w:proofErr w:type="gramStart"/>
+      <w:r>
+        <w:rPr>
+          <w:b/>
+          <w:bCs w:val="0"/>
+        </w:rPr>
+        <w:t>estructuras básica</w:t>
+      </w:r>
+      <w:proofErr w:type="gramEnd"/>
+      <w:r>
+        <w:rPr>
+          <w:b/>
+          <w:bCs w:val="0"/>
+        </w:rPr>
+        <w:t>, clasificación de los Software educativos, formulación de un Software Educativo, funciones del Software Educativo, aplicaciones</w:t>
       </w:r>
       <w:r>
         <w:t xml:space="preserve">. </w:t>
@@ -1535,8 +1578,13 @@
       <w:r>
         <w:t xml:space="preserve">. </w:t>
       </w:r>
-      <w:r>
-        <w:t>Magis, Revista Internacional De Investigación En Educación, 5(10)</w:t>
+      <w:proofErr w:type="spellStart"/>
+      <w:r>
+        <w:t>Magis</w:t>
+      </w:r>
+      <w:proofErr w:type="spellEnd"/>
+      <w:r>
+        <w:t>, Revista Internacional De Investigación En Educación, 5(10)</w:t>
       </w:r>
       <w:r>
         <w:t>.</w:t>
@@ -1581,7 +1629,15 @@
         <w:t>CONSTRUCTIVISMO: ORIGENES Y PERSPECTIVAS</w:t>
       </w:r>
       <w:r>
-        <w:t xml:space="preserve">. Laurus, Revista de Educación. </w:t>
+        <w:t xml:space="preserve">. </w:t>
+      </w:r>
+      <w:proofErr w:type="spellStart"/>
+      <w:r>
+        <w:t>Laurus</w:t>
+      </w:r>
+      <w:proofErr w:type="spellEnd"/>
+      <w:r>
+        <w:t xml:space="preserve">, Revista de Educación. </w:t>
       </w:r>
       <w:r>
         <w:t>13(24), 76-92. Caracas, Venezuela. Disponible en:</w:t>
@@ -1626,7 +1682,15 @@
         <w:t xml:space="preserve">1(2),1-12. </w:t>
       </w:r>
       <w:r>
-        <w:t xml:space="preserve">Los Angeles, Estados Unidos. Disponible en: </w:t>
+        <w:t xml:space="preserve">Los </w:t>
+      </w:r>
+      <w:proofErr w:type="spellStart"/>
+      <w:r>
+        <w:t>Angeles</w:t>
+      </w:r>
+      <w:proofErr w:type="spellEnd"/>
+      <w:r>
+        <w:t xml:space="preserve">, Estados Unidos. Disponible en: </w:t>
       </w:r>
       <w:hyperlink r:id="rId29" w:history="1">
         <w:r>
@@ -1958,7 +2022,39 @@
           <w:b/>
           <w:bCs w:val="0"/>
         </w:rPr>
-        <w:t>El mastery learning a la luz de la investigación educativa</w:t>
+        <w:t xml:space="preserve">El </w:t>
+      </w:r>
+      <w:proofErr w:type="spellStart"/>
+      <w:r>
+        <w:rPr>
+          <w:b/>
+          <w:bCs w:val="0"/>
+        </w:rPr>
+        <w:t>mastery</w:t>
+      </w:r>
+      <w:proofErr w:type="spellEnd"/>
+      <w:r>
+        <w:rPr>
+          <w:b/>
+          <w:bCs w:val="0"/>
+        </w:rPr>
+        <w:t xml:space="preserve"> </w:t>
+      </w:r>
+      <w:proofErr w:type="spellStart"/>
+      <w:r>
+        <w:rPr>
+          <w:b/>
+          <w:bCs w:val="0"/>
+        </w:rPr>
+        <w:t>learning</w:t>
+      </w:r>
+      <w:proofErr w:type="spellEnd"/>
+      <w:r>
+        <w:rPr>
+          <w:b/>
+          <w:bCs w:val="0"/>
+        </w:rPr>
+        <w:t xml:space="preserve"> a la luz de la investigación educativa</w:t>
       </w:r>
       <w:r>
         <w:t xml:space="preserve">. Participación Educativa. 3(5), 59-73. </w:t>
@@ -2010,7 +2106,31 @@
         <w:t>.</w:t>
       </w:r>
       <w:r>
-        <w:t xml:space="preserve"> Scientia Et Technica. XIV(39), 326-331</w:t>
+        <w:t xml:space="preserve"> </w:t>
+      </w:r>
+      <w:proofErr w:type="spellStart"/>
+      <w:r>
+        <w:t>Scientia</w:t>
+      </w:r>
+      <w:proofErr w:type="spellEnd"/>
+      <w:r>
+        <w:t xml:space="preserve"> Et </w:t>
+      </w:r>
+      <w:proofErr w:type="spellStart"/>
+      <w:r>
+        <w:t>Technica</w:t>
+      </w:r>
+      <w:proofErr w:type="spellEnd"/>
+      <w:r>
+        <w:t xml:space="preserve">. </w:t>
+      </w:r>
+      <w:proofErr w:type="gramStart"/>
+      <w:r>
+        <w:t>XIV(</w:t>
+      </w:r>
+      <w:proofErr w:type="gramEnd"/>
+      <w:r>
+        <w:t>39), 326-331</w:t>
       </w:r>
       <w:r>
         <w:t>. Pereira, Colombia.</w:t>
@@ -2038,8 +2158,13 @@
       <w:pPr>
         <w:pStyle w:val="Referenciasbiblio"/>
       </w:pPr>
-      <w:r>
-        <w:t xml:space="preserve">Nó y Ortega (2000). </w:t>
+      <w:proofErr w:type="spellStart"/>
+      <w:r>
+        <w:t>Nó</w:t>
+      </w:r>
+      <w:proofErr w:type="spellEnd"/>
+      <w:r>
+        <w:t xml:space="preserve"> y Ortega (2000). </w:t>
       </w:r>
       <w:r>
         <w:rPr>
@@ -2091,7 +2216,15 @@
         <w:t xml:space="preserve"> El constructivismo como teoría y método de enseñanza</w:t>
       </w:r>
       <w:r>
-        <w:t xml:space="preserve">. Sophia, Colección de Filosofía de la Educación. (19), 93-110. Cuenca, Ecuador. Disponible en: </w:t>
+        <w:t xml:space="preserve">. </w:t>
+      </w:r>
+      <w:proofErr w:type="spellStart"/>
+      <w:r>
+        <w:t>Sophia</w:t>
+      </w:r>
+      <w:proofErr w:type="spellEnd"/>
+      <w:r>
+        <w:t xml:space="preserve">, Colección de Filosofía de la Educación. (19), 93-110. Cuenca, Ecuador. Disponible en: </w:t>
       </w:r>
       <w:hyperlink r:id="rId38" w:history="1">
         <w:r>
@@ -2130,7 +2263,31 @@
         <w:t>.</w:t>
       </w:r>
       <w:r>
-        <w:t xml:space="preserve"> European Public &amp; Social Innovation Review. 11, 1-16. </w:t>
+        <w:t xml:space="preserve"> </w:t>
+      </w:r>
+      <w:proofErr w:type="spellStart"/>
+      <w:r>
+        <w:t>European</w:t>
+      </w:r>
+      <w:proofErr w:type="spellEnd"/>
+      <w:r>
+        <w:t xml:space="preserve"> Public &amp; Social </w:t>
+      </w:r>
+      <w:proofErr w:type="spellStart"/>
+      <w:r>
+        <w:t>Innovation</w:t>
+      </w:r>
+      <w:proofErr w:type="spellEnd"/>
+      <w:r>
+        <w:t xml:space="preserve"> </w:t>
+      </w:r>
+      <w:proofErr w:type="spellStart"/>
+      <w:r>
+        <w:t>Review</w:t>
+      </w:r>
+      <w:proofErr w:type="spellEnd"/>
+      <w:r>
+        <w:t xml:space="preserve">. 11, 1-16. </w:t>
       </w:r>
       <w:r>
         <w:t xml:space="preserve">Disponible en: </w:t>
@@ -2163,7 +2320,23 @@
           <w:b/>
           <w:bCs w:val="0"/>
         </w:rPr>
-        <w:t xml:space="preserve">Informe Sistema de Evaluación de Conocimientos en Línea SECEL Diciembre 2024. </w:t>
+        <w:t xml:space="preserve">Informe Sistema de Evaluación de Conocimientos en Línea SECEL </w:t>
+      </w:r>
+      <w:proofErr w:type="gramStart"/>
+      <w:r>
+        <w:rPr>
+          <w:b/>
+          <w:bCs w:val="0"/>
+        </w:rPr>
+        <w:t>Diciembre</w:t>
+      </w:r>
+      <w:proofErr w:type="gramEnd"/>
+      <w:r>
+        <w:rPr>
+          <w:b/>
+          <w:bCs w:val="0"/>
+        </w:rPr>
+        <w:t xml:space="preserve"> 2024. </w:t>
       </w:r>
       <w:r>
         <w:t>Universidad Católica Andrés Bello. Caracas, Venezuela.</w:t>
@@ -2203,13 +2376,27 @@
           <w:lang w:val="en-US"/>
         </w:rPr>
         <w:lastRenderedPageBreak/>
-        <w:t>Spiro, Coulson, Fe</w:t>
-      </w:r>
+        <w:t xml:space="preserve">Spiro, Coulson, </w:t>
+      </w:r>
+      <w:proofErr w:type="spellStart"/>
       <w:r>
         <w:rPr>
           <w:lang w:val="en-US"/>
         </w:rPr>
-        <w:t xml:space="preserve">ltovich y Anderson (1988). </w:t>
+        <w:t>Fe</w:t>
+      </w:r>
+      <w:r>
+        <w:rPr>
+          <w:lang w:val="en-US"/>
+        </w:rPr>
+        <w:t>ltovich</w:t>
+      </w:r>
+      <w:proofErr w:type="spellEnd"/>
+      <w:r>
+        <w:rPr>
+          <w:lang w:val="en-US"/>
+        </w:rPr>
+        <w:t xml:space="preserve"> y Anderson (1988). </w:t>
       </w:r>
       <w:r>
         <w:rPr>
@@ -2315,8 +2502,13 @@
         <w:pStyle w:val="Referenciasbiblio"/>
         <w:jc w:val="left"/>
       </w:pPr>
-      <w:r>
-        <w:t xml:space="preserve">Sweller (1988). </w:t>
+      <w:proofErr w:type="spellStart"/>
+      <w:r>
+        <w:t>Sweller</w:t>
+      </w:r>
+      <w:proofErr w:type="spellEnd"/>
+      <w:r>
+        <w:t xml:space="preserve"> (1988). </w:t>
       </w:r>
       <w:r>
         <w:rPr>
@@ -2333,7 +2525,15 @@
         <w:t xml:space="preserve">. </w:t>
       </w:r>
       <w:r>
-        <w:t>Cognitive Science, 12(2), 257-285.</w:t>
+        <w:t xml:space="preserve">Cognitive </w:t>
+      </w:r>
+      <w:proofErr w:type="spellStart"/>
+      <w:r>
+        <w:t>Science</w:t>
+      </w:r>
+      <w:proofErr w:type="spellEnd"/>
+      <w:r>
+        <w:t>, 12(2), 257-285.</w:t>
       </w:r>
       <w:r>
         <w:t xml:space="preserve"> Disponible en</w:t>
@@ -2371,8 +2571,13 @@
         <w:t>nda</w:t>
       </w:r>
       <w:r>
-        <w:t>, y Muyulema</w:t>
-      </w:r>
+        <w:t xml:space="preserve">, y </w:t>
+      </w:r>
+      <w:proofErr w:type="spellStart"/>
+      <w:r>
+        <w:t>Muyulema</w:t>
+      </w:r>
+      <w:proofErr w:type="spellEnd"/>
       <w:r>
         <w:t xml:space="preserve"> </w:t>
       </w:r>
@@ -2387,7 +2592,15 @@
         <w:t>Análisis de la relación entre el uso de tecnologías educativas y el rendimiento académico de los estudiantes universitarios</w:t>
       </w:r>
       <w:r>
-        <w:t>. 593 Digital Publisher CEIT</w:t>
+        <w:t xml:space="preserve">. 593 </w:t>
+      </w:r>
+      <w:proofErr w:type="gramStart"/>
+      <w:r>
+        <w:t>Digital</w:t>
+      </w:r>
+      <w:proofErr w:type="gramEnd"/>
+      <w:r>
+        <w:t xml:space="preserve"> Publisher CEIT</w:t>
       </w:r>
       <w:r>
         <w:t>.</w:t>
@@ -2557,8 +2770,13 @@
         <w:t>Maestros en recesión: La crisis de la profesión docente en Venezuela</w:t>
       </w:r>
       <w:r>
-        <w:t>. Prodavinci</w:t>
-      </w:r>
+        <w:t xml:space="preserve">. </w:t>
+      </w:r>
+      <w:proofErr w:type="spellStart"/>
+      <w:r>
+        <w:t>Prodavinci</w:t>
+      </w:r>
+      <w:proofErr w:type="spellEnd"/>
       <w:r>
         <w:t>, Caracas, Venezuela</w:t>
       </w:r>
@@ -4050,8 +4268,17 @@
           <w:rFonts w:ascii="Arial" w:hAnsi="Arial" w:cs="Arial"/>
           <w:lang w:val="es-MX"/>
         </w:rPr>
-        <w:t>Plataformas de streaming</w:t>
-      </w:r>
+        <w:t xml:space="preserve">Plataformas de </w:t>
+      </w:r>
+      <w:proofErr w:type="spellStart"/>
+      <w:r>
+        <w:rPr>
+          <w:rFonts w:ascii="Arial" w:hAnsi="Arial" w:cs="Arial"/>
+          <w:lang w:val="es-MX"/>
+        </w:rPr>
+        <w:t>streaming</w:t>
+      </w:r>
+      <w:proofErr w:type="spellEnd"/>
       <w:r>
         <w:rPr>
           <w:rFonts w:ascii="Arial" w:hAnsi="Arial" w:cs="Arial"/>
@@ -4288,12 +4515,21 @@
           <w:lang w:val="es-MX"/>
         </w:rPr>
       </w:pPr>
-      <w:r>
-        <w:rPr>
-          <w:rFonts w:ascii="Arial" w:hAnsi="Arial" w:cs="Arial"/>
-          <w:lang w:val="es-MX"/>
-        </w:rPr>
-        <w:t>Photomath.</w:t>
+      <w:proofErr w:type="spellStart"/>
+      <w:r>
+        <w:rPr>
+          <w:rFonts w:ascii="Arial" w:hAnsi="Arial" w:cs="Arial"/>
+          <w:lang w:val="es-MX"/>
+        </w:rPr>
+        <w:t>Photomath</w:t>
+      </w:r>
+      <w:proofErr w:type="spellEnd"/>
+      <w:r>
+        <w:rPr>
+          <w:rFonts w:ascii="Arial" w:hAnsi="Arial" w:cs="Arial"/>
+          <w:lang w:val="es-MX"/>
+        </w:rPr>
+        <w:t>.</w:t>
       </w:r>
     </w:p>
     <w:p>
@@ -4304,12 +4540,21 @@
           <w:lang w:val="es-MX"/>
         </w:rPr>
       </w:pPr>
-      <w:r>
-        <w:rPr>
-          <w:rFonts w:ascii="Arial" w:hAnsi="Arial" w:cs="Arial"/>
-          <w:lang w:val="es-MX"/>
-        </w:rPr>
-        <w:t>Socratic.</w:t>
+      <w:proofErr w:type="spellStart"/>
+      <w:r>
+        <w:rPr>
+          <w:rFonts w:ascii="Arial" w:hAnsi="Arial" w:cs="Arial"/>
+          <w:lang w:val="es-MX"/>
+        </w:rPr>
+        <w:t>Socratic</w:t>
+      </w:r>
+      <w:proofErr w:type="spellEnd"/>
+      <w:r>
+        <w:rPr>
+          <w:rFonts w:ascii="Arial" w:hAnsi="Arial" w:cs="Arial"/>
+          <w:lang w:val="es-MX"/>
+        </w:rPr>
+        <w:t>.</w:t>
       </w:r>
     </w:p>
     <w:p>
@@ -4636,11 +4881,19 @@
           <w:rFonts w:ascii="Arial" w:hAnsi="Arial" w:cs="Arial"/>
         </w:rPr>
       </w:pPr>
-      <w:r>
-        <w:rPr>
-          <w:rFonts w:ascii="Arial" w:hAnsi="Arial" w:cs="Arial"/>
-        </w:rPr>
-        <w:t>Quizzes y test rápidos</w:t>
+      <w:proofErr w:type="spellStart"/>
+      <w:r>
+        <w:rPr>
+          <w:rFonts w:ascii="Arial" w:hAnsi="Arial" w:cs="Arial"/>
+        </w:rPr>
+        <w:t>Quizzes</w:t>
+      </w:r>
+      <w:proofErr w:type="spellEnd"/>
+      <w:r>
+        <w:rPr>
+          <w:rFonts w:ascii="Arial" w:hAnsi="Arial" w:cs="Arial"/>
+        </w:rPr>
+        <w:t xml:space="preserve"> y test rápidos</w:t>
       </w:r>
       <w:r>
         <w:rPr>
@@ -4771,9 +5024,1835 @@
         <w:t>Que sea aburrida o repetitiva.</w:t>
       </w:r>
     </w:p>
+    <w:p/>
+    <w:p>
+      <w:pPr>
+        <w:rPr>
+          <w:b/>
+          <w:bCs/>
+          <w:color w:val="000000"/>
+        </w:rPr>
+      </w:pPr>
+    </w:p>
+    <w:p>
+      <w:pPr>
+        <w:jc w:val="right"/>
+        <w:rPr>
+          <w:b/>
+          <w:bCs/>
+          <w:color w:val="000000"/>
+        </w:rPr>
+      </w:pPr>
+    </w:p>
+    <w:p>
+      <w:pPr>
+        <w:rPr>
+          <w:b/>
+          <w:bCs/>
+          <w:color w:val="000000"/>
+        </w:rPr>
+      </w:pPr>
+    </w:p>
+    <w:p>
+      <w:pPr>
+        <w:jc w:val="right"/>
+        <w:rPr>
+          <w:b/>
+          <w:bCs/>
+          <w:color w:val="000000"/>
+        </w:rPr>
+      </w:pPr>
+    </w:p>
+    <w:p>
+      <w:pPr>
+        <w:rPr>
+          <w:b/>
+          <w:bCs/>
+          <w:color w:val="000000"/>
+        </w:rPr>
+      </w:pPr>
+    </w:p>
+    <w:p>
+      <w:pPr>
+        <w:rPr>
+          <w:b/>
+          <w:bCs/>
+          <w:color w:val="000000"/>
+        </w:rPr>
+      </w:pPr>
+    </w:p>
+    <w:p>
+      <w:pPr>
+        <w:jc w:val="right"/>
+        <w:rPr>
+          <w:b/>
+          <w:bCs/>
+          <w:color w:val="000000"/>
+        </w:rPr>
+      </w:pPr>
+    </w:p>
+    <w:p>
+      <w:pPr>
+        <w:jc w:val="right"/>
+        <w:rPr>
+          <w:b/>
+          <w:bCs/>
+          <w:color w:val="000000"/>
+        </w:rPr>
+      </w:pPr>
+    </w:p>
+    <w:p>
+      <w:pPr>
+        <w:jc w:val="right"/>
+        <w:rPr>
+          <w:b/>
+          <w:bCs/>
+          <w:color w:val="000000"/>
+        </w:rPr>
+      </w:pPr>
+      <w:r>
+        <w:rPr>
+          <w:noProof/>
+        </w:rPr>
+        <mc:AlternateContent>
+          <mc:Choice Requires="wpg">
+            <w:drawing>
+              <wp:anchor distT="0" distB="0" distL="114300" distR="114300" simplePos="0" relativeHeight="251663360" behindDoc="0" locked="0" layoutInCell="1" allowOverlap="1" wp14:anchorId="5A1C1F72" wp14:editId="03EF45AA">
+                <wp:simplePos x="0" y="0"/>
+                <wp:positionH relativeFrom="column">
+                  <wp:posOffset>-56515</wp:posOffset>
+                </wp:positionH>
+                <wp:positionV relativeFrom="paragraph">
+                  <wp:posOffset>116840</wp:posOffset>
+                </wp:positionV>
+                <wp:extent cx="5717540" cy="1616075"/>
+                <wp:effectExtent l="19685" t="2540" r="25400" b="635"/>
+                <wp:wrapNone/>
+                <wp:docPr id="1982252350" name="Group 17"/>
+                <wp:cNvGraphicFramePr>
+                  <a:graphicFrameLocks xmlns:a="http://schemas.openxmlformats.org/drawingml/2006/main"/>
+                </wp:cNvGraphicFramePr>
+                <a:graphic xmlns:a="http://schemas.openxmlformats.org/drawingml/2006/main">
+                  <a:graphicData uri="http://schemas.microsoft.com/office/word/2010/wordprocessingGroup">
+                    <wpg:wgp>
+                      <wpg:cNvGrpSpPr>
+                        <a:grpSpLocks/>
+                      </wpg:cNvGrpSpPr>
+                      <wpg:grpSpPr bwMode="auto">
+                        <a:xfrm>
+                          <a:off x="0" y="0"/>
+                          <a:ext cx="5717540" cy="1616075"/>
+                          <a:chOff x="2268" y="6021"/>
+                          <a:chExt cx="8280" cy="2340"/>
+                        </a:xfrm>
+                      </wpg:grpSpPr>
+                      <pic:pic xmlns:pic="http://schemas.openxmlformats.org/drawingml/2006/picture">
+                        <pic:nvPicPr>
+                          <pic:cNvPr id="315431410" name="Imagen 2" descr="Descripción: LOGO URBE 2012 DEFINITIVO-01"/>
+                          <pic:cNvPicPr>
+                            <a:picLocks noChangeAspect="1" noChangeArrowheads="1"/>
+                          </pic:cNvPicPr>
+                        </pic:nvPicPr>
+                        <pic:blipFill>
+                          <a:blip r:embed="rId49" cstate="print">
+                            <a:clrChange>
+                              <a:clrFrom>
+                                <a:srgbClr val="FFFFFE"/>
+                              </a:clrFrom>
+                              <a:clrTo>
+                                <a:srgbClr val="FFFFFE">
+                                  <a:alpha val="0"/>
+                                </a:srgbClr>
+                              </a:clrTo>
+                            </a:clrChange>
+                            <a:lum bright="-12000"/>
+                            <a:extLst>
+                              <a:ext uri="{28A0092B-C50C-407E-A947-70E740481C1C}">
+                                <a14:useLocalDpi xmlns:a14="http://schemas.microsoft.com/office/drawing/2010/main" val="0"/>
+                              </a:ext>
+                            </a:extLst>
+                          </a:blip>
+                          <a:srcRect/>
+                          <a:stretch>
+                            <a:fillRect/>
+                          </a:stretch>
+                        </pic:blipFill>
+                        <pic:spPr bwMode="auto">
+                          <a:xfrm>
+                            <a:off x="2268" y="6021"/>
+                            <a:ext cx="3000" cy="2340"/>
+                          </a:xfrm>
+                          <a:prstGeom prst="rect">
+                            <a:avLst/>
+                          </a:prstGeom>
+                          <a:noFill/>
+                          <a:extLst>
+                            <a:ext uri="{909E8E84-426E-40DD-AFC4-6F175D3DCCD1}">
+                              <a14:hiddenFill xmlns:a14="http://schemas.microsoft.com/office/drawing/2010/main">
+                                <a:solidFill>
+                                  <a:srgbClr val="FFFFFF"/>
+                                </a:solidFill>
+                              </a14:hiddenFill>
+                            </a:ext>
+                          </a:extLst>
+                        </pic:spPr>
+                      </pic:pic>
+                      <wps:wsp>
+                        <wps:cNvPr id="912227312" name="Line 19"/>
+                        <wps:cNvCnPr>
+                          <a:cxnSpLocks noChangeShapeType="1"/>
+                        </wps:cNvCnPr>
+                        <wps:spPr bwMode="auto">
+                          <a:xfrm>
+                            <a:off x="2268" y="8198"/>
+                            <a:ext cx="8280" cy="0"/>
+                          </a:xfrm>
+                          <a:prstGeom prst="line">
+                            <a:avLst/>
+                          </a:prstGeom>
+                          <a:noFill/>
+                          <a:ln w="38100" cmpd="dbl">
+                            <a:solidFill>
+                              <a:srgbClr val="000000"/>
+                            </a:solidFill>
+                            <a:round/>
+                            <a:headEnd/>
+                            <a:tailEnd/>
+                          </a:ln>
+                          <a:extLst>
+                            <a:ext uri="{909E8E84-426E-40DD-AFC4-6F175D3DCCD1}">
+                              <a14:hiddenFill xmlns:a14="http://schemas.microsoft.com/office/drawing/2010/main">
+                                <a:noFill/>
+                              </a14:hiddenFill>
+                            </a:ext>
+                          </a:extLst>
+                        </wps:spPr>
+                        <wps:bodyPr/>
+                      </wps:wsp>
+                    </wpg:wgp>
+                  </a:graphicData>
+                </a:graphic>
+                <wp14:sizeRelH relativeFrom="page">
+                  <wp14:pctWidth>0</wp14:pctWidth>
+                </wp14:sizeRelH>
+                <wp14:sizeRelV relativeFrom="page">
+                  <wp14:pctHeight>0</wp14:pctHeight>
+                </wp14:sizeRelV>
+              </wp:anchor>
+            </w:drawing>
+          </mc:Choice>
+          <mc:Fallback>
+            <w:pict>
+              <v:group w14:anchorId="2DDFE68A" id="Group 17" o:spid="_x0000_s1026" style="position:absolute;margin-left:-4.45pt;margin-top:9.2pt;width:450.2pt;height:127.25pt;z-index:251663360" coordorigin="2268,6021" coordsize="8280,2340" o:gfxdata="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">
+                <v:shapetype id="_x0000_t75" coordsize="21600,21600" o:spt="75" o:preferrelative="t" path="m@4@5l@4@11@9@11@9@5xe" filled="f" stroked="f">
+                  <v:stroke joinstyle="miter"/>
+                  <v:formulas>
+                    <v:f eqn="if lineDrawn pixelLineWidth 0"/>
+                    <v:f eqn="sum @0 1 0"/>
+                    <v:f eqn="sum 0 0 @1"/>
+                    <v:f eqn="prod @2 1 2"/>
+                    <v:f eqn="prod @3 21600 pixelWidth"/>
+                    <v:f eqn="prod @3 21600 pixelHeight"/>
+                    <v:f eqn="sum @0 0 1"/>
+                    <v:f eqn="prod @6 1 2"/>
+                    <v:f eqn="prod @7 21600 pixelWidth"/>
+                    <v:f eqn="sum @8 21600 0"/>
+                    <v:f eqn="prod @7 21600 pixelHeight"/>
+                    <v:f eqn="sum @10 21600 0"/>
+                  </v:formulas>
+                  <v:path o:extrusionok="f" gradientshapeok="t" o:connecttype="rect"/>
+                  <o:lock v:ext="edit" aspectratio="t"/>
+                </v:shapetype>
+                <v:shape id="Imagen 2" o:spid="_x0000_s1027" type="#_x0000_t75" alt="Descripción: LOGO URBE 2012 DEFINITIVO-01" style="position:absolute;left:2268;top:6021;width:3000;height:2340;visibility:visible;mso-wrap-style:square" o:gfxdata="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">
+                  <v:imagedata r:id="rId51" o:title=" LOGO URBE 2012 DEFINITIVO-01" chromakey="#fffffe" blacklevel="-3932f"/>
+                </v:shape>
+                <v:line id="Line 19" o:spid="_x0000_s1028" style="position:absolute;visibility:visible;mso-wrap-style:square" from="2268,8198" to="10548,8198" o:connectortype="straight" o:gfxdata="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" strokeweight="3pt">
+                  <v:stroke linestyle="thinThin"/>
+                </v:line>
+              </v:group>
+            </w:pict>
+          </mc:Fallback>
+        </mc:AlternateContent>
+      </w:r>
+    </w:p>
+    <w:p>
+      <w:pPr>
+        <w:jc w:val="right"/>
+        <w:rPr>
+          <w:b/>
+          <w:bCs/>
+          <w:color w:val="000000"/>
+        </w:rPr>
+      </w:pPr>
+    </w:p>
+    <w:p>
+      <w:pPr>
+        <w:jc w:val="right"/>
+        <w:rPr>
+          <w:b/>
+          <w:bCs/>
+          <w:color w:val="000000"/>
+        </w:rPr>
+      </w:pPr>
+    </w:p>
+    <w:p>
+      <w:pPr>
+        <w:tabs>
+          <w:tab w:val="right" w:pos="8838"/>
+        </w:tabs>
+        <w:spacing w:after="200"/>
+        <w:rPr>
+          <w:rFonts w:ascii="Arial" w:hAnsi="Arial" w:cs="Arial"/>
+          <w:b/>
+          <w:bCs/>
+          <w:color w:val="000000"/>
+          <w:sz w:val="72"/>
+          <w:szCs w:val="72"/>
+        </w:rPr>
+      </w:pPr>
+      <w:r>
+        <w:rPr>
+          <w:b/>
+          <w:bCs/>
+          <w:color w:val="000000"/>
+          <w:sz w:val="72"/>
+          <w:szCs w:val="72"/>
+        </w:rPr>
+        <w:tab/>
+      </w:r>
+      <w:r>
+        <w:rPr>
+          <w:rFonts w:ascii="Arial" w:hAnsi="Arial" w:cs="Arial"/>
+          <w:b/>
+          <w:bCs/>
+          <w:color w:val="000000"/>
+          <w:sz w:val="72"/>
+          <w:szCs w:val="72"/>
+        </w:rPr>
+        <w:t>ANEXO B</w:t>
+      </w:r>
+    </w:p>
+    <w:p>
+      <w:pPr>
+        <w:tabs>
+          <w:tab w:val="left" w:pos="2394"/>
+        </w:tabs>
+        <w:rPr>
+          <w:rFonts w:ascii="Arial" w:hAnsi="Arial" w:cs="Arial"/>
+          <w:b/>
+          <w:bCs/>
+          <w:sz w:val="44"/>
+          <w:szCs w:val="44"/>
+        </w:rPr>
+      </w:pPr>
+      <w:r>
+        <w:rPr>
+          <w:rFonts w:ascii="Arial" w:hAnsi="Arial" w:cs="Arial"/>
+          <w:b/>
+          <w:bCs/>
+          <w:sz w:val="44"/>
+          <w:szCs w:val="44"/>
+        </w:rPr>
+        <w:t>MANUAL DE USUARIO</w:t>
+      </w:r>
+    </w:p>
+    <w:p>
+      <w:pPr>
+        <w:tabs>
+          <w:tab w:val="left" w:pos="2394"/>
+        </w:tabs>
+      </w:pPr>
+    </w:p>
+    <w:p>
+      <w:pPr>
+        <w:tabs>
+          <w:tab w:val="left" w:pos="2394"/>
+        </w:tabs>
+      </w:pPr>
+    </w:p>
+    <w:p>
+      <w:pPr>
+        <w:tabs>
+          <w:tab w:val="left" w:pos="2394"/>
+        </w:tabs>
+      </w:pPr>
+    </w:p>
+    <w:p>
+      <w:pPr>
+        <w:tabs>
+          <w:tab w:val="left" w:pos="2394"/>
+        </w:tabs>
+      </w:pPr>
+    </w:p>
+    <w:p>
+      <w:pPr>
+        <w:tabs>
+          <w:tab w:val="left" w:pos="2394"/>
+        </w:tabs>
+      </w:pPr>
+    </w:p>
+    <w:p>
+      <w:pPr>
+        <w:tabs>
+          <w:tab w:val="left" w:pos="2394"/>
+        </w:tabs>
+      </w:pPr>
+    </w:p>
+    <w:p>
+      <w:pPr>
+        <w:tabs>
+          <w:tab w:val="left" w:pos="2394"/>
+        </w:tabs>
+      </w:pPr>
+    </w:p>
+    <w:p>
+      <w:pPr>
+        <w:tabs>
+          <w:tab w:val="left" w:pos="2394"/>
+        </w:tabs>
+      </w:pPr>
+    </w:p>
+    <w:p>
+      <w:pPr>
+        <w:tabs>
+          <w:tab w:val="left" w:pos="2394"/>
+        </w:tabs>
+      </w:pPr>
+    </w:p>
+    <w:p>
+      <w:pPr>
+        <w:spacing w:after="0" w:line="480" w:lineRule="auto"/>
+        <w:rPr>
+          <w:rFonts w:ascii="Arial" w:hAnsi="Arial" w:cs="Arial"/>
+          <w:noProof/>
+        </w:rPr>
+      </w:pPr>
+    </w:p>
+    <w:p>
+      <w:pPr>
+        <w:spacing w:after="0" w:line="480" w:lineRule="auto"/>
+        <w:jc w:val="center"/>
+        <w:rPr>
+          <w:rFonts w:ascii="Arial" w:hAnsi="Arial" w:cs="Arial"/>
+        </w:rPr>
+      </w:pPr>
+      <w:r>
+        <w:rPr>
+          <w:rFonts w:ascii="Arial" w:hAnsi="Arial" w:cs="Arial"/>
+          <w:noProof/>
+        </w:rPr>
+        <w:lastRenderedPageBreak/>
+        <w:drawing>
+          <wp:inline distT="0" distB="0" distL="0" distR="0" wp14:anchorId="1090E139" wp14:editId="17702E5B">
+            <wp:extent cx="4320000" cy="2429817"/>
+            <wp:effectExtent l="19050" t="19050" r="23495" b="27940"/>
+            <wp:docPr id="889216228" name="Imagen 14"/>
+            <wp:cNvGraphicFramePr>
+              <a:graphicFrameLocks xmlns:a="http://schemas.openxmlformats.org/drawingml/2006/main" noChangeAspect="1"/>
+            </wp:cNvGraphicFramePr>
+            <a:graphic xmlns:a="http://schemas.openxmlformats.org/drawingml/2006/main">
+              <a:graphicData uri="http://schemas.openxmlformats.org/drawingml/2006/picture">
+                <pic:pic xmlns:pic="http://schemas.openxmlformats.org/drawingml/2006/picture">
+                  <pic:nvPicPr>
+                    <pic:cNvPr id="889216228" name="Imagen 889216228"/>
+                    <pic:cNvPicPr/>
+                  </pic:nvPicPr>
+                  <pic:blipFill>
+                    <a:blip r:embed="rId52" cstate="print">
+                      <a:extLst>
+                        <a:ext uri="{28A0092B-C50C-407E-A947-70E740481C1C}">
+                          <a14:useLocalDpi xmlns:a14="http://schemas.microsoft.com/office/drawing/2010/main" val="0"/>
+                        </a:ext>
+                      </a:extLst>
+                    </a:blip>
+                    <a:stretch>
+                      <a:fillRect/>
+                    </a:stretch>
+                  </pic:blipFill>
+                  <pic:spPr>
+                    <a:xfrm>
+                      <a:off x="0" y="0"/>
+                      <a:ext cx="4320000" cy="2429817"/>
+                    </a:xfrm>
+                    <a:prstGeom prst="rect">
+                      <a:avLst/>
+                    </a:prstGeom>
+                    <a:ln w="12700">
+                      <a:solidFill>
+                        <a:schemeClr val="tx1"/>
+                      </a:solidFill>
+                    </a:ln>
+                  </pic:spPr>
+                </pic:pic>
+              </a:graphicData>
+            </a:graphic>
+          </wp:inline>
+        </w:drawing>
+      </w:r>
+      <w:r>
+        <w:rPr>
+          <w:rFonts w:ascii="Arial" w:hAnsi="Arial" w:cs="Arial"/>
+          <w:noProof/>
+        </w:rPr>
+        <w:drawing>
+          <wp:inline distT="0" distB="0" distL="0" distR="0" wp14:anchorId="25E41166" wp14:editId="607C30FC">
+            <wp:extent cx="4320000" cy="2429817"/>
+            <wp:effectExtent l="19050" t="19050" r="23495" b="27940"/>
+            <wp:docPr id="235375966" name="Imagen 15"/>
+            <wp:cNvGraphicFramePr>
+              <a:graphicFrameLocks xmlns:a="http://schemas.openxmlformats.org/drawingml/2006/main" noChangeAspect="1"/>
+            </wp:cNvGraphicFramePr>
+            <a:graphic xmlns:a="http://schemas.openxmlformats.org/drawingml/2006/main">
+              <a:graphicData uri="http://schemas.openxmlformats.org/drawingml/2006/picture">
+                <pic:pic xmlns:pic="http://schemas.openxmlformats.org/drawingml/2006/picture">
+                  <pic:nvPicPr>
+                    <pic:cNvPr id="235375966" name="Imagen 235375966"/>
+                    <pic:cNvPicPr/>
+                  </pic:nvPicPr>
+                  <pic:blipFill>
+                    <a:blip r:embed="rId53" cstate="print">
+                      <a:extLst>
+                        <a:ext uri="{28A0092B-C50C-407E-A947-70E740481C1C}">
+                          <a14:useLocalDpi xmlns:a14="http://schemas.microsoft.com/office/drawing/2010/main" val="0"/>
+                        </a:ext>
+                      </a:extLst>
+                    </a:blip>
+                    <a:stretch>
+                      <a:fillRect/>
+                    </a:stretch>
+                  </pic:blipFill>
+                  <pic:spPr>
+                    <a:xfrm>
+                      <a:off x="0" y="0"/>
+                      <a:ext cx="4320000" cy="2429817"/>
+                    </a:xfrm>
+                    <a:prstGeom prst="rect">
+                      <a:avLst/>
+                    </a:prstGeom>
+                    <a:ln w="12700">
+                      <a:solidFill>
+                        <a:schemeClr val="tx1"/>
+                      </a:solidFill>
+                    </a:ln>
+                  </pic:spPr>
+                </pic:pic>
+              </a:graphicData>
+            </a:graphic>
+          </wp:inline>
+        </w:drawing>
+      </w:r>
+      <w:r>
+        <w:rPr>
+          <w:rFonts w:ascii="Arial" w:hAnsi="Arial" w:cs="Arial"/>
+          <w:noProof/>
+        </w:rPr>
+        <w:drawing>
+          <wp:inline distT="0" distB="0" distL="0" distR="0" wp14:anchorId="01B86DA5" wp14:editId="6E1616F9">
+            <wp:extent cx="4320000" cy="2429817"/>
+            <wp:effectExtent l="19050" t="19050" r="23495" b="27940"/>
+            <wp:docPr id="740383419" name="Imagen 16"/>
+            <wp:cNvGraphicFramePr>
+              <a:graphicFrameLocks xmlns:a="http://schemas.openxmlformats.org/drawingml/2006/main" noChangeAspect="1"/>
+            </wp:cNvGraphicFramePr>
+            <a:graphic xmlns:a="http://schemas.openxmlformats.org/drawingml/2006/main">
+              <a:graphicData uri="http://schemas.openxmlformats.org/drawingml/2006/picture">
+                <pic:pic xmlns:pic="http://schemas.openxmlformats.org/drawingml/2006/picture">
+                  <pic:nvPicPr>
+                    <pic:cNvPr id="740383419" name="Imagen 740383419"/>
+                    <pic:cNvPicPr/>
+                  </pic:nvPicPr>
+                  <pic:blipFill>
+                    <a:blip r:embed="rId54" cstate="print">
+                      <a:extLst>
+                        <a:ext uri="{28A0092B-C50C-407E-A947-70E740481C1C}">
+                          <a14:useLocalDpi xmlns:a14="http://schemas.microsoft.com/office/drawing/2010/main" val="0"/>
+                        </a:ext>
+                      </a:extLst>
+                    </a:blip>
+                    <a:stretch>
+                      <a:fillRect/>
+                    </a:stretch>
+                  </pic:blipFill>
+                  <pic:spPr>
+                    <a:xfrm>
+                      <a:off x="0" y="0"/>
+                      <a:ext cx="4320000" cy="2429817"/>
+                    </a:xfrm>
+                    <a:prstGeom prst="rect">
+                      <a:avLst/>
+                    </a:prstGeom>
+                    <a:ln w="12700">
+                      <a:solidFill>
+                        <a:schemeClr val="tx1"/>
+                      </a:solidFill>
+                    </a:ln>
+                  </pic:spPr>
+                </pic:pic>
+              </a:graphicData>
+            </a:graphic>
+          </wp:inline>
+        </w:drawing>
+      </w:r>
+      <w:r>
+        <w:rPr>
+          <w:rFonts w:ascii="Arial" w:hAnsi="Arial" w:cs="Arial"/>
+          <w:noProof/>
+        </w:rPr>
+        <w:lastRenderedPageBreak/>
+        <w:drawing>
+          <wp:inline distT="0" distB="0" distL="0" distR="0" wp14:anchorId="10492A94" wp14:editId="7732ACA4">
+            <wp:extent cx="4320000" cy="2429817"/>
+            <wp:effectExtent l="19050" t="19050" r="23495" b="27940"/>
+            <wp:docPr id="319131660" name="Imagen 17"/>
+            <wp:cNvGraphicFramePr>
+              <a:graphicFrameLocks xmlns:a="http://schemas.openxmlformats.org/drawingml/2006/main" noChangeAspect="1"/>
+            </wp:cNvGraphicFramePr>
+            <a:graphic xmlns:a="http://schemas.openxmlformats.org/drawingml/2006/main">
+              <a:graphicData uri="http://schemas.openxmlformats.org/drawingml/2006/picture">
+                <pic:pic xmlns:pic="http://schemas.openxmlformats.org/drawingml/2006/picture">
+                  <pic:nvPicPr>
+                    <pic:cNvPr id="319131660" name="Imagen 319131660"/>
+                    <pic:cNvPicPr/>
+                  </pic:nvPicPr>
+                  <pic:blipFill>
+                    <a:blip r:embed="rId55" cstate="print">
+                      <a:extLst>
+                        <a:ext uri="{28A0092B-C50C-407E-A947-70E740481C1C}">
+                          <a14:useLocalDpi xmlns:a14="http://schemas.microsoft.com/office/drawing/2010/main" val="0"/>
+                        </a:ext>
+                      </a:extLst>
+                    </a:blip>
+                    <a:stretch>
+                      <a:fillRect/>
+                    </a:stretch>
+                  </pic:blipFill>
+                  <pic:spPr>
+                    <a:xfrm>
+                      <a:off x="0" y="0"/>
+                      <a:ext cx="4320000" cy="2429817"/>
+                    </a:xfrm>
+                    <a:prstGeom prst="rect">
+                      <a:avLst/>
+                    </a:prstGeom>
+                    <a:ln w="12700">
+                      <a:solidFill>
+                        <a:schemeClr val="tx1"/>
+                      </a:solidFill>
+                    </a:ln>
+                  </pic:spPr>
+                </pic:pic>
+              </a:graphicData>
+            </a:graphic>
+          </wp:inline>
+        </w:drawing>
+      </w:r>
+      <w:r>
+        <w:rPr>
+          <w:rFonts w:ascii="Arial" w:hAnsi="Arial" w:cs="Arial"/>
+          <w:noProof/>
+        </w:rPr>
+        <w:drawing>
+          <wp:inline distT="0" distB="0" distL="0" distR="0" wp14:anchorId="6968112D" wp14:editId="6DA89395">
+            <wp:extent cx="4320000" cy="2429817"/>
+            <wp:effectExtent l="19050" t="19050" r="23495" b="27940"/>
+            <wp:docPr id="334848341" name="Imagen 18"/>
+            <wp:cNvGraphicFramePr>
+              <a:graphicFrameLocks xmlns:a="http://schemas.openxmlformats.org/drawingml/2006/main" noChangeAspect="1"/>
+            </wp:cNvGraphicFramePr>
+            <a:graphic xmlns:a="http://schemas.openxmlformats.org/drawingml/2006/main">
+              <a:graphicData uri="http://schemas.openxmlformats.org/drawingml/2006/picture">
+                <pic:pic xmlns:pic="http://schemas.openxmlformats.org/drawingml/2006/picture">
+                  <pic:nvPicPr>
+                    <pic:cNvPr id="334848341" name="Imagen 334848341"/>
+                    <pic:cNvPicPr/>
+                  </pic:nvPicPr>
+                  <pic:blipFill>
+                    <a:blip r:embed="rId56" cstate="print">
+                      <a:extLst>
+                        <a:ext uri="{28A0092B-C50C-407E-A947-70E740481C1C}">
+                          <a14:useLocalDpi xmlns:a14="http://schemas.microsoft.com/office/drawing/2010/main" val="0"/>
+                        </a:ext>
+                      </a:extLst>
+                    </a:blip>
+                    <a:stretch>
+                      <a:fillRect/>
+                    </a:stretch>
+                  </pic:blipFill>
+                  <pic:spPr>
+                    <a:xfrm>
+                      <a:off x="0" y="0"/>
+                      <a:ext cx="4320000" cy="2429817"/>
+                    </a:xfrm>
+                    <a:prstGeom prst="rect">
+                      <a:avLst/>
+                    </a:prstGeom>
+                    <a:ln w="12700">
+                      <a:solidFill>
+                        <a:schemeClr val="tx1"/>
+                      </a:solidFill>
+                    </a:ln>
+                  </pic:spPr>
+                </pic:pic>
+              </a:graphicData>
+            </a:graphic>
+          </wp:inline>
+        </w:drawing>
+      </w:r>
+      <w:r>
+        <w:rPr>
+          <w:rFonts w:ascii="Arial" w:hAnsi="Arial" w:cs="Arial"/>
+          <w:noProof/>
+        </w:rPr>
+        <w:drawing>
+          <wp:inline distT="0" distB="0" distL="0" distR="0" wp14:anchorId="01E2D7A7" wp14:editId="72ACE3B5">
+            <wp:extent cx="4320000" cy="2429817"/>
+            <wp:effectExtent l="19050" t="19050" r="23495" b="27940"/>
+            <wp:docPr id="305101980" name="Imagen 19"/>
+            <wp:cNvGraphicFramePr>
+              <a:graphicFrameLocks xmlns:a="http://schemas.openxmlformats.org/drawingml/2006/main" noChangeAspect="1"/>
+            </wp:cNvGraphicFramePr>
+            <a:graphic xmlns:a="http://schemas.openxmlformats.org/drawingml/2006/main">
+              <a:graphicData uri="http://schemas.openxmlformats.org/drawingml/2006/picture">
+                <pic:pic xmlns:pic="http://schemas.openxmlformats.org/drawingml/2006/picture">
+                  <pic:nvPicPr>
+                    <pic:cNvPr id="305101980" name="Imagen 305101980"/>
+                    <pic:cNvPicPr/>
+                  </pic:nvPicPr>
+                  <pic:blipFill>
+                    <a:blip r:embed="rId57" cstate="print">
+                      <a:extLst>
+                        <a:ext uri="{28A0092B-C50C-407E-A947-70E740481C1C}">
+                          <a14:useLocalDpi xmlns:a14="http://schemas.microsoft.com/office/drawing/2010/main" val="0"/>
+                        </a:ext>
+                      </a:extLst>
+                    </a:blip>
+                    <a:stretch>
+                      <a:fillRect/>
+                    </a:stretch>
+                  </pic:blipFill>
+                  <pic:spPr>
+                    <a:xfrm>
+                      <a:off x="0" y="0"/>
+                      <a:ext cx="4320000" cy="2429817"/>
+                    </a:xfrm>
+                    <a:prstGeom prst="rect">
+                      <a:avLst/>
+                    </a:prstGeom>
+                    <a:ln w="12700">
+                      <a:solidFill>
+                        <a:schemeClr val="tx1"/>
+                      </a:solidFill>
+                    </a:ln>
+                  </pic:spPr>
+                </pic:pic>
+              </a:graphicData>
+            </a:graphic>
+          </wp:inline>
+        </w:drawing>
+      </w:r>
+      <w:r>
+        <w:rPr>
+          <w:rFonts w:ascii="Arial" w:hAnsi="Arial" w:cs="Arial"/>
+          <w:noProof/>
+        </w:rPr>
+        <w:lastRenderedPageBreak/>
+        <w:drawing>
+          <wp:inline distT="0" distB="0" distL="0" distR="0" wp14:anchorId="2788CA59" wp14:editId="492A312A">
+            <wp:extent cx="4320000" cy="2429817"/>
+            <wp:effectExtent l="19050" t="19050" r="23495" b="27940"/>
+            <wp:docPr id="954850458" name="Imagen 20"/>
+            <wp:cNvGraphicFramePr>
+              <a:graphicFrameLocks xmlns:a="http://schemas.openxmlformats.org/drawingml/2006/main" noChangeAspect="1"/>
+            </wp:cNvGraphicFramePr>
+            <a:graphic xmlns:a="http://schemas.openxmlformats.org/drawingml/2006/main">
+              <a:graphicData uri="http://schemas.openxmlformats.org/drawingml/2006/picture">
+                <pic:pic xmlns:pic="http://schemas.openxmlformats.org/drawingml/2006/picture">
+                  <pic:nvPicPr>
+                    <pic:cNvPr id="954850458" name="Imagen 954850458"/>
+                    <pic:cNvPicPr/>
+                  </pic:nvPicPr>
+                  <pic:blipFill>
+                    <a:blip r:embed="rId58" cstate="print">
+                      <a:extLst>
+                        <a:ext uri="{28A0092B-C50C-407E-A947-70E740481C1C}">
+                          <a14:useLocalDpi xmlns:a14="http://schemas.microsoft.com/office/drawing/2010/main" val="0"/>
+                        </a:ext>
+                      </a:extLst>
+                    </a:blip>
+                    <a:stretch>
+                      <a:fillRect/>
+                    </a:stretch>
+                  </pic:blipFill>
+                  <pic:spPr>
+                    <a:xfrm>
+                      <a:off x="0" y="0"/>
+                      <a:ext cx="4320000" cy="2429817"/>
+                    </a:xfrm>
+                    <a:prstGeom prst="rect">
+                      <a:avLst/>
+                    </a:prstGeom>
+                    <a:ln w="12700">
+                      <a:solidFill>
+                        <a:schemeClr val="tx1"/>
+                      </a:solidFill>
+                    </a:ln>
+                  </pic:spPr>
+                </pic:pic>
+              </a:graphicData>
+            </a:graphic>
+          </wp:inline>
+        </w:drawing>
+      </w:r>
+      <w:r>
+        <w:rPr>
+          <w:rFonts w:ascii="Arial" w:hAnsi="Arial" w:cs="Arial"/>
+          <w:noProof/>
+        </w:rPr>
+        <w:drawing>
+          <wp:inline distT="0" distB="0" distL="0" distR="0" wp14:anchorId="6775EE0A" wp14:editId="38D11BF4">
+            <wp:extent cx="4320000" cy="2429817"/>
+            <wp:effectExtent l="19050" t="19050" r="23495" b="27940"/>
+            <wp:docPr id="783864143" name="Imagen 21"/>
+            <wp:cNvGraphicFramePr>
+              <a:graphicFrameLocks xmlns:a="http://schemas.openxmlformats.org/drawingml/2006/main" noChangeAspect="1"/>
+            </wp:cNvGraphicFramePr>
+            <a:graphic xmlns:a="http://schemas.openxmlformats.org/drawingml/2006/main">
+              <a:graphicData uri="http://schemas.openxmlformats.org/drawingml/2006/picture">
+                <pic:pic xmlns:pic="http://schemas.openxmlformats.org/drawingml/2006/picture">
+                  <pic:nvPicPr>
+                    <pic:cNvPr id="783864143" name="Imagen 783864143"/>
+                    <pic:cNvPicPr/>
+                  </pic:nvPicPr>
+                  <pic:blipFill>
+                    <a:blip r:embed="rId59" cstate="print">
+                      <a:extLst>
+                        <a:ext uri="{28A0092B-C50C-407E-A947-70E740481C1C}">
+                          <a14:useLocalDpi xmlns:a14="http://schemas.microsoft.com/office/drawing/2010/main" val="0"/>
+                        </a:ext>
+                      </a:extLst>
+                    </a:blip>
+                    <a:stretch>
+                      <a:fillRect/>
+                    </a:stretch>
+                  </pic:blipFill>
+                  <pic:spPr>
+                    <a:xfrm>
+                      <a:off x="0" y="0"/>
+                      <a:ext cx="4320000" cy="2429817"/>
+                    </a:xfrm>
+                    <a:prstGeom prst="rect">
+                      <a:avLst/>
+                    </a:prstGeom>
+                    <a:ln w="12700">
+                      <a:solidFill>
+                        <a:schemeClr val="tx1"/>
+                      </a:solidFill>
+                    </a:ln>
+                  </pic:spPr>
+                </pic:pic>
+              </a:graphicData>
+            </a:graphic>
+          </wp:inline>
+        </w:drawing>
+      </w:r>
+      <w:r>
+        <w:rPr>
+          <w:rFonts w:ascii="Arial" w:hAnsi="Arial" w:cs="Arial"/>
+          <w:noProof/>
+        </w:rPr>
+        <w:drawing>
+          <wp:inline distT="0" distB="0" distL="0" distR="0" wp14:anchorId="0FA6DDF7" wp14:editId="37A4655B">
+            <wp:extent cx="4320000" cy="2429817"/>
+            <wp:effectExtent l="19050" t="19050" r="23495" b="27940"/>
+            <wp:docPr id="1075016930" name="Imagen 22"/>
+            <wp:cNvGraphicFramePr>
+              <a:graphicFrameLocks xmlns:a="http://schemas.openxmlformats.org/drawingml/2006/main" noChangeAspect="1"/>
+            </wp:cNvGraphicFramePr>
+            <a:graphic xmlns:a="http://schemas.openxmlformats.org/drawingml/2006/main">
+              <a:graphicData uri="http://schemas.openxmlformats.org/drawingml/2006/picture">
+                <pic:pic xmlns:pic="http://schemas.openxmlformats.org/drawingml/2006/picture">
+                  <pic:nvPicPr>
+                    <pic:cNvPr id="1075016930" name="Imagen 1075016930"/>
+                    <pic:cNvPicPr/>
+                  </pic:nvPicPr>
+                  <pic:blipFill>
+                    <a:blip r:embed="rId60" cstate="print">
+                      <a:extLst>
+                        <a:ext uri="{28A0092B-C50C-407E-A947-70E740481C1C}">
+                          <a14:useLocalDpi xmlns:a14="http://schemas.microsoft.com/office/drawing/2010/main" val="0"/>
+                        </a:ext>
+                      </a:extLst>
+                    </a:blip>
+                    <a:stretch>
+                      <a:fillRect/>
+                    </a:stretch>
+                  </pic:blipFill>
+                  <pic:spPr>
+                    <a:xfrm>
+                      <a:off x="0" y="0"/>
+                      <a:ext cx="4320000" cy="2429817"/>
+                    </a:xfrm>
+                    <a:prstGeom prst="rect">
+                      <a:avLst/>
+                    </a:prstGeom>
+                    <a:ln w="12700">
+                      <a:solidFill>
+                        <a:schemeClr val="tx1"/>
+                      </a:solidFill>
+                    </a:ln>
+                  </pic:spPr>
+                </pic:pic>
+              </a:graphicData>
+            </a:graphic>
+          </wp:inline>
+        </w:drawing>
+      </w:r>
+      <w:r>
+        <w:rPr>
+          <w:rFonts w:ascii="Arial" w:hAnsi="Arial" w:cs="Arial"/>
+          <w:noProof/>
+        </w:rPr>
+        <w:lastRenderedPageBreak/>
+        <w:drawing>
+          <wp:inline distT="0" distB="0" distL="0" distR="0" wp14:anchorId="3E93349C" wp14:editId="2E9C2782">
+            <wp:extent cx="4320000" cy="2429817"/>
+            <wp:effectExtent l="19050" t="19050" r="23495" b="27940"/>
+            <wp:docPr id="1486193189" name="Imagen 23"/>
+            <wp:cNvGraphicFramePr>
+              <a:graphicFrameLocks xmlns:a="http://schemas.openxmlformats.org/drawingml/2006/main" noChangeAspect="1"/>
+            </wp:cNvGraphicFramePr>
+            <a:graphic xmlns:a="http://schemas.openxmlformats.org/drawingml/2006/main">
+              <a:graphicData uri="http://schemas.openxmlformats.org/drawingml/2006/picture">
+                <pic:pic xmlns:pic="http://schemas.openxmlformats.org/drawingml/2006/picture">
+                  <pic:nvPicPr>
+                    <pic:cNvPr id="1486193189" name="Imagen 1486193189"/>
+                    <pic:cNvPicPr/>
+                  </pic:nvPicPr>
+                  <pic:blipFill>
+                    <a:blip r:embed="rId61" cstate="print">
+                      <a:extLst>
+                        <a:ext uri="{28A0092B-C50C-407E-A947-70E740481C1C}">
+                          <a14:useLocalDpi xmlns:a14="http://schemas.microsoft.com/office/drawing/2010/main" val="0"/>
+                        </a:ext>
+                      </a:extLst>
+                    </a:blip>
+                    <a:stretch>
+                      <a:fillRect/>
+                    </a:stretch>
+                  </pic:blipFill>
+                  <pic:spPr>
+                    <a:xfrm>
+                      <a:off x="0" y="0"/>
+                      <a:ext cx="4320000" cy="2429817"/>
+                    </a:xfrm>
+                    <a:prstGeom prst="rect">
+                      <a:avLst/>
+                    </a:prstGeom>
+                    <a:ln w="12700">
+                      <a:solidFill>
+                        <a:schemeClr val="tx1"/>
+                      </a:solidFill>
+                    </a:ln>
+                  </pic:spPr>
+                </pic:pic>
+              </a:graphicData>
+            </a:graphic>
+          </wp:inline>
+        </w:drawing>
+      </w:r>
+      <w:r>
+        <w:rPr>
+          <w:rFonts w:ascii="Arial" w:hAnsi="Arial" w:cs="Arial"/>
+          <w:noProof/>
+        </w:rPr>
+        <w:drawing>
+          <wp:inline distT="0" distB="0" distL="0" distR="0" wp14:anchorId="03DFB54D" wp14:editId="2370849C">
+            <wp:extent cx="4320000" cy="2429817"/>
+            <wp:effectExtent l="19050" t="19050" r="23495" b="27940"/>
+            <wp:docPr id="1750958885" name="Imagen 24"/>
+            <wp:cNvGraphicFramePr>
+              <a:graphicFrameLocks xmlns:a="http://schemas.openxmlformats.org/drawingml/2006/main" noChangeAspect="1"/>
+            </wp:cNvGraphicFramePr>
+            <a:graphic xmlns:a="http://schemas.openxmlformats.org/drawingml/2006/main">
+              <a:graphicData uri="http://schemas.openxmlformats.org/drawingml/2006/picture">
+                <pic:pic xmlns:pic="http://schemas.openxmlformats.org/drawingml/2006/picture">
+                  <pic:nvPicPr>
+                    <pic:cNvPr id="1750958885" name="Imagen 1750958885"/>
+                    <pic:cNvPicPr/>
+                  </pic:nvPicPr>
+                  <pic:blipFill>
+                    <a:blip r:embed="rId62" cstate="print">
+                      <a:extLst>
+                        <a:ext uri="{28A0092B-C50C-407E-A947-70E740481C1C}">
+                          <a14:useLocalDpi xmlns:a14="http://schemas.microsoft.com/office/drawing/2010/main" val="0"/>
+                        </a:ext>
+                      </a:extLst>
+                    </a:blip>
+                    <a:stretch>
+                      <a:fillRect/>
+                    </a:stretch>
+                  </pic:blipFill>
+                  <pic:spPr>
+                    <a:xfrm>
+                      <a:off x="0" y="0"/>
+                      <a:ext cx="4320000" cy="2429817"/>
+                    </a:xfrm>
+                    <a:prstGeom prst="rect">
+                      <a:avLst/>
+                    </a:prstGeom>
+                    <a:ln w="12700">
+                      <a:solidFill>
+                        <a:schemeClr val="tx1"/>
+                      </a:solidFill>
+                    </a:ln>
+                  </pic:spPr>
+                </pic:pic>
+              </a:graphicData>
+            </a:graphic>
+          </wp:inline>
+        </w:drawing>
+      </w:r>
+      <w:r>
+        <w:rPr>
+          <w:rFonts w:ascii="Arial" w:hAnsi="Arial" w:cs="Arial"/>
+          <w:noProof/>
+        </w:rPr>
+        <w:drawing>
+          <wp:inline distT="0" distB="0" distL="0" distR="0" wp14:anchorId="7F03B9CB" wp14:editId="13579EB7">
+            <wp:extent cx="4320000" cy="2429817"/>
+            <wp:effectExtent l="19050" t="19050" r="23495" b="27940"/>
+            <wp:docPr id="1726421343" name="Imagen 25"/>
+            <wp:cNvGraphicFramePr>
+              <a:graphicFrameLocks xmlns:a="http://schemas.openxmlformats.org/drawingml/2006/main" noChangeAspect="1"/>
+            </wp:cNvGraphicFramePr>
+            <a:graphic xmlns:a="http://schemas.openxmlformats.org/drawingml/2006/main">
+              <a:graphicData uri="http://schemas.openxmlformats.org/drawingml/2006/picture">
+                <pic:pic xmlns:pic="http://schemas.openxmlformats.org/drawingml/2006/picture">
+                  <pic:nvPicPr>
+                    <pic:cNvPr id="1726421343" name="Imagen 1726421343"/>
+                    <pic:cNvPicPr/>
+                  </pic:nvPicPr>
+                  <pic:blipFill>
+                    <a:blip r:embed="rId63" cstate="print">
+                      <a:extLst>
+                        <a:ext uri="{28A0092B-C50C-407E-A947-70E740481C1C}">
+                          <a14:useLocalDpi xmlns:a14="http://schemas.microsoft.com/office/drawing/2010/main" val="0"/>
+                        </a:ext>
+                      </a:extLst>
+                    </a:blip>
+                    <a:stretch>
+                      <a:fillRect/>
+                    </a:stretch>
+                  </pic:blipFill>
+                  <pic:spPr>
+                    <a:xfrm>
+                      <a:off x="0" y="0"/>
+                      <a:ext cx="4320000" cy="2429817"/>
+                    </a:xfrm>
+                    <a:prstGeom prst="rect">
+                      <a:avLst/>
+                    </a:prstGeom>
+                    <a:ln w="12700">
+                      <a:solidFill>
+                        <a:schemeClr val="tx1"/>
+                      </a:solidFill>
+                    </a:ln>
+                  </pic:spPr>
+                </pic:pic>
+              </a:graphicData>
+            </a:graphic>
+          </wp:inline>
+        </w:drawing>
+      </w:r>
+      <w:r>
+        <w:rPr>
+          <w:rFonts w:ascii="Arial" w:hAnsi="Arial" w:cs="Arial"/>
+          <w:noProof/>
+        </w:rPr>
+        <w:lastRenderedPageBreak/>
+        <w:drawing>
+          <wp:inline distT="0" distB="0" distL="0" distR="0" wp14:anchorId="671BE1C0" wp14:editId="006A915F">
+            <wp:extent cx="4320000" cy="2429817"/>
+            <wp:effectExtent l="19050" t="19050" r="23495" b="27940"/>
+            <wp:docPr id="554905187" name="Imagen 26"/>
+            <wp:cNvGraphicFramePr>
+              <a:graphicFrameLocks xmlns:a="http://schemas.openxmlformats.org/drawingml/2006/main" noChangeAspect="1"/>
+            </wp:cNvGraphicFramePr>
+            <a:graphic xmlns:a="http://schemas.openxmlformats.org/drawingml/2006/main">
+              <a:graphicData uri="http://schemas.openxmlformats.org/drawingml/2006/picture">
+                <pic:pic xmlns:pic="http://schemas.openxmlformats.org/drawingml/2006/picture">
+                  <pic:nvPicPr>
+                    <pic:cNvPr id="554905187" name="Imagen 554905187"/>
+                    <pic:cNvPicPr/>
+                  </pic:nvPicPr>
+                  <pic:blipFill>
+                    <a:blip r:embed="rId64" cstate="print">
+                      <a:extLst>
+                        <a:ext uri="{28A0092B-C50C-407E-A947-70E740481C1C}">
+                          <a14:useLocalDpi xmlns:a14="http://schemas.microsoft.com/office/drawing/2010/main" val="0"/>
+                        </a:ext>
+                      </a:extLst>
+                    </a:blip>
+                    <a:stretch>
+                      <a:fillRect/>
+                    </a:stretch>
+                  </pic:blipFill>
+                  <pic:spPr>
+                    <a:xfrm>
+                      <a:off x="0" y="0"/>
+                      <a:ext cx="4320000" cy="2429817"/>
+                    </a:xfrm>
+                    <a:prstGeom prst="rect">
+                      <a:avLst/>
+                    </a:prstGeom>
+                    <a:ln w="12700">
+                      <a:solidFill>
+                        <a:schemeClr val="tx1"/>
+                      </a:solidFill>
+                    </a:ln>
+                  </pic:spPr>
+                </pic:pic>
+              </a:graphicData>
+            </a:graphic>
+          </wp:inline>
+        </w:drawing>
+      </w:r>
+      <w:r>
+        <w:rPr>
+          <w:rFonts w:ascii="Arial" w:hAnsi="Arial" w:cs="Arial"/>
+          <w:noProof/>
+        </w:rPr>
+        <w:drawing>
+          <wp:inline distT="0" distB="0" distL="0" distR="0" wp14:anchorId="4E547491" wp14:editId="1E676A6D">
+            <wp:extent cx="4320000" cy="2429817"/>
+            <wp:effectExtent l="19050" t="19050" r="23495" b="27940"/>
+            <wp:docPr id="895796030" name="Imagen 27"/>
+            <wp:cNvGraphicFramePr>
+              <a:graphicFrameLocks xmlns:a="http://schemas.openxmlformats.org/drawingml/2006/main" noChangeAspect="1"/>
+            </wp:cNvGraphicFramePr>
+            <a:graphic xmlns:a="http://schemas.openxmlformats.org/drawingml/2006/main">
+              <a:graphicData uri="http://schemas.openxmlformats.org/drawingml/2006/picture">
+                <pic:pic xmlns:pic="http://schemas.openxmlformats.org/drawingml/2006/picture">
+                  <pic:nvPicPr>
+                    <pic:cNvPr id="895796030" name="Imagen 895796030"/>
+                    <pic:cNvPicPr/>
+                  </pic:nvPicPr>
+                  <pic:blipFill>
+                    <a:blip r:embed="rId65" cstate="print">
+                      <a:extLst>
+                        <a:ext uri="{28A0092B-C50C-407E-A947-70E740481C1C}">
+                          <a14:useLocalDpi xmlns:a14="http://schemas.microsoft.com/office/drawing/2010/main" val="0"/>
+                        </a:ext>
+                      </a:extLst>
+                    </a:blip>
+                    <a:stretch>
+                      <a:fillRect/>
+                    </a:stretch>
+                  </pic:blipFill>
+                  <pic:spPr>
+                    <a:xfrm>
+                      <a:off x="0" y="0"/>
+                      <a:ext cx="4320000" cy="2429817"/>
+                    </a:xfrm>
+                    <a:prstGeom prst="rect">
+                      <a:avLst/>
+                    </a:prstGeom>
+                    <a:ln w="12700">
+                      <a:solidFill>
+                        <a:schemeClr val="tx1"/>
+                      </a:solidFill>
+                    </a:ln>
+                  </pic:spPr>
+                </pic:pic>
+              </a:graphicData>
+            </a:graphic>
+          </wp:inline>
+        </w:drawing>
+      </w:r>
+      <w:r>
+        <w:rPr>
+          <w:rFonts w:ascii="Arial" w:hAnsi="Arial" w:cs="Arial"/>
+          <w:noProof/>
+        </w:rPr>
+        <w:drawing>
+          <wp:inline distT="0" distB="0" distL="0" distR="0" wp14:anchorId="1126D617" wp14:editId="4910A3C4">
+            <wp:extent cx="4320000" cy="2429817"/>
+            <wp:effectExtent l="19050" t="19050" r="23495" b="27940"/>
+            <wp:docPr id="1832410594" name="Imagen 28"/>
+            <wp:cNvGraphicFramePr>
+              <a:graphicFrameLocks xmlns:a="http://schemas.openxmlformats.org/drawingml/2006/main" noChangeAspect="1"/>
+            </wp:cNvGraphicFramePr>
+            <a:graphic xmlns:a="http://schemas.openxmlformats.org/drawingml/2006/main">
+              <a:graphicData uri="http://schemas.openxmlformats.org/drawingml/2006/picture">
+                <pic:pic xmlns:pic="http://schemas.openxmlformats.org/drawingml/2006/picture">
+                  <pic:nvPicPr>
+                    <pic:cNvPr id="1832410594" name="Imagen 1832410594"/>
+                    <pic:cNvPicPr/>
+                  </pic:nvPicPr>
+                  <pic:blipFill>
+                    <a:blip r:embed="rId66" cstate="print">
+                      <a:extLst>
+                        <a:ext uri="{28A0092B-C50C-407E-A947-70E740481C1C}">
+                          <a14:useLocalDpi xmlns:a14="http://schemas.microsoft.com/office/drawing/2010/main" val="0"/>
+                        </a:ext>
+                      </a:extLst>
+                    </a:blip>
+                    <a:stretch>
+                      <a:fillRect/>
+                    </a:stretch>
+                  </pic:blipFill>
+                  <pic:spPr>
+                    <a:xfrm>
+                      <a:off x="0" y="0"/>
+                      <a:ext cx="4320000" cy="2429817"/>
+                    </a:xfrm>
+                    <a:prstGeom prst="rect">
+                      <a:avLst/>
+                    </a:prstGeom>
+                    <a:ln w="12700">
+                      <a:solidFill>
+                        <a:schemeClr val="tx1"/>
+                      </a:solidFill>
+                    </a:ln>
+                  </pic:spPr>
+                </pic:pic>
+              </a:graphicData>
+            </a:graphic>
+          </wp:inline>
+        </w:drawing>
+      </w:r>
+      <w:r>
+        <w:rPr>
+          <w:rFonts w:ascii="Arial" w:hAnsi="Arial" w:cs="Arial"/>
+          <w:noProof/>
+        </w:rPr>
+        <w:lastRenderedPageBreak/>
+        <w:drawing>
+          <wp:inline distT="0" distB="0" distL="0" distR="0" wp14:anchorId="1CB3C2BD" wp14:editId="4AD0D88E">
+            <wp:extent cx="4320000" cy="2429817"/>
+            <wp:effectExtent l="19050" t="19050" r="23495" b="27940"/>
+            <wp:docPr id="501174852" name="Imagen 29"/>
+            <wp:cNvGraphicFramePr>
+              <a:graphicFrameLocks xmlns:a="http://schemas.openxmlformats.org/drawingml/2006/main" noChangeAspect="1"/>
+            </wp:cNvGraphicFramePr>
+            <a:graphic xmlns:a="http://schemas.openxmlformats.org/drawingml/2006/main">
+              <a:graphicData uri="http://schemas.openxmlformats.org/drawingml/2006/picture">
+                <pic:pic xmlns:pic="http://schemas.openxmlformats.org/drawingml/2006/picture">
+                  <pic:nvPicPr>
+                    <pic:cNvPr id="501174852" name="Imagen 501174852"/>
+                    <pic:cNvPicPr/>
+                  </pic:nvPicPr>
+                  <pic:blipFill>
+                    <a:blip r:embed="rId67" cstate="print">
+                      <a:extLst>
+                        <a:ext uri="{28A0092B-C50C-407E-A947-70E740481C1C}">
+                          <a14:useLocalDpi xmlns:a14="http://schemas.microsoft.com/office/drawing/2010/main" val="0"/>
+                        </a:ext>
+                      </a:extLst>
+                    </a:blip>
+                    <a:stretch>
+                      <a:fillRect/>
+                    </a:stretch>
+                  </pic:blipFill>
+                  <pic:spPr>
+                    <a:xfrm>
+                      <a:off x="0" y="0"/>
+                      <a:ext cx="4320000" cy="2429817"/>
+                    </a:xfrm>
+                    <a:prstGeom prst="rect">
+                      <a:avLst/>
+                    </a:prstGeom>
+                    <a:ln w="12700">
+                      <a:solidFill>
+                        <a:schemeClr val="tx1"/>
+                      </a:solidFill>
+                    </a:ln>
+                  </pic:spPr>
+                </pic:pic>
+              </a:graphicData>
+            </a:graphic>
+          </wp:inline>
+        </w:drawing>
+      </w:r>
+      <w:r>
+        <w:rPr>
+          <w:rFonts w:ascii="Arial" w:hAnsi="Arial" w:cs="Arial"/>
+          <w:noProof/>
+        </w:rPr>
+        <w:drawing>
+          <wp:inline distT="0" distB="0" distL="0" distR="0" wp14:anchorId="31F20771" wp14:editId="0AC536B8">
+            <wp:extent cx="4320000" cy="2429817"/>
+            <wp:effectExtent l="19050" t="19050" r="23495" b="27940"/>
+            <wp:docPr id="719610505" name="Imagen 30"/>
+            <wp:cNvGraphicFramePr>
+              <a:graphicFrameLocks xmlns:a="http://schemas.openxmlformats.org/drawingml/2006/main" noChangeAspect="1"/>
+            </wp:cNvGraphicFramePr>
+            <a:graphic xmlns:a="http://schemas.openxmlformats.org/drawingml/2006/main">
+              <a:graphicData uri="http://schemas.openxmlformats.org/drawingml/2006/picture">
+                <pic:pic xmlns:pic="http://schemas.openxmlformats.org/drawingml/2006/picture">
+                  <pic:nvPicPr>
+                    <pic:cNvPr id="719610505" name="Imagen 719610505"/>
+                    <pic:cNvPicPr/>
+                  </pic:nvPicPr>
+                  <pic:blipFill>
+                    <a:blip r:embed="rId68" cstate="print">
+                      <a:extLst>
+                        <a:ext uri="{28A0092B-C50C-407E-A947-70E740481C1C}">
+                          <a14:useLocalDpi xmlns:a14="http://schemas.microsoft.com/office/drawing/2010/main" val="0"/>
+                        </a:ext>
+                      </a:extLst>
+                    </a:blip>
+                    <a:stretch>
+                      <a:fillRect/>
+                    </a:stretch>
+                  </pic:blipFill>
+                  <pic:spPr>
+                    <a:xfrm>
+                      <a:off x="0" y="0"/>
+                      <a:ext cx="4320000" cy="2429817"/>
+                    </a:xfrm>
+                    <a:prstGeom prst="rect">
+                      <a:avLst/>
+                    </a:prstGeom>
+                    <a:ln w="12700">
+                      <a:solidFill>
+                        <a:schemeClr val="tx1"/>
+                      </a:solidFill>
+                    </a:ln>
+                  </pic:spPr>
+                </pic:pic>
+              </a:graphicData>
+            </a:graphic>
+          </wp:inline>
+        </w:drawing>
+      </w:r>
+      <w:r>
+        <w:rPr>
+          <w:rFonts w:ascii="Arial" w:hAnsi="Arial" w:cs="Arial"/>
+          <w:noProof/>
+        </w:rPr>
+        <w:drawing>
+          <wp:inline distT="0" distB="0" distL="0" distR="0" wp14:anchorId="5D7C3A3B" wp14:editId="3CA11591">
+            <wp:extent cx="4320000" cy="2429817"/>
+            <wp:effectExtent l="19050" t="19050" r="23495" b="27940"/>
+            <wp:docPr id="1584848526" name="Imagen 31"/>
+            <wp:cNvGraphicFramePr>
+              <a:graphicFrameLocks xmlns:a="http://schemas.openxmlformats.org/drawingml/2006/main" noChangeAspect="1"/>
+            </wp:cNvGraphicFramePr>
+            <a:graphic xmlns:a="http://schemas.openxmlformats.org/drawingml/2006/main">
+              <a:graphicData uri="http://schemas.openxmlformats.org/drawingml/2006/picture">
+                <pic:pic xmlns:pic="http://schemas.openxmlformats.org/drawingml/2006/picture">
+                  <pic:nvPicPr>
+                    <pic:cNvPr id="1584848526" name="Imagen 1584848526"/>
+                    <pic:cNvPicPr/>
+                  </pic:nvPicPr>
+                  <pic:blipFill>
+                    <a:blip r:embed="rId69" cstate="print">
+                      <a:extLst>
+                        <a:ext uri="{28A0092B-C50C-407E-A947-70E740481C1C}">
+                          <a14:useLocalDpi xmlns:a14="http://schemas.microsoft.com/office/drawing/2010/main" val="0"/>
+                        </a:ext>
+                      </a:extLst>
+                    </a:blip>
+                    <a:stretch>
+                      <a:fillRect/>
+                    </a:stretch>
+                  </pic:blipFill>
+                  <pic:spPr>
+                    <a:xfrm>
+                      <a:off x="0" y="0"/>
+                      <a:ext cx="4320000" cy="2429817"/>
+                    </a:xfrm>
+                    <a:prstGeom prst="rect">
+                      <a:avLst/>
+                    </a:prstGeom>
+                    <a:ln w="12700">
+                      <a:solidFill>
+                        <a:schemeClr val="tx1"/>
+                      </a:solidFill>
+                    </a:ln>
+                  </pic:spPr>
+                </pic:pic>
+              </a:graphicData>
+            </a:graphic>
+          </wp:inline>
+        </w:drawing>
+      </w:r>
+      <w:r>
+        <w:rPr>
+          <w:rFonts w:ascii="Arial" w:hAnsi="Arial" w:cs="Arial"/>
+          <w:noProof/>
+        </w:rPr>
+        <w:lastRenderedPageBreak/>
+        <w:drawing>
+          <wp:inline distT="0" distB="0" distL="0" distR="0" wp14:anchorId="106D0A6B" wp14:editId="6F376EC3">
+            <wp:extent cx="4320000" cy="2429817"/>
+            <wp:effectExtent l="19050" t="19050" r="23495" b="27940"/>
+            <wp:docPr id="1366204341" name="Imagen 32"/>
+            <wp:cNvGraphicFramePr>
+              <a:graphicFrameLocks xmlns:a="http://schemas.openxmlformats.org/drawingml/2006/main" noChangeAspect="1"/>
+            </wp:cNvGraphicFramePr>
+            <a:graphic xmlns:a="http://schemas.openxmlformats.org/drawingml/2006/main">
+              <a:graphicData uri="http://schemas.openxmlformats.org/drawingml/2006/picture">
+                <pic:pic xmlns:pic="http://schemas.openxmlformats.org/drawingml/2006/picture">
+                  <pic:nvPicPr>
+                    <pic:cNvPr id="1366204341" name="Imagen 1366204341"/>
+                    <pic:cNvPicPr/>
+                  </pic:nvPicPr>
+                  <pic:blipFill>
+                    <a:blip r:embed="rId70" cstate="print">
+                      <a:extLst>
+                        <a:ext uri="{28A0092B-C50C-407E-A947-70E740481C1C}">
+                          <a14:useLocalDpi xmlns:a14="http://schemas.microsoft.com/office/drawing/2010/main" val="0"/>
+                        </a:ext>
+                      </a:extLst>
+                    </a:blip>
+                    <a:stretch>
+                      <a:fillRect/>
+                    </a:stretch>
+                  </pic:blipFill>
+                  <pic:spPr>
+                    <a:xfrm>
+                      <a:off x="0" y="0"/>
+                      <a:ext cx="4320000" cy="2429817"/>
+                    </a:xfrm>
+                    <a:prstGeom prst="rect">
+                      <a:avLst/>
+                    </a:prstGeom>
+                    <a:ln w="12700">
+                      <a:solidFill>
+                        <a:schemeClr val="tx1"/>
+                      </a:solidFill>
+                    </a:ln>
+                  </pic:spPr>
+                </pic:pic>
+              </a:graphicData>
+            </a:graphic>
+          </wp:inline>
+        </w:drawing>
+      </w:r>
+      <w:r>
+        <w:rPr>
+          <w:rFonts w:ascii="Arial" w:hAnsi="Arial" w:cs="Arial"/>
+          <w:noProof/>
+        </w:rPr>
+        <w:drawing>
+          <wp:inline distT="0" distB="0" distL="0" distR="0" wp14:anchorId="4DE488F1" wp14:editId="4FC5B82D">
+            <wp:extent cx="4320000" cy="2429817"/>
+            <wp:effectExtent l="19050" t="19050" r="23495" b="27940"/>
+            <wp:docPr id="2011678697" name="Imagen 33"/>
+            <wp:cNvGraphicFramePr>
+              <a:graphicFrameLocks xmlns:a="http://schemas.openxmlformats.org/drawingml/2006/main" noChangeAspect="1"/>
+            </wp:cNvGraphicFramePr>
+            <a:graphic xmlns:a="http://schemas.openxmlformats.org/drawingml/2006/main">
+              <a:graphicData uri="http://schemas.openxmlformats.org/drawingml/2006/picture">
+                <pic:pic xmlns:pic="http://schemas.openxmlformats.org/drawingml/2006/picture">
+                  <pic:nvPicPr>
+                    <pic:cNvPr id="2011678697" name="Imagen 2011678697"/>
+                    <pic:cNvPicPr/>
+                  </pic:nvPicPr>
+                  <pic:blipFill>
+                    <a:blip r:embed="rId71" cstate="print">
+                      <a:extLst>
+                        <a:ext uri="{28A0092B-C50C-407E-A947-70E740481C1C}">
+                          <a14:useLocalDpi xmlns:a14="http://schemas.microsoft.com/office/drawing/2010/main" val="0"/>
+                        </a:ext>
+                      </a:extLst>
+                    </a:blip>
+                    <a:stretch>
+                      <a:fillRect/>
+                    </a:stretch>
+                  </pic:blipFill>
+                  <pic:spPr>
+                    <a:xfrm>
+                      <a:off x="0" y="0"/>
+                      <a:ext cx="4320000" cy="2429817"/>
+                    </a:xfrm>
+                    <a:prstGeom prst="rect">
+                      <a:avLst/>
+                    </a:prstGeom>
+                    <a:ln w="12700">
+                      <a:solidFill>
+                        <a:schemeClr val="tx1"/>
+                      </a:solidFill>
+                    </a:ln>
+                  </pic:spPr>
+                </pic:pic>
+              </a:graphicData>
+            </a:graphic>
+          </wp:inline>
+        </w:drawing>
+      </w:r>
+      <w:r>
+        <w:rPr>
+          <w:rFonts w:ascii="Arial" w:hAnsi="Arial" w:cs="Arial"/>
+          <w:noProof/>
+        </w:rPr>
+        <w:drawing>
+          <wp:inline distT="0" distB="0" distL="0" distR="0" wp14:anchorId="051F2949" wp14:editId="3531BA52">
+            <wp:extent cx="4320000" cy="2429817"/>
+            <wp:effectExtent l="19050" t="19050" r="23495" b="27940"/>
+            <wp:docPr id="993058085" name="Imagen 34"/>
+            <wp:cNvGraphicFramePr>
+              <a:graphicFrameLocks xmlns:a="http://schemas.openxmlformats.org/drawingml/2006/main" noChangeAspect="1"/>
+            </wp:cNvGraphicFramePr>
+            <a:graphic xmlns:a="http://schemas.openxmlformats.org/drawingml/2006/main">
+              <a:graphicData uri="http://schemas.openxmlformats.org/drawingml/2006/picture">
+                <pic:pic xmlns:pic="http://schemas.openxmlformats.org/drawingml/2006/picture">
+                  <pic:nvPicPr>
+                    <pic:cNvPr id="993058085" name="Imagen 993058085"/>
+                    <pic:cNvPicPr/>
+                  </pic:nvPicPr>
+                  <pic:blipFill>
+                    <a:blip r:embed="rId72" cstate="print">
+                      <a:extLst>
+                        <a:ext uri="{28A0092B-C50C-407E-A947-70E740481C1C}">
+                          <a14:useLocalDpi xmlns:a14="http://schemas.microsoft.com/office/drawing/2010/main" val="0"/>
+                        </a:ext>
+                      </a:extLst>
+                    </a:blip>
+                    <a:stretch>
+                      <a:fillRect/>
+                    </a:stretch>
+                  </pic:blipFill>
+                  <pic:spPr>
+                    <a:xfrm>
+                      <a:off x="0" y="0"/>
+                      <a:ext cx="4320000" cy="2429817"/>
+                    </a:xfrm>
+                    <a:prstGeom prst="rect">
+                      <a:avLst/>
+                    </a:prstGeom>
+                    <a:ln w="12700">
+                      <a:solidFill>
+                        <a:schemeClr val="tx1"/>
+                      </a:solidFill>
+                    </a:ln>
+                  </pic:spPr>
+                </pic:pic>
+              </a:graphicData>
+            </a:graphic>
+          </wp:inline>
+        </w:drawing>
+      </w:r>
+      <w:r>
+        <w:rPr>
+          <w:rFonts w:ascii="Arial" w:hAnsi="Arial" w:cs="Arial"/>
+          <w:noProof/>
+        </w:rPr>
+        <w:lastRenderedPageBreak/>
+        <w:drawing>
+          <wp:inline distT="0" distB="0" distL="0" distR="0" wp14:anchorId="5D1EB180" wp14:editId="2C9D9A35">
+            <wp:extent cx="4320000" cy="2429817"/>
+            <wp:effectExtent l="19050" t="19050" r="23495" b="27940"/>
+            <wp:docPr id="1116455914" name="Imagen 35"/>
+            <wp:cNvGraphicFramePr>
+              <a:graphicFrameLocks xmlns:a="http://schemas.openxmlformats.org/drawingml/2006/main" noChangeAspect="1"/>
+            </wp:cNvGraphicFramePr>
+            <a:graphic xmlns:a="http://schemas.openxmlformats.org/drawingml/2006/main">
+              <a:graphicData uri="http://schemas.openxmlformats.org/drawingml/2006/picture">
+                <pic:pic xmlns:pic="http://schemas.openxmlformats.org/drawingml/2006/picture">
+                  <pic:nvPicPr>
+                    <pic:cNvPr id="1116455914" name="Imagen 1116455914"/>
+                    <pic:cNvPicPr/>
+                  </pic:nvPicPr>
+                  <pic:blipFill>
+                    <a:blip r:embed="rId73" cstate="print">
+                      <a:extLst>
+                        <a:ext uri="{28A0092B-C50C-407E-A947-70E740481C1C}">
+                          <a14:useLocalDpi xmlns:a14="http://schemas.microsoft.com/office/drawing/2010/main" val="0"/>
+                        </a:ext>
+                      </a:extLst>
+                    </a:blip>
+                    <a:stretch>
+                      <a:fillRect/>
+                    </a:stretch>
+                  </pic:blipFill>
+                  <pic:spPr>
+                    <a:xfrm>
+                      <a:off x="0" y="0"/>
+                      <a:ext cx="4320000" cy="2429817"/>
+                    </a:xfrm>
+                    <a:prstGeom prst="rect">
+                      <a:avLst/>
+                    </a:prstGeom>
+                    <a:ln w="12700">
+                      <a:solidFill>
+                        <a:schemeClr val="tx1"/>
+                      </a:solidFill>
+                    </a:ln>
+                  </pic:spPr>
+                </pic:pic>
+              </a:graphicData>
+            </a:graphic>
+          </wp:inline>
+        </w:drawing>
+      </w:r>
+      <w:r>
+        <w:rPr>
+          <w:rFonts w:ascii="Arial" w:hAnsi="Arial" w:cs="Arial"/>
+          <w:noProof/>
+        </w:rPr>
+        <w:drawing>
+          <wp:inline distT="0" distB="0" distL="0" distR="0" wp14:anchorId="37437B40" wp14:editId="3603032D">
+            <wp:extent cx="4320000" cy="2429817"/>
+            <wp:effectExtent l="19050" t="19050" r="23495" b="27940"/>
+            <wp:docPr id="131646767" name="Imagen 36"/>
+            <wp:cNvGraphicFramePr>
+              <a:graphicFrameLocks xmlns:a="http://schemas.openxmlformats.org/drawingml/2006/main" noChangeAspect="1"/>
+            </wp:cNvGraphicFramePr>
+            <a:graphic xmlns:a="http://schemas.openxmlformats.org/drawingml/2006/main">
+              <a:graphicData uri="http://schemas.openxmlformats.org/drawingml/2006/picture">
+                <pic:pic xmlns:pic="http://schemas.openxmlformats.org/drawingml/2006/picture">
+                  <pic:nvPicPr>
+                    <pic:cNvPr id="131646767" name="Imagen 131646767"/>
+                    <pic:cNvPicPr/>
+                  </pic:nvPicPr>
+                  <pic:blipFill>
+                    <a:blip r:embed="rId74" cstate="print">
+                      <a:extLst>
+                        <a:ext uri="{28A0092B-C50C-407E-A947-70E740481C1C}">
+                          <a14:useLocalDpi xmlns:a14="http://schemas.microsoft.com/office/drawing/2010/main" val="0"/>
+                        </a:ext>
+                      </a:extLst>
+                    </a:blip>
+                    <a:stretch>
+                      <a:fillRect/>
+                    </a:stretch>
+                  </pic:blipFill>
+                  <pic:spPr>
+                    <a:xfrm>
+                      <a:off x="0" y="0"/>
+                      <a:ext cx="4320000" cy="2429817"/>
+                    </a:xfrm>
+                    <a:prstGeom prst="rect">
+                      <a:avLst/>
+                    </a:prstGeom>
+                    <a:ln w="12700">
+                      <a:solidFill>
+                        <a:schemeClr val="tx1"/>
+                      </a:solidFill>
+                    </a:ln>
+                  </pic:spPr>
+                </pic:pic>
+              </a:graphicData>
+            </a:graphic>
+          </wp:inline>
+        </w:drawing>
+      </w:r>
+      <w:r>
+        <w:rPr>
+          <w:rFonts w:ascii="Arial" w:hAnsi="Arial" w:cs="Arial"/>
+          <w:noProof/>
+        </w:rPr>
+        <w:drawing>
+          <wp:inline distT="0" distB="0" distL="0" distR="0" wp14:anchorId="037AFEA2" wp14:editId="5D8AEF16">
+            <wp:extent cx="4320000" cy="2429817"/>
+            <wp:effectExtent l="19050" t="19050" r="23495" b="27940"/>
+            <wp:docPr id="1145585425" name="Imagen 37"/>
+            <wp:cNvGraphicFramePr>
+              <a:graphicFrameLocks xmlns:a="http://schemas.openxmlformats.org/drawingml/2006/main" noChangeAspect="1"/>
+            </wp:cNvGraphicFramePr>
+            <a:graphic xmlns:a="http://schemas.openxmlformats.org/drawingml/2006/main">
+              <a:graphicData uri="http://schemas.openxmlformats.org/drawingml/2006/picture">
+                <pic:pic xmlns:pic="http://schemas.openxmlformats.org/drawingml/2006/picture">
+                  <pic:nvPicPr>
+                    <pic:cNvPr id="1145585425" name="Imagen 1145585425"/>
+                    <pic:cNvPicPr/>
+                  </pic:nvPicPr>
+                  <pic:blipFill>
+                    <a:blip r:embed="rId75" cstate="print">
+                      <a:extLst>
+                        <a:ext uri="{28A0092B-C50C-407E-A947-70E740481C1C}">
+                          <a14:useLocalDpi xmlns:a14="http://schemas.microsoft.com/office/drawing/2010/main" val="0"/>
+                        </a:ext>
+                      </a:extLst>
+                    </a:blip>
+                    <a:stretch>
+                      <a:fillRect/>
+                    </a:stretch>
+                  </pic:blipFill>
+                  <pic:spPr>
+                    <a:xfrm>
+                      <a:off x="0" y="0"/>
+                      <a:ext cx="4320000" cy="2429817"/>
+                    </a:xfrm>
+                    <a:prstGeom prst="rect">
+                      <a:avLst/>
+                    </a:prstGeom>
+                    <a:ln w="12700">
+                      <a:solidFill>
+                        <a:schemeClr val="tx1"/>
+                      </a:solidFill>
+                    </a:ln>
+                  </pic:spPr>
+                </pic:pic>
+              </a:graphicData>
+            </a:graphic>
+          </wp:inline>
+        </w:drawing>
+      </w:r>
+      <w:r>
+        <w:rPr>
+          <w:rFonts w:ascii="Arial" w:hAnsi="Arial" w:cs="Arial"/>
+          <w:noProof/>
+        </w:rPr>
+        <w:lastRenderedPageBreak/>
+        <w:drawing>
+          <wp:inline distT="0" distB="0" distL="0" distR="0" wp14:anchorId="6509DD4B" wp14:editId="01D82EE0">
+            <wp:extent cx="4320000" cy="2429817"/>
+            <wp:effectExtent l="19050" t="19050" r="23495" b="27940"/>
+            <wp:docPr id="1666153179" name="Imagen 38"/>
+            <wp:cNvGraphicFramePr>
+              <a:graphicFrameLocks xmlns:a="http://schemas.openxmlformats.org/drawingml/2006/main" noChangeAspect="1"/>
+            </wp:cNvGraphicFramePr>
+            <a:graphic xmlns:a="http://schemas.openxmlformats.org/drawingml/2006/main">
+              <a:graphicData uri="http://schemas.openxmlformats.org/drawingml/2006/picture">
+                <pic:pic xmlns:pic="http://schemas.openxmlformats.org/drawingml/2006/picture">
+                  <pic:nvPicPr>
+                    <pic:cNvPr id="1666153179" name="Imagen 1666153179"/>
+                    <pic:cNvPicPr/>
+                  </pic:nvPicPr>
+                  <pic:blipFill>
+                    <a:blip r:embed="rId76" cstate="print">
+                      <a:extLst>
+                        <a:ext uri="{28A0092B-C50C-407E-A947-70E740481C1C}">
+                          <a14:useLocalDpi xmlns:a14="http://schemas.microsoft.com/office/drawing/2010/main" val="0"/>
+                        </a:ext>
+                      </a:extLst>
+                    </a:blip>
+                    <a:stretch>
+                      <a:fillRect/>
+                    </a:stretch>
+                  </pic:blipFill>
+                  <pic:spPr>
+                    <a:xfrm>
+                      <a:off x="0" y="0"/>
+                      <a:ext cx="4320000" cy="2429817"/>
+                    </a:xfrm>
+                    <a:prstGeom prst="rect">
+                      <a:avLst/>
+                    </a:prstGeom>
+                    <a:ln w="12700">
+                      <a:solidFill>
+                        <a:schemeClr val="tx1"/>
+                      </a:solidFill>
+                    </a:ln>
+                  </pic:spPr>
+                </pic:pic>
+              </a:graphicData>
+            </a:graphic>
+          </wp:inline>
+        </w:drawing>
+      </w:r>
+      <w:r>
+        <w:rPr>
+          <w:rFonts w:ascii="Arial" w:hAnsi="Arial" w:cs="Arial"/>
+          <w:noProof/>
+        </w:rPr>
+        <w:drawing>
+          <wp:inline distT="0" distB="0" distL="0" distR="0" wp14:anchorId="3EC6455A" wp14:editId="252B1BDA">
+            <wp:extent cx="4320000" cy="2429817"/>
+            <wp:effectExtent l="19050" t="19050" r="23495" b="27940"/>
+            <wp:docPr id="1804253012" name="Imagen 39"/>
+            <wp:cNvGraphicFramePr>
+              <a:graphicFrameLocks xmlns:a="http://schemas.openxmlformats.org/drawingml/2006/main" noChangeAspect="1"/>
+            </wp:cNvGraphicFramePr>
+            <a:graphic xmlns:a="http://schemas.openxmlformats.org/drawingml/2006/main">
+              <a:graphicData uri="http://schemas.openxmlformats.org/drawingml/2006/picture">
+                <pic:pic xmlns:pic="http://schemas.openxmlformats.org/drawingml/2006/picture">
+                  <pic:nvPicPr>
+                    <pic:cNvPr id="1804253012" name="Imagen 1804253012"/>
+                    <pic:cNvPicPr/>
+                  </pic:nvPicPr>
+                  <pic:blipFill>
+                    <a:blip r:embed="rId77" cstate="print">
+                      <a:extLst>
+                        <a:ext uri="{28A0092B-C50C-407E-A947-70E740481C1C}">
+                          <a14:useLocalDpi xmlns:a14="http://schemas.microsoft.com/office/drawing/2010/main" val="0"/>
+                        </a:ext>
+                      </a:extLst>
+                    </a:blip>
+                    <a:stretch>
+                      <a:fillRect/>
+                    </a:stretch>
+                  </pic:blipFill>
+                  <pic:spPr>
+                    <a:xfrm>
+                      <a:off x="0" y="0"/>
+                      <a:ext cx="4320000" cy="2429817"/>
+                    </a:xfrm>
+                    <a:prstGeom prst="rect">
+                      <a:avLst/>
+                    </a:prstGeom>
+                    <a:ln w="12700">
+                      <a:solidFill>
+                        <a:schemeClr val="tx1"/>
+                      </a:solidFill>
+                    </a:ln>
+                  </pic:spPr>
+                </pic:pic>
+              </a:graphicData>
+            </a:graphic>
+          </wp:inline>
+        </w:drawing>
+      </w:r>
+      <w:r>
+        <w:rPr>
+          <w:rFonts w:ascii="Arial" w:hAnsi="Arial" w:cs="Arial"/>
+          <w:noProof/>
+        </w:rPr>
+        <w:drawing>
+          <wp:inline distT="0" distB="0" distL="0" distR="0" wp14:anchorId="280FED55" wp14:editId="232D8A9B">
+            <wp:extent cx="4320000" cy="2429817"/>
+            <wp:effectExtent l="19050" t="19050" r="23495" b="27940"/>
+            <wp:docPr id="1816136843" name="Imagen 40"/>
+            <wp:cNvGraphicFramePr>
+              <a:graphicFrameLocks xmlns:a="http://schemas.openxmlformats.org/drawingml/2006/main" noChangeAspect="1"/>
+            </wp:cNvGraphicFramePr>
+            <a:graphic xmlns:a="http://schemas.openxmlformats.org/drawingml/2006/main">
+              <a:graphicData uri="http://schemas.openxmlformats.org/drawingml/2006/picture">
+                <pic:pic xmlns:pic="http://schemas.openxmlformats.org/drawingml/2006/picture">
+                  <pic:nvPicPr>
+                    <pic:cNvPr id="1816136843" name="Imagen 1816136843"/>
+                    <pic:cNvPicPr/>
+                  </pic:nvPicPr>
+                  <pic:blipFill>
+                    <a:blip r:embed="rId78" cstate="print">
+                      <a:extLst>
+                        <a:ext uri="{28A0092B-C50C-407E-A947-70E740481C1C}">
+                          <a14:useLocalDpi xmlns:a14="http://schemas.microsoft.com/office/drawing/2010/main" val="0"/>
+                        </a:ext>
+                      </a:extLst>
+                    </a:blip>
+                    <a:stretch>
+                      <a:fillRect/>
+                    </a:stretch>
+                  </pic:blipFill>
+                  <pic:spPr>
+                    <a:xfrm>
+                      <a:off x="0" y="0"/>
+                      <a:ext cx="4320000" cy="2429817"/>
+                    </a:xfrm>
+                    <a:prstGeom prst="rect">
+                      <a:avLst/>
+                    </a:prstGeom>
+                    <a:ln w="12700">
+                      <a:solidFill>
+                        <a:schemeClr val="tx1"/>
+                      </a:solidFill>
+                    </a:ln>
+                  </pic:spPr>
+                </pic:pic>
+              </a:graphicData>
+            </a:graphic>
+          </wp:inline>
+        </w:drawing>
+      </w:r>
+    </w:p>
     <w:sectPr>
-      <w:headerReference w:type="default" r:id="rId51"/>
-      <w:footerReference w:type="default" r:id="rId52"/>
+      <w:headerReference w:type="default" r:id="rId79"/>
+      <w:footerReference w:type="default" r:id="rId80"/>
       <w:pgSz w:w="12240" w:h="15840"/>
       <w:pgMar w:top="1417" w:right="1701" w:bottom="1417" w:left="1701" w:header="708" w:footer="708" w:gutter="0"/>
       <w:pgNumType w:start="144"/>

--- a/Capitulos de Tesis/Finales.docx
+++ b/Capitulos de Tesis/Finales.docx
@@ -26,13 +26,25 @@
         <w:pStyle w:val="Tesis"/>
       </w:pPr>
       <w:r>
-        <w:t xml:space="preserve">El desarrollo integral de la presente investigación permite concluir, en primer lugar, que los estudiantes de bachillerato en Venezuela enfrentan severas barreras de aprendizaje concentradas de manera crítica en las ciencias exactas, donde asignaturas como Química, Matemáticas y Física </w:t>
-      </w:r>
-      <w:r>
-        <w:t xml:space="preserve">generan sus </w:t>
-      </w:r>
-      <w:r>
-        <w:t>frustraciones académicas debido a que los enfoques pedagógicos tradicionales imponen una carga cognitiva pesada, estresante y basada en la memorización pura. Frente a este panorama, se evidenció un notable perfil de proactividad en el 69% de los alumnos, quienes dedican tiempo a repasar contenidos fuera del aula y manifiestan una clara inclinación hacia formatos interactivos, dinámicos y audiovisuales.</w:t>
+        <w:t>En c</w:t>
+      </w:r>
+      <w:r>
+        <w:t>oherencia</w:t>
+      </w:r>
+      <w:r>
+        <w:t xml:space="preserve"> con el desarrollo de los objetivos planteados y tras la ejecución de las fases metodológicas </w:t>
+      </w:r>
+      <w:r>
+        <w:t>de</w:t>
+      </w:r>
+      <w:r>
+        <w:t xml:space="preserve"> la presente investigación, se exponen las siguientes conclusiones:</w:t>
+      </w:r>
+      <w:r>
+        <w:t xml:space="preserve"> </w:t>
+      </w:r>
+      <w:r>
+        <w:t xml:space="preserve">Con respecto al diagnóstico de las necesidades educativas y de preferencia de los estudiantes, se concluye que existe una marcada brecha en el dominio de los contenidos prácticos de matemáticas, acompañada de una baja motivación hacia los métodos de enseñanza tradicionales. </w:t>
       </w:r>
     </w:p>
     <w:p>
@@ -40,69 +52,114 @@
         <w:pStyle w:val="Tesis"/>
       </w:pPr>
       <w:r>
-        <w:t xml:space="preserve"> Esta realidad validó la pertinencia conceptual de diseñar e implementar una alternativa tecnológica como </w:t>
-      </w:r>
-      <w:proofErr w:type="spellStart"/>
-      <w:r>
+        <w:t xml:space="preserve">Los datos empíricos demostraron que, si bien la población estudiantil manifiesta dificultades recurrentes en la materia, posee una alta disposición y familiaridad hacia el consumo de entornos digitales y plataformas interactivas. Esto validó la justificación de la investigación, demostrando que la integración de mecánicas de gamificación constituye un canal idóneo para mitigar el rezago académico y fomentar el hábito del estudio independiente mediante la mediación tecnológica. </w:t>
+      </w:r>
+    </w:p>
+    <w:p>
+      <w:pPr>
+        <w:pStyle w:val="Tesis"/>
+      </w:pPr>
+      <w:r>
+        <w:t xml:space="preserve">En relación con el proceso de diseño y planificación técnica de la solución, se determinó que el establecimiento de un sistema de variables bien definido y una arquitectura modular son indispensables para la cohesión del software educativo. El diseño del modelo conceptual y relacional de la base de datos bajo SQLite demostró ser una solución eficiente y ligera para garantizar la integridad referencial y el almacenamiento del progreso local de los usuarios sin saturar la capacidad de cómputo de los dispositivos locales, logrando un acoplamiento óptimo entre las lógicas del juego y los requerimientos funcionales de la aplicación. </w:t>
+      </w:r>
+    </w:p>
+    <w:p>
+      <w:pPr>
+        <w:pStyle w:val="Tesis"/>
+      </w:pPr>
+      <w:r>
+        <w:lastRenderedPageBreak/>
+        <w:t xml:space="preserve">Por otra parte, en lo que concierne al desarrollo y despliegue del sistema, se concluye que la combinación del lenguaje de programación </w:t>
+      </w:r>
+      <w:r>
+        <w:t>p</w:t>
+      </w:r>
+      <w:r>
+        <w:t xml:space="preserve">ython con el framework </w:t>
+      </w:r>
+      <w:r>
+        <w:t>f</w:t>
+      </w:r>
+      <w:r>
+        <w:t>let proporciona un entorno robusto, ágil y de alto rendimiento para la creación de interfaces de usuario interactivas y dinámicas. La implementación de la lógica gamificada estructurada en niveles de progresión y retroalimentación inmediata demostró cumplir con los principios pedagógicos del</w:t>
+      </w:r>
+      <w:r>
+        <w:t xml:space="preserve"> constructivismo</w:t>
+      </w:r>
+      <w:r>
+        <w:t>,</w:t>
+      </w:r>
+      <w:r>
+        <w:t xml:space="preserve"> la </w:t>
+      </w:r>
+      <w:r>
+        <w:t>t</w:t>
+      </w:r>
+      <w:r>
+        <w:t xml:space="preserve">eoría de la </w:t>
+      </w:r>
+      <w:r>
+        <w:t>a</w:t>
+      </w:r>
+      <w:r>
+        <w:t>utodeterminación</w:t>
+      </w:r>
+      <w:r>
+        <w:t xml:space="preserve">, el </w:t>
+      </w:r>
+      <w:r>
+        <w:t>a</w:t>
+      </w:r>
+      <w:r>
+        <w:t xml:space="preserve">prendizaje para el </w:t>
+      </w:r>
+      <w:r>
+        <w:t>d</w:t>
+      </w:r>
+      <w:r>
+        <w:t>ominio</w:t>
+      </w:r>
+      <w:r>
+        <w:t xml:space="preserve"> y demás enfoques</w:t>
+      </w:r>
+      <w:r>
+        <w:t>, logrando que el software actúe no solo como una herramienta de evaluación, sino como un entorno de refuerzo cognitivo que respeta el ritmo individual del estudiante</w:t>
+      </w:r>
+      <w:r>
+        <w:t>.</w:t>
+      </w:r>
+      <w:r>
+        <w:t xml:space="preserve"> </w:t>
+      </w:r>
+    </w:p>
+    <w:p>
+      <w:pPr>
+        <w:pStyle w:val="Tesis"/>
+      </w:pPr>
+      <w:r>
+        <w:t xml:space="preserve">Finalmente, de manera general, se concluye que la aplicación didáctica </w:t>
+      </w:r>
+      <w:r>
+        <w:rPr>
+          <w:bCs w:val="0"/>
+        </w:rPr>
         <w:t>MathPath</w:t>
       </w:r>
-      <w:proofErr w:type="spellEnd"/>
-      <w:r>
-        <w:t>, cuyo modelo pedagógico no busca sustituir la escolaridad formal, sino actuar como un entorno de refuerzo y práctica basado en la comprensión lógica. Al alinear las necesidades del público objetivo con las tendencias del consumo digital de los jóvenes, se determinó que la incorporación de mecánicas de gamificación inspiradas en referentes mundiales como Duolingo</w:t>
-      </w:r>
-      <w:r>
-        <w:t xml:space="preserve"> tienen un gran nivel de aceptación</w:t>
-      </w:r>
-      <w:r>
-        <w:t>, identificándose que las simulaciones interactivas y los sistemas de gratificación tangible orientados a la personalización de perfiles y avatares constituyen los estímulos más efectivos para mitigar el aburrimiento y la monotonía</w:t>
-      </w:r>
-      <w:r>
-        <w:t>.</w:t>
-      </w:r>
-      <w:r>
-        <w:t xml:space="preserve"> </w:t>
-      </w:r>
-    </w:p>
-    <w:p>
-      <w:pPr>
-        <w:pStyle w:val="Tesis"/>
-      </w:pPr>
-      <w:r>
-        <w:t xml:space="preserve">En segundo lugar, se concluye que la adopción del Modelo en Cascada de Roger S. Pressman proporcionó el marco metodológico e ingenieril adecuado para garantizar un ciclo de vida de desarrollo de software sistemático, controlado y de </w:t>
-      </w:r>
-      <w:r>
-        <w:lastRenderedPageBreak/>
-        <w:t xml:space="preserve">alta calidad. A través de las fases de comunicación y planeación, fue posible traducir el diagnóstico situacional en un pliego formal de requerimientos funcionales organizados eficientemente en iteraciones o </w:t>
-      </w:r>
-      <w:proofErr w:type="spellStart"/>
-      <w:r>
-        <w:t>sprints</w:t>
-      </w:r>
-      <w:proofErr w:type="spellEnd"/>
-      <w:r>
-        <w:t xml:space="preserve"> de trabajo. Posteriormente, la fase de modelado apoyada en herramientas de diseño arquitectónico y suite visual facilitó la conceptualización de diagramas entidad-relación y maquetas de interfaz con un lenguaje moderno y juvenil, asegurando una transición fluida hacia la etapa de codificación. </w:t>
-      </w:r>
-    </w:p>
-    <w:p>
-      <w:pPr>
-        <w:pStyle w:val="Tesis"/>
-      </w:pPr>
-      <w:r>
-        <w:t xml:space="preserve">Finalmente, la fase de construcción y la posterior verificación mediante pruebas funcionales, unitarias y de integración demostraron que la combinación tecnológica de Python con el </w:t>
-      </w:r>
-      <w:proofErr w:type="spellStart"/>
-      <w:r>
-        <w:t>framework</w:t>
-      </w:r>
-      <w:proofErr w:type="spellEnd"/>
-      <w:r>
-        <w:t xml:space="preserve"> Flet y el gestor de bases de datos SQLite conforma un ecosistema robusto, estable y óptimo para contextos de conectividad limitada. Este enfoque de almacenamiento local permitió resguardar con éxito los sistemas de progresión, rangos, logros y recarga de vidas sin depender de servidores externos, logrando un producto de software depurado que cumple satisfactoriamente con las expectativas técnicas y los objetivos pedagógicos planteados al inicio de la investigación. </w:t>
-      </w:r>
-    </w:p>
-    <w:p>
-      <w:pPr>
-        <w:pStyle w:val="Ttulotesis"/>
-      </w:pPr>
+      <w:r>
+        <w:t xml:space="preserve"> se consolida como una alternativa tecnológica viable, escalable y metodológicamente fundamentada para afrontar las problemáticas de la enseñanza de las ciencias exactas en el nivel de</w:t>
+      </w:r>
+      <w:r>
+        <w:t xml:space="preserve"> bachillerato</w:t>
+      </w:r>
+      <w:r>
+        <w:t>. El proyecto demostró con éxito que la ingeniería de software aplicada a la educación puede transformar los procesos de aprendizaje, proveyendo un recurso accesible que convierte la resolución de problemas matemáticos en una experiencia</w:t>
+      </w:r>
+      <w:r>
+        <w:t xml:space="preserve"> agradable</w:t>
+      </w:r>
+      <w:r>
+        <w:t>, motivadora y con un elevado potencial.</w:t>
+      </w:r>
     </w:p>
     <w:p>
       <w:pPr>
@@ -179,7 +236,13 @@
         <w:t xml:space="preserve"> lugar</w:t>
       </w:r>
       <w:r>
-        <w:t xml:space="preserve">, estandarizar de forma estricta los esquemas de persistencia de datos dentro de la documentación del proyecto, procediendo a unificar cualquier mención aislada a otros motores relacionales para garantizar que todo el ciclo de vida del software se mantenga formalmente bajo la arquitectura local de SQLite, previniendo así la acumulación de deudas técnicas durante las fases de mantenimiento del código. </w:t>
+        <w:t xml:space="preserve">, estandarizar los esquemas de persistencia de datos dentro de la documentación del proyecto, procediendo a unificar cualquier mención aislada a otros motores relacionales para garantizar que todo el ciclo de vida del software se mantenga formalmente bajo la arquitectura local de SQLite, previniendo así la acumulación de deudas técnicas durante las fases de mantenimiento </w:t>
+      </w:r>
+      <w:r>
+        <w:t xml:space="preserve">y auditoría </w:t>
+      </w:r>
+      <w:r>
+        <w:t xml:space="preserve">del código. </w:t>
       </w:r>
     </w:p>
     <w:p>
@@ -193,15 +256,22 @@
         <w:t>el modularidad</w:t>
       </w:r>
       <w:r>
-        <w:t xml:space="preserve"> y el sistema de rutas internas implementado en los archivos principales de la aplicación para expandir el catálogo pedagógico de </w:t>
-      </w:r>
-      <w:proofErr w:type="spellStart"/>
+        <w:t xml:space="preserve"> y el sistema de rutas internas implementado en los archivos principales de la aplicación para expandir el catálogo de </w:t>
+      </w:r>
       <w:r>
         <w:t>MathPath</w:t>
       </w:r>
-      <w:proofErr w:type="spellEnd"/>
-      <w:r>
-        <w:t xml:space="preserve"> hacia las otras asignaturas que integran el bloque de ciencias exactas. Dado que Química y Física concentran los índices de dificultad más elevados entre la población estudiantil, la incorporación de módulos interactivos para estas materias incrementará significativamente el impacto y el valor educativo de la plataforma dentro de las instituciones de educación media. </w:t>
+      <w:r>
+        <w:t xml:space="preserve"> no solo hacia otros temas matemáticos, sino también </w:t>
+      </w:r>
+      <w:r>
+        <w:t xml:space="preserve">hacia otras asignaturas que integran el bloque de ciencias exactas. Dado que Química y Física </w:t>
+      </w:r>
+      <w:r>
+        <w:t>tienen</w:t>
+      </w:r>
+      <w:r>
+        <w:t xml:space="preserve"> índices de dificultad elevados entre la población estudiantil, la incorporación de módulos interactivos para estas materias incrementará el impacto y el valor educativo de la plataforma. </w:t>
       </w:r>
     </w:p>
     <w:p>
@@ -209,25 +279,61 @@
         <w:pStyle w:val="Tesis"/>
       </w:pPr>
       <w:r>
-        <w:t xml:space="preserve">En segunda instancia, se sugiere integrar herramientas de analítica de aprendizaje dentro del gestor de bases de datos para registrar métricas detalladas sobre el desempeño de los usuarios, tales como los tiempos promedio de resolución y las tasas de error por nivel. Esta recolección de datos empíricos permitirá automatizar y ajustar dinámicamente la curva de dificultad de las etapas temáticas, evitando que los flujos de evaluación se vuelvan predecibles o repetitivos. Por último, se recomienda enfáticamente iniciar la transición del código base desarrollado en Flet hacia versiones instalables nativas para sistemas operativos </w:t>
+        <w:t xml:space="preserve">En segunda instancia, se sugiere integrar herramientas de analítica de aprendizaje dentro del gestor de bases de datos para registrar métricas detalladas sobre el desempeño de los usuarios, tales como los tiempos promedio de resolución y las tasas de error por nivel. Esta recolección de datos permitirá automatizar y ajustar la curva de dificultad de las etapas temáticas, evitando que los flujos de evaluación se vuelvan predecibles o repetitivos. </w:t>
+      </w:r>
+    </w:p>
+    <w:p>
+      <w:pPr>
+        <w:pStyle w:val="Tesis"/>
+      </w:pPr>
+      <w:r>
+        <w:t xml:space="preserve">Por </w:t>
+      </w:r>
+      <w:r>
+        <w:t>último</w:t>
+      </w:r>
+      <w:r>
+        <w:t xml:space="preserve">, </w:t>
+      </w:r>
+      <w:r>
+        <w:t xml:space="preserve">para </w:t>
+      </w:r>
+      <w:r>
+        <w:t>garantizar la máxima accesibilidad en la implementación de futuros proyectos de software educativo</w:t>
+      </w:r>
+      <w:r>
+        <w:t xml:space="preserve"> o en futuras </w:t>
+      </w:r>
+      <w:r>
+        <w:t>versione</w:t>
+      </w:r>
+      <w:r>
+        <w:t>s de MathPath</w:t>
+      </w:r>
+      <w:r>
+        <w:t xml:space="preserve">, se </w:t>
       </w:r>
       <w:r>
         <w:lastRenderedPageBreak/>
-        <w:t xml:space="preserve">móviles como Android </w:t>
-      </w:r>
-      <w:r>
-        <w:t>y</w:t>
-      </w:r>
-      <w:r>
-        <w:t xml:space="preserve"> iOS. Tomando en consideración que un porcentaje considerable de los estudiantes utiliza activamente el teléfono inteligente como su dispositivo preferido para el estudio independiente, la portabilidad móvil de </w:t>
-      </w:r>
-      <w:proofErr w:type="spellStart"/>
-      <w:r>
-        <w:t>MathPath</w:t>
-      </w:r>
-      <w:proofErr w:type="spellEnd"/>
-      <w:r>
-        <w:t xml:space="preserve"> facilitará el acceso a la herramienta en cualquier momento y lugar, maximizando el alcance social de la investigación y potenciando el rendimiento académico a una escala mucho mayor</w:t>
+        <w:t xml:space="preserve">recomienda orientar el desarrollo hacia entornos y arquitecturas web mediante el despliegue de aplicaciones web centralizadas. </w:t>
+      </w:r>
+      <w:r>
+        <w:t xml:space="preserve">Tomando en consideración que un porcentaje considerable de los estudiantes utiliza activamente el teléfono inteligente como su dispositivo preferido para el estudio independiente, la portabilidad móvil </w:t>
+      </w:r>
+      <w:r>
+        <w:t xml:space="preserve">permitirá </w:t>
+      </w:r>
+      <w:r>
+        <w:t xml:space="preserve">el </w:t>
+      </w:r>
+      <w:r>
+        <w:t xml:space="preserve">acceso </w:t>
+      </w:r>
+      <w:r>
+        <w:t xml:space="preserve">será posible </w:t>
+      </w:r>
+      <w:r>
+        <w:t>en cualquier momento y lugar, maximizando el alcance social de la investigación</w:t>
       </w:r>
       <w:r>
         <w:t>.</w:t>
@@ -236,43 +342,35 @@
     <w:p>
       <w:pPr>
         <w:pStyle w:val="Tesis"/>
-        <w:ind w:firstLine="0"/>
-      </w:pPr>
+      </w:pPr>
+      <w:r>
+        <w:t>Además, e</w:t>
+      </w:r>
+      <w:r>
+        <w:t xml:space="preserve">l diseño </w:t>
+      </w:r>
+      <w:r>
+        <w:t xml:space="preserve">basado en la </w:t>
+      </w:r>
+      <w:r>
+        <w:t>web eliminará la necesidad de instalaciones locales en los dispositivos de los usuarios, facilitará la compatibilidad multiplataforma de forma nativa a través de navegadores de internet</w:t>
+      </w:r>
+      <w:r>
+        <w:t xml:space="preserve">, simplificando </w:t>
+      </w:r>
+      <w:r>
+        <w:t>los procesos de actualización y sincronización de datos en tiempo real, optimizando</w:t>
+      </w:r>
+      <w:r>
+        <w:t xml:space="preserve"> </w:t>
+      </w:r>
+      <w:r>
+        <w:t>los recursos de infraestructura tecnológica y reduciendo las barreras técnicas de acceso para las comunidades educativas.</w:t>
+      </w:r>
     </w:p>
     <w:p>
       <w:pPr>
         <w:pStyle w:val="Tesis"/>
-        <w:ind w:firstLine="0"/>
-      </w:pPr>
-    </w:p>
-    <w:p>
-      <w:pPr>
-        <w:pStyle w:val="Tesis"/>
-        <w:ind w:firstLine="0"/>
-      </w:pPr>
-    </w:p>
-    <w:p>
-      <w:pPr>
-        <w:pStyle w:val="Tesis"/>
-        <w:ind w:firstLine="0"/>
-      </w:pPr>
-    </w:p>
-    <w:p>
-      <w:pPr>
-        <w:pStyle w:val="Tesis"/>
-        <w:ind w:firstLine="0"/>
-      </w:pPr>
-    </w:p>
-    <w:p>
-      <w:pPr>
-        <w:pStyle w:val="Tesis"/>
-        <w:ind w:firstLine="0"/>
-      </w:pPr>
-    </w:p>
-    <w:p>
-      <w:pPr>
-        <w:pStyle w:val="Tesis"/>
-        <w:ind w:firstLine="0"/>
       </w:pPr>
     </w:p>
     <w:p>
@@ -966,17 +1064,8 @@
           <w:b/>
           <w:bCs w:val="0"/>
         </w:rPr>
-        <w:t xml:space="preserve">Análisis y requerimientos de software: Manual </w:t>
-      </w:r>
-      <w:proofErr w:type="spellStart"/>
-      <w:r>
-        <w:rPr>
-          <w:b/>
-          <w:bCs w:val="0"/>
-        </w:rPr>
-        <w:t>autoformativo</w:t>
-      </w:r>
-      <w:proofErr w:type="spellEnd"/>
+        <w:t>Análisis y requerimientos de software: Manual autoformativo</w:t>
+      </w:r>
       <w:r>
         <w:t xml:space="preserve">. </w:t>
       </w:r>
@@ -1145,11 +1234,9 @@
       <w:pPr>
         <w:pStyle w:val="Referenciasbiblio"/>
       </w:pPr>
-      <w:proofErr w:type="spellStart"/>
       <w:r>
         <w:t>Calbacho</w:t>
       </w:r>
-      <w:proofErr w:type="spellEnd"/>
       <w:r>
         <w:t xml:space="preserve"> </w:t>
       </w:r>
@@ -1460,23 +1547,7 @@
           <w:b/>
           <w:bCs w:val="0"/>
         </w:rPr>
-        <w:t xml:space="preserve">SOFTWARE EDUCATIVO. Conceptos básicos del Software Educativo, </w:t>
-      </w:r>
-      <w:proofErr w:type="gramStart"/>
-      <w:r>
-        <w:rPr>
-          <w:b/>
-          <w:bCs w:val="0"/>
-        </w:rPr>
-        <w:t>estructuras básica</w:t>
-      </w:r>
-      <w:proofErr w:type="gramEnd"/>
-      <w:r>
-        <w:rPr>
-          <w:b/>
-          <w:bCs w:val="0"/>
-        </w:rPr>
-        <w:t>, clasificación de los Software educativos, formulación de un Software Educativo, funciones del Software Educativo, aplicaciones</w:t>
+        <w:t>SOFTWARE EDUCATIVO. Conceptos básicos del Software Educativo, estructuras básica, clasificación de los Software educativos, formulación de un Software Educativo, funciones del Software Educativo, aplicaciones</w:t>
       </w:r>
       <w:r>
         <w:t xml:space="preserve">. </w:t>
@@ -1578,13 +1649,8 @@
       <w:r>
         <w:t xml:space="preserve">. </w:t>
       </w:r>
-      <w:proofErr w:type="spellStart"/>
-      <w:r>
-        <w:t>Magis</w:t>
-      </w:r>
-      <w:proofErr w:type="spellEnd"/>
-      <w:r>
-        <w:t>, Revista Internacional De Investigación En Educación, 5(10)</w:t>
+      <w:r>
+        <w:t>Magis, Revista Internacional De Investigación En Educación, 5(10)</w:t>
       </w:r>
       <w:r>
         <w:t>.</w:t>
@@ -1629,15 +1695,7 @@
         <w:t>CONSTRUCTIVISMO: ORIGENES Y PERSPECTIVAS</w:t>
       </w:r>
       <w:r>
-        <w:t xml:space="preserve">. </w:t>
-      </w:r>
-      <w:proofErr w:type="spellStart"/>
-      <w:r>
-        <w:t>Laurus</w:t>
-      </w:r>
-      <w:proofErr w:type="spellEnd"/>
-      <w:r>
-        <w:t xml:space="preserve">, Revista de Educación. </w:t>
+        <w:t xml:space="preserve">. Laurus, Revista de Educación. </w:t>
       </w:r>
       <w:r>
         <w:t>13(24), 76-92. Caracas, Venezuela. Disponible en:</w:t>
@@ -1682,15 +1740,7 @@
         <w:t xml:space="preserve">1(2),1-12. </w:t>
       </w:r>
       <w:r>
-        <w:t xml:space="preserve">Los </w:t>
-      </w:r>
-      <w:proofErr w:type="spellStart"/>
-      <w:r>
-        <w:t>Angeles</w:t>
-      </w:r>
-      <w:proofErr w:type="spellEnd"/>
-      <w:r>
-        <w:t xml:space="preserve">, Estados Unidos. Disponible en: </w:t>
+        <w:t xml:space="preserve">Los Angeles, Estados Unidos. Disponible en: </w:t>
       </w:r>
       <w:hyperlink r:id="rId29" w:history="1">
         <w:r>
@@ -2022,39 +2072,7 @@
           <w:b/>
           <w:bCs w:val="0"/>
         </w:rPr>
-        <w:t xml:space="preserve">El </w:t>
-      </w:r>
-      <w:proofErr w:type="spellStart"/>
-      <w:r>
-        <w:rPr>
-          <w:b/>
-          <w:bCs w:val="0"/>
-        </w:rPr>
-        <w:t>mastery</w:t>
-      </w:r>
-      <w:proofErr w:type="spellEnd"/>
-      <w:r>
-        <w:rPr>
-          <w:b/>
-          <w:bCs w:val="0"/>
-        </w:rPr>
-        <w:t xml:space="preserve"> </w:t>
-      </w:r>
-      <w:proofErr w:type="spellStart"/>
-      <w:r>
-        <w:rPr>
-          <w:b/>
-          <w:bCs w:val="0"/>
-        </w:rPr>
-        <w:t>learning</w:t>
-      </w:r>
-      <w:proofErr w:type="spellEnd"/>
-      <w:r>
-        <w:rPr>
-          <w:b/>
-          <w:bCs w:val="0"/>
-        </w:rPr>
-        <w:t xml:space="preserve"> a la luz de la investigación educativa</w:t>
+        <w:t>El mastery learning a la luz de la investigación educativa</w:t>
       </w:r>
       <w:r>
         <w:t xml:space="preserve">. Participación Educativa. 3(5), 59-73. </w:t>
@@ -2106,31 +2124,7 @@
         <w:t>.</w:t>
       </w:r>
       <w:r>
-        <w:t xml:space="preserve"> </w:t>
-      </w:r>
-      <w:proofErr w:type="spellStart"/>
-      <w:r>
-        <w:t>Scientia</w:t>
-      </w:r>
-      <w:proofErr w:type="spellEnd"/>
-      <w:r>
-        <w:t xml:space="preserve"> Et </w:t>
-      </w:r>
-      <w:proofErr w:type="spellStart"/>
-      <w:r>
-        <w:t>Technica</w:t>
-      </w:r>
-      <w:proofErr w:type="spellEnd"/>
-      <w:r>
-        <w:t xml:space="preserve">. </w:t>
-      </w:r>
-      <w:proofErr w:type="gramStart"/>
-      <w:r>
-        <w:t>XIV(</w:t>
-      </w:r>
-      <w:proofErr w:type="gramEnd"/>
-      <w:r>
-        <w:t>39), 326-331</w:t>
+        <w:t xml:space="preserve"> Scientia Et Technica. XIV(39), 326-331</w:t>
       </w:r>
       <w:r>
         <w:t>. Pereira, Colombia.</w:t>
@@ -2158,13 +2152,8 @@
       <w:pPr>
         <w:pStyle w:val="Referenciasbiblio"/>
       </w:pPr>
-      <w:proofErr w:type="spellStart"/>
-      <w:r>
-        <w:t>Nó</w:t>
-      </w:r>
-      <w:proofErr w:type="spellEnd"/>
-      <w:r>
-        <w:t xml:space="preserve"> y Ortega (2000). </w:t>
+      <w:r>
+        <w:t xml:space="preserve">Nó y Ortega (2000). </w:t>
       </w:r>
       <w:r>
         <w:rPr>
@@ -2216,15 +2205,7 @@
         <w:t xml:space="preserve"> El constructivismo como teoría y método de enseñanza</w:t>
       </w:r>
       <w:r>
-        <w:t xml:space="preserve">. </w:t>
-      </w:r>
-      <w:proofErr w:type="spellStart"/>
-      <w:r>
-        <w:t>Sophia</w:t>
-      </w:r>
-      <w:proofErr w:type="spellEnd"/>
-      <w:r>
-        <w:t xml:space="preserve">, Colección de Filosofía de la Educación. (19), 93-110. Cuenca, Ecuador. Disponible en: </w:t>
+        <w:t xml:space="preserve">. Sophia, Colección de Filosofía de la Educación. (19), 93-110. Cuenca, Ecuador. Disponible en: </w:t>
       </w:r>
       <w:hyperlink r:id="rId38" w:history="1">
         <w:r>
@@ -2263,31 +2244,7 @@
         <w:t>.</w:t>
       </w:r>
       <w:r>
-        <w:t xml:space="preserve"> </w:t>
-      </w:r>
-      <w:proofErr w:type="spellStart"/>
-      <w:r>
-        <w:t>European</w:t>
-      </w:r>
-      <w:proofErr w:type="spellEnd"/>
-      <w:r>
-        <w:t xml:space="preserve"> Public &amp; Social </w:t>
-      </w:r>
-      <w:proofErr w:type="spellStart"/>
-      <w:r>
-        <w:t>Innovation</w:t>
-      </w:r>
-      <w:proofErr w:type="spellEnd"/>
-      <w:r>
-        <w:t xml:space="preserve"> </w:t>
-      </w:r>
-      <w:proofErr w:type="spellStart"/>
-      <w:r>
-        <w:t>Review</w:t>
-      </w:r>
-      <w:proofErr w:type="spellEnd"/>
-      <w:r>
-        <w:t xml:space="preserve">. 11, 1-16. </w:t>
+        <w:t xml:space="preserve"> European Public &amp; Social Innovation Review. 11, 1-16. </w:t>
       </w:r>
       <w:r>
         <w:t xml:space="preserve">Disponible en: </w:t>
@@ -2320,23 +2277,7 @@
           <w:b/>
           <w:bCs w:val="0"/>
         </w:rPr>
-        <w:t xml:space="preserve">Informe Sistema de Evaluación de Conocimientos en Línea SECEL </w:t>
-      </w:r>
-      <w:proofErr w:type="gramStart"/>
-      <w:r>
-        <w:rPr>
-          <w:b/>
-          <w:bCs w:val="0"/>
-        </w:rPr>
-        <w:t>Diciembre</w:t>
-      </w:r>
-      <w:proofErr w:type="gramEnd"/>
-      <w:r>
-        <w:rPr>
-          <w:b/>
-          <w:bCs w:val="0"/>
-        </w:rPr>
-        <w:t xml:space="preserve"> 2024. </w:t>
+        <w:t xml:space="preserve">Informe Sistema de Evaluación de Conocimientos en Línea SECEL Diciembre 2024. </w:t>
       </w:r>
       <w:r>
         <w:t>Universidad Católica Andrés Bello. Caracas, Venezuela.</w:t>
@@ -2376,27 +2317,13 @@
           <w:lang w:val="en-US"/>
         </w:rPr>
         <w:lastRenderedPageBreak/>
-        <w:t xml:space="preserve">Spiro, Coulson, </w:t>
-      </w:r>
-      <w:proofErr w:type="spellStart"/>
+        <w:t>Spiro, Coulson, Fe</w:t>
+      </w:r>
       <w:r>
         <w:rPr>
           <w:lang w:val="en-US"/>
         </w:rPr>
-        <w:t>Fe</w:t>
-      </w:r>
-      <w:r>
-        <w:rPr>
-          <w:lang w:val="en-US"/>
-        </w:rPr>
-        <w:t>ltovich</w:t>
-      </w:r>
-      <w:proofErr w:type="spellEnd"/>
-      <w:r>
-        <w:rPr>
-          <w:lang w:val="en-US"/>
-        </w:rPr>
-        <w:t xml:space="preserve"> y Anderson (1988). </w:t>
+        <w:t xml:space="preserve">ltovich y Anderson (1988). </w:t>
       </w:r>
       <w:r>
         <w:rPr>
@@ -2502,13 +2429,8 @@
         <w:pStyle w:val="Referenciasbiblio"/>
         <w:jc w:val="left"/>
       </w:pPr>
-      <w:proofErr w:type="spellStart"/>
-      <w:r>
-        <w:t>Sweller</w:t>
-      </w:r>
-      <w:proofErr w:type="spellEnd"/>
-      <w:r>
-        <w:t xml:space="preserve"> (1988). </w:t>
+      <w:r>
+        <w:t xml:space="preserve">Sweller (1988). </w:t>
       </w:r>
       <w:r>
         <w:rPr>
@@ -2525,15 +2447,7 @@
         <w:t xml:space="preserve">. </w:t>
       </w:r>
       <w:r>
-        <w:t xml:space="preserve">Cognitive </w:t>
-      </w:r>
-      <w:proofErr w:type="spellStart"/>
-      <w:r>
-        <w:t>Science</w:t>
-      </w:r>
-      <w:proofErr w:type="spellEnd"/>
-      <w:r>
-        <w:t>, 12(2), 257-285.</w:t>
+        <w:t>Cognitive Science, 12(2), 257-285.</w:t>
       </w:r>
       <w:r>
         <w:t xml:space="preserve"> Disponible en</w:t>
@@ -2571,13 +2485,8 @@
         <w:t>nda</w:t>
       </w:r>
       <w:r>
-        <w:t xml:space="preserve">, y </w:t>
-      </w:r>
-      <w:proofErr w:type="spellStart"/>
-      <w:r>
-        <w:t>Muyulema</w:t>
-      </w:r>
-      <w:proofErr w:type="spellEnd"/>
+        <w:t>, y Muyulema</w:t>
+      </w:r>
       <w:r>
         <w:t xml:space="preserve"> </w:t>
       </w:r>
@@ -2592,15 +2501,7 @@
         <w:t>Análisis de la relación entre el uso de tecnologías educativas y el rendimiento académico de los estudiantes universitarios</w:t>
       </w:r>
       <w:r>
-        <w:t xml:space="preserve">. 593 </w:t>
-      </w:r>
-      <w:proofErr w:type="gramStart"/>
-      <w:r>
-        <w:t>Digital</w:t>
-      </w:r>
-      <w:proofErr w:type="gramEnd"/>
-      <w:r>
-        <w:t xml:space="preserve"> Publisher CEIT</w:t>
+        <w:t>. 593 Digital Publisher CEIT</w:t>
       </w:r>
       <w:r>
         <w:t>.</w:t>
@@ -2770,13 +2671,8 @@
         <w:t>Maestros en recesión: La crisis de la profesión docente en Venezuela</w:t>
       </w:r>
       <w:r>
-        <w:t xml:space="preserve">. </w:t>
-      </w:r>
-      <w:proofErr w:type="spellStart"/>
-      <w:r>
-        <w:t>Prodavinci</w:t>
-      </w:r>
-      <w:proofErr w:type="spellEnd"/>
+        <w:t>. Prodavinci</w:t>
+      </w:r>
       <w:r>
         <w:t>, Caracas, Venezuela</w:t>
       </w:r>
@@ -4268,17 +4164,8 @@
           <w:rFonts w:ascii="Arial" w:hAnsi="Arial" w:cs="Arial"/>
           <w:lang w:val="es-MX"/>
         </w:rPr>
-        <w:t xml:space="preserve">Plataformas de </w:t>
-      </w:r>
-      <w:proofErr w:type="spellStart"/>
-      <w:r>
-        <w:rPr>
-          <w:rFonts w:ascii="Arial" w:hAnsi="Arial" w:cs="Arial"/>
-          <w:lang w:val="es-MX"/>
-        </w:rPr>
-        <w:t>streaming</w:t>
-      </w:r>
-      <w:proofErr w:type="spellEnd"/>
+        <w:t>Plataformas de streaming</w:t>
+      </w:r>
       <w:r>
         <w:rPr>
           <w:rFonts w:ascii="Arial" w:hAnsi="Arial" w:cs="Arial"/>
@@ -4515,21 +4402,12 @@
           <w:lang w:val="es-MX"/>
         </w:rPr>
       </w:pPr>
-      <w:proofErr w:type="spellStart"/>
-      <w:r>
-        <w:rPr>
-          <w:rFonts w:ascii="Arial" w:hAnsi="Arial" w:cs="Arial"/>
-          <w:lang w:val="es-MX"/>
-        </w:rPr>
-        <w:t>Photomath</w:t>
-      </w:r>
-      <w:proofErr w:type="spellEnd"/>
-      <w:r>
-        <w:rPr>
-          <w:rFonts w:ascii="Arial" w:hAnsi="Arial" w:cs="Arial"/>
-          <w:lang w:val="es-MX"/>
-        </w:rPr>
-        <w:t>.</w:t>
+      <w:r>
+        <w:rPr>
+          <w:rFonts w:ascii="Arial" w:hAnsi="Arial" w:cs="Arial"/>
+          <w:lang w:val="es-MX"/>
+        </w:rPr>
+        <w:t>Photomath.</w:t>
       </w:r>
     </w:p>
     <w:p>
@@ -4540,21 +4418,12 @@
           <w:lang w:val="es-MX"/>
         </w:rPr>
       </w:pPr>
-      <w:proofErr w:type="spellStart"/>
-      <w:r>
-        <w:rPr>
-          <w:rFonts w:ascii="Arial" w:hAnsi="Arial" w:cs="Arial"/>
-          <w:lang w:val="es-MX"/>
-        </w:rPr>
-        <w:t>Socratic</w:t>
-      </w:r>
-      <w:proofErr w:type="spellEnd"/>
-      <w:r>
-        <w:rPr>
-          <w:rFonts w:ascii="Arial" w:hAnsi="Arial" w:cs="Arial"/>
-          <w:lang w:val="es-MX"/>
-        </w:rPr>
-        <w:t>.</w:t>
+      <w:r>
+        <w:rPr>
+          <w:rFonts w:ascii="Arial" w:hAnsi="Arial" w:cs="Arial"/>
+          <w:lang w:val="es-MX"/>
+        </w:rPr>
+        <w:t>Socratic.</w:t>
       </w:r>
     </w:p>
     <w:p>
@@ -4881,19 +4750,11 @@
           <w:rFonts w:ascii="Arial" w:hAnsi="Arial" w:cs="Arial"/>
         </w:rPr>
       </w:pPr>
-      <w:proofErr w:type="spellStart"/>
-      <w:r>
-        <w:rPr>
-          <w:rFonts w:ascii="Arial" w:hAnsi="Arial" w:cs="Arial"/>
-        </w:rPr>
-        <w:t>Quizzes</w:t>
-      </w:r>
-      <w:proofErr w:type="spellEnd"/>
-      <w:r>
-        <w:rPr>
-          <w:rFonts w:ascii="Arial" w:hAnsi="Arial" w:cs="Arial"/>
-        </w:rPr>
-        <w:t xml:space="preserve"> y test rápidos</w:t>
+      <w:r>
+        <w:rPr>
+          <w:rFonts w:ascii="Arial" w:hAnsi="Arial" w:cs="Arial"/>
+        </w:rPr>
+        <w:t>Quizzes y test rápidos</w:t>
       </w:r>
       <w:r>
         <w:rPr>
@@ -5021,7 +4882,13 @@
         <w:rPr>
           <w:rFonts w:ascii="Arial" w:hAnsi="Arial" w:cs="Arial"/>
         </w:rPr>
-        <w:t>Que sea aburrida o repetitiva.</w:t>
+        <w:t>Que sea aburrida o repetitiva</w:t>
+      </w:r>
+      <w:r>
+        <w:rPr>
+          <w:rFonts w:ascii="Arial" w:hAnsi="Arial" w:cs="Arial"/>
+        </w:rPr>
+        <w:t>.</w:t>
       </w:r>
     </w:p>
     <w:p/>
@@ -5443,9 +5310,9 @@
         </w:rPr>
         <w:lastRenderedPageBreak/>
         <w:drawing>
-          <wp:inline distT="0" distB="0" distL="0" distR="0" wp14:anchorId="1090E139" wp14:editId="17702E5B">
-            <wp:extent cx="4320000" cy="2429817"/>
-            <wp:effectExtent l="19050" t="19050" r="23495" b="27940"/>
+          <wp:inline distT="0" distB="0" distL="0" distR="0" wp14:anchorId="1090E139" wp14:editId="6B0C4F57">
+            <wp:extent cx="4319674" cy="2429817"/>
+            <wp:effectExtent l="19050" t="19050" r="24130" b="27940"/>
             <wp:docPr id="889216228" name="Imagen 14"/>
             <wp:cNvGraphicFramePr>
               <a:graphicFrameLocks xmlns:a="http://schemas.openxmlformats.org/drawingml/2006/main" noChangeAspect="1"/>
@@ -5454,7 +5321,7 @@
               <a:graphicData uri="http://schemas.openxmlformats.org/drawingml/2006/picture">
                 <pic:pic xmlns:pic="http://schemas.openxmlformats.org/drawingml/2006/picture">
                   <pic:nvPicPr>
-                    <pic:cNvPr id="889216228" name="Imagen 889216228"/>
+                    <pic:cNvPr id="889216228" name="Imagen 14"/>
                     <pic:cNvPicPr/>
                   </pic:nvPicPr>
                   <pic:blipFill>
@@ -5472,7 +5339,7 @@
                   <pic:spPr>
                     <a:xfrm>
                       <a:off x="0" y="0"/>
-                      <a:ext cx="4320000" cy="2429817"/>
+                      <a:ext cx="4319674" cy="2429817"/>
                     </a:xfrm>
                     <a:prstGeom prst="rect">
                       <a:avLst/>
@@ -5547,9 +5414,9 @@
           <w:noProof/>
         </w:rPr>
         <w:drawing>
-          <wp:inline distT="0" distB="0" distL="0" distR="0" wp14:anchorId="01B86DA5" wp14:editId="6E1616F9">
-            <wp:extent cx="4320000" cy="2429817"/>
-            <wp:effectExtent l="19050" t="19050" r="23495" b="27940"/>
+          <wp:inline distT="0" distB="0" distL="0" distR="0" wp14:anchorId="01B86DA5" wp14:editId="12914B8E">
+            <wp:extent cx="4319674" cy="2429817"/>
+            <wp:effectExtent l="19050" t="19050" r="24130" b="27940"/>
             <wp:docPr id="740383419" name="Imagen 16"/>
             <wp:cNvGraphicFramePr>
               <a:graphicFrameLocks xmlns:a="http://schemas.openxmlformats.org/drawingml/2006/main" noChangeAspect="1"/>
@@ -5558,7 +5425,7 @@
               <a:graphicData uri="http://schemas.openxmlformats.org/drawingml/2006/picture">
                 <pic:pic xmlns:pic="http://schemas.openxmlformats.org/drawingml/2006/picture">
                   <pic:nvPicPr>
-                    <pic:cNvPr id="740383419" name="Imagen 740383419"/>
+                    <pic:cNvPr id="740383419" name="Imagen 16"/>
                     <pic:cNvPicPr/>
                   </pic:nvPicPr>
                   <pic:blipFill>
@@ -5576,7 +5443,7 @@
                   <pic:spPr>
                     <a:xfrm>
                       <a:off x="0" y="0"/>
-                      <a:ext cx="4320000" cy="2429817"/>
+                      <a:ext cx="4319674" cy="2429817"/>
                     </a:xfrm>
                     <a:prstGeom prst="rect">
                       <a:avLst/>
@@ -5600,9 +5467,9 @@
         </w:rPr>
         <w:lastRenderedPageBreak/>
         <w:drawing>
-          <wp:inline distT="0" distB="0" distL="0" distR="0" wp14:anchorId="10492A94" wp14:editId="7732ACA4">
-            <wp:extent cx="4320000" cy="2429817"/>
-            <wp:effectExtent l="19050" t="19050" r="23495" b="27940"/>
+          <wp:inline distT="0" distB="0" distL="0" distR="0" wp14:anchorId="10492A94" wp14:editId="2643D00D">
+            <wp:extent cx="4319674" cy="2429817"/>
+            <wp:effectExtent l="19050" t="19050" r="24130" b="27940"/>
             <wp:docPr id="319131660" name="Imagen 17"/>
             <wp:cNvGraphicFramePr>
               <a:graphicFrameLocks xmlns:a="http://schemas.openxmlformats.org/drawingml/2006/main" noChangeAspect="1"/>
@@ -5611,7 +5478,7 @@
               <a:graphicData uri="http://schemas.openxmlformats.org/drawingml/2006/picture">
                 <pic:pic xmlns:pic="http://schemas.openxmlformats.org/drawingml/2006/picture">
                   <pic:nvPicPr>
-                    <pic:cNvPr id="319131660" name="Imagen 319131660"/>
+                    <pic:cNvPr id="319131660" name="Imagen 17"/>
                     <pic:cNvPicPr/>
                   </pic:nvPicPr>
                   <pic:blipFill>
@@ -5629,7 +5496,7 @@
                   <pic:spPr>
                     <a:xfrm>
                       <a:off x="0" y="0"/>
-                      <a:ext cx="4320000" cy="2429817"/>
+                      <a:ext cx="4319674" cy="2429817"/>
                     </a:xfrm>
                     <a:prstGeom prst="rect">
                       <a:avLst/>
@@ -5652,9 +5519,9 @@
           <w:noProof/>
         </w:rPr>
         <w:drawing>
-          <wp:inline distT="0" distB="0" distL="0" distR="0" wp14:anchorId="6968112D" wp14:editId="6DA89395">
-            <wp:extent cx="4320000" cy="2429817"/>
-            <wp:effectExtent l="19050" t="19050" r="23495" b="27940"/>
+          <wp:inline distT="0" distB="0" distL="0" distR="0" wp14:anchorId="6968112D" wp14:editId="60473186">
+            <wp:extent cx="4319674" cy="2429817"/>
+            <wp:effectExtent l="19050" t="19050" r="24130" b="27940"/>
             <wp:docPr id="334848341" name="Imagen 18"/>
             <wp:cNvGraphicFramePr>
               <a:graphicFrameLocks xmlns:a="http://schemas.openxmlformats.org/drawingml/2006/main" noChangeAspect="1"/>
@@ -5663,7 +5530,7 @@
               <a:graphicData uri="http://schemas.openxmlformats.org/drawingml/2006/picture">
                 <pic:pic xmlns:pic="http://schemas.openxmlformats.org/drawingml/2006/picture">
                   <pic:nvPicPr>
-                    <pic:cNvPr id="334848341" name="Imagen 334848341"/>
+                    <pic:cNvPr id="334848341" name="Imagen 18"/>
                     <pic:cNvPicPr/>
                   </pic:nvPicPr>
                   <pic:blipFill>
@@ -5681,7 +5548,7 @@
                   <pic:spPr>
                     <a:xfrm>
                       <a:off x="0" y="0"/>
-                      <a:ext cx="4320000" cy="2429817"/>
+                      <a:ext cx="4319674" cy="2429817"/>
                     </a:xfrm>
                     <a:prstGeom prst="rect">
                       <a:avLst/>
@@ -5704,9 +5571,9 @@
           <w:noProof/>
         </w:rPr>
         <w:drawing>
-          <wp:inline distT="0" distB="0" distL="0" distR="0" wp14:anchorId="01E2D7A7" wp14:editId="72ACE3B5">
-            <wp:extent cx="4320000" cy="2429817"/>
-            <wp:effectExtent l="19050" t="19050" r="23495" b="27940"/>
+          <wp:inline distT="0" distB="0" distL="0" distR="0" wp14:anchorId="01E2D7A7" wp14:editId="08167305">
+            <wp:extent cx="4319674" cy="2429817"/>
+            <wp:effectExtent l="19050" t="19050" r="24130" b="27940"/>
             <wp:docPr id="305101980" name="Imagen 19"/>
             <wp:cNvGraphicFramePr>
               <a:graphicFrameLocks xmlns:a="http://schemas.openxmlformats.org/drawingml/2006/main" noChangeAspect="1"/>
@@ -5715,7 +5582,7 @@
               <a:graphicData uri="http://schemas.openxmlformats.org/drawingml/2006/picture">
                 <pic:pic xmlns:pic="http://schemas.openxmlformats.org/drawingml/2006/picture">
                   <pic:nvPicPr>
-                    <pic:cNvPr id="305101980" name="Imagen 305101980"/>
+                    <pic:cNvPr id="305101980" name="Imagen 19"/>
                     <pic:cNvPicPr/>
                   </pic:nvPicPr>
                   <pic:blipFill>
@@ -5733,7 +5600,7 @@
                   <pic:spPr>
                     <a:xfrm>
                       <a:off x="0" y="0"/>
-                      <a:ext cx="4320000" cy="2429817"/>
+                      <a:ext cx="4319674" cy="2429817"/>
                     </a:xfrm>
                     <a:prstGeom prst="rect">
                       <a:avLst/>
@@ -5757,9 +5624,9 @@
         </w:rPr>
         <w:lastRenderedPageBreak/>
         <w:drawing>
-          <wp:inline distT="0" distB="0" distL="0" distR="0" wp14:anchorId="2788CA59" wp14:editId="492A312A">
-            <wp:extent cx="4320000" cy="2429817"/>
-            <wp:effectExtent l="19050" t="19050" r="23495" b="27940"/>
+          <wp:inline distT="0" distB="0" distL="0" distR="0" wp14:anchorId="2788CA59" wp14:editId="41A8E999">
+            <wp:extent cx="4319674" cy="2429817"/>
+            <wp:effectExtent l="19050" t="19050" r="24130" b="27940"/>
             <wp:docPr id="954850458" name="Imagen 20"/>
             <wp:cNvGraphicFramePr>
               <a:graphicFrameLocks xmlns:a="http://schemas.openxmlformats.org/drawingml/2006/main" noChangeAspect="1"/>
@@ -5768,7 +5635,7 @@
               <a:graphicData uri="http://schemas.openxmlformats.org/drawingml/2006/picture">
                 <pic:pic xmlns:pic="http://schemas.openxmlformats.org/drawingml/2006/picture">
                   <pic:nvPicPr>
-                    <pic:cNvPr id="954850458" name="Imagen 954850458"/>
+                    <pic:cNvPr id="954850458" name="Imagen 20"/>
                     <pic:cNvPicPr/>
                   </pic:nvPicPr>
                   <pic:blipFill>
@@ -5786,7 +5653,7 @@
                   <pic:spPr>
                     <a:xfrm>
                       <a:off x="0" y="0"/>
-                      <a:ext cx="4320000" cy="2429817"/>
+                      <a:ext cx="4319674" cy="2429817"/>
                     </a:xfrm>
                     <a:prstGeom prst="rect">
                       <a:avLst/>
@@ -5809,9 +5676,9 @@
           <w:noProof/>
         </w:rPr>
         <w:drawing>
-          <wp:inline distT="0" distB="0" distL="0" distR="0" wp14:anchorId="6775EE0A" wp14:editId="38D11BF4">
-            <wp:extent cx="4320000" cy="2429817"/>
-            <wp:effectExtent l="19050" t="19050" r="23495" b="27940"/>
+          <wp:inline distT="0" distB="0" distL="0" distR="0" wp14:anchorId="6775EE0A" wp14:editId="7BBDF690">
+            <wp:extent cx="4319674" cy="2429817"/>
+            <wp:effectExtent l="19050" t="19050" r="24130" b="27940"/>
             <wp:docPr id="783864143" name="Imagen 21"/>
             <wp:cNvGraphicFramePr>
               <a:graphicFrameLocks xmlns:a="http://schemas.openxmlformats.org/drawingml/2006/main" noChangeAspect="1"/>
@@ -5820,7 +5687,7 @@
               <a:graphicData uri="http://schemas.openxmlformats.org/drawingml/2006/picture">
                 <pic:pic xmlns:pic="http://schemas.openxmlformats.org/drawingml/2006/picture">
                   <pic:nvPicPr>
-                    <pic:cNvPr id="783864143" name="Imagen 783864143"/>
+                    <pic:cNvPr id="783864143" name="Imagen 21"/>
                     <pic:cNvPicPr/>
                   </pic:nvPicPr>
                   <pic:blipFill>
@@ -5838,7 +5705,7 @@
                   <pic:spPr>
                     <a:xfrm>
                       <a:off x="0" y="0"/>
-                      <a:ext cx="4320000" cy="2429817"/>
+                      <a:ext cx="4319674" cy="2429817"/>
                     </a:xfrm>
                     <a:prstGeom prst="rect">
                       <a:avLst/>
@@ -5861,9 +5728,9 @@
           <w:noProof/>
         </w:rPr>
         <w:drawing>
-          <wp:inline distT="0" distB="0" distL="0" distR="0" wp14:anchorId="0FA6DDF7" wp14:editId="37A4655B">
-            <wp:extent cx="4320000" cy="2429817"/>
-            <wp:effectExtent l="19050" t="19050" r="23495" b="27940"/>
+          <wp:inline distT="0" distB="0" distL="0" distR="0" wp14:anchorId="0FA6DDF7" wp14:editId="1D23A6AD">
+            <wp:extent cx="4319674" cy="2429817"/>
+            <wp:effectExtent l="19050" t="19050" r="24130" b="27940"/>
             <wp:docPr id="1075016930" name="Imagen 22"/>
             <wp:cNvGraphicFramePr>
               <a:graphicFrameLocks xmlns:a="http://schemas.openxmlformats.org/drawingml/2006/main" noChangeAspect="1"/>
@@ -5872,7 +5739,7 @@
               <a:graphicData uri="http://schemas.openxmlformats.org/drawingml/2006/picture">
                 <pic:pic xmlns:pic="http://schemas.openxmlformats.org/drawingml/2006/picture">
                   <pic:nvPicPr>
-                    <pic:cNvPr id="1075016930" name="Imagen 1075016930"/>
+                    <pic:cNvPr id="1075016930" name="Imagen 22"/>
                     <pic:cNvPicPr/>
                   </pic:nvPicPr>
                   <pic:blipFill>
@@ -5890,7 +5757,7 @@
                   <pic:spPr>
                     <a:xfrm>
                       <a:off x="0" y="0"/>
-                      <a:ext cx="4320000" cy="2429817"/>
+                      <a:ext cx="4319674" cy="2429817"/>
                     </a:xfrm>
                     <a:prstGeom prst="rect">
                       <a:avLst/>
@@ -5914,9 +5781,9 @@
         </w:rPr>
         <w:lastRenderedPageBreak/>
         <w:drawing>
-          <wp:inline distT="0" distB="0" distL="0" distR="0" wp14:anchorId="3E93349C" wp14:editId="2E9C2782">
-            <wp:extent cx="4320000" cy="2429817"/>
-            <wp:effectExtent l="19050" t="19050" r="23495" b="27940"/>
+          <wp:inline distT="0" distB="0" distL="0" distR="0" wp14:anchorId="3E93349C" wp14:editId="59BC0549">
+            <wp:extent cx="4319674" cy="2429817"/>
+            <wp:effectExtent l="19050" t="19050" r="24130" b="27940"/>
             <wp:docPr id="1486193189" name="Imagen 23"/>
             <wp:cNvGraphicFramePr>
               <a:graphicFrameLocks xmlns:a="http://schemas.openxmlformats.org/drawingml/2006/main" noChangeAspect="1"/>
@@ -5925,7 +5792,7 @@
               <a:graphicData uri="http://schemas.openxmlformats.org/drawingml/2006/picture">
                 <pic:pic xmlns:pic="http://schemas.openxmlformats.org/drawingml/2006/picture">
                   <pic:nvPicPr>
-                    <pic:cNvPr id="1486193189" name="Imagen 1486193189"/>
+                    <pic:cNvPr id="1486193189" name="Imagen 23"/>
                     <pic:cNvPicPr/>
                   </pic:nvPicPr>
                   <pic:blipFill>
@@ -5943,7 +5810,7 @@
                   <pic:spPr>
                     <a:xfrm>
                       <a:off x="0" y="0"/>
-                      <a:ext cx="4320000" cy="2429817"/>
+                      <a:ext cx="4319674" cy="2429817"/>
                     </a:xfrm>
                     <a:prstGeom prst="rect">
                       <a:avLst/>
@@ -5966,9 +5833,9 @@
           <w:noProof/>
         </w:rPr>
         <w:drawing>
-          <wp:inline distT="0" distB="0" distL="0" distR="0" wp14:anchorId="03DFB54D" wp14:editId="2370849C">
-            <wp:extent cx="4320000" cy="2429817"/>
-            <wp:effectExtent l="19050" t="19050" r="23495" b="27940"/>
+          <wp:inline distT="0" distB="0" distL="0" distR="0" wp14:anchorId="03DFB54D" wp14:editId="11F0B0D1">
+            <wp:extent cx="4319674" cy="2429817"/>
+            <wp:effectExtent l="19050" t="19050" r="24130" b="27940"/>
             <wp:docPr id="1750958885" name="Imagen 24"/>
             <wp:cNvGraphicFramePr>
               <a:graphicFrameLocks xmlns:a="http://schemas.openxmlformats.org/drawingml/2006/main" noChangeAspect="1"/>
@@ -5977,7 +5844,7 @@
               <a:graphicData uri="http://schemas.openxmlformats.org/drawingml/2006/picture">
                 <pic:pic xmlns:pic="http://schemas.openxmlformats.org/drawingml/2006/picture">
                   <pic:nvPicPr>
-                    <pic:cNvPr id="1750958885" name="Imagen 1750958885"/>
+                    <pic:cNvPr id="1750958885" name="Imagen 24"/>
                     <pic:cNvPicPr/>
                   </pic:nvPicPr>
                   <pic:blipFill>
@@ -5995,7 +5862,7 @@
                   <pic:spPr>
                     <a:xfrm>
                       <a:off x="0" y="0"/>
-                      <a:ext cx="4320000" cy="2429817"/>
+                      <a:ext cx="4319674" cy="2429817"/>
                     </a:xfrm>
                     <a:prstGeom prst="rect">
                       <a:avLst/>
@@ -6018,9 +5885,9 @@
           <w:noProof/>
         </w:rPr>
         <w:drawing>
-          <wp:inline distT="0" distB="0" distL="0" distR="0" wp14:anchorId="7F03B9CB" wp14:editId="13579EB7">
-            <wp:extent cx="4320000" cy="2429817"/>
-            <wp:effectExtent l="19050" t="19050" r="23495" b="27940"/>
+          <wp:inline distT="0" distB="0" distL="0" distR="0" wp14:anchorId="7F03B9CB" wp14:editId="75BDEB16">
+            <wp:extent cx="4319674" cy="2429817"/>
+            <wp:effectExtent l="19050" t="19050" r="24130" b="27940"/>
             <wp:docPr id="1726421343" name="Imagen 25"/>
             <wp:cNvGraphicFramePr>
               <a:graphicFrameLocks xmlns:a="http://schemas.openxmlformats.org/drawingml/2006/main" noChangeAspect="1"/>
@@ -6029,7 +5896,7 @@
               <a:graphicData uri="http://schemas.openxmlformats.org/drawingml/2006/picture">
                 <pic:pic xmlns:pic="http://schemas.openxmlformats.org/drawingml/2006/picture">
                   <pic:nvPicPr>
-                    <pic:cNvPr id="1726421343" name="Imagen 1726421343"/>
+                    <pic:cNvPr id="1726421343" name="Imagen 25"/>
                     <pic:cNvPicPr/>
                   </pic:nvPicPr>
                   <pic:blipFill>
@@ -6047,7 +5914,7 @@
                   <pic:spPr>
                     <a:xfrm>
                       <a:off x="0" y="0"/>
-                      <a:ext cx="4320000" cy="2429817"/>
+                      <a:ext cx="4319674" cy="2429817"/>
                     </a:xfrm>
                     <a:prstGeom prst="rect">
                       <a:avLst/>
@@ -6071,9 +5938,9 @@
         </w:rPr>
         <w:lastRenderedPageBreak/>
         <w:drawing>
-          <wp:inline distT="0" distB="0" distL="0" distR="0" wp14:anchorId="671BE1C0" wp14:editId="006A915F">
-            <wp:extent cx="4320000" cy="2429817"/>
-            <wp:effectExtent l="19050" t="19050" r="23495" b="27940"/>
+          <wp:inline distT="0" distB="0" distL="0" distR="0" wp14:anchorId="671BE1C0" wp14:editId="56BEEE04">
+            <wp:extent cx="4319674" cy="2429817"/>
+            <wp:effectExtent l="19050" t="19050" r="24130" b="27940"/>
             <wp:docPr id="554905187" name="Imagen 26"/>
             <wp:cNvGraphicFramePr>
               <a:graphicFrameLocks xmlns:a="http://schemas.openxmlformats.org/drawingml/2006/main" noChangeAspect="1"/>
@@ -6082,7 +5949,7 @@
               <a:graphicData uri="http://schemas.openxmlformats.org/drawingml/2006/picture">
                 <pic:pic xmlns:pic="http://schemas.openxmlformats.org/drawingml/2006/picture">
                   <pic:nvPicPr>
-                    <pic:cNvPr id="554905187" name="Imagen 554905187"/>
+                    <pic:cNvPr id="554905187" name="Imagen 26"/>
                     <pic:cNvPicPr/>
                   </pic:nvPicPr>
                   <pic:blipFill>
@@ -6100,7 +5967,7 @@
                   <pic:spPr>
                     <a:xfrm>
                       <a:off x="0" y="0"/>
-                      <a:ext cx="4320000" cy="2429817"/>
+                      <a:ext cx="4319674" cy="2429817"/>
                     </a:xfrm>
                     <a:prstGeom prst="rect">
                       <a:avLst/>
@@ -6123,9 +5990,9 @@
           <w:noProof/>
         </w:rPr>
         <w:drawing>
-          <wp:inline distT="0" distB="0" distL="0" distR="0" wp14:anchorId="4E547491" wp14:editId="1E676A6D">
-            <wp:extent cx="4320000" cy="2429817"/>
-            <wp:effectExtent l="19050" t="19050" r="23495" b="27940"/>
+          <wp:inline distT="0" distB="0" distL="0" distR="0" wp14:anchorId="4E547491" wp14:editId="742F5438">
+            <wp:extent cx="4319674" cy="2429817"/>
+            <wp:effectExtent l="19050" t="19050" r="24130" b="27940"/>
             <wp:docPr id="895796030" name="Imagen 27"/>
             <wp:cNvGraphicFramePr>
               <a:graphicFrameLocks xmlns:a="http://schemas.openxmlformats.org/drawingml/2006/main" noChangeAspect="1"/>
@@ -6134,7 +6001,7 @@
               <a:graphicData uri="http://schemas.openxmlformats.org/drawingml/2006/picture">
                 <pic:pic xmlns:pic="http://schemas.openxmlformats.org/drawingml/2006/picture">
                   <pic:nvPicPr>
-                    <pic:cNvPr id="895796030" name="Imagen 895796030"/>
+                    <pic:cNvPr id="895796030" name="Imagen 27"/>
                     <pic:cNvPicPr/>
                   </pic:nvPicPr>
                   <pic:blipFill>
@@ -6152,7 +6019,7 @@
                   <pic:spPr>
                     <a:xfrm>
                       <a:off x="0" y="0"/>
-                      <a:ext cx="4320000" cy="2429817"/>
+                      <a:ext cx="4319674" cy="2429817"/>
                     </a:xfrm>
                     <a:prstGeom prst="rect">
                       <a:avLst/>
@@ -6175,9 +6042,9 @@
           <w:noProof/>
         </w:rPr>
         <w:drawing>
-          <wp:inline distT="0" distB="0" distL="0" distR="0" wp14:anchorId="1126D617" wp14:editId="4910A3C4">
-            <wp:extent cx="4320000" cy="2429817"/>
-            <wp:effectExtent l="19050" t="19050" r="23495" b="27940"/>
+          <wp:inline distT="0" distB="0" distL="0" distR="0" wp14:anchorId="1126D617" wp14:editId="679903B0">
+            <wp:extent cx="4319674" cy="2429817"/>
+            <wp:effectExtent l="19050" t="19050" r="24130" b="27940"/>
             <wp:docPr id="1832410594" name="Imagen 28"/>
             <wp:cNvGraphicFramePr>
               <a:graphicFrameLocks xmlns:a="http://schemas.openxmlformats.org/drawingml/2006/main" noChangeAspect="1"/>
@@ -6186,7 +6053,7 @@
               <a:graphicData uri="http://schemas.openxmlformats.org/drawingml/2006/picture">
                 <pic:pic xmlns:pic="http://schemas.openxmlformats.org/drawingml/2006/picture">
                   <pic:nvPicPr>
-                    <pic:cNvPr id="1832410594" name="Imagen 1832410594"/>
+                    <pic:cNvPr id="1832410594" name="Imagen 28"/>
                     <pic:cNvPicPr/>
                   </pic:nvPicPr>
                   <pic:blipFill>
@@ -6204,7 +6071,7 @@
                   <pic:spPr>
                     <a:xfrm>
                       <a:off x="0" y="0"/>
-                      <a:ext cx="4320000" cy="2429817"/>
+                      <a:ext cx="4319674" cy="2429817"/>
                     </a:xfrm>
                     <a:prstGeom prst="rect">
                       <a:avLst/>
@@ -6228,9 +6095,9 @@
         </w:rPr>
         <w:lastRenderedPageBreak/>
         <w:drawing>
-          <wp:inline distT="0" distB="0" distL="0" distR="0" wp14:anchorId="1CB3C2BD" wp14:editId="4AD0D88E">
-            <wp:extent cx="4320000" cy="2429817"/>
-            <wp:effectExtent l="19050" t="19050" r="23495" b="27940"/>
+          <wp:inline distT="0" distB="0" distL="0" distR="0" wp14:anchorId="1CB3C2BD" wp14:editId="2F62425F">
+            <wp:extent cx="4319674" cy="2429817"/>
+            <wp:effectExtent l="19050" t="19050" r="24130" b="27940"/>
             <wp:docPr id="501174852" name="Imagen 29"/>
             <wp:cNvGraphicFramePr>
               <a:graphicFrameLocks xmlns:a="http://schemas.openxmlformats.org/drawingml/2006/main" noChangeAspect="1"/>
@@ -6239,7 +6106,7 @@
               <a:graphicData uri="http://schemas.openxmlformats.org/drawingml/2006/picture">
                 <pic:pic xmlns:pic="http://schemas.openxmlformats.org/drawingml/2006/picture">
                   <pic:nvPicPr>
-                    <pic:cNvPr id="501174852" name="Imagen 501174852"/>
+                    <pic:cNvPr id="501174852" name="Imagen 29"/>
                     <pic:cNvPicPr/>
                   </pic:nvPicPr>
                   <pic:blipFill>
@@ -6257,7 +6124,7 @@
                   <pic:spPr>
                     <a:xfrm>
                       <a:off x="0" y="0"/>
-                      <a:ext cx="4320000" cy="2429817"/>
+                      <a:ext cx="4319674" cy="2429817"/>
                     </a:xfrm>
                     <a:prstGeom prst="rect">
                       <a:avLst/>
@@ -6280,9 +6147,9 @@
           <w:noProof/>
         </w:rPr>
         <w:drawing>
-          <wp:inline distT="0" distB="0" distL="0" distR="0" wp14:anchorId="31F20771" wp14:editId="0AC536B8">
-            <wp:extent cx="4320000" cy="2429817"/>
-            <wp:effectExtent l="19050" t="19050" r="23495" b="27940"/>
+          <wp:inline distT="0" distB="0" distL="0" distR="0" wp14:anchorId="31F20771" wp14:editId="6AADFA25">
+            <wp:extent cx="4319674" cy="2429817"/>
+            <wp:effectExtent l="19050" t="19050" r="24130" b="27940"/>
             <wp:docPr id="719610505" name="Imagen 30"/>
             <wp:cNvGraphicFramePr>
               <a:graphicFrameLocks xmlns:a="http://schemas.openxmlformats.org/drawingml/2006/main" noChangeAspect="1"/>
@@ -6291,7 +6158,7 @@
               <a:graphicData uri="http://schemas.openxmlformats.org/drawingml/2006/picture">
                 <pic:pic xmlns:pic="http://schemas.openxmlformats.org/drawingml/2006/picture">
                   <pic:nvPicPr>
-                    <pic:cNvPr id="719610505" name="Imagen 719610505"/>
+                    <pic:cNvPr id="719610505" name="Imagen 30"/>
                     <pic:cNvPicPr/>
                   </pic:nvPicPr>
                   <pic:blipFill>
@@ -6309,7 +6176,7 @@
                   <pic:spPr>
                     <a:xfrm>
                       <a:off x="0" y="0"/>
-                      <a:ext cx="4320000" cy="2429817"/>
+                      <a:ext cx="4319674" cy="2429817"/>
                     </a:xfrm>
                     <a:prstGeom prst="rect">
                       <a:avLst/>
@@ -6332,9 +6199,9 @@
           <w:noProof/>
         </w:rPr>
         <w:drawing>
-          <wp:inline distT="0" distB="0" distL="0" distR="0" wp14:anchorId="5D7C3A3B" wp14:editId="3CA11591">
-            <wp:extent cx="4320000" cy="2429817"/>
-            <wp:effectExtent l="19050" t="19050" r="23495" b="27940"/>
+          <wp:inline distT="0" distB="0" distL="0" distR="0" wp14:anchorId="5D7C3A3B" wp14:editId="49C0208F">
+            <wp:extent cx="4319674" cy="2429817"/>
+            <wp:effectExtent l="19050" t="19050" r="24130" b="27940"/>
             <wp:docPr id="1584848526" name="Imagen 31"/>
             <wp:cNvGraphicFramePr>
               <a:graphicFrameLocks xmlns:a="http://schemas.openxmlformats.org/drawingml/2006/main" noChangeAspect="1"/>
@@ -6343,7 +6210,7 @@
               <a:graphicData uri="http://schemas.openxmlformats.org/drawingml/2006/picture">
                 <pic:pic xmlns:pic="http://schemas.openxmlformats.org/drawingml/2006/picture">
                   <pic:nvPicPr>
-                    <pic:cNvPr id="1584848526" name="Imagen 1584848526"/>
+                    <pic:cNvPr id="1584848526" name="Imagen 31"/>
                     <pic:cNvPicPr/>
                   </pic:nvPicPr>
                   <pic:blipFill>
@@ -6361,7 +6228,7 @@
                   <pic:spPr>
                     <a:xfrm>
                       <a:off x="0" y="0"/>
-                      <a:ext cx="4320000" cy="2429817"/>
+                      <a:ext cx="4319674" cy="2429817"/>
                     </a:xfrm>
                     <a:prstGeom prst="rect">
                       <a:avLst/>
@@ -6385,9 +6252,9 @@
         </w:rPr>
         <w:lastRenderedPageBreak/>
         <w:drawing>
-          <wp:inline distT="0" distB="0" distL="0" distR="0" wp14:anchorId="106D0A6B" wp14:editId="6F376EC3">
-            <wp:extent cx="4320000" cy="2429817"/>
-            <wp:effectExtent l="19050" t="19050" r="23495" b="27940"/>
+          <wp:inline distT="0" distB="0" distL="0" distR="0" wp14:anchorId="106D0A6B" wp14:editId="09B47ACC">
+            <wp:extent cx="4319674" cy="2429817"/>
+            <wp:effectExtent l="19050" t="19050" r="24130" b="27940"/>
             <wp:docPr id="1366204341" name="Imagen 32"/>
             <wp:cNvGraphicFramePr>
               <a:graphicFrameLocks xmlns:a="http://schemas.openxmlformats.org/drawingml/2006/main" noChangeAspect="1"/>
@@ -6396,7 +6263,7 @@
               <a:graphicData uri="http://schemas.openxmlformats.org/drawingml/2006/picture">
                 <pic:pic xmlns:pic="http://schemas.openxmlformats.org/drawingml/2006/picture">
                   <pic:nvPicPr>
-                    <pic:cNvPr id="1366204341" name="Imagen 1366204341"/>
+                    <pic:cNvPr id="1366204341" name="Imagen 32"/>
                     <pic:cNvPicPr/>
                   </pic:nvPicPr>
                   <pic:blipFill>
@@ -6414,7 +6281,7 @@
                   <pic:spPr>
                     <a:xfrm>
                       <a:off x="0" y="0"/>
-                      <a:ext cx="4320000" cy="2429817"/>
+                      <a:ext cx="4319674" cy="2429817"/>
                     </a:xfrm>
                     <a:prstGeom prst="rect">
                       <a:avLst/>
@@ -6437,9 +6304,9 @@
           <w:noProof/>
         </w:rPr>
         <w:drawing>
-          <wp:inline distT="0" distB="0" distL="0" distR="0" wp14:anchorId="4DE488F1" wp14:editId="4FC5B82D">
-            <wp:extent cx="4320000" cy="2429817"/>
-            <wp:effectExtent l="19050" t="19050" r="23495" b="27940"/>
+          <wp:inline distT="0" distB="0" distL="0" distR="0" wp14:anchorId="4DE488F1" wp14:editId="77A73986">
+            <wp:extent cx="4319674" cy="2429817"/>
+            <wp:effectExtent l="19050" t="19050" r="24130" b="27940"/>
             <wp:docPr id="2011678697" name="Imagen 33"/>
             <wp:cNvGraphicFramePr>
               <a:graphicFrameLocks xmlns:a="http://schemas.openxmlformats.org/drawingml/2006/main" noChangeAspect="1"/>
@@ -6448,7 +6315,7 @@
               <a:graphicData uri="http://schemas.openxmlformats.org/drawingml/2006/picture">
                 <pic:pic xmlns:pic="http://schemas.openxmlformats.org/drawingml/2006/picture">
                   <pic:nvPicPr>
-                    <pic:cNvPr id="2011678697" name="Imagen 2011678697"/>
+                    <pic:cNvPr id="2011678697" name="Imagen 33"/>
                     <pic:cNvPicPr/>
                   </pic:nvPicPr>
                   <pic:blipFill>
@@ -6466,7 +6333,7 @@
                   <pic:spPr>
                     <a:xfrm>
                       <a:off x="0" y="0"/>
-                      <a:ext cx="4320000" cy="2429817"/>
+                      <a:ext cx="4319674" cy="2429817"/>
                     </a:xfrm>
                     <a:prstGeom prst="rect">
                       <a:avLst/>
@@ -6489,9 +6356,9 @@
           <w:noProof/>
         </w:rPr>
         <w:drawing>
-          <wp:inline distT="0" distB="0" distL="0" distR="0" wp14:anchorId="051F2949" wp14:editId="3531BA52">
-            <wp:extent cx="4320000" cy="2429817"/>
-            <wp:effectExtent l="19050" t="19050" r="23495" b="27940"/>
+          <wp:inline distT="0" distB="0" distL="0" distR="0" wp14:anchorId="051F2949" wp14:editId="765A0CBA">
+            <wp:extent cx="4319674" cy="2429817"/>
+            <wp:effectExtent l="19050" t="19050" r="24130" b="27940"/>
             <wp:docPr id="993058085" name="Imagen 34"/>
             <wp:cNvGraphicFramePr>
               <a:graphicFrameLocks xmlns:a="http://schemas.openxmlformats.org/drawingml/2006/main" noChangeAspect="1"/>
@@ -6500,7 +6367,7 @@
               <a:graphicData uri="http://schemas.openxmlformats.org/drawingml/2006/picture">
                 <pic:pic xmlns:pic="http://schemas.openxmlformats.org/drawingml/2006/picture">
                   <pic:nvPicPr>
-                    <pic:cNvPr id="993058085" name="Imagen 993058085"/>
+                    <pic:cNvPr id="993058085" name="Imagen 34"/>
                     <pic:cNvPicPr/>
                   </pic:nvPicPr>
                   <pic:blipFill>
@@ -6518,7 +6385,7 @@
                   <pic:spPr>
                     <a:xfrm>
                       <a:off x="0" y="0"/>
-                      <a:ext cx="4320000" cy="2429817"/>
+                      <a:ext cx="4319674" cy="2429817"/>
                     </a:xfrm>
                     <a:prstGeom prst="rect">
                       <a:avLst/>
@@ -6542,9 +6409,9 @@
         </w:rPr>
         <w:lastRenderedPageBreak/>
         <w:drawing>
-          <wp:inline distT="0" distB="0" distL="0" distR="0" wp14:anchorId="5D1EB180" wp14:editId="2C9D9A35">
-            <wp:extent cx="4320000" cy="2429817"/>
-            <wp:effectExtent l="19050" t="19050" r="23495" b="27940"/>
+          <wp:inline distT="0" distB="0" distL="0" distR="0" wp14:anchorId="5D1EB180" wp14:editId="0625E1F4">
+            <wp:extent cx="4319674" cy="2429817"/>
+            <wp:effectExtent l="19050" t="19050" r="24130" b="27940"/>
             <wp:docPr id="1116455914" name="Imagen 35"/>
             <wp:cNvGraphicFramePr>
               <a:graphicFrameLocks xmlns:a="http://schemas.openxmlformats.org/drawingml/2006/main" noChangeAspect="1"/>
@@ -6553,7 +6420,7 @@
               <a:graphicData uri="http://schemas.openxmlformats.org/drawingml/2006/picture">
                 <pic:pic xmlns:pic="http://schemas.openxmlformats.org/drawingml/2006/picture">
                   <pic:nvPicPr>
-                    <pic:cNvPr id="1116455914" name="Imagen 1116455914"/>
+                    <pic:cNvPr id="1116455914" name="Imagen 35"/>
                     <pic:cNvPicPr/>
                   </pic:nvPicPr>
                   <pic:blipFill>
@@ -6571,7 +6438,7 @@
                   <pic:spPr>
                     <a:xfrm>
                       <a:off x="0" y="0"/>
-                      <a:ext cx="4320000" cy="2429817"/>
+                      <a:ext cx="4319674" cy="2429817"/>
                     </a:xfrm>
                     <a:prstGeom prst="rect">
                       <a:avLst/>
@@ -6594,9 +6461,9 @@
           <w:noProof/>
         </w:rPr>
         <w:drawing>
-          <wp:inline distT="0" distB="0" distL="0" distR="0" wp14:anchorId="37437B40" wp14:editId="3603032D">
-            <wp:extent cx="4320000" cy="2429817"/>
-            <wp:effectExtent l="19050" t="19050" r="23495" b="27940"/>
+          <wp:inline distT="0" distB="0" distL="0" distR="0" wp14:anchorId="37437B40" wp14:editId="1AC16E63">
+            <wp:extent cx="4319674" cy="2429817"/>
+            <wp:effectExtent l="19050" t="19050" r="24130" b="27940"/>
             <wp:docPr id="131646767" name="Imagen 36"/>
             <wp:cNvGraphicFramePr>
               <a:graphicFrameLocks xmlns:a="http://schemas.openxmlformats.org/drawingml/2006/main" noChangeAspect="1"/>
@@ -6605,7 +6472,7 @@
               <a:graphicData uri="http://schemas.openxmlformats.org/drawingml/2006/picture">
                 <pic:pic xmlns:pic="http://schemas.openxmlformats.org/drawingml/2006/picture">
                   <pic:nvPicPr>
-                    <pic:cNvPr id="131646767" name="Imagen 131646767"/>
+                    <pic:cNvPr id="131646767" name="Imagen 36"/>
                     <pic:cNvPicPr/>
                   </pic:nvPicPr>
                   <pic:blipFill>
@@ -6623,7 +6490,7 @@
                   <pic:spPr>
                     <a:xfrm>
                       <a:off x="0" y="0"/>
-                      <a:ext cx="4320000" cy="2429817"/>
+                      <a:ext cx="4319674" cy="2429817"/>
                     </a:xfrm>
                     <a:prstGeom prst="rect">
                       <a:avLst/>
@@ -6646,9 +6513,9 @@
           <w:noProof/>
         </w:rPr>
         <w:drawing>
-          <wp:inline distT="0" distB="0" distL="0" distR="0" wp14:anchorId="037AFEA2" wp14:editId="5D8AEF16">
-            <wp:extent cx="4320000" cy="2429817"/>
-            <wp:effectExtent l="19050" t="19050" r="23495" b="27940"/>
+          <wp:inline distT="0" distB="0" distL="0" distR="0" wp14:anchorId="037AFEA2" wp14:editId="2FEC63E7">
+            <wp:extent cx="4319674" cy="2429817"/>
+            <wp:effectExtent l="19050" t="19050" r="24130" b="27940"/>
             <wp:docPr id="1145585425" name="Imagen 37"/>
             <wp:cNvGraphicFramePr>
               <a:graphicFrameLocks xmlns:a="http://schemas.openxmlformats.org/drawingml/2006/main" noChangeAspect="1"/>
@@ -6657,7 +6524,7 @@
               <a:graphicData uri="http://schemas.openxmlformats.org/drawingml/2006/picture">
                 <pic:pic xmlns:pic="http://schemas.openxmlformats.org/drawingml/2006/picture">
                   <pic:nvPicPr>
-                    <pic:cNvPr id="1145585425" name="Imagen 1145585425"/>
+                    <pic:cNvPr id="1145585425" name="Imagen 37"/>
                     <pic:cNvPicPr/>
                   </pic:nvPicPr>
                   <pic:blipFill>
@@ -6675,7 +6542,7 @@
                   <pic:spPr>
                     <a:xfrm>
                       <a:off x="0" y="0"/>
-                      <a:ext cx="4320000" cy="2429817"/>
+                      <a:ext cx="4319674" cy="2429817"/>
                     </a:xfrm>
                     <a:prstGeom prst="rect">
                       <a:avLst/>
@@ -6699,9 +6566,9 @@
         </w:rPr>
         <w:lastRenderedPageBreak/>
         <w:drawing>
-          <wp:inline distT="0" distB="0" distL="0" distR="0" wp14:anchorId="6509DD4B" wp14:editId="01D82EE0">
-            <wp:extent cx="4320000" cy="2429817"/>
-            <wp:effectExtent l="19050" t="19050" r="23495" b="27940"/>
+          <wp:inline distT="0" distB="0" distL="0" distR="0" wp14:anchorId="6509DD4B" wp14:editId="4538D266">
+            <wp:extent cx="4319674" cy="2429817"/>
+            <wp:effectExtent l="19050" t="19050" r="24130" b="27940"/>
             <wp:docPr id="1666153179" name="Imagen 38"/>
             <wp:cNvGraphicFramePr>
               <a:graphicFrameLocks xmlns:a="http://schemas.openxmlformats.org/drawingml/2006/main" noChangeAspect="1"/>
@@ -6710,7 +6577,7 @@
               <a:graphicData uri="http://schemas.openxmlformats.org/drawingml/2006/picture">
                 <pic:pic xmlns:pic="http://schemas.openxmlformats.org/drawingml/2006/picture">
                   <pic:nvPicPr>
-                    <pic:cNvPr id="1666153179" name="Imagen 1666153179"/>
+                    <pic:cNvPr id="1666153179" name="Imagen 38"/>
                     <pic:cNvPicPr/>
                   </pic:nvPicPr>
                   <pic:blipFill>
@@ -6728,7 +6595,7 @@
                   <pic:spPr>
                     <a:xfrm>
                       <a:off x="0" y="0"/>
-                      <a:ext cx="4320000" cy="2429817"/>
+                      <a:ext cx="4319674" cy="2429817"/>
                     </a:xfrm>
                     <a:prstGeom prst="rect">
                       <a:avLst/>
@@ -6803,9 +6670,9 @@
           <w:noProof/>
         </w:rPr>
         <w:drawing>
-          <wp:inline distT="0" distB="0" distL="0" distR="0" wp14:anchorId="280FED55" wp14:editId="232D8A9B">
-            <wp:extent cx="4320000" cy="2429817"/>
-            <wp:effectExtent l="19050" t="19050" r="23495" b="27940"/>
+          <wp:inline distT="0" distB="0" distL="0" distR="0" wp14:anchorId="280FED55" wp14:editId="7E6008A6">
+            <wp:extent cx="4319674" cy="2429817"/>
+            <wp:effectExtent l="19050" t="19050" r="24130" b="27940"/>
             <wp:docPr id="1816136843" name="Imagen 40"/>
             <wp:cNvGraphicFramePr>
               <a:graphicFrameLocks xmlns:a="http://schemas.openxmlformats.org/drawingml/2006/main" noChangeAspect="1"/>
@@ -6814,7 +6681,7 @@
               <a:graphicData uri="http://schemas.openxmlformats.org/drawingml/2006/picture">
                 <pic:pic xmlns:pic="http://schemas.openxmlformats.org/drawingml/2006/picture">
                   <pic:nvPicPr>
-                    <pic:cNvPr id="1816136843" name="Imagen 1816136843"/>
+                    <pic:cNvPr id="1816136843" name="Imagen 40"/>
                     <pic:cNvPicPr/>
                   </pic:nvPicPr>
                   <pic:blipFill>
@@ -6832,7 +6699,7 @@
                   <pic:spPr>
                     <a:xfrm>
                       <a:off x="0" y="0"/>
-                      <a:ext cx="4320000" cy="2429817"/>
+                      <a:ext cx="4319674" cy="2429817"/>
                     </a:xfrm>
                     <a:prstGeom prst="rect">
                       <a:avLst/>

--- a/Capitulos de Tesis/Finales.docx
+++ b/Capitulos de Tesis/Finales.docx
@@ -105,10 +105,7 @@
         <w:t>utodeterminación</w:t>
       </w:r>
       <w:r>
-        <w:t xml:space="preserve">, el </w:t>
-      </w:r>
-      <w:r>
-        <w:t>a</w:t>
+        <w:t>, el a</w:t>
       </w:r>
       <w:r>
         <w:t xml:space="preserve">prendizaje para el </w:t>
@@ -6507,13 +6504,22 @@
           </wp:inline>
         </w:drawing>
       </w:r>
+    </w:p>
+    <w:p>
+      <w:pPr>
+        <w:spacing w:after="0" w:line="480" w:lineRule="auto"/>
+        <w:jc w:val="center"/>
+        <w:rPr>
+          <w:rFonts w:ascii="Arial" w:hAnsi="Arial" w:cs="Arial"/>
+        </w:rPr>
+      </w:pPr>
       <w:r>
         <w:rPr>
           <w:rFonts w:ascii="Arial" w:hAnsi="Arial" w:cs="Arial"/>
           <w:noProof/>
         </w:rPr>
         <w:drawing>
-          <wp:inline distT="0" distB="0" distL="0" distR="0" wp14:anchorId="037AFEA2" wp14:editId="2FEC63E7">
+          <wp:inline distT="0" distB="0" distL="0" distR="0" wp14:anchorId="314E4F3F" wp14:editId="2442F184">
             <wp:extent cx="4319674" cy="2429817"/>
             <wp:effectExtent l="19050" t="19050" r="24130" b="27940"/>
             <wp:docPr id="1145585425" name="Imagen 37"/>
@@ -6559,6 +6565,15 @@
           </wp:inline>
         </w:drawing>
       </w:r>
+    </w:p>
+    <w:p>
+      <w:pPr>
+        <w:spacing w:after="0" w:line="480" w:lineRule="auto"/>
+        <w:jc w:val="center"/>
+        <w:rPr>
+          <w:rFonts w:ascii="Arial" w:hAnsi="Arial" w:cs="Arial"/>
+        </w:rPr>
+      </w:pPr>
       <w:r>
         <w:rPr>
           <w:rFonts w:ascii="Arial" w:hAnsi="Arial" w:cs="Arial"/>
@@ -6566,7 +6581,7 @@
         </w:rPr>
         <w:lastRenderedPageBreak/>
         <w:drawing>
-          <wp:inline distT="0" distB="0" distL="0" distR="0" wp14:anchorId="6509DD4B" wp14:editId="4538D266">
+          <wp:inline distT="0" distB="0" distL="0" distR="0" wp14:anchorId="6509DD4B" wp14:editId="2C08B3CA">
             <wp:extent cx="4319674" cy="2429817"/>
             <wp:effectExtent l="19050" t="19050" r="24130" b="27940"/>
             <wp:docPr id="1666153179" name="Imagen 38"/>
@@ -6612,16 +6627,25 @@
           </wp:inline>
         </w:drawing>
       </w:r>
+    </w:p>
+    <w:p>
+      <w:pPr>
+        <w:spacing w:after="0" w:line="480" w:lineRule="auto"/>
+        <w:jc w:val="center"/>
+        <w:rPr>
+          <w:rFonts w:ascii="Arial" w:hAnsi="Arial" w:cs="Arial"/>
+        </w:rPr>
+      </w:pPr>
       <w:r>
         <w:rPr>
           <w:rFonts w:ascii="Arial" w:hAnsi="Arial" w:cs="Arial"/>
           <w:noProof/>
         </w:rPr>
         <w:drawing>
-          <wp:inline distT="0" distB="0" distL="0" distR="0" wp14:anchorId="3EC6455A" wp14:editId="252B1BDA">
-            <wp:extent cx="4320000" cy="2429817"/>
-            <wp:effectExtent l="19050" t="19050" r="23495" b="27940"/>
-            <wp:docPr id="1804253012" name="Imagen 39"/>
+          <wp:inline distT="0" distB="0" distL="0" distR="0" wp14:anchorId="6505E1E3" wp14:editId="0E475BA1">
+            <wp:extent cx="4319674" cy="2429817"/>
+            <wp:effectExtent l="19050" t="19050" r="24130" b="27940"/>
+            <wp:docPr id="307332833" name="Imagen 39"/>
             <wp:cNvGraphicFramePr>
               <a:graphicFrameLocks xmlns:a="http://schemas.openxmlformats.org/drawingml/2006/main" noChangeAspect="1"/>
             </wp:cNvGraphicFramePr>
@@ -6629,63 +6653,11 @@
               <a:graphicData uri="http://schemas.openxmlformats.org/drawingml/2006/picture">
                 <pic:pic xmlns:pic="http://schemas.openxmlformats.org/drawingml/2006/picture">
                   <pic:nvPicPr>
-                    <pic:cNvPr id="1804253012" name="Imagen 1804253012"/>
+                    <pic:cNvPr id="307332833" name="Imagen 39"/>
                     <pic:cNvPicPr/>
                   </pic:nvPicPr>
                   <pic:blipFill>
                     <a:blip r:embed="rId77" cstate="print">
-                      <a:extLst>
-                        <a:ext uri="{28A0092B-C50C-407E-A947-70E740481C1C}">
-                          <a14:useLocalDpi xmlns:a14="http://schemas.microsoft.com/office/drawing/2010/main" val="0"/>
-                        </a:ext>
-                      </a:extLst>
-                    </a:blip>
-                    <a:stretch>
-                      <a:fillRect/>
-                    </a:stretch>
-                  </pic:blipFill>
-                  <pic:spPr>
-                    <a:xfrm>
-                      <a:off x="0" y="0"/>
-                      <a:ext cx="4320000" cy="2429817"/>
-                    </a:xfrm>
-                    <a:prstGeom prst="rect">
-                      <a:avLst/>
-                    </a:prstGeom>
-                    <a:ln w="12700">
-                      <a:solidFill>
-                        <a:schemeClr val="tx1"/>
-                      </a:solidFill>
-                    </a:ln>
-                  </pic:spPr>
-                </pic:pic>
-              </a:graphicData>
-            </a:graphic>
-          </wp:inline>
-        </w:drawing>
-      </w:r>
-      <w:r>
-        <w:rPr>
-          <w:rFonts w:ascii="Arial" w:hAnsi="Arial" w:cs="Arial"/>
-          <w:noProof/>
-        </w:rPr>
-        <w:drawing>
-          <wp:inline distT="0" distB="0" distL="0" distR="0" wp14:anchorId="280FED55" wp14:editId="7E6008A6">
-            <wp:extent cx="4319674" cy="2429817"/>
-            <wp:effectExtent l="19050" t="19050" r="24130" b="27940"/>
-            <wp:docPr id="1816136843" name="Imagen 40"/>
-            <wp:cNvGraphicFramePr>
-              <a:graphicFrameLocks xmlns:a="http://schemas.openxmlformats.org/drawingml/2006/main" noChangeAspect="1"/>
-            </wp:cNvGraphicFramePr>
-            <a:graphic xmlns:a="http://schemas.openxmlformats.org/drawingml/2006/main">
-              <a:graphicData uri="http://schemas.openxmlformats.org/drawingml/2006/picture">
-                <pic:pic xmlns:pic="http://schemas.openxmlformats.org/drawingml/2006/picture">
-                  <pic:nvPicPr>
-                    <pic:cNvPr id="1816136843" name="Imagen 40"/>
-                    <pic:cNvPicPr/>
-                  </pic:nvPicPr>
-                  <pic:blipFill>
-                    <a:blip r:embed="rId78" cstate="print">
                       <a:extLst>
                         <a:ext uri="{28A0092B-C50C-407E-A947-70E740481C1C}">
                           <a14:useLocalDpi xmlns:a14="http://schemas.microsoft.com/office/drawing/2010/main" val="0"/>
@@ -6717,9 +6689,184 @@
         </w:drawing>
       </w:r>
     </w:p>
+    <w:p>
+      <w:pPr>
+        <w:spacing w:after="0" w:line="480" w:lineRule="auto"/>
+        <w:jc w:val="center"/>
+        <w:rPr>
+          <w:rFonts w:ascii="Arial" w:hAnsi="Arial" w:cs="Arial"/>
+        </w:rPr>
+      </w:pPr>
+      <w:r>
+        <w:rPr>
+          <w:rFonts w:ascii="Arial" w:hAnsi="Arial" w:cs="Arial"/>
+          <w:noProof/>
+        </w:rPr>
+        <w:drawing>
+          <wp:inline distT="0" distB="0" distL="0" distR="0" wp14:anchorId="0E415042" wp14:editId="2CA698F9">
+            <wp:extent cx="4319674" cy="2429816"/>
+            <wp:effectExtent l="19050" t="19050" r="24130" b="27940"/>
+            <wp:docPr id="918374336" name="Imagen 40"/>
+            <wp:cNvGraphicFramePr>
+              <a:graphicFrameLocks xmlns:a="http://schemas.openxmlformats.org/drawingml/2006/main" noChangeAspect="1"/>
+            </wp:cNvGraphicFramePr>
+            <a:graphic xmlns:a="http://schemas.openxmlformats.org/drawingml/2006/main">
+              <a:graphicData uri="http://schemas.openxmlformats.org/drawingml/2006/picture">
+                <pic:pic xmlns:pic="http://schemas.openxmlformats.org/drawingml/2006/picture">
+                  <pic:nvPicPr>
+                    <pic:cNvPr id="918374336" name="Imagen 40"/>
+                    <pic:cNvPicPr/>
+                  </pic:nvPicPr>
+                  <pic:blipFill>
+                    <a:blip r:embed="rId78" cstate="print">
+                      <a:extLst>
+                        <a:ext uri="{28A0092B-C50C-407E-A947-70E740481C1C}">
+                          <a14:useLocalDpi xmlns:a14="http://schemas.microsoft.com/office/drawing/2010/main" val="0"/>
+                        </a:ext>
+                      </a:extLst>
+                    </a:blip>
+                    <a:stretch>
+                      <a:fillRect/>
+                    </a:stretch>
+                  </pic:blipFill>
+                  <pic:spPr>
+                    <a:xfrm>
+                      <a:off x="0" y="0"/>
+                      <a:ext cx="4319674" cy="2429816"/>
+                    </a:xfrm>
+                    <a:prstGeom prst="rect">
+                      <a:avLst/>
+                    </a:prstGeom>
+                    <a:ln w="12700">
+                      <a:solidFill>
+                        <a:schemeClr val="tx1"/>
+                      </a:solidFill>
+                    </a:ln>
+                  </pic:spPr>
+                </pic:pic>
+              </a:graphicData>
+            </a:graphic>
+          </wp:inline>
+        </w:drawing>
+      </w:r>
+    </w:p>
+    <w:p>
+      <w:pPr>
+        <w:spacing w:after="0" w:line="480" w:lineRule="auto"/>
+        <w:jc w:val="center"/>
+        <w:rPr>
+          <w:rFonts w:ascii="Arial" w:hAnsi="Arial" w:cs="Arial"/>
+        </w:rPr>
+      </w:pPr>
+      <w:r>
+        <w:rPr>
+          <w:rFonts w:ascii="Arial" w:hAnsi="Arial" w:cs="Arial"/>
+          <w:noProof/>
+        </w:rPr>
+        <w:lastRenderedPageBreak/>
+        <w:drawing>
+          <wp:inline distT="0" distB="0" distL="0" distR="0" wp14:anchorId="3EC6455A" wp14:editId="544D1835">
+            <wp:extent cx="4319674" cy="2429817"/>
+            <wp:effectExtent l="19050" t="19050" r="24130" b="27940"/>
+            <wp:docPr id="1804253012" name="Imagen 39"/>
+            <wp:cNvGraphicFramePr>
+              <a:graphicFrameLocks xmlns:a="http://schemas.openxmlformats.org/drawingml/2006/main" noChangeAspect="1"/>
+            </wp:cNvGraphicFramePr>
+            <a:graphic xmlns:a="http://schemas.openxmlformats.org/drawingml/2006/main">
+              <a:graphicData uri="http://schemas.openxmlformats.org/drawingml/2006/picture">
+                <pic:pic xmlns:pic="http://schemas.openxmlformats.org/drawingml/2006/picture">
+                  <pic:nvPicPr>
+                    <pic:cNvPr id="1804253012" name="Imagen 39"/>
+                    <pic:cNvPicPr/>
+                  </pic:nvPicPr>
+                  <pic:blipFill>
+                    <a:blip r:embed="rId79" cstate="print">
+                      <a:extLst>
+                        <a:ext uri="{28A0092B-C50C-407E-A947-70E740481C1C}">
+                          <a14:useLocalDpi xmlns:a14="http://schemas.microsoft.com/office/drawing/2010/main" val="0"/>
+                        </a:ext>
+                      </a:extLst>
+                    </a:blip>
+                    <a:stretch>
+                      <a:fillRect/>
+                    </a:stretch>
+                  </pic:blipFill>
+                  <pic:spPr>
+                    <a:xfrm>
+                      <a:off x="0" y="0"/>
+                      <a:ext cx="4319674" cy="2429817"/>
+                    </a:xfrm>
+                    <a:prstGeom prst="rect">
+                      <a:avLst/>
+                    </a:prstGeom>
+                    <a:ln w="12700">
+                      <a:solidFill>
+                        <a:schemeClr val="tx1"/>
+                      </a:solidFill>
+                    </a:ln>
+                  </pic:spPr>
+                </pic:pic>
+              </a:graphicData>
+            </a:graphic>
+          </wp:inline>
+        </w:drawing>
+      </w:r>
+      <w:r>
+        <w:rPr>
+          <w:rFonts w:ascii="Arial" w:hAnsi="Arial" w:cs="Arial"/>
+          <w:noProof/>
+        </w:rPr>
+        <w:drawing>
+          <wp:inline distT="0" distB="0" distL="0" distR="0" wp14:anchorId="280FED55" wp14:editId="7E6008A6">
+            <wp:extent cx="4319674" cy="2429817"/>
+            <wp:effectExtent l="19050" t="19050" r="24130" b="27940"/>
+            <wp:docPr id="1816136843" name="Imagen 40"/>
+            <wp:cNvGraphicFramePr>
+              <a:graphicFrameLocks xmlns:a="http://schemas.openxmlformats.org/drawingml/2006/main" noChangeAspect="1"/>
+            </wp:cNvGraphicFramePr>
+            <a:graphic xmlns:a="http://schemas.openxmlformats.org/drawingml/2006/main">
+              <a:graphicData uri="http://schemas.openxmlformats.org/drawingml/2006/picture">
+                <pic:pic xmlns:pic="http://schemas.openxmlformats.org/drawingml/2006/picture">
+                  <pic:nvPicPr>
+                    <pic:cNvPr id="1816136843" name="Imagen 40"/>
+                    <pic:cNvPicPr/>
+                  </pic:nvPicPr>
+                  <pic:blipFill>
+                    <a:blip r:embed="rId80" cstate="print">
+                      <a:extLst>
+                        <a:ext uri="{28A0092B-C50C-407E-A947-70E740481C1C}">
+                          <a14:useLocalDpi xmlns:a14="http://schemas.microsoft.com/office/drawing/2010/main" val="0"/>
+                        </a:ext>
+                      </a:extLst>
+                    </a:blip>
+                    <a:stretch>
+                      <a:fillRect/>
+                    </a:stretch>
+                  </pic:blipFill>
+                  <pic:spPr>
+                    <a:xfrm>
+                      <a:off x="0" y="0"/>
+                      <a:ext cx="4319674" cy="2429817"/>
+                    </a:xfrm>
+                    <a:prstGeom prst="rect">
+                      <a:avLst/>
+                    </a:prstGeom>
+                    <a:ln w="12700">
+                      <a:solidFill>
+                        <a:schemeClr val="tx1"/>
+                      </a:solidFill>
+                    </a:ln>
+                  </pic:spPr>
+                </pic:pic>
+              </a:graphicData>
+            </a:graphic>
+          </wp:inline>
+        </w:drawing>
+      </w:r>
+    </w:p>
     <w:sectPr>
-      <w:headerReference w:type="default" r:id="rId79"/>
-      <w:footerReference w:type="default" r:id="rId80"/>
+      <w:headerReference w:type="default" r:id="rId81"/>
+      <w:footerReference w:type="default" r:id="rId82"/>
       <w:pgSz w:w="12240" w:h="15840"/>
       <w:pgMar w:top="1417" w:right="1701" w:bottom="1417" w:left="1701" w:header="708" w:footer="708" w:gutter="0"/>
       <w:pgNumType w:start="144"/>

--- a/Capitulos de Tesis/Finales.docx
+++ b/Capitulos de Tesis/Finales.docx
@@ -1,6 +1,6 @@
 
 <file path=word/document.xml><?xml version="1.0" encoding="utf-8"?>
-<w:document xmlns:wpc="http://schemas.microsoft.com/office/word/2010/wordprocessingCanvas" xmlns:cx="http://schemas.microsoft.com/office/drawing/2014/chartex" xmlns:cx1="http://schemas.microsoft.com/office/drawing/2015/9/8/chartex" xmlns:cx2="http://schemas.microsoft.com/office/drawing/2015/10/21/chartex" xmlns:cx3="http://schemas.microsoft.com/office/drawing/2016/5/9/chartex" xmlns:cx4="http://schemas.microsoft.com/office/drawing/2016/5/10/chartex" xmlns:cx5="http://schemas.microsoft.com/office/drawing/2016/5/11/chartex" xmlns:cx6="http://schemas.microsoft.com/office/drawing/2016/5/12/chartex" xmlns:cx7="http://schemas.microsoft.com/office/drawing/2016/5/13/chartex" xmlns:cx8="http://schemas.microsoft.com/office/drawing/2016/5/14/chartex" xmlns:mc="http://schemas.openxmlformats.org/markup-compatibility/2006" xmlns:aink="http://schemas.microsoft.com/office/drawing/2016/ink" xmlns:am3d="http://schemas.microsoft.com/office/drawing/2017/model3d" xmlns:o="urn:schemas-microsoft-com:office:office" xmlns:oel="http://schemas.microsoft.com/office/2019/extlst" xmlns:r="http://schemas.openxmlformats.org/officeDocument/2006/relationships" xmlns:m="http://schemas.openxmlformats.org/officeDocument/2006/math" xmlns:v="urn:schemas-microsoft-com:vml" xmlns:wp14="http://schemas.microsoft.com/office/word/2010/wordprocessingDrawing" xmlns:wp="http://schemas.openxmlformats.org/drawingml/2006/wordprocessingDrawing" xmlns:w10="urn:schemas-microsoft-com:office:word" xmlns:w="http://schemas.openxmlformats.org/wordprocessingml/2006/main" xmlns:w14="http://schemas.microsoft.com/office/word/2010/wordml" xmlns:w15="http://schemas.microsoft.com/office/word/2012/wordml" xmlns:w16cex="http://schemas.microsoft.com/office/word/2018/wordml/cex" xmlns:w16cid="http://schemas.microsoft.com/office/word/2016/wordml/cid" xmlns:w16="http://schemas.microsoft.com/office/word/2018/wordml" xmlns:w16du="http://schemas.microsoft.com/office/word/2023/wordml/word16du" xmlns:w16sdtdh="http://schemas.microsoft.com/office/word/2020/wordml/sdtdatahash" xmlns:w16sdtfl="http://schemas.microsoft.com/office/word/2024/wordml/sdtformatlock" xmlns:w16se="http://schemas.microsoft.com/office/word/2015/wordml/symex" xmlns:wpg="http://schemas.microsoft.com/office/word/2010/wordprocessingGroup" xmlns:wpi="http://schemas.microsoft.com/office/word/2010/wordprocessingInk" xmlns:wne="http://schemas.microsoft.com/office/word/2006/wordml" xmlns:wps="http://schemas.microsoft.com/office/word/2010/wordprocessingShape" mc:Ignorable="w14 w15 w16se w16cid w16 w16cex w16sdtdh w16sdtfl w16du wp14">
+<w:document xmlns:wpc="http://schemas.microsoft.com/office/word/2010/wordprocessingCanvas" xmlns:cx="http://schemas.microsoft.com/office/drawing/2014/chartex" xmlns:cx1="http://schemas.microsoft.com/office/drawing/2015/9/8/chartex" xmlns:cx2="http://schemas.microsoft.com/office/drawing/2015/10/21/chartex" xmlns:cx3="http://schemas.microsoft.com/office/drawing/2016/5/9/chartex" xmlns:cx4="http://schemas.microsoft.com/office/drawing/2016/5/10/chartex" xmlns:cx5="http://schemas.microsoft.com/office/drawing/2016/5/11/chartex" xmlns:cx6="http://schemas.microsoft.com/office/drawing/2016/5/12/chartex" xmlns:cx7="http://schemas.microsoft.com/office/drawing/2016/5/13/chartex" xmlns:cx8="http://schemas.microsoft.com/office/drawing/2016/5/14/chartex" xmlns:mc="http://schemas.openxmlformats.org/markup-compatibility/2006" xmlns:aink="http://schemas.microsoft.com/office/drawing/2016/ink" xmlns:am3d="http://schemas.microsoft.com/office/drawing/2017/model3d" xmlns:o="urn:schemas-microsoft-com:office:office" xmlns:oel="http://schemas.microsoft.com/office/2019/extlst" xmlns:r="http://schemas.openxmlformats.org/officeDocument/2006/relationships" xmlns:m="http://schemas.openxmlformats.org/officeDocument/2006/math" xmlns:v="urn:schemas-microsoft-com:vml" xmlns:wp14="http://schemas.microsoft.com/office/word/2010/wordprocessingDrawing" xmlns:wp="http://schemas.openxmlformats.org/drawingml/2006/wordprocessingDrawing" xmlns:w10="urn:schemas-microsoft-com:office:word" xmlns:w="http://schemas.openxmlformats.org/wordprocessingml/2006/main" xmlns:w14="http://schemas.microsoft.com/office/word/2010/wordml" xmlns:w15="http://schemas.microsoft.com/office/word/2012/wordml" xmlns:w16cei="http://schemas.microsoft.com/office/word/2026/wordml/cei" xmlns:w16cex="http://schemas.microsoft.com/office/word/2018/wordml/cex" xmlns:w16cid="http://schemas.microsoft.com/office/word/2016/wordml/cid" xmlns:w16="http://schemas.microsoft.com/office/word/2018/wordml" xmlns:w16du="http://schemas.microsoft.com/office/word/2023/wordml/word16du" xmlns:w16sdtdh="http://schemas.microsoft.com/office/word/2020/wordml/sdtdatahash" xmlns:w16sdtfl="http://schemas.microsoft.com/office/word/2024/wordml/sdtformatlock" xmlns:w16se="http://schemas.microsoft.com/office/word/2015/wordml/symex" xmlns:wpg="http://schemas.microsoft.com/office/word/2010/wordprocessingGroup" xmlns:wpi="http://schemas.microsoft.com/office/word/2010/wordprocessingInk" xmlns:wne="http://schemas.microsoft.com/office/word/2006/wordml" xmlns:wps="http://schemas.microsoft.com/office/word/2010/wordprocessingShape" mc:Ignorable="w14 w15 w16se w16cid w16 w16cex w16sdtdh w16sdtfl w16du wp14">
   <w:body>
     <w:p>
       <w:pPr>
@@ -44,7 +44,10 @@
         <w:t xml:space="preserve"> </w:t>
       </w:r>
       <w:r>
-        <w:t xml:space="preserve">Con respecto al diagnóstico de las necesidades educativas y de preferencia de los estudiantes, se concluye que existe una marcada brecha en el dominio de los contenidos prácticos de matemáticas, acompañada de una baja motivación hacia los métodos de enseñanza tradicionales. </w:t>
+        <w:t>Con respecto al diagnóstico de las necesidades educativas y de preferencia de los estudiantes, se concluye que existe una marcada brecha en el dominio de los contenidos prácticos de matemáticas, acompañada de una baja motivación hacia los métodos de enseñanza tradicionales</w:t>
+      </w:r>
+      <w:r>
+        <w:t>.</w:t>
       </w:r>
     </w:p>
     <w:p>
@@ -455,12 +458,14 @@
       <w:pPr>
         <w:pStyle w:val="Referenciasbiblio"/>
         <w:rPr>
+          <w:rFonts w:cs="Arial"/>
           <w:b/>
           <w:bCs w:val="0"/>
         </w:rPr>
       </w:pPr>
       <w:r>
         <w:rPr>
+          <w:rFonts w:cs="Arial"/>
           <w:b/>
           <w:bCs w:val="0"/>
         </w:rPr>
@@ -473,6 +478,7 @@
         <w:spacing w:line="480" w:lineRule="auto"/>
         <w:ind w:left="0" w:firstLine="0"/>
         <w:rPr>
+          <w:rFonts w:cs="Arial"/>
           <w:b/>
           <w:bCs w:val="0"/>
         </w:rPr>
@@ -481,33 +487,35 @@
     <w:p>
       <w:pPr>
         <w:pStyle w:val="Referenciasbiblio"/>
-      </w:pPr>
-      <w:r>
-        <w:t>Baldor (1980).</w:t>
-      </w:r>
-      <w:r>
-        <w:t xml:space="preserve"> </w:t>
-      </w:r>
-      <w:r>
-        <w:rPr>
+        <w:rPr>
+          <w:rFonts w:cs="Arial"/>
+        </w:rPr>
+      </w:pPr>
+      <w:r>
+        <w:rPr>
+          <w:rFonts w:cs="Arial"/>
+        </w:rPr>
+        <w:t xml:space="preserve">Baldor (1980). </w:t>
+      </w:r>
+      <w:r>
+        <w:rPr>
+          <w:rFonts w:cs="Arial"/>
           <w:b/>
           <w:bCs w:val="0"/>
         </w:rPr>
         <w:t>Álgebra</w:t>
       </w:r>
       <w:r>
-        <w:t>. Cultural Centroamericana; Ediciones y Distribuciones Códice.</w:t>
-      </w:r>
-      <w:r>
-        <w:t xml:space="preserve"> Disponible en:</w:t>
-      </w:r>
-      <w:r>
-        <w:t xml:space="preserve"> </w:t>
+        <w:rPr>
+          <w:rFonts w:cs="Arial"/>
+        </w:rPr>
+        <w:t xml:space="preserve">. Cultural Centroamericana; Ediciones y Distribuciones Códice. Disponible en: </w:t>
       </w:r>
       <w:hyperlink r:id="rId8" w:history="1">
         <w:r>
           <w:rPr>
             <w:rStyle w:val="Hipervnculo"/>
+            <w:rFonts w:cs="Arial"/>
             <w:color w:val="000000" w:themeColor="text1"/>
           </w:rPr>
           <w:t>https://profefily.com/biblioteca-digital/</w:t>
@@ -519,44 +527,61 @@
         <w:pStyle w:val="Referenciasbiblio"/>
         <w:spacing w:line="480" w:lineRule="auto"/>
         <w:ind w:left="0" w:firstLine="0"/>
-      </w:pPr>
-    </w:p>
-    <w:p>
-      <w:pPr>
-        <w:pStyle w:val="Referenciasbiblio"/>
-      </w:pPr>
-      <w:r>
-        <w:t>Baldor (</w:t>
-      </w:r>
-      <w:r>
-        <w:t>2007</w:t>
-      </w:r>
-      <w:r>
-        <w:t xml:space="preserve">). </w:t>
-      </w:r>
-      <w:r>
-        <w:rPr>
+        <w:rPr>
+          <w:rFonts w:cs="Arial"/>
+        </w:rPr>
+      </w:pPr>
+    </w:p>
+    <w:p>
+      <w:pPr>
+        <w:pStyle w:val="Referenciasbiblio"/>
+        <w:rPr>
+          <w:rFonts w:cs="Arial"/>
+        </w:rPr>
+      </w:pPr>
+      <w:r>
+        <w:rPr>
+          <w:rFonts w:cs="Arial"/>
+        </w:rPr>
+        <w:t xml:space="preserve">Baldor (2007). </w:t>
+      </w:r>
+      <w:r>
+        <w:rPr>
+          <w:rFonts w:cs="Arial"/>
           <w:b/>
           <w:bCs w:val="0"/>
         </w:rPr>
         <w:t>Aritmética</w:t>
       </w:r>
       <w:r>
+        <w:rPr>
+          <w:rFonts w:cs="Arial"/>
+        </w:rPr>
         <w:t>. 2</w:t>
       </w:r>
       <w:r>
+        <w:rPr>
+          <w:rFonts w:cs="Arial"/>
+        </w:rPr>
         <w:t>da Edición</w:t>
       </w:r>
       <w:r>
+        <w:rPr>
+          <w:rFonts w:cs="Arial"/>
+        </w:rPr>
         <w:t>. Grupo Editorial Patria.</w:t>
       </w:r>
       <w:r>
+        <w:rPr>
+          <w:rFonts w:cs="Arial"/>
+        </w:rPr>
         <w:t xml:space="preserve"> Disponible en: </w:t>
       </w:r>
       <w:hyperlink r:id="rId9" w:history="1">
         <w:r>
           <w:rPr>
             <w:rStyle w:val="Hipervnculo"/>
+            <w:rFonts w:cs="Arial"/>
             <w:color w:val="000000" w:themeColor="text1"/>
           </w:rPr>
           <w:t>https://archive.org/details/AritmeticaBaldor/mode/2up</w:t>
@@ -568,39 +593,62 @@
         <w:pStyle w:val="Referenciasbiblio"/>
         <w:spacing w:line="480" w:lineRule="auto"/>
         <w:ind w:left="0" w:firstLine="0"/>
+        <w:rPr>
+          <w:rFonts w:cs="Arial"/>
+        </w:rPr>
       </w:pPr>
     </w:p>
     <w:p>
       <w:pPr>
         <w:pStyle w:val="Referenciasbiblio"/>
         <w:jc w:val="left"/>
-      </w:pPr>
-      <w:r>
+        <w:rPr>
+          <w:rFonts w:cs="Arial"/>
+        </w:rPr>
+      </w:pPr>
+      <w:r>
+        <w:rPr>
+          <w:rFonts w:cs="Arial"/>
+        </w:rPr>
         <w:t xml:space="preserve">Borrás (2015), </w:t>
       </w:r>
       <w:r>
         <w:rPr>
+          <w:rFonts w:cs="Arial"/>
           <w:b/>
           <w:bCs w:val="0"/>
         </w:rPr>
         <w:t>Fundamentos de la gamificación</w:t>
       </w:r>
       <w:r>
+        <w:rPr>
+          <w:rFonts w:cs="Arial"/>
+        </w:rPr>
         <w:t xml:space="preserve">. </w:t>
       </w:r>
       <w:r>
+        <w:rPr>
+          <w:rFonts w:cs="Arial"/>
+        </w:rPr>
         <w:t>Universidad Politécnica de Madrid. Madrid, España.</w:t>
       </w:r>
       <w:r>
+        <w:rPr>
+          <w:rFonts w:cs="Arial"/>
+        </w:rPr>
         <w:t xml:space="preserve"> </w:t>
       </w:r>
       <w:r>
+        <w:rPr>
+          <w:rFonts w:cs="Arial"/>
+        </w:rPr>
         <w:t xml:space="preserve">Disponible en: </w:t>
       </w:r>
       <w:hyperlink r:id="rId10" w:history="1">
         <w:r>
           <w:rPr>
             <w:rStyle w:val="Hipervnculo"/>
+            <w:rFonts w:cs="Arial"/>
             <w:color w:val="000000" w:themeColor="text1"/>
           </w:rPr>
           <w:t>https://oa.upm.es/35517/1/fundamentos%20de%20la%20gamificacion_v1_1.pdf</w:t>
@@ -612,23 +660,36 @@
         <w:pStyle w:val="Referenciasbiblio"/>
         <w:spacing w:line="480" w:lineRule="auto"/>
         <w:jc w:val="left"/>
-      </w:pPr>
-    </w:p>
-    <w:p>
-      <w:pPr>
-        <w:pStyle w:val="Referenciasbiblio"/>
-      </w:pPr>
-      <w:r>
+        <w:rPr>
+          <w:rFonts w:cs="Arial"/>
+        </w:rPr>
+      </w:pPr>
+    </w:p>
+    <w:p>
+      <w:pPr>
+        <w:pStyle w:val="Referenciasbiblio"/>
+        <w:rPr>
+          <w:rFonts w:cs="Arial"/>
+        </w:rPr>
+      </w:pPr>
+      <w:r>
+        <w:rPr>
+          <w:rFonts w:cs="Arial"/>
+        </w:rPr>
         <w:t xml:space="preserve">Gómez, Cervantes, y González (2019). </w:t>
       </w:r>
       <w:r>
         <w:rPr>
+          <w:rFonts w:cs="Arial"/>
           <w:b/>
           <w:bCs w:val="0"/>
         </w:rPr>
         <w:t>Fundamentos de Ingeniería de Software</w:t>
       </w:r>
       <w:r>
+        <w:rPr>
+          <w:rFonts w:cs="Arial"/>
+        </w:rPr>
         <w:t>. 1ª Edición. Universidad Autónoma Metropolitana, Ciudad de México, México. Disponible en:</w:t>
       </w:r>
     </w:p>
@@ -636,11 +697,15 @@
       <w:pPr>
         <w:pStyle w:val="Referenciasbiblio"/>
         <w:ind w:firstLine="0"/>
+        <w:rPr>
+          <w:rFonts w:cs="Arial"/>
+        </w:rPr>
       </w:pPr>
       <w:hyperlink r:id="rId11" w:history="1">
         <w:r>
           <w:rPr>
             <w:rStyle w:val="Hipervnculo"/>
+            <w:rFonts w:cs="Arial"/>
             <w:color w:val="000000" w:themeColor="text1"/>
           </w:rPr>
           <w:t>http://ilitia.cua.uam.mx:8080/jspui/bitstream/123456789/1000/1/Fundamentos%20de%20Ingenier%C3%ADa%20de%20Software.pdf</w:t>
@@ -652,38 +717,66 @@
         <w:pStyle w:val="Referenciasbiblio"/>
         <w:spacing w:line="480" w:lineRule="auto"/>
         <w:ind w:firstLine="0"/>
-      </w:pPr>
-    </w:p>
-    <w:p>
-      <w:pPr>
-        <w:pStyle w:val="Referenciasbiblio"/>
-      </w:pPr>
-      <w:r>
+        <w:rPr>
+          <w:rFonts w:cs="Arial"/>
+        </w:rPr>
+      </w:pPr>
+    </w:p>
+    <w:p>
+      <w:pPr>
+        <w:pStyle w:val="Referenciasbiblio"/>
+        <w:rPr>
+          <w:rFonts w:cs="Arial"/>
+        </w:rPr>
+      </w:pPr>
+      <w:r>
+        <w:rPr>
+          <w:rFonts w:cs="Arial"/>
+        </w:rPr>
         <w:t xml:space="preserve">Hernández y Arreola (2021). </w:t>
       </w:r>
       <w:r>
         <w:rPr>
+          <w:rFonts w:cs="Arial"/>
           <w:b/>
           <w:bCs w:val="0"/>
         </w:rPr>
         <w:t>El rendimiento académico y su relación con algunos factores asociados al aprendizaje en alumnos de educación superior</w:t>
       </w:r>
       <w:r>
+        <w:rPr>
+          <w:rFonts w:cs="Arial"/>
+        </w:rPr>
         <w:t>.</w:t>
       </w:r>
       <w:r>
+        <w:rPr>
+          <w:rFonts w:cs="Arial"/>
+        </w:rPr>
         <w:t xml:space="preserve"> 1ª Edición.</w:t>
       </w:r>
       <w:r>
+        <w:rPr>
+          <w:rFonts w:cs="Arial"/>
+        </w:rPr>
         <w:t xml:space="preserve"> Universidad Pedagógica de Durango. Victoria de Durango, México.</w:t>
       </w:r>
       <w:r>
+        <w:rPr>
+          <w:rFonts w:cs="Arial"/>
+        </w:rPr>
         <w:t xml:space="preserve"> Disponible</w:t>
       </w:r>
       <w:r>
+        <w:rPr>
+          <w:rFonts w:cs="Arial"/>
+        </w:rPr>
         <w:t xml:space="preserve"> en</w:t>
       </w:r>
       <w:r>
+        <w:rPr>
+          <w:rFonts w:cs="Arial"/>
+        </w:rPr>
         <w:t xml:space="preserve">: </w:t>
       </w:r>
     </w:p>
@@ -691,11 +784,15 @@
       <w:pPr>
         <w:pStyle w:val="Referenciasbiblio"/>
         <w:ind w:firstLine="0"/>
+        <w:rPr>
+          <w:rFonts w:cs="Arial"/>
+        </w:rPr>
       </w:pPr>
       <w:hyperlink r:id="rId12" w:history="1">
         <w:r>
           <w:rPr>
             <w:rStyle w:val="Hipervnculo"/>
+            <w:rFonts w:cs="Arial"/>
             <w:color w:val="000000" w:themeColor="text1"/>
           </w:rPr>
           <w:t>https://www.upd.edu.mx/PDF/Libros/RendimientoAcademico.pdf</w:t>
@@ -707,35 +804,60 @@
         <w:pStyle w:val="Referenciasbiblio"/>
         <w:spacing w:line="480" w:lineRule="auto"/>
         <w:ind w:firstLine="0"/>
-      </w:pPr>
-    </w:p>
-    <w:p>
-      <w:pPr>
-        <w:pStyle w:val="Referenciasbiblio"/>
-      </w:pPr>
-      <w:r>
+        <w:rPr>
+          <w:rFonts w:cs="Arial"/>
+        </w:rPr>
+      </w:pPr>
+    </w:p>
+    <w:p>
+      <w:pPr>
+        <w:pStyle w:val="Referenciasbiblio"/>
+        <w:rPr>
+          <w:rFonts w:cs="Arial"/>
+        </w:rPr>
+      </w:pPr>
+      <w:r>
+        <w:rPr>
+          <w:rFonts w:cs="Arial"/>
+        </w:rPr>
         <w:t xml:space="preserve">Hueso (2015). </w:t>
       </w:r>
       <w:r>
         <w:rPr>
+          <w:rFonts w:cs="Arial"/>
           <w:b/>
           <w:bCs w:val="0"/>
         </w:rPr>
         <w:t>Administración de Sistemas Gestores de Bases de Datos</w:t>
       </w:r>
       <w:r>
+        <w:rPr>
+          <w:rFonts w:cs="Arial"/>
+        </w:rPr>
         <w:t xml:space="preserve">. </w:t>
       </w:r>
       <w:r>
+        <w:rPr>
+          <w:rFonts w:cs="Arial"/>
+        </w:rPr>
         <w:t xml:space="preserve">2ª Edición. </w:t>
       </w:r>
       <w:r>
+        <w:rPr>
+          <w:rFonts w:cs="Arial"/>
+        </w:rPr>
         <w:t>Editorial RA-MA.</w:t>
       </w:r>
       <w:r>
+        <w:rPr>
+          <w:rFonts w:cs="Arial"/>
+        </w:rPr>
         <w:t xml:space="preserve"> Madrid, España.</w:t>
       </w:r>
       <w:r>
+        <w:rPr>
+          <w:rFonts w:cs="Arial"/>
+        </w:rPr>
         <w:t xml:space="preserve"> Disponible en: </w:t>
       </w:r>
     </w:p>
@@ -743,11 +865,15 @@
       <w:pPr>
         <w:pStyle w:val="Referenciasbiblio"/>
         <w:ind w:firstLine="0"/>
+        <w:rPr>
+          <w:rFonts w:cs="Arial"/>
+        </w:rPr>
       </w:pPr>
       <w:hyperlink r:id="rId13" w:history="1">
         <w:r>
           <w:rPr>
             <w:rStyle w:val="Hipervnculo"/>
+            <w:rFonts w:cs="Arial"/>
             <w:color w:val="000000" w:themeColor="text1"/>
           </w:rPr>
           <w:t>https://z-lib.fm/book/VZw4BE6e0m/administraci%C3%B3n-de-sistemas-gestores-de-bases-de-datos-2aed.html</w:t>
@@ -758,32 +884,42 @@
       <w:pPr>
         <w:pStyle w:val="Referenciasbiblio"/>
         <w:spacing w:line="480" w:lineRule="auto"/>
-      </w:pPr>
-    </w:p>
-    <w:p>
-      <w:pPr>
-        <w:pStyle w:val="Referenciasbiblio"/>
-      </w:pPr>
-      <w:r>
-        <w:rPr>
+        <w:rPr>
+          <w:rFonts w:cs="Arial"/>
+        </w:rPr>
+      </w:pPr>
+    </w:p>
+    <w:p>
+      <w:pPr>
+        <w:pStyle w:val="Referenciasbiblio"/>
+        <w:rPr>
+          <w:rFonts w:cs="Arial"/>
+        </w:rPr>
+      </w:pPr>
+      <w:r>
+        <w:rPr>
+          <w:rFonts w:cs="Arial"/>
           <w:lang w:val="en-US"/>
         </w:rPr>
         <w:t>Mayer (200</w:t>
       </w:r>
       <w:r>
         <w:rPr>
+          <w:rFonts w:cs="Arial"/>
           <w:lang w:val="en-US"/>
         </w:rPr>
         <w:t>1</w:t>
       </w:r>
       <w:r>
         <w:rPr>
+          <w:rFonts w:cs="Arial"/>
           <w:lang w:val="en-US"/>
         </w:rPr>
         <w:t xml:space="preserve">). </w:t>
       </w:r>
       <w:r>
         <w:rPr>
+          <w:rFonts w:cs="Arial"/>
           <w:b/>
           <w:bCs w:val="0"/>
           <w:lang w:val="en-US"/>
@@ -792,32 +928,29 @@
       </w:r>
       <w:r>
         <w:rPr>
+          <w:rFonts w:cs="Arial"/>
           <w:lang w:val="en-US"/>
         </w:rPr>
+        <w:t>. Cambridge University Press</w:t>
+      </w:r>
+      <w:r>
+        <w:rPr>
+          <w:rFonts w:cs="Arial"/>
+          <w:lang w:val="en-US"/>
+        </w:rPr>
         <w:t xml:space="preserve">. </w:t>
       </w:r>
       <w:r>
         <w:rPr>
-          <w:lang w:val="en-US"/>
-        </w:rPr>
-        <w:t>Cambridge University Press</w:t>
-      </w:r>
-      <w:r>
-        <w:rPr>
-          <w:lang w:val="en-US"/>
-        </w:rPr>
-        <w:t xml:space="preserve">. </w:t>
-      </w:r>
-      <w:r>
-        <w:t>Disponible en</w:t>
-      </w:r>
-      <w:r>
-        <w:t xml:space="preserve">: </w:t>
+          <w:rFonts w:cs="Arial"/>
+        </w:rPr>
+        <w:t xml:space="preserve">Disponible en: </w:t>
       </w:r>
       <w:hyperlink r:id="rId14" w:history="1">
         <w:r>
           <w:rPr>
             <w:rStyle w:val="Hipervnculo"/>
+            <w:rFonts w:cs="Arial"/>
             <w:color w:val="000000" w:themeColor="text1"/>
           </w:rPr>
           <w:t>https://www.jsu.edu/online/faculty/MULTIMEDIA%20LEARNING%20by%20Richard%20E.%20Mayer.pdf</w:t>
@@ -828,42 +961,53 @@
       <w:pPr>
         <w:pStyle w:val="Referenciasbiblio"/>
         <w:spacing w:line="480" w:lineRule="auto"/>
-      </w:pPr>
-    </w:p>
-    <w:p>
-      <w:pPr>
-        <w:pStyle w:val="Referenciasbiblio"/>
-      </w:pPr>
-      <w:r>
+        <w:rPr>
+          <w:rFonts w:cs="Arial"/>
+        </w:rPr>
+      </w:pPr>
+    </w:p>
+    <w:p>
+      <w:pPr>
+        <w:pStyle w:val="Referenciasbiblio"/>
+        <w:rPr>
+          <w:rFonts w:cs="Arial"/>
+        </w:rPr>
+      </w:pPr>
+      <w:r>
+        <w:rPr>
+          <w:rFonts w:cs="Arial"/>
+        </w:rPr>
         <w:lastRenderedPageBreak/>
         <w:t xml:space="preserve">Ministerio del Poder Popular para la Educación (2014). </w:t>
       </w:r>
       <w:r>
         <w:rPr>
+          <w:rFonts w:cs="Arial"/>
           <w:b/>
           <w:bCs w:val="0"/>
         </w:rPr>
         <w:t>Matemática para la vida: 1er año</w:t>
       </w:r>
       <w:r>
-        <w:t xml:space="preserve">. 1(3). </w:t>
-      </w:r>
-      <w:r>
-        <w:t>Convenio y Coedición Interministerial: Fundación Editorial El perro y la rana / Editorial Escuela.</w:t>
-      </w:r>
-      <w:r>
-        <w:t xml:space="preserve"> Disponible en: </w:t>
+        <w:rPr>
+          <w:rFonts w:cs="Arial"/>
+        </w:rPr>
+        <w:t xml:space="preserve">. 1(3). Convenio y Coedición Interministerial: Fundación Editorial El perro y la rana / Editorial Escuela. Disponible en: </w:t>
       </w:r>
     </w:p>
     <w:p>
       <w:pPr>
         <w:pStyle w:val="Referenciasbiblio"/>
         <w:ind w:firstLine="0"/>
+        <w:rPr>
+          <w:rFonts w:cs="Arial"/>
+        </w:rPr>
       </w:pPr>
       <w:hyperlink r:id="rId15" w:history="1">
         <w:r>
           <w:rPr>
             <w:rStyle w:val="Hipervnculo"/>
+            <w:rFonts w:cs="Arial"/>
             <w:color w:val="000000" w:themeColor="text1"/>
           </w:rPr>
           <w:t>https://guao.org/biblioteca/matematica_para_la_vida_matematica_coleccion_bicentenario_1er_ano</w:t>
@@ -874,47 +1018,84 @@
       <w:pPr>
         <w:pStyle w:val="Referenciasbiblio"/>
         <w:spacing w:line="480" w:lineRule="auto"/>
-      </w:pPr>
-    </w:p>
-    <w:p>
-      <w:pPr>
-        <w:pStyle w:val="Referenciasbiblio"/>
-      </w:pPr>
-      <w:r>
+        <w:rPr>
+          <w:rFonts w:cs="Arial"/>
+        </w:rPr>
+      </w:pPr>
+    </w:p>
+    <w:p>
+      <w:pPr>
+        <w:pStyle w:val="Referenciasbiblio"/>
+        <w:rPr>
+          <w:rFonts w:cs="Arial"/>
+        </w:rPr>
+      </w:pPr>
+      <w:r>
+        <w:rPr>
+          <w:rFonts w:cs="Arial"/>
+        </w:rPr>
         <w:t xml:space="preserve">Pisco, Regalado, Gutiérrez, Quimis, Marcillo y Marcillo (2017). </w:t>
       </w:r>
       <w:r>
         <w:rPr>
+          <w:rFonts w:cs="Arial"/>
           <w:b/>
           <w:bCs w:val="0"/>
         </w:rPr>
         <w:t>Fundamentos sobre la gestión de base de datos</w:t>
       </w:r>
       <w:r>
+        <w:rPr>
+          <w:rFonts w:cs="Arial"/>
+        </w:rPr>
         <w:t>.</w:t>
       </w:r>
       <w:r>
+        <w:rPr>
+          <w:rFonts w:cs="Arial"/>
+        </w:rPr>
         <w:t xml:space="preserve"> 1ª Edición.</w:t>
       </w:r>
       <w:r>
+        <w:rPr>
+          <w:rFonts w:cs="Arial"/>
+        </w:rPr>
         <w:t xml:space="preserve"> </w:t>
       </w:r>
       <w:r>
+        <w:rPr>
+          <w:rFonts w:cs="Arial"/>
+        </w:rPr>
         <w:t>Editorial Área de Innovación y Desarroll</w:t>
       </w:r>
       <w:r>
+        <w:rPr>
+          <w:rFonts w:cs="Arial"/>
+        </w:rPr>
         <w:t>o</w:t>
       </w:r>
       <w:r>
+        <w:rPr>
+          <w:rFonts w:cs="Arial"/>
+        </w:rPr>
         <w:t xml:space="preserve">. </w:t>
       </w:r>
       <w:r>
+        <w:rPr>
+          <w:rFonts w:cs="Arial"/>
+        </w:rPr>
         <w:t>Universidad Estatal del Sur de Manabí. Alcoy, España.</w:t>
       </w:r>
       <w:r>
+        <w:rPr>
+          <w:rFonts w:cs="Arial"/>
+        </w:rPr>
         <w:t xml:space="preserve"> Disponible</w:t>
       </w:r>
       <w:r>
+        <w:rPr>
+          <w:rFonts w:cs="Arial"/>
+        </w:rPr>
         <w:t>:</w:t>
       </w:r>
     </w:p>
@@ -922,11 +1103,15 @@
       <w:pPr>
         <w:pStyle w:val="Referenciasbiblio"/>
         <w:ind w:firstLine="0"/>
+        <w:rPr>
+          <w:rFonts w:cs="Arial"/>
+        </w:rPr>
       </w:pPr>
       <w:hyperlink r:id="rId16" w:history="1">
         <w:r>
           <w:rPr>
             <w:rStyle w:val="Hipervnculo"/>
+            <w:rFonts w:cs="Arial"/>
             <w:color w:val="000000" w:themeColor="text1"/>
           </w:rPr>
           <w:t>https://repositorio.unesum.edu.ec/bitstream/53000/2077/1/Fundamento%20sobre%20la%20Gestio%20de%20bases%20de%20datos.pdf</w:t>
@@ -938,17 +1123,27 @@
         <w:pStyle w:val="Referenciasbiblio"/>
         <w:spacing w:line="480" w:lineRule="auto"/>
         <w:ind w:firstLine="0"/>
-      </w:pPr>
-    </w:p>
-    <w:p>
-      <w:pPr>
-        <w:pStyle w:val="Referenciasbiblio"/>
-      </w:pPr>
-      <w:r>
+        <w:rPr>
+          <w:rFonts w:cs="Arial"/>
+        </w:rPr>
+      </w:pPr>
+    </w:p>
+    <w:p>
+      <w:pPr>
+        <w:pStyle w:val="Referenciasbiblio"/>
+        <w:rPr>
+          <w:rFonts w:cs="Arial"/>
+        </w:rPr>
+      </w:pPr>
+      <w:r>
+        <w:rPr>
+          <w:rFonts w:cs="Arial"/>
+        </w:rPr>
         <w:t xml:space="preserve">Pressman (2010). </w:t>
       </w:r>
       <w:r>
         <w:rPr>
+          <w:rFonts w:cs="Arial"/>
           <w:b/>
           <w:bCs w:val="0"/>
         </w:rPr>
@@ -956,6 +1151,7 @@
       </w:r>
       <w:r>
         <w:rPr>
+          <w:rFonts w:cs="Arial"/>
           <w:b/>
           <w:bCs w:val="0"/>
         </w:rPr>
@@ -963,24 +1159,40 @@
       </w:r>
       <w:r>
         <w:rPr>
+          <w:rFonts w:cs="Arial"/>
           <w:b/>
           <w:bCs w:val="0"/>
         </w:rPr>
         <w:t>n enfoque práctico</w:t>
       </w:r>
       <w:r>
+        <w:rPr>
+          <w:rFonts w:cs="Arial"/>
+        </w:rPr>
         <w:t xml:space="preserve">. </w:t>
       </w:r>
       <w:r>
+        <w:rPr>
+          <w:rFonts w:cs="Arial"/>
+        </w:rPr>
         <w:t xml:space="preserve">7ª Edición. </w:t>
       </w:r>
       <w:r>
+        <w:rPr>
+          <w:rFonts w:cs="Arial"/>
+        </w:rPr>
         <w:t>McGraw-Hill Interamericana Editores. Ciudad de México, México</w:t>
       </w:r>
       <w:r>
+        <w:rPr>
+          <w:rFonts w:cs="Arial"/>
+        </w:rPr>
         <w:t>. Disponible</w:t>
       </w:r>
       <w:r>
+        <w:rPr>
+          <w:rFonts w:cs="Arial"/>
+        </w:rPr>
         <w:t>:</w:t>
       </w:r>
     </w:p>
@@ -988,11 +1200,15 @@
       <w:pPr>
         <w:pStyle w:val="Referenciasbiblio"/>
         <w:ind w:firstLine="0"/>
+        <w:rPr>
+          <w:rFonts w:cs="Arial"/>
+        </w:rPr>
       </w:pPr>
       <w:hyperlink r:id="rId17" w:history="1">
         <w:r>
           <w:rPr>
             <w:rStyle w:val="Hipervnculo"/>
+            <w:rFonts w:cs="Arial"/>
             <w:color w:val="000000" w:themeColor="text1"/>
           </w:rPr>
           <w:t>https://es.z-lib.fm/book/XAn6EeOJAd/ingenier%C3%ADa-del-software-un-enfoque-pr%C3%A1ctico.html?dsource=recommend</w:t>
@@ -1004,26 +1220,42 @@
         <w:pStyle w:val="Referenciasbiblio"/>
         <w:spacing w:line="480" w:lineRule="auto"/>
         <w:ind w:left="0" w:firstLine="0"/>
-      </w:pPr>
-    </w:p>
-    <w:p>
-      <w:pPr>
-        <w:pStyle w:val="Referenciasbiblio"/>
-      </w:pPr>
-      <w:r>
+        <w:rPr>
+          <w:rFonts w:cs="Arial"/>
+        </w:rPr>
+      </w:pPr>
+    </w:p>
+    <w:p>
+      <w:pPr>
+        <w:pStyle w:val="Referenciasbiblio"/>
+        <w:rPr>
+          <w:rFonts w:cs="Arial"/>
+        </w:rPr>
+      </w:pPr>
+      <w:r>
+        <w:rPr>
+          <w:rFonts w:cs="Arial"/>
+        </w:rPr>
         <w:t xml:space="preserve">Pulgarín (2020), </w:t>
       </w:r>
       <w:r>
         <w:rPr>
+          <w:rFonts w:cs="Arial"/>
           <w:b/>
           <w:bCs w:val="0"/>
         </w:rPr>
         <w:t>Clasificación y tipos de software - Lenguajes de programación</w:t>
       </w:r>
       <w:r>
+        <w:rPr>
+          <w:rFonts w:cs="Arial"/>
+        </w:rPr>
         <w:t>. Universidad del Quindío. Armenia, Colombia.</w:t>
       </w:r>
       <w:r>
+        <w:rPr>
+          <w:rFonts w:cs="Arial"/>
+        </w:rPr>
         <w:t xml:space="preserve"> Disponible en: </w:t>
       </w:r>
     </w:p>
@@ -1031,11 +1263,15 @@
       <w:pPr>
         <w:pStyle w:val="Referenciasbiblio"/>
         <w:ind w:firstLine="0"/>
+        <w:rPr>
+          <w:rFonts w:cs="Arial"/>
+        </w:rPr>
       </w:pPr>
       <w:hyperlink r:id="rId18" w:history="1">
         <w:r>
           <w:rPr>
             <w:rStyle w:val="Hipervnculo"/>
+            <w:rFonts w:cs="Arial"/>
             <w:color w:val="000000" w:themeColor="text1"/>
           </w:rPr>
           <w:t>https://aulasvirtuales.uniquindio.edu.co/RecDigital/Introduccion_Ingenieria/recursos/unidad5/Descargable_EA1.pdf</w:t>
@@ -1047,35 +1283,55 @@
         <w:pStyle w:val="Referenciasbiblio"/>
         <w:spacing w:line="480" w:lineRule="auto"/>
         <w:ind w:firstLine="0"/>
-      </w:pPr>
-    </w:p>
-    <w:p>
-      <w:pPr>
-        <w:pStyle w:val="Referenciasbiblio"/>
-      </w:pPr>
-      <w:r>
+        <w:rPr>
+          <w:rFonts w:cs="Arial"/>
+        </w:rPr>
+      </w:pPr>
+    </w:p>
+    <w:p>
+      <w:pPr>
+        <w:pStyle w:val="Referenciasbiblio"/>
+        <w:rPr>
+          <w:rFonts w:cs="Arial"/>
+        </w:rPr>
+      </w:pPr>
+      <w:r>
+        <w:rPr>
+          <w:rFonts w:cs="Arial"/>
+        </w:rPr>
         <w:t xml:space="preserve">Wong (2017), </w:t>
       </w:r>
       <w:r>
         <w:rPr>
+          <w:rFonts w:cs="Arial"/>
           <w:b/>
           <w:bCs w:val="0"/>
         </w:rPr>
         <w:t>Análisis y requerimientos de software: Manual autoformativo</w:t>
       </w:r>
       <w:r>
+        <w:rPr>
+          <w:rFonts w:cs="Arial"/>
+        </w:rPr>
         <w:t xml:space="preserve">. </w:t>
       </w:r>
       <w:r>
+        <w:rPr>
+          <w:rFonts w:cs="Arial"/>
+        </w:rPr>
         <w:t xml:space="preserve">1ª Edición. </w:t>
       </w:r>
       <w:r>
+        <w:rPr>
+          <w:rFonts w:cs="Arial"/>
+        </w:rPr>
         <w:t xml:space="preserve">Universidad Continental. Huancayo, Perú. Disponible en: </w:t>
       </w:r>
       <w:hyperlink r:id="rId19" w:history="1">
         <w:r>
           <w:rPr>
             <w:rStyle w:val="Hipervnculo"/>
+            <w:rFonts w:cs="Arial"/>
             <w:color w:val="000000" w:themeColor="text1"/>
           </w:rPr>
           <w:t>https://es.scribd.com/document/427756509/Analisis-y-requerimientos-de-software-pdf</w:t>
@@ -1086,12 +1342,16 @@
       <w:pPr>
         <w:pStyle w:val="Referenciasbiblio"/>
         <w:spacing w:line="480" w:lineRule="auto"/>
-      </w:pPr>
-    </w:p>
-    <w:p>
-      <w:pPr>
-        <w:pStyle w:val="Referenciasbiblio"/>
-        <w:rPr>
+        <w:rPr>
+          <w:rFonts w:cs="Arial"/>
+        </w:rPr>
+      </w:pPr>
+    </w:p>
+    <w:p>
+      <w:pPr>
+        <w:pStyle w:val="Referenciasbiblio"/>
+        <w:rPr>
+          <w:rFonts w:cs="Arial"/>
           <w:b/>
           <w:bCs w:val="0"/>
         </w:rPr>
@@ -1101,12 +1361,14 @@
       <w:pPr>
         <w:pStyle w:val="Referenciasbiblio"/>
         <w:rPr>
+          <w:rFonts w:cs="Arial"/>
           <w:b/>
           <w:bCs w:val="0"/>
         </w:rPr>
       </w:pPr>
       <w:r>
         <w:rPr>
+          <w:rFonts w:cs="Arial"/>
           <w:b/>
           <w:bCs w:val="0"/>
         </w:rPr>
@@ -1117,6 +1379,7 @@
       <w:pPr>
         <w:pStyle w:val="Referenciasbiblio"/>
         <w:rPr>
+          <w:rFonts w:cs="Arial"/>
           <w:b/>
           <w:bCs w:val="0"/>
         </w:rPr>
@@ -1126,6 +1389,7 @@
       <w:pPr>
         <w:pStyle w:val="Referenciasbiblio"/>
         <w:rPr>
+          <w:rFonts w:cs="Arial"/>
           <w:b/>
           <w:bCs w:val="0"/>
         </w:rPr>
@@ -1134,24 +1398,40 @@
     <w:p>
       <w:pPr>
         <w:pStyle w:val="Referenciasbiblio"/>
-      </w:pPr>
-      <w:r>
+        <w:rPr>
+          <w:rFonts w:cs="Arial"/>
+        </w:rPr>
+      </w:pPr>
+      <w:r>
+        <w:rPr>
+          <w:rFonts w:cs="Arial"/>
+        </w:rPr>
         <w:t xml:space="preserve">Arando (2019). </w:t>
       </w:r>
       <w:r>
         <w:rPr>
+          <w:rFonts w:cs="Arial"/>
           <w:b/>
           <w:bCs w:val="0"/>
         </w:rPr>
         <w:t>SOFTWARE. Conceptos de Software, Importancia del Software, clasificación del Software, el Software Libre y su impacto en el mundo informático actual, producción de Software, aplicaciones</w:t>
       </w:r>
       <w:r>
+        <w:rPr>
+          <w:rFonts w:cs="Arial"/>
+        </w:rPr>
         <w:t>. Examen de Suficiencia Profesional.</w:t>
       </w:r>
       <w:r>
+        <w:rPr>
+          <w:rFonts w:cs="Arial"/>
+        </w:rPr>
         <w:t xml:space="preserve"> Universidad Nacional de Educación Enrique Guzmán y Valle. Lima, Perú.</w:t>
       </w:r>
       <w:r>
+        <w:rPr>
+          <w:rFonts w:cs="Arial"/>
+        </w:rPr>
         <w:t xml:space="preserve"> Disponible en: </w:t>
       </w:r>
     </w:p>
@@ -1159,11 +1439,15 @@
       <w:pPr>
         <w:pStyle w:val="Referenciasbiblio"/>
         <w:ind w:firstLine="0"/>
+        <w:rPr>
+          <w:rFonts w:cs="Arial"/>
+        </w:rPr>
       </w:pPr>
       <w:hyperlink r:id="rId20" w:history="1">
         <w:r>
           <w:rPr>
             <w:rStyle w:val="Hipervnculo"/>
+            <w:rFonts w:cs="Arial"/>
             <w:color w:val="000000" w:themeColor="text1"/>
           </w:rPr>
           <w:t>https://repositorio.une.edu.pe/server/api/core/bitstreams/ed73274c-19a4-4fe9-8c81-9c00e47fac25/content</w:t>
@@ -1175,45 +1459,77 @@
         <w:pStyle w:val="Referenciasbiblio"/>
         <w:spacing w:line="480" w:lineRule="auto"/>
         <w:ind w:left="0" w:firstLine="0"/>
-      </w:pPr>
-    </w:p>
-    <w:p>
-      <w:pPr>
-        <w:pStyle w:val="Referenciasbiblio"/>
-      </w:pPr>
-      <w:r>
+        <w:rPr>
+          <w:rFonts w:cs="Arial"/>
+        </w:rPr>
+      </w:pPr>
+    </w:p>
+    <w:p>
+      <w:pPr>
+        <w:pStyle w:val="Referenciasbiblio"/>
+        <w:rPr>
+          <w:rFonts w:cs="Arial"/>
+        </w:rPr>
+      </w:pPr>
+      <w:r>
+        <w:rPr>
+          <w:rFonts w:cs="Arial"/>
+        </w:rPr>
         <w:lastRenderedPageBreak/>
         <w:t xml:space="preserve">Benítez (2019). </w:t>
       </w:r>
       <w:r>
         <w:rPr>
+          <w:rFonts w:cs="Arial"/>
           <w:b/>
           <w:bCs w:val="0"/>
         </w:rPr>
         <w:t>Efectos sobre el rendimiento académico en estudiantes de secundaria según el uso de las TIC</w:t>
       </w:r>
       <w:r>
+        <w:rPr>
+          <w:rFonts w:cs="Arial"/>
+        </w:rPr>
         <w:t>.</w:t>
       </w:r>
       <w:r>
+        <w:rPr>
+          <w:rFonts w:cs="Arial"/>
+        </w:rPr>
         <w:t xml:space="preserve"> Tesis Doctoral.</w:t>
       </w:r>
       <w:r>
+        <w:rPr>
+          <w:rFonts w:cs="Arial"/>
+        </w:rPr>
         <w:t xml:space="preserve"> Universidad Nacional de Educación a Distancia. Madrid, España.</w:t>
       </w:r>
       <w:r>
-        <w:t xml:space="preserve"> Disponible en:</w:t>
+        <w:rPr>
+          <w:rFonts w:cs="Arial"/>
+        </w:rPr>
+        <w:t xml:space="preserve"> Disponible en</w:t>
+      </w:r>
+      <w:r>
+        <w:rPr>
+          <w:rFonts w:cs="Arial"/>
+        </w:rPr>
+        <w:t>:</w:t>
       </w:r>
     </w:p>
     <w:p>
       <w:pPr>
         <w:pStyle w:val="Referenciasbiblio"/>
         <w:ind w:firstLine="0"/>
+        <w:rPr>
+          <w:rFonts w:cs="Arial"/>
+        </w:rPr>
       </w:pPr>
       <w:hyperlink r:id="rId21" w:history="1">
         <w:r>
           <w:rPr>
             <w:rStyle w:val="Hipervnculo"/>
+            <w:rFonts w:cs="Arial"/>
             <w:color w:val="000000" w:themeColor="text1"/>
           </w:rPr>
           <w:t>https://oai.e-spacio.uned.es/server/api/core/bitstreams/603f1bc3-1c8e-4030-a397-5439f23f4048/content</w:t>
@@ -1225,47 +1541,84 @@
         <w:pStyle w:val="Referenciasbiblio"/>
         <w:spacing w:line="480" w:lineRule="auto"/>
         <w:ind w:left="0" w:firstLine="0"/>
-      </w:pPr>
-    </w:p>
-    <w:p>
-      <w:pPr>
-        <w:pStyle w:val="Referenciasbiblio"/>
-      </w:pPr>
-      <w:r>
+        <w:rPr>
+          <w:rFonts w:cs="Arial"/>
+        </w:rPr>
+      </w:pPr>
+    </w:p>
+    <w:p>
+      <w:pPr>
+        <w:pStyle w:val="Referenciasbiblio"/>
+        <w:rPr>
+          <w:rFonts w:cs="Arial"/>
+        </w:rPr>
+      </w:pPr>
+      <w:r>
+        <w:rPr>
+          <w:rFonts w:cs="Arial"/>
+        </w:rPr>
         <w:t>Calbacho</w:t>
       </w:r>
       <w:r>
+        <w:rPr>
+          <w:rFonts w:cs="Arial"/>
+        </w:rPr>
         <w:t xml:space="preserve"> </w:t>
       </w:r>
       <w:r>
+        <w:rPr>
+          <w:rFonts w:cs="Arial"/>
+        </w:rPr>
         <w:t>(2022).</w:t>
       </w:r>
       <w:r>
         <w:rPr>
+          <w:rFonts w:cs="Arial"/>
           <w:b/>
           <w:bCs w:val="0"/>
         </w:rPr>
         <w:t xml:space="preserve"> Gamificación como metodología de la enseñanza y el aprendizaje para el fomento de la motivación, la satisfacción y el mejoramiento del rendimiento académico: una innovación en aula para la educación superior</w:t>
       </w:r>
       <w:r>
+        <w:rPr>
+          <w:rFonts w:cs="Arial"/>
+        </w:rPr>
         <w:t>.</w:t>
       </w:r>
       <w:r>
+        <w:rPr>
+          <w:rFonts w:cs="Arial"/>
+        </w:rPr>
         <w:t xml:space="preserve"> Tesis de pos</w:t>
       </w:r>
       <w:r>
+        <w:rPr>
+          <w:rFonts w:cs="Arial"/>
+        </w:rPr>
         <w:t>t</w:t>
       </w:r>
       <w:r>
+        <w:rPr>
+          <w:rFonts w:cs="Arial"/>
+        </w:rPr>
         <w:t>grado.</w:t>
       </w:r>
       <w:r>
+        <w:rPr>
+          <w:rFonts w:cs="Arial"/>
+        </w:rPr>
         <w:t xml:space="preserve"> </w:t>
       </w:r>
       <w:r>
+        <w:rPr>
+          <w:rFonts w:cs="Arial"/>
+        </w:rPr>
         <w:t>Universidad Católica de Córdoba. Montería, Colombia</w:t>
       </w:r>
       <w:r>
+        <w:rPr>
+          <w:rFonts w:cs="Arial"/>
+        </w:rPr>
         <w:t>. Disponible en:</w:t>
       </w:r>
     </w:p>
@@ -1273,11 +1626,15 @@
       <w:pPr>
         <w:pStyle w:val="Referenciasbiblio"/>
         <w:ind w:firstLine="0"/>
+        <w:rPr>
+          <w:rFonts w:cs="Arial"/>
+        </w:rPr>
       </w:pPr>
       <w:hyperlink r:id="rId22" w:history="1">
         <w:r>
           <w:rPr>
             <w:rStyle w:val="Hipervnculo"/>
+            <w:rFonts w:cs="Arial"/>
             <w:color w:val="000000" w:themeColor="text1"/>
           </w:rPr>
           <w:t>https://pa.bibdigital.ucc.edu.ar/3525/1/TD_CalbachoContreras.pdf</w:t>
@@ -1289,32 +1646,54 @@
         <w:pStyle w:val="Referenciasbiblio"/>
         <w:spacing w:line="480" w:lineRule="auto"/>
         <w:ind w:firstLine="0"/>
-      </w:pPr>
-    </w:p>
-    <w:p>
-      <w:pPr>
-        <w:pStyle w:val="Referenciasbiblio"/>
-      </w:pPr>
-      <w:r>
+        <w:rPr>
+          <w:rFonts w:cs="Arial"/>
+        </w:rPr>
+      </w:pPr>
+    </w:p>
+    <w:p>
+      <w:pPr>
+        <w:pStyle w:val="Referenciasbiblio"/>
+        <w:rPr>
+          <w:rFonts w:cs="Arial"/>
+        </w:rPr>
+      </w:pPr>
+      <w:r>
+        <w:rPr>
+          <w:rFonts w:cs="Arial"/>
+        </w:rPr>
         <w:t xml:space="preserve">Cóndor (2019). </w:t>
       </w:r>
       <w:r>
         <w:rPr>
+          <w:rFonts w:cs="Arial"/>
           <w:b/>
           <w:bCs w:val="0"/>
         </w:rPr>
         <w:t>Influencia del uso de APPS como recurso didáctico en el aprendizaje de cónicas en los estudiantes del área - 2 del CEPRE UNCP – 2018</w:t>
       </w:r>
       <w:r>
+        <w:rPr>
+          <w:rFonts w:cs="Arial"/>
+        </w:rPr>
         <w:t xml:space="preserve">. </w:t>
       </w:r>
       <w:r>
+        <w:rPr>
+          <w:rFonts w:cs="Arial"/>
+        </w:rPr>
         <w:t xml:space="preserve">Trabajo de Investigación. </w:t>
       </w:r>
       <w:r>
+        <w:rPr>
+          <w:rFonts w:cs="Arial"/>
+        </w:rPr>
         <w:t>Universidad Continental. Huancayo, Perú.</w:t>
       </w:r>
       <w:r>
+        <w:rPr>
+          <w:rFonts w:cs="Arial"/>
+        </w:rPr>
         <w:t xml:space="preserve"> Disponible en:</w:t>
       </w:r>
     </w:p>
@@ -1322,11 +1701,15 @@
       <w:pPr>
         <w:pStyle w:val="Referenciasbiblio"/>
         <w:ind w:firstLine="0"/>
+        <w:rPr>
+          <w:rFonts w:cs="Arial"/>
+        </w:rPr>
       </w:pPr>
       <w:hyperlink r:id="rId23" w:history="1">
         <w:r>
           <w:rPr>
             <w:rStyle w:val="Hipervnculo"/>
+            <w:rFonts w:cs="Arial"/>
             <w:color w:val="000000" w:themeColor="text1"/>
           </w:rPr>
           <w:t>https://repositorio.continental.edu.pe/backend/api/core/bitstreams/7d8299d2-87c8-482d-a6ea-967d27bc5d2d/content</w:t>
@@ -1338,54 +1721,86 @@
         <w:pStyle w:val="Referenciasbiblio"/>
         <w:spacing w:line="480" w:lineRule="auto"/>
         <w:ind w:firstLine="0"/>
-      </w:pPr>
-    </w:p>
-    <w:p>
-      <w:pPr>
-        <w:pStyle w:val="Referenciasbiblio"/>
-      </w:pPr>
-      <w:r>
+        <w:rPr>
+          <w:rFonts w:cs="Arial"/>
+        </w:rPr>
+      </w:pPr>
+    </w:p>
+    <w:p>
+      <w:pPr>
+        <w:pStyle w:val="Referenciasbiblio"/>
+        <w:rPr>
+          <w:rFonts w:cs="Arial"/>
+        </w:rPr>
+      </w:pPr>
+      <w:r>
+        <w:rPr>
+          <w:rFonts w:cs="Arial"/>
+        </w:rPr>
         <w:t xml:space="preserve">Contreras (2025). </w:t>
       </w:r>
       <w:r>
         <w:rPr>
+          <w:rFonts w:cs="Arial"/>
           <w:b/>
           <w:bCs w:val="0"/>
         </w:rPr>
         <w:t>Gamificación y lengua castellana a la luz de buenas prácticas pedagógicas en el proceso de enseñanza en educación básica secundaria</w:t>
       </w:r>
       <w:r>
+        <w:rPr>
+          <w:rFonts w:cs="Arial"/>
+        </w:rPr>
         <w:t>.</w:t>
       </w:r>
       <w:r>
         <w:rPr>
           <w:rFonts w:cs="Arial"/>
           <w:bCs w:val="0"/>
-          <w:sz w:val="30"/>
-          <w:szCs w:val="30"/>
           <w:shd w:val="clear" w:color="auto" w:fill="FFFFFF"/>
         </w:rPr>
         <w:t xml:space="preserve"> </w:t>
       </w:r>
       <w:r>
+        <w:rPr>
+          <w:rFonts w:cs="Arial"/>
+        </w:rPr>
         <w:t xml:space="preserve">Proyecto </w:t>
       </w:r>
       <w:r>
+        <w:rPr>
+          <w:rFonts w:cs="Arial"/>
+        </w:rPr>
         <w:t xml:space="preserve">de </w:t>
       </w:r>
       <w:r>
+        <w:rPr>
+          <w:rFonts w:cs="Arial"/>
+        </w:rPr>
         <w:t>grad</w:t>
       </w:r>
       <w:r>
+        <w:rPr>
+          <w:rFonts w:cs="Arial"/>
+        </w:rPr>
         <w:t>o</w:t>
       </w:r>
       <w:r>
+        <w:rPr>
+          <w:rFonts w:cs="Arial"/>
+        </w:rPr>
         <w:t>.</w:t>
       </w:r>
       <w:r>
+        <w:rPr>
+          <w:rFonts w:cs="Arial"/>
+        </w:rPr>
         <w:t xml:space="preserve"> Universidad Pedagógica Experimental Libertador. Caracas, Venezuela.</w:t>
       </w:r>
       <w:r>
+        <w:rPr>
+          <w:rFonts w:cs="Arial"/>
+        </w:rPr>
         <w:t xml:space="preserve"> Disponible en:</w:t>
       </w:r>
     </w:p>
@@ -1393,11 +1808,15 @@
       <w:pPr>
         <w:pStyle w:val="Referenciasbiblio"/>
         <w:ind w:firstLine="0"/>
+        <w:rPr>
+          <w:rFonts w:cs="Arial"/>
+        </w:rPr>
       </w:pPr>
       <w:hyperlink r:id="rId24" w:history="1">
         <w:r>
           <w:rPr>
             <w:rStyle w:val="Hipervnculo"/>
+            <w:rFonts w:cs="Arial"/>
             <w:color w:val="000000" w:themeColor="text1"/>
           </w:rPr>
           <w:t>http://www.espacio.digital.upel.edu.ve/index.php/TD/article/view/1957/1850</w:t>
@@ -1409,41 +1828,67 @@
         <w:pStyle w:val="Referenciasbiblio"/>
         <w:spacing w:line="480" w:lineRule="auto"/>
         <w:ind w:firstLine="0"/>
-      </w:pPr>
-    </w:p>
-    <w:p>
-      <w:pPr>
-        <w:pStyle w:val="Referenciasbiblio"/>
-      </w:pPr>
-      <w:r>
+        <w:rPr>
+          <w:rFonts w:cs="Arial"/>
+        </w:rPr>
+      </w:pPr>
+    </w:p>
+    <w:p>
+      <w:pPr>
+        <w:pStyle w:val="Referenciasbiblio"/>
+        <w:rPr>
+          <w:rFonts w:cs="Arial"/>
+        </w:rPr>
+      </w:pPr>
+      <w:r>
+        <w:rPr>
+          <w:rFonts w:cs="Arial"/>
+        </w:rPr>
         <w:t xml:space="preserve">Jerez (2021). </w:t>
       </w:r>
       <w:r>
         <w:rPr>
+          <w:rFonts w:cs="Arial"/>
           <w:b/>
           <w:bCs w:val="0"/>
         </w:rPr>
         <w:t>Motivación y rendimiento académico en el alumnado de educación secundaria</w:t>
       </w:r>
       <w:r>
+        <w:rPr>
+          <w:rFonts w:cs="Arial"/>
+        </w:rPr>
         <w:t>.</w:t>
       </w:r>
       <w:r>
+        <w:rPr>
+          <w:rFonts w:cs="Arial"/>
+        </w:rPr>
         <w:t xml:space="preserve"> Trabajo de fin de Master.</w:t>
       </w:r>
       <w:r>
+        <w:rPr>
+          <w:rFonts w:cs="Arial"/>
+        </w:rPr>
         <w:t xml:space="preserve"> Universidad de Sevilla. Sevilla, España</w:t>
       </w:r>
       <w:r>
+        <w:rPr>
+          <w:rFonts w:cs="Arial"/>
+        </w:rPr>
         <w:t>.</w:t>
       </w:r>
       <w:r>
+        <w:rPr>
+          <w:rFonts w:cs="Arial"/>
+        </w:rPr>
         <w:t xml:space="preserve"> Disponible en: </w:t>
       </w:r>
       <w:hyperlink r:id="rId25" w:history="1">
         <w:r>
           <w:rPr>
             <w:rStyle w:val="Hipervnculo"/>
+            <w:rFonts w:cs="Arial"/>
             <w:color w:val="000000" w:themeColor="text1"/>
           </w:rPr>
           <w:t>https://idus.us.es/items/f73056a5-6727-4767-b66c-bf1e9751781c</w:t>
@@ -1454,44 +1899,78 @@
       <w:pPr>
         <w:pStyle w:val="Referenciasbiblio"/>
         <w:spacing w:line="480" w:lineRule="auto"/>
-      </w:pPr>
-    </w:p>
-    <w:p>
-      <w:pPr>
-        <w:pStyle w:val="Referenciasbiblio"/>
-      </w:pPr>
-      <w:r>
+        <w:rPr>
+          <w:rFonts w:cs="Arial"/>
+        </w:rPr>
+      </w:pPr>
+    </w:p>
+    <w:p>
+      <w:pPr>
+        <w:pStyle w:val="Referenciasbiblio"/>
+        <w:rPr>
+          <w:rFonts w:cs="Arial"/>
+        </w:rPr>
+      </w:pPr>
+      <w:r>
+        <w:rPr>
+          <w:rFonts w:cs="Arial"/>
+        </w:rPr>
         <w:t xml:space="preserve">Quintero y Salgado (2021). </w:t>
       </w:r>
       <w:r>
         <w:rPr>
+          <w:rFonts w:cs="Arial"/>
           <w:b/>
           <w:bCs w:val="0"/>
         </w:rPr>
         <w:t>Desarrollo de aplicación móvil para la enseñanza de tecnología e informática en grado noveno</w:t>
       </w:r>
       <w:r>
+        <w:rPr>
+          <w:rFonts w:cs="Arial"/>
+        </w:rPr>
         <w:t>.</w:t>
       </w:r>
       <w:r>
+        <w:rPr>
+          <w:rFonts w:cs="Arial"/>
+        </w:rPr>
         <w:t xml:space="preserve"> Trabajo de Grado. </w:t>
       </w:r>
       <w:r>
+        <w:rPr>
+          <w:rFonts w:cs="Arial"/>
+        </w:rPr>
         <w:t>Universidad de Santander.</w:t>
       </w:r>
       <w:r>
+        <w:rPr>
+          <w:rFonts w:cs="Arial"/>
+        </w:rPr>
         <w:t xml:space="preserve"> </w:t>
       </w:r>
       <w:r>
+        <w:rPr>
+          <w:rFonts w:cs="Arial"/>
+        </w:rPr>
         <w:t>Medellín, Colombia.</w:t>
       </w:r>
       <w:r>
+        <w:rPr>
+          <w:rFonts w:cs="Arial"/>
+        </w:rPr>
         <w:t xml:space="preserve"> Disponible</w:t>
       </w:r>
       <w:r>
+        <w:rPr>
+          <w:rFonts w:cs="Arial"/>
+        </w:rPr>
         <w:t xml:space="preserve"> en</w:t>
       </w:r>
       <w:r>
+        <w:rPr>
+          <w:rFonts w:cs="Arial"/>
+        </w:rPr>
         <w:t xml:space="preserve">: </w:t>
       </w:r>
     </w:p>
@@ -1499,11 +1978,15 @@
       <w:pPr>
         <w:pStyle w:val="Referenciasbiblio"/>
         <w:ind w:firstLine="0"/>
+        <w:rPr>
+          <w:rFonts w:cs="Arial"/>
+        </w:rPr>
       </w:pPr>
       <w:hyperlink r:id="rId26" w:history="1">
         <w:r>
           <w:rPr>
             <w:rStyle w:val="Hipervnculo"/>
+            <w:rFonts w:cs="Arial"/>
             <w:color w:val="000000" w:themeColor="text1"/>
           </w:rPr>
           <w:t>https://repositorio.udes.edu.co/entities/publication/3f414245-abba-40a0-8b21-5f1239eaee6d</w:t>
@@ -1515,6 +1998,9 @@
         <w:pStyle w:val="Referenciasbiblio"/>
         <w:spacing w:line="480" w:lineRule="auto"/>
         <w:ind w:firstLine="0"/>
+        <w:rPr>
+          <w:rFonts w:cs="Arial"/>
+        </w:rPr>
       </w:pPr>
     </w:p>
     <w:p>
@@ -1522,6 +2008,9 @@
         <w:pStyle w:val="Referenciasbiblio"/>
         <w:spacing w:line="480" w:lineRule="auto"/>
         <w:ind w:firstLine="0"/>
+        <w:rPr>
+          <w:rFonts w:cs="Arial"/>
+        </w:rPr>
       </w:pPr>
     </w:p>
     <w:p>
@@ -1529,39 +2018,67 @@
         <w:pStyle w:val="Referenciasbiblio"/>
         <w:spacing w:line="480" w:lineRule="auto"/>
         <w:ind w:firstLine="0"/>
-      </w:pPr>
-    </w:p>
-    <w:p>
-      <w:pPr>
-        <w:pStyle w:val="Referenciasbiblio"/>
-      </w:pPr>
-      <w:r>
+        <w:rPr>
+          <w:rFonts w:cs="Arial"/>
+        </w:rPr>
+      </w:pPr>
+    </w:p>
+    <w:p>
+      <w:pPr>
+        <w:pStyle w:val="Referenciasbiblio"/>
+        <w:rPr>
+          <w:rFonts w:cs="Arial"/>
+        </w:rPr>
+      </w:pPr>
+      <w:r>
+        <w:rPr>
+          <w:rFonts w:cs="Arial"/>
+        </w:rPr>
         <w:lastRenderedPageBreak/>
         <w:t xml:space="preserve">Rojas (2018). </w:t>
       </w:r>
       <w:r>
         <w:rPr>
+          <w:rFonts w:cs="Arial"/>
           <w:b/>
           <w:bCs w:val="0"/>
         </w:rPr>
         <w:t>SOFTWARE EDUCATIVO. Conceptos básicos del Software Educativo, estructuras básica, clasificación de los Software educativos, formulación de un Software Educativo, funciones del Software Educativo, aplicaciones</w:t>
       </w:r>
       <w:r>
+        <w:rPr>
+          <w:rFonts w:cs="Arial"/>
+        </w:rPr>
         <w:t xml:space="preserve">. </w:t>
       </w:r>
       <w:r>
+        <w:rPr>
+          <w:rFonts w:cs="Arial"/>
+        </w:rPr>
         <w:t xml:space="preserve">Examen de Suficiencia Profesional. </w:t>
       </w:r>
       <w:r>
+        <w:rPr>
+          <w:rFonts w:cs="Arial"/>
+        </w:rPr>
         <w:t>Universidad Nacional de Educación Enrique Guzmán y Valle. Lima, Perú.</w:t>
       </w:r>
       <w:r>
+        <w:rPr>
+          <w:rFonts w:cs="Arial"/>
+        </w:rPr>
         <w:t xml:space="preserve"> Disponible</w:t>
       </w:r>
       <w:r>
+        <w:rPr>
+          <w:rFonts w:cs="Arial"/>
+        </w:rPr>
         <w:t xml:space="preserve"> en</w:t>
       </w:r>
       <w:r>
+        <w:rPr>
+          <w:rFonts w:cs="Arial"/>
+        </w:rPr>
         <w:t xml:space="preserve">: </w:t>
       </w:r>
     </w:p>
@@ -1569,11 +2086,15 @@
       <w:pPr>
         <w:pStyle w:val="Referenciasbiblio"/>
         <w:ind w:firstLine="0"/>
+        <w:rPr>
+          <w:rFonts w:cs="Arial"/>
+        </w:rPr>
       </w:pPr>
       <w:hyperlink r:id="rId27" w:history="1">
         <w:r>
           <w:rPr>
             <w:rStyle w:val="Hipervnculo"/>
+            <w:rFonts w:cs="Arial"/>
             <w:color w:val="000000" w:themeColor="text1"/>
           </w:rPr>
           <w:t>https://repositorio.une.edu.pe/entities/publication/21bc2480-f1bc-430b-b5d9-bc928b70e109</w:t>
@@ -1585,6 +2106,9 @@
         <w:pStyle w:val="Referenciasbiblio"/>
         <w:spacing w:line="480" w:lineRule="auto"/>
         <w:ind w:left="0" w:firstLine="0"/>
+        <w:rPr>
+          <w:rFonts w:cs="Arial"/>
+        </w:rPr>
       </w:pPr>
     </w:p>
     <w:p>
@@ -1592,12 +2116,14 @@
         <w:pStyle w:val="Referenciasbiblio"/>
         <w:ind w:left="0" w:firstLine="0"/>
         <w:rPr>
+          <w:rFonts w:cs="Arial"/>
           <w:b/>
           <w:bCs w:val="0"/>
         </w:rPr>
       </w:pPr>
       <w:r>
         <w:rPr>
+          <w:rFonts w:cs="Arial"/>
           <w:b/>
           <w:bCs w:val="0"/>
         </w:rPr>
@@ -1605,6 +2131,7 @@
       </w:r>
       <w:r>
         <w:rPr>
+          <w:rFonts w:cs="Arial"/>
           <w:b/>
           <w:bCs w:val="0"/>
         </w:rPr>
@@ -1617,6 +2144,7 @@
         <w:spacing w:line="480" w:lineRule="auto"/>
         <w:ind w:left="0" w:firstLine="0"/>
         <w:rPr>
+          <w:rFonts w:cs="Arial"/>
           <w:b/>
           <w:bCs w:val="0"/>
         </w:rPr>
@@ -1625,12 +2153,19 @@
     <w:p>
       <w:pPr>
         <w:pStyle w:val="Referenciasbiblio"/>
-      </w:pPr>
-      <w:r>
+        <w:rPr>
+          <w:rFonts w:cs="Arial"/>
+        </w:rPr>
+      </w:pPr>
+      <w:r>
+        <w:rPr>
+          <w:rFonts w:cs="Arial"/>
+        </w:rPr>
         <w:t xml:space="preserve">Andrade (2013). </w:t>
       </w:r>
       <w:r>
         <w:rPr>
+          <w:rFonts w:cs="Arial"/>
           <w:b/>
           <w:bCs w:val="0"/>
         </w:rPr>
@@ -1638,21 +2173,34 @@
       </w:r>
       <w:r>
         <w:rPr>
+          <w:rFonts w:cs="Arial"/>
           <w:b/>
           <w:bCs w:val="0"/>
         </w:rPr>
         <w:t>: un estado del arte</w:t>
       </w:r>
       <w:r>
+        <w:rPr>
+          <w:rFonts w:cs="Arial"/>
+        </w:rPr>
         <w:t xml:space="preserve">. </w:t>
       </w:r>
       <w:r>
+        <w:rPr>
+          <w:rFonts w:cs="Arial"/>
+        </w:rPr>
         <w:t>Magis, Revista Internacional De Investigación En Educación, 5(10)</w:t>
       </w:r>
       <w:r>
+        <w:rPr>
+          <w:rFonts w:cs="Arial"/>
+        </w:rPr>
         <w:t>.</w:t>
       </w:r>
       <w:r>
+        <w:rPr>
+          <w:rFonts w:cs="Arial"/>
+        </w:rPr>
         <w:t xml:space="preserve"> Disponible en:</w:t>
       </w:r>
     </w:p>
@@ -1660,11 +2208,15 @@
       <w:pPr>
         <w:pStyle w:val="Referenciasbiblio"/>
         <w:ind w:firstLine="0"/>
+        <w:rPr>
+          <w:rFonts w:cs="Arial"/>
+        </w:rPr>
       </w:pPr>
       <w:hyperlink r:id="rId28" w:history="1">
         <w:r>
           <w:rPr>
             <w:rStyle w:val="Hipervnculo"/>
+            <w:rFonts w:cs="Arial"/>
             <w:color w:val="000000" w:themeColor="text1"/>
           </w:rPr>
           <w:t>https://revistas.javeriana.edu.co/index.php/MAGIS/article/view/4166</w:t>
@@ -1675,29 +2227,42 @@
       <w:pPr>
         <w:pStyle w:val="Referenciasbiblio"/>
         <w:spacing w:line="480" w:lineRule="auto"/>
-      </w:pPr>
-    </w:p>
-    <w:p>
-      <w:pPr>
-        <w:pStyle w:val="Referenciasbiblio"/>
-      </w:pPr>
-      <w:r>
+        <w:rPr>
+          <w:rFonts w:cs="Arial"/>
+        </w:rPr>
+      </w:pPr>
+    </w:p>
+    <w:p>
+      <w:pPr>
+        <w:pStyle w:val="Referenciasbiblio"/>
+        <w:rPr>
+          <w:rFonts w:cs="Arial"/>
+        </w:rPr>
+      </w:pPr>
+      <w:r>
+        <w:rPr>
+          <w:rFonts w:cs="Arial"/>
+        </w:rPr>
         <w:t xml:space="preserve">Araya, Alfaro y Andonegui (2007). </w:t>
       </w:r>
       <w:r>
         <w:rPr>
+          <w:rFonts w:cs="Arial"/>
           <w:b/>
           <w:bCs w:val="0"/>
         </w:rPr>
         <w:t>CONSTRUCTIVISMO: ORIGENES Y PERSPECTIVAS</w:t>
       </w:r>
       <w:r>
-        <w:t xml:space="preserve">. Laurus, Revista de Educación. </w:t>
-      </w:r>
-      <w:r>
-        <w:t>13(24), 76-92. Caracas, Venezuela. Disponible en:</w:t>
-      </w:r>
-      <w:r>
+        <w:rPr>
+          <w:rFonts w:cs="Arial"/>
+        </w:rPr>
+        <w:t>. Laurus, Revista de Educación. 13(24), 76-92. Caracas, Venezuela. Disponible en:</w:t>
+      </w:r>
+      <w:r>
+        <w:rPr>
+          <w:rFonts w:cs="Arial"/>
+        </w:rPr>
         <w:t xml:space="preserve"> </w:t>
       </w:r>
     </w:p>
@@ -1705,8 +2270,14 @@
       <w:pPr>
         <w:pStyle w:val="Referenciasbiblio"/>
         <w:ind w:firstLine="0"/>
-      </w:pPr>
-      <w:r>
+        <w:rPr>
+          <w:rFonts w:cs="Arial"/>
+        </w:rPr>
+      </w:pPr>
+      <w:r>
+        <w:rPr>
+          <w:rFonts w:cs="Arial"/>
+        </w:rPr>
         <w:t>https://www.redalyc.org/articulo.oa?id=76111485004</w:t>
       </w:r>
     </w:p>
@@ -1715,29 +2286,30 @@
         <w:pStyle w:val="Referenciasbiblio"/>
         <w:spacing w:line="480" w:lineRule="auto"/>
         <w:ind w:left="0" w:firstLine="0"/>
-      </w:pPr>
-    </w:p>
-    <w:p>
-      <w:pPr>
-        <w:pStyle w:val="Referenciasbiblio"/>
-      </w:pPr>
-      <w:r>
-        <w:rPr>
+        <w:rPr>
+          <w:rFonts w:cs="Arial"/>
+        </w:rPr>
+      </w:pPr>
+    </w:p>
+    <w:p>
+      <w:pPr>
+        <w:pStyle w:val="Referenciasbiblio"/>
+        <w:rPr>
+          <w:rFonts w:cs="Arial"/>
+        </w:rPr>
+      </w:pPr>
+      <w:r>
+        <w:rPr>
+          <w:rFonts w:cs="Arial"/>
           <w:lang w:val="en-US"/>
         </w:rPr>
-        <w:t xml:space="preserve">Bloom (1968). Learning for Mastery. </w:t>
-      </w:r>
-      <w:r>
-        <w:rPr>
-          <w:lang w:val="en-US"/>
-        </w:rPr>
-        <w:t xml:space="preserve">Evaluation comment (UCLA-CSEIP). </w:t>
-      </w:r>
-      <w:r>
-        <w:t xml:space="preserve">1(2),1-12. </w:t>
-      </w:r>
-      <w:r>
-        <w:t xml:space="preserve">Los Angeles, Estados Unidos. Disponible en: </w:t>
+        <w:t xml:space="preserve">Bloom (1968). Learning for Mastery. Evaluation comment (UCLA-CSEIP). </w:t>
+      </w:r>
+      <w:r>
+        <w:rPr>
+          <w:rFonts w:cs="Arial"/>
+        </w:rPr>
+        <w:t xml:space="preserve">1(2),1-12. Los Angeles, Estados Unidos. Disponible en: </w:t>
       </w:r>
       <w:hyperlink r:id="rId29" w:history="1">
         <w:r>
@@ -1755,38 +2327,66 @@
       <w:pPr>
         <w:pStyle w:val="Referenciasbiblio"/>
         <w:spacing w:line="480" w:lineRule="auto"/>
-      </w:pPr>
-    </w:p>
-    <w:p>
-      <w:pPr>
-        <w:pStyle w:val="Referenciasbiblio"/>
-      </w:pPr>
-      <w:r>
+        <w:rPr>
+          <w:rFonts w:cs="Arial"/>
+        </w:rPr>
+      </w:pPr>
+    </w:p>
+    <w:p>
+      <w:pPr>
+        <w:pStyle w:val="Referenciasbiblio"/>
+        <w:rPr>
+          <w:rFonts w:cs="Arial"/>
+        </w:rPr>
+      </w:pPr>
+      <w:r>
+        <w:rPr>
+          <w:rFonts w:cs="Arial"/>
+        </w:rPr>
         <w:t xml:space="preserve">Calatrava (2023). </w:t>
       </w:r>
       <w:r>
         <w:rPr>
+          <w:rFonts w:cs="Arial"/>
           <w:b/>
           <w:bCs w:val="0"/>
         </w:rPr>
         <w:t>Un boceto para la reconstrucción. Aportes para el rescate del sistema educativo venezolano</w:t>
       </w:r>
       <w:r>
+        <w:rPr>
+          <w:rFonts w:cs="Arial"/>
+        </w:rPr>
         <w:t>. Revista sobre Relaciones Industriales y Laborales</w:t>
       </w:r>
       <w:r>
+        <w:rPr>
+          <w:rFonts w:cs="Arial"/>
+        </w:rPr>
         <w:t>.</w:t>
       </w:r>
       <w:r>
+        <w:rPr>
+          <w:rFonts w:cs="Arial"/>
+        </w:rPr>
         <w:t xml:space="preserve"> Edición</w:t>
       </w:r>
       <w:r>
+        <w:rPr>
+          <w:rFonts w:cs="Arial"/>
+        </w:rPr>
         <w:t xml:space="preserve"> 55, 5-30</w:t>
       </w:r>
       <w:r>
+        <w:rPr>
+          <w:rFonts w:cs="Arial"/>
+        </w:rPr>
         <w:t>. Caracas, Venezuela.</w:t>
       </w:r>
       <w:r>
+        <w:rPr>
+          <w:rFonts w:cs="Arial"/>
+        </w:rPr>
         <w:t xml:space="preserve"> Disponible en:</w:t>
       </w:r>
     </w:p>
@@ -1794,11 +2394,15 @@
       <w:pPr>
         <w:pStyle w:val="Referenciasbiblio"/>
         <w:ind w:firstLine="0"/>
+        <w:rPr>
+          <w:rFonts w:cs="Arial"/>
+        </w:rPr>
       </w:pPr>
       <w:hyperlink r:id="rId30" w:history="1">
         <w:r>
           <w:rPr>
             <w:rStyle w:val="Hipervnculo"/>
+            <w:rFonts w:cs="Arial"/>
             <w:color w:val="000000" w:themeColor="text1"/>
           </w:rPr>
           <w:t>https://revistasenlinea.saber.ucab.edu.ve/rrii2/article/view/6180/5755</w:t>
@@ -1810,47 +2414,84 @@
         <w:pStyle w:val="Referenciasbiblio"/>
         <w:spacing w:line="480" w:lineRule="auto"/>
         <w:ind w:left="0" w:firstLine="0"/>
-      </w:pPr>
-    </w:p>
-    <w:p>
-      <w:pPr>
-        <w:pStyle w:val="Referenciasbiblio"/>
-      </w:pPr>
-      <w:r>
+        <w:rPr>
+          <w:rFonts w:cs="Arial"/>
+        </w:rPr>
+      </w:pPr>
+    </w:p>
+    <w:p>
+      <w:pPr>
+        <w:pStyle w:val="Referenciasbiblio"/>
+        <w:rPr>
+          <w:rFonts w:cs="Arial"/>
+        </w:rPr>
+      </w:pPr>
+      <w:r>
+        <w:rPr>
+          <w:rFonts w:cs="Arial"/>
+        </w:rPr>
         <w:t>Egas, Pazmiño, Vinueza y Alfaro (2023)</w:t>
       </w:r>
       <w:r>
+        <w:rPr>
+          <w:rFonts w:cs="Arial"/>
+        </w:rPr>
         <w:t>.</w:t>
       </w:r>
       <w:r>
+        <w:rPr>
+          <w:rFonts w:cs="Arial"/>
+        </w:rPr>
         <w:t xml:space="preserve"> </w:t>
       </w:r>
       <w:r>
         <w:rPr>
+          <w:rFonts w:cs="Arial"/>
           <w:b/>
           <w:bCs w:val="0"/>
         </w:rPr>
         <w:t>La gamificación como estrategia didáctica para mejorar la motivación y el rendimiento académico de los estudiantes en Educación Básica Media</w:t>
       </w:r>
       <w:r>
+        <w:rPr>
+          <w:rFonts w:cs="Arial"/>
+        </w:rPr>
         <w:t>. Polo del Conocimiento</w:t>
       </w:r>
       <w:r>
+        <w:rPr>
+          <w:rFonts w:cs="Arial"/>
+        </w:rPr>
         <w:t>. Edición 85, 8(12)</w:t>
       </w:r>
       <w:r>
+        <w:rPr>
+          <w:rFonts w:cs="Arial"/>
+        </w:rPr>
         <w:t>, 875-894</w:t>
       </w:r>
       <w:r>
+        <w:rPr>
+          <w:rFonts w:cs="Arial"/>
+        </w:rPr>
         <w:t>. Ambato, Ecuador.</w:t>
       </w:r>
       <w:r>
+        <w:rPr>
+          <w:rFonts w:cs="Arial"/>
+        </w:rPr>
         <w:t xml:space="preserve"> Disponible</w:t>
       </w:r>
       <w:r>
+        <w:rPr>
+          <w:rFonts w:cs="Arial"/>
+        </w:rPr>
         <w:t xml:space="preserve"> en</w:t>
       </w:r>
       <w:r>
+        <w:rPr>
+          <w:rFonts w:cs="Arial"/>
+        </w:rPr>
         <w:t xml:space="preserve">: </w:t>
       </w:r>
     </w:p>
@@ -1858,11 +2499,15 @@
       <w:pPr>
         <w:pStyle w:val="Referenciasbiblio"/>
         <w:ind w:firstLine="0"/>
+        <w:rPr>
+          <w:rFonts w:cs="Arial"/>
+        </w:rPr>
       </w:pPr>
       <w:hyperlink r:id="rId31" w:history="1">
         <w:r>
           <w:rPr>
             <w:rStyle w:val="Hipervnculo"/>
+            <w:rFonts w:cs="Arial"/>
             <w:color w:val="000000" w:themeColor="text1"/>
           </w:rPr>
           <w:t>https://dialnet.unirioja.es/servlet/articulo?codigo=9254960</w:t>
@@ -1874,32 +2519,54 @@
         <w:pStyle w:val="Referenciasbiblio"/>
         <w:spacing w:line="480" w:lineRule="auto"/>
         <w:ind w:firstLine="0"/>
-      </w:pPr>
-    </w:p>
-    <w:p>
-      <w:pPr>
-        <w:pStyle w:val="Referenciasbiblio"/>
-      </w:pPr>
-      <w:r>
+        <w:rPr>
+          <w:rFonts w:cs="Arial"/>
+        </w:rPr>
+      </w:pPr>
+    </w:p>
+    <w:p>
+      <w:pPr>
+        <w:pStyle w:val="Referenciasbiblio"/>
+        <w:rPr>
+          <w:rFonts w:cs="Arial"/>
+        </w:rPr>
+      </w:pPr>
+      <w:r>
+        <w:rPr>
+          <w:rFonts w:cs="Arial"/>
+        </w:rPr>
         <w:t xml:space="preserve">Gómez, Jiménez, y González (2024). </w:t>
       </w:r>
       <w:r>
         <w:rPr>
+          <w:rFonts w:cs="Arial"/>
           <w:b/>
           <w:bCs w:val="0"/>
         </w:rPr>
         <w:t>Aplicación educativa para fomentar el aprendizaje móvil</w:t>
       </w:r>
       <w:r>
+        <w:rPr>
+          <w:rFonts w:cs="Arial"/>
+        </w:rPr>
         <w:t>. Revista Iberoamericana para la Investigación y el Desarrollo Educativo</w:t>
       </w:r>
       <w:r>
+        <w:rPr>
+          <w:rFonts w:cs="Arial"/>
+        </w:rPr>
         <w:t>. 14(28)</w:t>
       </w:r>
       <w:r>
+        <w:rPr>
+          <w:rFonts w:cs="Arial"/>
+        </w:rPr>
         <w:t>. México.</w:t>
       </w:r>
       <w:r>
+        <w:rPr>
+          <w:rFonts w:cs="Arial"/>
+        </w:rPr>
         <w:t xml:space="preserve"> Disponible en:</w:t>
       </w:r>
     </w:p>
@@ -1907,11 +2574,15 @@
       <w:pPr>
         <w:pStyle w:val="Referenciasbiblio"/>
         <w:ind w:firstLine="0"/>
+        <w:rPr>
+          <w:rFonts w:cs="Arial"/>
+        </w:rPr>
       </w:pPr>
       <w:hyperlink r:id="rId32" w:history="1">
         <w:r>
           <w:rPr>
             <w:rStyle w:val="Hipervnculo"/>
+            <w:rFonts w:cs="Arial"/>
             <w:color w:val="000000" w:themeColor="text1"/>
           </w:rPr>
           <w:t>https://www.ride.org.mx/index.php/RIDE/article/view/1832</w:t>
@@ -1922,57 +2593,98 @@
       <w:pPr>
         <w:pStyle w:val="Referenciasbiblio"/>
         <w:spacing w:line="480" w:lineRule="auto"/>
-      </w:pPr>
-    </w:p>
-    <w:p>
-      <w:pPr>
-        <w:pStyle w:val="Referenciasbiblio"/>
-      </w:pPr>
-      <w:r>
+        <w:rPr>
+          <w:rFonts w:cs="Arial"/>
+        </w:rPr>
+      </w:pPr>
+    </w:p>
+    <w:p>
+      <w:pPr>
+        <w:pStyle w:val="Referenciasbiblio"/>
+        <w:rPr>
+          <w:rFonts w:cs="Arial"/>
+        </w:rPr>
+      </w:pPr>
+      <w:r>
+        <w:rPr>
+          <w:rFonts w:cs="Arial"/>
+        </w:rPr>
         <w:lastRenderedPageBreak/>
         <w:t>Latapie (2007)</w:t>
       </w:r>
       <w:r>
+        <w:rPr>
+          <w:rFonts w:cs="Arial"/>
+        </w:rPr>
         <w:t>.</w:t>
       </w:r>
       <w:r>
         <w:rPr>
+          <w:rFonts w:cs="Arial"/>
           <w:b/>
           <w:bCs w:val="0"/>
         </w:rPr>
         <w:t xml:space="preserve"> Acercamiento al aprendizaje multimedia</w:t>
       </w:r>
       <w:r>
+        <w:rPr>
+          <w:rFonts w:cs="Arial"/>
+        </w:rPr>
         <w:t>.</w:t>
       </w:r>
       <w:r>
+        <w:rPr>
+          <w:rFonts w:cs="Arial"/>
+        </w:rPr>
         <w:t xml:space="preserve"> Investigación Universitaria Multidisciplinaria</w:t>
       </w:r>
       <w:r>
+        <w:rPr>
+          <w:rFonts w:cs="Arial"/>
+        </w:rPr>
         <w:t>. 6(</w:t>
       </w:r>
       <w:r>
+        <w:rPr>
+          <w:rFonts w:cs="Arial"/>
+        </w:rPr>
         <w:t>6</w:t>
       </w:r>
       <w:r>
+        <w:rPr>
+          <w:rFonts w:cs="Arial"/>
+        </w:rPr>
         <w:t xml:space="preserve">), </w:t>
       </w:r>
       <w:r>
+        <w:rPr>
+          <w:rFonts w:cs="Arial"/>
+        </w:rPr>
         <w:t>7</w:t>
       </w:r>
       <w:r>
+        <w:rPr>
+          <w:rFonts w:cs="Arial"/>
+        </w:rPr>
         <w:t>-</w:t>
       </w:r>
       <w:r>
+        <w:rPr>
+          <w:rFonts w:cs="Arial"/>
+        </w:rPr>
         <w:t>14</w:t>
       </w:r>
       <w:r>
+        <w:rPr>
+          <w:rFonts w:cs="Arial"/>
+        </w:rPr>
         <w:t xml:space="preserve">. Disponible en: </w:t>
       </w:r>
       <w:hyperlink r:id="rId33" w:history="1">
         <w:r>
           <w:rPr>
             <w:rStyle w:val="Hipervnculo"/>
+            <w:rFonts w:cs="Arial"/>
             <w:color w:val="000000" w:themeColor="text1"/>
           </w:rPr>
           <w:t>https://dialnet.unirioja.es/servlet/articulo?codigo=2695335</w:t>
@@ -1983,56 +2695,102 @@
       <w:pPr>
         <w:pStyle w:val="Referenciasbiblio"/>
         <w:spacing w:line="480" w:lineRule="auto"/>
-      </w:pPr>
-    </w:p>
-    <w:p>
-      <w:pPr>
-        <w:pStyle w:val="Referenciasbiblio"/>
-      </w:pPr>
-      <w:r>
+        <w:rPr>
+          <w:rFonts w:cs="Arial"/>
+        </w:rPr>
+      </w:pPr>
+    </w:p>
+    <w:p>
+      <w:pPr>
+        <w:pStyle w:val="Referenciasbiblio"/>
+        <w:rPr>
+          <w:rFonts w:cs="Arial"/>
+        </w:rPr>
+      </w:pPr>
+      <w:r>
+        <w:rPr>
+          <w:rFonts w:cs="Arial"/>
+        </w:rPr>
         <w:t>Layedra</w:t>
       </w:r>
       <w:r>
+        <w:rPr>
+          <w:rFonts w:cs="Arial"/>
+        </w:rPr>
         <w:t xml:space="preserve">, </w:t>
       </w:r>
       <w:r>
+        <w:rPr>
+          <w:rFonts w:cs="Arial"/>
+        </w:rPr>
         <w:t>Salazar</w:t>
       </w:r>
       <w:r>
+        <w:rPr>
+          <w:rFonts w:cs="Arial"/>
+        </w:rPr>
         <w:t xml:space="preserve">, </w:t>
       </w:r>
       <w:r>
+        <w:rPr>
+          <w:rFonts w:cs="Arial"/>
+        </w:rPr>
         <w:t>Ramos</w:t>
       </w:r>
       <w:r>
+        <w:rPr>
+          <w:rFonts w:cs="Arial"/>
+        </w:rPr>
         <w:t xml:space="preserve"> y</w:t>
       </w:r>
       <w:r>
+        <w:rPr>
+          <w:rFonts w:cs="Arial"/>
+        </w:rPr>
         <w:t xml:space="preserve"> Baldeón (2022). </w:t>
       </w:r>
       <w:r>
         <w:rPr>
+          <w:rFonts w:cs="Arial"/>
           <w:b/>
           <w:bCs w:val="0"/>
         </w:rPr>
         <w:t>Análisis de los lenguajes de programación más utilizados en el desarrollo de aplicaciones web y móviles</w:t>
       </w:r>
       <w:r>
+        <w:rPr>
+          <w:rFonts w:cs="Arial"/>
+        </w:rPr>
         <w:t>.</w:t>
       </w:r>
       <w:r>
+        <w:rPr>
+          <w:rFonts w:cs="Arial"/>
+        </w:rPr>
         <w:t xml:space="preserve"> </w:t>
       </w:r>
       <w:r>
+        <w:rPr>
+          <w:rFonts w:cs="Arial"/>
+        </w:rPr>
         <w:t xml:space="preserve">8(3), 1601-1625. </w:t>
       </w:r>
       <w:r>
+        <w:rPr>
+          <w:rFonts w:cs="Arial"/>
+        </w:rPr>
         <w:t>Dominio de las Ciencias. Riobamba, Ecuador.</w:t>
       </w:r>
       <w:r>
+        <w:rPr>
+          <w:rFonts w:cs="Arial"/>
+        </w:rPr>
         <w:t xml:space="preserve"> Disponible en</w:t>
       </w:r>
       <w:r>
+        <w:rPr>
+          <w:rFonts w:cs="Arial"/>
+        </w:rPr>
         <w:t>:</w:t>
       </w:r>
     </w:p>
@@ -2040,11 +2798,15 @@
       <w:pPr>
         <w:pStyle w:val="Referenciasbiblio"/>
         <w:ind w:firstLine="0"/>
+        <w:rPr>
+          <w:rFonts w:cs="Arial"/>
+        </w:rPr>
       </w:pPr>
       <w:hyperlink r:id="rId34" w:history="1">
         <w:r>
           <w:rPr>
             <w:rStyle w:val="Hipervnculo"/>
+            <w:rFonts w:cs="Arial"/>
             <w:color w:val="000000" w:themeColor="text1"/>
           </w:rPr>
           <w:t>https://dialnet.unirioja.es/servlet/articulo?codigo=8635309</w:t>
@@ -2055,41 +2817,52 @@
       <w:pPr>
         <w:pStyle w:val="Referenciasbiblio"/>
         <w:spacing w:line="480" w:lineRule="auto"/>
-      </w:pPr>
-    </w:p>
-    <w:p>
-      <w:pPr>
-        <w:pStyle w:val="Referenciasbiblio"/>
-      </w:pPr>
-      <w:r>
+        <w:rPr>
+          <w:rFonts w:cs="Arial"/>
+        </w:rPr>
+      </w:pPr>
+    </w:p>
+    <w:p>
+      <w:pPr>
+        <w:pStyle w:val="Referenciasbiblio"/>
+        <w:rPr>
+          <w:rFonts w:cs="Arial"/>
+        </w:rPr>
+      </w:pPr>
+      <w:r>
+        <w:rPr>
+          <w:rFonts w:cs="Arial"/>
+        </w:rPr>
         <w:t xml:space="preserve">López (2014). </w:t>
       </w:r>
       <w:r>
         <w:rPr>
+          <w:rFonts w:cs="Arial"/>
           <w:b/>
           <w:bCs w:val="0"/>
         </w:rPr>
         <w:t>El mastery learning a la luz de la investigación educativa</w:t>
       </w:r>
       <w:r>
-        <w:t xml:space="preserve">. Participación Educativa. 3(5), 59-73. </w:t>
-      </w:r>
-      <w:r>
-        <w:t>Universidad Complutense de Madrid</w:t>
-      </w:r>
-      <w:r>
-        <w:t>. España. Disponible en:</w:t>
+        <w:rPr>
+          <w:rFonts w:cs="Arial"/>
+        </w:rPr>
+        <w:t>. Participación Educativa. 3(5), 59-73. Universidad Complutense de Madrid. España. Disponible en:</w:t>
       </w:r>
     </w:p>
     <w:p>
       <w:pPr>
         <w:pStyle w:val="Referenciasbiblio"/>
         <w:ind w:firstLine="0"/>
+        <w:rPr>
+          <w:rFonts w:cs="Arial"/>
+        </w:rPr>
       </w:pPr>
       <w:hyperlink r:id="rId35" w:history="1">
         <w:r>
           <w:rPr>
             <w:rStyle w:val="Hipervnculo"/>
+            <w:rFonts w:cs="Arial"/>
             <w:color w:val="000000" w:themeColor="text1"/>
           </w:rPr>
           <w:t>https://dialnet.unirioja.es/servlet/articulo?codigo=4949858</w:t>
@@ -2101,38 +2874,61 @@
         <w:pStyle w:val="Referenciasbiblio"/>
         <w:spacing w:line="480" w:lineRule="auto"/>
         <w:ind w:firstLine="0"/>
-      </w:pPr>
-    </w:p>
-    <w:p>
-      <w:pPr>
-        <w:pStyle w:val="Referenciasbiblio"/>
-      </w:pPr>
-      <w:r>
+        <w:rPr>
+          <w:rFonts w:cs="Arial"/>
+        </w:rPr>
+      </w:pPr>
+    </w:p>
+    <w:p>
+      <w:pPr>
+        <w:pStyle w:val="Referenciasbiblio"/>
+        <w:rPr>
+          <w:rFonts w:cs="Arial"/>
+        </w:rPr>
+      </w:pPr>
+      <w:r>
+        <w:rPr>
+          <w:rFonts w:cs="Arial"/>
+        </w:rPr>
         <w:t xml:space="preserve">López, Cabrera y Valencia (2008), </w:t>
       </w:r>
       <w:r>
         <w:rPr>
+          <w:rFonts w:cs="Arial"/>
           <w:b/>
           <w:bCs w:val="0"/>
         </w:rPr>
         <w:t>Introducción a la calidad de software</w:t>
       </w:r>
       <w:r>
+        <w:rPr>
+          <w:rFonts w:cs="Arial"/>
+        </w:rPr>
         <w:t>.</w:t>
       </w:r>
       <w:r>
+        <w:rPr>
+          <w:rFonts w:cs="Arial"/>
+        </w:rPr>
         <w:t xml:space="preserve"> Scientia Et Technica. XIV(39), 326-331</w:t>
       </w:r>
       <w:r>
+        <w:rPr>
+          <w:rFonts w:cs="Arial"/>
+        </w:rPr>
         <w:t>. Pereira, Colombia.</w:t>
       </w:r>
       <w:r>
+        <w:rPr>
+          <w:rFonts w:cs="Arial"/>
+        </w:rPr>
         <w:t xml:space="preserve"> Disponible en: </w:t>
       </w:r>
       <w:hyperlink r:id="rId36" w:history="1">
         <w:r>
           <w:rPr>
             <w:rStyle w:val="Hipervnculo"/>
+            <w:rFonts w:cs="Arial"/>
             <w:color w:val="000000" w:themeColor="text1"/>
           </w:rPr>
           <w:t>https://www.redalyc.org/articulo.oa?id=84920503058</w:t>
@@ -2143,26 +2939,42 @@
       <w:pPr>
         <w:pStyle w:val="Referenciasbiblio"/>
         <w:spacing w:line="480" w:lineRule="auto"/>
-      </w:pPr>
-    </w:p>
-    <w:p>
-      <w:pPr>
-        <w:pStyle w:val="Referenciasbiblio"/>
-      </w:pPr>
-      <w:r>
+        <w:rPr>
+          <w:rFonts w:cs="Arial"/>
+        </w:rPr>
+      </w:pPr>
+    </w:p>
+    <w:p>
+      <w:pPr>
+        <w:pStyle w:val="Referenciasbiblio"/>
+        <w:rPr>
+          <w:rFonts w:cs="Arial"/>
+        </w:rPr>
+      </w:pPr>
+      <w:r>
+        <w:rPr>
+          <w:rFonts w:cs="Arial"/>
+        </w:rPr>
         <w:t xml:space="preserve">Nó y Ortega (2000). </w:t>
       </w:r>
       <w:r>
         <w:rPr>
+          <w:rFonts w:cs="Arial"/>
           <w:b/>
           <w:bCs w:val="0"/>
         </w:rPr>
         <w:t>La teoría de la flexibilidad cognitiva y su aplicación a los entornos hipermedia</w:t>
       </w:r>
       <w:r>
+        <w:rPr>
+          <w:rFonts w:cs="Arial"/>
+        </w:rPr>
         <w:t>. Fundación Universitaria Pontificia de Salamanca. Salamanca, España. Disponible en:</w:t>
       </w:r>
       <w:r>
+        <w:rPr>
+          <w:rFonts w:cs="Arial"/>
+        </w:rPr>
         <w:t xml:space="preserve"> </w:t>
       </w:r>
     </w:p>
@@ -2170,11 +2982,15 @@
       <w:pPr>
         <w:pStyle w:val="Referenciasbiblio"/>
         <w:ind w:firstLine="0"/>
+        <w:rPr>
+          <w:rFonts w:cs="Arial"/>
+        </w:rPr>
       </w:pPr>
       <w:hyperlink r:id="rId37" w:history="1">
         <w:r>
           <w:rPr>
             <w:rStyle w:val="Hipervnculo"/>
+            <w:rFonts w:cs="Arial"/>
             <w:color w:val="000000" w:themeColor="text1"/>
           </w:rPr>
           <w:t>https://idus.us.es/items/d4c6c5c9-7f58-427a-875c-87ddfbba9ba2</w:t>
@@ -2185,29 +3001,43 @@
       <w:pPr>
         <w:pStyle w:val="Referenciasbiblio"/>
         <w:spacing w:line="480" w:lineRule="auto"/>
-      </w:pPr>
-    </w:p>
-    <w:p>
-      <w:pPr>
-        <w:pStyle w:val="Referenciasbiblio"/>
-      </w:pPr>
-      <w:r>
+        <w:rPr>
+          <w:rFonts w:cs="Arial"/>
+        </w:rPr>
+      </w:pPr>
+    </w:p>
+    <w:p>
+      <w:pPr>
+        <w:pStyle w:val="Referenciasbiblio"/>
+        <w:rPr>
+          <w:rFonts w:cs="Arial"/>
+        </w:rPr>
+      </w:pPr>
+      <w:r>
+        <w:rPr>
+          <w:rFonts w:cs="Arial"/>
+        </w:rPr>
         <w:t>Ortiz (2015).</w:t>
       </w:r>
       <w:r>
         <w:rPr>
+          <w:rFonts w:cs="Arial"/>
           <w:b/>
           <w:bCs w:val="0"/>
         </w:rPr>
         <w:t xml:space="preserve"> El constructivismo como teoría y método de enseñanza</w:t>
       </w:r>
       <w:r>
+        <w:rPr>
+          <w:rFonts w:cs="Arial"/>
+        </w:rPr>
         <w:t xml:space="preserve">. Sophia, Colección de Filosofía de la Educación. (19), 93-110. Cuenca, Ecuador. Disponible en: </w:t>
       </w:r>
       <w:hyperlink r:id="rId38" w:history="1">
         <w:r>
           <w:rPr>
             <w:rStyle w:val="Hipervnculo"/>
+            <w:rFonts w:cs="Arial"/>
             <w:color w:val="000000" w:themeColor="text1"/>
           </w:rPr>
           <w:t>https://www.redalyc.org/articulo.oa?id=441846096005</w:t>
@@ -2218,38 +3048,61 @@
       <w:pPr>
         <w:pStyle w:val="Referenciasbiblio"/>
         <w:spacing w:line="480" w:lineRule="auto"/>
-      </w:pPr>
-    </w:p>
-    <w:p>
-      <w:pPr>
-        <w:pStyle w:val="Referenciasbiblio"/>
-      </w:pPr>
-      <w:r>
+        <w:rPr>
+          <w:rFonts w:cs="Arial"/>
+        </w:rPr>
+      </w:pPr>
+    </w:p>
+    <w:p>
+      <w:pPr>
+        <w:pStyle w:val="Referenciasbiblio"/>
+        <w:rPr>
+          <w:rFonts w:cs="Arial"/>
+        </w:rPr>
+      </w:pPr>
+      <w:r>
+        <w:rPr>
+          <w:rFonts w:cs="Arial"/>
+        </w:rPr>
         <w:t>Ramírez y Salcedo (2025).</w:t>
       </w:r>
       <w:r>
+        <w:rPr>
+          <w:rFonts w:cs="Arial"/>
+        </w:rPr>
         <w:t xml:space="preserve"> </w:t>
       </w:r>
       <w:r>
         <w:rPr>
+          <w:rFonts w:cs="Arial"/>
           <w:b/>
           <w:bCs w:val="0"/>
         </w:rPr>
         <w:t>La falta de generación de relevo docente, un daño colateral de la crisis venezolana</w:t>
       </w:r>
       <w:r>
+        <w:rPr>
+          <w:rFonts w:cs="Arial"/>
+        </w:rPr>
         <w:t>.</w:t>
       </w:r>
       <w:r>
+        <w:rPr>
+          <w:rFonts w:cs="Arial"/>
+        </w:rPr>
         <w:t xml:space="preserve"> European Public &amp; Social Innovation Review. 11, 1-16. </w:t>
       </w:r>
       <w:r>
+        <w:rPr>
+          <w:rFonts w:cs="Arial"/>
+        </w:rPr>
         <w:t xml:space="preserve">Disponible en: </w:t>
       </w:r>
       <w:hyperlink r:id="rId39" w:history="1">
         <w:r>
           <w:rPr>
             <w:rStyle w:val="Hipervnculo"/>
+            <w:rFonts w:cs="Arial"/>
             <w:color w:val="000000" w:themeColor="text1"/>
           </w:rPr>
           <w:t>https://epsir.net/index.php/epsir/article/view/1974</w:t>
@@ -2260,26 +3113,42 @@
       <w:pPr>
         <w:pStyle w:val="Referenciasbiblio"/>
         <w:spacing w:line="480" w:lineRule="auto"/>
-      </w:pPr>
-    </w:p>
-    <w:p>
-      <w:pPr>
-        <w:pStyle w:val="Referenciasbiblio"/>
-      </w:pPr>
-      <w:r>
+        <w:rPr>
+          <w:rFonts w:cs="Arial"/>
+        </w:rPr>
+      </w:pPr>
+    </w:p>
+    <w:p>
+      <w:pPr>
+        <w:pStyle w:val="Referenciasbiblio"/>
+        <w:rPr>
+          <w:rFonts w:cs="Arial"/>
+        </w:rPr>
+      </w:pPr>
+      <w:r>
+        <w:rPr>
+          <w:rFonts w:cs="Arial"/>
+        </w:rPr>
         <w:t xml:space="preserve">Salas y Martínez (2025), </w:t>
       </w:r>
       <w:r>
         <w:rPr>
+          <w:rFonts w:cs="Arial"/>
           <w:b/>
           <w:bCs w:val="0"/>
         </w:rPr>
         <w:t xml:space="preserve">Informe Sistema de Evaluación de Conocimientos en Línea SECEL Diciembre 2024. </w:t>
       </w:r>
       <w:r>
+        <w:rPr>
+          <w:rFonts w:cs="Arial"/>
+        </w:rPr>
         <w:t>Universidad Católica Andrés Bello. Caracas, Venezuela.</w:t>
       </w:r>
       <w:r>
+        <w:rPr>
+          <w:rFonts w:cs="Arial"/>
+        </w:rPr>
         <w:t xml:space="preserve"> Disponible en: </w:t>
       </w:r>
     </w:p>
@@ -2287,11 +3156,15 @@
       <w:pPr>
         <w:pStyle w:val="Referenciasbiblio"/>
         <w:ind w:firstLine="0"/>
+        <w:rPr>
+          <w:rFonts w:cs="Arial"/>
+        </w:rPr>
       </w:pPr>
       <w:hyperlink r:id="rId40" w:history="1">
         <w:r>
           <w:rPr>
             <w:rStyle w:val="Hipervnculo"/>
+            <w:rFonts w:cs="Arial"/>
             <w:color w:val="000000" w:themeColor="text1"/>
           </w:rPr>
           <w:t>https://educacion.ucab.edu.ve/wp-content/uploads/sites/17/2025/04/InformeSECELAbril2025.pdf</w:t>
@@ -2303,27 +3176,29 @@
         <w:pStyle w:val="Referenciasbiblio"/>
         <w:spacing w:line="480" w:lineRule="auto"/>
         <w:ind w:firstLine="0"/>
-      </w:pPr>
-    </w:p>
-    <w:p>
-      <w:pPr>
-        <w:pStyle w:val="Referenciasbiblio"/>
-      </w:pPr>
-      <w:r>
-        <w:rPr>
+        <w:rPr>
+          <w:rFonts w:cs="Arial"/>
+        </w:rPr>
+      </w:pPr>
+    </w:p>
+    <w:p>
+      <w:pPr>
+        <w:pStyle w:val="Referenciasbiblio"/>
+        <w:rPr>
+          <w:rFonts w:cs="Arial"/>
+        </w:rPr>
+      </w:pPr>
+      <w:r>
+        <w:rPr>
+          <w:rFonts w:cs="Arial"/>
           <w:lang w:val="en-US"/>
         </w:rPr>
         <w:lastRenderedPageBreak/>
-        <w:t>Spiro, Coulson, Fe</w:t>
-      </w:r>
-      <w:r>
-        <w:rPr>
-          <w:lang w:val="en-US"/>
-        </w:rPr>
-        <w:t xml:space="preserve">ltovich y Anderson (1988). </w:t>
-      </w:r>
-      <w:r>
-        <w:rPr>
+        <w:t xml:space="preserve">Spiro, Coulson, Feltovich y Anderson (1988). </w:t>
+      </w:r>
+      <w:r>
+        <w:rPr>
+          <w:rFonts w:cs="Arial"/>
           <w:b/>
           <w:bCs w:val="0"/>
           <w:lang w:val="en-US"/>
@@ -2332,17 +3207,22 @@
       </w:r>
       <w:r>
         <w:rPr>
+          <w:rFonts w:cs="Arial"/>
           <w:lang w:val="en-US"/>
         </w:rPr>
         <w:t>. Center for the Study of Reading, University of Illinois at Urbana-Champaign.</w:t>
       </w:r>
       <w:r>
         <w:rPr>
+          <w:rFonts w:cs="Arial"/>
           <w:lang w:val="en-US"/>
         </w:rPr>
         <w:t xml:space="preserve"> </w:t>
       </w:r>
       <w:r>
+        <w:rPr>
+          <w:rFonts w:cs="Arial"/>
+        </w:rPr>
         <w:t>Disponible en:</w:t>
       </w:r>
     </w:p>
@@ -2351,6 +3231,7 @@
         <w:pStyle w:val="Referenciasbiblio"/>
         <w:ind w:firstLine="0"/>
         <w:rPr>
+          <w:rFonts w:cs="Arial"/>
           <w:u w:val="single"/>
         </w:rPr>
       </w:pPr>
@@ -2358,6 +3239,7 @@
         <w:r>
           <w:rPr>
             <w:rStyle w:val="Hipervnculo"/>
+            <w:rFonts w:cs="Arial"/>
           </w:rPr>
           <w:t>https://www.ideals.illinois.edu/items/18096</w:t>
         </w:r>
@@ -2369,6 +3251,7 @@
         <w:spacing w:line="480" w:lineRule="auto"/>
         <w:ind w:left="0" w:firstLine="0"/>
         <w:rPr>
+          <w:rFonts w:cs="Arial"/>
           <w:u w:val="single"/>
         </w:rPr>
       </w:pPr>
@@ -2376,27 +3259,46 @@
     <w:p>
       <w:pPr>
         <w:pStyle w:val="Referenciasbiblio"/>
-      </w:pPr>
-      <w:r>
+        <w:rPr>
+          <w:rFonts w:cs="Arial"/>
+        </w:rPr>
+      </w:pPr>
+      <w:r>
+        <w:rPr>
+          <w:rFonts w:cs="Arial"/>
+        </w:rPr>
         <w:t xml:space="preserve">Stover, Bruno, Uriel, y Fernández (2017). </w:t>
       </w:r>
       <w:r>
         <w:rPr>
+          <w:rFonts w:cs="Arial"/>
           <w:b/>
           <w:bCs w:val="0"/>
         </w:rPr>
         <w:t>Teoría de la Autodeterminación: una revisión teórica</w:t>
       </w:r>
       <w:r>
+        <w:rPr>
+          <w:rFonts w:cs="Arial"/>
+        </w:rPr>
         <w:t>. Universidad Nacional de Mar del Plata</w:t>
       </w:r>
       <w:r>
+        <w:rPr>
+          <w:rFonts w:cs="Arial"/>
+        </w:rPr>
         <w:t>. 14(2), 105-115.</w:t>
       </w:r>
       <w:r>
+        <w:rPr>
+          <w:rFonts w:cs="Arial"/>
+        </w:rPr>
         <w:t xml:space="preserve"> Mar de Plata, Argentina</w:t>
       </w:r>
       <w:r>
+        <w:rPr>
+          <w:rFonts w:cs="Arial"/>
+        </w:rPr>
         <w:t>. Disponible en:</w:t>
       </w:r>
     </w:p>
@@ -2404,11 +3306,15 @@
       <w:pPr>
         <w:pStyle w:val="Referenciasbiblio"/>
         <w:ind w:firstLine="0"/>
+        <w:rPr>
+          <w:rFonts w:cs="Arial"/>
+        </w:rPr>
       </w:pPr>
       <w:hyperlink r:id="rId42" w:history="1">
         <w:r>
           <w:rPr>
             <w:rStyle w:val="Hipervnculo"/>
+            <w:rFonts w:cs="Arial"/>
             <w:color w:val="000000" w:themeColor="text1"/>
           </w:rPr>
           <w:t>https://dialnet.unirioja.es/servlet/articulo?codigo=6224835</w:t>
@@ -2419,18 +3325,28 @@
       <w:pPr>
         <w:pStyle w:val="Referenciasbiblio"/>
         <w:spacing w:line="480" w:lineRule="auto"/>
+        <w:rPr>
+          <w:rFonts w:cs="Arial"/>
+        </w:rPr>
       </w:pPr>
     </w:p>
     <w:p>
       <w:pPr>
         <w:pStyle w:val="Referenciasbiblio"/>
         <w:jc w:val="left"/>
-      </w:pPr>
-      <w:r>
+        <w:rPr>
+          <w:rFonts w:cs="Arial"/>
+        </w:rPr>
+      </w:pPr>
+      <w:r>
+        <w:rPr>
+          <w:rFonts w:cs="Arial"/>
+        </w:rPr>
         <w:t xml:space="preserve">Sweller (1988). </w:t>
       </w:r>
       <w:r>
         <w:rPr>
+          <w:rFonts w:cs="Arial"/>
           <w:b/>
           <w:bCs w:val="0"/>
           <w:lang w:val="en-US"/>
@@ -2439,26 +3355,28 @@
       </w:r>
       <w:r>
         <w:rPr>
+          <w:rFonts w:cs="Arial"/>
           <w:lang w:val="en-US"/>
         </w:rPr>
         <w:t xml:space="preserve">. </w:t>
       </w:r>
       <w:r>
-        <w:t>Cognitive Science, 12(2), 257-285.</w:t>
-      </w:r>
-      <w:r>
-        <w:t xml:space="preserve"> Disponible en</w:t>
-      </w:r>
-      <w:r>
-        <w:t>:</w:t>
-      </w:r>
-      <w:r>
-        <w:t xml:space="preserve"> </w:t>
+        <w:rPr>
+          <w:rFonts w:cs="Arial"/>
+        </w:rPr>
+        <w:t>Cognitive Science, 12(2), 257-285. Disponible en</w:t>
+      </w:r>
+      <w:r>
+        <w:rPr>
+          <w:rFonts w:cs="Arial"/>
+        </w:rPr>
+        <w:t xml:space="preserve">: </w:t>
       </w:r>
       <w:hyperlink r:id="rId43" w:history="1">
         <w:r>
           <w:rPr>
             <w:rStyle w:val="Hipervnculo"/>
+            <w:rFonts w:cs="Arial"/>
             <w:color w:val="000000" w:themeColor="text1"/>
           </w:rPr>
           <w:t>https://onlinelibrary.wiley.com/doi/10.1207/s15516709cog1202_4</w:t>
@@ -2469,56 +3387,97 @@
       <w:pPr>
         <w:pStyle w:val="Referenciasbiblio"/>
         <w:spacing w:line="480" w:lineRule="auto"/>
-      </w:pPr>
-    </w:p>
-    <w:p>
-      <w:pPr>
-        <w:pStyle w:val="Referenciasbiblio"/>
-      </w:pPr>
-      <w:r>
+        <w:rPr>
+          <w:rFonts w:cs="Arial"/>
+        </w:rPr>
+      </w:pPr>
+    </w:p>
+    <w:p>
+      <w:pPr>
+        <w:pStyle w:val="Referenciasbiblio"/>
+        <w:rPr>
+          <w:rFonts w:cs="Arial"/>
+        </w:rPr>
+      </w:pPr>
+      <w:r>
+        <w:rPr>
+          <w:rFonts w:cs="Arial"/>
+        </w:rPr>
         <w:t>Velastegui, Tagua, Mira</w:t>
       </w:r>
       <w:r>
+        <w:rPr>
+          <w:rFonts w:cs="Arial"/>
+        </w:rPr>
         <w:t>nda</w:t>
       </w:r>
       <w:r>
+        <w:rPr>
+          <w:rFonts w:cs="Arial"/>
+        </w:rPr>
         <w:t>, y Muyulema</w:t>
       </w:r>
       <w:r>
+        <w:rPr>
+          <w:rFonts w:cs="Arial"/>
+        </w:rPr>
         <w:t xml:space="preserve"> </w:t>
       </w:r>
       <w:r>
+        <w:rPr>
+          <w:rFonts w:cs="Arial"/>
+        </w:rPr>
         <w:t xml:space="preserve">(2024). </w:t>
       </w:r>
       <w:r>
         <w:rPr>
+          <w:rFonts w:cs="Arial"/>
           <w:b/>
           <w:bCs w:val="0"/>
         </w:rPr>
         <w:t>Análisis de la relación entre el uso de tecnologías educativas y el rendimiento académico de los estudiantes universitarios</w:t>
       </w:r>
       <w:r>
+        <w:rPr>
+          <w:rFonts w:cs="Arial"/>
+        </w:rPr>
         <w:t>. 593 Digital Publisher CEIT</w:t>
       </w:r>
       <w:r>
+        <w:rPr>
+          <w:rFonts w:cs="Arial"/>
+        </w:rPr>
         <w:t>.</w:t>
       </w:r>
       <w:r>
+        <w:rPr>
+          <w:rFonts w:cs="Arial"/>
+        </w:rPr>
         <w:t xml:space="preserve"> 9(4-1), 184-195. </w:t>
       </w:r>
       <w:r>
+        <w:rPr>
+          <w:rFonts w:cs="Arial"/>
+        </w:rPr>
         <w:t>Ambato, Ecuador</w:t>
       </w:r>
       <w:r>
+        <w:rPr>
+          <w:rFonts w:cs="Arial"/>
+        </w:rPr>
         <w:t>.</w:t>
       </w:r>
       <w:r>
+        <w:rPr>
+          <w:rFonts w:cs="Arial"/>
+        </w:rPr>
         <w:t xml:space="preserve"> Disponible en: </w:t>
       </w:r>
       <w:hyperlink r:id="rId44" w:history="1">
         <w:r>
           <w:rPr>
             <w:rStyle w:val="Hipervnculo"/>
+            <w:rFonts w:cs="Arial"/>
             <w:color w:val="000000" w:themeColor="text1"/>
           </w:rPr>
           <w:t>https://dialnet.unirioja.es/servlet/articulo?codigo=9676175</w:t>
@@ -2529,41 +3488,72 @@
       <w:pPr>
         <w:pStyle w:val="Referenciasbiblio"/>
         <w:spacing w:line="480" w:lineRule="auto"/>
-      </w:pPr>
-    </w:p>
-    <w:p>
-      <w:pPr>
-        <w:pStyle w:val="Referenciasbiblio"/>
-      </w:pPr>
-      <w:r>
+        <w:rPr>
+          <w:rFonts w:cs="Arial"/>
+        </w:rPr>
+      </w:pPr>
+    </w:p>
+    <w:p>
+      <w:pPr>
+        <w:pStyle w:val="Referenciasbiblio"/>
+        <w:rPr>
+          <w:rFonts w:cs="Arial"/>
+        </w:rPr>
+      </w:pPr>
+      <w:r>
+        <w:rPr>
+          <w:rFonts w:cs="Arial"/>
+        </w:rPr>
         <w:t xml:space="preserve">Villamar y Sánchez (2024). </w:t>
       </w:r>
       <w:r>
         <w:rPr>
+          <w:rFonts w:cs="Arial"/>
           <w:b/>
           <w:bCs w:val="0"/>
         </w:rPr>
         <w:t>Explorando las bases pedagógicas de la gamificación como enfoque metodológico en la enseñanza superior</w:t>
       </w:r>
       <w:r>
+        <w:rPr>
+          <w:rFonts w:cs="Arial"/>
+        </w:rPr>
         <w:t>.</w:t>
       </w:r>
       <w:r>
+        <w:rPr>
+          <w:rFonts w:cs="Arial"/>
+        </w:rPr>
         <w:t xml:space="preserve"> Educación</w:t>
       </w:r>
       <w:r>
+        <w:rPr>
+          <w:rFonts w:cs="Arial"/>
+        </w:rPr>
         <w:t xml:space="preserve">. </w:t>
       </w:r>
       <w:r>
+        <w:rPr>
+          <w:rFonts w:cs="Arial"/>
+        </w:rPr>
         <w:t xml:space="preserve">33(65), 166-188. </w:t>
       </w:r>
       <w:r>
+        <w:rPr>
+          <w:rFonts w:cs="Arial"/>
+        </w:rPr>
         <w:t>Lima, Perú</w:t>
       </w:r>
       <w:r>
+        <w:rPr>
+          <w:rFonts w:cs="Arial"/>
+        </w:rPr>
         <w:t>.</w:t>
       </w:r>
       <w:r>
+        <w:rPr>
+          <w:rFonts w:cs="Arial"/>
+        </w:rPr>
         <w:t xml:space="preserve"> Disponible en: </w:t>
       </w:r>
     </w:p>
@@ -2571,11 +3561,15 @@
       <w:pPr>
         <w:pStyle w:val="Referenciasbiblio"/>
         <w:ind w:firstLine="0"/>
+        <w:rPr>
+          <w:rFonts w:cs="Arial"/>
+        </w:rPr>
       </w:pPr>
       <w:hyperlink r:id="rId45" w:history="1">
         <w:r>
           <w:rPr>
             <w:rStyle w:val="Hipervnculo"/>
+            <w:rFonts w:cs="Arial"/>
             <w:color w:val="000000" w:themeColor="text1"/>
           </w:rPr>
           <w:t>https://revistas.pucp.edu.pe/index.php/educacion/article/view/29664</w:t>
@@ -2587,6 +3581,9 @@
         <w:pStyle w:val="Referenciasbiblio"/>
         <w:spacing w:line="480" w:lineRule="auto"/>
         <w:ind w:left="0" w:firstLine="0"/>
+        <w:rPr>
+          <w:rFonts w:cs="Arial"/>
+        </w:rPr>
       </w:pPr>
     </w:p>
     <w:p>
@@ -2594,12 +3591,14 @@
         <w:pStyle w:val="Referenciasbiblio"/>
         <w:ind w:left="0" w:firstLine="0"/>
         <w:rPr>
+          <w:rFonts w:cs="Arial"/>
           <w:b/>
           <w:bCs w:val="0"/>
         </w:rPr>
       </w:pPr>
       <w:r>
         <w:rPr>
+          <w:rFonts w:cs="Arial"/>
           <w:b/>
           <w:bCs w:val="0"/>
         </w:rPr>
@@ -2611,23 +3610,36 @@
         <w:pStyle w:val="Referenciasbiblio"/>
         <w:spacing w:line="480" w:lineRule="auto"/>
         <w:ind w:left="0" w:firstLine="0"/>
-      </w:pPr>
-    </w:p>
-    <w:p>
-      <w:pPr>
-        <w:pStyle w:val="Referenciasbiblio"/>
-      </w:pPr>
-      <w:r>
+        <w:rPr>
+          <w:rFonts w:cs="Arial"/>
+        </w:rPr>
+      </w:pPr>
+    </w:p>
+    <w:p>
+      <w:pPr>
+        <w:pStyle w:val="Referenciasbiblio"/>
+        <w:rPr>
+          <w:rFonts w:cs="Arial"/>
+        </w:rPr>
+      </w:pPr>
+      <w:r>
+        <w:rPr>
+          <w:rFonts w:cs="Arial"/>
+        </w:rPr>
         <w:t xml:space="preserve">Martínez y Salas (2023), </w:t>
       </w:r>
       <w:r>
         <w:rPr>
+          <w:rFonts w:cs="Arial"/>
           <w:b/>
           <w:bCs w:val="0"/>
         </w:rPr>
         <w:t xml:space="preserve">Presentación Informe SECEL Líneas de Conocimiento 2022 – 2023. </w:t>
       </w:r>
       <w:r>
+        <w:rPr>
+          <w:rFonts w:cs="Arial"/>
+        </w:rPr>
         <w:t xml:space="preserve">Universidad Católica Andrés Bello. Caracas, Venezuela. Disponible en: </w:t>
       </w:r>
     </w:p>
@@ -2635,11 +3647,15 @@
       <w:pPr>
         <w:pStyle w:val="Referenciasbiblio"/>
         <w:ind w:firstLine="0"/>
+        <w:rPr>
+          <w:rFonts w:cs="Arial"/>
+        </w:rPr>
       </w:pPr>
       <w:hyperlink r:id="rId46" w:history="1">
         <w:r>
           <w:rPr>
             <w:rStyle w:val="Hipervnculo"/>
+            <w:rFonts w:cs="Arial"/>
             <w:color w:val="000000" w:themeColor="text1"/>
           </w:rPr>
           <w:t>https://elucabista.com/wp-content/uploads/2023/11/PresentacionResultadosNoviembre2023.pdf</w:t>
@@ -2651,38 +3667,61 @@
         <w:pStyle w:val="Referenciasbiblio"/>
         <w:spacing w:line="480" w:lineRule="auto"/>
         <w:ind w:firstLine="0"/>
-      </w:pPr>
-    </w:p>
-    <w:p>
-      <w:pPr>
-        <w:pStyle w:val="Referenciasbiblio"/>
-      </w:pPr>
-      <w:r>
+        <w:rPr>
+          <w:rFonts w:cs="Arial"/>
+        </w:rPr>
+      </w:pPr>
+    </w:p>
+    <w:p>
+      <w:pPr>
+        <w:pStyle w:val="Referenciasbiblio"/>
+        <w:rPr>
+          <w:rFonts w:cs="Arial"/>
+        </w:rPr>
+      </w:pPr>
+      <w:r>
+        <w:rPr>
+          <w:rFonts w:cs="Arial"/>
+        </w:rPr>
         <w:t xml:space="preserve">Rojas, I. (2023). </w:t>
       </w:r>
       <w:r>
         <w:rPr>
+          <w:rFonts w:cs="Arial"/>
           <w:b/>
           <w:bCs w:val="0"/>
         </w:rPr>
         <w:t>Maestros en recesión: La crisis de la profesión docente en Venezuela</w:t>
       </w:r>
       <w:r>
+        <w:rPr>
+          <w:rFonts w:cs="Arial"/>
+        </w:rPr>
         <w:t>. Prodavinci</w:t>
       </w:r>
       <w:r>
+        <w:rPr>
+          <w:rFonts w:cs="Arial"/>
+        </w:rPr>
         <w:t>, Caracas, Venezuela</w:t>
       </w:r>
       <w:r>
+        <w:rPr>
+          <w:rFonts w:cs="Arial"/>
+        </w:rPr>
         <w:t>.</w:t>
       </w:r>
       <w:r>
+        <w:rPr>
+          <w:rFonts w:cs="Arial"/>
+        </w:rPr>
         <w:t xml:space="preserve"> Disponible en: </w:t>
       </w:r>
       <w:hyperlink r:id="rId47" w:history="1">
         <w:r>
           <w:rPr>
             <w:rStyle w:val="Hipervnculo"/>
+            <w:rFonts w:cs="Arial"/>
             <w:color w:val="000000" w:themeColor="text1"/>
           </w:rPr>
           <w:t>https://maestrosenrecesion.prodavinci.com/</w:t>
@@ -2692,33 +3731,47 @@
     <w:p>
       <w:pPr>
         <w:pStyle w:val="Referenciasbiblio"/>
-      </w:pPr>
-    </w:p>
-    <w:p>
-      <w:pPr>
-        <w:pStyle w:val="Referenciasbiblio"/>
-      </w:pPr>
-    </w:p>
-    <w:p>
-      <w:pPr>
-        <w:pStyle w:val="Referenciasbiblio"/>
-      </w:pPr>
-    </w:p>
-    <w:p>
-      <w:pPr>
-        <w:pStyle w:val="Referenciasbiblio"/>
-      </w:pPr>
-    </w:p>
-    <w:p>
-      <w:pPr>
-        <w:pStyle w:val="Referenciasbiblio"/>
-        <w:rPr>
+        <w:rPr>
+          <w:rFonts w:cs="Arial"/>
+        </w:rPr>
+      </w:pPr>
+    </w:p>
+    <w:p>
+      <w:pPr>
+        <w:pStyle w:val="Referenciasbiblio"/>
+        <w:rPr>
+          <w:rFonts w:cs="Arial"/>
+        </w:rPr>
+      </w:pPr>
+    </w:p>
+    <w:p>
+      <w:pPr>
+        <w:pStyle w:val="Referenciasbiblio"/>
+        <w:rPr>
+          <w:rFonts w:cs="Arial"/>
+        </w:rPr>
+      </w:pPr>
+    </w:p>
+    <w:p>
+      <w:pPr>
+        <w:pStyle w:val="Referenciasbiblio"/>
+        <w:rPr>
+          <w:rFonts w:cs="Arial"/>
+        </w:rPr>
+      </w:pPr>
+    </w:p>
+    <w:p>
+      <w:pPr>
+        <w:pStyle w:val="Referenciasbiblio"/>
+        <w:rPr>
+          <w:rFonts w:cs="Arial"/>
           <w:b/>
           <w:bCs w:val="0"/>
         </w:rPr>
       </w:pPr>
       <w:r>
         <w:rPr>
+          <w:rFonts w:cs="Arial"/>
           <w:b/>
           <w:bCs w:val="0"/>
         </w:rPr>
@@ -2731,6 +3784,7 @@
         <w:pStyle w:val="Referenciasbiblio"/>
         <w:spacing w:line="480" w:lineRule="auto"/>
         <w:rPr>
+          <w:rFonts w:cs="Arial"/>
           <w:b/>
           <w:bCs w:val="0"/>
         </w:rPr>
@@ -2739,29 +3793,42 @@
     <w:p>
       <w:pPr>
         <w:pStyle w:val="Referenciasbiblio"/>
+        <w:rPr>
+          <w:rFonts w:cs="Arial"/>
+        </w:rPr>
         <w:sectPr>
           <w:headerReference w:type="default" r:id="rId48"/>
           <w:pgSz w:w="12240" w:h="15840"/>
           <w:pgMar w:top="1417" w:right="1701" w:bottom="1417" w:left="1701" w:header="708" w:footer="708" w:gutter="0"/>
-          <w:pgNumType w:start="132"/>
+          <w:pgNumType w:start="134"/>
           <w:cols w:space="708"/>
           <w:docGrid w:linePitch="360"/>
         </w:sectPr>
       </w:pPr>
       <w:r>
+        <w:rPr>
+          <w:rFonts w:cs="Arial"/>
+        </w:rPr>
         <w:t xml:space="preserve">República Bolivariana de Venezuela. (2025). </w:t>
       </w:r>
       <w:r>
         <w:rPr>
+          <w:rFonts w:cs="Arial"/>
           <w:b/>
           <w:bCs w:val="0"/>
         </w:rPr>
         <w:t>Plan de la Patria: Proyecto Nacional Simón Bolívar, Tercer Plan Socialista de Desarrollo Económico y Social de la Nación 2025–2031</w:t>
       </w:r>
       <w:r>
+        <w:rPr>
+          <w:rFonts w:cs="Arial"/>
+        </w:rPr>
         <w:t>. Gaceta Oficial de la República Bolivariana de Venezuela</w:t>
       </w:r>
       <w:r>
+        <w:rPr>
+          <w:rFonts w:cs="Arial"/>
+        </w:rPr>
         <w:t>.</w:t>
       </w:r>
     </w:p>
@@ -3005,7 +4072,7 @@
                   <o:lock v:ext="edit" aspectratio="t"/>
                 </v:shapetype>
                 <v:shape id="Imagen 2" o:spid="_x0000_s1027" type="#_x0000_t75" alt="Descripción: LOGO URBE 2012 DEFINITIVO-01" style="position:absolute;left:2268;top:6021;width:3000;height:2340;visibility:visible;mso-wrap-style:square" o:gfxdata="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">
-                  <v:imagedata r:id="rId50" o:title=" LOGO URBE 2012 DEFINITIVO-01" chromakey="#fffffe" blacklevel="-3932f"/>
+                  <v:imagedata r:id="rId55" o:title=" LOGO URBE 2012 DEFINITIVO-01" chromakey="#fffffe" blacklevel="-3932f"/>
                 </v:shape>
                 <v:line id="Line 19" o:spid="_x0000_s1028" style="position:absolute;visibility:visible;mso-wrap-style:square" from="2268,8198" to="10548,8198" o:connectortype="straight" o:gfxdata="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" strokeweight="3pt">
                   <v:stroke linestyle="thinThin"/>
@@ -3157,6 +4224,19 @@
     <w:p>
       <w:pPr>
         <w:spacing w:line="360" w:lineRule="auto"/>
+      </w:pPr>
+    </w:p>
+    <w:p>
+      <w:pPr>
+        <w:sectPr>
+          <w:headerReference w:type="default" r:id="rId56"/>
+          <w:footerReference w:type="default" r:id="rId57"/>
+          <w:pgSz w:w="12240" w:h="15840"/>
+          <w:pgMar w:top="1417" w:right="1701" w:bottom="1417" w:left="1701" w:header="708" w:footer="708" w:gutter="0"/>
+          <w:pgNumType w:start="144"/>
+          <w:cols w:space="708"/>
+          <w:docGrid w:linePitch="360"/>
+        </w:sectPr>
       </w:pPr>
     </w:p>
     <w:p/>
@@ -3380,7 +4460,7 @@
             <w:pict>
               <v:group w14:anchorId="50CAA474" id="Group 17" o:spid="_x0000_s1026" style="position:absolute;margin-left:-4.45pt;margin-top:9.2pt;width:450.2pt;height:127.25pt;z-index:251661312" coordorigin="2268,6021" coordsize="8280,2340" o:gfxdata="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">
                 <v:shape id="Imagen 2" o:spid="_x0000_s1027" type="#_x0000_t75" alt="Descripción: LOGO URBE 2012 DEFINITIVO-01" style="position:absolute;left:2268;top:6021;width:3000;height:2340;visibility:visible;mso-wrap-style:square" o:gfxdata="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">
-                  <v:imagedata r:id="rId50" o:title=" LOGO URBE 2012 DEFINITIVO-01" chromakey="#fffffe" blacklevel="-3932f"/>
+                  <v:imagedata r:id="rId55" o:title=" LOGO URBE 2012 DEFINITIVO-01" chromakey="#fffffe" blacklevel="-3932f"/>
                 </v:shape>
                 <v:line id="Line 19" o:spid="_x0000_s1028" style="position:absolute;visibility:visible;mso-wrap-style:square" from="2268,8198" to="10548,8198" o:connectortype="straight" o:gfxdata="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" strokeweight="3pt">
                   <v:stroke linestyle="thinThin"/>
@@ -3558,6 +4638,28 @@
           <w:bCs/>
           <w:lang w:val="es-MX"/>
         </w:rPr>
+        <w:sectPr>
+          <w:headerReference w:type="default" r:id="rId58"/>
+          <w:footerReference w:type="default" r:id="rId59"/>
+          <w:type w:val="continuous"/>
+          <w:pgSz w:w="12240" w:h="15840"/>
+          <w:pgMar w:top="1417" w:right="1701" w:bottom="1417" w:left="1701" w:header="708" w:footer="708" w:gutter="0"/>
+          <w:pgNumType w:start="144"/>
+          <w:cols w:space="708"/>
+          <w:docGrid w:linePitch="360"/>
+        </w:sectPr>
+      </w:pPr>
+    </w:p>
+    <w:p>
+      <w:pPr>
+        <w:spacing w:after="0" w:line="480" w:lineRule="auto"/>
+        <w:jc w:val="center"/>
+        <w:rPr>
+          <w:rFonts w:ascii="Arial" w:hAnsi="Arial" w:cs="Arial"/>
+          <w:b/>
+          <w:bCs/>
+          <w:lang w:val="es-MX"/>
+        </w:rPr>
       </w:pPr>
       <w:r>
         <w:rPr>
@@ -3600,7 +4702,16 @@
           <w:bCs/>
           <w:lang w:val="es-MX"/>
         </w:rPr>
-        <w:t>CUESTIONARIO</w:t>
+        <w:t>CUESTIONARI</w:t>
+      </w:r>
+      <w:r>
+        <w:rPr>
+          <w:rFonts w:ascii="Arial" w:hAnsi="Arial" w:cs="Arial"/>
+          <w:b/>
+          <w:bCs/>
+          <w:lang w:val="es-MX"/>
+        </w:rPr>
+        <w:t>O</w:t>
       </w:r>
     </w:p>
     <w:p>
@@ -4887,6 +5998,19 @@
         </w:rPr>
         <w:t>.</w:t>
       </w:r>
+    </w:p>
+    <w:p>
+      <w:pPr>
+        <w:sectPr>
+          <w:headerReference w:type="default" r:id="rId60"/>
+          <w:type w:val="continuous"/>
+          <w:pgSz w:w="12240" w:h="15840"/>
+          <w:pgMar w:top="1417" w:right="1701" w:bottom="1417" w:left="1701" w:header="708" w:footer="708" w:gutter="0"/>
+          <w:pgNumType w:start="147"/>
+          <w:cols w:space="708"/>
+          <w:docGrid w:linePitch="360"/>
+        </w:sectPr>
+      </w:pPr>
     </w:p>
     <w:p/>
     <w:p>
@@ -5128,7 +6252,7 @@
                   <o:lock v:ext="edit" aspectratio="t"/>
                 </v:shapetype>
                 <v:shape id="Imagen 2" o:spid="_x0000_s1027" type="#_x0000_t75" alt="Descripción: LOGO URBE 2012 DEFINITIVO-01" style="position:absolute;left:2268;top:6021;width:3000;height:2340;visibility:visible;mso-wrap-style:square" o:gfxdata="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">
-                  <v:imagedata r:id="rId51" o:title=" LOGO URBE 2012 DEFINITIVO-01" chromakey="#fffffe" blacklevel="-3932f"/>
+                  <v:imagedata r:id="rId61" o:title=" LOGO URBE 2012 DEFINITIVO-01" chromakey="#fffffe" blacklevel="-3932f"/>
                 </v:shape>
                 <v:line id="Line 19" o:spid="_x0000_s1028" style="position:absolute;visibility:visible;mso-wrap-style:square" from="2268,8198" to="10548,8198" o:connectortype="straight" o:gfxdata="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" strokeweight="3pt">
                   <v:stroke linestyle="thinThin"/>
@@ -5290,6 +6414,24 @@
           <w:rFonts w:ascii="Arial" w:hAnsi="Arial" w:cs="Arial"/>
           <w:noProof/>
         </w:rPr>
+      </w:pPr>
+    </w:p>
+    <w:p>
+      <w:pPr>
+        <w:spacing w:after="0" w:line="480" w:lineRule="auto"/>
+        <w:jc w:val="center"/>
+        <w:rPr>
+          <w:rFonts w:ascii="Arial" w:hAnsi="Arial" w:cs="Arial"/>
+        </w:rPr>
+        <w:sectPr>
+          <w:headerReference w:type="default" r:id="rId62"/>
+          <w:type w:val="continuous"/>
+          <w:pgSz w:w="12240" w:h="15840"/>
+          <w:pgMar w:top="1417" w:right="1701" w:bottom="1417" w:left="1701" w:header="708" w:footer="708" w:gutter="0"/>
+          <w:pgNumType w:start="144"/>
+          <w:cols w:space="708"/>
+          <w:docGrid w:linePitch="360"/>
+        </w:sectPr>
       </w:pPr>
     </w:p>
     <w:p>
@@ -5319,581 +6461,6 @@
                 <pic:pic xmlns:pic="http://schemas.openxmlformats.org/drawingml/2006/picture">
                   <pic:nvPicPr>
                     <pic:cNvPr id="889216228" name="Imagen 14"/>
-                    <pic:cNvPicPr/>
-                  </pic:nvPicPr>
-                  <pic:blipFill>
-                    <a:blip r:embed="rId52" cstate="print">
-                      <a:extLst>
-                        <a:ext uri="{28A0092B-C50C-407E-A947-70E740481C1C}">
-                          <a14:useLocalDpi xmlns:a14="http://schemas.microsoft.com/office/drawing/2010/main" val="0"/>
-                        </a:ext>
-                      </a:extLst>
-                    </a:blip>
-                    <a:stretch>
-                      <a:fillRect/>
-                    </a:stretch>
-                  </pic:blipFill>
-                  <pic:spPr>
-                    <a:xfrm>
-                      <a:off x="0" y="0"/>
-                      <a:ext cx="4319674" cy="2429817"/>
-                    </a:xfrm>
-                    <a:prstGeom prst="rect">
-                      <a:avLst/>
-                    </a:prstGeom>
-                    <a:ln w="12700">
-                      <a:solidFill>
-                        <a:schemeClr val="tx1"/>
-                      </a:solidFill>
-                    </a:ln>
-                  </pic:spPr>
-                </pic:pic>
-              </a:graphicData>
-            </a:graphic>
-          </wp:inline>
-        </w:drawing>
-      </w:r>
-      <w:r>
-        <w:rPr>
-          <w:rFonts w:ascii="Arial" w:hAnsi="Arial" w:cs="Arial"/>
-          <w:noProof/>
-        </w:rPr>
-        <w:drawing>
-          <wp:inline distT="0" distB="0" distL="0" distR="0" wp14:anchorId="25E41166" wp14:editId="607C30FC">
-            <wp:extent cx="4320000" cy="2429817"/>
-            <wp:effectExtent l="19050" t="19050" r="23495" b="27940"/>
-            <wp:docPr id="235375966" name="Imagen 15"/>
-            <wp:cNvGraphicFramePr>
-              <a:graphicFrameLocks xmlns:a="http://schemas.openxmlformats.org/drawingml/2006/main" noChangeAspect="1"/>
-            </wp:cNvGraphicFramePr>
-            <a:graphic xmlns:a="http://schemas.openxmlformats.org/drawingml/2006/main">
-              <a:graphicData uri="http://schemas.openxmlformats.org/drawingml/2006/picture">
-                <pic:pic xmlns:pic="http://schemas.openxmlformats.org/drawingml/2006/picture">
-                  <pic:nvPicPr>
-                    <pic:cNvPr id="235375966" name="Imagen 235375966"/>
-                    <pic:cNvPicPr/>
-                  </pic:nvPicPr>
-                  <pic:blipFill>
-                    <a:blip r:embed="rId53" cstate="print">
-                      <a:extLst>
-                        <a:ext uri="{28A0092B-C50C-407E-A947-70E740481C1C}">
-                          <a14:useLocalDpi xmlns:a14="http://schemas.microsoft.com/office/drawing/2010/main" val="0"/>
-                        </a:ext>
-                      </a:extLst>
-                    </a:blip>
-                    <a:stretch>
-                      <a:fillRect/>
-                    </a:stretch>
-                  </pic:blipFill>
-                  <pic:spPr>
-                    <a:xfrm>
-                      <a:off x="0" y="0"/>
-                      <a:ext cx="4320000" cy="2429817"/>
-                    </a:xfrm>
-                    <a:prstGeom prst="rect">
-                      <a:avLst/>
-                    </a:prstGeom>
-                    <a:ln w="12700">
-                      <a:solidFill>
-                        <a:schemeClr val="tx1"/>
-                      </a:solidFill>
-                    </a:ln>
-                  </pic:spPr>
-                </pic:pic>
-              </a:graphicData>
-            </a:graphic>
-          </wp:inline>
-        </w:drawing>
-      </w:r>
-      <w:r>
-        <w:rPr>
-          <w:rFonts w:ascii="Arial" w:hAnsi="Arial" w:cs="Arial"/>
-          <w:noProof/>
-        </w:rPr>
-        <w:drawing>
-          <wp:inline distT="0" distB="0" distL="0" distR="0" wp14:anchorId="01B86DA5" wp14:editId="12914B8E">
-            <wp:extent cx="4319674" cy="2429817"/>
-            <wp:effectExtent l="19050" t="19050" r="24130" b="27940"/>
-            <wp:docPr id="740383419" name="Imagen 16"/>
-            <wp:cNvGraphicFramePr>
-              <a:graphicFrameLocks xmlns:a="http://schemas.openxmlformats.org/drawingml/2006/main" noChangeAspect="1"/>
-            </wp:cNvGraphicFramePr>
-            <a:graphic xmlns:a="http://schemas.openxmlformats.org/drawingml/2006/main">
-              <a:graphicData uri="http://schemas.openxmlformats.org/drawingml/2006/picture">
-                <pic:pic xmlns:pic="http://schemas.openxmlformats.org/drawingml/2006/picture">
-                  <pic:nvPicPr>
-                    <pic:cNvPr id="740383419" name="Imagen 16"/>
-                    <pic:cNvPicPr/>
-                  </pic:nvPicPr>
-                  <pic:blipFill>
-                    <a:blip r:embed="rId54" cstate="print">
-                      <a:extLst>
-                        <a:ext uri="{28A0092B-C50C-407E-A947-70E740481C1C}">
-                          <a14:useLocalDpi xmlns:a14="http://schemas.microsoft.com/office/drawing/2010/main" val="0"/>
-                        </a:ext>
-                      </a:extLst>
-                    </a:blip>
-                    <a:stretch>
-                      <a:fillRect/>
-                    </a:stretch>
-                  </pic:blipFill>
-                  <pic:spPr>
-                    <a:xfrm>
-                      <a:off x="0" y="0"/>
-                      <a:ext cx="4319674" cy="2429817"/>
-                    </a:xfrm>
-                    <a:prstGeom prst="rect">
-                      <a:avLst/>
-                    </a:prstGeom>
-                    <a:ln w="12700">
-                      <a:solidFill>
-                        <a:schemeClr val="tx1"/>
-                      </a:solidFill>
-                    </a:ln>
-                  </pic:spPr>
-                </pic:pic>
-              </a:graphicData>
-            </a:graphic>
-          </wp:inline>
-        </w:drawing>
-      </w:r>
-      <w:r>
-        <w:rPr>
-          <w:rFonts w:ascii="Arial" w:hAnsi="Arial" w:cs="Arial"/>
-          <w:noProof/>
-        </w:rPr>
-        <w:lastRenderedPageBreak/>
-        <w:drawing>
-          <wp:inline distT="0" distB="0" distL="0" distR="0" wp14:anchorId="10492A94" wp14:editId="2643D00D">
-            <wp:extent cx="4319674" cy="2429817"/>
-            <wp:effectExtent l="19050" t="19050" r="24130" b="27940"/>
-            <wp:docPr id="319131660" name="Imagen 17"/>
-            <wp:cNvGraphicFramePr>
-              <a:graphicFrameLocks xmlns:a="http://schemas.openxmlformats.org/drawingml/2006/main" noChangeAspect="1"/>
-            </wp:cNvGraphicFramePr>
-            <a:graphic xmlns:a="http://schemas.openxmlformats.org/drawingml/2006/main">
-              <a:graphicData uri="http://schemas.openxmlformats.org/drawingml/2006/picture">
-                <pic:pic xmlns:pic="http://schemas.openxmlformats.org/drawingml/2006/picture">
-                  <pic:nvPicPr>
-                    <pic:cNvPr id="319131660" name="Imagen 17"/>
-                    <pic:cNvPicPr/>
-                  </pic:nvPicPr>
-                  <pic:blipFill>
-                    <a:blip r:embed="rId55" cstate="print">
-                      <a:extLst>
-                        <a:ext uri="{28A0092B-C50C-407E-A947-70E740481C1C}">
-                          <a14:useLocalDpi xmlns:a14="http://schemas.microsoft.com/office/drawing/2010/main" val="0"/>
-                        </a:ext>
-                      </a:extLst>
-                    </a:blip>
-                    <a:stretch>
-                      <a:fillRect/>
-                    </a:stretch>
-                  </pic:blipFill>
-                  <pic:spPr>
-                    <a:xfrm>
-                      <a:off x="0" y="0"/>
-                      <a:ext cx="4319674" cy="2429817"/>
-                    </a:xfrm>
-                    <a:prstGeom prst="rect">
-                      <a:avLst/>
-                    </a:prstGeom>
-                    <a:ln w="12700">
-                      <a:solidFill>
-                        <a:schemeClr val="tx1"/>
-                      </a:solidFill>
-                    </a:ln>
-                  </pic:spPr>
-                </pic:pic>
-              </a:graphicData>
-            </a:graphic>
-          </wp:inline>
-        </w:drawing>
-      </w:r>
-      <w:r>
-        <w:rPr>
-          <w:rFonts w:ascii="Arial" w:hAnsi="Arial" w:cs="Arial"/>
-          <w:noProof/>
-        </w:rPr>
-        <w:drawing>
-          <wp:inline distT="0" distB="0" distL="0" distR="0" wp14:anchorId="6968112D" wp14:editId="60473186">
-            <wp:extent cx="4319674" cy="2429817"/>
-            <wp:effectExtent l="19050" t="19050" r="24130" b="27940"/>
-            <wp:docPr id="334848341" name="Imagen 18"/>
-            <wp:cNvGraphicFramePr>
-              <a:graphicFrameLocks xmlns:a="http://schemas.openxmlformats.org/drawingml/2006/main" noChangeAspect="1"/>
-            </wp:cNvGraphicFramePr>
-            <a:graphic xmlns:a="http://schemas.openxmlformats.org/drawingml/2006/main">
-              <a:graphicData uri="http://schemas.openxmlformats.org/drawingml/2006/picture">
-                <pic:pic xmlns:pic="http://schemas.openxmlformats.org/drawingml/2006/picture">
-                  <pic:nvPicPr>
-                    <pic:cNvPr id="334848341" name="Imagen 18"/>
-                    <pic:cNvPicPr/>
-                  </pic:nvPicPr>
-                  <pic:blipFill>
-                    <a:blip r:embed="rId56" cstate="print">
-                      <a:extLst>
-                        <a:ext uri="{28A0092B-C50C-407E-A947-70E740481C1C}">
-                          <a14:useLocalDpi xmlns:a14="http://schemas.microsoft.com/office/drawing/2010/main" val="0"/>
-                        </a:ext>
-                      </a:extLst>
-                    </a:blip>
-                    <a:stretch>
-                      <a:fillRect/>
-                    </a:stretch>
-                  </pic:blipFill>
-                  <pic:spPr>
-                    <a:xfrm>
-                      <a:off x="0" y="0"/>
-                      <a:ext cx="4319674" cy="2429817"/>
-                    </a:xfrm>
-                    <a:prstGeom prst="rect">
-                      <a:avLst/>
-                    </a:prstGeom>
-                    <a:ln w="12700">
-                      <a:solidFill>
-                        <a:schemeClr val="tx1"/>
-                      </a:solidFill>
-                    </a:ln>
-                  </pic:spPr>
-                </pic:pic>
-              </a:graphicData>
-            </a:graphic>
-          </wp:inline>
-        </w:drawing>
-      </w:r>
-      <w:r>
-        <w:rPr>
-          <w:rFonts w:ascii="Arial" w:hAnsi="Arial" w:cs="Arial"/>
-          <w:noProof/>
-        </w:rPr>
-        <w:drawing>
-          <wp:inline distT="0" distB="0" distL="0" distR="0" wp14:anchorId="01E2D7A7" wp14:editId="08167305">
-            <wp:extent cx="4319674" cy="2429817"/>
-            <wp:effectExtent l="19050" t="19050" r="24130" b="27940"/>
-            <wp:docPr id="305101980" name="Imagen 19"/>
-            <wp:cNvGraphicFramePr>
-              <a:graphicFrameLocks xmlns:a="http://schemas.openxmlformats.org/drawingml/2006/main" noChangeAspect="1"/>
-            </wp:cNvGraphicFramePr>
-            <a:graphic xmlns:a="http://schemas.openxmlformats.org/drawingml/2006/main">
-              <a:graphicData uri="http://schemas.openxmlformats.org/drawingml/2006/picture">
-                <pic:pic xmlns:pic="http://schemas.openxmlformats.org/drawingml/2006/picture">
-                  <pic:nvPicPr>
-                    <pic:cNvPr id="305101980" name="Imagen 19"/>
-                    <pic:cNvPicPr/>
-                  </pic:nvPicPr>
-                  <pic:blipFill>
-                    <a:blip r:embed="rId57" cstate="print">
-                      <a:extLst>
-                        <a:ext uri="{28A0092B-C50C-407E-A947-70E740481C1C}">
-                          <a14:useLocalDpi xmlns:a14="http://schemas.microsoft.com/office/drawing/2010/main" val="0"/>
-                        </a:ext>
-                      </a:extLst>
-                    </a:blip>
-                    <a:stretch>
-                      <a:fillRect/>
-                    </a:stretch>
-                  </pic:blipFill>
-                  <pic:spPr>
-                    <a:xfrm>
-                      <a:off x="0" y="0"/>
-                      <a:ext cx="4319674" cy="2429817"/>
-                    </a:xfrm>
-                    <a:prstGeom prst="rect">
-                      <a:avLst/>
-                    </a:prstGeom>
-                    <a:ln w="12700">
-                      <a:solidFill>
-                        <a:schemeClr val="tx1"/>
-                      </a:solidFill>
-                    </a:ln>
-                  </pic:spPr>
-                </pic:pic>
-              </a:graphicData>
-            </a:graphic>
-          </wp:inline>
-        </w:drawing>
-      </w:r>
-      <w:r>
-        <w:rPr>
-          <w:rFonts w:ascii="Arial" w:hAnsi="Arial" w:cs="Arial"/>
-          <w:noProof/>
-        </w:rPr>
-        <w:lastRenderedPageBreak/>
-        <w:drawing>
-          <wp:inline distT="0" distB="0" distL="0" distR="0" wp14:anchorId="2788CA59" wp14:editId="41A8E999">
-            <wp:extent cx="4319674" cy="2429817"/>
-            <wp:effectExtent l="19050" t="19050" r="24130" b="27940"/>
-            <wp:docPr id="954850458" name="Imagen 20"/>
-            <wp:cNvGraphicFramePr>
-              <a:graphicFrameLocks xmlns:a="http://schemas.openxmlformats.org/drawingml/2006/main" noChangeAspect="1"/>
-            </wp:cNvGraphicFramePr>
-            <a:graphic xmlns:a="http://schemas.openxmlformats.org/drawingml/2006/main">
-              <a:graphicData uri="http://schemas.openxmlformats.org/drawingml/2006/picture">
-                <pic:pic xmlns:pic="http://schemas.openxmlformats.org/drawingml/2006/picture">
-                  <pic:nvPicPr>
-                    <pic:cNvPr id="954850458" name="Imagen 20"/>
-                    <pic:cNvPicPr/>
-                  </pic:nvPicPr>
-                  <pic:blipFill>
-                    <a:blip r:embed="rId58" cstate="print">
-                      <a:extLst>
-                        <a:ext uri="{28A0092B-C50C-407E-A947-70E740481C1C}">
-                          <a14:useLocalDpi xmlns:a14="http://schemas.microsoft.com/office/drawing/2010/main" val="0"/>
-                        </a:ext>
-                      </a:extLst>
-                    </a:blip>
-                    <a:stretch>
-                      <a:fillRect/>
-                    </a:stretch>
-                  </pic:blipFill>
-                  <pic:spPr>
-                    <a:xfrm>
-                      <a:off x="0" y="0"/>
-                      <a:ext cx="4319674" cy="2429817"/>
-                    </a:xfrm>
-                    <a:prstGeom prst="rect">
-                      <a:avLst/>
-                    </a:prstGeom>
-                    <a:ln w="12700">
-                      <a:solidFill>
-                        <a:schemeClr val="tx1"/>
-                      </a:solidFill>
-                    </a:ln>
-                  </pic:spPr>
-                </pic:pic>
-              </a:graphicData>
-            </a:graphic>
-          </wp:inline>
-        </w:drawing>
-      </w:r>
-      <w:r>
-        <w:rPr>
-          <w:rFonts w:ascii="Arial" w:hAnsi="Arial" w:cs="Arial"/>
-          <w:noProof/>
-        </w:rPr>
-        <w:drawing>
-          <wp:inline distT="0" distB="0" distL="0" distR="0" wp14:anchorId="6775EE0A" wp14:editId="7BBDF690">
-            <wp:extent cx="4319674" cy="2429817"/>
-            <wp:effectExtent l="19050" t="19050" r="24130" b="27940"/>
-            <wp:docPr id="783864143" name="Imagen 21"/>
-            <wp:cNvGraphicFramePr>
-              <a:graphicFrameLocks xmlns:a="http://schemas.openxmlformats.org/drawingml/2006/main" noChangeAspect="1"/>
-            </wp:cNvGraphicFramePr>
-            <a:graphic xmlns:a="http://schemas.openxmlformats.org/drawingml/2006/main">
-              <a:graphicData uri="http://schemas.openxmlformats.org/drawingml/2006/picture">
-                <pic:pic xmlns:pic="http://schemas.openxmlformats.org/drawingml/2006/picture">
-                  <pic:nvPicPr>
-                    <pic:cNvPr id="783864143" name="Imagen 21"/>
-                    <pic:cNvPicPr/>
-                  </pic:nvPicPr>
-                  <pic:blipFill>
-                    <a:blip r:embed="rId59" cstate="print">
-                      <a:extLst>
-                        <a:ext uri="{28A0092B-C50C-407E-A947-70E740481C1C}">
-                          <a14:useLocalDpi xmlns:a14="http://schemas.microsoft.com/office/drawing/2010/main" val="0"/>
-                        </a:ext>
-                      </a:extLst>
-                    </a:blip>
-                    <a:stretch>
-                      <a:fillRect/>
-                    </a:stretch>
-                  </pic:blipFill>
-                  <pic:spPr>
-                    <a:xfrm>
-                      <a:off x="0" y="0"/>
-                      <a:ext cx="4319674" cy="2429817"/>
-                    </a:xfrm>
-                    <a:prstGeom prst="rect">
-                      <a:avLst/>
-                    </a:prstGeom>
-                    <a:ln w="12700">
-                      <a:solidFill>
-                        <a:schemeClr val="tx1"/>
-                      </a:solidFill>
-                    </a:ln>
-                  </pic:spPr>
-                </pic:pic>
-              </a:graphicData>
-            </a:graphic>
-          </wp:inline>
-        </w:drawing>
-      </w:r>
-      <w:r>
-        <w:rPr>
-          <w:rFonts w:ascii="Arial" w:hAnsi="Arial" w:cs="Arial"/>
-          <w:noProof/>
-        </w:rPr>
-        <w:drawing>
-          <wp:inline distT="0" distB="0" distL="0" distR="0" wp14:anchorId="0FA6DDF7" wp14:editId="1D23A6AD">
-            <wp:extent cx="4319674" cy="2429817"/>
-            <wp:effectExtent l="19050" t="19050" r="24130" b="27940"/>
-            <wp:docPr id="1075016930" name="Imagen 22"/>
-            <wp:cNvGraphicFramePr>
-              <a:graphicFrameLocks xmlns:a="http://schemas.openxmlformats.org/drawingml/2006/main" noChangeAspect="1"/>
-            </wp:cNvGraphicFramePr>
-            <a:graphic xmlns:a="http://schemas.openxmlformats.org/drawingml/2006/main">
-              <a:graphicData uri="http://schemas.openxmlformats.org/drawingml/2006/picture">
-                <pic:pic xmlns:pic="http://schemas.openxmlformats.org/drawingml/2006/picture">
-                  <pic:nvPicPr>
-                    <pic:cNvPr id="1075016930" name="Imagen 22"/>
-                    <pic:cNvPicPr/>
-                  </pic:nvPicPr>
-                  <pic:blipFill>
-                    <a:blip r:embed="rId60" cstate="print">
-                      <a:extLst>
-                        <a:ext uri="{28A0092B-C50C-407E-A947-70E740481C1C}">
-                          <a14:useLocalDpi xmlns:a14="http://schemas.microsoft.com/office/drawing/2010/main" val="0"/>
-                        </a:ext>
-                      </a:extLst>
-                    </a:blip>
-                    <a:stretch>
-                      <a:fillRect/>
-                    </a:stretch>
-                  </pic:blipFill>
-                  <pic:spPr>
-                    <a:xfrm>
-                      <a:off x="0" y="0"/>
-                      <a:ext cx="4319674" cy="2429817"/>
-                    </a:xfrm>
-                    <a:prstGeom prst="rect">
-                      <a:avLst/>
-                    </a:prstGeom>
-                    <a:ln w="12700">
-                      <a:solidFill>
-                        <a:schemeClr val="tx1"/>
-                      </a:solidFill>
-                    </a:ln>
-                  </pic:spPr>
-                </pic:pic>
-              </a:graphicData>
-            </a:graphic>
-          </wp:inline>
-        </w:drawing>
-      </w:r>
-      <w:r>
-        <w:rPr>
-          <w:rFonts w:ascii="Arial" w:hAnsi="Arial" w:cs="Arial"/>
-          <w:noProof/>
-        </w:rPr>
-        <w:lastRenderedPageBreak/>
-        <w:drawing>
-          <wp:inline distT="0" distB="0" distL="0" distR="0" wp14:anchorId="3E93349C" wp14:editId="59BC0549">
-            <wp:extent cx="4319674" cy="2429817"/>
-            <wp:effectExtent l="19050" t="19050" r="24130" b="27940"/>
-            <wp:docPr id="1486193189" name="Imagen 23"/>
-            <wp:cNvGraphicFramePr>
-              <a:graphicFrameLocks xmlns:a="http://schemas.openxmlformats.org/drawingml/2006/main" noChangeAspect="1"/>
-            </wp:cNvGraphicFramePr>
-            <a:graphic xmlns:a="http://schemas.openxmlformats.org/drawingml/2006/main">
-              <a:graphicData uri="http://schemas.openxmlformats.org/drawingml/2006/picture">
-                <pic:pic xmlns:pic="http://schemas.openxmlformats.org/drawingml/2006/picture">
-                  <pic:nvPicPr>
-                    <pic:cNvPr id="1486193189" name="Imagen 23"/>
-                    <pic:cNvPicPr/>
-                  </pic:nvPicPr>
-                  <pic:blipFill>
-                    <a:blip r:embed="rId61" cstate="print">
-                      <a:extLst>
-                        <a:ext uri="{28A0092B-C50C-407E-A947-70E740481C1C}">
-                          <a14:useLocalDpi xmlns:a14="http://schemas.microsoft.com/office/drawing/2010/main" val="0"/>
-                        </a:ext>
-                      </a:extLst>
-                    </a:blip>
-                    <a:stretch>
-                      <a:fillRect/>
-                    </a:stretch>
-                  </pic:blipFill>
-                  <pic:spPr>
-                    <a:xfrm>
-                      <a:off x="0" y="0"/>
-                      <a:ext cx="4319674" cy="2429817"/>
-                    </a:xfrm>
-                    <a:prstGeom prst="rect">
-                      <a:avLst/>
-                    </a:prstGeom>
-                    <a:ln w="12700">
-                      <a:solidFill>
-                        <a:schemeClr val="tx1"/>
-                      </a:solidFill>
-                    </a:ln>
-                  </pic:spPr>
-                </pic:pic>
-              </a:graphicData>
-            </a:graphic>
-          </wp:inline>
-        </w:drawing>
-      </w:r>
-      <w:r>
-        <w:rPr>
-          <w:rFonts w:ascii="Arial" w:hAnsi="Arial" w:cs="Arial"/>
-          <w:noProof/>
-        </w:rPr>
-        <w:drawing>
-          <wp:inline distT="0" distB="0" distL="0" distR="0" wp14:anchorId="03DFB54D" wp14:editId="11F0B0D1">
-            <wp:extent cx="4319674" cy="2429817"/>
-            <wp:effectExtent l="19050" t="19050" r="24130" b="27940"/>
-            <wp:docPr id="1750958885" name="Imagen 24"/>
-            <wp:cNvGraphicFramePr>
-              <a:graphicFrameLocks xmlns:a="http://schemas.openxmlformats.org/drawingml/2006/main" noChangeAspect="1"/>
-            </wp:cNvGraphicFramePr>
-            <a:graphic xmlns:a="http://schemas.openxmlformats.org/drawingml/2006/main">
-              <a:graphicData uri="http://schemas.openxmlformats.org/drawingml/2006/picture">
-                <pic:pic xmlns:pic="http://schemas.openxmlformats.org/drawingml/2006/picture">
-                  <pic:nvPicPr>
-                    <pic:cNvPr id="1750958885" name="Imagen 24"/>
-                    <pic:cNvPicPr/>
-                  </pic:nvPicPr>
-                  <pic:blipFill>
-                    <a:blip r:embed="rId62" cstate="print">
-                      <a:extLst>
-                        <a:ext uri="{28A0092B-C50C-407E-A947-70E740481C1C}">
-                          <a14:useLocalDpi xmlns:a14="http://schemas.microsoft.com/office/drawing/2010/main" val="0"/>
-                        </a:ext>
-                      </a:extLst>
-                    </a:blip>
-                    <a:stretch>
-                      <a:fillRect/>
-                    </a:stretch>
-                  </pic:blipFill>
-                  <pic:spPr>
-                    <a:xfrm>
-                      <a:off x="0" y="0"/>
-                      <a:ext cx="4319674" cy="2429817"/>
-                    </a:xfrm>
-                    <a:prstGeom prst="rect">
-                      <a:avLst/>
-                    </a:prstGeom>
-                    <a:ln w="12700">
-                      <a:solidFill>
-                        <a:schemeClr val="tx1"/>
-                      </a:solidFill>
-                    </a:ln>
-                  </pic:spPr>
-                </pic:pic>
-              </a:graphicData>
-            </a:graphic>
-          </wp:inline>
-        </w:drawing>
-      </w:r>
-      <w:r>
-        <w:rPr>
-          <w:rFonts w:ascii="Arial" w:hAnsi="Arial" w:cs="Arial"/>
-          <w:noProof/>
-        </w:rPr>
-        <w:drawing>
-          <wp:inline distT="0" distB="0" distL="0" distR="0" wp14:anchorId="7F03B9CB" wp14:editId="75BDEB16">
-            <wp:extent cx="4319674" cy="2429817"/>
-            <wp:effectExtent l="19050" t="19050" r="24130" b="27940"/>
-            <wp:docPr id="1726421343" name="Imagen 25"/>
-            <wp:cNvGraphicFramePr>
-              <a:graphicFrameLocks xmlns:a="http://schemas.openxmlformats.org/drawingml/2006/main" noChangeAspect="1"/>
-            </wp:cNvGraphicFramePr>
-            <a:graphic xmlns:a="http://schemas.openxmlformats.org/drawingml/2006/main">
-              <a:graphicData uri="http://schemas.openxmlformats.org/drawingml/2006/picture">
-                <pic:pic xmlns:pic="http://schemas.openxmlformats.org/drawingml/2006/picture">
-                  <pic:nvPicPr>
-                    <pic:cNvPr id="1726421343" name="Imagen 25"/>
                     <pic:cNvPicPr/>
                   </pic:nvPicPr>
                   <pic:blipFill>
@@ -5933,12 +6500,11 @@
           <w:rFonts w:ascii="Arial" w:hAnsi="Arial" w:cs="Arial"/>
           <w:noProof/>
         </w:rPr>
-        <w:lastRenderedPageBreak/>
         <w:drawing>
-          <wp:inline distT="0" distB="0" distL="0" distR="0" wp14:anchorId="671BE1C0" wp14:editId="56BEEE04">
-            <wp:extent cx="4319674" cy="2429817"/>
-            <wp:effectExtent l="19050" t="19050" r="24130" b="27940"/>
-            <wp:docPr id="554905187" name="Imagen 26"/>
+          <wp:inline distT="0" distB="0" distL="0" distR="0" wp14:anchorId="25E41166" wp14:editId="607C30FC">
+            <wp:extent cx="4320000" cy="2429817"/>
+            <wp:effectExtent l="19050" t="19050" r="23495" b="27940"/>
+            <wp:docPr id="235375966" name="Imagen 15"/>
             <wp:cNvGraphicFramePr>
               <a:graphicFrameLocks xmlns:a="http://schemas.openxmlformats.org/drawingml/2006/main" noChangeAspect="1"/>
             </wp:cNvGraphicFramePr>
@@ -5946,7 +6512,7 @@
               <a:graphicData uri="http://schemas.openxmlformats.org/drawingml/2006/picture">
                 <pic:pic xmlns:pic="http://schemas.openxmlformats.org/drawingml/2006/picture">
                   <pic:nvPicPr>
-                    <pic:cNvPr id="554905187" name="Imagen 26"/>
+                    <pic:cNvPr id="235375966" name="Imagen 235375966"/>
                     <pic:cNvPicPr/>
                   </pic:nvPicPr>
                   <pic:blipFill>
@@ -5964,7 +6530,7 @@
                   <pic:spPr>
                     <a:xfrm>
                       <a:off x="0" y="0"/>
-                      <a:ext cx="4319674" cy="2429817"/>
+                      <a:ext cx="4320000" cy="2429817"/>
                     </a:xfrm>
                     <a:prstGeom prst="rect">
                       <a:avLst/>
@@ -5987,10 +6553,10 @@
           <w:noProof/>
         </w:rPr>
         <w:drawing>
-          <wp:inline distT="0" distB="0" distL="0" distR="0" wp14:anchorId="4E547491" wp14:editId="742F5438">
+          <wp:inline distT="0" distB="0" distL="0" distR="0" wp14:anchorId="01B86DA5" wp14:editId="12914B8E">
             <wp:extent cx="4319674" cy="2429817"/>
             <wp:effectExtent l="19050" t="19050" r="24130" b="27940"/>
-            <wp:docPr id="895796030" name="Imagen 27"/>
+            <wp:docPr id="740383419" name="Imagen 16"/>
             <wp:cNvGraphicFramePr>
               <a:graphicFrameLocks xmlns:a="http://schemas.openxmlformats.org/drawingml/2006/main" noChangeAspect="1"/>
             </wp:cNvGraphicFramePr>
@@ -5998,7 +6564,7 @@
               <a:graphicData uri="http://schemas.openxmlformats.org/drawingml/2006/picture">
                 <pic:pic xmlns:pic="http://schemas.openxmlformats.org/drawingml/2006/picture">
                   <pic:nvPicPr>
-                    <pic:cNvPr id="895796030" name="Imagen 27"/>
+                    <pic:cNvPr id="740383419" name="Imagen 16"/>
                     <pic:cNvPicPr/>
                   </pic:nvPicPr>
                   <pic:blipFill>
@@ -6038,11 +6604,12 @@
           <w:rFonts w:ascii="Arial" w:hAnsi="Arial" w:cs="Arial"/>
           <w:noProof/>
         </w:rPr>
+        <w:lastRenderedPageBreak/>
         <w:drawing>
-          <wp:inline distT="0" distB="0" distL="0" distR="0" wp14:anchorId="1126D617" wp14:editId="679903B0">
+          <wp:inline distT="0" distB="0" distL="0" distR="0" wp14:anchorId="10492A94" wp14:editId="2643D00D">
             <wp:extent cx="4319674" cy="2429817"/>
             <wp:effectExtent l="19050" t="19050" r="24130" b="27940"/>
-            <wp:docPr id="1832410594" name="Imagen 28"/>
+            <wp:docPr id="319131660" name="Imagen 17"/>
             <wp:cNvGraphicFramePr>
               <a:graphicFrameLocks xmlns:a="http://schemas.openxmlformats.org/drawingml/2006/main" noChangeAspect="1"/>
             </wp:cNvGraphicFramePr>
@@ -6050,7 +6617,7 @@
               <a:graphicData uri="http://schemas.openxmlformats.org/drawingml/2006/picture">
                 <pic:pic xmlns:pic="http://schemas.openxmlformats.org/drawingml/2006/picture">
                   <pic:nvPicPr>
-                    <pic:cNvPr id="1832410594" name="Imagen 28"/>
+                    <pic:cNvPr id="319131660" name="Imagen 17"/>
                     <pic:cNvPicPr/>
                   </pic:nvPicPr>
                   <pic:blipFill>
@@ -6090,12 +6657,11 @@
           <w:rFonts w:ascii="Arial" w:hAnsi="Arial" w:cs="Arial"/>
           <w:noProof/>
         </w:rPr>
-        <w:lastRenderedPageBreak/>
         <w:drawing>
-          <wp:inline distT="0" distB="0" distL="0" distR="0" wp14:anchorId="1CB3C2BD" wp14:editId="2F62425F">
+          <wp:inline distT="0" distB="0" distL="0" distR="0" wp14:anchorId="6968112D" wp14:editId="60473186">
             <wp:extent cx="4319674" cy="2429817"/>
             <wp:effectExtent l="19050" t="19050" r="24130" b="27940"/>
-            <wp:docPr id="501174852" name="Imagen 29"/>
+            <wp:docPr id="334848341" name="Imagen 18"/>
             <wp:cNvGraphicFramePr>
               <a:graphicFrameLocks xmlns:a="http://schemas.openxmlformats.org/drawingml/2006/main" noChangeAspect="1"/>
             </wp:cNvGraphicFramePr>
@@ -6103,7 +6669,7 @@
               <a:graphicData uri="http://schemas.openxmlformats.org/drawingml/2006/picture">
                 <pic:pic xmlns:pic="http://schemas.openxmlformats.org/drawingml/2006/picture">
                   <pic:nvPicPr>
-                    <pic:cNvPr id="501174852" name="Imagen 29"/>
+                    <pic:cNvPr id="334848341" name="Imagen 18"/>
                     <pic:cNvPicPr/>
                   </pic:nvPicPr>
                   <pic:blipFill>
@@ -6144,10 +6710,10 @@
           <w:noProof/>
         </w:rPr>
         <w:drawing>
-          <wp:inline distT="0" distB="0" distL="0" distR="0" wp14:anchorId="31F20771" wp14:editId="6AADFA25">
+          <wp:inline distT="0" distB="0" distL="0" distR="0" wp14:anchorId="01E2D7A7" wp14:editId="08167305">
             <wp:extent cx="4319674" cy="2429817"/>
             <wp:effectExtent l="19050" t="19050" r="24130" b="27940"/>
-            <wp:docPr id="719610505" name="Imagen 30"/>
+            <wp:docPr id="305101980" name="Imagen 19"/>
             <wp:cNvGraphicFramePr>
               <a:graphicFrameLocks xmlns:a="http://schemas.openxmlformats.org/drawingml/2006/main" noChangeAspect="1"/>
             </wp:cNvGraphicFramePr>
@@ -6155,7 +6721,7 @@
               <a:graphicData uri="http://schemas.openxmlformats.org/drawingml/2006/picture">
                 <pic:pic xmlns:pic="http://schemas.openxmlformats.org/drawingml/2006/picture">
                   <pic:nvPicPr>
-                    <pic:cNvPr id="719610505" name="Imagen 30"/>
+                    <pic:cNvPr id="305101980" name="Imagen 19"/>
                     <pic:cNvPicPr/>
                   </pic:nvPicPr>
                   <pic:blipFill>
@@ -6195,11 +6761,12 @@
           <w:rFonts w:ascii="Arial" w:hAnsi="Arial" w:cs="Arial"/>
           <w:noProof/>
         </w:rPr>
+        <w:lastRenderedPageBreak/>
         <w:drawing>
-          <wp:inline distT="0" distB="0" distL="0" distR="0" wp14:anchorId="5D7C3A3B" wp14:editId="49C0208F">
+          <wp:inline distT="0" distB="0" distL="0" distR="0" wp14:anchorId="2788CA59" wp14:editId="41A8E999">
             <wp:extent cx="4319674" cy="2429817"/>
             <wp:effectExtent l="19050" t="19050" r="24130" b="27940"/>
-            <wp:docPr id="1584848526" name="Imagen 31"/>
+            <wp:docPr id="954850458" name="Imagen 20"/>
             <wp:cNvGraphicFramePr>
               <a:graphicFrameLocks xmlns:a="http://schemas.openxmlformats.org/drawingml/2006/main" noChangeAspect="1"/>
             </wp:cNvGraphicFramePr>
@@ -6207,7 +6774,7 @@
               <a:graphicData uri="http://schemas.openxmlformats.org/drawingml/2006/picture">
                 <pic:pic xmlns:pic="http://schemas.openxmlformats.org/drawingml/2006/picture">
                   <pic:nvPicPr>
-                    <pic:cNvPr id="1584848526" name="Imagen 31"/>
+                    <pic:cNvPr id="954850458" name="Imagen 20"/>
                     <pic:cNvPicPr/>
                   </pic:nvPicPr>
                   <pic:blipFill>
@@ -6247,12 +6814,11 @@
           <w:rFonts w:ascii="Arial" w:hAnsi="Arial" w:cs="Arial"/>
           <w:noProof/>
         </w:rPr>
-        <w:lastRenderedPageBreak/>
         <w:drawing>
-          <wp:inline distT="0" distB="0" distL="0" distR="0" wp14:anchorId="106D0A6B" wp14:editId="09B47ACC">
+          <wp:inline distT="0" distB="0" distL="0" distR="0" wp14:anchorId="6775EE0A" wp14:editId="7BBDF690">
             <wp:extent cx="4319674" cy="2429817"/>
             <wp:effectExtent l="19050" t="19050" r="24130" b="27940"/>
-            <wp:docPr id="1366204341" name="Imagen 32"/>
+            <wp:docPr id="783864143" name="Imagen 21"/>
             <wp:cNvGraphicFramePr>
               <a:graphicFrameLocks xmlns:a="http://schemas.openxmlformats.org/drawingml/2006/main" noChangeAspect="1"/>
             </wp:cNvGraphicFramePr>
@@ -6260,7 +6826,7 @@
               <a:graphicData uri="http://schemas.openxmlformats.org/drawingml/2006/picture">
                 <pic:pic xmlns:pic="http://schemas.openxmlformats.org/drawingml/2006/picture">
                   <pic:nvPicPr>
-                    <pic:cNvPr id="1366204341" name="Imagen 32"/>
+                    <pic:cNvPr id="783864143" name="Imagen 21"/>
                     <pic:cNvPicPr/>
                   </pic:nvPicPr>
                   <pic:blipFill>
@@ -6301,10 +6867,10 @@
           <w:noProof/>
         </w:rPr>
         <w:drawing>
-          <wp:inline distT="0" distB="0" distL="0" distR="0" wp14:anchorId="4DE488F1" wp14:editId="77A73986">
+          <wp:inline distT="0" distB="0" distL="0" distR="0" wp14:anchorId="0FA6DDF7" wp14:editId="1D23A6AD">
             <wp:extent cx="4319674" cy="2429817"/>
             <wp:effectExtent l="19050" t="19050" r="24130" b="27940"/>
-            <wp:docPr id="2011678697" name="Imagen 33"/>
+            <wp:docPr id="1075016930" name="Imagen 22"/>
             <wp:cNvGraphicFramePr>
               <a:graphicFrameLocks xmlns:a="http://schemas.openxmlformats.org/drawingml/2006/main" noChangeAspect="1"/>
             </wp:cNvGraphicFramePr>
@@ -6312,7 +6878,7 @@
               <a:graphicData uri="http://schemas.openxmlformats.org/drawingml/2006/picture">
                 <pic:pic xmlns:pic="http://schemas.openxmlformats.org/drawingml/2006/picture">
                   <pic:nvPicPr>
-                    <pic:cNvPr id="2011678697" name="Imagen 33"/>
+                    <pic:cNvPr id="1075016930" name="Imagen 22"/>
                     <pic:cNvPicPr/>
                   </pic:nvPicPr>
                   <pic:blipFill>
@@ -6352,11 +6918,12 @@
           <w:rFonts w:ascii="Arial" w:hAnsi="Arial" w:cs="Arial"/>
           <w:noProof/>
         </w:rPr>
+        <w:lastRenderedPageBreak/>
         <w:drawing>
-          <wp:inline distT="0" distB="0" distL="0" distR="0" wp14:anchorId="051F2949" wp14:editId="765A0CBA">
+          <wp:inline distT="0" distB="0" distL="0" distR="0" wp14:anchorId="3E93349C" wp14:editId="59BC0549">
             <wp:extent cx="4319674" cy="2429817"/>
             <wp:effectExtent l="19050" t="19050" r="24130" b="27940"/>
-            <wp:docPr id="993058085" name="Imagen 34"/>
+            <wp:docPr id="1486193189" name="Imagen 23"/>
             <wp:cNvGraphicFramePr>
               <a:graphicFrameLocks xmlns:a="http://schemas.openxmlformats.org/drawingml/2006/main" noChangeAspect="1"/>
             </wp:cNvGraphicFramePr>
@@ -6364,7 +6931,7 @@
               <a:graphicData uri="http://schemas.openxmlformats.org/drawingml/2006/picture">
                 <pic:pic xmlns:pic="http://schemas.openxmlformats.org/drawingml/2006/picture">
                   <pic:nvPicPr>
-                    <pic:cNvPr id="993058085" name="Imagen 34"/>
+                    <pic:cNvPr id="1486193189" name="Imagen 23"/>
                     <pic:cNvPicPr/>
                   </pic:nvPicPr>
                   <pic:blipFill>
@@ -6404,12 +6971,11 @@
           <w:rFonts w:ascii="Arial" w:hAnsi="Arial" w:cs="Arial"/>
           <w:noProof/>
         </w:rPr>
-        <w:lastRenderedPageBreak/>
         <w:drawing>
-          <wp:inline distT="0" distB="0" distL="0" distR="0" wp14:anchorId="5D1EB180" wp14:editId="0625E1F4">
+          <wp:inline distT="0" distB="0" distL="0" distR="0" wp14:anchorId="03DFB54D" wp14:editId="11F0B0D1">
             <wp:extent cx="4319674" cy="2429817"/>
             <wp:effectExtent l="19050" t="19050" r="24130" b="27940"/>
-            <wp:docPr id="1116455914" name="Imagen 35"/>
+            <wp:docPr id="1750958885" name="Imagen 24"/>
             <wp:cNvGraphicFramePr>
               <a:graphicFrameLocks xmlns:a="http://schemas.openxmlformats.org/drawingml/2006/main" noChangeAspect="1"/>
             </wp:cNvGraphicFramePr>
@@ -6417,7 +6983,7 @@
               <a:graphicData uri="http://schemas.openxmlformats.org/drawingml/2006/picture">
                 <pic:pic xmlns:pic="http://schemas.openxmlformats.org/drawingml/2006/picture">
                   <pic:nvPicPr>
-                    <pic:cNvPr id="1116455914" name="Imagen 35"/>
+                    <pic:cNvPr id="1750958885" name="Imagen 24"/>
                     <pic:cNvPicPr/>
                   </pic:nvPicPr>
                   <pic:blipFill>
@@ -6458,10 +7024,10 @@
           <w:noProof/>
         </w:rPr>
         <w:drawing>
-          <wp:inline distT="0" distB="0" distL="0" distR="0" wp14:anchorId="37437B40" wp14:editId="1AC16E63">
+          <wp:inline distT="0" distB="0" distL="0" distR="0" wp14:anchorId="7F03B9CB" wp14:editId="75BDEB16">
             <wp:extent cx="4319674" cy="2429817"/>
             <wp:effectExtent l="19050" t="19050" r="24130" b="27940"/>
-            <wp:docPr id="131646767" name="Imagen 36"/>
+            <wp:docPr id="1726421343" name="Imagen 25"/>
             <wp:cNvGraphicFramePr>
               <a:graphicFrameLocks xmlns:a="http://schemas.openxmlformats.org/drawingml/2006/main" noChangeAspect="1"/>
             </wp:cNvGraphicFramePr>
@@ -6469,7 +7035,7 @@
               <a:graphicData uri="http://schemas.openxmlformats.org/drawingml/2006/picture">
                 <pic:pic xmlns:pic="http://schemas.openxmlformats.org/drawingml/2006/picture">
                   <pic:nvPicPr>
-                    <pic:cNvPr id="131646767" name="Imagen 36"/>
+                    <pic:cNvPr id="1726421343" name="Imagen 25"/>
                     <pic:cNvPicPr/>
                   </pic:nvPicPr>
                   <pic:blipFill>
@@ -6504,25 +7070,17 @@
           </wp:inline>
         </w:drawing>
       </w:r>
-    </w:p>
-    <w:p>
-      <w:pPr>
-        <w:spacing w:after="0" w:line="480" w:lineRule="auto"/>
-        <w:jc w:val="center"/>
-        <w:rPr>
-          <w:rFonts w:ascii="Arial" w:hAnsi="Arial" w:cs="Arial"/>
-        </w:rPr>
-      </w:pPr>
       <w:r>
         <w:rPr>
           <w:rFonts w:ascii="Arial" w:hAnsi="Arial" w:cs="Arial"/>
           <w:noProof/>
         </w:rPr>
+        <w:lastRenderedPageBreak/>
         <w:drawing>
-          <wp:inline distT="0" distB="0" distL="0" distR="0" wp14:anchorId="314E4F3F" wp14:editId="2442F184">
+          <wp:inline distT="0" distB="0" distL="0" distR="0" wp14:anchorId="671BE1C0" wp14:editId="56BEEE04">
             <wp:extent cx="4319674" cy="2429817"/>
             <wp:effectExtent l="19050" t="19050" r="24130" b="27940"/>
-            <wp:docPr id="1145585425" name="Imagen 37"/>
+            <wp:docPr id="554905187" name="Imagen 26"/>
             <wp:cNvGraphicFramePr>
               <a:graphicFrameLocks xmlns:a="http://schemas.openxmlformats.org/drawingml/2006/main" noChangeAspect="1"/>
             </wp:cNvGraphicFramePr>
@@ -6530,7 +7088,7 @@
               <a:graphicData uri="http://schemas.openxmlformats.org/drawingml/2006/picture">
                 <pic:pic xmlns:pic="http://schemas.openxmlformats.org/drawingml/2006/picture">
                   <pic:nvPicPr>
-                    <pic:cNvPr id="1145585425" name="Imagen 37"/>
+                    <pic:cNvPr id="554905187" name="Imagen 26"/>
                     <pic:cNvPicPr/>
                   </pic:nvPicPr>
                   <pic:blipFill>
@@ -6565,26 +7123,16 @@
           </wp:inline>
         </w:drawing>
       </w:r>
-    </w:p>
-    <w:p>
-      <w:pPr>
-        <w:spacing w:after="0" w:line="480" w:lineRule="auto"/>
-        <w:jc w:val="center"/>
-        <w:rPr>
-          <w:rFonts w:ascii="Arial" w:hAnsi="Arial" w:cs="Arial"/>
-        </w:rPr>
-      </w:pPr>
       <w:r>
         <w:rPr>
           <w:rFonts w:ascii="Arial" w:hAnsi="Arial" w:cs="Arial"/>
           <w:noProof/>
         </w:rPr>
-        <w:lastRenderedPageBreak/>
         <w:drawing>
-          <wp:inline distT="0" distB="0" distL="0" distR="0" wp14:anchorId="6509DD4B" wp14:editId="2C08B3CA">
+          <wp:inline distT="0" distB="0" distL="0" distR="0" wp14:anchorId="4E547491" wp14:editId="742F5438">
             <wp:extent cx="4319674" cy="2429817"/>
             <wp:effectExtent l="19050" t="19050" r="24130" b="27940"/>
-            <wp:docPr id="1666153179" name="Imagen 38"/>
+            <wp:docPr id="895796030" name="Imagen 27"/>
             <wp:cNvGraphicFramePr>
               <a:graphicFrameLocks xmlns:a="http://schemas.openxmlformats.org/drawingml/2006/main" noChangeAspect="1"/>
             </wp:cNvGraphicFramePr>
@@ -6592,7 +7140,7 @@
               <a:graphicData uri="http://schemas.openxmlformats.org/drawingml/2006/picture">
                 <pic:pic xmlns:pic="http://schemas.openxmlformats.org/drawingml/2006/picture">
                   <pic:nvPicPr>
-                    <pic:cNvPr id="1666153179" name="Imagen 38"/>
+                    <pic:cNvPr id="895796030" name="Imagen 27"/>
                     <pic:cNvPicPr/>
                   </pic:nvPicPr>
                   <pic:blipFill>
@@ -6627,25 +7175,16 @@
           </wp:inline>
         </w:drawing>
       </w:r>
-    </w:p>
-    <w:p>
-      <w:pPr>
-        <w:spacing w:after="0" w:line="480" w:lineRule="auto"/>
-        <w:jc w:val="center"/>
-        <w:rPr>
-          <w:rFonts w:ascii="Arial" w:hAnsi="Arial" w:cs="Arial"/>
-        </w:rPr>
-      </w:pPr>
       <w:r>
         <w:rPr>
           <w:rFonts w:ascii="Arial" w:hAnsi="Arial" w:cs="Arial"/>
           <w:noProof/>
         </w:rPr>
         <w:drawing>
-          <wp:inline distT="0" distB="0" distL="0" distR="0" wp14:anchorId="6505E1E3" wp14:editId="0E475BA1">
+          <wp:inline distT="0" distB="0" distL="0" distR="0" wp14:anchorId="1126D617" wp14:editId="679903B0">
             <wp:extent cx="4319674" cy="2429817"/>
             <wp:effectExtent l="19050" t="19050" r="24130" b="27940"/>
-            <wp:docPr id="307332833" name="Imagen 39"/>
+            <wp:docPr id="1832410594" name="Imagen 28"/>
             <wp:cNvGraphicFramePr>
               <a:graphicFrameLocks xmlns:a="http://schemas.openxmlformats.org/drawingml/2006/main" noChangeAspect="1"/>
             </wp:cNvGraphicFramePr>
@@ -6653,7 +7192,7 @@
               <a:graphicData uri="http://schemas.openxmlformats.org/drawingml/2006/picture">
                 <pic:pic xmlns:pic="http://schemas.openxmlformats.org/drawingml/2006/picture">
                   <pic:nvPicPr>
-                    <pic:cNvPr id="307332833" name="Imagen 39"/>
+                    <pic:cNvPr id="1832410594" name="Imagen 28"/>
                     <pic:cNvPicPr/>
                   </pic:nvPicPr>
                   <pic:blipFill>
@@ -6688,25 +7227,17 @@
           </wp:inline>
         </w:drawing>
       </w:r>
-    </w:p>
-    <w:p>
-      <w:pPr>
-        <w:spacing w:after="0" w:line="480" w:lineRule="auto"/>
-        <w:jc w:val="center"/>
-        <w:rPr>
-          <w:rFonts w:ascii="Arial" w:hAnsi="Arial" w:cs="Arial"/>
-        </w:rPr>
-      </w:pPr>
       <w:r>
         <w:rPr>
           <w:rFonts w:ascii="Arial" w:hAnsi="Arial" w:cs="Arial"/>
           <w:noProof/>
         </w:rPr>
+        <w:lastRenderedPageBreak/>
         <w:drawing>
-          <wp:inline distT="0" distB="0" distL="0" distR="0" wp14:anchorId="0E415042" wp14:editId="2CA698F9">
-            <wp:extent cx="4319674" cy="2429816"/>
+          <wp:inline distT="0" distB="0" distL="0" distR="0" wp14:anchorId="1CB3C2BD" wp14:editId="2F62425F">
+            <wp:extent cx="4319674" cy="2429817"/>
             <wp:effectExtent l="19050" t="19050" r="24130" b="27940"/>
-            <wp:docPr id="918374336" name="Imagen 40"/>
+            <wp:docPr id="501174852" name="Imagen 29"/>
             <wp:cNvGraphicFramePr>
               <a:graphicFrameLocks xmlns:a="http://schemas.openxmlformats.org/drawingml/2006/main" noChangeAspect="1"/>
             </wp:cNvGraphicFramePr>
@@ -6714,7 +7245,7 @@
               <a:graphicData uri="http://schemas.openxmlformats.org/drawingml/2006/picture">
                 <pic:pic xmlns:pic="http://schemas.openxmlformats.org/drawingml/2006/picture">
                   <pic:nvPicPr>
-                    <pic:cNvPr id="918374336" name="Imagen 40"/>
+                    <pic:cNvPr id="501174852" name="Imagen 29"/>
                     <pic:cNvPicPr/>
                   </pic:nvPicPr>
                   <pic:blipFill>
@@ -6732,7 +7263,7 @@
                   <pic:spPr>
                     <a:xfrm>
                       <a:off x="0" y="0"/>
-                      <a:ext cx="4319674" cy="2429816"/>
+                      <a:ext cx="4319674" cy="2429817"/>
                     </a:xfrm>
                     <a:prstGeom prst="rect">
                       <a:avLst/>
@@ -6749,26 +7280,16 @@
           </wp:inline>
         </w:drawing>
       </w:r>
-    </w:p>
-    <w:p>
-      <w:pPr>
-        <w:spacing w:after="0" w:line="480" w:lineRule="auto"/>
-        <w:jc w:val="center"/>
-        <w:rPr>
-          <w:rFonts w:ascii="Arial" w:hAnsi="Arial" w:cs="Arial"/>
-        </w:rPr>
-      </w:pPr>
       <w:r>
         <w:rPr>
           <w:rFonts w:ascii="Arial" w:hAnsi="Arial" w:cs="Arial"/>
           <w:noProof/>
         </w:rPr>
-        <w:lastRenderedPageBreak/>
         <w:drawing>
-          <wp:inline distT="0" distB="0" distL="0" distR="0" wp14:anchorId="3EC6455A" wp14:editId="544D1835">
+          <wp:inline distT="0" distB="0" distL="0" distR="0" wp14:anchorId="31F20771" wp14:editId="6AADFA25">
             <wp:extent cx="4319674" cy="2429817"/>
             <wp:effectExtent l="19050" t="19050" r="24130" b="27940"/>
-            <wp:docPr id="1804253012" name="Imagen 39"/>
+            <wp:docPr id="719610505" name="Imagen 30"/>
             <wp:cNvGraphicFramePr>
               <a:graphicFrameLocks xmlns:a="http://schemas.openxmlformats.org/drawingml/2006/main" noChangeAspect="1"/>
             </wp:cNvGraphicFramePr>
@@ -6776,7 +7297,7 @@
               <a:graphicData uri="http://schemas.openxmlformats.org/drawingml/2006/picture">
                 <pic:pic xmlns:pic="http://schemas.openxmlformats.org/drawingml/2006/picture">
                   <pic:nvPicPr>
-                    <pic:cNvPr id="1804253012" name="Imagen 39"/>
+                    <pic:cNvPr id="719610505" name="Imagen 30"/>
                     <pic:cNvPicPr/>
                   </pic:nvPicPr>
                   <pic:blipFill>
@@ -6817,10 +7338,10 @@
           <w:noProof/>
         </w:rPr>
         <w:drawing>
-          <wp:inline distT="0" distB="0" distL="0" distR="0" wp14:anchorId="280FED55" wp14:editId="7E6008A6">
+          <wp:inline distT="0" distB="0" distL="0" distR="0" wp14:anchorId="5D7C3A3B" wp14:editId="49C0208F">
             <wp:extent cx="4319674" cy="2429817"/>
             <wp:effectExtent l="19050" t="19050" r="24130" b="27940"/>
-            <wp:docPr id="1816136843" name="Imagen 40"/>
+            <wp:docPr id="1584848526" name="Imagen 31"/>
             <wp:cNvGraphicFramePr>
               <a:graphicFrameLocks xmlns:a="http://schemas.openxmlformats.org/drawingml/2006/main" noChangeAspect="1"/>
             </wp:cNvGraphicFramePr>
@@ -6828,7 +7349,7 @@
               <a:graphicData uri="http://schemas.openxmlformats.org/drawingml/2006/picture">
                 <pic:pic xmlns:pic="http://schemas.openxmlformats.org/drawingml/2006/picture">
                   <pic:nvPicPr>
-                    <pic:cNvPr id="1816136843" name="Imagen 40"/>
+                    <pic:cNvPr id="1584848526" name="Imagen 31"/>
                     <pic:cNvPicPr/>
                   </pic:nvPicPr>
                   <pic:blipFill>
@@ -6863,13 +7384,634 @@
           </wp:inline>
         </w:drawing>
       </w:r>
+      <w:r>
+        <w:rPr>
+          <w:rFonts w:ascii="Arial" w:hAnsi="Arial" w:cs="Arial"/>
+          <w:noProof/>
+        </w:rPr>
+        <w:lastRenderedPageBreak/>
+        <w:drawing>
+          <wp:inline distT="0" distB="0" distL="0" distR="0" wp14:anchorId="106D0A6B" wp14:editId="09B47ACC">
+            <wp:extent cx="4319674" cy="2429817"/>
+            <wp:effectExtent l="19050" t="19050" r="24130" b="27940"/>
+            <wp:docPr id="1366204341" name="Imagen 32"/>
+            <wp:cNvGraphicFramePr>
+              <a:graphicFrameLocks xmlns:a="http://schemas.openxmlformats.org/drawingml/2006/main" noChangeAspect="1"/>
+            </wp:cNvGraphicFramePr>
+            <a:graphic xmlns:a="http://schemas.openxmlformats.org/drawingml/2006/main">
+              <a:graphicData uri="http://schemas.openxmlformats.org/drawingml/2006/picture">
+                <pic:pic xmlns:pic="http://schemas.openxmlformats.org/drawingml/2006/picture">
+                  <pic:nvPicPr>
+                    <pic:cNvPr id="1366204341" name="Imagen 32"/>
+                    <pic:cNvPicPr/>
+                  </pic:nvPicPr>
+                  <pic:blipFill>
+                    <a:blip r:embed="rId81" cstate="print">
+                      <a:extLst>
+                        <a:ext uri="{28A0092B-C50C-407E-A947-70E740481C1C}">
+                          <a14:useLocalDpi xmlns:a14="http://schemas.microsoft.com/office/drawing/2010/main" val="0"/>
+                        </a:ext>
+                      </a:extLst>
+                    </a:blip>
+                    <a:stretch>
+                      <a:fillRect/>
+                    </a:stretch>
+                  </pic:blipFill>
+                  <pic:spPr>
+                    <a:xfrm>
+                      <a:off x="0" y="0"/>
+                      <a:ext cx="4319674" cy="2429817"/>
+                    </a:xfrm>
+                    <a:prstGeom prst="rect">
+                      <a:avLst/>
+                    </a:prstGeom>
+                    <a:ln w="12700">
+                      <a:solidFill>
+                        <a:schemeClr val="tx1"/>
+                      </a:solidFill>
+                    </a:ln>
+                  </pic:spPr>
+                </pic:pic>
+              </a:graphicData>
+            </a:graphic>
+          </wp:inline>
+        </w:drawing>
+      </w:r>
+      <w:r>
+        <w:rPr>
+          <w:rFonts w:ascii="Arial" w:hAnsi="Arial" w:cs="Arial"/>
+          <w:noProof/>
+        </w:rPr>
+        <w:drawing>
+          <wp:inline distT="0" distB="0" distL="0" distR="0" wp14:anchorId="4DE488F1" wp14:editId="77A73986">
+            <wp:extent cx="4319674" cy="2429817"/>
+            <wp:effectExtent l="19050" t="19050" r="24130" b="27940"/>
+            <wp:docPr id="2011678697" name="Imagen 33"/>
+            <wp:cNvGraphicFramePr>
+              <a:graphicFrameLocks xmlns:a="http://schemas.openxmlformats.org/drawingml/2006/main" noChangeAspect="1"/>
+            </wp:cNvGraphicFramePr>
+            <a:graphic xmlns:a="http://schemas.openxmlformats.org/drawingml/2006/main">
+              <a:graphicData uri="http://schemas.openxmlformats.org/drawingml/2006/picture">
+                <pic:pic xmlns:pic="http://schemas.openxmlformats.org/drawingml/2006/picture">
+                  <pic:nvPicPr>
+                    <pic:cNvPr id="2011678697" name="Imagen 33"/>
+                    <pic:cNvPicPr/>
+                  </pic:nvPicPr>
+                  <pic:blipFill>
+                    <a:blip r:embed="rId82" cstate="print">
+                      <a:extLst>
+                        <a:ext uri="{28A0092B-C50C-407E-A947-70E740481C1C}">
+                          <a14:useLocalDpi xmlns:a14="http://schemas.microsoft.com/office/drawing/2010/main" val="0"/>
+                        </a:ext>
+                      </a:extLst>
+                    </a:blip>
+                    <a:stretch>
+                      <a:fillRect/>
+                    </a:stretch>
+                  </pic:blipFill>
+                  <pic:spPr>
+                    <a:xfrm>
+                      <a:off x="0" y="0"/>
+                      <a:ext cx="4319674" cy="2429817"/>
+                    </a:xfrm>
+                    <a:prstGeom prst="rect">
+                      <a:avLst/>
+                    </a:prstGeom>
+                    <a:ln w="12700">
+                      <a:solidFill>
+                        <a:schemeClr val="tx1"/>
+                      </a:solidFill>
+                    </a:ln>
+                  </pic:spPr>
+                </pic:pic>
+              </a:graphicData>
+            </a:graphic>
+          </wp:inline>
+        </w:drawing>
+      </w:r>
+      <w:r>
+        <w:rPr>
+          <w:rFonts w:ascii="Arial" w:hAnsi="Arial" w:cs="Arial"/>
+          <w:noProof/>
+        </w:rPr>
+        <w:drawing>
+          <wp:inline distT="0" distB="0" distL="0" distR="0" wp14:anchorId="051F2949" wp14:editId="765A0CBA">
+            <wp:extent cx="4319674" cy="2429817"/>
+            <wp:effectExtent l="19050" t="19050" r="24130" b="27940"/>
+            <wp:docPr id="993058085" name="Imagen 34"/>
+            <wp:cNvGraphicFramePr>
+              <a:graphicFrameLocks xmlns:a="http://schemas.openxmlformats.org/drawingml/2006/main" noChangeAspect="1"/>
+            </wp:cNvGraphicFramePr>
+            <a:graphic xmlns:a="http://schemas.openxmlformats.org/drawingml/2006/main">
+              <a:graphicData uri="http://schemas.openxmlformats.org/drawingml/2006/picture">
+                <pic:pic xmlns:pic="http://schemas.openxmlformats.org/drawingml/2006/picture">
+                  <pic:nvPicPr>
+                    <pic:cNvPr id="993058085" name="Imagen 34"/>
+                    <pic:cNvPicPr/>
+                  </pic:nvPicPr>
+                  <pic:blipFill>
+                    <a:blip r:embed="rId83" cstate="print">
+                      <a:extLst>
+                        <a:ext uri="{28A0092B-C50C-407E-A947-70E740481C1C}">
+                          <a14:useLocalDpi xmlns:a14="http://schemas.microsoft.com/office/drawing/2010/main" val="0"/>
+                        </a:ext>
+                      </a:extLst>
+                    </a:blip>
+                    <a:stretch>
+                      <a:fillRect/>
+                    </a:stretch>
+                  </pic:blipFill>
+                  <pic:spPr>
+                    <a:xfrm>
+                      <a:off x="0" y="0"/>
+                      <a:ext cx="4319674" cy="2429817"/>
+                    </a:xfrm>
+                    <a:prstGeom prst="rect">
+                      <a:avLst/>
+                    </a:prstGeom>
+                    <a:ln w="12700">
+                      <a:solidFill>
+                        <a:schemeClr val="tx1"/>
+                      </a:solidFill>
+                    </a:ln>
+                  </pic:spPr>
+                </pic:pic>
+              </a:graphicData>
+            </a:graphic>
+          </wp:inline>
+        </w:drawing>
+      </w:r>
+      <w:r>
+        <w:rPr>
+          <w:rFonts w:ascii="Arial" w:hAnsi="Arial" w:cs="Arial"/>
+          <w:noProof/>
+        </w:rPr>
+        <w:lastRenderedPageBreak/>
+        <w:drawing>
+          <wp:inline distT="0" distB="0" distL="0" distR="0" wp14:anchorId="5D1EB180" wp14:editId="0625E1F4">
+            <wp:extent cx="4319674" cy="2429817"/>
+            <wp:effectExtent l="19050" t="19050" r="24130" b="27940"/>
+            <wp:docPr id="1116455914" name="Imagen 35"/>
+            <wp:cNvGraphicFramePr>
+              <a:graphicFrameLocks xmlns:a="http://schemas.openxmlformats.org/drawingml/2006/main" noChangeAspect="1"/>
+            </wp:cNvGraphicFramePr>
+            <a:graphic xmlns:a="http://schemas.openxmlformats.org/drawingml/2006/main">
+              <a:graphicData uri="http://schemas.openxmlformats.org/drawingml/2006/picture">
+                <pic:pic xmlns:pic="http://schemas.openxmlformats.org/drawingml/2006/picture">
+                  <pic:nvPicPr>
+                    <pic:cNvPr id="1116455914" name="Imagen 35"/>
+                    <pic:cNvPicPr/>
+                  </pic:nvPicPr>
+                  <pic:blipFill>
+                    <a:blip r:embed="rId84" cstate="print">
+                      <a:extLst>
+                        <a:ext uri="{28A0092B-C50C-407E-A947-70E740481C1C}">
+                          <a14:useLocalDpi xmlns:a14="http://schemas.microsoft.com/office/drawing/2010/main" val="0"/>
+                        </a:ext>
+                      </a:extLst>
+                    </a:blip>
+                    <a:stretch>
+                      <a:fillRect/>
+                    </a:stretch>
+                  </pic:blipFill>
+                  <pic:spPr>
+                    <a:xfrm>
+                      <a:off x="0" y="0"/>
+                      <a:ext cx="4319674" cy="2429817"/>
+                    </a:xfrm>
+                    <a:prstGeom prst="rect">
+                      <a:avLst/>
+                    </a:prstGeom>
+                    <a:ln w="12700">
+                      <a:solidFill>
+                        <a:schemeClr val="tx1"/>
+                      </a:solidFill>
+                    </a:ln>
+                  </pic:spPr>
+                </pic:pic>
+              </a:graphicData>
+            </a:graphic>
+          </wp:inline>
+        </w:drawing>
+      </w:r>
+      <w:r>
+        <w:rPr>
+          <w:rFonts w:ascii="Arial" w:hAnsi="Arial" w:cs="Arial"/>
+          <w:noProof/>
+        </w:rPr>
+        <w:drawing>
+          <wp:inline distT="0" distB="0" distL="0" distR="0" wp14:anchorId="37437B40" wp14:editId="1AC16E63">
+            <wp:extent cx="4319674" cy="2429817"/>
+            <wp:effectExtent l="19050" t="19050" r="24130" b="27940"/>
+            <wp:docPr id="131646767" name="Imagen 36"/>
+            <wp:cNvGraphicFramePr>
+              <a:graphicFrameLocks xmlns:a="http://schemas.openxmlformats.org/drawingml/2006/main" noChangeAspect="1"/>
+            </wp:cNvGraphicFramePr>
+            <a:graphic xmlns:a="http://schemas.openxmlformats.org/drawingml/2006/main">
+              <a:graphicData uri="http://schemas.openxmlformats.org/drawingml/2006/picture">
+                <pic:pic xmlns:pic="http://schemas.openxmlformats.org/drawingml/2006/picture">
+                  <pic:nvPicPr>
+                    <pic:cNvPr id="131646767" name="Imagen 36"/>
+                    <pic:cNvPicPr/>
+                  </pic:nvPicPr>
+                  <pic:blipFill>
+                    <a:blip r:embed="rId85" cstate="print">
+                      <a:extLst>
+                        <a:ext uri="{28A0092B-C50C-407E-A947-70E740481C1C}">
+                          <a14:useLocalDpi xmlns:a14="http://schemas.microsoft.com/office/drawing/2010/main" val="0"/>
+                        </a:ext>
+                      </a:extLst>
+                    </a:blip>
+                    <a:stretch>
+                      <a:fillRect/>
+                    </a:stretch>
+                  </pic:blipFill>
+                  <pic:spPr>
+                    <a:xfrm>
+                      <a:off x="0" y="0"/>
+                      <a:ext cx="4319674" cy="2429817"/>
+                    </a:xfrm>
+                    <a:prstGeom prst="rect">
+                      <a:avLst/>
+                    </a:prstGeom>
+                    <a:ln w="12700">
+                      <a:solidFill>
+                        <a:schemeClr val="tx1"/>
+                      </a:solidFill>
+                    </a:ln>
+                  </pic:spPr>
+                </pic:pic>
+              </a:graphicData>
+            </a:graphic>
+          </wp:inline>
+        </w:drawing>
+      </w:r>
+    </w:p>
+    <w:p>
+      <w:pPr>
+        <w:spacing w:after="0" w:line="480" w:lineRule="auto"/>
+        <w:jc w:val="center"/>
+        <w:rPr>
+          <w:rFonts w:ascii="Arial" w:hAnsi="Arial" w:cs="Arial"/>
+        </w:rPr>
+      </w:pPr>
+      <w:r>
+        <w:rPr>
+          <w:rFonts w:ascii="Arial" w:hAnsi="Arial" w:cs="Arial"/>
+          <w:noProof/>
+        </w:rPr>
+        <w:drawing>
+          <wp:inline distT="0" distB="0" distL="0" distR="0" wp14:anchorId="314E4F3F" wp14:editId="2442F184">
+            <wp:extent cx="4319674" cy="2429817"/>
+            <wp:effectExtent l="19050" t="19050" r="24130" b="27940"/>
+            <wp:docPr id="1145585425" name="Imagen 37"/>
+            <wp:cNvGraphicFramePr>
+              <a:graphicFrameLocks xmlns:a="http://schemas.openxmlformats.org/drawingml/2006/main" noChangeAspect="1"/>
+            </wp:cNvGraphicFramePr>
+            <a:graphic xmlns:a="http://schemas.openxmlformats.org/drawingml/2006/main">
+              <a:graphicData uri="http://schemas.openxmlformats.org/drawingml/2006/picture">
+                <pic:pic xmlns:pic="http://schemas.openxmlformats.org/drawingml/2006/picture">
+                  <pic:nvPicPr>
+                    <pic:cNvPr id="1145585425" name="Imagen 37"/>
+                    <pic:cNvPicPr/>
+                  </pic:nvPicPr>
+                  <pic:blipFill>
+                    <a:blip r:embed="rId86" cstate="print">
+                      <a:extLst>
+                        <a:ext uri="{28A0092B-C50C-407E-A947-70E740481C1C}">
+                          <a14:useLocalDpi xmlns:a14="http://schemas.microsoft.com/office/drawing/2010/main" val="0"/>
+                        </a:ext>
+                      </a:extLst>
+                    </a:blip>
+                    <a:stretch>
+                      <a:fillRect/>
+                    </a:stretch>
+                  </pic:blipFill>
+                  <pic:spPr>
+                    <a:xfrm>
+                      <a:off x="0" y="0"/>
+                      <a:ext cx="4319674" cy="2429817"/>
+                    </a:xfrm>
+                    <a:prstGeom prst="rect">
+                      <a:avLst/>
+                    </a:prstGeom>
+                    <a:ln w="12700">
+                      <a:solidFill>
+                        <a:schemeClr val="tx1"/>
+                      </a:solidFill>
+                    </a:ln>
+                  </pic:spPr>
+                </pic:pic>
+              </a:graphicData>
+            </a:graphic>
+          </wp:inline>
+        </w:drawing>
+      </w:r>
+    </w:p>
+    <w:p>
+      <w:pPr>
+        <w:spacing w:after="0" w:line="480" w:lineRule="auto"/>
+        <w:jc w:val="center"/>
+        <w:rPr>
+          <w:rFonts w:ascii="Arial" w:hAnsi="Arial" w:cs="Arial"/>
+        </w:rPr>
+      </w:pPr>
+      <w:r>
+        <w:rPr>
+          <w:rFonts w:ascii="Arial" w:hAnsi="Arial" w:cs="Arial"/>
+          <w:noProof/>
+        </w:rPr>
+        <w:lastRenderedPageBreak/>
+        <w:drawing>
+          <wp:inline distT="0" distB="0" distL="0" distR="0" wp14:anchorId="6509DD4B" wp14:editId="2C08B3CA">
+            <wp:extent cx="4319674" cy="2429817"/>
+            <wp:effectExtent l="19050" t="19050" r="24130" b="27940"/>
+            <wp:docPr id="1666153179" name="Imagen 38"/>
+            <wp:cNvGraphicFramePr>
+              <a:graphicFrameLocks xmlns:a="http://schemas.openxmlformats.org/drawingml/2006/main" noChangeAspect="1"/>
+            </wp:cNvGraphicFramePr>
+            <a:graphic xmlns:a="http://schemas.openxmlformats.org/drawingml/2006/main">
+              <a:graphicData uri="http://schemas.openxmlformats.org/drawingml/2006/picture">
+                <pic:pic xmlns:pic="http://schemas.openxmlformats.org/drawingml/2006/picture">
+                  <pic:nvPicPr>
+                    <pic:cNvPr id="1666153179" name="Imagen 38"/>
+                    <pic:cNvPicPr/>
+                  </pic:nvPicPr>
+                  <pic:blipFill>
+                    <a:blip r:embed="rId87" cstate="print">
+                      <a:extLst>
+                        <a:ext uri="{28A0092B-C50C-407E-A947-70E740481C1C}">
+                          <a14:useLocalDpi xmlns:a14="http://schemas.microsoft.com/office/drawing/2010/main" val="0"/>
+                        </a:ext>
+                      </a:extLst>
+                    </a:blip>
+                    <a:stretch>
+                      <a:fillRect/>
+                    </a:stretch>
+                  </pic:blipFill>
+                  <pic:spPr>
+                    <a:xfrm>
+                      <a:off x="0" y="0"/>
+                      <a:ext cx="4319674" cy="2429817"/>
+                    </a:xfrm>
+                    <a:prstGeom prst="rect">
+                      <a:avLst/>
+                    </a:prstGeom>
+                    <a:ln w="12700">
+                      <a:solidFill>
+                        <a:schemeClr val="tx1"/>
+                      </a:solidFill>
+                    </a:ln>
+                  </pic:spPr>
+                </pic:pic>
+              </a:graphicData>
+            </a:graphic>
+          </wp:inline>
+        </w:drawing>
+      </w:r>
+    </w:p>
+    <w:p>
+      <w:pPr>
+        <w:spacing w:after="0" w:line="480" w:lineRule="auto"/>
+        <w:jc w:val="center"/>
+        <w:rPr>
+          <w:rFonts w:ascii="Arial" w:hAnsi="Arial" w:cs="Arial"/>
+        </w:rPr>
+      </w:pPr>
+      <w:r>
+        <w:rPr>
+          <w:rFonts w:ascii="Arial" w:hAnsi="Arial" w:cs="Arial"/>
+          <w:noProof/>
+        </w:rPr>
+        <w:drawing>
+          <wp:inline distT="0" distB="0" distL="0" distR="0" wp14:anchorId="6505E1E3" wp14:editId="0E475BA1">
+            <wp:extent cx="4319674" cy="2429817"/>
+            <wp:effectExtent l="19050" t="19050" r="24130" b="27940"/>
+            <wp:docPr id="307332833" name="Imagen 39"/>
+            <wp:cNvGraphicFramePr>
+              <a:graphicFrameLocks xmlns:a="http://schemas.openxmlformats.org/drawingml/2006/main" noChangeAspect="1"/>
+            </wp:cNvGraphicFramePr>
+            <a:graphic xmlns:a="http://schemas.openxmlformats.org/drawingml/2006/main">
+              <a:graphicData uri="http://schemas.openxmlformats.org/drawingml/2006/picture">
+                <pic:pic xmlns:pic="http://schemas.openxmlformats.org/drawingml/2006/picture">
+                  <pic:nvPicPr>
+                    <pic:cNvPr id="307332833" name="Imagen 39"/>
+                    <pic:cNvPicPr/>
+                  </pic:nvPicPr>
+                  <pic:blipFill>
+                    <a:blip r:embed="rId88" cstate="print">
+                      <a:extLst>
+                        <a:ext uri="{28A0092B-C50C-407E-A947-70E740481C1C}">
+                          <a14:useLocalDpi xmlns:a14="http://schemas.microsoft.com/office/drawing/2010/main" val="0"/>
+                        </a:ext>
+                      </a:extLst>
+                    </a:blip>
+                    <a:stretch>
+                      <a:fillRect/>
+                    </a:stretch>
+                  </pic:blipFill>
+                  <pic:spPr>
+                    <a:xfrm>
+                      <a:off x="0" y="0"/>
+                      <a:ext cx="4319674" cy="2429817"/>
+                    </a:xfrm>
+                    <a:prstGeom prst="rect">
+                      <a:avLst/>
+                    </a:prstGeom>
+                    <a:ln w="12700">
+                      <a:solidFill>
+                        <a:schemeClr val="tx1"/>
+                      </a:solidFill>
+                    </a:ln>
+                  </pic:spPr>
+                </pic:pic>
+              </a:graphicData>
+            </a:graphic>
+          </wp:inline>
+        </w:drawing>
+      </w:r>
+    </w:p>
+    <w:p>
+      <w:pPr>
+        <w:spacing w:after="0" w:line="480" w:lineRule="auto"/>
+        <w:jc w:val="center"/>
+        <w:rPr>
+          <w:rFonts w:ascii="Arial" w:hAnsi="Arial" w:cs="Arial"/>
+        </w:rPr>
+      </w:pPr>
+      <w:r>
+        <w:rPr>
+          <w:rFonts w:ascii="Arial" w:hAnsi="Arial" w:cs="Arial"/>
+          <w:noProof/>
+        </w:rPr>
+        <w:drawing>
+          <wp:inline distT="0" distB="0" distL="0" distR="0" wp14:anchorId="0E415042" wp14:editId="2CA698F9">
+            <wp:extent cx="4319674" cy="2429816"/>
+            <wp:effectExtent l="19050" t="19050" r="24130" b="27940"/>
+            <wp:docPr id="918374336" name="Imagen 40"/>
+            <wp:cNvGraphicFramePr>
+              <a:graphicFrameLocks xmlns:a="http://schemas.openxmlformats.org/drawingml/2006/main" noChangeAspect="1"/>
+            </wp:cNvGraphicFramePr>
+            <a:graphic xmlns:a="http://schemas.openxmlformats.org/drawingml/2006/main">
+              <a:graphicData uri="http://schemas.openxmlformats.org/drawingml/2006/picture">
+                <pic:pic xmlns:pic="http://schemas.openxmlformats.org/drawingml/2006/picture">
+                  <pic:nvPicPr>
+                    <pic:cNvPr id="918374336" name="Imagen 40"/>
+                    <pic:cNvPicPr/>
+                  </pic:nvPicPr>
+                  <pic:blipFill>
+                    <a:blip r:embed="rId89" cstate="print">
+                      <a:extLst>
+                        <a:ext uri="{28A0092B-C50C-407E-A947-70E740481C1C}">
+                          <a14:useLocalDpi xmlns:a14="http://schemas.microsoft.com/office/drawing/2010/main" val="0"/>
+                        </a:ext>
+                      </a:extLst>
+                    </a:blip>
+                    <a:stretch>
+                      <a:fillRect/>
+                    </a:stretch>
+                  </pic:blipFill>
+                  <pic:spPr>
+                    <a:xfrm>
+                      <a:off x="0" y="0"/>
+                      <a:ext cx="4319674" cy="2429816"/>
+                    </a:xfrm>
+                    <a:prstGeom prst="rect">
+                      <a:avLst/>
+                    </a:prstGeom>
+                    <a:ln w="12700">
+                      <a:solidFill>
+                        <a:schemeClr val="tx1"/>
+                      </a:solidFill>
+                    </a:ln>
+                  </pic:spPr>
+                </pic:pic>
+              </a:graphicData>
+            </a:graphic>
+          </wp:inline>
+        </w:drawing>
+      </w:r>
+    </w:p>
+    <w:p>
+      <w:pPr>
+        <w:spacing w:after="0" w:line="480" w:lineRule="auto"/>
+        <w:jc w:val="center"/>
+        <w:rPr>
+          <w:rFonts w:ascii="Arial" w:hAnsi="Arial" w:cs="Arial"/>
+        </w:rPr>
+      </w:pPr>
+      <w:r>
+        <w:rPr>
+          <w:rFonts w:ascii="Arial" w:hAnsi="Arial" w:cs="Arial"/>
+          <w:noProof/>
+        </w:rPr>
+        <w:lastRenderedPageBreak/>
+        <w:drawing>
+          <wp:inline distT="0" distB="0" distL="0" distR="0" wp14:anchorId="3EC6455A" wp14:editId="544D1835">
+            <wp:extent cx="4319674" cy="2429817"/>
+            <wp:effectExtent l="19050" t="19050" r="24130" b="27940"/>
+            <wp:docPr id="1804253012" name="Imagen 39"/>
+            <wp:cNvGraphicFramePr>
+              <a:graphicFrameLocks xmlns:a="http://schemas.openxmlformats.org/drawingml/2006/main" noChangeAspect="1"/>
+            </wp:cNvGraphicFramePr>
+            <a:graphic xmlns:a="http://schemas.openxmlformats.org/drawingml/2006/main">
+              <a:graphicData uri="http://schemas.openxmlformats.org/drawingml/2006/picture">
+                <pic:pic xmlns:pic="http://schemas.openxmlformats.org/drawingml/2006/picture">
+                  <pic:nvPicPr>
+                    <pic:cNvPr id="1804253012" name="Imagen 39"/>
+                    <pic:cNvPicPr/>
+                  </pic:nvPicPr>
+                  <pic:blipFill>
+                    <a:blip r:embed="rId90" cstate="print">
+                      <a:extLst>
+                        <a:ext uri="{28A0092B-C50C-407E-A947-70E740481C1C}">
+                          <a14:useLocalDpi xmlns:a14="http://schemas.microsoft.com/office/drawing/2010/main" val="0"/>
+                        </a:ext>
+                      </a:extLst>
+                    </a:blip>
+                    <a:stretch>
+                      <a:fillRect/>
+                    </a:stretch>
+                  </pic:blipFill>
+                  <pic:spPr>
+                    <a:xfrm>
+                      <a:off x="0" y="0"/>
+                      <a:ext cx="4319674" cy="2429817"/>
+                    </a:xfrm>
+                    <a:prstGeom prst="rect">
+                      <a:avLst/>
+                    </a:prstGeom>
+                    <a:ln w="12700">
+                      <a:solidFill>
+                        <a:schemeClr val="tx1"/>
+                      </a:solidFill>
+                    </a:ln>
+                  </pic:spPr>
+                </pic:pic>
+              </a:graphicData>
+            </a:graphic>
+          </wp:inline>
+        </w:drawing>
+      </w:r>
+      <w:r>
+        <w:rPr>
+          <w:rFonts w:ascii="Arial" w:hAnsi="Arial" w:cs="Arial"/>
+          <w:noProof/>
+        </w:rPr>
+        <w:drawing>
+          <wp:inline distT="0" distB="0" distL="0" distR="0" wp14:anchorId="280FED55" wp14:editId="7E6008A6">
+            <wp:extent cx="4319674" cy="2429817"/>
+            <wp:effectExtent l="19050" t="19050" r="24130" b="27940"/>
+            <wp:docPr id="1816136843" name="Imagen 40"/>
+            <wp:cNvGraphicFramePr>
+              <a:graphicFrameLocks xmlns:a="http://schemas.openxmlformats.org/drawingml/2006/main" noChangeAspect="1"/>
+            </wp:cNvGraphicFramePr>
+            <a:graphic xmlns:a="http://schemas.openxmlformats.org/drawingml/2006/main">
+              <a:graphicData uri="http://schemas.openxmlformats.org/drawingml/2006/picture">
+                <pic:pic xmlns:pic="http://schemas.openxmlformats.org/drawingml/2006/picture">
+                  <pic:nvPicPr>
+                    <pic:cNvPr id="1816136843" name="Imagen 40"/>
+                    <pic:cNvPicPr/>
+                  </pic:nvPicPr>
+                  <pic:blipFill>
+                    <a:blip r:embed="rId91" cstate="print">
+                      <a:extLst>
+                        <a:ext uri="{28A0092B-C50C-407E-A947-70E740481C1C}">
+                          <a14:useLocalDpi xmlns:a14="http://schemas.microsoft.com/office/drawing/2010/main" val="0"/>
+                        </a:ext>
+                      </a:extLst>
+                    </a:blip>
+                    <a:stretch>
+                      <a:fillRect/>
+                    </a:stretch>
+                  </pic:blipFill>
+                  <pic:spPr>
+                    <a:xfrm>
+                      <a:off x="0" y="0"/>
+                      <a:ext cx="4319674" cy="2429817"/>
+                    </a:xfrm>
+                    <a:prstGeom prst="rect">
+                      <a:avLst/>
+                    </a:prstGeom>
+                    <a:ln w="12700">
+                      <a:solidFill>
+                        <a:schemeClr val="tx1"/>
+                      </a:solidFill>
+                    </a:ln>
+                  </pic:spPr>
+                </pic:pic>
+              </a:graphicData>
+            </a:graphic>
+          </wp:inline>
+        </w:drawing>
+      </w:r>
     </w:p>
     <w:sectPr>
-      <w:headerReference w:type="default" r:id="rId81"/>
-      <w:footerReference w:type="default" r:id="rId82"/>
+      <w:headerReference w:type="default" r:id="rId92"/>
+      <w:type w:val="continuous"/>
       <w:pgSz w:w="12240" w:h="15840"/>
       <w:pgMar w:top="1417" w:right="1701" w:bottom="1417" w:left="1701" w:header="708" w:footer="708" w:gutter="0"/>
-      <w:pgNumType w:start="144"/>
+      <w:pgNumType w:start="151"/>
       <w:cols w:space="708"/>
       <w:docGrid w:linePitch="360"/>
     </w:sectPr>
@@ -6878,7 +8020,7 @@
 </file>
 
 <file path=word/endnotes.xml><?xml version="1.0" encoding="utf-8"?>
-<w:endnotes xmlns:wpc="http://schemas.microsoft.com/office/word/2010/wordprocessingCanvas" xmlns:cx="http://schemas.microsoft.com/office/drawing/2014/chartex" xmlns:cx1="http://schemas.microsoft.com/office/drawing/2015/9/8/chartex" xmlns:cx2="http://schemas.microsoft.com/office/drawing/2015/10/21/chartex" xmlns:cx3="http://schemas.microsoft.com/office/drawing/2016/5/9/chartex" xmlns:cx4="http://schemas.microsoft.com/office/drawing/2016/5/10/chartex" xmlns:cx5="http://schemas.microsoft.com/office/drawing/2016/5/11/chartex" xmlns:cx6="http://schemas.microsoft.com/office/drawing/2016/5/12/chartex" xmlns:cx7="http://schemas.microsoft.com/office/drawing/2016/5/13/chartex" xmlns:cx8="http://schemas.microsoft.com/office/drawing/2016/5/14/chartex" xmlns:mc="http://schemas.openxmlformats.org/markup-compatibility/2006" xmlns:aink="http://schemas.microsoft.com/office/drawing/2016/ink" xmlns:am3d="http://schemas.microsoft.com/office/drawing/2017/model3d" xmlns:o="urn:schemas-microsoft-com:office:office" xmlns:oel="http://schemas.microsoft.com/office/2019/extlst" xmlns:r="http://schemas.openxmlformats.org/officeDocument/2006/relationships" xmlns:m="http://schemas.openxmlformats.org/officeDocument/2006/math" xmlns:v="urn:schemas-microsoft-com:vml" xmlns:wp14="http://schemas.microsoft.com/office/word/2010/wordprocessingDrawing" xmlns:wp="http://schemas.openxmlformats.org/drawingml/2006/wordprocessingDrawing" xmlns:w10="urn:schemas-microsoft-com:office:word" xmlns:w="http://schemas.openxmlformats.org/wordprocessingml/2006/main" xmlns:w14="http://schemas.microsoft.com/office/word/2010/wordml" xmlns:w15="http://schemas.microsoft.com/office/word/2012/wordml" xmlns:w16cex="http://schemas.microsoft.com/office/word/2018/wordml/cex" xmlns:w16cid="http://schemas.microsoft.com/office/word/2016/wordml/cid" xmlns:w16="http://schemas.microsoft.com/office/word/2018/wordml" xmlns:w16du="http://schemas.microsoft.com/office/word/2023/wordml/word16du" xmlns:w16sdtdh="http://schemas.microsoft.com/office/word/2020/wordml/sdtdatahash" xmlns:w16sdtfl="http://schemas.microsoft.com/office/word/2024/wordml/sdtformatlock" xmlns:w16se="http://schemas.microsoft.com/office/word/2015/wordml/symex" xmlns:wpg="http://schemas.microsoft.com/office/word/2010/wordprocessingGroup" xmlns:wpi="http://schemas.microsoft.com/office/word/2010/wordprocessingInk" xmlns:wne="http://schemas.microsoft.com/office/word/2006/wordml" xmlns:wps="http://schemas.microsoft.com/office/word/2010/wordprocessingShape" mc:Ignorable="w14 w15 w16se w16cid w16 w16cex w16sdtdh w16sdtfl w16du wp14">
+<w:endnotes xmlns:wpc="http://schemas.microsoft.com/office/word/2010/wordprocessingCanvas" xmlns:cx="http://schemas.microsoft.com/office/drawing/2014/chartex" xmlns:cx1="http://schemas.microsoft.com/office/drawing/2015/9/8/chartex" xmlns:cx2="http://schemas.microsoft.com/office/drawing/2015/10/21/chartex" xmlns:cx3="http://schemas.microsoft.com/office/drawing/2016/5/9/chartex" xmlns:cx4="http://schemas.microsoft.com/office/drawing/2016/5/10/chartex" xmlns:cx5="http://schemas.microsoft.com/office/drawing/2016/5/11/chartex" xmlns:cx6="http://schemas.microsoft.com/office/drawing/2016/5/12/chartex" xmlns:cx7="http://schemas.microsoft.com/office/drawing/2016/5/13/chartex" xmlns:cx8="http://schemas.microsoft.com/office/drawing/2016/5/14/chartex" xmlns:mc="http://schemas.openxmlformats.org/markup-compatibility/2006" xmlns:aink="http://schemas.microsoft.com/office/drawing/2016/ink" xmlns:am3d="http://schemas.microsoft.com/office/drawing/2017/model3d" xmlns:o="urn:schemas-microsoft-com:office:office" xmlns:oel="http://schemas.microsoft.com/office/2019/extlst" xmlns:r="http://schemas.openxmlformats.org/officeDocument/2006/relationships" xmlns:m="http://schemas.openxmlformats.org/officeDocument/2006/math" xmlns:v="urn:schemas-microsoft-com:vml" xmlns:wp14="http://schemas.microsoft.com/office/word/2010/wordprocessingDrawing" xmlns:wp="http://schemas.openxmlformats.org/drawingml/2006/wordprocessingDrawing" xmlns:w10="urn:schemas-microsoft-com:office:word" xmlns:w="http://schemas.openxmlformats.org/wordprocessingml/2006/main" xmlns:w14="http://schemas.microsoft.com/office/word/2010/wordml" xmlns:w15="http://schemas.microsoft.com/office/word/2012/wordml" xmlns:w16cei="http://schemas.microsoft.com/office/word/2026/wordml/cei" xmlns:w16cex="http://schemas.microsoft.com/office/word/2018/wordml/cex" xmlns:w16cid="http://schemas.microsoft.com/office/word/2016/wordml/cid" xmlns:w16="http://schemas.microsoft.com/office/word/2018/wordml" xmlns:w16du="http://schemas.microsoft.com/office/word/2023/wordml/word16du" xmlns:w16sdtdh="http://schemas.microsoft.com/office/word/2020/wordml/sdtdatahash" xmlns:w16sdtfl="http://schemas.microsoft.com/office/word/2024/wordml/sdtformatlock" xmlns:w16se="http://schemas.microsoft.com/office/word/2015/wordml/symex" xmlns:wpg="http://schemas.microsoft.com/office/word/2010/wordprocessingGroup" xmlns:wpi="http://schemas.microsoft.com/office/word/2010/wordprocessingInk" xmlns:wne="http://schemas.microsoft.com/office/word/2006/wordml" xmlns:wps="http://schemas.microsoft.com/office/word/2010/wordprocessingShape" mc:Ignorable="w14 w15 w16se w16cid w16 w16cex w16sdtdh w16sdtfl w16du wp14">
   <w:endnote w:type="separator" w:id="-1">
     <w:p>
       <w:pPr>
@@ -6903,7 +8045,23 @@
 </file>
 
 <file path=word/footer1.xml><?xml version="1.0" encoding="utf-8"?>
-<w:ftr xmlns:wpc="http://schemas.microsoft.com/office/word/2010/wordprocessingCanvas" xmlns:cx="http://schemas.microsoft.com/office/drawing/2014/chartex" xmlns:cx1="http://schemas.microsoft.com/office/drawing/2015/9/8/chartex" xmlns:cx2="http://schemas.microsoft.com/office/drawing/2015/10/21/chartex" xmlns:cx3="http://schemas.microsoft.com/office/drawing/2016/5/9/chartex" xmlns:cx4="http://schemas.microsoft.com/office/drawing/2016/5/10/chartex" xmlns:cx5="http://schemas.microsoft.com/office/drawing/2016/5/11/chartex" xmlns:cx6="http://schemas.microsoft.com/office/drawing/2016/5/12/chartex" xmlns:cx7="http://schemas.microsoft.com/office/drawing/2016/5/13/chartex" xmlns:cx8="http://schemas.microsoft.com/office/drawing/2016/5/14/chartex" xmlns:mc="http://schemas.openxmlformats.org/markup-compatibility/2006" xmlns:aink="http://schemas.microsoft.com/office/drawing/2016/ink" xmlns:am3d="http://schemas.microsoft.com/office/drawing/2017/model3d" xmlns:o="urn:schemas-microsoft-com:office:office" xmlns:oel="http://schemas.microsoft.com/office/2019/extlst" xmlns:r="http://schemas.openxmlformats.org/officeDocument/2006/relationships" xmlns:m="http://schemas.openxmlformats.org/officeDocument/2006/math" xmlns:v="urn:schemas-microsoft-com:vml" xmlns:wp14="http://schemas.microsoft.com/office/word/2010/wordprocessingDrawing" xmlns:wp="http://schemas.openxmlformats.org/drawingml/2006/wordprocessingDrawing" xmlns:w10="urn:schemas-microsoft-com:office:word" xmlns:w="http://schemas.openxmlformats.org/wordprocessingml/2006/main" xmlns:w14="http://schemas.microsoft.com/office/word/2010/wordml" xmlns:w15="http://schemas.microsoft.com/office/word/2012/wordml" xmlns:w16cex="http://schemas.microsoft.com/office/word/2018/wordml/cex" xmlns:w16cid="http://schemas.microsoft.com/office/word/2016/wordml/cid" xmlns:w16="http://schemas.microsoft.com/office/word/2018/wordml" xmlns:w16du="http://schemas.microsoft.com/office/word/2023/wordml/word16du" xmlns:w16sdtdh="http://schemas.microsoft.com/office/word/2020/wordml/sdtdatahash" xmlns:w16sdtfl="http://schemas.microsoft.com/office/word/2024/wordml/sdtformatlock" xmlns:w16se="http://schemas.microsoft.com/office/word/2015/wordml/symex" xmlns:wpg="http://schemas.microsoft.com/office/word/2010/wordprocessingGroup" xmlns:wpi="http://schemas.microsoft.com/office/word/2010/wordprocessingInk" xmlns:wne="http://schemas.microsoft.com/office/word/2006/wordml" xmlns:wps="http://schemas.microsoft.com/office/word/2010/wordprocessingShape" mc:Ignorable="w14 w15 w16se w16cid w16 w16cex w16sdtdh w16sdtfl w16du wp14">
+<w:ftr xmlns:wpc="http://schemas.microsoft.com/office/word/2010/wordprocessingCanvas" xmlns:cx="http://schemas.microsoft.com/office/drawing/2014/chartex" xmlns:cx1="http://schemas.microsoft.com/office/drawing/2015/9/8/chartex" xmlns:cx2="http://schemas.microsoft.com/office/drawing/2015/10/21/chartex" xmlns:cx3="http://schemas.microsoft.com/office/drawing/2016/5/9/chartex" xmlns:cx4="http://schemas.microsoft.com/office/drawing/2016/5/10/chartex" xmlns:cx5="http://schemas.microsoft.com/office/drawing/2016/5/11/chartex" xmlns:cx6="http://schemas.microsoft.com/office/drawing/2016/5/12/chartex" xmlns:cx7="http://schemas.microsoft.com/office/drawing/2016/5/13/chartex" xmlns:cx8="http://schemas.microsoft.com/office/drawing/2016/5/14/chartex" xmlns:mc="http://schemas.openxmlformats.org/markup-compatibility/2006" xmlns:aink="http://schemas.microsoft.com/office/drawing/2016/ink" xmlns:am3d="http://schemas.microsoft.com/office/drawing/2017/model3d" xmlns:o="urn:schemas-microsoft-com:office:office" xmlns:oel="http://schemas.microsoft.com/office/2019/extlst" xmlns:r="http://schemas.openxmlformats.org/officeDocument/2006/relationships" xmlns:m="http://schemas.openxmlformats.org/officeDocument/2006/math" xmlns:v="urn:schemas-microsoft-com:vml" xmlns:wp14="http://schemas.microsoft.com/office/word/2010/wordprocessingDrawing" xmlns:wp="http://schemas.openxmlformats.org/drawingml/2006/wordprocessingDrawing" xmlns:w10="urn:schemas-microsoft-com:office:word" xmlns:w="http://schemas.openxmlformats.org/wordprocessingml/2006/main" xmlns:w14="http://schemas.microsoft.com/office/word/2010/wordml" xmlns:w15="http://schemas.microsoft.com/office/word/2012/wordml" xmlns:w16cei="http://schemas.microsoft.com/office/word/2026/wordml/cei" xmlns:w16cex="http://schemas.microsoft.com/office/word/2018/wordml/cex" xmlns:w16cid="http://schemas.microsoft.com/office/word/2016/wordml/cid" xmlns:w16="http://schemas.microsoft.com/office/word/2018/wordml" xmlns:w16du="http://schemas.microsoft.com/office/word/2023/wordml/word16du" xmlns:w16sdtdh="http://schemas.microsoft.com/office/word/2020/wordml/sdtdatahash" xmlns:w16sdtfl="http://schemas.microsoft.com/office/word/2024/wordml/sdtformatlock" xmlns:w16se="http://schemas.microsoft.com/office/word/2015/wordml/symex" xmlns:wpg="http://schemas.microsoft.com/office/word/2010/wordprocessingGroup" xmlns:wpi="http://schemas.microsoft.com/office/word/2010/wordprocessingInk" xmlns:wne="http://schemas.microsoft.com/office/word/2006/wordml" xmlns:wps="http://schemas.microsoft.com/office/word/2010/wordprocessingShape" mc:Ignorable="w14 w15 w16se w16cid w16 w16cex w16sdtdh w16sdtfl w16du wp14">
+  <w:p>
+    <w:pPr>
+      <w:pStyle w:val="Piedepgina"/>
+      <w:jc w:val="center"/>
+    </w:pPr>
+  </w:p>
+  <w:p>
+    <w:pPr>
+      <w:pStyle w:val="Piedepgina"/>
+    </w:pPr>
+  </w:p>
+</w:ftr>
+</file>
+
+<file path=word/footer2.xml><?xml version="1.0" encoding="utf-8"?>
+<w:ftr xmlns:wpc="http://schemas.microsoft.com/office/word/2010/wordprocessingCanvas" xmlns:cx="http://schemas.microsoft.com/office/drawing/2014/chartex" xmlns:cx1="http://schemas.microsoft.com/office/drawing/2015/9/8/chartex" xmlns:cx2="http://schemas.microsoft.com/office/drawing/2015/10/21/chartex" xmlns:cx3="http://schemas.microsoft.com/office/drawing/2016/5/9/chartex" xmlns:cx4="http://schemas.microsoft.com/office/drawing/2016/5/10/chartex" xmlns:cx5="http://schemas.microsoft.com/office/drawing/2016/5/11/chartex" xmlns:cx6="http://schemas.microsoft.com/office/drawing/2016/5/12/chartex" xmlns:cx7="http://schemas.microsoft.com/office/drawing/2016/5/13/chartex" xmlns:cx8="http://schemas.microsoft.com/office/drawing/2016/5/14/chartex" xmlns:mc="http://schemas.openxmlformats.org/markup-compatibility/2006" xmlns:aink="http://schemas.microsoft.com/office/drawing/2016/ink" xmlns:am3d="http://schemas.microsoft.com/office/drawing/2017/model3d" xmlns:o="urn:schemas-microsoft-com:office:office" xmlns:oel="http://schemas.microsoft.com/office/2019/extlst" xmlns:r="http://schemas.openxmlformats.org/officeDocument/2006/relationships" xmlns:m="http://schemas.openxmlformats.org/officeDocument/2006/math" xmlns:v="urn:schemas-microsoft-com:vml" xmlns:wp14="http://schemas.microsoft.com/office/word/2010/wordprocessingDrawing" xmlns:wp="http://schemas.openxmlformats.org/drawingml/2006/wordprocessingDrawing" xmlns:w10="urn:schemas-microsoft-com:office:word" xmlns:w="http://schemas.openxmlformats.org/wordprocessingml/2006/main" xmlns:w14="http://schemas.microsoft.com/office/word/2010/wordml" xmlns:w15="http://schemas.microsoft.com/office/word/2012/wordml" xmlns:w16cei="http://schemas.microsoft.com/office/word/2026/wordml/cei" xmlns:w16cex="http://schemas.microsoft.com/office/word/2018/wordml/cex" xmlns:w16cid="http://schemas.microsoft.com/office/word/2016/wordml/cid" xmlns:w16="http://schemas.microsoft.com/office/word/2018/wordml" xmlns:w16du="http://schemas.microsoft.com/office/word/2023/wordml/word16du" xmlns:w16sdtdh="http://schemas.microsoft.com/office/word/2020/wordml/sdtdatahash" xmlns:w16sdtfl="http://schemas.microsoft.com/office/word/2024/wordml/sdtformatlock" xmlns:w16se="http://schemas.microsoft.com/office/word/2015/wordml/symex" xmlns:wpg="http://schemas.microsoft.com/office/word/2010/wordprocessingGroup" xmlns:wpi="http://schemas.microsoft.com/office/word/2010/wordprocessingInk" xmlns:wne="http://schemas.microsoft.com/office/word/2006/wordml" xmlns:wps="http://schemas.microsoft.com/office/word/2010/wordprocessingShape" mc:Ignorable="w14 w15 w16se w16cid w16 w16cex w16sdtdh w16sdtfl w16du wp14">
   <w:p>
     <w:pPr>
       <w:pStyle w:val="Piedepgina"/>
@@ -6919,7 +8077,7 @@
 </file>
 
 <file path=word/footnotes.xml><?xml version="1.0" encoding="utf-8"?>
-<w:footnotes xmlns:wpc="http://schemas.microsoft.com/office/word/2010/wordprocessingCanvas" xmlns:cx="http://schemas.microsoft.com/office/drawing/2014/chartex" xmlns:cx1="http://schemas.microsoft.com/office/drawing/2015/9/8/chartex" xmlns:cx2="http://schemas.microsoft.com/office/drawing/2015/10/21/chartex" xmlns:cx3="http://schemas.microsoft.com/office/drawing/2016/5/9/chartex" xmlns:cx4="http://schemas.microsoft.com/office/drawing/2016/5/10/chartex" xmlns:cx5="http://schemas.microsoft.com/office/drawing/2016/5/11/chartex" xmlns:cx6="http://schemas.microsoft.com/office/drawing/2016/5/12/chartex" xmlns:cx7="http://schemas.microsoft.com/office/drawing/2016/5/13/chartex" xmlns:cx8="http://schemas.microsoft.com/office/drawing/2016/5/14/chartex" xmlns:mc="http://schemas.openxmlformats.org/markup-compatibility/2006" xmlns:aink="http://schemas.microsoft.com/office/drawing/2016/ink" xmlns:am3d="http://schemas.microsoft.com/office/drawing/2017/model3d" xmlns:o="urn:schemas-microsoft-com:office:office" xmlns:oel="http://schemas.microsoft.com/office/2019/extlst" xmlns:r="http://schemas.openxmlformats.org/officeDocument/2006/relationships" xmlns:m="http://schemas.openxmlformats.org/officeDocument/2006/math" xmlns:v="urn:schemas-microsoft-com:vml" xmlns:wp14="http://schemas.microsoft.com/office/word/2010/wordprocessingDrawing" xmlns:wp="http://schemas.openxmlformats.org/drawingml/2006/wordprocessingDrawing" xmlns:w10="urn:schemas-microsoft-com:office:word" xmlns:w="http://schemas.openxmlformats.org/wordprocessingml/2006/main" xmlns:w14="http://schemas.microsoft.com/office/word/2010/wordml" xmlns:w15="http://schemas.microsoft.com/office/word/2012/wordml" xmlns:w16cex="http://schemas.microsoft.com/office/word/2018/wordml/cex" xmlns:w16cid="http://schemas.microsoft.com/office/word/2016/wordml/cid" xmlns:w16="http://schemas.microsoft.com/office/word/2018/wordml" xmlns:w16du="http://schemas.microsoft.com/office/word/2023/wordml/word16du" xmlns:w16sdtdh="http://schemas.microsoft.com/office/word/2020/wordml/sdtdatahash" xmlns:w16sdtfl="http://schemas.microsoft.com/office/word/2024/wordml/sdtformatlock" xmlns:w16se="http://schemas.microsoft.com/office/word/2015/wordml/symex" xmlns:wpg="http://schemas.microsoft.com/office/word/2010/wordprocessingGroup" xmlns:wpi="http://schemas.microsoft.com/office/word/2010/wordprocessingInk" xmlns:wne="http://schemas.microsoft.com/office/word/2006/wordml" xmlns:wps="http://schemas.microsoft.com/office/word/2010/wordprocessingShape" mc:Ignorable="w14 w15 w16se w16cid w16 w16cex w16sdtdh w16sdtfl w16du wp14">
+<w:footnotes xmlns:wpc="http://schemas.microsoft.com/office/word/2010/wordprocessingCanvas" xmlns:cx="http://schemas.microsoft.com/office/drawing/2014/chartex" xmlns:cx1="http://schemas.microsoft.com/office/drawing/2015/9/8/chartex" xmlns:cx2="http://schemas.microsoft.com/office/drawing/2015/10/21/chartex" xmlns:cx3="http://schemas.microsoft.com/office/drawing/2016/5/9/chartex" xmlns:cx4="http://schemas.microsoft.com/office/drawing/2016/5/10/chartex" xmlns:cx5="http://schemas.microsoft.com/office/drawing/2016/5/11/chartex" xmlns:cx6="http://schemas.microsoft.com/office/drawing/2016/5/12/chartex" xmlns:cx7="http://schemas.microsoft.com/office/drawing/2016/5/13/chartex" xmlns:cx8="http://schemas.microsoft.com/office/drawing/2016/5/14/chartex" xmlns:mc="http://schemas.openxmlformats.org/markup-compatibility/2006" xmlns:aink="http://schemas.microsoft.com/office/drawing/2016/ink" xmlns:am3d="http://schemas.microsoft.com/office/drawing/2017/model3d" xmlns:o="urn:schemas-microsoft-com:office:office" xmlns:oel="http://schemas.microsoft.com/office/2019/extlst" xmlns:r="http://schemas.openxmlformats.org/officeDocument/2006/relationships" xmlns:m="http://schemas.openxmlformats.org/officeDocument/2006/math" xmlns:v="urn:schemas-microsoft-com:vml" xmlns:wp14="http://schemas.microsoft.com/office/word/2010/wordprocessingDrawing" xmlns:wp="http://schemas.openxmlformats.org/drawingml/2006/wordprocessingDrawing" xmlns:w10="urn:schemas-microsoft-com:office:word" xmlns:w="http://schemas.openxmlformats.org/wordprocessingml/2006/main" xmlns:w14="http://schemas.microsoft.com/office/word/2010/wordml" xmlns:w15="http://schemas.microsoft.com/office/word/2012/wordml" xmlns:w16cei="http://schemas.microsoft.com/office/word/2026/wordml/cei" xmlns:w16cex="http://schemas.microsoft.com/office/word/2018/wordml/cex" xmlns:w16cid="http://schemas.microsoft.com/office/word/2016/wordml/cid" xmlns:w16="http://schemas.microsoft.com/office/word/2018/wordml" xmlns:w16du="http://schemas.microsoft.com/office/word/2023/wordml/word16du" xmlns:w16sdtdh="http://schemas.microsoft.com/office/word/2020/wordml/sdtdatahash" xmlns:w16sdtfl="http://schemas.microsoft.com/office/word/2024/wordml/sdtformatlock" xmlns:w16se="http://schemas.microsoft.com/office/word/2015/wordml/symex" xmlns:wpg="http://schemas.microsoft.com/office/word/2010/wordprocessingGroup" xmlns:wpi="http://schemas.microsoft.com/office/word/2010/wordprocessingInk" xmlns:wne="http://schemas.microsoft.com/office/word/2006/wordml" xmlns:wps="http://schemas.microsoft.com/office/word/2010/wordprocessingShape" mc:Ignorable="w14 w15 w16se w16cid w16 w16cex w16sdtdh w16sdtfl w16du wp14">
   <w:footnote w:type="separator" w:id="-1">
     <w:p>
       <w:pPr>
@@ -6944,7 +8102,7 @@
 </file>
 
 <file path=word/header1.xml><?xml version="1.0" encoding="utf-8"?>
-<w:hdr xmlns:wpc="http://schemas.microsoft.com/office/word/2010/wordprocessingCanvas" xmlns:cx="http://schemas.microsoft.com/office/drawing/2014/chartex" xmlns:cx1="http://schemas.microsoft.com/office/drawing/2015/9/8/chartex" xmlns:cx2="http://schemas.microsoft.com/office/drawing/2015/10/21/chartex" xmlns:cx3="http://schemas.microsoft.com/office/drawing/2016/5/9/chartex" xmlns:cx4="http://schemas.microsoft.com/office/drawing/2016/5/10/chartex" xmlns:cx5="http://schemas.microsoft.com/office/drawing/2016/5/11/chartex" xmlns:cx6="http://schemas.microsoft.com/office/drawing/2016/5/12/chartex" xmlns:cx7="http://schemas.microsoft.com/office/drawing/2016/5/13/chartex" xmlns:cx8="http://schemas.microsoft.com/office/drawing/2016/5/14/chartex" xmlns:mc="http://schemas.openxmlformats.org/markup-compatibility/2006" xmlns:aink="http://schemas.microsoft.com/office/drawing/2016/ink" xmlns:am3d="http://schemas.microsoft.com/office/drawing/2017/model3d" xmlns:o="urn:schemas-microsoft-com:office:office" xmlns:oel="http://schemas.microsoft.com/office/2019/extlst" xmlns:r="http://schemas.openxmlformats.org/officeDocument/2006/relationships" xmlns:m="http://schemas.openxmlformats.org/officeDocument/2006/math" xmlns:v="urn:schemas-microsoft-com:vml" xmlns:wp14="http://schemas.microsoft.com/office/word/2010/wordprocessingDrawing" xmlns:wp="http://schemas.openxmlformats.org/drawingml/2006/wordprocessingDrawing" xmlns:w10="urn:schemas-microsoft-com:office:word" xmlns:w="http://schemas.openxmlformats.org/wordprocessingml/2006/main" xmlns:w14="http://schemas.microsoft.com/office/word/2010/wordml" xmlns:w15="http://schemas.microsoft.com/office/word/2012/wordml" xmlns:w16cex="http://schemas.microsoft.com/office/word/2018/wordml/cex" xmlns:w16cid="http://schemas.microsoft.com/office/word/2016/wordml/cid" xmlns:w16="http://schemas.microsoft.com/office/word/2018/wordml" xmlns:w16du="http://schemas.microsoft.com/office/word/2023/wordml/word16du" xmlns:w16sdtdh="http://schemas.microsoft.com/office/word/2020/wordml/sdtdatahash" xmlns:w16sdtfl="http://schemas.microsoft.com/office/word/2024/wordml/sdtformatlock" xmlns:w16se="http://schemas.microsoft.com/office/word/2015/wordml/symex" xmlns:wpg="http://schemas.microsoft.com/office/word/2010/wordprocessingGroup" xmlns:wpi="http://schemas.microsoft.com/office/word/2010/wordprocessingInk" xmlns:wne="http://schemas.microsoft.com/office/word/2006/wordml" xmlns:wps="http://schemas.microsoft.com/office/word/2010/wordprocessingShape" mc:Ignorable="w14 w15 w16se w16cid w16 w16cex w16sdtdh w16sdtfl w16du wp14">
+<w:hdr xmlns:wpc="http://schemas.microsoft.com/office/word/2010/wordprocessingCanvas" xmlns:cx="http://schemas.microsoft.com/office/drawing/2014/chartex" xmlns:cx1="http://schemas.microsoft.com/office/drawing/2015/9/8/chartex" xmlns:cx2="http://schemas.microsoft.com/office/drawing/2015/10/21/chartex" xmlns:cx3="http://schemas.microsoft.com/office/drawing/2016/5/9/chartex" xmlns:cx4="http://schemas.microsoft.com/office/drawing/2016/5/10/chartex" xmlns:cx5="http://schemas.microsoft.com/office/drawing/2016/5/11/chartex" xmlns:cx6="http://schemas.microsoft.com/office/drawing/2016/5/12/chartex" xmlns:cx7="http://schemas.microsoft.com/office/drawing/2016/5/13/chartex" xmlns:cx8="http://schemas.microsoft.com/office/drawing/2016/5/14/chartex" xmlns:mc="http://schemas.openxmlformats.org/markup-compatibility/2006" xmlns:aink="http://schemas.microsoft.com/office/drawing/2016/ink" xmlns:am3d="http://schemas.microsoft.com/office/drawing/2017/model3d" xmlns:o="urn:schemas-microsoft-com:office:office" xmlns:oel="http://schemas.microsoft.com/office/2019/extlst" xmlns:r="http://schemas.openxmlformats.org/officeDocument/2006/relationships" xmlns:m="http://schemas.openxmlformats.org/officeDocument/2006/math" xmlns:v="urn:schemas-microsoft-com:vml" xmlns:wp14="http://schemas.microsoft.com/office/word/2010/wordprocessingDrawing" xmlns:wp="http://schemas.openxmlformats.org/drawingml/2006/wordprocessingDrawing" xmlns:w10="urn:schemas-microsoft-com:office:word" xmlns:w="http://schemas.openxmlformats.org/wordprocessingml/2006/main" xmlns:w14="http://schemas.microsoft.com/office/word/2010/wordml" xmlns:w15="http://schemas.microsoft.com/office/word/2012/wordml" xmlns:w16cei="http://schemas.microsoft.com/office/word/2026/wordml/cei" xmlns:w16cex="http://schemas.microsoft.com/office/word/2018/wordml/cex" xmlns:w16cid="http://schemas.microsoft.com/office/word/2016/wordml/cid" xmlns:w16="http://schemas.microsoft.com/office/word/2018/wordml" xmlns:w16du="http://schemas.microsoft.com/office/word/2023/wordml/word16du" xmlns:w16sdtdh="http://schemas.microsoft.com/office/word/2020/wordml/sdtdatahash" xmlns:w16sdtfl="http://schemas.microsoft.com/office/word/2024/wordml/sdtformatlock" xmlns:w16se="http://schemas.microsoft.com/office/word/2015/wordml/symex" xmlns:wpg="http://schemas.microsoft.com/office/word/2010/wordprocessingGroup" xmlns:wpi="http://schemas.microsoft.com/office/word/2010/wordprocessingInk" xmlns:wne="http://schemas.microsoft.com/office/word/2006/wordml" xmlns:wps="http://schemas.microsoft.com/office/word/2010/wordprocessingShape" mc:Ignorable="w14 w15 w16se w16cid w16 w16cex w16sdtdh w16sdtfl w16du wp14">
   <w:sdt>
     <w:sdtPr>
       <w:id w:val="1057974233"/>
@@ -6953,28 +8111,49 @@
         <w:docPartUnique/>
       </w:docPartObj>
     </w:sdtPr>
+    <w:sdtEndPr>
+      <w:rPr>
+        <w:rFonts w:ascii="Arial" w:hAnsi="Arial" w:cs="Arial"/>
+      </w:rPr>
+    </w:sdtEndPr>
     <w:sdtContent>
       <w:p>
         <w:pPr>
           <w:pStyle w:val="Encabezado"/>
           <w:jc w:val="right"/>
+          <w:rPr>
+            <w:rFonts w:ascii="Arial" w:hAnsi="Arial" w:cs="Arial"/>
+          </w:rPr>
         </w:pPr>
         <w:r>
+          <w:rPr>
+            <w:rFonts w:ascii="Arial" w:hAnsi="Arial" w:cs="Arial"/>
+          </w:rPr>
           <w:fldChar w:fldCharType="begin"/>
         </w:r>
         <w:r>
+          <w:rPr>
+            <w:rFonts w:ascii="Arial" w:hAnsi="Arial" w:cs="Arial"/>
+          </w:rPr>
           <w:instrText>PAGE   \* MERGEFORMAT</w:instrText>
         </w:r>
         <w:r>
+          <w:rPr>
+            <w:rFonts w:ascii="Arial" w:hAnsi="Arial" w:cs="Arial"/>
+          </w:rPr>
           <w:fldChar w:fldCharType="separate"/>
         </w:r>
         <w:r>
           <w:rPr>
+            <w:rFonts w:ascii="Arial" w:hAnsi="Arial" w:cs="Arial"/>
             <w:lang w:val="es-MX"/>
           </w:rPr>
           <w:t>2</w:t>
         </w:r>
         <w:r>
+          <w:rPr>
+            <w:rFonts w:ascii="Arial" w:hAnsi="Arial" w:cs="Arial"/>
+          </w:rPr>
           <w:fldChar w:fldCharType="end"/>
         </w:r>
       </w:p>
@@ -6989,7 +8168,7 @@
 </file>
 
 <file path=word/header2.xml><?xml version="1.0" encoding="utf-8"?>
-<w:hdr xmlns:wpc="http://schemas.microsoft.com/office/word/2010/wordprocessingCanvas" xmlns:cx="http://schemas.microsoft.com/office/drawing/2014/chartex" xmlns:cx1="http://schemas.microsoft.com/office/drawing/2015/9/8/chartex" xmlns:cx2="http://schemas.microsoft.com/office/drawing/2015/10/21/chartex" xmlns:cx3="http://schemas.microsoft.com/office/drawing/2016/5/9/chartex" xmlns:cx4="http://schemas.microsoft.com/office/drawing/2016/5/10/chartex" xmlns:cx5="http://schemas.microsoft.com/office/drawing/2016/5/11/chartex" xmlns:cx6="http://schemas.microsoft.com/office/drawing/2016/5/12/chartex" xmlns:cx7="http://schemas.microsoft.com/office/drawing/2016/5/13/chartex" xmlns:cx8="http://schemas.microsoft.com/office/drawing/2016/5/14/chartex" xmlns:mc="http://schemas.openxmlformats.org/markup-compatibility/2006" xmlns:aink="http://schemas.microsoft.com/office/drawing/2016/ink" xmlns:am3d="http://schemas.microsoft.com/office/drawing/2017/model3d" xmlns:o="urn:schemas-microsoft-com:office:office" xmlns:oel="http://schemas.microsoft.com/office/2019/extlst" xmlns:r="http://schemas.openxmlformats.org/officeDocument/2006/relationships" xmlns:m="http://schemas.openxmlformats.org/officeDocument/2006/math" xmlns:v="urn:schemas-microsoft-com:vml" xmlns:wp14="http://schemas.microsoft.com/office/word/2010/wordprocessingDrawing" xmlns:wp="http://schemas.openxmlformats.org/drawingml/2006/wordprocessingDrawing" xmlns:w10="urn:schemas-microsoft-com:office:word" xmlns:w="http://schemas.openxmlformats.org/wordprocessingml/2006/main" xmlns:w14="http://schemas.microsoft.com/office/word/2010/wordml" xmlns:w15="http://schemas.microsoft.com/office/word/2012/wordml" xmlns:w16cex="http://schemas.microsoft.com/office/word/2018/wordml/cex" xmlns:w16cid="http://schemas.microsoft.com/office/word/2016/wordml/cid" xmlns:w16="http://schemas.microsoft.com/office/word/2018/wordml" xmlns:w16du="http://schemas.microsoft.com/office/word/2023/wordml/word16du" xmlns:w16sdtdh="http://schemas.microsoft.com/office/word/2020/wordml/sdtdatahash" xmlns:w16sdtfl="http://schemas.microsoft.com/office/word/2024/wordml/sdtformatlock" xmlns:w16se="http://schemas.microsoft.com/office/word/2015/wordml/symex" xmlns:wpg="http://schemas.microsoft.com/office/word/2010/wordprocessingGroup" xmlns:wpi="http://schemas.microsoft.com/office/word/2010/wordprocessingInk" xmlns:wne="http://schemas.microsoft.com/office/word/2006/wordml" xmlns:wps="http://schemas.microsoft.com/office/word/2010/wordprocessingShape" mc:Ignorable="w14 w15 w16se w16cid w16 w16cex w16sdtdh w16sdtfl w16du wp14">
+<w:hdr xmlns:wpc="http://schemas.microsoft.com/office/word/2010/wordprocessingCanvas" xmlns:cx="http://schemas.microsoft.com/office/drawing/2014/chartex" xmlns:cx1="http://schemas.microsoft.com/office/drawing/2015/9/8/chartex" xmlns:cx2="http://schemas.microsoft.com/office/drawing/2015/10/21/chartex" xmlns:cx3="http://schemas.microsoft.com/office/drawing/2016/5/9/chartex" xmlns:cx4="http://schemas.microsoft.com/office/drawing/2016/5/10/chartex" xmlns:cx5="http://schemas.microsoft.com/office/drawing/2016/5/11/chartex" xmlns:cx6="http://schemas.microsoft.com/office/drawing/2016/5/12/chartex" xmlns:cx7="http://schemas.microsoft.com/office/drawing/2016/5/13/chartex" xmlns:cx8="http://schemas.microsoft.com/office/drawing/2016/5/14/chartex" xmlns:mc="http://schemas.openxmlformats.org/markup-compatibility/2006" xmlns:aink="http://schemas.microsoft.com/office/drawing/2016/ink" xmlns:am3d="http://schemas.microsoft.com/office/drawing/2017/model3d" xmlns:o="urn:schemas-microsoft-com:office:office" xmlns:oel="http://schemas.microsoft.com/office/2019/extlst" xmlns:r="http://schemas.openxmlformats.org/officeDocument/2006/relationships" xmlns:m="http://schemas.openxmlformats.org/officeDocument/2006/math" xmlns:v="urn:schemas-microsoft-com:vml" xmlns:wp14="http://schemas.microsoft.com/office/word/2010/wordprocessingDrawing" xmlns:wp="http://schemas.openxmlformats.org/drawingml/2006/wordprocessingDrawing" xmlns:w10="urn:schemas-microsoft-com:office:word" xmlns:w="http://schemas.openxmlformats.org/wordprocessingml/2006/main" xmlns:w14="http://schemas.microsoft.com/office/word/2010/wordml" xmlns:w15="http://schemas.microsoft.com/office/word/2012/wordml" xmlns:w16cei="http://schemas.microsoft.com/office/word/2026/wordml/cei" xmlns:w16cex="http://schemas.microsoft.com/office/word/2018/wordml/cex" xmlns:w16cid="http://schemas.microsoft.com/office/word/2016/wordml/cid" xmlns:w16="http://schemas.microsoft.com/office/word/2018/wordml" xmlns:w16du="http://schemas.microsoft.com/office/word/2023/wordml/word16du" xmlns:w16sdtdh="http://schemas.microsoft.com/office/word/2020/wordml/sdtdatahash" xmlns:w16sdtfl="http://schemas.microsoft.com/office/word/2024/wordml/sdtformatlock" xmlns:w16se="http://schemas.microsoft.com/office/word/2015/wordml/symex" xmlns:wpg="http://schemas.microsoft.com/office/word/2010/wordprocessingGroup" xmlns:wpi="http://schemas.microsoft.com/office/word/2010/wordprocessingInk" xmlns:wne="http://schemas.microsoft.com/office/word/2006/wordml" xmlns:wps="http://schemas.microsoft.com/office/word/2010/wordprocessingShape" mc:Ignorable="w14 w15 w16se w16cid w16 w16cex w16sdtdh w16sdtfl w16du wp14">
   <w:p>
     <w:pPr>
       <w:pStyle w:val="Encabezado"/>
@@ -6999,8 +8178,155 @@
 </w:hdr>
 </file>
 
+<file path=word/header3.xml><?xml version="1.0" encoding="utf-8"?>
+<w:hdr xmlns:wpc="http://schemas.microsoft.com/office/word/2010/wordprocessingCanvas" xmlns:cx="http://schemas.microsoft.com/office/drawing/2014/chartex" xmlns:cx1="http://schemas.microsoft.com/office/drawing/2015/9/8/chartex" xmlns:cx2="http://schemas.microsoft.com/office/drawing/2015/10/21/chartex" xmlns:cx3="http://schemas.microsoft.com/office/drawing/2016/5/9/chartex" xmlns:cx4="http://schemas.microsoft.com/office/drawing/2016/5/10/chartex" xmlns:cx5="http://schemas.microsoft.com/office/drawing/2016/5/11/chartex" xmlns:cx6="http://schemas.microsoft.com/office/drawing/2016/5/12/chartex" xmlns:cx7="http://schemas.microsoft.com/office/drawing/2016/5/13/chartex" xmlns:cx8="http://schemas.microsoft.com/office/drawing/2016/5/14/chartex" xmlns:mc="http://schemas.openxmlformats.org/markup-compatibility/2006" xmlns:aink="http://schemas.microsoft.com/office/drawing/2016/ink" xmlns:am3d="http://schemas.microsoft.com/office/drawing/2017/model3d" xmlns:o="urn:schemas-microsoft-com:office:office" xmlns:oel="http://schemas.microsoft.com/office/2019/extlst" xmlns:r="http://schemas.openxmlformats.org/officeDocument/2006/relationships" xmlns:m="http://schemas.openxmlformats.org/officeDocument/2006/math" xmlns:v="urn:schemas-microsoft-com:vml" xmlns:wp14="http://schemas.microsoft.com/office/word/2010/wordprocessingDrawing" xmlns:wp="http://schemas.openxmlformats.org/drawingml/2006/wordprocessingDrawing" xmlns:w10="urn:schemas-microsoft-com:office:word" xmlns:w="http://schemas.openxmlformats.org/wordprocessingml/2006/main" xmlns:w14="http://schemas.microsoft.com/office/word/2010/wordml" xmlns:w15="http://schemas.microsoft.com/office/word/2012/wordml" xmlns:w16cei="http://schemas.microsoft.com/office/word/2026/wordml/cei" xmlns:w16cex="http://schemas.microsoft.com/office/word/2018/wordml/cex" xmlns:w16cid="http://schemas.microsoft.com/office/word/2016/wordml/cid" xmlns:w16="http://schemas.microsoft.com/office/word/2018/wordml" xmlns:w16du="http://schemas.microsoft.com/office/word/2023/wordml/word16du" xmlns:w16sdtdh="http://schemas.microsoft.com/office/word/2020/wordml/sdtdatahash" xmlns:w16sdtfl="http://schemas.microsoft.com/office/word/2024/wordml/sdtformatlock" xmlns:w16se="http://schemas.microsoft.com/office/word/2015/wordml/symex" xmlns:wpg="http://schemas.microsoft.com/office/word/2010/wordprocessingGroup" xmlns:wpi="http://schemas.microsoft.com/office/word/2010/wordprocessingInk" xmlns:wne="http://schemas.microsoft.com/office/word/2006/wordml" xmlns:wps="http://schemas.microsoft.com/office/word/2010/wordprocessingShape" mc:Ignorable="w14 w15 w16se w16cid w16 w16cex w16sdtdh w16sdtfl w16du wp14">
+  <w:p>
+    <w:pPr>
+      <w:pStyle w:val="Encabezado"/>
+      <w:jc w:val="right"/>
+    </w:pPr>
+  </w:p>
+  <w:p/>
+</w:hdr>
+</file>
+
+<file path=word/header4.xml><?xml version="1.0" encoding="utf-8"?>
+<w:hdr xmlns:wpc="http://schemas.microsoft.com/office/word/2010/wordprocessingCanvas" xmlns:cx="http://schemas.microsoft.com/office/drawing/2014/chartex" xmlns:cx1="http://schemas.microsoft.com/office/drawing/2015/9/8/chartex" xmlns:cx2="http://schemas.microsoft.com/office/drawing/2015/10/21/chartex" xmlns:cx3="http://schemas.microsoft.com/office/drawing/2016/5/9/chartex" xmlns:cx4="http://schemas.microsoft.com/office/drawing/2016/5/10/chartex" xmlns:cx5="http://schemas.microsoft.com/office/drawing/2016/5/11/chartex" xmlns:cx6="http://schemas.microsoft.com/office/drawing/2016/5/12/chartex" xmlns:cx7="http://schemas.microsoft.com/office/drawing/2016/5/13/chartex" xmlns:cx8="http://schemas.microsoft.com/office/drawing/2016/5/14/chartex" xmlns:mc="http://schemas.openxmlformats.org/markup-compatibility/2006" xmlns:aink="http://schemas.microsoft.com/office/drawing/2016/ink" xmlns:am3d="http://schemas.microsoft.com/office/drawing/2017/model3d" xmlns:o="urn:schemas-microsoft-com:office:office" xmlns:oel="http://schemas.microsoft.com/office/2019/extlst" xmlns:r="http://schemas.openxmlformats.org/officeDocument/2006/relationships" xmlns:m="http://schemas.openxmlformats.org/officeDocument/2006/math" xmlns:v="urn:schemas-microsoft-com:vml" xmlns:wp14="http://schemas.microsoft.com/office/word/2010/wordprocessingDrawing" xmlns:wp="http://schemas.openxmlformats.org/drawingml/2006/wordprocessingDrawing" xmlns:w10="urn:schemas-microsoft-com:office:word" xmlns:w="http://schemas.openxmlformats.org/wordprocessingml/2006/main" xmlns:w14="http://schemas.microsoft.com/office/word/2010/wordml" xmlns:w15="http://schemas.microsoft.com/office/word/2012/wordml" xmlns:w16cei="http://schemas.microsoft.com/office/word/2026/wordml/cei" xmlns:w16cex="http://schemas.microsoft.com/office/word/2018/wordml/cex" xmlns:w16cid="http://schemas.microsoft.com/office/word/2016/wordml/cid" xmlns:w16="http://schemas.microsoft.com/office/word/2018/wordml" xmlns:w16du="http://schemas.microsoft.com/office/word/2023/wordml/word16du" xmlns:w16sdtdh="http://schemas.microsoft.com/office/word/2020/wordml/sdtdatahash" xmlns:w16sdtfl="http://schemas.microsoft.com/office/word/2024/wordml/sdtformatlock" xmlns:w16se="http://schemas.microsoft.com/office/word/2015/wordml/symex" xmlns:wpg="http://schemas.microsoft.com/office/word/2010/wordprocessingGroup" xmlns:wpi="http://schemas.microsoft.com/office/word/2010/wordprocessingInk" xmlns:wne="http://schemas.microsoft.com/office/word/2006/wordml" xmlns:wps="http://schemas.microsoft.com/office/word/2010/wordprocessingShape" mc:Ignorable="w14 w15 w16se w16cid w16 w16cex w16sdtdh w16sdtfl w16du wp14">
+  <w:sdt>
+    <w:sdtPr>
+      <w:id w:val="-565419701"/>
+      <w:docPartObj>
+        <w:docPartGallery w:val="Page Numbers (Top of Page)"/>
+        <w:docPartUnique/>
+      </w:docPartObj>
+    </w:sdtPr>
+    <w:sdtEndPr>
+      <w:rPr>
+        <w:rFonts w:ascii="Arial" w:hAnsi="Arial" w:cs="Arial"/>
+      </w:rPr>
+    </w:sdtEndPr>
+    <w:sdtContent>
+      <w:p>
+        <w:pPr>
+          <w:pStyle w:val="Encabezado"/>
+          <w:jc w:val="right"/>
+          <w:rPr>
+            <w:rFonts w:ascii="Arial" w:hAnsi="Arial" w:cs="Arial"/>
+          </w:rPr>
+        </w:pPr>
+        <w:r>
+          <w:rPr>
+            <w:rFonts w:ascii="Arial" w:hAnsi="Arial" w:cs="Arial"/>
+          </w:rPr>
+          <w:fldChar w:fldCharType="begin"/>
+        </w:r>
+        <w:r>
+          <w:rPr>
+            <w:rFonts w:ascii="Arial" w:hAnsi="Arial" w:cs="Arial"/>
+          </w:rPr>
+          <w:instrText>PAGE   \* MERGEFORMAT</w:instrText>
+        </w:r>
+        <w:r>
+          <w:rPr>
+            <w:rFonts w:ascii="Arial" w:hAnsi="Arial" w:cs="Arial"/>
+          </w:rPr>
+          <w:fldChar w:fldCharType="separate"/>
+        </w:r>
+        <w:r>
+          <w:rPr>
+            <w:rFonts w:ascii="Arial" w:hAnsi="Arial" w:cs="Arial"/>
+            <w:lang w:val="es-MX"/>
+          </w:rPr>
+          <w:t>2</w:t>
+        </w:r>
+        <w:r>
+          <w:rPr>
+            <w:rFonts w:ascii="Arial" w:hAnsi="Arial" w:cs="Arial"/>
+          </w:rPr>
+          <w:fldChar w:fldCharType="end"/>
+        </w:r>
+      </w:p>
+    </w:sdtContent>
+  </w:sdt>
+  <w:p/>
+</w:hdr>
+</file>
+
+<file path=word/header5.xml><?xml version="1.0" encoding="utf-8"?>
+<w:hdr xmlns:wpc="http://schemas.microsoft.com/office/word/2010/wordprocessingCanvas" xmlns:cx="http://schemas.microsoft.com/office/drawing/2014/chartex" xmlns:cx1="http://schemas.microsoft.com/office/drawing/2015/9/8/chartex" xmlns:cx2="http://schemas.microsoft.com/office/drawing/2015/10/21/chartex" xmlns:cx3="http://schemas.microsoft.com/office/drawing/2016/5/9/chartex" xmlns:cx4="http://schemas.microsoft.com/office/drawing/2016/5/10/chartex" xmlns:cx5="http://schemas.microsoft.com/office/drawing/2016/5/11/chartex" xmlns:cx6="http://schemas.microsoft.com/office/drawing/2016/5/12/chartex" xmlns:cx7="http://schemas.microsoft.com/office/drawing/2016/5/13/chartex" xmlns:cx8="http://schemas.microsoft.com/office/drawing/2016/5/14/chartex" xmlns:mc="http://schemas.openxmlformats.org/markup-compatibility/2006" xmlns:aink="http://schemas.microsoft.com/office/drawing/2016/ink" xmlns:am3d="http://schemas.microsoft.com/office/drawing/2017/model3d" xmlns:o="urn:schemas-microsoft-com:office:office" xmlns:oel="http://schemas.microsoft.com/office/2019/extlst" xmlns:r="http://schemas.openxmlformats.org/officeDocument/2006/relationships" xmlns:m="http://schemas.openxmlformats.org/officeDocument/2006/math" xmlns:v="urn:schemas-microsoft-com:vml" xmlns:wp14="http://schemas.microsoft.com/office/word/2010/wordprocessingDrawing" xmlns:wp="http://schemas.openxmlformats.org/drawingml/2006/wordprocessingDrawing" xmlns:w10="urn:schemas-microsoft-com:office:word" xmlns:w="http://schemas.openxmlformats.org/wordprocessingml/2006/main" xmlns:w14="http://schemas.microsoft.com/office/word/2010/wordml" xmlns:w15="http://schemas.microsoft.com/office/word/2012/wordml" xmlns:w16cei="http://schemas.microsoft.com/office/word/2026/wordml/cei" xmlns:w16cex="http://schemas.microsoft.com/office/word/2018/wordml/cex" xmlns:w16cid="http://schemas.microsoft.com/office/word/2016/wordml/cid" xmlns:w16="http://schemas.microsoft.com/office/word/2018/wordml" xmlns:w16du="http://schemas.microsoft.com/office/word/2023/wordml/word16du" xmlns:w16sdtdh="http://schemas.microsoft.com/office/word/2020/wordml/sdtdatahash" xmlns:w16sdtfl="http://schemas.microsoft.com/office/word/2024/wordml/sdtformatlock" xmlns:w16se="http://schemas.microsoft.com/office/word/2015/wordml/symex" xmlns:wpg="http://schemas.microsoft.com/office/word/2010/wordprocessingGroup" xmlns:wpi="http://schemas.microsoft.com/office/word/2010/wordprocessingInk" xmlns:wne="http://schemas.microsoft.com/office/word/2006/wordml" xmlns:wps="http://schemas.microsoft.com/office/word/2010/wordprocessingShape" mc:Ignorable="w14 w15 w16se w16cid w16 w16cex w16sdtdh w16sdtfl w16du wp14">
+  <w:p>
+    <w:pPr>
+      <w:pStyle w:val="Encabezado"/>
+    </w:pPr>
+  </w:p>
+  <w:p/>
+</w:hdr>
+</file>
+
+<file path=word/header6.xml><?xml version="1.0" encoding="utf-8"?>
+<w:hdr xmlns:wpc="http://schemas.microsoft.com/office/word/2010/wordprocessingCanvas" xmlns:cx="http://schemas.microsoft.com/office/drawing/2014/chartex" xmlns:cx1="http://schemas.microsoft.com/office/drawing/2015/9/8/chartex" xmlns:cx2="http://schemas.microsoft.com/office/drawing/2015/10/21/chartex" xmlns:cx3="http://schemas.microsoft.com/office/drawing/2016/5/9/chartex" xmlns:cx4="http://schemas.microsoft.com/office/drawing/2016/5/10/chartex" xmlns:cx5="http://schemas.microsoft.com/office/drawing/2016/5/11/chartex" xmlns:cx6="http://schemas.microsoft.com/office/drawing/2016/5/12/chartex" xmlns:cx7="http://schemas.microsoft.com/office/drawing/2016/5/13/chartex" xmlns:cx8="http://schemas.microsoft.com/office/drawing/2016/5/14/chartex" xmlns:mc="http://schemas.openxmlformats.org/markup-compatibility/2006" xmlns:aink="http://schemas.microsoft.com/office/drawing/2016/ink" xmlns:am3d="http://schemas.microsoft.com/office/drawing/2017/model3d" xmlns:o="urn:schemas-microsoft-com:office:office" xmlns:oel="http://schemas.microsoft.com/office/2019/extlst" xmlns:r="http://schemas.openxmlformats.org/officeDocument/2006/relationships" xmlns:m="http://schemas.openxmlformats.org/officeDocument/2006/math" xmlns:v="urn:schemas-microsoft-com:vml" xmlns:wp14="http://schemas.microsoft.com/office/word/2010/wordprocessingDrawing" xmlns:wp="http://schemas.openxmlformats.org/drawingml/2006/wordprocessingDrawing" xmlns:w10="urn:schemas-microsoft-com:office:word" xmlns:w="http://schemas.openxmlformats.org/wordprocessingml/2006/main" xmlns:w14="http://schemas.microsoft.com/office/word/2010/wordml" xmlns:w15="http://schemas.microsoft.com/office/word/2012/wordml" xmlns:w16cei="http://schemas.microsoft.com/office/word/2026/wordml/cei" xmlns:w16cex="http://schemas.microsoft.com/office/word/2018/wordml/cex" xmlns:w16cid="http://schemas.microsoft.com/office/word/2016/wordml/cid" xmlns:w16="http://schemas.microsoft.com/office/word/2018/wordml" xmlns:w16du="http://schemas.microsoft.com/office/word/2023/wordml/word16du" xmlns:w16sdtdh="http://schemas.microsoft.com/office/word/2020/wordml/sdtdatahash" xmlns:w16sdtfl="http://schemas.microsoft.com/office/word/2024/wordml/sdtformatlock" xmlns:w16se="http://schemas.microsoft.com/office/word/2015/wordml/symex" xmlns:wpg="http://schemas.microsoft.com/office/word/2010/wordprocessingGroup" xmlns:wpi="http://schemas.microsoft.com/office/word/2010/wordprocessingInk" xmlns:wne="http://schemas.microsoft.com/office/word/2006/wordml" xmlns:wps="http://schemas.microsoft.com/office/word/2010/wordprocessingShape" mc:Ignorable="w14 w15 w16se w16cid w16 w16cex w16sdtdh w16sdtfl w16du wp14">
+  <w:sdt>
+    <w:sdtPr>
+      <w:id w:val="61685649"/>
+      <w:docPartObj>
+        <w:docPartGallery w:val="Page Numbers (Top of Page)"/>
+        <w:docPartUnique/>
+      </w:docPartObj>
+    </w:sdtPr>
+    <w:sdtEndPr>
+      <w:rPr>
+        <w:rFonts w:ascii="Arial" w:hAnsi="Arial" w:cs="Arial"/>
+      </w:rPr>
+    </w:sdtEndPr>
+    <w:sdtContent>
+      <w:p>
+        <w:pPr>
+          <w:pStyle w:val="Encabezado"/>
+          <w:jc w:val="right"/>
+          <w:rPr>
+            <w:rFonts w:ascii="Arial" w:hAnsi="Arial" w:cs="Arial"/>
+          </w:rPr>
+        </w:pPr>
+        <w:r>
+          <w:rPr>
+            <w:rFonts w:ascii="Arial" w:hAnsi="Arial" w:cs="Arial"/>
+          </w:rPr>
+          <w:fldChar w:fldCharType="begin"/>
+        </w:r>
+        <w:r>
+          <w:rPr>
+            <w:rFonts w:ascii="Arial" w:hAnsi="Arial" w:cs="Arial"/>
+          </w:rPr>
+          <w:instrText>PAGE   \* MERGEFORMAT</w:instrText>
+        </w:r>
+        <w:r>
+          <w:rPr>
+            <w:rFonts w:ascii="Arial" w:hAnsi="Arial" w:cs="Arial"/>
+          </w:rPr>
+          <w:fldChar w:fldCharType="separate"/>
+        </w:r>
+        <w:r>
+          <w:rPr>
+            <w:rFonts w:ascii="Arial" w:hAnsi="Arial" w:cs="Arial"/>
+            <w:lang w:val="es-MX"/>
+          </w:rPr>
+          <w:t>2</w:t>
+        </w:r>
+        <w:r>
+          <w:rPr>
+            <w:rFonts w:ascii="Arial" w:hAnsi="Arial" w:cs="Arial"/>
+          </w:rPr>
+          <w:fldChar w:fldCharType="end"/>
+        </w:r>
+      </w:p>
+    </w:sdtContent>
+  </w:sdt>
+  <w:p/>
+</w:hdr>
+</file>
+
 <file path=word/numbering.xml><?xml version="1.0" encoding="utf-8"?>
-<w:numbering xmlns:wpc="http://schemas.microsoft.com/office/word/2010/wordprocessingCanvas" xmlns:cx="http://schemas.microsoft.com/office/drawing/2014/chartex" xmlns:cx1="http://schemas.microsoft.com/office/drawing/2015/9/8/chartex" xmlns:cx2="http://schemas.microsoft.com/office/drawing/2015/10/21/chartex" xmlns:cx3="http://schemas.microsoft.com/office/drawing/2016/5/9/chartex" xmlns:cx4="http://schemas.microsoft.com/office/drawing/2016/5/10/chartex" xmlns:cx5="http://schemas.microsoft.com/office/drawing/2016/5/11/chartex" xmlns:cx6="http://schemas.microsoft.com/office/drawing/2016/5/12/chartex" xmlns:cx7="http://schemas.microsoft.com/office/drawing/2016/5/13/chartex" xmlns:cx8="http://schemas.microsoft.com/office/drawing/2016/5/14/chartex" xmlns:mc="http://schemas.openxmlformats.org/markup-compatibility/2006" xmlns:aink="http://schemas.microsoft.com/office/drawing/2016/ink" xmlns:am3d="http://schemas.microsoft.com/office/drawing/2017/model3d" xmlns:o="urn:schemas-microsoft-com:office:office" xmlns:oel="http://schemas.microsoft.com/office/2019/extlst" xmlns:r="http://schemas.openxmlformats.org/officeDocument/2006/relationships" xmlns:m="http://schemas.openxmlformats.org/officeDocument/2006/math" xmlns:v="urn:schemas-microsoft-com:vml" xmlns:wp14="http://schemas.microsoft.com/office/word/2010/wordprocessingDrawing" xmlns:wp="http://schemas.openxmlformats.org/drawingml/2006/wordprocessingDrawing" xmlns:w10="urn:schemas-microsoft-com:office:word" xmlns:w="http://schemas.openxmlformats.org/wordprocessingml/2006/main" xmlns:w14="http://schemas.microsoft.com/office/word/2010/wordml" xmlns:w15="http://schemas.microsoft.com/office/word/2012/wordml" xmlns:w16cex="http://schemas.microsoft.com/office/word/2018/wordml/cex" xmlns:w16cid="http://schemas.microsoft.com/office/word/2016/wordml/cid" xmlns:w16="http://schemas.microsoft.com/office/word/2018/wordml" xmlns:w16du="http://schemas.microsoft.com/office/word/2023/wordml/word16du" xmlns:w16sdtdh="http://schemas.microsoft.com/office/word/2020/wordml/sdtdatahash" xmlns:w16sdtfl="http://schemas.microsoft.com/office/word/2024/wordml/sdtformatlock" xmlns:w16se="http://schemas.microsoft.com/office/word/2015/wordml/symex" xmlns:wpg="http://schemas.microsoft.com/office/word/2010/wordprocessingGroup" xmlns:wpi="http://schemas.microsoft.com/office/word/2010/wordprocessingInk" xmlns:wne="http://schemas.microsoft.com/office/word/2006/wordml" xmlns:wps="http://schemas.microsoft.com/office/word/2010/wordprocessingShape" mc:Ignorable="w14 w15 w16se w16cid w16 w16cex w16sdtdh w16sdtfl w16du wp14">
+<w:numbering xmlns:wpc="http://schemas.microsoft.com/office/word/2010/wordprocessingCanvas" xmlns:cx="http://schemas.microsoft.com/office/drawing/2014/chartex" xmlns:cx1="http://schemas.microsoft.com/office/drawing/2015/9/8/chartex" xmlns:cx2="http://schemas.microsoft.com/office/drawing/2015/10/21/chartex" xmlns:cx3="http://schemas.microsoft.com/office/drawing/2016/5/9/chartex" xmlns:cx4="http://schemas.microsoft.com/office/drawing/2016/5/10/chartex" xmlns:cx5="http://schemas.microsoft.com/office/drawing/2016/5/11/chartex" xmlns:cx6="http://schemas.microsoft.com/office/drawing/2016/5/12/chartex" xmlns:cx7="http://schemas.microsoft.com/office/drawing/2016/5/13/chartex" xmlns:cx8="http://schemas.microsoft.com/office/drawing/2016/5/14/chartex" xmlns:mc="http://schemas.openxmlformats.org/markup-compatibility/2006" xmlns:aink="http://schemas.microsoft.com/office/drawing/2016/ink" xmlns:am3d="http://schemas.microsoft.com/office/drawing/2017/model3d" xmlns:o="urn:schemas-microsoft-com:office:office" xmlns:oel="http://schemas.microsoft.com/office/2019/extlst" xmlns:r="http://schemas.openxmlformats.org/officeDocument/2006/relationships" xmlns:m="http://schemas.openxmlformats.org/officeDocument/2006/math" xmlns:v="urn:schemas-microsoft-com:vml" xmlns:wp14="http://schemas.microsoft.com/office/word/2010/wordprocessingDrawing" xmlns:wp="http://schemas.openxmlformats.org/drawingml/2006/wordprocessingDrawing" xmlns:w10="urn:schemas-microsoft-com:office:word" xmlns:w="http://schemas.openxmlformats.org/wordprocessingml/2006/main" xmlns:w14="http://schemas.microsoft.com/office/word/2010/wordml" xmlns:w15="http://schemas.microsoft.com/office/word/2012/wordml" xmlns:w16cei="http://schemas.microsoft.com/office/word/2026/wordml/cei" xmlns:w16cex="http://schemas.microsoft.com/office/word/2018/wordml/cex" xmlns:w16cid="http://schemas.microsoft.com/office/word/2016/wordml/cid" xmlns:w16="http://schemas.microsoft.com/office/word/2018/wordml" xmlns:w16du="http://schemas.microsoft.com/office/word/2023/wordml/word16du" xmlns:w16sdtdh="http://schemas.microsoft.com/office/word/2020/wordml/sdtdatahash" xmlns:w16sdtfl="http://schemas.microsoft.com/office/word/2024/wordml/sdtformatlock" xmlns:w16se="http://schemas.microsoft.com/office/word/2015/wordml/symex" xmlns:wpg="http://schemas.microsoft.com/office/word/2010/wordprocessingGroup" xmlns:wpi="http://schemas.microsoft.com/office/word/2010/wordprocessingInk" xmlns:wne="http://schemas.microsoft.com/office/word/2006/wordml" xmlns:wps="http://schemas.microsoft.com/office/word/2010/wordprocessingShape" mc:Ignorable="w14 w15 w16se w16cid w16 w16cex w16sdtdh w16sdtfl w16du wp14">
   <w:abstractNum w:abstractNumId="0" w15:restartNumberingAfterBreak="0">
     <w:nsid w:val="04642798"/>
     <w:multiLevelType w:val="hybridMultilevel"/>
